--- a/Translation-Handbook-Midnight.docx
+++ b/Translation-Handbook-Midnight.docx
@@ -25514,7 +25514,7 @@
                 <w:szCs w:val="18"/>
                 <w:rtl/>
               </w:rPr>
-              <w:t xml:space="preserve">القانون الحاكم</w:t>
+              <w:t xml:space="preserve">القانون الواجب التطبيق</w:t>
             </w:r>
           </w:p>
         </w:tc>

--- a/Translation-Handbook-Midnight.docx
+++ b/Translation-Handbook-Midnight.docx
@@ -30,7 +30,7 @@
                     </pic:cNvPicPr>
                   </pic:nvPicPr>
                   <pic:blipFill>
-                    <a:blip r:embed="rId15" cstate="none"/>
+                    <a:blip r:embed="rId17" cstate="none"/>
                     <a:srcRect/>
                     <a:stretch>
                       <a:fillRect/>
@@ -88,7 +88,7 @@
                     </pic:cNvPicPr>
                   </pic:nvPicPr>
                   <pic:blipFill>
-                    <a:blip r:embed="rId16" cstate="none"/>
+                    <a:blip r:embed="rId18" cstate="none"/>
                     <a:srcRect/>
                     <a:stretch>
                       <a:fillRect/>
@@ -38282,12 +38282,126 @@
     </w:p>
     <w:p>
       <w:pPr>
+        <w:pageBreakBefore/>
+        <w:spacing w:after="2600"/>
+      </w:pPr>
+    </w:p>
+    <w:p>
+      <w:pPr>
+        <w:spacing w:after="360"/>
+        <w:jc w:val="center"/>
+      </w:pPr>
+      <w:r>
+        <w:rPr>
+          <w:rFonts w:ascii="Georgia" w:cs="Georgia" w:eastAsia="Georgia" w:hAnsi="Georgia"/>
+          <w:b/>
+          <w:bCs/>
+          <w:color w:val="3D1591"/>
+          <w:sz w:val="36"/>
+          <w:szCs w:val="36"/>
+        </w:rPr>
+        <w:t xml:space="preserve">Visit the Translation Team’s website</w:t>
+      </w:r>
+    </w:p>
+    <w:p>
+      <w:pPr>
+        <w:spacing w:after="300"/>
+        <w:jc w:val="center"/>
+      </w:pPr>
+      <w:r>
+        <w:drawing>
+          <wp:inline distT="0" distB="0" distL="0" distR="0">
+            <wp:extent cx="2381250" cy="2381250"/>
+            <wp:effectExtent t="0" r="0" b="0" l="0"/>
+            <wp:docPr id="1" name="" descr="" title=""/>
+            <wp:cNvGraphicFramePr>
+              <a:graphicFrameLocks xmlns:a="http://schemas.openxmlformats.org/drawingml/2006/main" noChangeAspect="1"/>
+            </wp:cNvGraphicFramePr>
+            <a:graphic xmlns:a="http://schemas.openxmlformats.org/drawingml/2006/main">
+              <a:graphicData uri="http://schemas.openxmlformats.org/drawingml/2006/picture">
+                <pic:pic xmlns:pic="http://schemas.openxmlformats.org/drawingml/2006/picture">
+                  <pic:nvPicPr>
+                    <pic:cNvPr id="0" name="" descr=""/>
+                    <pic:cNvPicPr>
+                      <a:picLocks noChangeAspect="1" noChangeArrowheads="1"/>
+                    </pic:cNvPicPr>
+                  </pic:nvPicPr>
+                  <pic:blipFill>
+                    <a:blip r:embed="rId19" cstate="none"/>
+                    <a:srcRect/>
+                    <a:stretch>
+                      <a:fillRect/>
+                    </a:stretch>
+                  </pic:blipFill>
+                  <pic:spPr bwMode="auto">
+                    <a:xfrm>
+                      <a:off x="0" y="0"/>
+                      <a:ext cx="2381250" cy="2381250"/>
+                    </a:xfrm>
+                    <a:prstGeom prst="rect">
+                      <a:avLst/>
+                    </a:prstGeom>
+                  </pic:spPr>
+                </pic:pic>
+              </a:graphicData>
+            </a:graphic>
+          </wp:inline>
+        </w:drawing>
+      </w:r>
+    </w:p>
+    <w:p>
+      <w:pPr>
+        <w:spacing w:after="80"/>
+        <w:jc w:val="center"/>
+      </w:pPr>
+      <w:r>
+        <w:rPr>
+          <w:rFonts w:ascii="Calibri" w:cs="Calibri" w:eastAsia="Calibri" w:hAnsi="Calibri"/>
+          <w:color w:val="1F1A2E"/>
+          <w:sz w:val="21"/>
+          <w:szCs w:val="21"/>
+        </w:rPr>
+        <w:t xml:space="preserve">Scan the code, or type the address:</w:t>
+      </w:r>
+    </w:p>
+    <w:p>
+      <w:pPr>
+        <w:spacing w:after="0"/>
+        <w:jc w:val="center"/>
+      </w:pPr>
+      <w:r>
+        <w:rPr>
+          <w:rFonts w:ascii="Calibri" w:cs="Calibri" w:eastAsia="Calibri" w:hAnsi="Calibri"/>
+          <w:b/>
+          <w:bCs/>
+          <w:color w:val="3D1591"/>
+          <w:sz w:val="23"/>
+          <w:szCs w:val="23"/>
+        </w:rPr>
+        <w:t xml:space="preserve">translators-guild.vercel.app</w:t>
+      </w:r>
+    </w:p>
+    <w:p>
+      <w:pPr>
         <w:sectPr>
           <w:headerReference w:type="default" r:id="rId11"/>
           <w:footerReference w:type="default" r:id="rId12"/>
           <w:pgSz w:w="9979" w:h="14175" w:orient="portrait"/>
           <w:pgMar w:top="1134" w:right="1134" w:bottom="1134" w:left="1134" w:header="567" w:footer="510" w:gutter="0"/>
           <w:pgNumType w:start="1" w:fmt="decimal"/>
+          <w:docGrid w:linePitch="360"/>
+        </w:sectPr>
+      </w:pPr>
+    </w:p>
+    <w:p/>
+    <w:p>
+      <w:pPr>
+        <w:sectPr>
+          <w:headerReference w:type="default" r:id="rId13"/>
+          <w:footerReference w:type="default" r:id="rId14"/>
+          <w:pgSz w:w="9979" w:h="14175" w:orient="portrait"/>
+          <w:pgMar w:top="1134" w:right="1134" w:bottom="1134" w:left="1134" w:header="567" w:footer="510" w:gutter="0"/>
+          <w:pgNumType/>
           <w:docGrid w:linePitch="360"/>
         </w:sectPr>
       </w:pPr>
@@ -38320,7 +38434,7 @@
                     </pic:cNvPicPr>
                   </pic:nvPicPr>
                   <pic:blipFill>
-                    <a:blip r:embed="rId17" cstate="none"/>
+                    <a:blip r:embed="rId20" cstate="none"/>
                     <a:srcRect/>
                     <a:stretch>
                       <a:fillRect/>
@@ -38343,8 +38457,8 @@
       </w:r>
     </w:p>
     <w:sectPr>
-      <w:headerReference w:type="default" r:id="rId13"/>
-      <w:footerReference w:type="default" r:id="rId14"/>
+      <w:headerReference w:type="default" r:id="rId15"/>
+      <w:footerReference w:type="default" r:id="rId16"/>
       <w:pgSz w:w="9979" w:h="14175" w:orient="portrait"/>
       <w:pgMar w:top="0" w:right="0" w:bottom="0" w:left="0" w:header="0" w:footer="0" w:gutter="0"/>
       <w:pgNumType/>
@@ -38451,6 +38565,12 @@
 </w:ftr>
 </file>
 
+<file path=word/footer5.xml><?xml version="1.0" encoding="utf-8"?>
+<w:ftr xmlns:wpc="http://schemas.microsoft.com/office/word/2010/wordprocessingCanvas" xmlns:mc="http://schemas.openxmlformats.org/markup-compatibility/2006" xmlns:o="urn:schemas-microsoft-com:office:office" xmlns:r="http://schemas.openxmlformats.org/officeDocument/2006/relationships" xmlns:m="http://schemas.openxmlformats.org/officeDocument/2006/math" xmlns:v="urn:schemas-microsoft-com:vml" xmlns:wp14="http://schemas.microsoft.com/office/word/2010/wordprocessingDrawing" xmlns:wp="http://schemas.openxmlformats.org/drawingml/2006/wordprocessingDrawing" xmlns:w10="urn:schemas-microsoft-com:office:word" xmlns:w="http://schemas.openxmlformats.org/wordprocessingml/2006/main" xmlns:w14="http://schemas.microsoft.com/office/word/2010/wordml" xmlns:w15="http://schemas.microsoft.com/office/word/2012/wordml" xmlns:wpg="http://schemas.microsoft.com/office/word/2010/wordprocessingGroup" xmlns:wpi="http://schemas.microsoft.com/office/word/2010/wordprocessingInk" xmlns:wne="http://schemas.microsoft.com/office/word/2006/wordml" xmlns:wps="http://schemas.microsoft.com/office/word/2010/wordprocessingShape">
+  <w:p/>
+</w:ftr>
+</file>
+
 <file path=word/footnotes.xml><?xml version="1.0" encoding="utf-8"?>
 <w:footnotes xmlns:wpc="http://schemas.microsoft.com/office/word/2010/wordprocessingCanvas" xmlns:mc="http://schemas.openxmlformats.org/markup-compatibility/2006" xmlns:o="urn:schemas-microsoft-com:office:office" xmlns:r="http://schemas.openxmlformats.org/officeDocument/2006/relationships" xmlns:m="http://schemas.openxmlformats.org/officeDocument/2006/math" xmlns:v="urn:schemas-microsoft-com:vml" xmlns:wp14="http://schemas.microsoft.com/office/word/2010/wordprocessingDrawing" xmlns:wp="http://schemas.openxmlformats.org/drawingml/2006/wordprocessingDrawing" xmlns:w10="urn:schemas-microsoft-com:office:word" xmlns:w="http://schemas.openxmlformats.org/wordprocessingml/2006/main" xmlns:w14="http://schemas.microsoft.com/office/word/2010/wordml" xmlns:w15="http://schemas.microsoft.com/office/word/2012/wordml" xmlns:wpg="http://schemas.microsoft.com/office/word/2010/wordprocessingGroup" xmlns:wpi="http://schemas.microsoft.com/office/word/2010/wordprocessingInk" xmlns:wne="http://schemas.microsoft.com/office/word/2006/wordml" xmlns:wps="http://schemas.microsoft.com/office/word/2010/wordprocessingShape" mc:Ignorable="w14 w15 wp14">
   <w:footnote w:type="separator" w:id="-1">
@@ -38536,6 +38656,12 @@
 </file>
 
 <file path=word/header4.xml><?xml version="1.0" encoding="utf-8"?>
+<w:hdr xmlns:wpc="http://schemas.microsoft.com/office/word/2010/wordprocessingCanvas" xmlns:mc="http://schemas.openxmlformats.org/markup-compatibility/2006" xmlns:o="urn:schemas-microsoft-com:office:office" xmlns:r="http://schemas.openxmlformats.org/officeDocument/2006/relationships" xmlns:m="http://schemas.openxmlformats.org/officeDocument/2006/math" xmlns:v="urn:schemas-microsoft-com:vml" xmlns:wp14="http://schemas.microsoft.com/office/word/2010/wordprocessingDrawing" xmlns:wp="http://schemas.openxmlformats.org/drawingml/2006/wordprocessingDrawing" xmlns:w10="urn:schemas-microsoft-com:office:word" xmlns:w="http://schemas.openxmlformats.org/wordprocessingml/2006/main" xmlns:w14="http://schemas.microsoft.com/office/word/2010/wordml" xmlns:w15="http://schemas.microsoft.com/office/word/2012/wordml" xmlns:wpg="http://schemas.microsoft.com/office/word/2010/wordprocessingGroup" xmlns:wpi="http://schemas.microsoft.com/office/word/2010/wordprocessingInk" xmlns:wne="http://schemas.microsoft.com/office/word/2006/wordml" xmlns:wps="http://schemas.microsoft.com/office/word/2010/wordprocessingShape" xmlns:cx="http://schemas.microsoft.com/office/drawing/2014/chartex" xmlns:cx1="http://schemas.microsoft.com/office/drawing/2015/9/8/chartex" xmlns:cx2="http://schemas.microsoft.com/office/drawing/2015/10/21/chartex" xmlns:cx3="http://schemas.microsoft.com/office/drawing/2016/5/9/chartex" xmlns:cx4="http://schemas.microsoft.com/office/drawing/2016/5/10/chartex" xmlns:cx5="http://schemas.microsoft.com/office/drawing/2016/5/11/chartex" xmlns:cx6="http://schemas.microsoft.com/office/drawing/2016/5/12/chartex" xmlns:cx7="http://schemas.microsoft.com/office/drawing/2016/5/13/chartex" xmlns:cx8="http://schemas.microsoft.com/office/drawing/2016/5/14/chartex" xmlns:w16cid="http://schemas.microsoft.com/office/word/2016/wordml/cid" xmlns:w16se="http://schemas.microsoft.com/office/word/2015/wordml/symex">
+  <w:p/>
+</w:hdr>
+</file>
+
+<file path=word/header5.xml><?xml version="1.0" encoding="utf-8"?>
 <w:hdr xmlns:wpc="http://schemas.microsoft.com/office/word/2010/wordprocessingCanvas" xmlns:mc="http://schemas.openxmlformats.org/markup-compatibility/2006" xmlns:o="urn:schemas-microsoft-com:office:office" xmlns:r="http://schemas.openxmlformats.org/officeDocument/2006/relationships" xmlns:m="http://schemas.openxmlformats.org/officeDocument/2006/math" xmlns:v="urn:schemas-microsoft-com:vml" xmlns:wp14="http://schemas.microsoft.com/office/word/2010/wordprocessingDrawing" xmlns:wp="http://schemas.openxmlformats.org/drawingml/2006/wordprocessingDrawing" xmlns:w10="urn:schemas-microsoft-com:office:word" xmlns:w="http://schemas.openxmlformats.org/wordprocessingml/2006/main" xmlns:w14="http://schemas.microsoft.com/office/word/2010/wordml" xmlns:w15="http://schemas.microsoft.com/office/word/2012/wordml" xmlns:wpg="http://schemas.microsoft.com/office/word/2010/wordprocessingGroup" xmlns:wpi="http://schemas.microsoft.com/office/word/2010/wordprocessingInk" xmlns:wne="http://schemas.microsoft.com/office/word/2006/wordml" xmlns:wps="http://schemas.microsoft.com/office/word/2010/wordprocessingShape" xmlns:cx="http://schemas.microsoft.com/office/drawing/2014/chartex" xmlns:cx1="http://schemas.microsoft.com/office/drawing/2015/9/8/chartex" xmlns:cx2="http://schemas.microsoft.com/office/drawing/2015/10/21/chartex" xmlns:cx3="http://schemas.microsoft.com/office/drawing/2016/5/9/chartex" xmlns:cx4="http://schemas.microsoft.com/office/drawing/2016/5/10/chartex" xmlns:cx5="http://schemas.microsoft.com/office/drawing/2016/5/11/chartex" xmlns:cx6="http://schemas.microsoft.com/office/drawing/2016/5/12/chartex" xmlns:cx7="http://schemas.microsoft.com/office/drawing/2016/5/13/chartex" xmlns:cx8="http://schemas.microsoft.com/office/drawing/2016/5/14/chartex" xmlns:w16cid="http://schemas.microsoft.com/office/word/2016/wordml/cid" xmlns:w16se="http://schemas.microsoft.com/office/word/2015/wordml/symex">
   <w:p/>
 </w:hdr>

--- a/Translation-Handbook-Midnight.docx
+++ b/Translation-Handbook-Midnight.docx
@@ -541,7 +541,7 @@
         <w:rPr>
           <w:rFonts w:ascii="Calibri" w:cs="Calibri" w:eastAsia="Calibri" w:hAnsi="Calibri"/>
         </w:rPr>
-        <w:t xml:space="preserve">Each part builds on the one before it, so read it in order:</w:t>
+        <w:t xml:space="preserve">Each part builds on the one before it, so read the parts in order:</w:t>
       </w:r>
     </w:p>
     <w:p>
@@ -1134,6 +1134,45 @@
           <w:b/>
           <w:bCs/>
         </w:rPr>
+        <w:t xml:space="preserve">AVT</w:t>
+      </w:r>
+      <w:r>
+        <w:rPr>
+          <w:rFonts w:ascii="Calibri" w:cs="Calibri" w:eastAsia="Calibri" w:hAnsi="Calibri"/>
+        </w:rPr>
+        <w:t xml:space="preserve">: audiovisual translation (</w:t>
+      </w:r>
+      <w:r>
+        <w:rPr>
+          <w:rFonts w:ascii="Arial" w:cs="Arial" w:hAnsi="Arial"/>
+          <w:sz w:val="23"/>
+          <w:szCs w:val="24"/>
+          <w:rtl/>
+        </w:rPr>
+        <w:t xml:space="preserve">الترجمة السمعية البصرية</w:t>
+      </w:r>
+      <w:r>
+        <w:rPr>
+          <w:rFonts w:ascii="Calibri" w:cs="Calibri" w:eastAsia="Calibri" w:hAnsi="Calibri"/>
+        </w:rPr>
+        <w:t xml:space="preserve">)</w:t>
+      </w:r>
+    </w:p>
+    <w:p>
+      <w:pPr>
+        <w:pStyle w:val="ListParagraph"/>
+        <w:numPr>
+          <w:ilvl w:val="0"/>
+          <w:numId w:val="2"/>
+        </w:numPr>
+        <w:spacing w:after="110" w:line="320"/>
+      </w:pPr>
+      <w:r>
+        <w:rPr>
+          <w:rFonts w:ascii="Calibri" w:cs="Calibri" w:eastAsia="Calibri" w:hAnsi="Calibri"/>
+          <w:b/>
+          <w:bCs/>
+        </w:rPr>
         <w:t xml:space="preserve">EN → AR</w:t>
       </w:r>
       <w:r>
@@ -1271,7 +1310,22 @@
         <w:rPr>
           <w:rFonts w:ascii="Calibri" w:cs="Calibri" w:eastAsia="Calibri" w:hAnsi="Calibri"/>
         </w:rPr>
-        <w:t xml:space="preserve">: source language culture</w:t>
+        <w:t xml:space="preserve">: source language culture (</w:t>
+      </w:r>
+      <w:r>
+        <w:rPr>
+          <w:rFonts w:ascii="Arial" w:cs="Arial" w:hAnsi="Arial"/>
+          <w:sz w:val="23"/>
+          <w:szCs w:val="24"/>
+          <w:rtl/>
+        </w:rPr>
+        <w:t xml:space="preserve">ثقافة اللغة المصدر</w:t>
+      </w:r>
+      <w:r>
+        <w:rPr>
+          <w:rFonts w:ascii="Calibri" w:cs="Calibri" w:eastAsia="Calibri" w:hAnsi="Calibri"/>
+        </w:rPr>
+        <w:t xml:space="preserve">)</w:t>
       </w:r>
     </w:p>
     <w:p>
@@ -1363,7 +1417,22 @@
         <w:rPr>
           <w:rFonts w:ascii="Calibri" w:cs="Calibri" w:eastAsia="Calibri" w:hAnsi="Calibri"/>
         </w:rPr>
-        <w:t xml:space="preserve">: target language culture</w:t>
+        <w:t xml:space="preserve">: target language culture (</w:t>
+      </w:r>
+      <w:r>
+        <w:rPr>
+          <w:rFonts w:ascii="Arial" w:cs="Arial" w:hAnsi="Arial"/>
+          <w:sz w:val="23"/>
+          <w:szCs w:val="24"/>
+          <w:rtl/>
+        </w:rPr>
+        <w:t xml:space="preserve">ثقافة اللغة الهدف</w:t>
+      </w:r>
+      <w:r>
+        <w:rPr>
+          <w:rFonts w:ascii="Calibri" w:cs="Calibri" w:eastAsia="Calibri" w:hAnsi="Calibri"/>
+        </w:rPr>
+        <w:t xml:space="preserve">)</w:t>
       </w:r>
     </w:p>
     <w:p>
@@ -1547,19 +1616,34 @@
           <w:szCs w:val="24"/>
           <w:rtl/>
         </w:rPr>
+        <w:t xml:space="preserve">الترجمة</w:t>
+      </w:r>
+      <w:r>
+        <w:rPr>
+          <w:rFonts w:ascii="Calibri" w:cs="Calibri" w:eastAsia="Calibri" w:hAnsi="Calibri"/>
+        </w:rPr>
+        <w:t xml:space="preserve">): </w:t>
+      </w:r>
+      <w:r>
+        <w:rPr>
+          <w:rFonts w:ascii="Calibri" w:cs="Calibri" w:eastAsia="Calibri" w:hAnsi="Calibri"/>
+        </w:rPr>
+        <w:t xml:space="preserve">Transferring meaning from one language into another. In a narrow sense, written translation (</w:t>
+      </w:r>
+      <w:r>
+        <w:rPr>
+          <w:rFonts w:ascii="Arial" w:cs="Arial" w:hAnsi="Arial"/>
+          <w:sz w:val="23"/>
+          <w:szCs w:val="24"/>
+          <w:rtl/>
+        </w:rPr>
         <w:t xml:space="preserve">الترجمة التحريرية</w:t>
       </w:r>
       <w:r>
         <w:rPr>
           <w:rFonts w:ascii="Calibri" w:cs="Calibri" w:eastAsia="Calibri" w:hAnsi="Calibri"/>
         </w:rPr>
-        <w:t xml:space="preserve">): </w:t>
-      </w:r>
-      <w:r>
-        <w:rPr>
-          <w:rFonts w:ascii="Calibri" w:cs="Calibri" w:eastAsia="Calibri" w:hAnsi="Calibri"/>
-        </w:rPr>
-        <w:t xml:space="preserve">Transferring the meaning of a written text from one language into another.</w:t>
+        <w:t xml:space="preserve">), as opposed to interpreting.</w:t>
       </w:r>
     </w:p>
     <w:p>
@@ -1743,7 +1827,7 @@
         <w:rPr>
           <w:rFonts w:ascii="Calibri" w:cs="Calibri" w:eastAsia="Calibri" w:hAnsi="Calibri"/>
         </w:rPr>
-        <w:t xml:space="preserve">Bringing the meaning of the source text as close as possible to the target language.</w:t>
+        <w:t xml:space="preserve">Rendering the meaning of the source text as closely as possible in the target language, knowing that an exact match is impossible.</w:t>
       </w:r>
     </w:p>
     <w:p>
@@ -1789,7 +1873,7 @@
         <w:rPr>
           <w:rFonts w:ascii="Calibri" w:cs="Calibri" w:eastAsia="Calibri" w:hAnsi="Calibri"/>
         </w:rPr>
-        <w:t xml:space="preserve">A translator who works for a client.</w:t>
+        <w:t xml:space="preserve">A translator who translates a text at someone else’s request.</w:t>
       </w:r>
     </w:p>
     <w:p>
@@ -1835,7 +1919,7 @@
         <w:rPr>
           <w:rFonts w:ascii="Calibri" w:cs="Calibri" w:eastAsia="Calibri" w:hAnsi="Calibri"/>
         </w:rPr>
-        <w:t xml:space="preserve">A translator who chooses a text to translate, with no client.</w:t>
+        <w:t xml:space="preserve">A translator who chooses a text to translate on their own initiative.</w:t>
       </w:r>
     </w:p>
     <w:p>
@@ -1924,7 +2008,7 @@
         <w:rPr>
           <w:rFonts w:ascii="Calibri" w:cs="Calibri" w:eastAsia="Calibri" w:hAnsi="Calibri"/>
         </w:rPr>
-        <w:t xml:space="preserve"> to wish someone good luck:</w:t>
+        <w:t xml:space="preserve"> to wish someone good luck, especially before a performance:</w:t>
       </w:r>
     </w:p>
     <w:p>
@@ -2198,7 +2282,7 @@
         <w:rPr>
           <w:rFonts w:ascii="Calibri" w:cs="Calibri" w:eastAsia="Calibri" w:hAnsi="Calibri"/>
         </w:rPr>
-        <w:t xml:space="preserve">, and equal </w:t>
+        <w:t xml:space="preserve"> and, equally important, </w:t>
       </w:r>
       <w:r>
         <w:rPr>
@@ -2212,7 +2296,7 @@
         <w:rPr>
           <w:rFonts w:ascii="Calibri" w:cs="Calibri" w:eastAsia="Calibri" w:hAnsi="Calibri"/>
         </w:rPr>
-        <w:t xml:space="preserve">. A good translator also:</w:t>
+        <w:t xml:space="preserve">. In practice, a good translator:</w:t>
       </w:r>
     </w:p>
     <w:p>
@@ -2366,7 +2450,7 @@
         <w:rPr>
           <w:rFonts w:ascii="Calibri" w:cs="Calibri" w:eastAsia="Calibri" w:hAnsi="Calibri"/>
         </w:rPr>
-        <w:t xml:space="preserve">More than a thousand years ago, the Arab writer al-Jāḥiẓ said the same: a translator must know both languages equally well (al-Jāḥiẓ, 1965):</w:t>
+        <w:t xml:space="preserve">More than a thousand years ago, the Abbasid writer al-Jāḥiẓ said the same: a translator must know both languages equally well (al-Jāḥiẓ, 1965):</w:t>
       </w:r>
     </w:p>
     <w:p>
@@ -2382,7 +2466,7 @@
           <w:szCs w:val="24"/>
           <w:rtl/>
         </w:rPr>
-        <w:t xml:space="preserve">ولا بدَّ للتَّرجُمانِ من أن يكونَ بيانُه في نفسِ الترجمةِ في وزنِ علمِه في نفسِ المعرفة، وينبغي أن يكونَ أعلمَ الناسِ باللغةِ المنقولةِ والمنقولِ إليها، حتى يكونَ فيهما سواءً وغاية.</w:t>
+        <w:t xml:space="preserve">ولا بدَّ للتَّرجُمانِ من أن يكونَ بيانُه في نفسِ الترجمةِ في وزنِ علمِه في نفسِ المعرفة، وينبغي أن يكونَ أعلمَ الناسِ باللغةِ المنقولةِ والمنقولِ إليها، حتى يكونَ فيهما سواءً وغايةً.</w:t>
       </w:r>
     </w:p>
     <w:p>
@@ -2401,7 +2485,7 @@
         <w:rPr>
           <w:rFonts w:ascii="Calibri" w:cs="Calibri" w:eastAsia="Calibri" w:hAnsi="Calibri"/>
         </w:rPr>
-        <w:t xml:space="preserve">A </w:t>
+        <w:t xml:space="preserve">The difference is who chooses the text. A </w:t>
       </w:r>
       <w:r>
         <w:rPr>
@@ -2415,7 +2499,7 @@
         <w:rPr>
           <w:rFonts w:ascii="Calibri" w:cs="Calibri" w:eastAsia="Calibri" w:hAnsi="Calibri"/>
         </w:rPr>
-        <w:t xml:space="preserve">, such as a freelancer, works for a client and must follow the client’s style, ideology and policy (Chapter 19). A </w:t>
+        <w:t xml:space="preserve"> translates a text that someone else has asked for, such as a client, an agency or an employer, and follows the client’s brief and requirements (Chapter 2). A </w:t>
       </w:r>
       <w:r>
         <w:rPr>
@@ -2429,7 +2513,18 @@
         <w:rPr>
           <w:rFonts w:ascii="Calibri" w:cs="Calibri" w:eastAsia="Calibri" w:hAnsi="Calibri"/>
         </w:rPr>
-        <w:t xml:space="preserve"> chooses their own text, such as a poem they love, and makes all the decisions.</w:t>
+        <w:t xml:space="preserve"> chooses the text, such as a poem they love, and makes their own choices.</w:t>
+      </w:r>
+    </w:p>
+    <w:p>
+      <w:pPr>
+        <w:spacing w:after="200" w:line="330"/>
+      </w:pPr>
+      <w:r>
+        <w:rPr>
+          <w:rFonts w:ascii="Calibri" w:cs="Calibri" w:eastAsia="Calibri" w:hAnsi="Calibri"/>
+        </w:rPr>
+        <w:t xml:space="preserve">Both freelance and in-house translators do commissioned work, and any translator can also translate a text on their own initiative.</w:t>
       </w:r>
     </w:p>
     <w:p>
@@ -2469,7 +2564,7 @@
         <w:rPr>
           <w:rFonts w:ascii="Calibri" w:cs="Calibri" w:eastAsia="Calibri" w:hAnsi="Calibri"/>
         </w:rPr>
-        <w:t xml:space="preserve">Is a freelancer a commissioned or a self-initiated translator?</w:t>
+        <w:t xml:space="preserve">A publisher asks you to translate a novel. Are you a commissioned or a self-initiated translator?</w:t>
       </w:r>
     </w:p>
     <w:p>
@@ -2538,7 +2633,7 @@
           <w:rFonts w:ascii="Calibri" w:cs="Calibri" w:eastAsia="Calibri" w:hAnsi="Calibri"/>
           <w:color w:val="6B6680"/>
         </w:rPr>
-        <w:t xml:space="preserve">Commissioned: a freelancer works for clients.</w:t>
+        <w:t xml:space="preserve">Commissioned: the publisher chose the text and asked you to translate it.</w:t>
       </w:r>
     </w:p>
     <w:p>
@@ -2555,7 +2650,7 @@
           <w:rFonts w:ascii="Calibri" w:cs="Calibri" w:eastAsia="Calibri" w:hAnsi="Calibri"/>
           <w:color w:val="6B6680"/>
         </w:rPr>
-        <w:t xml:space="preserve">Because no two languages match perfectly, so the translator can only bring the meaning as close as possible.</w:t>
+        <w:t xml:space="preserve">Because no two languages match perfectly, so the translator can only come as close as possible to the original meaning.</w:t>
       </w:r>
     </w:p>
     <w:p>
@@ -2610,7 +2705,7 @@
         <w:rPr>
           <w:rFonts w:ascii="Calibri" w:cs="Calibri" w:eastAsia="Calibri" w:hAnsi="Calibri"/>
         </w:rPr>
-        <w:t xml:space="preserve"> from one language to another, not words.</w:t>
+        <w:t xml:space="preserve">, not words, from one language to another.</w:t>
       </w:r>
     </w:p>
     <w:p>
@@ -2658,7 +2753,7 @@
         <w:rPr>
           <w:rFonts w:ascii="Calibri" w:cs="Calibri" w:eastAsia="Calibri" w:hAnsi="Calibri"/>
         </w:rPr>
-        <w:t xml:space="preserve">Commissioned translators follow their client’s policy; self-initiated translators choose their own texts.</w:t>
+        <w:t xml:space="preserve">Commissioned translators follow the brief; self-initiated translators choose their own texts.</w:t>
       </w:r>
     </w:p>
     <w:p>
@@ -2896,7 +2991,7 @@
         <w:rPr>
           <w:rFonts w:ascii="Calibri" w:cs="Calibri" w:eastAsia="Calibri" w:hAnsi="Calibri"/>
         </w:rPr>
-        <w:t xml:space="preserve">The information you need before you start: client, purpose and audience.</w:t>
+        <w:t xml:space="preserve">The client’s instructions for a translation: who it is for, what it is for and any other requirements.</w:t>
       </w:r>
     </w:p>
     <w:p>
@@ -2967,7 +3062,21 @@
         <w:rPr>
           <w:rFonts w:ascii="Calibri" w:cs="Calibri" w:eastAsia="Calibri" w:hAnsi="Calibri"/>
         </w:rPr>
-        <w:t xml:space="preserve">A news report for experts and a leaflet for children need different words. Christiane Nord explains that the purpose of a translation decides how it should be translated (Nord, 1997). So before you start, ask:</w:t>
+        <w:t xml:space="preserve">A news report for experts and a leaflet for children need different words. Christiane Nord explains that the purpose of a translation decides how it should be translated (Nord, 1997). This idea is called </w:t>
+      </w:r>
+      <w:r>
+        <w:rPr>
+          <w:rFonts w:ascii="Calibri" w:cs="Calibri" w:eastAsia="Calibri" w:hAnsi="Calibri"/>
+          <w:b/>
+          <w:bCs/>
+        </w:rPr>
+        <w:t xml:space="preserve">skopos theory</w:t>
+      </w:r>
+      <w:r>
+        <w:rPr>
+          <w:rFonts w:ascii="Calibri" w:cs="Calibri" w:eastAsia="Calibri" w:hAnsi="Calibri"/>
+        </w:rPr>
+        <w:t xml:space="preserve"> (Chapter 26). So before you start, ask:</w:t>
       </w:r>
     </w:p>
     <w:p>
@@ -3125,7 +3234,7 @@
         <w:rPr>
           <w:rFonts w:ascii="Calibri" w:cs="Calibri" w:eastAsia="Calibri" w:hAnsi="Calibri"/>
         </w:rPr>
-        <w:t xml:space="preserve">For example, a short news report for KUNA, the Kuwait News Agency, informs English readers interested in Kuwait. So the translation should be formal and neutral, with a short headline.</w:t>
+        <w:t xml:space="preserve">For example, a short news report translated for KUNA, the Kuwait News Agency, informs English readers interested in Kuwait. So the translation should be formal and neutral, with a short headline.</w:t>
       </w:r>
     </w:p>
     <w:p>
@@ -3348,7 +3457,7 @@
         <w:rPr>
           <w:rFonts w:ascii="Calibri" w:cs="Calibri" w:eastAsia="Calibri" w:hAnsi="Calibri"/>
         </w:rPr>
-        <w:t xml:space="preserve">: the result must read as if it had been written in the target language.</w:t>
+        <w:t xml:space="preserve">: the result should usually read as if it had been written in the target language.</w:t>
       </w:r>
     </w:p>
     <w:p>
@@ -3405,13 +3514,13 @@
           <w:b/>
           <w:bCs/>
         </w:rPr>
-        <w:t xml:space="preserve">Prose is stricter than poetry</w:t>
-      </w:r>
-      <w:r>
-        <w:rPr>
-          <w:rFonts w:ascii="Calibri" w:cs="Calibri" w:eastAsia="Calibri" w:hAnsi="Calibri"/>
-        </w:rPr>
-        <w:t xml:space="preserve">: poetry gives you more freedom to be creative.</w:t>
+        <w:t xml:space="preserve">Informative texts are stricter than poetry</w:t>
+      </w:r>
+      <w:r>
+        <w:rPr>
+          <w:rFonts w:ascii="Calibri" w:cs="Calibri" w:eastAsia="Calibri" w:hAnsi="Calibri"/>
+        </w:rPr>
+        <w:t xml:space="preserve">: poetry often needs more creative freedom.</w:t>
       </w:r>
     </w:p>
     <w:p>
@@ -3721,7 +3830,7 @@
         <w:rPr>
           <w:rFonts w:ascii="Calibri" w:cs="Calibri" w:eastAsia="Calibri" w:hAnsi="Calibri"/>
         </w:rPr>
-        <w:t xml:space="preserve"> (Chapter 25). “The idiom was translated by its meaning, because a word-for-word version would make no sense to Arab readers.”</w:t>
+        <w:t xml:space="preserve"> (Chapter 25). “The idiom was translated by its meaning, because a word-for-word version would make no sense to Arabic-speaking readers.”</w:t>
       </w:r>
     </w:p>
     <w:p>
@@ -4239,7 +4348,7 @@
         <w:pStyle w:val="Heading3"/>
       </w:pPr>
       <w:r>
-        <w:t xml:space="preserve">Word order: start with the verb</w:t>
+        <w:t xml:space="preserve">Word order: verb first or subject first?</w:t>
       </w:r>
     </w:p>
     <w:p>
@@ -4250,7 +4359,7 @@
         <w:rPr>
           <w:rFonts w:ascii="Calibri" w:cs="Calibri" w:eastAsia="Calibri" w:hAnsi="Calibri"/>
         </w:rPr>
-        <w:t xml:space="preserve">English usually puts the subject first (Subject–Verb–Object). Arabic usually starts with the verb (Verb–Subject–Object). So when you translate into Arabic, start with the verb:</w:t>
+        <w:t xml:space="preserve">English usually puts the subject first (Subject–Verb–Object). Formal Arabic often starts with the verb (Verb–Subject–Object), although starting with the subject is also correct. So when you translate into Arabic, a verbal sentence often sounds more natural:</w:t>
       </w:r>
     </w:p>
     <w:p>
@@ -4279,13 +4388,13 @@
           <w:szCs w:val="24"/>
           <w:rtl/>
         </w:rPr>
-        <w:t xml:space="preserve">سام أكل الكعكة</w:t>
-      </w:r>
-      <w:r>
-        <w:rPr>
-          <w:rFonts w:ascii="Calibri" w:cs="Calibri" w:eastAsia="Calibri" w:hAnsi="Calibri"/>
-        </w:rPr>
-        <w:t xml:space="preserve">  ✗   </w:t>
+        <w:t xml:space="preserve">سامٌ أكلَ الكعكةَ</w:t>
+      </w:r>
+      <w:r>
+        <w:rPr>
+          <w:rFonts w:ascii="Calibri" w:cs="Calibri" w:eastAsia="Calibri" w:hAnsi="Calibri"/>
+        </w:rPr>
+        <w:t xml:space="preserve"> (correct, but less usual)   </w:t>
       </w:r>
       <w:r>
         <w:rPr>
@@ -4348,7 +4457,7 @@
         <w:rPr>
           <w:rFonts w:ascii="Calibri" w:cs="Calibri" w:eastAsia="Calibri" w:hAnsi="Calibri"/>
         </w:rPr>
-        <w:t xml:space="preserve">English prefers short sentences. Arabic often joins several ideas in one long sentence with </w:t>
+        <w:t xml:space="preserve">English writing often prefers shorter sentences. Arabic often joins several ideas in one long sentence with </w:t>
       </w:r>
       <w:r>
         <w:rPr>
@@ -4483,7 +4592,7 @@
         <w:rPr>
           <w:rFonts w:ascii="Calibri" w:cs="Calibri" w:eastAsia="Calibri" w:hAnsi="Calibri"/>
         </w:rPr>
-        <w:t xml:space="preserve">Arabic often places two synonyms side by side for emphasis; English rarely does. So </w:t>
+        <w:t xml:space="preserve">Arabic often places two synonyms side by side for emphasis; English does this much less often. So </w:t>
       </w:r>
       <w:r>
         <w:rPr>
@@ -4545,7 +4654,7 @@
         <w:rPr>
           <w:rFonts w:ascii="Calibri" w:cs="Calibri" w:eastAsia="Calibri" w:hAnsi="Calibri"/>
         </w:rPr>
-        <w:t xml:space="preserve">English always writes </w:t>
+        <w:t xml:space="preserve">In the present tense, English needs </w:t>
       </w:r>
       <w:r>
         <w:rPr>
@@ -4573,7 +4682,7 @@
         <w:rPr>
           <w:rFonts w:ascii="Calibri" w:cs="Calibri" w:eastAsia="Calibri" w:hAnsi="Calibri"/>
         </w:rPr>
-        <w:t xml:space="preserve">; Arabic often leaves them out. When </w:t>
+        <w:t xml:space="preserve">; Arabic normally leaves them out: </w:t>
       </w:r>
       <w:r>
         <w:rPr>
@@ -4581,28 +4690,28 @@
           <w:i/>
           <w:iCs/>
         </w:rPr>
-        <w:t xml:space="preserve">is</w:t>
-      </w:r>
-      <w:r>
-        <w:rPr>
-          <w:rFonts w:ascii="Calibri" w:cs="Calibri" w:eastAsia="Calibri" w:hAnsi="Calibri"/>
-        </w:rPr>
-        <w:t xml:space="preserve"> is the main verb, Arabic can use </w:t>
-      </w:r>
-      <w:r>
-        <w:rPr>
-          <w:rFonts w:ascii="Arial" w:cs="Arial" w:hAnsi="Arial"/>
-          <w:sz w:val="23"/>
-          <w:szCs w:val="24"/>
-          <w:rtl/>
-        </w:rPr>
-        <w:t xml:space="preserve">يُعدّ</w:t>
-      </w:r>
-      <w:r>
-        <w:rPr>
-          <w:rFonts w:ascii="Calibri" w:cs="Calibri" w:eastAsia="Calibri" w:hAnsi="Calibri"/>
-        </w:rPr>
-        <w:t xml:space="preserve"> or </w:t>
+        <w:t xml:space="preserve">Translation is a fascinating field</w:t>
+      </w:r>
+      <w:r>
+        <w:rPr>
+          <w:rFonts w:ascii="Calibri" w:cs="Calibri" w:eastAsia="Calibri" w:hAnsi="Calibri"/>
+        </w:rPr>
+        <w:t xml:space="preserve"> → </w:t>
+      </w:r>
+      <w:r>
+        <w:rPr>
+          <w:rFonts w:ascii="Arial" w:cs="Arial" w:hAnsi="Arial"/>
+          <w:sz w:val="23"/>
+          <w:szCs w:val="24"/>
+          <w:rtl/>
+        </w:rPr>
+        <w:t xml:space="preserve">الترجمةُ مجالٌ شائق</w:t>
+      </w:r>
+      <w:r>
+        <w:rPr>
+          <w:rFonts w:ascii="Calibri" w:cs="Calibri" w:eastAsia="Calibri" w:hAnsi="Calibri"/>
+        </w:rPr>
+        <w:t xml:space="preserve">. In formal writing, </w:t>
       </w:r>
       <w:r>
         <w:rPr>
@@ -4617,7 +4726,37 @@
         <w:rPr>
           <w:rFonts w:ascii="Calibri" w:cs="Calibri" w:eastAsia="Calibri" w:hAnsi="Calibri"/>
         </w:rPr>
-        <w:t xml:space="preserve">: </w:t>
+        <w:t xml:space="preserve"> (“is considered”) is also possible when the sentence gives an opinion: </w:t>
+      </w:r>
+      <w:r>
+        <w:rPr>
+          <w:rFonts w:ascii="Arial" w:cs="Arial" w:hAnsi="Arial"/>
+          <w:sz w:val="23"/>
+          <w:szCs w:val="24"/>
+          <w:rtl/>
+        </w:rPr>
+        <w:t xml:space="preserve">تُعدّ الترجمة مجالاً شائقاً</w:t>
+      </w:r>
+      <w:r>
+        <w:rPr>
+          <w:rFonts w:ascii="Calibri" w:cs="Calibri" w:eastAsia="Calibri" w:hAnsi="Calibri"/>
+        </w:rPr>
+        <w:t xml:space="preserve">. Into English, add the verb: </w:t>
+      </w:r>
+      <w:r>
+        <w:rPr>
+          <w:rFonts w:ascii="Arial" w:cs="Arial" w:hAnsi="Arial"/>
+          <w:sz w:val="23"/>
+          <w:szCs w:val="24"/>
+          <w:rtl/>
+        </w:rPr>
+        <w:t xml:space="preserve">الطالب في المكتبة</w:t>
+      </w:r>
+      <w:r>
+        <w:rPr>
+          <w:rFonts w:ascii="Calibri" w:cs="Calibri" w:eastAsia="Calibri" w:hAnsi="Calibri"/>
+        </w:rPr>
+        <w:t xml:space="preserve"> → </w:t>
       </w:r>
       <w:r>
         <w:rPr>
@@ -4625,43 +4764,31 @@
           <w:i/>
           <w:iCs/>
         </w:rPr>
-        <w:t xml:space="preserve">Translation is a fascinating field</w:t>
-      </w:r>
-      <w:r>
-        <w:rPr>
-          <w:rFonts w:ascii="Calibri" w:cs="Calibri" w:eastAsia="Calibri" w:hAnsi="Calibri"/>
-        </w:rPr>
-        <w:t xml:space="preserve"> → </w:t>
-      </w:r>
-      <w:r>
-        <w:rPr>
-          <w:rFonts w:ascii="Arial" w:cs="Arial" w:hAnsi="Arial"/>
-          <w:sz w:val="23"/>
-          <w:szCs w:val="24"/>
-          <w:rtl/>
-        </w:rPr>
-        <w:t xml:space="preserve">تُعدّ الترجمة مجالاً شائقاً</w:t>
-      </w:r>
-      <w:r>
-        <w:rPr>
-          <w:rFonts w:ascii="Calibri" w:cs="Calibri" w:eastAsia="Calibri" w:hAnsi="Calibri"/>
-        </w:rPr>
-        <w:t xml:space="preserve">. Into English, add the verb: </w:t>
-      </w:r>
-      <w:r>
-        <w:rPr>
-          <w:rFonts w:ascii="Arial" w:cs="Arial" w:hAnsi="Arial"/>
-          <w:sz w:val="23"/>
-          <w:szCs w:val="24"/>
-          <w:rtl/>
-        </w:rPr>
-        <w:t xml:space="preserve">الطالب في المكتبة</w:t>
-      </w:r>
-      <w:r>
-        <w:rPr>
-          <w:rFonts w:ascii="Calibri" w:cs="Calibri" w:eastAsia="Calibri" w:hAnsi="Calibri"/>
-        </w:rPr>
-        <w:t xml:space="preserve"> → </w:t>
+        <w:t xml:space="preserve">The student is in the library.</w:t>
+      </w:r>
+    </w:p>
+    <w:p>
+      <w:pPr>
+        <w:pStyle w:val="Heading3"/>
+      </w:pPr>
+      <w:r>
+        <w:t xml:space="preserve">Gender and numbers</w:t>
+      </w:r>
+    </w:p>
+    <w:p>
+      <w:pPr>
+        <w:pStyle w:val="ListParagraph"/>
+        <w:numPr>
+          <w:ilvl w:val="0"/>
+          <w:numId w:val="2"/>
+        </w:numPr>
+        <w:spacing w:after="110" w:line="320"/>
+      </w:pPr>
+      <w:r>
+        <w:rPr>
+          <w:rFonts w:ascii="Calibri" w:cs="Calibri" w:eastAsia="Calibri" w:hAnsi="Calibri"/>
+        </w:rPr>
+        <w:t xml:space="preserve">English </w:t>
       </w:r>
       <w:r>
         <w:rPr>
@@ -4669,15 +4796,234 @@
           <w:i/>
           <w:iCs/>
         </w:rPr>
-        <w:t xml:space="preserve">The student is in the library.</w:t>
-      </w:r>
+        <w:t xml:space="preserve">you</w:t>
+      </w:r>
+      <w:r>
+        <w:rPr>
+          <w:rFonts w:ascii="Calibri" w:cs="Calibri" w:eastAsia="Calibri" w:hAnsi="Calibri"/>
+        </w:rPr>
+        <w:t xml:space="preserve"> can be </w:t>
+      </w:r>
+      <w:r>
+        <w:rPr>
+          <w:rFonts w:ascii="Arial" w:cs="Arial" w:hAnsi="Arial"/>
+          <w:sz w:val="23"/>
+          <w:szCs w:val="24"/>
+          <w:rtl/>
+        </w:rPr>
+        <w:t xml:space="preserve">أنتَ</w:t>
+      </w:r>
+      <w:r>
+        <w:rPr>
+          <w:rFonts w:ascii="Calibri" w:cs="Calibri" w:eastAsia="Calibri" w:hAnsi="Calibri"/>
+        </w:rPr>
+        <w:t xml:space="preserve"> (one man), </w:t>
+      </w:r>
+      <w:r>
+        <w:rPr>
+          <w:rFonts w:ascii="Arial" w:cs="Arial" w:hAnsi="Arial"/>
+          <w:sz w:val="23"/>
+          <w:szCs w:val="24"/>
+          <w:rtl/>
+        </w:rPr>
+        <w:t xml:space="preserve">أنتِ</w:t>
+      </w:r>
+      <w:r>
+        <w:rPr>
+          <w:rFonts w:ascii="Calibri" w:cs="Calibri" w:eastAsia="Calibri" w:hAnsi="Calibri"/>
+        </w:rPr>
+        <w:t xml:space="preserve"> (one woman), </w:t>
+      </w:r>
+      <w:r>
+        <w:rPr>
+          <w:rFonts w:ascii="Arial" w:cs="Arial" w:hAnsi="Arial"/>
+          <w:sz w:val="23"/>
+          <w:szCs w:val="24"/>
+          <w:rtl/>
+        </w:rPr>
+        <w:t xml:space="preserve">أنتما</w:t>
+      </w:r>
+      <w:r>
+        <w:rPr>
+          <w:rFonts w:ascii="Calibri" w:cs="Calibri" w:eastAsia="Calibri" w:hAnsi="Calibri"/>
+        </w:rPr>
+        <w:t xml:space="preserve"> (two people), </w:t>
+      </w:r>
+      <w:r>
+        <w:rPr>
+          <w:rFonts w:ascii="Arial" w:cs="Arial" w:hAnsi="Arial"/>
+          <w:sz w:val="23"/>
+          <w:szCs w:val="24"/>
+          <w:rtl/>
+        </w:rPr>
+        <w:t xml:space="preserve">أنتم</w:t>
+      </w:r>
+      <w:r>
+        <w:rPr>
+          <w:rFonts w:ascii="Calibri" w:cs="Calibri" w:eastAsia="Calibri" w:hAnsi="Calibri"/>
+        </w:rPr>
+        <w:t xml:space="preserve"> (men or a mixed group) or </w:t>
+      </w:r>
+      <w:r>
+        <w:rPr>
+          <w:rFonts w:ascii="Arial" w:cs="Arial" w:hAnsi="Arial"/>
+          <w:sz w:val="23"/>
+          <w:szCs w:val="24"/>
+          <w:rtl/>
+        </w:rPr>
+        <w:t xml:space="preserve">أنتنّ</w:t>
+      </w:r>
+      <w:r>
+        <w:rPr>
+          <w:rFonts w:ascii="Calibri" w:cs="Calibri" w:eastAsia="Calibri" w:hAnsi="Calibri"/>
+        </w:rPr>
+        <w:t xml:space="preserve"> (women). Arabic must show gender and number; English need not. As Roman Jakobson observed, “languages differ essentially in what they must convey and not in what they may convey” (Jakobson, 1959, p. 236).</w:t>
+      </w:r>
+    </w:p>
+    <w:p>
+      <w:pPr>
+        <w:pStyle w:val="ListParagraph"/>
+        <w:numPr>
+          <w:ilvl w:val="0"/>
+          <w:numId w:val="2"/>
+        </w:numPr>
+        <w:spacing w:after="110" w:line="320"/>
+      </w:pPr>
+      <w:r>
+        <w:rPr>
+          <w:rFonts w:ascii="Calibri" w:cs="Calibri" w:eastAsia="Calibri" w:hAnsi="Calibri"/>
+        </w:rPr>
+        <w:t xml:space="preserve">With the numbers 3 to 10, the number takes the opposite gender to the singular noun: </w:t>
+      </w:r>
+      <w:r>
+        <w:rPr>
+          <w:rFonts w:ascii="Arial" w:cs="Arial" w:hAnsi="Arial"/>
+          <w:sz w:val="23"/>
+          <w:szCs w:val="24"/>
+          <w:rtl/>
+        </w:rPr>
+        <w:t xml:space="preserve">ثلاثةُ طلاب</w:t>
+      </w:r>
+      <w:r>
+        <w:rPr>
+          <w:rFonts w:ascii="Calibri" w:cs="Calibri" w:eastAsia="Calibri" w:hAnsi="Calibri"/>
+        </w:rPr>
+        <w:t xml:space="preserve"> but </w:t>
+      </w:r>
+      <w:r>
+        <w:rPr>
+          <w:rFonts w:ascii="Arial" w:cs="Arial" w:hAnsi="Arial"/>
+          <w:sz w:val="23"/>
+          <w:szCs w:val="24"/>
+          <w:rtl/>
+        </w:rPr>
+        <w:t xml:space="preserve">ثلاثُ طالبات</w:t>
+      </w:r>
+      <w:r>
+        <w:rPr>
+          <w:rFonts w:ascii="Calibri" w:cs="Calibri" w:eastAsia="Calibri" w:hAnsi="Calibri"/>
+        </w:rPr>
+        <w:t xml:space="preserve">.</w:t>
+      </w:r>
+    </w:p>
+    <w:p>
+      <w:pPr>
+        <w:pStyle w:val="ListParagraph"/>
+        <w:numPr>
+          <w:ilvl w:val="0"/>
+          <w:numId w:val="2"/>
+        </w:numPr>
+        <w:spacing w:after="110" w:line="320"/>
+      </w:pPr>
+      <w:r>
+        <w:rPr>
+          <w:rFonts w:ascii="Calibri" w:cs="Calibri" w:eastAsia="Calibri" w:hAnsi="Calibri"/>
+        </w:rPr>
+        <w:t xml:space="preserve">Some feminine job titles have another meaning (</w:t>
+      </w:r>
+      <w:r>
+        <w:rPr>
+          <w:rFonts w:ascii="Arial" w:cs="Arial" w:hAnsi="Arial"/>
+          <w:sz w:val="23"/>
+          <w:szCs w:val="24"/>
+          <w:rtl/>
+        </w:rPr>
+        <w:t xml:space="preserve">نائبة</w:t>
+      </w:r>
+      <w:r>
+        <w:rPr>
+          <w:rFonts w:ascii="Calibri" w:cs="Calibri" w:eastAsia="Calibri" w:hAnsi="Calibri"/>
+        </w:rPr>
+        <w:t xml:space="preserve"> can mean “calamity”; </w:t>
+      </w:r>
+      <w:r>
+        <w:rPr>
+          <w:rFonts w:ascii="Arial" w:cs="Arial" w:hAnsi="Arial"/>
+          <w:sz w:val="23"/>
+          <w:szCs w:val="24"/>
+          <w:rtl/>
+        </w:rPr>
+        <w:t xml:space="preserve">قاضية</w:t>
+      </w:r>
+      <w:r>
+        <w:rPr>
+          <w:rFonts w:ascii="Calibri" w:cs="Calibri" w:eastAsia="Calibri" w:hAnsi="Calibri"/>
+        </w:rPr>
+        <w:t xml:space="preserve"> can mean “fatal”), so some writers avoid them. Today, however, </w:t>
+      </w:r>
+      <w:r>
+        <w:rPr>
+          <w:rFonts w:ascii="Arial" w:cs="Arial" w:hAnsi="Arial"/>
+          <w:sz w:val="23"/>
+          <w:szCs w:val="24"/>
+          <w:rtl/>
+        </w:rPr>
+        <w:t xml:space="preserve">قاضية</w:t>
+      </w:r>
+      <w:r>
+        <w:rPr>
+          <w:rFonts w:ascii="Calibri" w:cs="Calibri" w:eastAsia="Calibri" w:hAnsi="Calibri"/>
+        </w:rPr>
+        <w:t xml:space="preserve"> and </w:t>
+      </w:r>
+      <w:r>
+        <w:rPr>
+          <w:rFonts w:ascii="Arial" w:cs="Arial" w:hAnsi="Arial"/>
+          <w:sz w:val="23"/>
+          <w:szCs w:val="24"/>
+          <w:rtl/>
+        </w:rPr>
+        <w:t xml:space="preserve">نائبة</w:t>
+      </w:r>
+      <w:r>
+        <w:rPr>
+          <w:rFonts w:ascii="Calibri" w:cs="Calibri" w:eastAsia="Calibri" w:hAnsi="Calibri"/>
+        </w:rPr>
+        <w:t xml:space="preserve"> are widely used for women judges and members of parliament.</w:t>
+      </w:r>
+    </w:p>
+    <w:p>
+      <w:pPr>
+        <w:spacing w:after="40"/>
+      </w:pPr>
     </w:p>
     <w:p>
       <w:pPr>
         <w:pStyle w:val="Heading3"/>
       </w:pPr>
       <w:r>
-        <w:t xml:space="preserve">Gender and numbers</w:t>
+        <w:t xml:space="preserve">Small words, big traps</w:t>
+      </w:r>
+    </w:p>
+    <w:p>
+      <w:pPr>
+        <w:spacing w:after="200" w:line="330"/>
+      </w:pPr>
+      <w:r>
+        <w:rPr>
+          <w:rFonts w:ascii="Calibri" w:cs="Calibri" w:eastAsia="Calibri" w:hAnsi="Calibri"/>
+        </w:rPr>
+        <w:t xml:space="preserve">Some short English words must not be translated with their first dictionary meaning:</w:t>
       </w:r>
     </w:p>
     <w:p>
@@ -4689,201 +5035,64 @@
         </w:numPr>
         <w:spacing w:after="110" w:line="320"/>
       </w:pPr>
-      <w:r>
-        <w:rPr>
-          <w:rFonts w:ascii="Calibri" w:cs="Calibri" w:eastAsia="Calibri" w:hAnsi="Calibri"/>
-        </w:rPr>
-        <w:t xml:space="preserve">English </w:t>
-      </w:r>
       <w:r>
         <w:rPr>
           <w:rFonts w:ascii="Calibri" w:cs="Calibri" w:eastAsia="Calibri" w:hAnsi="Calibri"/>
           <w:i/>
           <w:iCs/>
         </w:rPr>
-        <w:t xml:space="preserve">you</w:t>
-      </w:r>
-      <w:r>
-        <w:rPr>
-          <w:rFonts w:ascii="Calibri" w:cs="Calibri" w:eastAsia="Calibri" w:hAnsi="Calibri"/>
-        </w:rPr>
-        <w:t xml:space="preserve"> is </w:t>
-      </w:r>
-      <w:r>
-        <w:rPr>
-          <w:rFonts w:ascii="Arial" w:cs="Arial" w:hAnsi="Arial"/>
-          <w:sz w:val="23"/>
-          <w:szCs w:val="24"/>
-          <w:rtl/>
-        </w:rPr>
-        <w:t xml:space="preserve">أنتَ</w:t>
-      </w:r>
-      <w:r>
-        <w:rPr>
-          <w:rFonts w:ascii="Calibri" w:cs="Calibri" w:eastAsia="Calibri" w:hAnsi="Calibri"/>
-        </w:rPr>
-        <w:t xml:space="preserve"> (a man) or </w:t>
-      </w:r>
-      <w:r>
-        <w:rPr>
-          <w:rFonts w:ascii="Arial" w:cs="Arial" w:hAnsi="Arial"/>
-          <w:sz w:val="23"/>
-          <w:szCs w:val="24"/>
-          <w:rtl/>
-        </w:rPr>
-        <w:t xml:space="preserve">أنتِ</w:t>
-      </w:r>
-      <w:r>
-        <w:rPr>
-          <w:rFonts w:ascii="Calibri" w:cs="Calibri" w:eastAsia="Calibri" w:hAnsi="Calibri"/>
-        </w:rPr>
-        <w:t xml:space="preserve"> (a woman). As Roman Jakobson observed, “languages differ essentially in what they must convey and not in what they may convey” (Jakobson, 1959, p. 236).</w:t>
-      </w:r>
-    </w:p>
-    <w:p>
-      <w:pPr>
-        <w:pStyle w:val="ListParagraph"/>
-        <w:numPr>
-          <w:ilvl w:val="0"/>
-          <w:numId w:val="2"/>
-        </w:numPr>
-        <w:spacing w:after="110" w:line="320"/>
-      </w:pPr>
-      <w:r>
-        <w:rPr>
-          <w:rFonts w:ascii="Calibri" w:cs="Calibri" w:eastAsia="Calibri" w:hAnsi="Calibri"/>
-        </w:rPr>
-        <w:t xml:space="preserve">With the numbers 3 to 10, the number takes the opposite gender to the noun: </w:t>
-      </w:r>
-      <w:r>
-        <w:rPr>
-          <w:rFonts w:ascii="Arial" w:cs="Arial" w:hAnsi="Arial"/>
-          <w:sz w:val="23"/>
-          <w:szCs w:val="24"/>
-          <w:rtl/>
-        </w:rPr>
-        <w:t xml:space="preserve">ثلاثةُ طلاب</w:t>
-      </w:r>
-      <w:r>
-        <w:rPr>
-          <w:rFonts w:ascii="Calibri" w:cs="Calibri" w:eastAsia="Calibri" w:hAnsi="Calibri"/>
-        </w:rPr>
-        <w:t xml:space="preserve"> but </w:t>
-      </w:r>
-      <w:r>
-        <w:rPr>
-          <w:rFonts w:ascii="Arial" w:cs="Arial" w:hAnsi="Arial"/>
-          <w:sz w:val="23"/>
-          <w:szCs w:val="24"/>
-          <w:rtl/>
-        </w:rPr>
-        <w:t xml:space="preserve">ثلاثُ طالبات</w:t>
-      </w:r>
-      <w:r>
-        <w:rPr>
-          <w:rFonts w:ascii="Calibri" w:cs="Calibri" w:eastAsia="Calibri" w:hAnsi="Calibri"/>
-        </w:rPr>
-        <w:t xml:space="preserve">.</w:t>
-      </w:r>
-    </w:p>
-    <w:p>
-      <w:pPr>
-        <w:pStyle w:val="ListParagraph"/>
-        <w:numPr>
-          <w:ilvl w:val="0"/>
-          <w:numId w:val="2"/>
-        </w:numPr>
-        <w:spacing w:after="110" w:line="320"/>
-      </w:pPr>
-      <w:r>
-        <w:rPr>
-          <w:rFonts w:ascii="Calibri" w:cs="Calibri" w:eastAsia="Calibri" w:hAnsi="Calibri"/>
-        </w:rPr>
-        <w:t xml:space="preserve">Some feminine job titles have another meaning (</w:t>
-      </w:r>
-      <w:r>
-        <w:rPr>
-          <w:rFonts w:ascii="Arial" w:cs="Arial" w:hAnsi="Arial"/>
-          <w:sz w:val="23"/>
-          <w:szCs w:val="24"/>
-          <w:rtl/>
-        </w:rPr>
-        <w:t xml:space="preserve">نائبة</w:t>
-      </w:r>
-      <w:r>
-        <w:rPr>
-          <w:rFonts w:ascii="Calibri" w:cs="Calibri" w:eastAsia="Calibri" w:hAnsi="Calibri"/>
-        </w:rPr>
-        <w:t xml:space="preserve"> can mean “calamity”; </w:t>
-      </w:r>
-      <w:r>
-        <w:rPr>
-          <w:rFonts w:ascii="Arial" w:cs="Arial" w:hAnsi="Arial"/>
-          <w:sz w:val="23"/>
-          <w:szCs w:val="24"/>
-          <w:rtl/>
-        </w:rPr>
-        <w:t xml:space="preserve">قاضية</w:t>
-      </w:r>
-      <w:r>
-        <w:rPr>
-          <w:rFonts w:ascii="Calibri" w:cs="Calibri" w:eastAsia="Calibri" w:hAnsi="Calibri"/>
-        </w:rPr>
-        <w:t xml:space="preserve"> can mean “fatal”), so some writers avoid them. Today, however, </w:t>
-      </w:r>
-      <w:r>
-        <w:rPr>
-          <w:rFonts w:ascii="Arial" w:cs="Arial" w:hAnsi="Arial"/>
-          <w:sz w:val="23"/>
-          <w:szCs w:val="24"/>
-          <w:rtl/>
-        </w:rPr>
-        <w:t xml:space="preserve">قاضية</w:t>
-      </w:r>
-      <w:r>
-        <w:rPr>
-          <w:rFonts w:ascii="Calibri" w:cs="Calibri" w:eastAsia="Calibri" w:hAnsi="Calibri"/>
-        </w:rPr>
-        <w:t xml:space="preserve"> and </w:t>
-      </w:r>
-      <w:r>
-        <w:rPr>
-          <w:rFonts w:ascii="Arial" w:cs="Arial" w:hAnsi="Arial"/>
-          <w:sz w:val="23"/>
-          <w:szCs w:val="24"/>
-          <w:rtl/>
-        </w:rPr>
-        <w:t xml:space="preserve">نائبة</w:t>
-      </w:r>
-      <w:r>
-        <w:rPr>
-          <w:rFonts w:ascii="Calibri" w:cs="Calibri" w:eastAsia="Calibri" w:hAnsi="Calibri"/>
-        </w:rPr>
-        <w:t xml:space="preserve"> are widely used for women judges and members of parliament.</w:t>
-      </w:r>
-    </w:p>
-    <w:p>
-      <w:pPr>
-        <w:spacing w:after="40"/>
-      </w:pPr>
-    </w:p>
-    <w:p>
-      <w:pPr>
-        <w:pStyle w:val="Heading3"/>
-      </w:pPr>
-      <w:r>
-        <w:t xml:space="preserve">Small words, big traps</w:t>
-      </w:r>
-    </w:p>
-    <w:p>
-      <w:pPr>
-        <w:spacing w:after="200" w:line="330"/>
-      </w:pPr>
-      <w:r>
-        <w:rPr>
-          <w:rFonts w:ascii="Calibri" w:cs="Calibri" w:eastAsia="Calibri" w:hAnsi="Calibri"/>
-        </w:rPr>
-        <w:t xml:space="preserve">Some short English words must not be translated with their first dictionary meaning:</w:t>
+        <w:t xml:space="preserve">He is in bed.</w:t>
+      </w:r>
+      <w:r>
+        <w:rPr>
+          <w:rFonts w:ascii="Calibri" w:cs="Calibri" w:eastAsia="Calibri" w:hAnsi="Calibri"/>
+        </w:rPr>
+        <w:t xml:space="preserve"> → </w:t>
+      </w:r>
+      <w:r>
+        <w:rPr>
+          <w:rFonts w:ascii="Arial" w:cs="Arial" w:hAnsi="Arial"/>
+          <w:sz w:val="23"/>
+          <w:szCs w:val="24"/>
+          <w:rtl/>
+        </w:rPr>
+        <w:t xml:space="preserve">إنه في فراشه</w:t>
+      </w:r>
+      <w:r>
+        <w:rPr>
+          <w:rFonts w:ascii="Calibri" w:cs="Calibri" w:eastAsia="Calibri" w:hAnsi="Calibri"/>
+        </w:rPr>
+        <w:t xml:space="preserve"> or, depending on context, </w:t>
+      </w:r>
+      <w:r>
+        <w:rPr>
+          <w:rFonts w:ascii="Arial" w:cs="Arial" w:hAnsi="Arial"/>
+          <w:sz w:val="23"/>
+          <w:szCs w:val="24"/>
+          <w:rtl/>
+        </w:rPr>
+        <w:t xml:space="preserve">إنه نائم</w:t>
+      </w:r>
+      <w:r>
+        <w:rPr>
+          <w:rFonts w:ascii="Calibri" w:cs="Calibri" w:eastAsia="Calibri" w:hAnsi="Calibri"/>
+        </w:rPr>
+        <w:t xml:space="preserve"> (rather than </w:t>
+      </w:r>
+      <w:r>
+        <w:rPr>
+          <w:rFonts w:ascii="Arial" w:cs="Arial" w:hAnsi="Arial"/>
+          <w:sz w:val="23"/>
+          <w:szCs w:val="24"/>
+          <w:rtl/>
+        </w:rPr>
+        <w:t xml:space="preserve">إنه في السرير</w:t>
+      </w:r>
+      <w:r>
+        <w:rPr>
+          <w:rFonts w:ascii="Calibri" w:cs="Calibri" w:eastAsia="Calibri" w:hAnsi="Calibri"/>
+        </w:rPr>
+        <w:t xml:space="preserve">)</w:t>
       </w:r>
     </w:p>
     <w:p>
@@ -4901,7 +5110,7 @@
           <w:i/>
           <w:iCs/>
         </w:rPr>
-        <w:t xml:space="preserve">He is in bed.</w:t>
+        <w:t xml:space="preserve">As an officer, I…</w:t>
       </w:r>
       <w:r>
         <w:rPr>
@@ -4916,46 +5125,21 @@
           <w:szCs w:val="24"/>
           <w:rtl/>
         </w:rPr>
-        <w:t xml:space="preserve">إنه نائم</w:t>
-      </w:r>
-      <w:r>
-        <w:rPr>
-          <w:rFonts w:ascii="Calibri" w:cs="Calibri" w:eastAsia="Calibri" w:hAnsi="Calibri"/>
-        </w:rPr>
-        <w:t xml:space="preserve"> (not </w:t>
-      </w:r>
-      <w:r>
-        <w:rPr>
-          <w:rFonts w:ascii="Arial" w:cs="Arial" w:hAnsi="Arial"/>
-          <w:sz w:val="23"/>
-          <w:szCs w:val="24"/>
-          <w:rtl/>
-        </w:rPr>
-        <w:t xml:space="preserve">في السرير</w:t>
-      </w:r>
-      <w:r>
-        <w:rPr>
-          <w:rFonts w:ascii="Calibri" w:cs="Calibri" w:eastAsia="Calibri" w:hAnsi="Calibri"/>
-        </w:rPr>
-        <w:t xml:space="preserve">)</w:t>
-      </w:r>
-    </w:p>
-    <w:p>
-      <w:pPr>
-        <w:pStyle w:val="ListParagraph"/>
-        <w:numPr>
-          <w:ilvl w:val="0"/>
-          <w:numId w:val="2"/>
-        </w:numPr>
-        <w:spacing w:after="110" w:line="320"/>
-      </w:pPr>
+        <w:t xml:space="preserve">بصفتي ضابطاً…</w:t>
+      </w:r>
+      <w:r>
+        <w:rPr>
+          <w:rFonts w:ascii="Calibri" w:cs="Calibri" w:eastAsia="Calibri" w:hAnsi="Calibri"/>
+        </w:rPr>
+        <w:t xml:space="preserve">; </w:t>
+      </w:r>
       <w:r>
         <w:rPr>
           <w:rFonts w:ascii="Calibri" w:cs="Calibri" w:eastAsia="Calibri" w:hAnsi="Calibri"/>
           <w:i/>
           <w:iCs/>
         </w:rPr>
-        <w:t xml:space="preserve">As an officer, I…</w:t>
+        <w:t xml:space="preserve">As the manager of the company, I…</w:t>
       </w:r>
       <w:r>
         <w:rPr>
@@ -4970,13 +5154,13 @@
           <w:szCs w:val="24"/>
           <w:rtl/>
         </w:rPr>
-        <w:t xml:space="preserve">بصفتي ضابطاً…</w:t>
-      </w:r>
-      <w:r>
-        <w:rPr>
-          <w:rFonts w:ascii="Calibri" w:cs="Calibri" w:eastAsia="Calibri" w:hAnsi="Calibri"/>
-        </w:rPr>
-        <w:t xml:space="preserve">; </w:t>
+        <w:t xml:space="preserve">بصفتي مديرَ الشركة…</w:t>
+      </w:r>
+      <w:r>
+        <w:rPr>
+          <w:rFonts w:ascii="Calibri" w:cs="Calibri" w:eastAsia="Calibri" w:hAnsi="Calibri"/>
+        </w:rPr>
+        <w:t xml:space="preserve"> (here </w:t>
       </w:r>
       <w:r>
         <w:rPr>
@@ -4984,90 +5168,81 @@
           <w:i/>
           <w:iCs/>
         </w:rPr>
-        <w:t xml:space="preserve">As the manager of the company…</w:t>
-      </w:r>
-      <w:r>
-        <w:rPr>
-          <w:rFonts w:ascii="Calibri" w:cs="Calibri" w:eastAsia="Calibri" w:hAnsi="Calibri"/>
-        </w:rPr>
-        <w:t xml:space="preserve"> → </w:t>
-      </w:r>
-      <w:r>
-        <w:rPr>
-          <w:rFonts w:ascii="Arial" w:cs="Arial" w:hAnsi="Arial"/>
-          <w:sz w:val="23"/>
-          <w:szCs w:val="24"/>
-          <w:rtl/>
-        </w:rPr>
-        <w:t xml:space="preserve">بصفتي مدير الشركة…</w:t>
-      </w:r>
-      <w:r>
-        <w:rPr>
-          <w:rFonts w:ascii="Calibri" w:cs="Calibri" w:eastAsia="Calibri" w:hAnsi="Calibri"/>
-        </w:rPr>
-        <w:t xml:space="preserve"> (here </w:t>
-      </w:r>
+        <w:t xml:space="preserve">as</w:t>
+      </w:r>
+      <w:r>
+        <w:rPr>
+          <w:rFonts w:ascii="Calibri" w:cs="Calibri" w:eastAsia="Calibri" w:hAnsi="Calibri"/>
+        </w:rPr>
+        <w:t xml:space="preserve"> means a role, not </w:t>
+      </w:r>
+      <w:r>
+        <w:rPr>
+          <w:rFonts w:ascii="Arial" w:cs="Arial" w:hAnsi="Arial"/>
+          <w:sz w:val="23"/>
+          <w:szCs w:val="24"/>
+          <w:rtl/>
+        </w:rPr>
+        <w:t xml:space="preserve">كـ</w:t>
+      </w:r>
+      <w:r>
+        <w:rPr>
+          <w:rFonts w:ascii="Calibri" w:cs="Calibri" w:eastAsia="Calibri" w:hAnsi="Calibri"/>
+        </w:rPr>
+        <w:t xml:space="preserve">)</w:t>
+      </w:r>
+    </w:p>
+    <w:p>
+      <w:pPr>
+        <w:pStyle w:val="ListParagraph"/>
+        <w:numPr>
+          <w:ilvl w:val="0"/>
+          <w:numId w:val="2"/>
+        </w:numPr>
+        <w:spacing w:after="110" w:line="320"/>
+      </w:pPr>
       <w:r>
         <w:rPr>
           <w:rFonts w:ascii="Calibri" w:cs="Calibri" w:eastAsia="Calibri" w:hAnsi="Calibri"/>
           <w:i/>
           <w:iCs/>
         </w:rPr>
-        <w:t xml:space="preserve">as</w:t>
-      </w:r>
-      <w:r>
-        <w:rPr>
-          <w:rFonts w:ascii="Calibri" w:cs="Calibri" w:eastAsia="Calibri" w:hAnsi="Calibri"/>
-        </w:rPr>
-        <w:t xml:space="preserve"> means a role, not </w:t>
-      </w:r>
-      <w:r>
-        <w:rPr>
-          <w:rFonts w:ascii="Arial" w:cs="Arial" w:hAnsi="Arial"/>
-          <w:sz w:val="23"/>
-          <w:szCs w:val="24"/>
-          <w:rtl/>
-        </w:rPr>
-        <w:t xml:space="preserve">كـ</w:t>
-      </w:r>
-      <w:r>
-        <w:rPr>
-          <w:rFonts w:ascii="Calibri" w:cs="Calibri" w:eastAsia="Calibri" w:hAnsi="Calibri"/>
-        </w:rPr>
-        <w:t xml:space="preserve">)</w:t>
-      </w:r>
-    </w:p>
-    <w:p>
-      <w:pPr>
-        <w:pStyle w:val="ListParagraph"/>
-        <w:numPr>
-          <w:ilvl w:val="0"/>
-          <w:numId w:val="2"/>
-        </w:numPr>
-        <w:spacing w:after="110" w:line="320"/>
-      </w:pPr>
+        <w:t xml:space="preserve">Shops stay open.</w:t>
+      </w:r>
+      <w:r>
+        <w:rPr>
+          <w:rFonts w:ascii="Calibri" w:cs="Calibri" w:eastAsia="Calibri" w:hAnsi="Calibri"/>
+        </w:rPr>
+        <w:t xml:space="preserve"> → </w:t>
+      </w:r>
+      <w:r>
+        <w:rPr>
+          <w:rFonts w:ascii="Arial" w:cs="Arial" w:hAnsi="Arial"/>
+          <w:sz w:val="23"/>
+          <w:szCs w:val="24"/>
+          <w:rtl/>
+        </w:rPr>
+        <w:t xml:space="preserve">تظلّ المحلات التجارية مفتوحة</w:t>
+      </w:r>
+      <w:r>
+        <w:rPr>
+          <w:rFonts w:ascii="Calibri" w:cs="Calibri" w:eastAsia="Calibri" w:hAnsi="Calibri"/>
+        </w:rPr>
+        <w:t xml:space="preserve"> (</w:t>
+      </w:r>
       <w:r>
         <w:rPr>
           <w:rFonts w:ascii="Calibri" w:cs="Calibri" w:eastAsia="Calibri" w:hAnsi="Calibri"/>
           <w:i/>
           <w:iCs/>
         </w:rPr>
-        <w:t xml:space="preserve">Shops stay open.</w:t>
-      </w:r>
-      <w:r>
-        <w:rPr>
-          <w:rFonts w:ascii="Calibri" w:cs="Calibri" w:eastAsia="Calibri" w:hAnsi="Calibri"/>
-        </w:rPr>
-        <w:t xml:space="preserve"> → </w:t>
-      </w:r>
-      <w:r>
-        <w:rPr>
-          <w:rFonts w:ascii="Arial" w:cs="Arial" w:hAnsi="Arial"/>
-          <w:sz w:val="23"/>
-          <w:szCs w:val="24"/>
-          <w:rtl/>
-        </w:rPr>
-        <w:t xml:space="preserve">تظلّ المحلات التجارية مفتوحة</w:t>
+        <w:t xml:space="preserve">stay</w:t>
+      </w:r>
+      <w:r>
+        <w:rPr>
+          <w:rFonts w:ascii="Calibri" w:cs="Calibri" w:eastAsia="Calibri" w:hAnsi="Calibri"/>
+        </w:rPr>
+        <w:t xml:space="preserve"> means “remain”, not “live”)</w:t>
       </w:r>
     </w:p>
     <w:p>
@@ -5102,6 +5277,12 @@
         </w:rPr>
         <w:t xml:space="preserve">في نهاية المطاف</w:t>
       </w:r>
+      <w:r>
+        <w:rPr>
+          <w:rFonts w:ascii="Calibri" w:cs="Calibri" w:eastAsia="Calibri" w:hAnsi="Calibri"/>
+        </w:rPr>
+        <w:t xml:space="preserve"> (it means “in the end”, not “possibly”)</w:t>
+      </w:r>
     </w:p>
     <w:p>
       <w:pPr>
@@ -5318,7 +5499,7 @@
         <w:rPr>
           <w:rFonts w:ascii="Calibri" w:cs="Calibri" w:eastAsia="Calibri" w:hAnsi="Calibri"/>
         </w:rPr>
-        <w:t xml:space="preserve">): everyday spoken Arabic. Use one only if the client asks, for example in film subtitles.</w:t>
+        <w:t xml:space="preserve">): everyday spoken Arabic. Use one only if the client asks, for example in dubbing a cartoon or a series.</w:t>
       </w:r>
     </w:p>
     <w:p>
@@ -5394,7 +5575,7 @@
           <w:szCs w:val="24"/>
           <w:rtl/>
         </w:rPr>
-        <w:t xml:space="preserve">الدلالة</w:t>
+        <w:t xml:space="preserve">اختيار المفردات</w:t>
       </w:r>
       <w:r>
         <w:rPr>
@@ -5414,7 +5595,21 @@
         <w:rPr>
           <w:rFonts w:ascii="Calibri" w:cs="Calibri" w:eastAsia="Calibri" w:hAnsi="Calibri"/>
         </w:rPr>
-        <w:t xml:space="preserve"> (including when to be formal and when to use dialect), and </w:t>
+        <w:t xml:space="preserve"> (including </w:t>
+      </w:r>
+      <w:r>
+        <w:rPr>
+          <w:rFonts w:ascii="Calibri" w:cs="Calibri" w:eastAsia="Calibri" w:hAnsi="Calibri"/>
+          <w:b/>
+          <w:bCs/>
+        </w:rPr>
+        <w:t xml:space="preserve">register</w:t>
+      </w:r>
+      <w:r>
+        <w:rPr>
+          <w:rFonts w:ascii="Calibri" w:cs="Calibri" w:eastAsia="Calibri" w:hAnsi="Calibri"/>
+        </w:rPr>
+        <w:t xml:space="preserve">: how formal the language should be), and </w:t>
       </w:r>
       <w:r>
         <w:rPr>
@@ -5452,7 +5647,7 @@
         <w:rPr>
           <w:rFonts w:ascii="Calibri" w:cs="Calibri" w:eastAsia="Calibri" w:hAnsi="Calibri"/>
         </w:rPr>
-        <w:t xml:space="preserve">Rewrite in natural Arabic: </w:t>
+        <w:t xml:space="preserve">Rewrite as a verbal sentence: </w:t>
       </w:r>
       <w:r>
         <w:rPr>
@@ -5580,6 +5775,23 @@
         </w:numPr>
         <w:spacing w:after="110" w:line="320"/>
       </w:pPr>
+      <w:r>
+        <w:rPr>
+          <w:rFonts w:ascii="Arial" w:cs="Arial" w:hAnsi="Arial"/>
+          <w:color w:val="6B6680"/>
+          <w:sz w:val="23"/>
+          <w:szCs w:val="24"/>
+          <w:rtl/>
+        </w:rPr>
+        <w:t xml:space="preserve">إنه في فراشه.</w:t>
+      </w:r>
+      <w:r>
+        <w:rPr>
+          <w:rFonts w:ascii="Calibri" w:cs="Calibri" w:eastAsia="Calibri" w:hAnsi="Calibri"/>
+          <w:color w:val="6B6680"/>
+        </w:rPr>
+        <w:t xml:space="preserve"> or, if the context shows he is asleep, </w:t>
+      </w:r>
       <w:r>
         <w:rPr>
           <w:rFonts w:ascii="Arial" w:cs="Arial" w:hAnsi="Arial"/>
@@ -5637,7 +5849,7 @@
         <w:rPr>
           <w:rFonts w:ascii="Calibri" w:cs="Calibri" w:eastAsia="Calibri" w:hAnsi="Calibri"/>
         </w:rPr>
-        <w:t xml:space="preserve">: start with the verb, join short sentences, use Arabic punctuation.</w:t>
+        <w:t xml:space="preserve">: prefer a verbal sentence, join short sentences, use Arabic punctuation.</w:t>
       </w:r>
     </w:p>
     <w:p>
@@ -5775,7 +5987,7 @@
           <w:szCs w:val="24"/>
           <w:rtl/>
         </w:rPr>
-        <w:t xml:space="preserve">البناء</w:t>
+        <w:t xml:space="preserve">الشكل</w:t>
       </w:r>
       <w:r>
         <w:rPr>
@@ -5867,7 +6079,7 @@
           <w:szCs w:val="24"/>
           <w:rtl/>
         </w:rPr>
-        <w:t xml:space="preserve">المعنى أهم من البناء</w:t>
+        <w:t xml:space="preserve">المعنى أهمّ من الشكل</w:t>
       </w:r>
       <w:r>
         <w:rPr>
@@ -5903,7 +6115,7 @@
         <w:rPr>
           <w:rFonts w:ascii="Calibri" w:cs="Calibri" w:eastAsia="Calibri" w:hAnsi="Calibri"/>
         </w:rPr>
-        <w:t xml:space="preserve">Forms differ between languages, so you may change them. For example, an adjective or a noun can become a verb:</w:t>
+        <w:t xml:space="preserve">Forms differ between languages, so you may change them. For example, a noun can become a verb:</w:t>
       </w:r>
     </w:p>
     <w:p>
@@ -5942,7 +6154,7 @@
         <w:rPr>
           <w:rFonts w:ascii="Calibri" w:cs="Calibri" w:eastAsia="Calibri" w:hAnsi="Calibri"/>
         </w:rPr>
-        <w:t xml:space="preserve"> (the adjective </w:t>
+        <w:t xml:space="preserve"> (the noun </w:t>
       </w:r>
       <w:r>
         <w:rPr>
@@ -5950,13 +6162,57 @@
           <w:i/>
           <w:iCs/>
         </w:rPr>
+        <w:t xml:space="preserve">smoker</w:t>
+      </w:r>
+      <w:r>
+        <w:rPr>
+          <w:rFonts w:ascii="Calibri" w:cs="Calibri" w:eastAsia="Calibri" w:hAnsi="Calibri"/>
+        </w:rPr>
+        <w:t xml:space="preserve"> becomes the verb </w:t>
+      </w:r>
+      <w:r>
+        <w:rPr>
+          <w:rFonts w:ascii="Arial" w:cs="Arial" w:hAnsi="Arial"/>
+          <w:sz w:val="23"/>
+          <w:szCs w:val="24"/>
+          <w:rtl/>
+        </w:rPr>
+        <w:t xml:space="preserve">يدخّن</w:t>
+      </w:r>
+      <w:r>
+        <w:rPr>
+          <w:rFonts w:ascii="Calibri" w:cs="Calibri" w:eastAsia="Calibri" w:hAnsi="Calibri"/>
+        </w:rPr>
+        <w:t xml:space="preserve">, and the adjective </w:t>
+      </w:r>
+      <w:r>
+        <w:rPr>
+          <w:rFonts w:ascii="Calibri" w:cs="Calibri" w:eastAsia="Calibri" w:hAnsi="Calibri"/>
+          <w:i/>
+          <w:iCs/>
+        </w:rPr>
         <w:t xml:space="preserve">heavy</w:t>
       </w:r>
       <w:r>
         <w:rPr>
           <w:rFonts w:ascii="Calibri" w:cs="Calibri" w:eastAsia="Calibri" w:hAnsi="Calibri"/>
         </w:rPr>
-        <w:t xml:space="preserve"> becomes a verb phrase)</w:t>
+        <w:t xml:space="preserve"> becomes </w:t>
+      </w:r>
+      <w:r>
+        <w:rPr>
+          <w:rFonts w:ascii="Arial" w:cs="Arial" w:hAnsi="Arial"/>
+          <w:sz w:val="23"/>
+          <w:szCs w:val="24"/>
+          <w:rtl/>
+        </w:rPr>
+        <w:t xml:space="preserve">بشراهة</w:t>
+      </w:r>
+      <w:r>
+        <w:rPr>
+          <w:rFonts w:ascii="Calibri" w:cs="Calibri" w:eastAsia="Calibri" w:hAnsi="Calibri"/>
+        </w:rPr>
+        <w:t xml:space="preserve">)</w:t>
       </w:r>
     </w:p>
     <w:p>
@@ -6603,7 +6859,7 @@
           <w:szCs w:val="24"/>
           <w:rtl/>
         </w:rPr>
-        <w:t xml:space="preserve">توفّي</w:t>
+        <w:t xml:space="preserve">تُوُفِّي</w:t>
       </w:r>
       <w:r>
         <w:rPr>
@@ -6777,7 +7033,7 @@
           <w:i/>
           <w:iCs/>
         </w:rPr>
-        <w:t xml:space="preserve">kill</w:t>
+        <w:t xml:space="preserve">slim</w:t>
       </w:r>
       <w:r>
         <w:rPr>
@@ -6792,13 +7048,13 @@
           <w:szCs w:val="24"/>
           <w:rtl/>
         </w:rPr>
-        <w:t xml:space="preserve">قتل</w:t>
-      </w:r>
-      <w:r>
-        <w:rPr>
-          <w:rFonts w:ascii="Calibri" w:cs="Calibri" w:eastAsia="Calibri" w:hAnsi="Calibri"/>
-        </w:rPr>
-        <w:t xml:space="preserve">) is general; </w:t>
+        <w:t xml:space="preserve">رشيق</w:t>
+      </w:r>
+      <w:r>
+        <w:rPr>
+          <w:rFonts w:ascii="Calibri" w:cs="Calibri" w:eastAsia="Calibri" w:hAnsi="Calibri"/>
+        </w:rPr>
+        <w:t xml:space="preserve">) is positive; </w:t>
       </w:r>
       <w:r>
         <w:rPr>
@@ -6806,7 +7062,7 @@
           <w:i/>
           <w:iCs/>
         </w:rPr>
-        <w:t xml:space="preserve">assassinate</w:t>
+        <w:t xml:space="preserve">skinny</w:t>
       </w:r>
       <w:r>
         <w:rPr>
@@ -6821,13 +7077,13 @@
           <w:szCs w:val="24"/>
           <w:rtl/>
         </w:rPr>
-        <w:t xml:space="preserve">اغتال</w:t>
-      </w:r>
-      <w:r>
-        <w:rPr>
-          <w:rFonts w:ascii="Calibri" w:cs="Calibri" w:eastAsia="Calibri" w:hAnsi="Calibri"/>
-        </w:rPr>
-        <w:t xml:space="preserve">) means killing for political reasons.</w:t>
+        <w:t xml:space="preserve">هزيل</w:t>
+      </w:r>
+      <w:r>
+        <w:rPr>
+          <w:rFonts w:ascii="Calibri" w:cs="Calibri" w:eastAsia="Calibri" w:hAnsi="Calibri"/>
+        </w:rPr>
+        <w:t xml:space="preserve">) is negative.</w:t>
       </w:r>
     </w:p>
     <w:p>
@@ -6948,7 +7204,7 @@
           <w:szCs w:val="24"/>
           <w:rtl/>
         </w:rPr>
-        <w:t xml:space="preserve">توفّي</w:t>
+        <w:t xml:space="preserve">تُوُفِّي</w:t>
       </w:r>
       <w:r>
         <w:rPr>
@@ -7023,7 +7279,7 @@
           <w:szCs w:val="24"/>
           <w:rtl/>
         </w:rPr>
-        <w:t xml:space="preserve">توفّي</w:t>
+        <w:t xml:space="preserve">تُوُفِّي</w:t>
       </w:r>
       <w:r>
         <w:rPr>
@@ -7219,7 +7475,7 @@
         <w:rPr>
           <w:rFonts w:ascii="Calibri" w:cs="Calibri" w:eastAsia="Calibri" w:hAnsi="Calibri"/>
         </w:rPr>
-        <w:t xml:space="preserve">Any background information that helps us understand a text.</w:t>
+        <w:t xml:space="preserve">Everything around a word or text that helps us understand it: the surrounding words and the wider situation.</w:t>
       </w:r>
     </w:p>
     <w:p>
@@ -7253,7 +7509,7 @@
           <w:szCs w:val="24"/>
           <w:rtl/>
         </w:rPr>
-        <w:t xml:space="preserve">السياق الداخلي</w:t>
+        <w:t xml:space="preserve">السياق اللغوي (الداخلي)</w:t>
       </w:r>
       <w:r>
         <w:rPr>
@@ -7299,7 +7555,7 @@
           <w:szCs w:val="24"/>
           <w:rtl/>
         </w:rPr>
-        <w:t xml:space="preserve">السياق الخارجي</w:t>
+        <w:t xml:space="preserve">سياق الموقف (الخارجي)</w:t>
       </w:r>
       <w:r>
         <w:rPr>
@@ -7515,7 +7771,7 @@
         <w:rPr>
           <w:rFonts w:ascii="Calibri" w:cs="Calibri" w:eastAsia="Calibri" w:hAnsi="Calibri"/>
         </w:rPr>
-        <w:t xml:space="preserve">Picture a triangle. The </w:t>
+        <w:t xml:space="preserve">Picture a triangle with the </w:t>
       </w:r>
       <w:r>
         <w:rPr>
@@ -7529,6 +7785,20 @@
         <w:rPr>
           <w:rFonts w:ascii="Calibri" w:cs="Calibri" w:eastAsia="Calibri" w:hAnsi="Calibri"/>
         </w:rPr>
+        <w:t xml:space="preserve">, the </w:t>
+      </w:r>
+      <w:r>
+        <w:rPr>
+          <w:rFonts w:ascii="Calibri" w:cs="Calibri" w:eastAsia="Calibri" w:hAnsi="Calibri"/>
+          <w:b/>
+          <w:bCs/>
+        </w:rPr>
+        <w:t xml:space="preserve">text</w:t>
+      </w:r>
+      <w:r>
+        <w:rPr>
+          <w:rFonts w:ascii="Calibri" w:cs="Calibri" w:eastAsia="Calibri" w:hAnsi="Calibri"/>
+        </w:rPr>
         <w:t xml:space="preserve"> and the </w:t>
       </w:r>
       <w:r>
@@ -7543,21 +7813,7 @@
         <w:rPr>
           <w:rFonts w:ascii="Calibri" w:cs="Calibri" w:eastAsia="Calibri" w:hAnsi="Calibri"/>
         </w:rPr>
-        <w:t xml:space="preserve"> are at two corners, and the </w:t>
-      </w:r>
-      <w:r>
-        <w:rPr>
-          <w:rFonts w:ascii="Calibri" w:cs="Calibri" w:eastAsia="Calibri" w:hAnsi="Calibri"/>
-          <w:b/>
-          <w:bCs/>
-        </w:rPr>
-        <w:t xml:space="preserve">text</w:t>
-      </w:r>
-      <w:r>
-        <w:rPr>
-          <w:rFonts w:ascii="Calibri" w:cs="Calibri" w:eastAsia="Calibri" w:hAnsi="Calibri"/>
-        </w:rPr>
-        <w:t xml:space="preserve"> passes between them. The </w:t>
+        <w:t xml:space="preserve"> at its three corners. The </w:t>
       </w:r>
       <w:r>
         <w:rPr>
@@ -7571,7 +7827,7 @@
         <w:rPr>
           <w:rFonts w:ascii="Calibri" w:cs="Calibri" w:eastAsia="Calibri" w:hAnsi="Calibri"/>
         </w:rPr>
-        <w:t xml:space="preserve"> stands in the middle and must know both sides.</w:t>
+        <w:t xml:space="preserve"> stands in the middle and must know all three.</w:t>
       </w:r>
     </w:p>
     <w:p>
@@ -7741,7 +7997,7 @@
         <w:rPr>
           <w:rFonts w:ascii="Calibri" w:cs="Calibri" w:eastAsia="Calibri" w:hAnsi="Calibri"/>
         </w:rPr>
-        <w:t xml:space="preserve"> (a container, such as a phone case).</w:t>
+        <w:t xml:space="preserve"> (a container, such as a phone case). The first two meanings are related; the third is not.</w:t>
       </w:r>
     </w:p>
     <w:p>
@@ -7815,7 +8071,7 @@
           <w:szCs w:val="24"/>
           <w:rtl/>
         </w:rPr>
-        <w:t xml:space="preserve">تطهير الذنوب</w:t>
+        <w:t xml:space="preserve">التطهير من الذنوب</w:t>
       </w:r>
       <w:r>
         <w:rPr>
@@ -8223,7 +8479,7 @@
         <w:rPr>
           <w:rFonts w:ascii="Calibri" w:cs="Calibri" w:eastAsia="Calibri" w:hAnsi="Calibri"/>
         </w:rPr>
-        <w:t xml:space="preserve">The course materials define collocation as “the company a word keeps”. The idea comes from the linguist J. R. Firth: “You shall know a word by the company it keeps” (Firth, 1957, p. 11). Each language has its own partners, so a collocation cannot be translated word by word (Baker, 2018).</w:t>
+        <w:t xml:space="preserve">The course materials define collocation as “the company a word keeps”. The idea comes from the linguist J. R. Firth: “You shall know a word by the company it keeps” (Firth, 1957, p. 11). Each language has its own partners, so a collocation often cannot be translated word by word (Baker, 2018).</w:t>
       </w:r>
     </w:p>
     <w:p>
@@ -8335,7 +8591,7 @@
           <w:szCs w:val="24"/>
           <w:rtl/>
         </w:rPr>
-        <w:t xml:space="preserve">أعِرني انتباهك</w:t>
+        <w:t xml:space="preserve">يُعير انتباهه</w:t>
       </w:r>
       <w:r>
         <w:rPr>
@@ -8785,7 +9041,7 @@
           <w:i/>
           <w:iCs/>
         </w:rPr>
-        <w:t xml:space="preserve">I am growing worried</w:t>
+        <w:t xml:space="preserve">I am worried</w:t>
       </w:r>
     </w:p>
     <w:p>
@@ -9330,7 +9586,7 @@
         <w:rPr>
           <w:rFonts w:ascii="Calibri" w:cs="Calibri" w:eastAsia="Calibri" w:hAnsi="Calibri"/>
         </w:rPr>
-        <w:t xml:space="preserve"> means “it is easy”. An idiom cannot be translated word by word. Translate its meaning, or use a target-language idiom with the same meaning (Baker, 2018).</w:t>
+        <w:t xml:space="preserve"> means “it is easy”. An idiom usually cannot be translated word by word. Use a target-language idiom with the same meaning, or translate its meaning in plain words (Baker, 2018).</w:t>
       </w:r>
     </w:p>
     <w:p>
@@ -9387,7 +9643,7 @@
           <w:szCs w:val="24"/>
           <w:rtl/>
         </w:rPr>
-        <w:t xml:space="preserve">قطعة من الكعك</w:t>
+        <w:t xml:space="preserve">قطعة من الكعكة</w:t>
       </w:r>
       <w:r>
         <w:rPr>
@@ -9887,7 +10143,7 @@
           <w:szCs w:val="24"/>
           <w:rtl/>
         </w:rPr>
-        <w:t xml:space="preserve">العمل عمل</w:t>
+        <w:t xml:space="preserve">تعاشروا كالإخوة وتعاملوا كالأجانب</w:t>
       </w:r>
     </w:p>
     <w:p>
@@ -10098,7 +10354,7 @@
         <w:rPr>
           <w:rFonts w:ascii="Calibri" w:cs="Calibri" w:eastAsia="Calibri" w:hAnsi="Calibri"/>
         </w:rPr>
-        <w:t xml:space="preserve">Never translate an idiom word by word.</w:t>
+        <w:t xml:space="preserve">Do not translate an idiom word by word unless the other language has the same idiom.</w:t>
       </w:r>
     </w:p>
     <w:p>
@@ -10643,22 +10899,22 @@
           <w:szCs w:val="24"/>
           <w:rtl/>
         </w:rPr>
-        <w:t xml:space="preserve">فكّر خارج الصندوق</w:t>
-      </w:r>
-      <w:r>
-        <w:rPr>
-          <w:rFonts w:ascii="Calibri" w:cs="Calibri" w:eastAsia="Calibri" w:hAnsi="Calibri"/>
-        </w:rPr>
-        <w:t xml:space="preserve"> (now used in Arabic too). Functional: </w:t>
-      </w:r>
-      <w:r>
-        <w:rPr>
-          <w:rFonts w:ascii="Arial" w:cs="Arial" w:hAnsi="Arial"/>
-          <w:sz w:val="23"/>
-          <w:szCs w:val="24"/>
-          <w:rtl/>
-        </w:rPr>
-        <w:t xml:space="preserve">فكّر بطريقة إبداعية</w:t>
+        <w:t xml:space="preserve">عليك أن تفكّر خارج الصندوق</w:t>
+      </w:r>
+      <w:r>
+        <w:rPr>
+          <w:rFonts w:ascii="Calibri" w:cs="Calibri" w:eastAsia="Calibri" w:hAnsi="Calibri"/>
+        </w:rPr>
+        <w:t xml:space="preserve"> (now used in Arabic too). Ideational: </w:t>
+      </w:r>
+      <w:r>
+        <w:rPr>
+          <w:rFonts w:ascii="Arial" w:cs="Arial" w:hAnsi="Arial"/>
+          <w:sz w:val="23"/>
+          <w:szCs w:val="24"/>
+          <w:rtl/>
+        </w:rPr>
+        <w:t xml:space="preserve">عليك أن تفكّر بطريقة إبداعية</w:t>
       </w:r>
       <w:r>
         <w:rPr>
@@ -10712,7 +10968,7 @@
           <w:szCs w:val="24"/>
           <w:rtl/>
         </w:rPr>
-        <w:t xml:space="preserve">عليٌّ متميّز في كتابة الشعر</w:t>
+        <w:t xml:space="preserve">عليٌّ لا يُضاهى في كتابة الشعر</w:t>
       </w:r>
       <w:r>
         <w:rPr>
@@ -10792,7 +11048,7 @@
           <w:szCs w:val="24"/>
           <w:rtl/>
         </w:rPr>
-        <w:t xml:space="preserve">عليٌّ متميّز في كتابة الشعر</w:t>
+        <w:t xml:space="preserve">عليٌّ لا يُضاهى في كتابة الشعر</w:t>
       </w:r>
     </w:p>
     <w:p>
@@ -11110,7 +11366,7 @@
           <w:b/>
           <w:bCs/>
         </w:rPr>
-        <w:t xml:space="preserve">Adaptation</w:t>
+        <w:t xml:space="preserve">Adaptation (method)</w:t>
       </w:r>
       <w:r>
         <w:rPr>
@@ -11125,7 +11381,7 @@
           <w:szCs w:val="24"/>
           <w:rtl/>
         </w:rPr>
-        <w:t xml:space="preserve">الترجمة المكيَّفة</w:t>
+        <w:t xml:space="preserve">التكييف</w:t>
       </w:r>
       <w:r>
         <w:rPr>
@@ -11348,16 +11604,16 @@
         <w:rPr>
           <w:rFonts w:ascii="Calibri" w:cs="Calibri" w:eastAsia="Calibri" w:hAnsi="Calibri"/>
         </w:rPr>
-        <w:t xml:space="preserve"> → </w:t>
-      </w:r>
-      <w:r>
-        <w:rPr>
-          <w:rFonts w:ascii="Arial" w:cs="Arial" w:hAnsi="Arial"/>
-          <w:sz w:val="23"/>
-          <w:szCs w:val="24"/>
-          <w:rtl/>
-        </w:rPr>
-        <w:t xml:space="preserve">ماذا سترتدي في أهمّ يوم لديك؟</w:t>
+        <w:t xml:space="preserve"> (in a wedding advert) → </w:t>
+      </w:r>
+      <w:r>
+        <w:rPr>
+          <w:rFonts w:ascii="Arial" w:cs="Arial" w:hAnsi="Arial"/>
+          <w:sz w:val="23"/>
+          <w:szCs w:val="24"/>
+          <w:rtl/>
+        </w:rPr>
+        <w:t xml:space="preserve">ماذا سترتدي في أكبر يوم لديك؟</w:t>
       </w:r>
       <w:r>
         <w:rPr>
@@ -11435,7 +11691,7 @@
           <w:szCs w:val="24"/>
           <w:rtl/>
         </w:rPr>
-        <w:t xml:space="preserve">تعيين الموظفين الجدد يجب أن يتم بعيداً عن المحسوبية والواسطة والمحاباة</w:t>
+        <w:t xml:space="preserve">يجب أن يتمّ تعيين الموظفين الجدد بعيداً عن المحسوبية والواسطة والمحاباة</w:t>
       </w:r>
       <w:r>
         <w:rPr>
@@ -11498,7 +11754,7 @@
           <w:szCs w:val="24"/>
           <w:rtl/>
         </w:rPr>
-        <w:t xml:space="preserve">سيكون لدينا موسم زراعي مبشّر بالخير هذا العام</w:t>
+        <w:t xml:space="preserve">ينتظرنا هذا العام موسمٌ زراعيٌّ مبشّر بالخير</w:t>
       </w:r>
       <w:r>
         <w:rPr>
@@ -11544,7 +11800,21 @@
         <w:rPr>
           <w:rFonts w:ascii="Calibri" w:cs="Calibri" w:eastAsia="Calibri" w:hAnsi="Calibri"/>
         </w:rPr>
-        <w:t xml:space="preserve">The last three are very free: they add an interpretation or a new idea.</w:t>
+        <w:t xml:space="preserve">The last three are very free: they add an interpretation or a new idea. Translation this free comes close to </w:t>
+      </w:r>
+      <w:r>
+        <w:rPr>
+          <w:rFonts w:ascii="Calibri" w:cs="Calibri" w:eastAsia="Calibri" w:hAnsi="Calibri"/>
+          <w:b/>
+          <w:bCs/>
+        </w:rPr>
+        <w:t xml:space="preserve">adaptation</w:t>
+      </w:r>
+      <w:r>
+        <w:rPr>
+          <w:rFonts w:ascii="Calibri" w:cs="Calibri" w:eastAsia="Calibri" w:hAnsi="Calibri"/>
+        </w:rPr>
+        <w:t xml:space="preserve">.</w:t>
       </w:r>
     </w:p>
     <w:p>
@@ -11563,7 +11833,7 @@
         <w:rPr>
           <w:rFonts w:ascii="Calibri" w:cs="Calibri" w:eastAsia="Calibri" w:hAnsi="Calibri"/>
         </w:rPr>
-        <w:t xml:space="preserve">St Jerome, who translated the Bible into Latin, chose “not word for word but sense for sense” (Jerome, 395/2012). So did the great Abbasid translator Ḥunayn ibn Isḥāq (Baker &amp; Hanna, 2009). As a beginner, translate the meaning, but do not add ideas.</w:t>
+        <w:t xml:space="preserve">St Jerome, who translated the Bible into Latin, wrote that, except for Holy Scripture, he translated “not word for word but sense for sense” (Jerome, 395/2012). So did the great Abbasid translator Ḥunayn ibn Isḥāq (Baker &amp; Hanna, 2009). As a beginner, translate the meaning, but do not add ideas.</w:t>
       </w:r>
     </w:p>
     <w:p>
@@ -11988,7 +12258,7 @@
           <w:i/>
           <w:iCs/>
         </w:rPr>
-        <w:t xml:space="preserve">She is a moon.</w:t>
+        <w:t xml:space="preserve">He is a lion.</w:t>
       </w:r>
       <w:r>
         <w:rPr>
@@ -12002,28 +12272,73 @@
           <w:i/>
           <w:iCs/>
         </w:rPr>
-        <w:t xml:space="preserve">She is as beautiful as the moon.</w:t>
-      </w:r>
-      <w:r>
-        <w:rPr>
-          <w:rFonts w:ascii="Calibri" w:cs="Calibri" w:eastAsia="Calibri" w:hAnsi="Calibri"/>
-        </w:rPr>
-        <w:t xml:space="preserve"> In Arabic terms, a metaphor uses a word in a non-literal way (</w:t>
-      </w:r>
-      <w:r>
-        <w:rPr>
-          <w:rFonts w:ascii="Arial" w:cs="Arial" w:hAnsi="Arial"/>
-          <w:sz w:val="23"/>
-          <w:szCs w:val="24"/>
-          <w:rtl/>
-        </w:rPr>
-        <w:t xml:space="preserve">استخدام اللفظ استخداماً غير حرفي</w:t>
-      </w:r>
-      <w:r>
-        <w:rPr>
-          <w:rFonts w:ascii="Calibri" w:cs="Calibri" w:eastAsia="Calibri" w:hAnsi="Calibri"/>
-        </w:rPr>
-        <w:t xml:space="preserve">). Poetry is especially rich in metaphors.</w:t>
+        <w:t xml:space="preserve">He is as brave as a lion.</w:t>
+      </w:r>
+      <w:r>
+        <w:rPr>
+          <w:rFonts w:ascii="Calibri" w:cs="Calibri" w:eastAsia="Calibri" w:hAnsi="Calibri"/>
+        </w:rPr>
+        <w:t xml:space="preserve"> Poetry is especially rich in metaphors. Note that Arabic rhetoric draws the line differently: </w:t>
+      </w:r>
+      <w:r>
+        <w:rPr>
+          <w:rFonts w:ascii="Arial" w:cs="Arial" w:hAnsi="Arial"/>
+          <w:sz w:val="23"/>
+          <w:szCs w:val="24"/>
+          <w:rtl/>
+        </w:rPr>
+        <w:t xml:space="preserve">هو أسد</w:t>
+      </w:r>
+      <w:r>
+        <w:rPr>
+          <w:rFonts w:ascii="Calibri" w:cs="Calibri" w:eastAsia="Calibri" w:hAnsi="Calibri"/>
+        </w:rPr>
+        <w:t xml:space="preserve"> is a concise simile (</w:t>
+      </w:r>
+      <w:r>
+        <w:rPr>
+          <w:rFonts w:ascii="Arial" w:cs="Arial" w:hAnsi="Arial"/>
+          <w:sz w:val="23"/>
+          <w:szCs w:val="24"/>
+          <w:rtl/>
+        </w:rPr>
+        <w:t xml:space="preserve">تشبيه بليغ</w:t>
+      </w:r>
+      <w:r>
+        <w:rPr>
+          <w:rFonts w:ascii="Calibri" w:cs="Calibri" w:eastAsia="Calibri" w:hAnsi="Calibri"/>
+        </w:rPr>
+        <w:t xml:space="preserve">), because both sides of the comparison are named. A </w:t>
+      </w:r>
+      <w:r>
+        <w:rPr>
+          <w:rFonts w:ascii="Arial" w:cs="Arial" w:hAnsi="Arial"/>
+          <w:sz w:val="23"/>
+          <w:szCs w:val="24"/>
+          <w:rtl/>
+        </w:rPr>
+        <w:t xml:space="preserve">استعارة</w:t>
+      </w:r>
+      <w:r>
+        <w:rPr>
+          <w:rFonts w:ascii="Calibri" w:cs="Calibri" w:eastAsia="Calibri" w:hAnsi="Calibri"/>
+        </w:rPr>
+        <w:t xml:space="preserve"> names only the image, as in </w:t>
+      </w:r>
+      <w:r>
+        <w:rPr>
+          <w:rFonts w:ascii="Arial" w:cs="Arial" w:hAnsi="Arial"/>
+          <w:sz w:val="23"/>
+          <w:szCs w:val="24"/>
+          <w:rtl/>
+        </w:rPr>
+        <w:t xml:space="preserve">رأيتُ أسداً يخطب</w:t>
+      </w:r>
+      <w:r>
+        <w:rPr>
+          <w:rFonts w:ascii="Calibri" w:cs="Calibri" w:eastAsia="Calibri" w:hAnsi="Calibri"/>
+        </w:rPr>
+        <w:t xml:space="preserve">.</w:t>
       </w:r>
     </w:p>
     <w:p>
@@ -12042,7 +12357,7 @@
         <w:rPr>
           <w:rFonts w:ascii="Calibri" w:cs="Calibri" w:eastAsia="Calibri" w:hAnsi="Calibri"/>
         </w:rPr>
-        <w:t xml:space="preserve">Follow these steps in order. They agree with the procedures described by Newmark (1988):</w:t>
+        <w:t xml:space="preserve">Follow these steps in order. They are based on four of the seven procedures that Newmark describes for translating metaphors (Newmark, 1988):</w:t>
       </w:r>
     </w:p>
     <w:p>
@@ -12103,7 +12418,7 @@
           <w:i/>
           <w:iCs/>
         </w:rPr>
-        <w:t xml:space="preserve">My thoughts evaporated.</w:t>
+        <w:t xml:space="preserve">My hopes evaporated.</w:t>
       </w:r>
       <w:r>
         <w:rPr>
@@ -12118,7 +12433,7 @@
           <w:szCs w:val="24"/>
           <w:rtl/>
         </w:rPr>
-        <w:t xml:space="preserve">تبخّرت أفكاري</w:t>
+        <w:t xml:space="preserve">تبخّرت آمالي</w:t>
       </w:r>
       <w:r>
         <w:rPr>
@@ -12132,7 +12447,7 @@
           <w:i/>
           <w:iCs/>
         </w:rPr>
-        <w:t xml:space="preserve">My paper will see the light next December.</w:t>
+        <w:t xml:space="preserve">My paper will see the light of day next December.</w:t>
       </w:r>
       <w:r>
         <w:rPr>
@@ -12147,7 +12462,7 @@
           <w:szCs w:val="24"/>
           <w:rtl/>
         </w:rPr>
-        <w:t xml:space="preserve">سترى ورقتي البحثية النور في ديسمبر القادم</w:t>
+        <w:t xml:space="preserve">سترى ورقتي البحثية النور في ديسمبر المقبل</w:t>
       </w:r>
       <w:r>
         <w:rPr>
@@ -12206,22 +12521,22 @@
         <w:rPr>
           <w:rFonts w:ascii="Calibri" w:cs="Calibri" w:eastAsia="Calibri" w:hAnsi="Calibri"/>
         </w:rPr>
-        <w:t xml:space="preserve"> (in negative situations) or </w:t>
-      </w:r>
-      <w:r>
-        <w:rPr>
-          <w:rFonts w:ascii="Arial" w:cs="Arial" w:hAnsi="Arial"/>
-          <w:sz w:val="23"/>
-          <w:szCs w:val="24"/>
-          <w:rtl/>
-        </w:rPr>
-        <w:t xml:space="preserve">أوّل الغيث قطرة</w:t>
-      </w:r>
-      <w:r>
-        <w:rPr>
-          <w:rFonts w:ascii="Calibri" w:cs="Calibri" w:eastAsia="Calibri" w:hAnsi="Calibri"/>
-        </w:rPr>
-        <w:t xml:space="preserve"> (in positive ones).</w:t>
+        <w:t xml:space="preserve">, or, when something bad is hidden, </w:t>
+      </w:r>
+      <w:r>
+        <w:rPr>
+          <w:rFonts w:ascii="Arial" w:cs="Arial" w:hAnsi="Arial"/>
+          <w:sz w:val="23"/>
+          <w:szCs w:val="24"/>
+          <w:rtl/>
+        </w:rPr>
+        <w:t xml:space="preserve">وما خفي كان أعظم</w:t>
+      </w:r>
+      <w:r>
+        <w:rPr>
+          <w:rFonts w:ascii="Calibri" w:cs="Calibri" w:eastAsia="Calibri" w:hAnsi="Calibri"/>
+        </w:rPr>
+        <w:t xml:space="preserve">.</w:t>
       </w:r>
     </w:p>
     <w:p>
@@ -12306,28 +12621,57 @@
           <w:i/>
           <w:iCs/>
         </w:rPr>
-        <w:t xml:space="preserve">She is a snake</w:t>
-      </w:r>
-      <w:r>
-        <w:rPr>
-          <w:rFonts w:ascii="Calibri" w:cs="Calibri" w:eastAsia="Calibri" w:hAnsi="Calibri"/>
-        </w:rPr>
-        <w:t xml:space="preserve"> (if the image were not shared) → </w:t>
-      </w:r>
-      <w:r>
-        <w:rPr>
-          <w:rFonts w:ascii="Arial" w:cs="Arial" w:hAnsi="Arial"/>
-          <w:sz w:val="23"/>
-          <w:szCs w:val="24"/>
-          <w:rtl/>
-        </w:rPr>
-        <w:t xml:space="preserve">إنها خبيثة</w:t>
-      </w:r>
-      <w:r>
-        <w:rPr>
-          <w:rFonts w:ascii="Calibri" w:cs="Calibri" w:eastAsia="Calibri" w:hAnsi="Calibri"/>
-        </w:rPr>
-        <w:t xml:space="preserve">; </w:t>
+        <w:t xml:space="preserve">The news raised a few eyebrows.</w:t>
+      </w:r>
+      <w:r>
+        <w:rPr>
+          <w:rFonts w:ascii="Calibri" w:cs="Calibri" w:eastAsia="Calibri" w:hAnsi="Calibri"/>
+        </w:rPr>
+        <w:t xml:space="preserve"> → </w:t>
+      </w:r>
+      <w:r>
+        <w:rPr>
+          <w:rFonts w:ascii="Arial" w:cs="Arial" w:hAnsi="Arial"/>
+          <w:sz w:val="23"/>
+          <w:szCs w:val="24"/>
+          <w:rtl/>
+        </w:rPr>
+        <w:t xml:space="preserve">أثار الخبر استغراب بعضهم</w:t>
+      </w:r>
+      <w:r>
+        <w:rPr>
+          <w:rFonts w:ascii="Calibri" w:cs="Calibri" w:eastAsia="Calibri" w:hAnsi="Calibri"/>
+        </w:rPr>
+        <w:t xml:space="preserve">.</w:t>
+      </w:r>
+    </w:p>
+    <w:p>
+      <w:pPr>
+        <w:spacing w:after="40"/>
+      </w:pPr>
+    </w:p>
+    <w:p>
+      <w:pPr>
+        <w:pStyle w:val="Heading3"/>
+      </w:pPr>
+      <w:r>
+        <w:t xml:space="preserve">Try it</w:t>
+      </w:r>
+    </w:p>
+    <w:p>
+      <w:pPr>
+        <w:pStyle w:val="ListParagraph"/>
+        <w:numPr>
+          <w:ilvl w:val="0"/>
+          <w:numId w:val="29"/>
+        </w:numPr>
+        <w:spacing w:after="110" w:line="320"/>
+      </w:pPr>
+      <w:r>
+        <w:rPr>
+          <w:rFonts w:ascii="Calibri" w:cs="Calibri" w:eastAsia="Calibri" w:hAnsi="Calibri"/>
+        </w:rPr>
+        <w:t xml:space="preserve">Translate: </w:t>
       </w:r>
       <w:r>
         <w:rPr>
@@ -12335,41 +12679,7 @@
           <w:i/>
           <w:iCs/>
         </w:rPr>
-        <w:t xml:space="preserve">The news raised a few eyebrows.</w:t>
-      </w:r>
-      <w:r>
-        <w:rPr>
-          <w:rFonts w:ascii="Calibri" w:cs="Calibri" w:eastAsia="Calibri" w:hAnsi="Calibri"/>
-        </w:rPr>
-        <w:t xml:space="preserve"> → </w:t>
-      </w:r>
-      <w:r>
-        <w:rPr>
-          <w:rFonts w:ascii="Arial" w:cs="Arial" w:hAnsi="Arial"/>
-          <w:sz w:val="23"/>
-          <w:szCs w:val="24"/>
-          <w:rtl/>
-        </w:rPr>
-        <w:t xml:space="preserve">أثار الخبر دهشة بعضهم</w:t>
-      </w:r>
-      <w:r>
-        <w:rPr>
-          <w:rFonts w:ascii="Calibri" w:cs="Calibri" w:eastAsia="Calibri" w:hAnsi="Calibri"/>
-        </w:rPr>
-        <w:t xml:space="preserve">.</w:t>
-      </w:r>
-    </w:p>
-    <w:p>
-      <w:pPr>
-        <w:spacing w:after="40"/>
-      </w:pPr>
-    </w:p>
-    <w:p>
-      <w:pPr>
-        <w:pStyle w:val="Heading3"/>
-      </w:pPr>
-      <w:r>
-        <w:t xml:space="preserve">Try it</w:t>
+        <w:t xml:space="preserve">My hopes evaporated.</w:t>
       </w:r>
     </w:p>
     <w:p>
@@ -12393,30 +12703,6 @@
           <w:i/>
           <w:iCs/>
         </w:rPr>
-        <w:t xml:space="preserve">My thoughts evaporated.</w:t>
-      </w:r>
-    </w:p>
-    <w:p>
-      <w:pPr>
-        <w:pStyle w:val="ListParagraph"/>
-        <w:numPr>
-          <w:ilvl w:val="0"/>
-          <w:numId w:val="29"/>
-        </w:numPr>
-        <w:spacing w:after="110" w:line="320"/>
-      </w:pPr>
-      <w:r>
-        <w:rPr>
-          <w:rFonts w:ascii="Calibri" w:cs="Calibri" w:eastAsia="Calibri" w:hAnsi="Calibri"/>
-        </w:rPr>
-        <w:t xml:space="preserve">Translate: </w:t>
-      </w:r>
-      <w:r>
-        <w:rPr>
-          <w:rFonts w:ascii="Calibri" w:cs="Calibri" w:eastAsia="Calibri" w:hAnsi="Calibri"/>
-          <w:i/>
-          <w:iCs/>
-        </w:rPr>
         <w:t xml:space="preserve">This is only the tip of the iceberg.</w:t>
       </w:r>
       <w:r>
@@ -12462,7 +12748,7 @@
           <w:szCs w:val="24"/>
           <w:rtl/>
         </w:rPr>
-        <w:t xml:space="preserve">تبخّرت أفكاري.</w:t>
+        <w:t xml:space="preserve">تبخّرت آمالي.</w:t>
       </w:r>
     </w:p>
     <w:p>
@@ -12483,6 +12769,23 @@
           <w:rtl/>
         </w:rPr>
         <w:t xml:space="preserve">هذا غيضٌ من فيض.</w:t>
+      </w:r>
+      <w:r>
+        <w:rPr>
+          <w:rFonts w:ascii="Calibri" w:cs="Calibri" w:eastAsia="Calibri" w:hAnsi="Calibri"/>
+          <w:color w:val="6B6680"/>
+        </w:rPr>
+        <w:t xml:space="preserve"> or </w:t>
+      </w:r>
+      <w:r>
+        <w:rPr>
+          <w:rFonts w:ascii="Arial" w:cs="Arial" w:hAnsi="Arial"/>
+          <w:color w:val="6B6680"/>
+          <w:sz w:val="23"/>
+          <w:szCs w:val="24"/>
+          <w:rtl/>
+        </w:rPr>
+        <w:t xml:space="preserve">وما خفي كان أعظم.</w:t>
       </w:r>
     </w:p>
     <w:p>
@@ -12715,7 +13018,7 @@
         <w:rPr>
           <w:rFonts w:ascii="Calibri" w:cs="Calibri" w:eastAsia="Calibri" w:hAnsi="Calibri"/>
         </w:rPr>
-        <w:t xml:space="preserve">Translating each part of an expression literally.</w:t>
+        <w:t xml:space="preserve">Translating each part of an expression literally; also called loan translation (Chapter 16).</w:t>
       </w:r>
     </w:p>
     <w:p>
@@ -12795,7 +13098,7 @@
           <w:szCs w:val="24"/>
           <w:rtl/>
         </w:rPr>
-        <w:t xml:space="preserve">التحوير</w:t>
+        <w:t xml:space="preserve">التطويع</w:t>
       </w:r>
       <w:r>
         <w:rPr>
@@ -12826,6 +13129,52 @@
           <w:b/>
           <w:bCs/>
         </w:rPr>
+        <w:t xml:space="preserve">Equivalence (procedure)</w:t>
+      </w:r>
+      <w:r>
+        <w:rPr>
+          <w:rFonts w:ascii="Calibri" w:cs="Calibri" w:eastAsia="Calibri" w:hAnsi="Calibri"/>
+        </w:rPr>
+        <w:t xml:space="preserve"> (</w:t>
+      </w:r>
+      <w:r>
+        <w:rPr>
+          <w:rFonts w:ascii="Arial" w:cs="Arial" w:hAnsi="Arial"/>
+          <w:sz w:val="23"/>
+          <w:szCs w:val="24"/>
+          <w:rtl/>
+        </w:rPr>
+        <w:t xml:space="preserve">التكافؤ</w:t>
+      </w:r>
+      <w:r>
+        <w:rPr>
+          <w:rFonts w:ascii="Calibri" w:cs="Calibri" w:eastAsia="Calibri" w:hAnsi="Calibri"/>
+        </w:rPr>
+        <w:t xml:space="preserve">): </w:t>
+      </w:r>
+      <w:r>
+        <w:rPr>
+          <w:rFonts w:ascii="Calibri" w:cs="Calibri" w:eastAsia="Calibri" w:hAnsi="Calibri"/>
+        </w:rPr>
+        <w:t xml:space="preserve">Describing the same situation with a completely different expression, often an idiom or a proverb.</w:t>
+      </w:r>
+    </w:p>
+    <w:p>
+      <w:pPr>
+        <w:pStyle w:val="ListParagraph"/>
+        <w:numPr>
+          <w:ilvl w:val="0"/>
+          <w:numId w:val="2"/>
+        </w:numPr>
+        <w:shd w:fill="ECE9F7" w:color="auto" w:val="clear"/>
+        <w:spacing w:after="40" w:line="300"/>
+      </w:pPr>
+      <w:r>
+        <w:rPr>
+          <w:rFonts w:ascii="Calibri" w:cs="Calibri" w:eastAsia="Calibri" w:hAnsi="Calibri"/>
+          <w:b/>
+          <w:bCs/>
+        </w:rPr>
         <w:t xml:space="preserve">Adaptation (procedure)</w:t>
       </w:r>
       <w:r>
@@ -12878,7 +13227,7 @@
         <w:rPr>
           <w:rFonts w:ascii="Calibri" w:cs="Calibri" w:eastAsia="Calibri" w:hAnsi="Calibri"/>
         </w:rPr>
-        <w:t xml:space="preserve">Newmark explains the difference: “while translation methods relate to whole texts, translation procedures are used for sentences and the smaller units of language” (Newmark, 1988, p. 81).</w:t>
+        <w:t xml:space="preserve">Newmark explains the difference between methods and procedures: “while translation methods relate to whole texts, translation procedures are used for sentences and the smaller units of language” (Newmark, 1988, p. 81).</w:t>
       </w:r>
     </w:p>
     <w:p>
@@ -12917,7 +13266,7 @@
         <w:rPr>
           <w:rFonts w:ascii="Calibri" w:cs="Calibri" w:eastAsia="Calibri" w:hAnsi="Calibri"/>
         </w:rPr>
-        <w:t xml:space="preserve">: they move further away. Try them in order, and move down the list only when the result sounds wrong.</w:t>
+        <w:t xml:space="preserve">: they move further away. Use a direct procedure when it gives an accurate, natural result; otherwise, choose an oblique one. Borrowing is used mainly to fill a gap or to keep local colour.</w:t>
       </w:r>
     </w:p>
     <w:p>
@@ -13198,7 +13547,7 @@
           <w:szCs w:val="24"/>
           <w:rtl/>
         </w:rPr>
-        <w:t xml:space="preserve">التحوير</w:t>
+        <w:t xml:space="preserve">التطويع</w:t>
       </w:r>
       <w:r>
         <w:rPr>
@@ -13854,7 +14203,7 @@
         <w:rPr>
           <w:rFonts w:ascii="Calibri" w:cs="Calibri" w:eastAsia="Calibri" w:hAnsi="Calibri"/>
         </w:rPr>
-        <w:t xml:space="preserve">Strategies: wider plans for solving translation problems, from the course materials and from common practice.</w:t>
+        <w:t xml:space="preserve">Strategies: wider plans for solving translation problems, from the course materials and from Baker (2018).</w:t>
       </w:r>
     </w:p>
     <w:p>
@@ -13999,7 +14348,7 @@
           <w:szCs w:val="24"/>
           <w:rtl/>
         </w:rPr>
-        <w:t xml:space="preserve">الإبدال الثقافي</w:t>
+        <w:t xml:space="preserve">الاستبدال الثقافي</w:t>
       </w:r>
       <w:r>
         <w:rPr>
@@ -14325,7 +14674,7 @@
         <w:rPr>
           <w:rFonts w:ascii="Calibri" w:cs="Calibri" w:eastAsia="Calibri" w:hAnsi="Calibri"/>
         </w:rPr>
-        <w:t xml:space="preserve">: translating an idiom with another idiom when possible. Literal translation often fails: </w:t>
+        <w:t xml:space="preserve">: translating literally when the result is natural, and translating an idiom with another idiom when possible. Check the field even for simple terms: </w:t>
       </w:r>
       <w:r>
         <w:rPr>
@@ -14339,7 +14688,22 @@
         <w:rPr>
           <w:rFonts w:ascii="Calibri" w:cs="Calibri" w:eastAsia="Calibri" w:hAnsi="Calibri"/>
         </w:rPr>
-        <w:t xml:space="preserve"> is better as </w:t>
+        <w:t xml:space="preserve"> can be </w:t>
+      </w:r>
+      <w:r>
+        <w:rPr>
+          <w:rFonts w:ascii="Arial" w:cs="Arial" w:hAnsi="Arial"/>
+          <w:sz w:val="23"/>
+          <w:szCs w:val="24"/>
+          <w:rtl/>
+        </w:rPr>
+        <w:t xml:space="preserve">كلمة مفتاحية</w:t>
+      </w:r>
+      <w:r>
+        <w:rPr>
+          <w:rFonts w:ascii="Calibri" w:cs="Calibri" w:eastAsia="Calibri" w:hAnsi="Calibri"/>
+        </w:rPr>
+        <w:t xml:space="preserve"> or </w:t>
       </w:r>
       <w:r>
         <w:rPr>
@@ -14349,21 +14713,6 @@
           <w:rtl/>
         </w:rPr>
         <w:t xml:space="preserve">كلمة دالّة</w:t>
-      </w:r>
-      <w:r>
-        <w:rPr>
-          <w:rFonts w:ascii="Calibri" w:cs="Calibri" w:eastAsia="Calibri" w:hAnsi="Calibri"/>
-        </w:rPr>
-        <w:t xml:space="preserve"> or </w:t>
-      </w:r>
-      <w:r>
-        <w:rPr>
-          <w:rFonts w:ascii="Arial" w:cs="Arial" w:hAnsi="Arial"/>
-          <w:sz w:val="23"/>
-          <w:szCs w:val="24"/>
-          <w:rtl/>
-        </w:rPr>
-        <w:t xml:space="preserve">كلمة مفتاحية</w:t>
       </w:r>
       <w:r>
         <w:rPr>
@@ -14401,7 +14750,7 @@
           <w:i/>
           <w:iCs/>
         </w:rPr>
-        <w:t xml:space="preserve">spill the beans</w:t>
+        <w:t xml:space="preserve">a dead letter</w:t>
       </w:r>
       <w:r>
         <w:rPr>
@@ -14416,7 +14765,7 @@
           <w:szCs w:val="24"/>
           <w:rtl/>
         </w:rPr>
-        <w:t xml:space="preserve">يُفشي السرّ</w:t>
+        <w:t xml:space="preserve">حبرٌ على ورق</w:t>
       </w:r>
       <w:r>
         <w:rPr>
@@ -14430,7 +14779,7 @@
           <w:i/>
           <w:iCs/>
         </w:rPr>
-        <w:t xml:space="preserve">mark my words</w:t>
+        <w:t xml:space="preserve">second to none</w:t>
       </w:r>
       <w:r>
         <w:rPr>
@@ -14445,37 +14794,13 @@
           <w:szCs w:val="24"/>
           <w:rtl/>
         </w:rPr>
-        <w:t xml:space="preserve">تذكّر كلامي</w:t>
-      </w:r>
-      <w:r>
-        <w:rPr>
-          <w:rFonts w:ascii="Calibri" w:cs="Calibri" w:eastAsia="Calibri" w:hAnsi="Calibri"/>
-        </w:rPr>
-        <w:t xml:space="preserve">.</w:t>
-      </w:r>
-    </w:p>
-    <w:p>
-      <w:pPr>
-        <w:pStyle w:val="ListParagraph"/>
-        <w:numPr>
-          <w:ilvl w:val="0"/>
-          <w:numId w:val="34"/>
-        </w:numPr>
-        <w:spacing w:after="110" w:line="320"/>
-      </w:pPr>
-      <w:r>
-        <w:rPr>
-          <w:rFonts w:ascii="Calibri" w:cs="Calibri" w:eastAsia="Calibri" w:hAnsi="Calibri"/>
-          <w:b/>
-          <w:bCs/>
-        </w:rPr>
-        <w:t xml:space="preserve">Cultural substitution</w:t>
-      </w:r>
-      <w:r>
-        <w:rPr>
-          <w:rFonts w:ascii="Calibri" w:cs="Calibri" w:eastAsia="Calibri" w:hAnsi="Calibri"/>
-        </w:rPr>
-        <w:t xml:space="preserve">: </w:t>
+        <w:t xml:space="preserve">لا يُشقّ له غبار</w:t>
+      </w:r>
+      <w:r>
+        <w:rPr>
+          <w:rFonts w:ascii="Calibri" w:cs="Calibri" w:eastAsia="Calibri" w:hAnsi="Calibri"/>
+        </w:rPr>
+        <w:t xml:space="preserve"> (Chapter 9). When there is no matching expression, give the plain meaning: </w:t>
       </w:r>
       <w:r>
         <w:rPr>
@@ -14483,7 +14808,7 @@
           <w:i/>
           <w:iCs/>
         </w:rPr>
-        <w:t xml:space="preserve">They are like Romeo and Juliet.</w:t>
+        <w:t xml:space="preserve">spill the beans</w:t>
       </w:r>
       <w:r>
         <w:rPr>
@@ -14498,52 +14823,13 @@
           <w:szCs w:val="24"/>
           <w:rtl/>
         </w:rPr>
-        <w:t xml:space="preserve">هما كقيس وليلى</w:t>
-      </w:r>
-      <w:r>
-        <w:rPr>
-          <w:rFonts w:ascii="Calibri" w:cs="Calibri" w:eastAsia="Calibri" w:hAnsi="Calibri"/>
-        </w:rPr>
-        <w:t xml:space="preserve">.</w:t>
-      </w:r>
-    </w:p>
-    <w:p>
-      <w:pPr>
-        <w:pStyle w:val="ListParagraph"/>
-        <w:numPr>
-          <w:ilvl w:val="0"/>
-          <w:numId w:val="34"/>
-        </w:numPr>
-        <w:spacing w:after="110" w:line="320"/>
-      </w:pPr>
-      <w:r>
-        <w:rPr>
-          <w:rFonts w:ascii="Calibri" w:cs="Calibri" w:eastAsia="Calibri" w:hAnsi="Calibri"/>
-          <w:b/>
-          <w:bCs/>
-        </w:rPr>
-        <w:t xml:space="preserve">Addition</w:t>
-      </w:r>
-      <w:r>
-        <w:rPr>
-          <w:rFonts w:ascii="Calibri" w:cs="Calibri" w:eastAsia="Calibri" w:hAnsi="Calibri"/>
-        </w:rPr>
-        <w:t xml:space="preserve">: common from English into Arabic, because Arabic is a language of elaboration (</w:t>
-      </w:r>
-      <w:r>
-        <w:rPr>
-          <w:rFonts w:ascii="Arial" w:cs="Arial" w:hAnsi="Arial"/>
-          <w:sz w:val="23"/>
-          <w:szCs w:val="24"/>
-          <w:rtl/>
-        </w:rPr>
-        <w:t xml:space="preserve">لغة إسهاب</w:t>
-      </w:r>
-      <w:r>
-        <w:rPr>
-          <w:rFonts w:ascii="Calibri" w:cs="Calibri" w:eastAsia="Calibri" w:hAnsi="Calibri"/>
-        </w:rPr>
-        <w:t xml:space="preserve">). </w:t>
+        <w:t xml:space="preserve">يُفشي السرّ</w:t>
+      </w:r>
+      <w:r>
+        <w:rPr>
+          <w:rFonts w:ascii="Calibri" w:cs="Calibri" w:eastAsia="Calibri" w:hAnsi="Calibri"/>
+        </w:rPr>
+        <w:t xml:space="preserve">; </w:t>
       </w:r>
       <w:r>
         <w:rPr>
@@ -14551,7 +14837,7 @@
           <w:i/>
           <w:iCs/>
         </w:rPr>
-        <w:t xml:space="preserve">the Fed</w:t>
+        <w:t xml:space="preserve">mark my words</w:t>
       </w:r>
       <w:r>
         <w:rPr>
@@ -14566,7 +14852,7 @@
           <w:szCs w:val="24"/>
           <w:rtl/>
         </w:rPr>
-        <w:t xml:space="preserve">مجلس الاحتياطي الفيدرالي الأمريكي</w:t>
+        <w:t xml:space="preserve">تذكّر كلامي</w:t>
       </w:r>
       <w:r>
         <w:rPr>
@@ -14590,28 +14876,13 @@
           <w:b/>
           <w:bCs/>
         </w:rPr>
-        <w:t xml:space="preserve">Omission</w:t>
-      </w:r>
-      <w:r>
-        <w:rPr>
-          <w:rFonts w:ascii="Calibri" w:cs="Calibri" w:eastAsia="Calibri" w:hAnsi="Calibri"/>
-        </w:rPr>
-        <w:t xml:space="preserve">: common from Arabic into English, where repeated synonyms sound unnatural. </w:t>
-      </w:r>
-      <w:r>
-        <w:rPr>
-          <w:rFonts w:ascii="Arial" w:cs="Arial" w:hAnsi="Arial"/>
-          <w:sz w:val="23"/>
-          <w:szCs w:val="24"/>
-          <w:rtl/>
-        </w:rPr>
-        <w:t xml:space="preserve">شجاعٌ ومِغوار</w:t>
-      </w:r>
-      <w:r>
-        <w:rPr>
-          <w:rFonts w:ascii="Calibri" w:cs="Calibri" w:eastAsia="Calibri" w:hAnsi="Calibri"/>
-        </w:rPr>
-        <w:t xml:space="preserve"> → </w:t>
+        <w:t xml:space="preserve">Cultural substitution</w:t>
+      </w:r>
+      <w:r>
+        <w:rPr>
+          <w:rFonts w:ascii="Calibri" w:cs="Calibri" w:eastAsia="Calibri" w:hAnsi="Calibri"/>
+        </w:rPr>
+        <w:t xml:space="preserve"> (adaptation, Chapter 12): </w:t>
       </w:r>
       <w:r>
         <w:rPr>
@@ -14619,13 +14890,28 @@
           <w:i/>
           <w:iCs/>
         </w:rPr>
-        <w:t xml:space="preserve">very brave</w:t>
-      </w:r>
-      <w:r>
-        <w:rPr>
-          <w:rFonts w:ascii="Calibri" w:cs="Calibri" w:eastAsia="Calibri" w:hAnsi="Calibri"/>
-        </w:rPr>
-        <w:t xml:space="preserve">. It is also used for politeness. Never omit real information, and never add information to titles.</w:t>
+        <w:t xml:space="preserve">They are like Romeo and Juliet.</w:t>
+      </w:r>
+      <w:r>
+        <w:rPr>
+          <w:rFonts w:ascii="Calibri" w:cs="Calibri" w:eastAsia="Calibri" w:hAnsi="Calibri"/>
+        </w:rPr>
+        <w:t xml:space="preserve"> → </w:t>
+      </w:r>
+      <w:r>
+        <w:rPr>
+          <w:rFonts w:ascii="Arial" w:cs="Arial" w:hAnsi="Arial"/>
+          <w:sz w:val="23"/>
+          <w:szCs w:val="24"/>
+          <w:rtl/>
+        </w:rPr>
+        <w:t xml:space="preserve">هما كقيس وليلى</w:t>
+      </w:r>
+      <w:r>
+        <w:rPr>
+          <w:rFonts w:ascii="Calibri" w:cs="Calibri" w:eastAsia="Calibri" w:hAnsi="Calibri"/>
+        </w:rPr>
+        <w:t xml:space="preserve">.</w:t>
       </w:r>
     </w:p>
     <w:p>
@@ -14643,106 +14929,28 @@
           <w:b/>
           <w:bCs/>
         </w:rPr>
-        <w:t xml:space="preserve">Explanatory translation</w:t>
-      </w:r>
-      <w:r>
-        <w:rPr>
-          <w:rFonts w:ascii="Calibri" w:cs="Calibri" w:eastAsia="Calibri" w:hAnsi="Calibri"/>
-        </w:rPr>
-        <w:t xml:space="preserve">: the last option, used for cultural words and technical terms such as </w:t>
-      </w:r>
-      <w:r>
-        <w:rPr>
-          <w:rFonts w:ascii="Arial" w:cs="Arial" w:hAnsi="Arial"/>
-          <w:sz w:val="23"/>
-          <w:szCs w:val="24"/>
-          <w:rtl/>
-        </w:rPr>
-        <w:t xml:space="preserve">الزكاة</w:t>
-      </w:r>
-      <w:r>
-        <w:rPr>
-          <w:rFonts w:ascii="Calibri" w:cs="Calibri" w:eastAsia="Calibri" w:hAnsi="Calibri"/>
-        </w:rPr>
-        <w:t xml:space="preserve">, </w:t>
-      </w:r>
-      <w:r>
-        <w:rPr>
-          <w:rFonts w:ascii="Arial" w:cs="Arial" w:hAnsi="Arial"/>
-          <w:sz w:val="23"/>
-          <w:szCs w:val="24"/>
-          <w:rtl/>
-        </w:rPr>
-        <w:t xml:space="preserve">الصدقة</w:t>
-      </w:r>
-      <w:r>
-        <w:rPr>
-          <w:rFonts w:ascii="Calibri" w:cs="Calibri" w:eastAsia="Calibri" w:hAnsi="Calibri"/>
-        </w:rPr>
-        <w:t xml:space="preserve"> and </w:t>
-      </w:r>
-      <w:r>
-        <w:rPr>
-          <w:rFonts w:ascii="Arial" w:cs="Arial" w:hAnsi="Arial"/>
-          <w:sz w:val="23"/>
-          <w:szCs w:val="24"/>
-          <w:rtl/>
-        </w:rPr>
-        <w:t xml:space="preserve">العِدّة</w:t>
-      </w:r>
-      <w:r>
-        <w:rPr>
-          <w:rFonts w:ascii="Calibri" w:cs="Calibri" w:eastAsia="Calibri" w:hAnsi="Calibri"/>
-        </w:rPr>
-        <w:t xml:space="preserve"> (Chapter 15).</w:t>
-      </w:r>
-    </w:p>
-    <w:p>
-      <w:pPr>
-        <w:spacing w:after="40"/>
-      </w:pPr>
-    </w:p>
-    <w:p>
-      <w:pPr>
-        <w:pStyle w:val="Heading3"/>
-      </w:pPr>
-      <w:r>
-        <w:t xml:space="preserve">Other useful strategies</w:t>
-      </w:r>
-    </w:p>
-    <w:p>
-      <w:pPr>
-        <w:spacing w:after="200" w:line="330"/>
-      </w:pPr>
-      <w:r>
-        <w:rPr>
-          <w:rFonts w:ascii="Calibri" w:cs="Calibri" w:eastAsia="Calibri" w:hAnsi="Calibri"/>
-        </w:rPr>
-        <w:t xml:space="preserve">Translators also use these strategies (Baker, 2018):</w:t>
-      </w:r>
-    </w:p>
-    <w:p>
-      <w:pPr>
-        <w:pStyle w:val="ListParagraph"/>
-        <w:numPr>
-          <w:ilvl w:val="0"/>
-          <w:numId w:val="35"/>
-        </w:numPr>
-        <w:spacing w:after="110" w:line="320"/>
-      </w:pPr>
-      <w:r>
-        <w:rPr>
-          <w:rFonts w:ascii="Calibri" w:cs="Calibri" w:eastAsia="Calibri" w:hAnsi="Calibri"/>
-          <w:b/>
-          <w:bCs/>
-        </w:rPr>
-        <w:t xml:space="preserve">A more general word</w:t>
-      </w:r>
-      <w:r>
-        <w:rPr>
-          <w:rFonts w:ascii="Calibri" w:cs="Calibri" w:eastAsia="Calibri" w:hAnsi="Calibri"/>
-        </w:rPr>
-        <w:t xml:space="preserve">: when the target language has no exact word. </w:t>
+        <w:t xml:space="preserve">Addition</w:t>
+      </w:r>
+      <w:r>
+        <w:rPr>
+          <w:rFonts w:ascii="Calibri" w:cs="Calibri" w:eastAsia="Calibri" w:hAnsi="Calibri"/>
+        </w:rPr>
+        <w:t xml:space="preserve">: common from English into Arabic, because Arabic style often favours fuller expression (</w:t>
+      </w:r>
+      <w:r>
+        <w:rPr>
+          <w:rFonts w:ascii="Arial" w:cs="Arial" w:hAnsi="Arial"/>
+          <w:sz w:val="23"/>
+          <w:szCs w:val="24"/>
+          <w:rtl/>
+        </w:rPr>
+        <w:t xml:space="preserve">الإطناب</w:t>
+      </w:r>
+      <w:r>
+        <w:rPr>
+          <w:rFonts w:ascii="Calibri" w:cs="Calibri" w:eastAsia="Calibri" w:hAnsi="Calibri"/>
+        </w:rPr>
+        <w:t xml:space="preserve">), and Arab readers may need information that English readers already have. </w:t>
       </w:r>
       <w:r>
         <w:rPr>
@@ -14750,13 +14958,67 @@
           <w:i/>
           <w:iCs/>
         </w:rPr>
-        <w:t xml:space="preserve">prawns</w:t>
-      </w:r>
-      <w:r>
-        <w:rPr>
-          <w:rFonts w:ascii="Calibri" w:cs="Calibri" w:eastAsia="Calibri" w:hAnsi="Calibri"/>
-        </w:rPr>
-        <w:t xml:space="preserve"> and </w:t>
+        <w:t xml:space="preserve">the Fed</w:t>
+      </w:r>
+      <w:r>
+        <w:rPr>
+          <w:rFonts w:ascii="Calibri" w:cs="Calibri" w:eastAsia="Calibri" w:hAnsi="Calibri"/>
+        </w:rPr>
+        <w:t xml:space="preserve"> → </w:t>
+      </w:r>
+      <w:r>
+        <w:rPr>
+          <w:rFonts w:ascii="Arial" w:cs="Arial" w:hAnsi="Arial"/>
+          <w:sz w:val="23"/>
+          <w:szCs w:val="24"/>
+          <w:rtl/>
+        </w:rPr>
+        <w:t xml:space="preserve">مجلس الاحتياطي الفيدرالي الأمريكي</w:t>
+      </w:r>
+      <w:r>
+        <w:rPr>
+          <w:rFonts w:ascii="Calibri" w:cs="Calibri" w:eastAsia="Calibri" w:hAnsi="Calibri"/>
+        </w:rPr>
+        <w:t xml:space="preserve">.</w:t>
+      </w:r>
+    </w:p>
+    <w:p>
+      <w:pPr>
+        <w:pStyle w:val="ListParagraph"/>
+        <w:numPr>
+          <w:ilvl w:val="0"/>
+          <w:numId w:val="34"/>
+        </w:numPr>
+        <w:spacing w:after="110" w:line="320"/>
+      </w:pPr>
+      <w:r>
+        <w:rPr>
+          <w:rFonts w:ascii="Calibri" w:cs="Calibri" w:eastAsia="Calibri" w:hAnsi="Calibri"/>
+          <w:b/>
+          <w:bCs/>
+        </w:rPr>
+        <w:t xml:space="preserve">Omission</w:t>
+      </w:r>
+      <w:r>
+        <w:rPr>
+          <w:rFonts w:ascii="Calibri" w:cs="Calibri" w:eastAsia="Calibri" w:hAnsi="Calibri"/>
+        </w:rPr>
+        <w:t xml:space="preserve">: common from Arabic into English, where repeated synonyms sound unnatural. </w:t>
+      </w:r>
+      <w:r>
+        <w:rPr>
+          <w:rFonts w:ascii="Arial" w:cs="Arial" w:hAnsi="Arial"/>
+          <w:sz w:val="23"/>
+          <w:szCs w:val="24"/>
+          <w:rtl/>
+        </w:rPr>
+        <w:t xml:space="preserve">شجاعٌ مِغوار</w:t>
+      </w:r>
+      <w:r>
+        <w:rPr>
+          <w:rFonts w:ascii="Calibri" w:cs="Calibri" w:eastAsia="Calibri" w:hAnsi="Calibri"/>
+        </w:rPr>
+        <w:t xml:space="preserve"> → </w:t>
       </w:r>
       <w:r>
         <w:rPr>
@@ -14764,28 +15026,91 @@
           <w:i/>
           <w:iCs/>
         </w:rPr>
-        <w:t xml:space="preserve">shrimps</w:t>
-      </w:r>
-      <w:r>
-        <w:rPr>
-          <w:rFonts w:ascii="Calibri" w:cs="Calibri" w:eastAsia="Calibri" w:hAnsi="Calibri"/>
-        </w:rPr>
-        <w:t xml:space="preserve"> → </w:t>
-      </w:r>
-      <w:r>
-        <w:rPr>
-          <w:rFonts w:ascii="Arial" w:cs="Arial" w:hAnsi="Arial"/>
-          <w:sz w:val="23"/>
-          <w:szCs w:val="24"/>
-          <w:rtl/>
-        </w:rPr>
-        <w:t xml:space="preserve">روبيان</w:t>
-      </w:r>
-      <w:r>
-        <w:rPr>
-          <w:rFonts w:ascii="Calibri" w:cs="Calibri" w:eastAsia="Calibri" w:hAnsi="Calibri"/>
-        </w:rPr>
-        <w:t xml:space="preserve">.</w:t>
+        <w:t xml:space="preserve">very brave</w:t>
+      </w:r>
+      <w:r>
+        <w:rPr>
+          <w:rFonts w:ascii="Calibri" w:cs="Calibri" w:eastAsia="Calibri" w:hAnsi="Calibri"/>
+        </w:rPr>
+        <w:t xml:space="preserve">. It is also used to avoid words that would offend the reader. Never omit real information.</w:t>
+      </w:r>
+    </w:p>
+    <w:p>
+      <w:pPr>
+        <w:pStyle w:val="ListParagraph"/>
+        <w:numPr>
+          <w:ilvl w:val="0"/>
+          <w:numId w:val="34"/>
+        </w:numPr>
+        <w:spacing w:after="110" w:line="320"/>
+      </w:pPr>
+      <w:r>
+        <w:rPr>
+          <w:rFonts w:ascii="Calibri" w:cs="Calibri" w:eastAsia="Calibri" w:hAnsi="Calibri"/>
+          <w:b/>
+          <w:bCs/>
+        </w:rPr>
+        <w:t xml:space="preserve">Explanatory translation</w:t>
+      </w:r>
+      <w:r>
+        <w:rPr>
+          <w:rFonts w:ascii="Calibri" w:cs="Calibri" w:eastAsia="Calibri" w:hAnsi="Calibri"/>
+        </w:rPr>
+        <w:t xml:space="preserve">: the last option, used for cultural and religious terms such as </w:t>
+      </w:r>
+      <w:r>
+        <w:rPr>
+          <w:rFonts w:ascii="Arial" w:cs="Arial" w:hAnsi="Arial"/>
+          <w:sz w:val="23"/>
+          <w:szCs w:val="24"/>
+          <w:rtl/>
+        </w:rPr>
+        <w:t xml:space="preserve">الزكاة</w:t>
+      </w:r>
+      <w:r>
+        <w:rPr>
+          <w:rFonts w:ascii="Calibri" w:cs="Calibri" w:eastAsia="Calibri" w:hAnsi="Calibri"/>
+        </w:rPr>
+        <w:t xml:space="preserve"> and </w:t>
+      </w:r>
+      <w:r>
+        <w:rPr>
+          <w:rFonts w:ascii="Arial" w:cs="Arial" w:hAnsi="Arial"/>
+          <w:sz w:val="23"/>
+          <w:szCs w:val="24"/>
+          <w:rtl/>
+        </w:rPr>
+        <w:t xml:space="preserve">العِدّة</w:t>
+      </w:r>
+      <w:r>
+        <w:rPr>
+          <w:rFonts w:ascii="Calibri" w:cs="Calibri" w:eastAsia="Calibri" w:hAnsi="Calibri"/>
+        </w:rPr>
+        <w:t xml:space="preserve">, and for dense technical terms (Chapter 15).</w:t>
+      </w:r>
+    </w:p>
+    <w:p>
+      <w:pPr>
+        <w:spacing w:after="40"/>
+      </w:pPr>
+    </w:p>
+    <w:p>
+      <w:pPr>
+        <w:pStyle w:val="Heading3"/>
+      </w:pPr>
+      <w:r>
+        <w:t xml:space="preserve">Other useful strategies</w:t>
+      </w:r>
+    </w:p>
+    <w:p>
+      <w:pPr>
+        <w:spacing w:after="200" w:line="330"/>
+      </w:pPr>
+      <w:r>
+        <w:rPr>
+          <w:rFonts w:ascii="Calibri" w:cs="Calibri" w:eastAsia="Calibri" w:hAnsi="Calibri"/>
+        </w:rPr>
+        <w:t xml:space="preserve">Translators also use these strategies (Baker, 2018):</w:t>
       </w:r>
     </w:p>
     <w:p>
@@ -14803,37 +15128,13 @@
           <w:b/>
           <w:bCs/>
         </w:rPr>
-        <w:t xml:space="preserve">A more neutral word</w:t>
-      </w:r>
-      <w:r>
-        <w:rPr>
-          <w:rFonts w:ascii="Calibri" w:cs="Calibri" w:eastAsia="Calibri" w:hAnsi="Calibri"/>
-        </w:rPr>
-        <w:t xml:space="preserve">: when the source word carries a feeling that would sound wrong in the target text.</w:t>
-      </w:r>
-    </w:p>
-    <w:p>
-      <w:pPr>
-        <w:pStyle w:val="ListParagraph"/>
-        <w:numPr>
-          <w:ilvl w:val="0"/>
-          <w:numId w:val="35"/>
-        </w:numPr>
-        <w:spacing w:after="110" w:line="320"/>
-      </w:pPr>
-      <w:r>
-        <w:rPr>
-          <w:rFonts w:ascii="Calibri" w:cs="Calibri" w:eastAsia="Calibri" w:hAnsi="Calibri"/>
-          <w:b/>
-          <w:bCs/>
-        </w:rPr>
-        <w:t xml:space="preserve">Paraphrase</w:t>
-      </w:r>
-      <w:r>
-        <w:rPr>
-          <w:rFonts w:ascii="Calibri" w:cs="Calibri" w:eastAsia="Calibri" w:hAnsi="Calibri"/>
-        </w:rPr>
-        <w:t xml:space="preserve">: explaining the meaning in other words. </w:t>
+        <w:t xml:space="preserve">A more general word</w:t>
+      </w:r>
+      <w:r>
+        <w:rPr>
+          <w:rFonts w:ascii="Calibri" w:cs="Calibri" w:eastAsia="Calibri" w:hAnsi="Calibri"/>
+        </w:rPr>
+        <w:t xml:space="preserve">: when the target language has no exact word. </w:t>
       </w:r>
       <w:r>
         <w:rPr>
@@ -14841,52 +15142,13 @@
           <w:i/>
           <w:iCs/>
         </w:rPr>
-        <w:t xml:space="preserve">jet lag</w:t>
-      </w:r>
-      <w:r>
-        <w:rPr>
-          <w:rFonts w:ascii="Calibri" w:cs="Calibri" w:eastAsia="Calibri" w:hAnsi="Calibri"/>
-        </w:rPr>
-        <w:t xml:space="preserve"> → </w:t>
-      </w:r>
-      <w:r>
-        <w:rPr>
-          <w:rFonts w:ascii="Arial" w:cs="Arial" w:hAnsi="Arial"/>
-          <w:sz w:val="23"/>
-          <w:szCs w:val="24"/>
-          <w:rtl/>
-        </w:rPr>
-        <w:t xml:space="preserve">إرهاق السفر</w:t>
-      </w:r>
-      <w:r>
-        <w:rPr>
-          <w:rFonts w:ascii="Calibri" w:cs="Calibri" w:eastAsia="Calibri" w:hAnsi="Calibri"/>
-        </w:rPr>
-        <w:t xml:space="preserve">.</w:t>
-      </w:r>
-    </w:p>
-    <w:p>
-      <w:pPr>
-        <w:pStyle w:val="ListParagraph"/>
-        <w:numPr>
-          <w:ilvl w:val="0"/>
-          <w:numId w:val="35"/>
-        </w:numPr>
-        <w:spacing w:after="110" w:line="320"/>
-      </w:pPr>
-      <w:r>
-        <w:rPr>
-          <w:rFonts w:ascii="Calibri" w:cs="Calibri" w:eastAsia="Calibri" w:hAnsi="Calibri"/>
-          <w:b/>
-          <w:bCs/>
-        </w:rPr>
-        <w:t xml:space="preserve">Loan word plus explanation</w:t>
-      </w:r>
-      <w:r>
-        <w:rPr>
-          <w:rFonts w:ascii="Calibri" w:cs="Calibri" w:eastAsia="Calibri" w:hAnsi="Calibri"/>
-        </w:rPr>
-        <w:t xml:space="preserve">: </w:t>
+        <w:t xml:space="preserve">prawns</w:t>
+      </w:r>
+      <w:r>
+        <w:rPr>
+          <w:rFonts w:ascii="Calibri" w:cs="Calibri" w:eastAsia="Calibri" w:hAnsi="Calibri"/>
+        </w:rPr>
+        <w:t xml:space="preserve"> and </w:t>
       </w:r>
       <w:r>
         <w:rPr>
@@ -14894,13 +15156,28 @@
           <w:i/>
           <w:iCs/>
         </w:rPr>
-        <w:t xml:space="preserve">waqf</w:t>
-      </w:r>
-      <w:r>
-        <w:rPr>
-          <w:rFonts w:ascii="Calibri" w:cs="Calibri" w:eastAsia="Calibri" w:hAnsi="Calibri"/>
-        </w:rPr>
-        <w:t xml:space="preserve"> (a charitable endowment in Islam).</w:t>
+        <w:t xml:space="preserve">shrimps</w:t>
+      </w:r>
+      <w:r>
+        <w:rPr>
+          <w:rFonts w:ascii="Calibri" w:cs="Calibri" w:eastAsia="Calibri" w:hAnsi="Calibri"/>
+        </w:rPr>
+        <w:t xml:space="preserve"> → </w:t>
+      </w:r>
+      <w:r>
+        <w:rPr>
+          <w:rFonts w:ascii="Arial" w:cs="Arial" w:hAnsi="Arial"/>
+          <w:sz w:val="23"/>
+          <w:szCs w:val="24"/>
+          <w:rtl/>
+        </w:rPr>
+        <w:t xml:space="preserve">روبيان</w:t>
+      </w:r>
+      <w:r>
+        <w:rPr>
+          <w:rFonts w:ascii="Calibri" w:cs="Calibri" w:eastAsia="Calibri" w:hAnsi="Calibri"/>
+        </w:rPr>
+        <w:t xml:space="preserve">.</w:t>
       </w:r>
     </w:p>
     <w:p>
@@ -14918,51 +15195,37 @@
           <w:b/>
           <w:bCs/>
         </w:rPr>
-        <w:t xml:space="preserve">Compensation</w:t>
-      </w:r>
-      <w:r>
-        <w:rPr>
-          <w:rFonts w:ascii="Calibri" w:cs="Calibri" w:eastAsia="Calibri" w:hAnsi="Calibri"/>
-        </w:rPr>
-        <w:t xml:space="preserve">: if a pun or a rhyme is lost in one sentence, create a similar effect elsewhere (Dickins et al., 2016).</w:t>
-      </w:r>
-    </w:p>
-    <w:p>
-      <w:pPr>
-        <w:spacing w:after="40"/>
-      </w:pPr>
-    </w:p>
-    <w:p>
-      <w:pPr>
-        <w:pStyle w:val="Heading3"/>
-      </w:pPr>
-      <w:r>
-        <w:t xml:space="preserve">Domestication and foreignisation</w:t>
-      </w:r>
-    </w:p>
-    <w:p>
-      <w:pPr>
-        <w:spacing w:after="200" w:line="330"/>
-      </w:pPr>
-      <w:r>
-        <w:rPr>
-          <w:rFonts w:ascii="Calibri" w:cs="Calibri" w:eastAsia="Calibri" w:hAnsi="Calibri"/>
-        </w:rPr>
-        <w:t xml:space="preserve">For the text as a whole, </w:t>
-      </w:r>
-      <w:r>
-        <w:rPr>
-          <w:rFonts w:ascii="Calibri" w:cs="Calibri" w:eastAsia="Calibri" w:hAnsi="Calibri"/>
-          <w:b/>
-          <w:bCs/>
-        </w:rPr>
-        <w:t xml:space="preserve">domestication</w:t>
-      </w:r>
-      <w:r>
-        <w:rPr>
-          <w:rFonts w:ascii="Calibri" w:cs="Calibri" w:eastAsia="Calibri" w:hAnsi="Calibri"/>
-        </w:rPr>
-        <w:t xml:space="preserve"> makes it feel local: </w:t>
+        <w:t xml:space="preserve">A more neutral word</w:t>
+      </w:r>
+      <w:r>
+        <w:rPr>
+          <w:rFonts w:ascii="Calibri" w:cs="Calibri" w:eastAsia="Calibri" w:hAnsi="Calibri"/>
+        </w:rPr>
+        <w:t xml:space="preserve">: when the source word carries a feeling that would sound wrong in the target text.</w:t>
+      </w:r>
+    </w:p>
+    <w:p>
+      <w:pPr>
+        <w:pStyle w:val="ListParagraph"/>
+        <w:numPr>
+          <w:ilvl w:val="0"/>
+          <w:numId w:val="35"/>
+        </w:numPr>
+        <w:spacing w:after="110" w:line="320"/>
+      </w:pPr>
+      <w:r>
+        <w:rPr>
+          <w:rFonts w:ascii="Calibri" w:cs="Calibri" w:eastAsia="Calibri" w:hAnsi="Calibri"/>
+          <w:b/>
+          <w:bCs/>
+        </w:rPr>
+        <w:t xml:space="preserve">Paraphrase</w:t>
+      </w:r>
+      <w:r>
+        <w:rPr>
+          <w:rFonts w:ascii="Calibri" w:cs="Calibri" w:eastAsia="Calibri" w:hAnsi="Calibri"/>
+        </w:rPr>
+        <w:t xml:space="preserve">: explaining the meaning in other words. </w:t>
       </w:r>
       <w:r>
         <w:rPr>
@@ -14970,27 +15233,52 @@
           <w:i/>
           <w:iCs/>
         </w:rPr>
-        <w:t xml:space="preserve">a men’s evening gathering</w:t>
-      </w:r>
-      <w:r>
-        <w:rPr>
-          <w:rFonts w:ascii="Calibri" w:cs="Calibri" w:eastAsia="Calibri" w:hAnsi="Calibri"/>
-        </w:rPr>
-        <w:t xml:space="preserve">. </w:t>
-      </w:r>
-      <w:r>
-        <w:rPr>
-          <w:rFonts w:ascii="Calibri" w:cs="Calibri" w:eastAsia="Calibri" w:hAnsi="Calibri"/>
-          <w:b/>
-          <w:bCs/>
-        </w:rPr>
-        <w:t xml:space="preserve">Foreignisation</w:t>
-      </w:r>
-      <w:r>
-        <w:rPr>
-          <w:rFonts w:ascii="Calibri" w:cs="Calibri" w:eastAsia="Calibri" w:hAnsi="Calibri"/>
-        </w:rPr>
-        <w:t xml:space="preserve"> keeps its foreign flavour: </w:t>
+        <w:t xml:space="preserve">jet lag</w:t>
+      </w:r>
+      <w:r>
+        <w:rPr>
+          <w:rFonts w:ascii="Calibri" w:cs="Calibri" w:eastAsia="Calibri" w:hAnsi="Calibri"/>
+        </w:rPr>
+        <w:t xml:space="preserve"> → </w:t>
+      </w:r>
+      <w:r>
+        <w:rPr>
+          <w:rFonts w:ascii="Arial" w:cs="Arial" w:hAnsi="Arial"/>
+          <w:sz w:val="23"/>
+          <w:szCs w:val="24"/>
+          <w:rtl/>
+        </w:rPr>
+        <w:t xml:space="preserve">الإرهاق الناتج عن فارق التوقيت</w:t>
+      </w:r>
+      <w:r>
+        <w:rPr>
+          <w:rFonts w:ascii="Calibri" w:cs="Calibri" w:eastAsia="Calibri" w:hAnsi="Calibri"/>
+        </w:rPr>
+        <w:t xml:space="preserve">.</w:t>
+      </w:r>
+    </w:p>
+    <w:p>
+      <w:pPr>
+        <w:pStyle w:val="ListParagraph"/>
+        <w:numPr>
+          <w:ilvl w:val="0"/>
+          <w:numId w:val="35"/>
+        </w:numPr>
+        <w:spacing w:after="110" w:line="320"/>
+      </w:pPr>
+      <w:r>
+        <w:rPr>
+          <w:rFonts w:ascii="Calibri" w:cs="Calibri" w:eastAsia="Calibri" w:hAnsi="Calibri"/>
+          <w:b/>
+          <w:bCs/>
+        </w:rPr>
+        <w:t xml:space="preserve">Loan word plus explanation</w:t>
+      </w:r>
+      <w:r>
+        <w:rPr>
+          <w:rFonts w:ascii="Calibri" w:cs="Calibri" w:eastAsia="Calibri" w:hAnsi="Calibri"/>
+        </w:rPr>
+        <w:t xml:space="preserve">: </w:t>
       </w:r>
       <w:r>
         <w:rPr>
@@ -14998,52 +15286,104 @@
           <w:i/>
           <w:iCs/>
         </w:rPr>
-        <w:t xml:space="preserve">the diwaniya</w:t>
-      </w:r>
-      <w:r>
-        <w:rPr>
-          <w:rFonts w:ascii="Calibri" w:cs="Calibri" w:eastAsia="Calibri" w:hAnsi="Calibri"/>
-        </w:rPr>
-        <w:t xml:space="preserve"> (Venuti, 1995). Let the brief decide (Chapter 2).</w:t>
-      </w:r>
+        <w:t xml:space="preserve">waqf</w:t>
+      </w:r>
+      <w:r>
+        <w:rPr>
+          <w:rFonts w:ascii="Calibri" w:cs="Calibri" w:eastAsia="Calibri" w:hAnsi="Calibri"/>
+        </w:rPr>
+        <w:t xml:space="preserve"> (a charitable endowment in Islam).</w:t>
+      </w:r>
+    </w:p>
+    <w:p>
+      <w:pPr>
+        <w:pStyle w:val="ListParagraph"/>
+        <w:numPr>
+          <w:ilvl w:val="0"/>
+          <w:numId w:val="35"/>
+        </w:numPr>
+        <w:spacing w:after="110" w:line="320"/>
+      </w:pPr>
+      <w:r>
+        <w:rPr>
+          <w:rFonts w:ascii="Calibri" w:cs="Calibri" w:eastAsia="Calibri" w:hAnsi="Calibri"/>
+          <w:b/>
+          <w:bCs/>
+        </w:rPr>
+        <w:t xml:space="preserve">Compensation</w:t>
+      </w:r>
+      <w:r>
+        <w:rPr>
+          <w:rFonts w:ascii="Calibri" w:cs="Calibri" w:eastAsia="Calibri" w:hAnsi="Calibri"/>
+        </w:rPr>
+        <w:t xml:space="preserve">: if a pun or a rhyme is lost in one sentence, create a similar effect elsewhere (Dickins et al., 2016).</w:t>
+      </w:r>
+    </w:p>
+    <w:p>
+      <w:pPr>
+        <w:spacing w:after="40"/>
+      </w:pPr>
     </w:p>
     <w:p>
       <w:pPr>
         <w:pStyle w:val="Heading3"/>
       </w:pPr>
       <w:r>
-        <w:t xml:space="preserve">Try it</w:t>
-      </w:r>
-    </w:p>
-    <w:p>
-      <w:pPr>
-        <w:pStyle w:val="ListParagraph"/>
-        <w:numPr>
-          <w:ilvl w:val="0"/>
-          <w:numId w:val="36"/>
-        </w:numPr>
-        <w:spacing w:after="110" w:line="320"/>
-      </w:pPr>
-      <w:r>
-        <w:rPr>
-          <w:rFonts w:ascii="Calibri" w:cs="Calibri" w:eastAsia="Calibri" w:hAnsi="Calibri"/>
-        </w:rPr>
-        <w:t xml:space="preserve">Which strategy? </w:t>
-      </w:r>
-      <w:r>
-        <w:rPr>
-          <w:rFonts w:ascii="Arial" w:cs="Arial" w:hAnsi="Arial"/>
-          <w:sz w:val="23"/>
-          <w:szCs w:val="24"/>
-          <w:rtl/>
-        </w:rPr>
-        <w:t xml:space="preserve">شجاعٌ ومِغوار</w:t>
-      </w:r>
-      <w:r>
-        <w:rPr>
-          <w:rFonts w:ascii="Calibri" w:cs="Calibri" w:eastAsia="Calibri" w:hAnsi="Calibri"/>
-        </w:rPr>
-        <w:t xml:space="preserve"> → </w:t>
+        <w:t xml:space="preserve">Domestication and foreignisation</w:t>
+      </w:r>
+    </w:p>
+    <w:p>
+      <w:pPr>
+        <w:spacing w:after="200" w:line="330"/>
+      </w:pPr>
+      <w:r>
+        <w:rPr>
+          <w:rFonts w:ascii="Calibri" w:cs="Calibri" w:eastAsia="Calibri" w:hAnsi="Calibri"/>
+        </w:rPr>
+        <w:t xml:space="preserve">For the text as a whole, </w:t>
+      </w:r>
+      <w:r>
+        <w:rPr>
+          <w:rFonts w:ascii="Calibri" w:cs="Calibri" w:eastAsia="Calibri" w:hAnsi="Calibri"/>
+          <w:b/>
+          <w:bCs/>
+        </w:rPr>
+        <w:t xml:space="preserve">domestication</w:t>
+      </w:r>
+      <w:r>
+        <w:rPr>
+          <w:rFonts w:ascii="Calibri" w:cs="Calibri" w:eastAsia="Calibri" w:hAnsi="Calibri"/>
+        </w:rPr>
+        <w:t xml:space="preserve"> makes it feel local to the reader, and </w:t>
+      </w:r>
+      <w:r>
+        <w:rPr>
+          <w:rFonts w:ascii="Calibri" w:cs="Calibri" w:eastAsia="Calibri" w:hAnsi="Calibri"/>
+          <w:b/>
+          <w:bCs/>
+        </w:rPr>
+        <w:t xml:space="preserve">foreignisation</w:t>
+      </w:r>
+      <w:r>
+        <w:rPr>
+          <w:rFonts w:ascii="Calibri" w:cs="Calibri" w:eastAsia="Calibri" w:hAnsi="Calibri"/>
+        </w:rPr>
+        <w:t xml:space="preserve"> keeps its foreign flavour (Venuti, 1995). For example, in an English text, </w:t>
+      </w:r>
+      <w:r>
+        <w:rPr>
+          <w:rFonts w:ascii="Arial" w:cs="Arial" w:hAnsi="Arial"/>
+          <w:sz w:val="23"/>
+          <w:szCs w:val="24"/>
+          <w:rtl/>
+        </w:rPr>
+        <w:t xml:space="preserve">الديوانية</w:t>
+      </w:r>
+      <w:r>
+        <w:rPr>
+          <w:rFonts w:ascii="Calibri" w:cs="Calibri" w:eastAsia="Calibri" w:hAnsi="Calibri"/>
+        </w:rPr>
+        <w:t xml:space="preserve"> can become </w:t>
       </w:r>
       <w:r>
         <w:rPr>
@@ -15051,23 +15391,13 @@
           <w:i/>
           <w:iCs/>
         </w:rPr>
-        <w:t xml:space="preserve">very brave</w:t>
-      </w:r>
-    </w:p>
-    <w:p>
-      <w:pPr>
-        <w:pStyle w:val="ListParagraph"/>
-        <w:numPr>
-          <w:ilvl w:val="0"/>
-          <w:numId w:val="36"/>
-        </w:numPr>
-        <w:spacing w:after="110" w:line="320"/>
-      </w:pPr>
-      <w:r>
-        <w:rPr>
-          <w:rFonts w:ascii="Calibri" w:cs="Calibri" w:eastAsia="Calibri" w:hAnsi="Calibri"/>
-        </w:rPr>
-        <w:t xml:space="preserve">Which strategy? </w:t>
+        <w:t xml:space="preserve">a men’s evening gathering</w:t>
+      </w:r>
+      <w:r>
+        <w:rPr>
+          <w:rFonts w:ascii="Calibri" w:cs="Calibri" w:eastAsia="Calibri" w:hAnsi="Calibri"/>
+        </w:rPr>
+        <w:t xml:space="preserve"> (domestication) or stay </w:t>
       </w:r>
       <w:r>
         <w:rPr>
@@ -15075,6 +15405,83 @@
           <w:i/>
           <w:iCs/>
         </w:rPr>
+        <w:t xml:space="preserve">the diwaniya</w:t>
+      </w:r>
+      <w:r>
+        <w:rPr>
+          <w:rFonts w:ascii="Calibri" w:cs="Calibri" w:eastAsia="Calibri" w:hAnsi="Calibri"/>
+        </w:rPr>
+        <w:t xml:space="preserve"> (foreignisation). Let the brief decide (Chapter 2).</w:t>
+      </w:r>
+    </w:p>
+    <w:p>
+      <w:pPr>
+        <w:pStyle w:val="Heading3"/>
+      </w:pPr>
+      <w:r>
+        <w:t xml:space="preserve">Try it</w:t>
+      </w:r>
+    </w:p>
+    <w:p>
+      <w:pPr>
+        <w:pStyle w:val="ListParagraph"/>
+        <w:numPr>
+          <w:ilvl w:val="0"/>
+          <w:numId w:val="36"/>
+        </w:numPr>
+        <w:spacing w:after="110" w:line="320"/>
+      </w:pPr>
+      <w:r>
+        <w:rPr>
+          <w:rFonts w:ascii="Calibri" w:cs="Calibri" w:eastAsia="Calibri" w:hAnsi="Calibri"/>
+        </w:rPr>
+        <w:t xml:space="preserve">Which strategy? </w:t>
+      </w:r>
+      <w:r>
+        <w:rPr>
+          <w:rFonts w:ascii="Arial" w:cs="Arial" w:hAnsi="Arial"/>
+          <w:sz w:val="23"/>
+          <w:szCs w:val="24"/>
+          <w:rtl/>
+        </w:rPr>
+        <w:t xml:space="preserve">شجاعٌ مِغوار</w:t>
+      </w:r>
+      <w:r>
+        <w:rPr>
+          <w:rFonts w:ascii="Calibri" w:cs="Calibri" w:eastAsia="Calibri" w:hAnsi="Calibri"/>
+        </w:rPr>
+        <w:t xml:space="preserve"> → </w:t>
+      </w:r>
+      <w:r>
+        <w:rPr>
+          <w:rFonts w:ascii="Calibri" w:cs="Calibri" w:eastAsia="Calibri" w:hAnsi="Calibri"/>
+          <w:i/>
+          <w:iCs/>
+        </w:rPr>
+        <w:t xml:space="preserve">very brave</w:t>
+      </w:r>
+    </w:p>
+    <w:p>
+      <w:pPr>
+        <w:pStyle w:val="ListParagraph"/>
+        <w:numPr>
+          <w:ilvl w:val="0"/>
+          <w:numId w:val="36"/>
+        </w:numPr>
+        <w:spacing w:after="110" w:line="320"/>
+      </w:pPr>
+      <w:r>
+        <w:rPr>
+          <w:rFonts w:ascii="Calibri" w:cs="Calibri" w:eastAsia="Calibri" w:hAnsi="Calibri"/>
+        </w:rPr>
+        <w:t xml:space="preserve">Which strategy? </w:t>
+      </w:r>
+      <w:r>
+        <w:rPr>
+          <w:rFonts w:ascii="Calibri" w:cs="Calibri" w:eastAsia="Calibri" w:hAnsi="Calibri"/>
+          <w:i/>
+          <w:iCs/>
+        </w:rPr>
         <w:t xml:space="preserve">Romeo and Juliet</w:t>
       </w:r>
       <w:r>
@@ -15176,7 +15583,7 @@
           <w:rFonts w:ascii="Calibri" w:cs="Calibri" w:eastAsia="Calibri" w:hAnsi="Calibri"/>
           <w:color w:val="6B6680"/>
         </w:rPr>
-        <w:t xml:space="preserve">Because Arabic is a language of elaboration, and Arab readers may need extra information.</w:t>
+        <w:t xml:space="preserve">Because Arabic style often favours fuller expression, and Arab readers may need extra information.</w:t>
       </w:r>
     </w:p>
     <w:p>
@@ -15217,7 +15624,7 @@
         <w:rPr>
           <w:rFonts w:ascii="Calibri" w:cs="Calibri" w:eastAsia="Calibri" w:hAnsi="Calibri"/>
         </w:rPr>
-        <w:t xml:space="preserve">Choose a strategy for each problem, not one strategy for the whole text.</w:t>
+        <w:t xml:space="preserve">Choose the right strategy for each problem; do not use the same one everywhere.</w:t>
       </w:r>
     </w:p>
     <w:p>
@@ -15294,7 +15701,7 @@
         <w:rPr>
           <w:rFonts w:ascii="Calibri" w:cs="Calibri" w:eastAsia="Calibri" w:hAnsi="Calibri"/>
         </w:rPr>
-        <w:t xml:space="preserve">How to bring cultural meaning, the hardest kind of approximation, close to your reader.</w:t>
+        <w:t xml:space="preserve">How to bring cultural meaning close to your reader. This is the hardest kind of approximation.</w:t>
       </w:r>
     </w:p>
     <w:p>
@@ -15393,7 +15800,7 @@
           <w:szCs w:val="24"/>
           <w:rtl/>
         </w:rPr>
-        <w:t xml:space="preserve">عنصر ثقافي خاص</w:t>
+        <w:t xml:space="preserve">عنصر ذو خصوصية ثقافية</w:t>
       </w:r>
       <w:r>
         <w:rPr>
@@ -15430,7 +15837,7 @@
         <w:rPr>
           <w:rFonts w:ascii="Calibri" w:cs="Calibri" w:eastAsia="Calibri" w:hAnsi="Calibri"/>
         </w:rPr>
-        <w:t xml:space="preserve">It needs knowledge of both cultures. When an image carries a different feeling in the other culture, translate the feeling, not the picture.</w:t>
+        <w:t xml:space="preserve">Cultural approximation needs a good knowledge of both cultures. When an image carries a different feeling in the other culture, translate the feeling, not the picture.</w:t>
       </w:r>
     </w:p>
     <w:p>
@@ -15477,7 +15884,7 @@
         <w:rPr>
           <w:rFonts w:ascii="Calibri" w:cs="Calibri" w:eastAsia="Calibri" w:hAnsi="Calibri"/>
         </w:rPr>
-        <w:t xml:space="preserve"> (it is guaranteed)</w:t>
+        <w:t xml:space="preserve"> (informal: it is guaranteed)</w:t>
       </w:r>
     </w:p>
     <w:p>
@@ -15512,6 +15919,12 @@
         </w:rPr>
         <w:t xml:space="preserve">اقلب الجرّة على فمها تطلع البنت لأمّها</w:t>
       </w:r>
+      <w:r>
+        <w:rPr>
+          <w:rFonts w:ascii="Calibri" w:cs="Calibri" w:eastAsia="Calibri" w:hAnsi="Calibri"/>
+        </w:rPr>
+        <w:t xml:space="preserve"> (a colloquial proverb)</w:t>
+      </w:r>
     </w:p>
     <w:p>
       <w:pPr>
@@ -15576,7 +15989,7 @@
           <w:szCs w:val="24"/>
           <w:rtl/>
         </w:rPr>
-        <w:t xml:space="preserve">كبش الفداء</w:t>
+        <w:t xml:space="preserve">كبش فداء</w:t>
       </w:r>
     </w:p>
     <w:p>
@@ -15642,22 +16055,7 @@
           <w:szCs w:val="24"/>
           <w:rtl/>
         </w:rPr>
-        <w:t xml:space="preserve">مشغول جداً</w:t>
-      </w:r>
-      <w:r>
-        <w:rPr>
-          <w:rFonts w:ascii="Calibri" w:cs="Calibri" w:eastAsia="Calibri" w:hAnsi="Calibri"/>
-        </w:rPr>
-        <w:t xml:space="preserve">; colloquial speakers may say </w:t>
-      </w:r>
-      <w:r>
-        <w:rPr>
-          <w:rFonts w:ascii="Arial" w:cs="Arial" w:hAnsi="Arial"/>
-          <w:sz w:val="23"/>
-          <w:szCs w:val="24"/>
-          <w:rtl/>
-        </w:rPr>
-        <w:t xml:space="preserve">زي أم العروس</w:t>
+        <w:t xml:space="preserve">نشيطٌ كالنحلة</w:t>
       </w:r>
     </w:p>
     <w:p>
@@ -15897,7 +16295,7 @@
           <w:szCs w:val="24"/>
           <w:rtl/>
         </w:rPr>
-        <w:t xml:space="preserve">مأمور الشرطة</w:t>
+        <w:t xml:space="preserve">رئيس شرطة المقاطعة</w:t>
       </w:r>
     </w:p>
     <w:p>
@@ -16038,7 +16436,7 @@
           <w:szCs w:val="24"/>
           <w:rtl/>
         </w:rPr>
-        <w:t xml:space="preserve">منتج يزاحم منتجاً آخر للشركة نفسها</w:t>
+        <w:t xml:space="preserve">مزاحمةُ منتجٍ جديد لمنتجٍ آخر للشركة نفسها</w:t>
       </w:r>
     </w:p>
     <w:p>
@@ -16608,7 +17006,22 @@
         <w:rPr>
           <w:rFonts w:ascii="Calibri" w:cs="Calibri" w:eastAsia="Calibri" w:hAnsi="Calibri"/>
         </w:rPr>
-        <w:t xml:space="preserve">Paraphrasing a source expression by describing its meaning. Also called explanatory translation.</w:t>
+        <w:t xml:space="preserve">Paraphrasing a source expression by describing its meaning. Also called explanatory translation (</w:t>
+      </w:r>
+      <w:r>
+        <w:rPr>
+          <w:rFonts w:ascii="Arial" w:cs="Arial" w:hAnsi="Arial"/>
+          <w:sz w:val="23"/>
+          <w:szCs w:val="24"/>
+          <w:rtl/>
+        </w:rPr>
+        <w:t xml:space="preserve">الترجمة الشرحية</w:t>
+      </w:r>
+      <w:r>
+        <w:rPr>
+          <w:rFonts w:ascii="Calibri" w:cs="Calibri" w:eastAsia="Calibri" w:hAnsi="Calibri"/>
+        </w:rPr>
+        <w:t xml:space="preserve">, Chapter 13).</w:t>
       </w:r>
     </w:p>
     <w:p>
@@ -16700,7 +17113,7 @@
         <w:rPr>
           <w:rFonts w:ascii="Calibri" w:cs="Calibri" w:eastAsia="Calibri" w:hAnsi="Calibri"/>
         </w:rPr>
-        <w:t xml:space="preserve">A complex meaning or idea.</w:t>
+        <w:t xml:space="preserve">An idea that a word or term stands for.</w:t>
       </w:r>
     </w:p>
     <w:p>
@@ -16822,7 +17235,7 @@
         <w:rPr>
           <w:rFonts w:ascii="Calibri" w:cs="Calibri" w:eastAsia="Calibri" w:hAnsi="Calibri"/>
         </w:rPr>
-        <w:t xml:space="preserve">Use it as the last option, because it makes the text longer. It suits cultural words and dense technical terms.</w:t>
+        <w:t xml:space="preserve">When readers do not need the source word, give the description alone, as in the last example below. Use descriptive translation as the last option, because it makes the text longer. It suits cultural words and complex technical terms.</w:t>
       </w:r>
     </w:p>
     <w:p>
@@ -16869,7 +17282,7 @@
         <w:rPr>
           <w:rFonts w:ascii="Calibri" w:cs="Calibri" w:eastAsia="Calibri" w:hAnsi="Calibri"/>
         </w:rPr>
-        <w:t xml:space="preserve"> (compulsory charity in Islam, paid when certain income conditions are met)</w:t>
+        <w:t xml:space="preserve"> (obligatory annual alms in Islam: a fixed share of savings and wealth above a minimum amount, given to those in need)</w:t>
       </w:r>
     </w:p>
     <w:p>
@@ -16908,7 +17321,7 @@
         <w:rPr>
           <w:rFonts w:ascii="Calibri" w:cs="Calibri" w:eastAsia="Calibri" w:hAnsi="Calibri"/>
         </w:rPr>
-        <w:t xml:space="preserve"> (ritual washing with clean earth when water is scarce or missing)</w:t>
+        <w:t xml:space="preserve"> (dry ritual purification: wiping the face and hands with clean earth when water is missing or cannot be used)</w:t>
       </w:r>
     </w:p>
     <w:p>
@@ -16986,7 +17399,7 @@
         <w:rPr>
           <w:rFonts w:ascii="Calibri" w:cs="Calibri" w:eastAsia="Calibri" w:hAnsi="Calibri"/>
         </w:rPr>
-        <w:t xml:space="preserve"> (saying “There is no power and no strength except with God”)</w:t>
+        <w:t xml:space="preserve"> (saying “There is no might and no power except by God”)</w:t>
       </w:r>
     </w:p>
     <w:p>
@@ -17376,7 +17789,7 @@
           <w:szCs w:val="24"/>
           <w:rtl/>
         </w:rPr>
-        <w:t xml:space="preserve">النحت المعجمي</w:t>
+        <w:t xml:space="preserve">التوليد المعجمي</w:t>
       </w:r>
       <w:r>
         <w:rPr>
@@ -17434,7 +17847,7 @@
         <w:rPr>
           <w:rFonts w:ascii="Calibri" w:cs="Calibri" w:eastAsia="Calibri" w:hAnsi="Calibri"/>
         </w:rPr>
-        <w:t xml:space="preserve">A completely new word.</w:t>
+        <w:t xml:space="preserve">A new word, or an existing word given a new meaning.</w:t>
       </w:r>
     </w:p>
     <w:p>
@@ -17468,7 +17881,7 @@
           <w:szCs w:val="24"/>
           <w:rtl/>
         </w:rPr>
-        <w:t xml:space="preserve">الترجمة المستعارة</w:t>
+        <w:t xml:space="preserve">النسخ</w:t>
       </w:r>
       <w:r>
         <w:rPr>
@@ -17537,7 +17950,22 @@
         <w:rPr>
           <w:rFonts w:ascii="Calibri" w:cs="Calibri" w:eastAsia="Calibri" w:hAnsi="Calibri"/>
         </w:rPr>
-        <w:t xml:space="preserve">: inventing a new word. </w:t>
+        <w:t xml:space="preserve">: a new word, often derived from an Arabic root (</w:t>
+      </w:r>
+      <w:r>
+        <w:rPr>
+          <w:rFonts w:ascii="Arial" w:cs="Arial" w:hAnsi="Arial"/>
+          <w:sz w:val="23"/>
+          <w:szCs w:val="24"/>
+          <w:rtl/>
+        </w:rPr>
+        <w:t xml:space="preserve">الاشتقاق</w:t>
+      </w:r>
+      <w:r>
+        <w:rPr>
+          <w:rFonts w:ascii="Calibri" w:cs="Calibri" w:eastAsia="Calibri" w:hAnsi="Calibri"/>
+        </w:rPr>
+        <w:t xml:space="preserve">), or an old word with a new meaning. </w:t>
       </w:r>
       <w:r>
         <w:rPr>
@@ -17562,6 +17990,27 @@
         </w:rPr>
         <w:t xml:space="preserve">مدوّنة</w:t>
       </w:r>
+      <w:r>
+        <w:rPr>
+          <w:rFonts w:ascii="Calibri" w:cs="Calibri" w:eastAsia="Calibri" w:hAnsi="Calibri"/>
+        </w:rPr>
+        <w:t xml:space="preserve"> (from </w:t>
+      </w:r>
+      <w:r>
+        <w:rPr>
+          <w:rFonts w:ascii="Arial" w:cs="Arial" w:hAnsi="Arial"/>
+          <w:sz w:val="23"/>
+          <w:szCs w:val="24"/>
+          <w:rtl/>
+        </w:rPr>
+        <w:t xml:space="preserve">دوّن</w:t>
+      </w:r>
+      <w:r>
+        <w:rPr>
+          <w:rFonts w:ascii="Calibri" w:cs="Calibri" w:eastAsia="Calibri" w:hAnsi="Calibri"/>
+        </w:rPr>
+        <w:t xml:space="preserve">, “to write down”)</w:t>
+      </w:r>
     </w:p>
     <w:p>
       <w:pPr>
@@ -17650,7 +18099,7 @@
           <w:i/>
           <w:iCs/>
         </w:rPr>
-        <w:t xml:space="preserve">Valentine’s Day</w:t>
+        <w:t xml:space="preserve">Thanksgiving</w:t>
       </w:r>
       <w:r>
         <w:rPr>
@@ -17665,13 +18114,46 @@
           <w:szCs w:val="24"/>
           <w:rtl/>
         </w:rPr>
-        <w:t xml:space="preserve">عيد الحب</w:t>
-      </w:r>
-      <w:r>
-        <w:rPr>
-          <w:rFonts w:ascii="Calibri" w:cs="Calibri" w:eastAsia="Calibri" w:hAnsi="Calibri"/>
-        </w:rPr>
-        <w:t xml:space="preserve">; </w:t>
+        <w:t xml:space="preserve">عيد الشكر</w:t>
+      </w:r>
+    </w:p>
+    <w:p>
+      <w:pPr>
+        <w:pStyle w:val="ListParagraph"/>
+        <w:numPr>
+          <w:ilvl w:val="0"/>
+          <w:numId w:val="43"/>
+        </w:numPr>
+        <w:spacing w:after="110" w:line="320"/>
+      </w:pPr>
+      <w:r>
+        <w:rPr>
+          <w:rFonts w:ascii="Calibri" w:cs="Calibri" w:eastAsia="Calibri" w:hAnsi="Calibri"/>
+          <w:b/>
+          <w:bCs/>
+        </w:rPr>
+        <w:t xml:space="preserve">Transliteration</w:t>
+      </w:r>
+      <w:r>
+        <w:rPr>
+          <w:rFonts w:ascii="Calibri" w:cs="Calibri" w:eastAsia="Calibri" w:hAnsi="Calibri"/>
+        </w:rPr>
+        <w:t xml:space="preserve"> (borrowing), with a short definition the first time: </w:t>
+      </w:r>
+      <w:r>
+        <w:rPr>
+          <w:rFonts w:ascii="Arial" w:cs="Arial" w:hAnsi="Arial"/>
+          <w:sz w:val="23"/>
+          <w:szCs w:val="24"/>
+          <w:rtl/>
+        </w:rPr>
+        <w:t xml:space="preserve">الوقف</w:t>
+      </w:r>
+      <w:r>
+        <w:rPr>
+          <w:rFonts w:ascii="Calibri" w:cs="Calibri" w:eastAsia="Calibri" w:hAnsi="Calibri"/>
+        </w:rPr>
+        <w:t xml:space="preserve"> → </w:t>
       </w:r>
       <w:r>
         <w:rPr>
@@ -17679,55 +18161,22 @@
           <w:i/>
           <w:iCs/>
         </w:rPr>
-        <w:t xml:space="preserve">Thanksgiving</w:t>
-      </w:r>
-      <w:r>
-        <w:rPr>
-          <w:rFonts w:ascii="Calibri" w:cs="Calibri" w:eastAsia="Calibri" w:hAnsi="Calibri"/>
-        </w:rPr>
-        <w:t xml:space="preserve"> → </w:t>
-      </w:r>
-      <w:r>
-        <w:rPr>
-          <w:rFonts w:ascii="Arial" w:cs="Arial" w:hAnsi="Arial"/>
-          <w:sz w:val="23"/>
-          <w:szCs w:val="24"/>
-          <w:rtl/>
-        </w:rPr>
-        <w:t xml:space="preserve">عيد الشكر</w:t>
-      </w:r>
-    </w:p>
-    <w:p>
-      <w:pPr>
-        <w:pStyle w:val="ListParagraph"/>
-        <w:numPr>
-          <w:ilvl w:val="0"/>
-          <w:numId w:val="43"/>
-        </w:numPr>
-        <w:spacing w:after="110" w:line="320"/>
-      </w:pPr>
-      <w:r>
-        <w:rPr>
-          <w:rFonts w:ascii="Calibri" w:cs="Calibri" w:eastAsia="Calibri" w:hAnsi="Calibri"/>
-          <w:b/>
-          <w:bCs/>
-        </w:rPr>
-        <w:t xml:space="preserve">Transliteration</w:t>
-      </w:r>
-      <w:r>
-        <w:rPr>
-          <w:rFonts w:ascii="Calibri" w:cs="Calibri" w:eastAsia="Calibri" w:hAnsi="Calibri"/>
-        </w:rPr>
-        <w:t xml:space="preserve"> with a short definition: </w:t>
-      </w:r>
-      <w:r>
-        <w:rPr>
-          <w:rFonts w:ascii="Arial" w:cs="Arial" w:hAnsi="Arial"/>
-          <w:sz w:val="23"/>
-          <w:szCs w:val="24"/>
-          <w:rtl/>
-        </w:rPr>
-        <w:t xml:space="preserve">الوقف</w:t>
+        <w:t xml:space="preserve">waqf</w:t>
+      </w:r>
+      <w:r>
+        <w:rPr>
+          <w:rFonts w:ascii="Calibri" w:cs="Calibri" w:eastAsia="Calibri" w:hAnsi="Calibri"/>
+        </w:rPr>
+        <w:t xml:space="preserve"> (a charitable endowment); </w:t>
+      </w:r>
+      <w:r>
+        <w:rPr>
+          <w:rFonts w:ascii="Arial" w:cs="Arial" w:hAnsi="Arial"/>
+          <w:sz w:val="23"/>
+          <w:szCs w:val="24"/>
+          <w:rtl/>
+        </w:rPr>
+        <w:t xml:space="preserve">الصكوك</w:t>
       </w:r>
       <w:r>
         <w:rPr>
@@ -17741,28 +18190,28 @@
           <w:i/>
           <w:iCs/>
         </w:rPr>
-        <w:t xml:space="preserve">waqf</w:t>
-      </w:r>
-      <w:r>
-        <w:rPr>
-          <w:rFonts w:ascii="Calibri" w:cs="Calibri" w:eastAsia="Calibri" w:hAnsi="Calibri"/>
-        </w:rPr>
-        <w:t xml:space="preserve">; </w:t>
-      </w:r>
-      <w:r>
-        <w:rPr>
-          <w:rFonts w:ascii="Arial" w:cs="Arial" w:hAnsi="Arial"/>
-          <w:sz w:val="23"/>
-          <w:szCs w:val="24"/>
-          <w:rtl/>
-        </w:rPr>
-        <w:t xml:space="preserve">الصكوك</w:t>
-      </w:r>
-      <w:r>
-        <w:rPr>
-          <w:rFonts w:ascii="Calibri" w:cs="Calibri" w:eastAsia="Calibri" w:hAnsi="Calibri"/>
-        </w:rPr>
-        <w:t xml:space="preserve"> → </w:t>
+        <w:t xml:space="preserve">sukuk</w:t>
+      </w:r>
+      <w:r>
+        <w:rPr>
+          <w:rFonts w:ascii="Calibri" w:cs="Calibri" w:eastAsia="Calibri" w:hAnsi="Calibri"/>
+        </w:rPr>
+        <w:t xml:space="preserve"> (Islamic investment certificates). Into Arabic, this is called arabicisation (</w:t>
+      </w:r>
+      <w:r>
+        <w:rPr>
+          <w:rFonts w:ascii="Arial" w:cs="Arial" w:hAnsi="Arial"/>
+          <w:sz w:val="23"/>
+          <w:szCs w:val="24"/>
+          <w:rtl/>
+        </w:rPr>
+        <w:t xml:space="preserve">التعريب</w:t>
+      </w:r>
+      <w:r>
+        <w:rPr>
+          <w:rFonts w:ascii="Calibri" w:cs="Calibri" w:eastAsia="Calibri" w:hAnsi="Calibri"/>
+        </w:rPr>
+        <w:t xml:space="preserve">): </w:t>
       </w:r>
       <w:r>
         <w:rPr>
@@ -17770,13 +18219,46 @@
           <w:i/>
           <w:iCs/>
         </w:rPr>
-        <w:t xml:space="preserve">sukuk</w:t>
-      </w:r>
-      <w:r>
-        <w:rPr>
-          <w:rFonts w:ascii="Calibri" w:cs="Calibri" w:eastAsia="Calibri" w:hAnsi="Calibri"/>
-        </w:rPr>
-        <w:t xml:space="preserve"> (Islamic financial certificates); </w:t>
+        <w:t xml:space="preserve">radio</w:t>
+      </w:r>
+      <w:r>
+        <w:rPr>
+          <w:rFonts w:ascii="Calibri" w:cs="Calibri" w:eastAsia="Calibri" w:hAnsi="Calibri"/>
+        </w:rPr>
+        <w:t xml:space="preserve"> → </w:t>
+      </w:r>
+      <w:r>
+        <w:rPr>
+          <w:rFonts w:ascii="Arial" w:cs="Arial" w:hAnsi="Arial"/>
+          <w:sz w:val="23"/>
+          <w:szCs w:val="24"/>
+          <w:rtl/>
+        </w:rPr>
+        <w:t xml:space="preserve">الراديو</w:t>
+      </w:r>
+    </w:p>
+    <w:p>
+      <w:pPr>
+        <w:pStyle w:val="ListParagraph"/>
+        <w:numPr>
+          <w:ilvl w:val="0"/>
+          <w:numId w:val="43"/>
+        </w:numPr>
+        <w:spacing w:after="110" w:line="320"/>
+      </w:pPr>
+      <w:r>
+        <w:rPr>
+          <w:rFonts w:ascii="Calibri" w:cs="Calibri" w:eastAsia="Calibri" w:hAnsi="Calibri"/>
+          <w:b/>
+          <w:bCs/>
+        </w:rPr>
+        <w:t xml:space="preserve">Explanation</w:t>
+      </w:r>
+      <w:r>
+        <w:rPr>
+          <w:rFonts w:ascii="Calibri" w:cs="Calibri" w:eastAsia="Calibri" w:hAnsi="Calibri"/>
+        </w:rPr>
+        <w:t xml:space="preserve">: </w:t>
       </w:r>
       <w:r>
         <w:rPr>
@@ -17784,7 +18266,7 @@
           <w:i/>
           <w:iCs/>
         </w:rPr>
-        <w:t xml:space="preserve">radio</w:t>
+        <w:t xml:space="preserve">greenwashing</w:t>
       </w:r>
       <w:r>
         <w:rPr>
@@ -17799,7 +18281,13 @@
           <w:szCs w:val="24"/>
           <w:rtl/>
         </w:rPr>
-        <w:t xml:space="preserve">الراديو</w:t>
+        <w:t xml:space="preserve">التضليل البيئي</w:t>
+      </w:r>
+      <w:r>
+        <w:rPr>
+          <w:rFonts w:ascii="Calibri" w:cs="Calibri" w:eastAsia="Calibri" w:hAnsi="Calibri"/>
+        </w:rPr>
+        <w:t xml:space="preserve"> (when companies falsely claim that their products are environmentally friendly)</w:t>
       </w:r>
     </w:p>
     <w:p>
@@ -17817,13 +18305,13 @@
           <w:b/>
           <w:bCs/>
         </w:rPr>
-        <w:t xml:space="preserve">Explanation</w:t>
-      </w:r>
-      <w:r>
-        <w:rPr>
-          <w:rFonts w:ascii="Calibri" w:cs="Calibri" w:eastAsia="Calibri" w:hAnsi="Calibri"/>
-        </w:rPr>
-        <w:t xml:space="preserve">: </w:t>
+        <w:t xml:space="preserve">Hybrid form</w:t>
+      </w:r>
+      <w:r>
+        <w:rPr>
+          <w:rFonts w:ascii="Calibri" w:cs="Calibri" w:eastAsia="Calibri" w:hAnsi="Calibri"/>
+        </w:rPr>
+        <w:t xml:space="preserve">: part translated, part borrowed. </w:t>
       </w:r>
       <w:r>
         <w:rPr>
@@ -17831,7 +18319,7 @@
           <w:i/>
           <w:iCs/>
         </w:rPr>
-        <w:t xml:space="preserve">greenwashing</w:t>
+        <w:t xml:space="preserve">cybersecurity</w:t>
       </w:r>
       <w:r>
         <w:rPr>
@@ -17846,31 +18334,32 @@
           <w:szCs w:val="24"/>
           <w:rtl/>
         </w:rPr>
-        <w:t xml:space="preserve">التضليل البيئي</w:t>
-      </w:r>
-      <w:r>
-        <w:rPr>
-          <w:rFonts w:ascii="Calibri" w:cs="Calibri" w:eastAsia="Calibri" w:hAnsi="Calibri"/>
-        </w:rPr>
-        <w:t xml:space="preserve"> (when companies falsely claim that their products are environmentally friendly)</w:t>
-      </w:r>
-    </w:p>
-    <w:p>
-      <w:pPr>
-        <w:pStyle w:val="ListParagraph"/>
-        <w:numPr>
-          <w:ilvl w:val="0"/>
-          <w:numId w:val="43"/>
-        </w:numPr>
-        <w:spacing w:after="110" w:line="320"/>
-      </w:pPr>
-      <w:r>
-        <w:rPr>
-          <w:rFonts w:ascii="Calibri" w:cs="Calibri" w:eastAsia="Calibri" w:hAnsi="Calibri"/>
-          <w:b/>
-          <w:bCs/>
-        </w:rPr>
-        <w:t xml:space="preserve">Hybrid form</w:t>
+        <w:t xml:space="preserve">الأمن السيبراني</w:t>
+      </w:r>
+    </w:p>
+    <w:p>
+      <w:pPr>
+        <w:spacing w:after="40"/>
+      </w:pPr>
+    </w:p>
+    <w:p>
+      <w:pPr>
+        <w:spacing w:after="200" w:line="330"/>
+      </w:pPr>
+      <w:r>
+        <w:rPr>
+          <w:rFonts w:ascii="Calibri" w:cs="Calibri" w:eastAsia="Calibri" w:hAnsi="Calibri"/>
+        </w:rPr>
+        <w:t xml:space="preserve">Arabic also coins words by blending two words into one, called </w:t>
+      </w:r>
+      <w:r>
+        <w:rPr>
+          <w:rFonts w:ascii="Arial" w:cs="Arial" w:hAnsi="Arial"/>
+          <w:sz w:val="23"/>
+          <w:szCs w:val="24"/>
+          <w:rtl/>
+        </w:rPr>
+        <w:t xml:space="preserve">النحت</w:t>
       </w:r>
       <w:r>
         <w:rPr>
@@ -17884,7 +18373,7 @@
           <w:i/>
           <w:iCs/>
         </w:rPr>
-        <w:t xml:space="preserve">cybersecurity</w:t>
+        <w:t xml:space="preserve">amphibious</w:t>
       </w:r>
       <w:r>
         <w:rPr>
@@ -17899,13 +18388,44 @@
           <w:szCs w:val="24"/>
           <w:rtl/>
         </w:rPr>
-        <w:t xml:space="preserve">الأمن السيبراني</w:t>
-      </w:r>
-    </w:p>
-    <w:p>
-      <w:pPr>
-        <w:spacing w:after="40"/>
-      </w:pPr>
+        <w:t xml:space="preserve">برمائي</w:t>
+      </w:r>
+      <w:r>
+        <w:rPr>
+          <w:rFonts w:ascii="Calibri" w:cs="Calibri" w:eastAsia="Calibri" w:hAnsi="Calibri"/>
+        </w:rPr>
+        <w:t xml:space="preserve"> (</w:t>
+      </w:r>
+      <w:r>
+        <w:rPr>
+          <w:rFonts w:ascii="Arial" w:cs="Arial" w:hAnsi="Arial"/>
+          <w:sz w:val="23"/>
+          <w:szCs w:val="24"/>
+          <w:rtl/>
+        </w:rPr>
+        <w:t xml:space="preserve">برّ</w:t>
+      </w:r>
+      <w:r>
+        <w:rPr>
+          <w:rFonts w:ascii="Calibri" w:cs="Calibri" w:eastAsia="Calibri" w:hAnsi="Calibri"/>
+        </w:rPr>
+        <w:t xml:space="preserve"> + </w:t>
+      </w:r>
+      <w:r>
+        <w:rPr>
+          <w:rFonts w:ascii="Arial" w:cs="Arial" w:hAnsi="Arial"/>
+          <w:sz w:val="23"/>
+          <w:szCs w:val="24"/>
+          <w:rtl/>
+        </w:rPr>
+        <w:t xml:space="preserve">ماء</w:t>
+      </w:r>
+      <w:r>
+        <w:rPr>
+          <w:rFonts w:ascii="Calibri" w:cs="Calibri" w:eastAsia="Calibri" w:hAnsi="Calibri"/>
+        </w:rPr>
+        <w:t xml:space="preserve">).</w:t>
+      </w:r>
     </w:p>
     <w:p>
       <w:pPr>
@@ -18021,16 +18541,16 @@
         <w:rPr>
           <w:rFonts w:ascii="Calibri" w:cs="Calibri" w:eastAsia="Calibri" w:hAnsi="Calibri"/>
         </w:rPr>
-        <w:t xml:space="preserve">An accepted term is always better than a new invention. A new word that becomes official is lexicalised (</w:t>
-      </w:r>
-      <w:r>
-        <w:rPr>
-          <w:rFonts w:ascii="Arial" w:cs="Arial" w:hAnsi="Arial"/>
-          <w:sz w:val="23"/>
-          <w:szCs w:val="24"/>
-          <w:rtl/>
-        </w:rPr>
-        <w:t xml:space="preserve">التعجيم</w:t>
+        <w:t xml:space="preserve">An accepted term is always better than a new invention. A new word that becomes widely accepted and enters the dictionary is lexicalised (</w:t>
+      </w:r>
+      <w:r>
+        <w:rPr>
+          <w:rFonts w:ascii="Arial" w:cs="Arial" w:hAnsi="Arial"/>
+          <w:sz w:val="23"/>
+          <w:szCs w:val="24"/>
+          <w:rtl/>
+        </w:rPr>
+        <w:t xml:space="preserve">المَعْجَمة</w:t>
       </w:r>
       <w:r>
         <w:rPr>
@@ -18318,7 +18838,7 @@
         <w:rPr>
           <w:rFonts w:ascii="Calibri" w:cs="Calibri" w:eastAsia="Calibri" w:hAnsi="Calibri"/>
         </w:rPr>
-        <w:t xml:space="preserve">Anything written: a word, a sentence, a paragraph or more.</w:t>
+        <w:t xml:space="preserve">Any piece of language, written or spoken, that forms a complete message: from a one-word sign to a whole book.</w:t>
       </w:r>
     </w:p>
     <w:p>
@@ -18410,7 +18930,7 @@
         <w:rPr>
           <w:rFonts w:ascii="Calibri" w:cs="Calibri" w:eastAsia="Calibri" w:hAnsi="Calibri"/>
         </w:rPr>
-        <w:t xml:space="preserve">The type of text, such as a news report, a contract or a poem.</w:t>
+        <w:t xml:space="preserve">A kind of text with its own rules, such as a news report, a contract or a poem.</w:t>
       </w:r>
     </w:p>
     <w:p>
@@ -18548,7 +19068,7 @@
         <w:rPr>
           <w:rFonts w:ascii="Calibri" w:cs="Calibri" w:eastAsia="Calibri" w:hAnsi="Calibri"/>
         </w:rPr>
-        <w:t xml:space="preserve">You identify the field, both audiences, the time, purpose, tone and genre.</w:t>
+        <w:t xml:space="preserve">You identify the field, the source and target audiences, the time, purpose, tone and genre.</w:t>
       </w:r>
     </w:p>
     <w:p>
@@ -18852,13 +19372,27 @@
           <w:b/>
           <w:bCs/>
         </w:rPr>
+        <w:t xml:space="preserve">Genre and purpose</w:t>
+      </w:r>
+      <w:r>
+        <w:rPr>
+          <w:rFonts w:ascii="Calibri" w:cs="Calibri" w:eastAsia="Calibri" w:hAnsi="Calibri"/>
+        </w:rPr>
+        <w:t xml:space="preserve">: news report, to inform. </w:t>
+      </w:r>
+      <w:r>
+        <w:rPr>
+          <w:rFonts w:ascii="Calibri" w:cs="Calibri" w:eastAsia="Calibri" w:hAnsi="Calibri"/>
+          <w:b/>
+          <w:bCs/>
+        </w:rPr>
         <w:t xml:space="preserve">Tone</w:t>
       </w:r>
       <w:r>
         <w:rPr>
           <w:rFonts w:ascii="Calibri" w:cs="Calibri" w:eastAsia="Calibri" w:hAnsi="Calibri"/>
         </w:rPr>
-        <w:t xml:space="preserve">: straightforward. </w:t>
+        <w:t xml:space="preserve">: neutral and straightforward. </w:t>
       </w:r>
       <w:r>
         <w:rPr>
@@ -19255,7 +19789,7 @@
           <w:szCs w:val="24"/>
           <w:rtl/>
         </w:rPr>
-        <w:t xml:space="preserve">نوع النص</w:t>
+        <w:t xml:space="preserve">نمط النص</w:t>
       </w:r>
       <w:r>
         <w:rPr>
@@ -19267,7 +19801,7 @@
         <w:rPr>
           <w:rFonts w:ascii="Calibri" w:cs="Calibri" w:eastAsia="Calibri" w:hAnsi="Calibri"/>
         </w:rPr>
-        <w:t xml:space="preserve">Texts that share one main function: to inform, to express or to persuade.</w:t>
+        <w:t xml:space="preserve">A group of texts that share one main function: to inform, to express or to persuade.</w:t>
       </w:r>
     </w:p>
     <w:p>
@@ -19366,7 +19900,7 @@
         <w:rPr>
           <w:rFonts w:ascii="Calibri" w:cs="Calibri" w:eastAsia="Calibri" w:hAnsi="Calibri"/>
         </w:rPr>
-        <w:t xml:space="preserve"> texts express feelings and creativity, and </w:t>
+        <w:t xml:space="preserve"> texts are creative and focus on form, as in literature, and </w:t>
       </w:r>
       <w:r>
         <w:rPr>
@@ -19473,7 +20007,7 @@
         <w:rPr>
           <w:rFonts w:ascii="Calibri" w:cs="Calibri" w:eastAsia="Calibri" w:hAnsi="Calibri"/>
         </w:rPr>
-        <w:t xml:space="preserve"> expresses an obligation. </w:t>
+        <w:t xml:space="preserve"> expresses an obligation or a legal rule. </w:t>
       </w:r>
       <w:r>
         <w:rPr>
@@ -19969,7 +20503,7 @@
         <w:rPr>
           <w:rFonts w:ascii="Calibri" w:cs="Calibri" w:eastAsia="Calibri" w:hAnsi="Calibri"/>
         </w:rPr>
-        <w:t xml:space="preserve">How to notice words that show a point of view, using three questions from Fairclough’s model.</w:t>
+        <w:t xml:space="preserve">How to notice words that show a point of view, using three questions based on Fairclough’s model.</w:t>
       </w:r>
     </w:p>
     <w:p>
@@ -20094,7 +20628,7 @@
         <w:pStyle w:val="Heading3"/>
       </w:pPr>
       <w:r>
-        <w:t xml:space="preserve">No word is neutral</w:t>
+        <w:t xml:space="preserve">Words are rarely neutral</w:t>
       </w:r>
     </w:p>
     <w:p>
@@ -20105,7 +20639,7 @@
         <w:rPr>
           <w:rFonts w:ascii="Calibri" w:cs="Calibri" w:eastAsia="Calibri" w:hAnsi="Calibri"/>
         </w:rPr>
-        <w:t xml:space="preserve">Each word choice shows a point of view, and your translation can keep, soften or strengthen it. Follow the client’s policy on sensitive words (Chapter 1).</w:t>
+        <w:t xml:space="preserve">Many word choices show a point of view, and your translation can keep, soften or strengthen it. Follow the client’s policy on sensitive words (Chapter 2).</w:t>
       </w:r>
     </w:p>
     <w:p>
@@ -20129,7 +20663,7 @@
         <w:rPr>
           <w:rFonts w:ascii="Calibri" w:cs="Calibri" w:eastAsia="Calibri" w:hAnsi="Calibri"/>
         </w:rPr>
-        <w:t xml:space="preserve"> </w:t>
+        <w:t xml:space="preserve"> → </w:t>
       </w:r>
       <w:r>
         <w:rPr>
@@ -20227,7 +20761,7 @@
         <w:rPr>
           <w:rFonts w:ascii="Calibri" w:cs="Calibri" w:eastAsia="Calibri" w:hAnsi="Calibri"/>
         </w:rPr>
-        <w:t xml:space="preserve">): “regime” is negative.</w:t>
+        <w:t xml:space="preserve">): in political texts, “regime” is negative.</w:t>
       </w:r>
     </w:p>
     <w:p>
@@ -20290,7 +20824,7 @@
         <w:rPr>
           <w:rFonts w:ascii="Calibri" w:cs="Calibri" w:eastAsia="Calibri" w:hAnsi="Calibri"/>
         </w:rPr>
-        <w:t xml:space="preserve">Norman Fairclough (1992) shows that language is connected to power and society. His model gives three questions:</w:t>
+        <w:t xml:space="preserve">Norman Fairclough (1992) shows that language is connected to power and society. His model has three levels, which give us three questions:</w:t>
       </w:r>
     </w:p>
     <w:p>
@@ -20378,7 +20912,7 @@
         <w:rPr>
           <w:rFonts w:ascii="Calibri" w:cs="Calibri" w:eastAsia="Calibri" w:hAnsi="Calibri"/>
         </w:rPr>
-        <w:t xml:space="preserve">Checklist 3 turns these questions into a checklist.</w:t>
+        <w:t xml:space="preserve">Checklist 3 turns these questions into points to tick.</w:t>
       </w:r>
     </w:p>
     <w:p>
@@ -20828,7 +21362,7 @@
         <w:rPr>
           <w:rFonts w:ascii="Calibri" w:cs="Calibri" w:eastAsia="Calibri" w:hAnsi="Calibri"/>
         </w:rPr>
-        <w:t xml:space="preserve">In a letter of 1784, Samuel Johnson wrote: “Dictionaries are like watches; the worst is better than none, and the best cannot be expected to go quite true” (Johnson, 1784/1897). Never take the first meaning. Use the three-check rule:</w:t>
+        <w:t xml:space="preserve">In a letter of 1784, Samuel Johnson wrote: “Dictionaries are like watches; the worst is better than none, and the best cannot be expected to go quite true” (Johnson, 1784/1897). Do not simply take the first meaning. Use the three-check rule:</w:t>
       </w:r>
     </w:p>
     <w:p>
@@ -21041,7 +21575,7 @@
         <w:rPr>
           <w:rFonts w:ascii="Calibri" w:cs="Calibri" w:eastAsia="Calibri" w:hAnsi="Calibri"/>
         </w:rPr>
-        <w:t xml:space="preserve">: edited by experts, with full entries and examples, but slower and may lack new words.</w:t>
+        <w:t xml:space="preserve">: edited by experts, with full entries and examples, but slower to use, and they may lack new words.</w:t>
       </w:r>
     </w:p>
     <w:p>
@@ -21102,7 +21636,7 @@
         <w:rPr>
           <w:rFonts w:ascii="Calibri" w:cs="Calibri" w:eastAsia="Calibri" w:hAnsi="Calibri"/>
         </w:rPr>
-        <w:t xml:space="preserve"> (Baalbaki, n.d.): English–Arabic and Arabic–English, for everyday words.</w:t>
+        <w:t xml:space="preserve"> (Baalbaki, n.d.): English–Arabic, for general words.</w:t>
       </w:r>
     </w:p>
     <w:p>
@@ -21126,7 +21660,7 @@
         <w:rPr>
           <w:rFonts w:ascii="Calibri" w:cs="Calibri" w:eastAsia="Calibri" w:hAnsi="Calibri"/>
         </w:rPr>
-        <w:t xml:space="preserve"> (Wehr, 1994): Arabic words listed by root.</w:t>
+        <w:t xml:space="preserve"> (Wehr, 1994): Arabic–English, with words listed by root.</w:t>
       </w:r>
     </w:p>
     <w:p>
@@ -21165,7 +21699,7 @@
         <w:rPr>
           <w:rFonts w:ascii="Calibri" w:cs="Calibri" w:eastAsia="Calibri" w:hAnsi="Calibri"/>
         </w:rPr>
-        <w:t xml:space="preserve">) (Academy of the Arabic Language, n.d.): Arabic meanings.</w:t>
+        <w:t xml:space="preserve">) (Academy of the Arabic Language, n.d.): a monolingual Arabic dictionary from the Academy in Cairo.</w:t>
       </w:r>
     </w:p>
     <w:p>
@@ -21495,7 +22029,7 @@
           <w:szCs w:val="24"/>
           <w:rtl/>
         </w:rPr>
-        <w:t xml:space="preserve">علم المصطلح</w:t>
+        <w:t xml:space="preserve">علم المصطلح (المصطلحية)</w:t>
       </w:r>
       <w:r>
         <w:rPr>
@@ -21507,7 +22041,7 @@
         <w:rPr>
           <w:rFonts w:ascii="Calibri" w:cs="Calibri" w:eastAsia="Calibri" w:hAnsi="Calibri"/>
         </w:rPr>
-        <w:t xml:space="preserve">The study, collection and management of specialised terms.</w:t>
+        <w:t xml:space="preserve">The study, collection and management of specialised terms; also the set of terms used in one field.</w:t>
       </w:r>
     </w:p>
     <w:p>
@@ -21541,7 +22075,7 @@
           <w:szCs w:val="24"/>
           <w:rtl/>
         </w:rPr>
-        <w:t xml:space="preserve">المصطلحي</w:t>
+        <w:t xml:space="preserve">المصطلحي (خبير المصطلحات)</w:t>
       </w:r>
       <w:r>
         <w:rPr>
@@ -21553,7 +22087,7 @@
         <w:rPr>
           <w:rFonts w:ascii="Calibri" w:cs="Calibri" w:eastAsia="Calibri" w:hAnsi="Calibri"/>
         </w:rPr>
-        <w:t xml:space="preserve">A specialist who creates and standardises terms, usually in one language.</w:t>
+        <w:t xml:space="preserve">A specialist who collects, describes and records the terms of a field, and sometimes standardises them, in one or more languages.</w:t>
       </w:r>
     </w:p>
     <w:p>
@@ -21633,7 +22167,7 @@
           <w:szCs w:val="24"/>
           <w:rtl/>
         </w:rPr>
-        <w:t xml:space="preserve">قاعدة بيانات المصطلحات</w:t>
+        <w:t xml:space="preserve">قاعدة بيانات المصطلحات (بنك المصطلحات)</w:t>
       </w:r>
       <w:r>
         <w:rPr>
@@ -21817,7 +22351,7 @@
         <w:rPr>
           <w:rFonts w:ascii="Calibri" w:cs="Calibri" w:eastAsia="Calibri" w:hAnsi="Calibri"/>
         </w:rPr>
-        <w:t xml:space="preserve"> usually works in one language and creates and standardises terms.</w:t>
+        <w:t xml:space="preserve"> studies the terms of a field rather than whole texts: they collect, record and sometimes standardise them, in one or more languages.</w:t>
       </w:r>
     </w:p>
     <w:p>
@@ -21833,7 +22367,7 @@
         <w:rPr>
           <w:rFonts w:ascii="Calibri" w:cs="Calibri" w:eastAsia="Calibri" w:hAnsi="Calibri"/>
         </w:rPr>
-        <w:t xml:space="preserve">When no dictionary has the term, think like a terminologist and create an accurate one (Chapter 16).</w:t>
+        <w:t xml:space="preserve">When no dictionary or termbase has the term, think like a terminologist and create an accurate one (Chapter 16).</w:t>
       </w:r>
     </w:p>
     <w:p>
@@ -22017,7 +22551,7 @@
         <w:rPr>
           <w:rFonts w:ascii="Calibri" w:cs="Calibri" w:eastAsia="Calibri" w:hAnsi="Calibri"/>
         </w:rPr>
-        <w:t xml:space="preserve">: the first part of a word: </w:t>
+        <w:t xml:space="preserve">: a word cut short, often keeping its first part: </w:t>
       </w:r>
       <w:r>
         <w:rPr>
@@ -22089,7 +22623,22 @@
         <w:rPr>
           <w:rFonts w:ascii="Calibri" w:cs="Calibri" w:eastAsia="Calibri" w:hAnsi="Calibri"/>
         </w:rPr>
-        <w:t xml:space="preserve">), for example in Cairo, Baghdad and Amman, create and approve Arabic terms (Translation Team, n.d.).</w:t>
+        <w:t xml:space="preserve">), for example in Damascus, Cairo, Baghdad and Amman, create and approve Arabic terms (Translation Team, n.d.). The Coordination Bureau of Arabization in Rabat (</w:t>
+      </w:r>
+      <w:r>
+        <w:rPr>
+          <w:rFonts w:ascii="Arial" w:cs="Arial" w:hAnsi="Arial"/>
+          <w:sz w:val="23"/>
+          <w:szCs w:val="24"/>
+          <w:rtl/>
+        </w:rPr>
+        <w:t xml:space="preserve">مكتب تنسيق التعريب</w:t>
+      </w:r>
+      <w:r>
+        <w:rPr>
+          <w:rFonts w:ascii="Calibri" w:cs="Calibri" w:eastAsia="Calibri" w:hAnsi="Calibri"/>
+        </w:rPr>
+        <w:t xml:space="preserve">) helps to unify them across the Arab world.</w:t>
       </w:r>
     </w:p>
     <w:p>
@@ -22474,7 +23023,7 @@
                 <w:sz w:val="18"/>
                 <w:szCs w:val="18"/>
               </w:rPr>
-              <w:t xml:space="preserve">; not </w:t>
+              <w:t xml:space="preserve">; </w:t>
             </w:r>
             <w:r>
               <w:rPr>
@@ -22484,6 +23033,14 @@
                 <w:rtl/>
               </w:rPr>
               <w:t xml:space="preserve">القانون الحاكم</w:t>
+            </w:r>
+            <w:r>
+              <w:rPr>
+                <w:rFonts w:ascii="Calibri" w:cs="Calibri" w:eastAsia="Calibri" w:hAnsi="Calibri"/>
+                <w:sz w:val="18"/>
+                <w:szCs w:val="18"/>
+              </w:rPr>
+              <w:t xml:space="preserve"> is a common calque</w:t>
             </w:r>
           </w:p>
         </w:tc>
@@ -22873,13 +23430,13 @@
           <w:b/>
           <w:bCs/>
         </w:rPr>
-        <w:t xml:space="preserve">Technical dictionary</w:t>
-      </w:r>
-      <w:r>
-        <w:rPr>
-          <w:rFonts w:ascii="Calibri" w:cs="Calibri" w:eastAsia="Calibri" w:hAnsi="Calibri"/>
-        </w:rPr>
-        <w:t xml:space="preserve">: the approved terms of one subject.</w:t>
+        <w:t xml:space="preserve">Specialised dictionary</w:t>
+      </w:r>
+      <w:r>
+        <w:rPr>
+          <w:rFonts w:ascii="Calibri" w:cs="Calibri" w:eastAsia="Calibri" w:hAnsi="Calibri"/>
+        </w:rPr>
+        <w:t xml:space="preserve"> (Chapter 20): the terms of one field.</w:t>
       </w:r>
     </w:p>
     <w:p>
@@ -23101,7 +23658,7 @@
           <w:rFonts w:ascii="Calibri" w:cs="Calibri" w:eastAsia="Calibri" w:hAnsi="Calibri"/>
           <w:color w:val="6B6680"/>
         </w:rPr>
-        <w:t xml:space="preserve">A translator works across two languages; a terminologist creates and standardises terms, usually in one.</w:t>
+        <w:t xml:space="preserve">A translator translates whole texts; a terminologist collects, records and sometimes standardises the terms of a field.</w:t>
       </w:r>
     </w:p>
     <w:p>
@@ -23356,7 +23913,7 @@
         <w:rPr>
           <w:rFonts w:ascii="Calibri" w:cs="Calibri" w:eastAsia="Calibri" w:hAnsi="Calibri"/>
         </w:rPr>
-        <w:t xml:space="preserve">A human correcting and improving machine translation.</w:t>
+        <w:t xml:space="preserve">A human correcting and improving machine translation output, lightly or fully.</w:t>
       </w:r>
     </w:p>
     <w:p>
@@ -23402,7 +23959,7 @@
         <w:rPr>
           <w:rFonts w:ascii="Calibri" w:cs="Calibri" w:eastAsia="Calibri" w:hAnsi="Calibri"/>
         </w:rPr>
-        <w:t xml:space="preserve">Information produced by an AI tool that is not in the source text.</w:t>
+        <w:t xml:space="preserve">Invented or false content produced by an AI tool, such as facts that are not in the source text.</w:t>
       </w:r>
     </w:p>
     <w:p>
@@ -23518,7 +24075,7 @@
           <w:i/>
           <w:iCs/>
         </w:rPr>
-        <w:t xml:space="preserve">The doctor said she…</w:t>
+        <w:t xml:space="preserve">The doctor finished her shift.</w:t>
       </w:r>
       <w:r>
         <w:rPr>
@@ -23533,7 +24090,7 @@
           <w:szCs w:val="24"/>
           <w:rtl/>
         </w:rPr>
-        <w:t xml:space="preserve">قال الطبيب…</w:t>
+        <w:t xml:space="preserve">أنهى الطبيب نوبته</w:t>
       </w:r>
       <w:r>
         <w:rPr>
@@ -23548,7 +24105,7 @@
           <w:szCs w:val="24"/>
           <w:rtl/>
         </w:rPr>
-        <w:t xml:space="preserve">قالت الطبيبة…</w:t>
+        <w:t xml:space="preserve">أنهت الطبيبة نوبتها</w:t>
       </w:r>
       <w:r>
         <w:rPr>
@@ -23594,7 +24151,65 @@
         <w:rPr>
           <w:rFonts w:ascii="Calibri" w:cs="Calibri" w:eastAsia="Calibri" w:hAnsi="Calibri"/>
         </w:rPr>
-        <w:t xml:space="preserve">The course materials call post-editing the new direction for translators worldwide. Compare the machine output with the source sentence by sentence, then read it again as a normal text.</w:t>
+        <w:t xml:space="preserve">The course materials call post-editing the new direction for translators worldwide (Translation Team, n.d.). </w:t>
+      </w:r>
+      <w:r>
+        <w:rPr>
+          <w:rFonts w:ascii="Calibri" w:cs="Calibri" w:eastAsia="Calibri" w:hAnsi="Calibri"/>
+          <w:b/>
+          <w:bCs/>
+        </w:rPr>
+        <w:t xml:space="preserve">Light</w:t>
+      </w:r>
+      <w:r>
+        <w:rPr>
+          <w:rFonts w:ascii="Calibri" w:cs="Calibri" w:eastAsia="Calibri" w:hAnsi="Calibri"/>
+        </w:rPr>
+        <w:t xml:space="preserve"> post-editing (</w:t>
+      </w:r>
+      <w:r>
+        <w:rPr>
+          <w:rFonts w:ascii="Arial" w:cs="Arial" w:hAnsi="Arial"/>
+          <w:sz w:val="23"/>
+          <w:szCs w:val="24"/>
+          <w:rtl/>
+        </w:rPr>
+        <w:t xml:space="preserve">التحرير اللاحق الخفيف</w:t>
+      </w:r>
+      <w:r>
+        <w:rPr>
+          <w:rFonts w:ascii="Calibri" w:cs="Calibri" w:eastAsia="Calibri" w:hAnsi="Calibri"/>
+        </w:rPr>
+        <w:t xml:space="preserve">) makes the text accurate and understandable; </w:t>
+      </w:r>
+      <w:r>
+        <w:rPr>
+          <w:rFonts w:ascii="Calibri" w:cs="Calibri" w:eastAsia="Calibri" w:hAnsi="Calibri"/>
+          <w:b/>
+          <w:bCs/>
+        </w:rPr>
+        <w:t xml:space="preserve">full</w:t>
+      </w:r>
+      <w:r>
+        <w:rPr>
+          <w:rFonts w:ascii="Calibri" w:cs="Calibri" w:eastAsia="Calibri" w:hAnsi="Calibri"/>
+        </w:rPr>
+        <w:t xml:space="preserve"> post-editing (</w:t>
+      </w:r>
+      <w:r>
+        <w:rPr>
+          <w:rFonts w:ascii="Arial" w:cs="Arial" w:hAnsi="Arial"/>
+          <w:sz w:val="23"/>
+          <w:szCs w:val="24"/>
+          <w:rtl/>
+        </w:rPr>
+        <w:t xml:space="preserve">التحرير اللاحق الكامل</w:t>
+      </w:r>
+      <w:r>
+        <w:rPr>
+          <w:rFonts w:ascii="Calibri" w:cs="Calibri" w:eastAsia="Calibri" w:hAnsi="Calibri"/>
+        </w:rPr>
+        <w:t xml:space="preserve">) also makes it natural and ready to publish. Compare the machine output with the source sentence by sentence, then read it again as a normal text.</w:t>
       </w:r>
     </w:p>
     <w:p>
@@ -23695,7 +24310,7 @@
         <w:rPr>
           <w:rFonts w:ascii="Calibri" w:cs="Calibri" w:eastAsia="Calibri" w:hAnsi="Calibri"/>
         </w:rPr>
-        <w:t xml:space="preserve">May you paste a client’s confidential contract into a free AI tool?</w:t>
+        <w:t xml:space="preserve">Should you paste a client’s confidential contract into a free AI tool?</w:t>
       </w:r>
     </w:p>
     <w:p>
@@ -24001,7 +24616,21 @@
         <w:rPr>
           <w:rFonts w:ascii="Calibri" w:cs="Calibri" w:eastAsia="Calibri" w:hAnsi="Calibri"/>
         </w:rPr>
-        <w:t xml:space="preserve">Every translator makes mistakes in a draft, even experts; revision is where you find them (Mossop, 2014).</w:t>
+        <w:t xml:space="preserve">Every translator makes mistakes in a draft, even experts; revision is where you find them. Checking your own draft is called </w:t>
+      </w:r>
+      <w:r>
+        <w:rPr>
+          <w:rFonts w:ascii="Calibri" w:cs="Calibri" w:eastAsia="Calibri" w:hAnsi="Calibri"/>
+          <w:b/>
+          <w:bCs/>
+        </w:rPr>
+        <w:t xml:space="preserve">self-revision</w:t>
+      </w:r>
+      <w:r>
+        <w:rPr>
+          <w:rFonts w:ascii="Calibri" w:cs="Calibri" w:eastAsia="Calibri" w:hAnsi="Calibri"/>
+        </w:rPr>
+        <w:t xml:space="preserve"> (Mossop, 2014).</w:t>
       </w:r>
     </w:p>
     <w:p>
@@ -24102,7 +24731,7 @@
         <w:rPr>
           <w:rFonts w:ascii="Calibri" w:cs="Calibri" w:eastAsia="Calibri" w:hAnsi="Calibri"/>
         </w:rPr>
-        <w:t xml:space="preserve">Starting with the subject: </w:t>
+        <w:t xml:space="preserve">Starting every sentence with the subject (correct, but it sounds translated): </w:t>
       </w:r>
       <w:r>
         <w:rPr>
@@ -24366,7 +24995,7 @@
           <w:szCs w:val="24"/>
           <w:rtl/>
         </w:rPr>
-        <w:t xml:space="preserve">نعم, شكراً?</w:t>
+        <w:t xml:space="preserve">نعم, سأحضر. هل ستحضر أنت?</w:t>
       </w:r>
       <w:r>
         <w:rPr>
@@ -24381,7 +25010,7 @@
           <w:szCs w:val="24"/>
           <w:rtl/>
         </w:rPr>
-        <w:t xml:space="preserve">نعم، شكراً؟</w:t>
+        <w:t xml:space="preserve">نعم، سأحضر. هل ستحضر أنت؟</w:t>
       </w:r>
     </w:p>
     <w:p>
@@ -24578,7 +25207,7 @@
         <w:rPr>
           <w:rFonts w:ascii="Calibri" w:cs="Calibri" w:eastAsia="Calibri" w:hAnsi="Calibri"/>
         </w:rPr>
-        <w:t xml:space="preserve">Missing capital letters: </w:t>
+        <w:t xml:space="preserve">Missing capital letters in a title before a name: </w:t>
       </w:r>
       <w:r>
         <w:rPr>
@@ -24586,7 +25215,7 @@
           <w:i/>
           <w:iCs/>
         </w:rPr>
-        <w:t xml:space="preserve">the minister of health</w:t>
+        <w:t xml:space="preserve">minister of health Ahmad Ali</w:t>
       </w:r>
       <w:r>
         <w:rPr>
@@ -24600,7 +25229,7 @@
           <w:i/>
           <w:iCs/>
         </w:rPr>
-        <w:t xml:space="preserve">the Minister of Health</w:t>
+        <w:t xml:space="preserve">Minister of Health Ahmad Ali</w:t>
       </w:r>
     </w:p>
     <w:p>
@@ -24827,7 +25456,7 @@
         <w:rPr>
           <w:rFonts w:ascii="Calibri" w:cs="Calibri" w:eastAsia="Calibri" w:hAnsi="Calibri"/>
         </w:rPr>
-        <w:t xml:space="preserve">A simple risk matrix that shows where to check hardest in English–Arabic translation.</w:t>
+        <w:t xml:space="preserve">A simple risk matrix that shows where to check most carefully in English–Arabic translation.</w:t>
       </w:r>
     </w:p>
     <w:p>
@@ -25546,6 +26175,14 @@
               </w:rPr>
               <w:t xml:space="preserve">سوف</w:t>
             </w:r>
+            <w:r>
+              <w:rPr>
+                <w:rFonts w:ascii="Calibri" w:cs="Calibri" w:eastAsia="Calibri" w:hAnsi="Calibri"/>
+                <w:sz w:val="18"/>
+                <w:szCs w:val="18"/>
+              </w:rPr>
+              <w:t xml:space="preserve"> ✗</w:t>
+            </w:r>
           </w:p>
         </w:tc>
         <w:tc>
@@ -25905,6 +26542,14 @@
                 <w:rtl/>
               </w:rPr>
               <w:t xml:space="preserve">أدفأ قلبي</w:t>
+            </w:r>
+            <w:r>
+              <w:rPr>
+                <w:rFonts w:ascii="Calibri" w:cs="Calibri" w:eastAsia="Calibri" w:hAnsi="Calibri"/>
+                <w:sz w:val="18"/>
+                <w:szCs w:val="18"/>
+              </w:rPr>
+              <w:t xml:space="preserve"> ✗</w:t>
             </w:r>
           </w:p>
         </w:tc>
@@ -27004,7 +27649,7 @@
         <w:rPr>
           <w:rFonts w:ascii="Calibri" w:cs="Calibri" w:eastAsia="Calibri" w:hAnsi="Calibri"/>
         </w:rPr>
-        <w:t xml:space="preserve">Explain omissions, for example: “This was omitted due to its irrelevance to the target audience.”</w:t>
+        <w:t xml:space="preserve">Explain omissions, for example: “This was omitted because it is irrelevant to the target audience.”</w:t>
       </w:r>
     </w:p>
     <w:p>
@@ -27523,7 +28168,7 @@
         <w:rPr>
           <w:rFonts w:ascii="Calibri" w:cs="Calibri" w:eastAsia="Calibri" w:hAnsi="Calibri"/>
         </w:rPr>
-        <w:t xml:space="preserve">A spoken description of what happens on screen, for blind viewers.</w:t>
+        <w:t xml:space="preserve">A spoken description of what happens on screen, for blind and partially sighted viewers.</w:t>
       </w:r>
     </w:p>
     <w:p>
@@ -27618,7 +28263,7 @@
         <w:rPr>
           <w:rFonts w:ascii="Calibri" w:cs="Calibri" w:eastAsia="Calibri" w:hAnsi="Calibri"/>
         </w:rPr>
-        <w:t xml:space="preserve">It depends completely on technology.</w:t>
+        <w:t xml:space="preserve">It depends heavily on technology.</w:t>
       </w:r>
     </w:p>
     <w:p>
@@ -27795,7 +28440,7 @@
         <w:rPr>
           <w:rFonts w:ascii="Calibri" w:cs="Calibri" w:eastAsia="Calibri" w:hAnsi="Calibri"/>
         </w:rPr>
-        <w:t xml:space="preserve">: a freer version with additions, as in sports and children’s programmes.</w:t>
+        <w:t xml:space="preserve">: a freer version with additions and omissions, as in documentaries and children’s programmes.</w:t>
       </w:r>
     </w:p>
     <w:p>
@@ -27819,7 +28464,7 @@
         <w:rPr>
           <w:rFonts w:ascii="Calibri" w:cs="Calibri" w:eastAsia="Calibri" w:hAnsi="Calibri"/>
         </w:rPr>
-        <w:t xml:space="preserve">: sign language on screen, for deaf viewers.</w:t>
+        <w:t xml:space="preserve">: a sign-language interpreter shown on screen, for deaf viewers who use sign language.</w:t>
       </w:r>
     </w:p>
     <w:p>
@@ -27843,7 +28488,7 @@
         <w:rPr>
           <w:rFonts w:ascii="Calibri" w:cs="Calibri" w:eastAsia="Calibri" w:hAnsi="Calibri"/>
         </w:rPr>
-        <w:t xml:space="preserve">: a spoken description of the action, for blind viewers.</w:t>
+        <w:t xml:space="preserve">: a spoken description of the action, for blind and partially sighted viewers.</w:t>
       </w:r>
     </w:p>
     <w:p>
@@ -27867,7 +28512,7 @@
         <w:rPr>
           <w:rFonts w:ascii="Calibri" w:cs="Calibri" w:eastAsia="Calibri" w:hAnsi="Calibri"/>
         </w:rPr>
-        <w:t xml:space="preserve">: subtitles read aloud, for blind viewers.</w:t>
+        <w:t xml:space="preserve">: subtitles read aloud, for blind and partially sighted viewers.</w:t>
       </w:r>
     </w:p>
     <w:p>
@@ -28114,7 +28759,7 @@
         <w:rPr>
           <w:rFonts w:ascii="Calibri" w:cs="Calibri" w:eastAsia="Calibri" w:hAnsi="Calibri"/>
         </w:rPr>
-        <w:t xml:space="preserve">: AVT lacks clear definition and institutional support, and technology changes quickly.</w:t>
+        <w:t xml:space="preserve">: AVT lacks a clear definition and institutional support, and technology changes quickly.</w:t>
       </w:r>
     </w:p>
     <w:p>
@@ -28132,7 +28777,7 @@
           <w:b/>
           <w:bCs/>
         </w:rPr>
-        <w:t xml:space="preserve">Missed chances</w:t>
+        <w:t xml:space="preserve">Missed opportunities</w:t>
       </w:r>
       <w:r>
         <w:rPr>
@@ -28468,7 +29113,7 @@
         <w:rPr>
           <w:rFonts w:ascii="Calibri" w:cs="Calibri" w:eastAsia="Calibri" w:hAnsi="Calibri"/>
         </w:rPr>
-        <w:t xml:space="preserve">Showing a written translation of the dialogue at the bottom of the screen.</w:t>
+        <w:t xml:space="preserve">Showing a written version of the dialogue, usually at the bottom of the screen, together with important on-screen text and song lyrics.</w:t>
       </w:r>
     </w:p>
     <w:p>
@@ -28560,7 +29205,7 @@
         <w:rPr>
           <w:rFonts w:ascii="Calibri" w:cs="Calibri" w:eastAsia="Calibri" w:hAnsi="Calibri"/>
         </w:rPr>
-        <w:t xml:space="preserve">A reference to something from one culture, such as a food or a holiday.</w:t>
+        <w:t xml:space="preserve">A reference to something from one culture, such as a food or a holiday. Also called a culture-specific item (Chapter 14).</w:t>
       </w:r>
     </w:p>
     <w:p>
@@ -28677,7 +29322,21 @@
         <w:rPr>
           <w:rFonts w:ascii="Calibri" w:cs="Calibri" w:eastAsia="Calibri" w:hAnsi="Calibri"/>
         </w:rPr>
-        <w:t xml:space="preserve">A subtitle has at most two lines. Each line traditionally holds about 37 to 39 characters; streaming platforms now allow up to 42 (Díaz Cintas &amp; Remael, 2021). Always follow the client’s guidelines.</w:t>
+        <w:t xml:space="preserve">A subtitle normally has one or two lines. Each line traditionally holds about 37 to 39 characters; streaming platforms now allow up to 42. It must stay on screen long enough to be read, usually from about one to six or seven seconds, and appear and disappear with the speech (</w:t>
+      </w:r>
+      <w:r>
+        <w:rPr>
+          <w:rFonts w:ascii="Calibri" w:cs="Calibri" w:eastAsia="Calibri" w:hAnsi="Calibri"/>
+          <w:b/>
+          <w:bCs/>
+        </w:rPr>
+        <w:t xml:space="preserve">spotting</w:t>
+      </w:r>
+      <w:r>
+        <w:rPr>
+          <w:rFonts w:ascii="Calibri" w:cs="Calibri" w:eastAsia="Calibri" w:hAnsi="Calibri"/>
+        </w:rPr>
+        <w:t xml:space="preserve">) (Díaz Cintas &amp; Remael, 2021). Always follow the client’s guidelines.</w:t>
       </w:r>
     </w:p>
     <w:p>
@@ -28709,7 +29368,21 @@
         <w:rPr>
           <w:rFonts w:ascii="Calibri" w:cs="Calibri" w:eastAsia="Calibri" w:hAnsi="Calibri"/>
         </w:rPr>
-        <w:t xml:space="preserve">: the same language as the dialogue, for example for deaf viewers.</w:t>
+        <w:t xml:space="preserve">: the same language as the dialogue, for example subtitles for the deaf and hard of hearing (</w:t>
+      </w:r>
+      <w:r>
+        <w:rPr>
+          <w:rFonts w:ascii="Calibri" w:cs="Calibri" w:eastAsia="Calibri" w:hAnsi="Calibri"/>
+          <w:b/>
+          <w:bCs/>
+        </w:rPr>
+        <w:t xml:space="preserve">SDH</w:t>
+      </w:r>
+      <w:r>
+        <w:rPr>
+          <w:rFonts w:ascii="Calibri" w:cs="Calibri" w:eastAsia="Calibri" w:hAnsi="Calibri"/>
+        </w:rPr>
+        <w:t xml:space="preserve">), which also describe important sounds, or subtitles for language learners.</w:t>
       </w:r>
     </w:p>
     <w:p>
@@ -28863,7 +29536,7 @@
         <w:rPr>
           <w:rFonts w:ascii="Calibri" w:cs="Calibri" w:eastAsia="Calibri" w:hAnsi="Calibri"/>
         </w:rPr>
-        <w:t xml:space="preserve"> in theatres, </w:t>
+        <w:t xml:space="preserve">, shown above the stage in theatres and opera houses, </w:t>
       </w:r>
       <w:r>
         <w:rPr>
@@ -28976,7 +29649,7 @@
         <w:rPr>
           <w:rFonts w:ascii="Calibri" w:cs="Calibri" w:eastAsia="Calibri" w:hAnsi="Calibri"/>
         </w:rPr>
-        <w:t xml:space="preserve">Viewers hear the original and read your translation, so they notice mistakes.</w:t>
+        <w:t xml:space="preserve">Viewers who know some of the source language hear the original and read your translation, so they notice mistakes.</w:t>
       </w:r>
     </w:p>
     <w:p>
@@ -29368,7 +30041,7 @@
         <w:rPr>
           <w:rFonts w:ascii="Calibri" w:cs="Calibri" w:eastAsia="Calibri" w:hAnsi="Calibri"/>
         </w:rPr>
-        <w:t xml:space="preserve">, such as swearing, for realism, character or humour. Subtitlers often soften it because of </w:t>
+        <w:t xml:space="preserve">, such as swearing, for realism, character or humour. Subtitlers often soften it, for several reasons: swear words look stronger in writing than in speech; audiences have different norms; and broadcasters or authorities may require it (</w:t>
       </w:r>
       <w:r>
         <w:rPr>
@@ -29382,7 +30055,7 @@
         <w:rPr>
           <w:rFonts w:ascii="Calibri" w:cs="Calibri" w:eastAsia="Calibri" w:hAnsi="Calibri"/>
         </w:rPr>
-        <w:t xml:space="preserve"> by broadcasters or authorities, or self-censorship. Follow the client’s guidelines, and keep the emotion of the scene where you can.</w:t>
+        <w:t xml:space="preserve">), or subtitlers may choose it themselves (self-censorship). Follow the client’s guidelines, and keep the emotion of the scene where you can.</w:t>
       </w:r>
     </w:p>
     <w:p>
@@ -29508,7 +30181,7 @@
           <w:rFonts w:ascii="Calibri" w:cs="Calibri" w:eastAsia="Calibri" w:hAnsi="Calibri"/>
           <w:color w:val="6B6680"/>
         </w:rPr>
-        <w:t xml:space="preserve">Because they can hear the original and read the translation at the same time.</w:t>
+        <w:t xml:space="preserve">Because they hear the original and read the translation at the same time, and many understand some of the original.</w:t>
       </w:r>
     </w:p>
     <w:p>
@@ -29549,7 +30222,7 @@
         <w:rPr>
           <w:rFonts w:ascii="Calibri" w:cs="Calibri" w:eastAsia="Calibri" w:hAnsi="Calibri"/>
         </w:rPr>
-        <w:t xml:space="preserve">A subtitle has at most two short lines and works with images and sound.</w:t>
+        <w:t xml:space="preserve">A subtitle normally has no more than two short lines, stays on screen long enough to be read, and works with images and sound.</w:t>
       </w:r>
     </w:p>
     <w:p>
@@ -29566,7 +30239,7 @@
         <w:rPr>
           <w:rFonts w:ascii="Calibri" w:cs="Calibri" w:eastAsia="Calibri" w:hAnsi="Calibri"/>
         </w:rPr>
-        <w:t xml:space="preserve">Choose a strategy for each cultural reference, within the space and time.</w:t>
+        <w:t xml:space="preserve">Choose a strategy for each cultural reference, within the limits of space and time.</w:t>
       </w:r>
     </w:p>
     <w:p>
@@ -29886,7 +30559,7 @@
         <w:rPr>
           <w:rFonts w:ascii="Calibri" w:cs="Calibri" w:eastAsia="Calibri" w:hAnsi="Calibri"/>
         </w:rPr>
-        <w:t xml:space="preserve"> (Chapter 3)</w:t>
+        <w:t xml:space="preserve"> (Chapters 3 and 7)</w:t>
       </w:r>
     </w:p>
     <w:p>
@@ -29899,7 +30572,7 @@
         <w:pStyle w:val="Heading3"/>
       </w:pPr>
       <w:r>
-        <w:t xml:space="preserve">C. Each translation has one mistake. Find it and correct it.</w:t>
+        <w:t xml:space="preserve">C. Each translation has one mistake or one unnatural choice. Find it and correct it.</w:t>
       </w:r>
     </w:p>
     <w:p>
@@ -30410,6 +31083,19 @@
     </w:p>
     <w:p>
       <w:pPr>
+        <w:spacing w:after="200" w:line="330"/>
+      </w:pPr>
+      <w:r>
+        <w:rPr>
+          <w:rFonts w:ascii="Calibri" w:cs="Calibri" w:eastAsia="Calibri" w:hAnsi="Calibri"/>
+          <w:b/>
+          <w:bCs/>
+        </w:rPr>
+        <w:t xml:space="preserve">A. Translate into Arabic</w:t>
+      </w:r>
+    </w:p>
+    <w:p>
+      <w:pPr>
         <w:pStyle w:val="ListParagraph"/>
         <w:numPr>
           <w:ilvl w:val="0"/>
@@ -30505,7 +31191,7 @@
         <w:rPr>
           <w:rFonts w:ascii="Calibri" w:cs="Calibri" w:eastAsia="Calibri" w:hAnsi="Calibri"/>
         </w:rPr>
-        <w:t xml:space="preserve"> An idiom is never translated word by word.</w:t>
+        <w:t xml:space="preserve"> Do not translate an idiom word by word unless English has the same idiom.</w:t>
       </w:r>
     </w:p>
     <w:p>
@@ -30535,10 +31221,28 @@
     </w:p>
     <w:p>
       <w:pPr>
-        <w:pStyle w:val="ListParagraph"/>
-        <w:numPr>
-          <w:ilvl w:val="0"/>
-          <w:numId w:val="82"/>
+        <w:spacing w:after="40"/>
+      </w:pPr>
+    </w:p>
+    <w:p>
+      <w:pPr>
+        <w:spacing w:after="200" w:line="330"/>
+      </w:pPr>
+      <w:r>
+        <w:rPr>
+          <w:rFonts w:ascii="Calibri" w:cs="Calibri" w:eastAsia="Calibri" w:hAnsi="Calibri"/>
+          <w:b/>
+          <w:bCs/>
+        </w:rPr>
+        <w:t xml:space="preserve">B. Translate into English</w:t>
+      </w:r>
+    </w:p>
+    <w:p>
+      <w:pPr>
+        <w:pStyle w:val="ListParagraph"/>
+        <w:numPr>
+          <w:ilvl w:val="0"/>
+          <w:numId w:val="83"/>
         </w:numPr>
         <w:spacing w:after="110" w:line="320"/>
       </w:pPr>
@@ -30562,7 +31266,7 @@
         <w:pStyle w:val="ListParagraph"/>
         <w:numPr>
           <w:ilvl w:val="0"/>
-          <w:numId w:val="82"/>
+          <w:numId w:val="83"/>
         </w:numPr>
         <w:spacing w:after="110" w:line="320"/>
       </w:pPr>
@@ -30586,7 +31290,7 @@
         <w:pStyle w:val="ListParagraph"/>
         <w:numPr>
           <w:ilvl w:val="0"/>
-          <w:numId w:val="82"/>
+          <w:numId w:val="83"/>
         </w:numPr>
         <w:spacing w:after="110" w:line="320"/>
       </w:pPr>
@@ -30610,7 +31314,7 @@
         <w:pStyle w:val="ListParagraph"/>
         <w:numPr>
           <w:ilvl w:val="0"/>
-          <w:numId w:val="82"/>
+          <w:numId w:val="83"/>
         </w:numPr>
         <w:spacing w:after="110" w:line="320"/>
       </w:pPr>
@@ -30620,7 +31324,7 @@
           <w:i/>
           <w:iCs/>
         </w:rPr>
-        <w:t xml:space="preserve">I am growing worried about the results.</w:t>
+        <w:t xml:space="preserve">I am worried about the results.</w:t>
       </w:r>
       <w:r>
         <w:rPr>
@@ -30634,7 +31338,7 @@
         <w:pStyle w:val="ListParagraph"/>
         <w:numPr>
           <w:ilvl w:val="0"/>
-          <w:numId w:val="82"/>
+          <w:numId w:val="83"/>
         </w:numPr>
         <w:spacing w:after="110" w:line="320"/>
       </w:pPr>
@@ -30670,10 +31374,28 @@
     </w:p>
     <w:p>
       <w:pPr>
-        <w:pStyle w:val="ListParagraph"/>
-        <w:numPr>
-          <w:ilvl w:val="0"/>
-          <w:numId w:val="82"/>
+        <w:spacing w:after="40"/>
+      </w:pPr>
+    </w:p>
+    <w:p>
+      <w:pPr>
+        <w:spacing w:after="200" w:line="330"/>
+      </w:pPr>
+      <w:r>
+        <w:rPr>
+          <w:rFonts w:ascii="Calibri" w:cs="Calibri" w:eastAsia="Calibri" w:hAnsi="Calibri"/>
+          <w:b/>
+          <w:bCs/>
+        </w:rPr>
+        <w:t xml:space="preserve">C. Find the mistake</w:t>
+      </w:r>
+    </w:p>
+    <w:p>
+      <w:pPr>
+        <w:pStyle w:val="ListParagraph"/>
+        <w:numPr>
+          <w:ilvl w:val="0"/>
+          <w:numId w:val="84"/>
         </w:numPr>
         <w:spacing w:after="110" w:line="320"/>
       </w:pPr>
@@ -30698,7 +31420,7 @@
         <w:pStyle w:val="ListParagraph"/>
         <w:numPr>
           <w:ilvl w:val="0"/>
-          <w:numId w:val="82"/>
+          <w:numId w:val="84"/>
         </w:numPr>
         <w:spacing w:after="110" w:line="320"/>
       </w:pPr>
@@ -30715,15 +31437,15 @@
         <w:rPr>
           <w:rFonts w:ascii="Calibri" w:cs="Calibri" w:eastAsia="Calibri" w:hAnsi="Calibri"/>
         </w:rPr>
-        <w:t xml:space="preserve"> Start with the verb.</w:t>
-      </w:r>
-    </w:p>
-    <w:p>
-      <w:pPr>
-        <w:pStyle w:val="ListParagraph"/>
-        <w:numPr>
-          <w:ilvl w:val="0"/>
-          <w:numId w:val="82"/>
+        <w:t xml:space="preserve"> Start with the verb: the original is grammatical, but Arabic news normally begins with the verb.</w:t>
+      </w:r>
+    </w:p>
+    <w:p>
+      <w:pPr>
+        <w:pStyle w:val="ListParagraph"/>
+        <w:numPr>
+          <w:ilvl w:val="0"/>
+          <w:numId w:val="84"/>
         </w:numPr>
         <w:spacing w:after="110" w:line="320"/>
       </w:pPr>
@@ -30748,7 +31470,7 @@
         <w:pStyle w:val="ListParagraph"/>
         <w:numPr>
           <w:ilvl w:val="0"/>
-          <w:numId w:val="82"/>
+          <w:numId w:val="84"/>
         </w:numPr>
         <w:spacing w:after="110" w:line="320"/>
       </w:pPr>
@@ -30772,7 +31494,7 @@
         <w:pStyle w:val="ListParagraph"/>
         <w:numPr>
           <w:ilvl w:val="0"/>
-          <w:numId w:val="82"/>
+          <w:numId w:val="84"/>
         </w:numPr>
         <w:spacing w:after="110" w:line="320"/>
       </w:pPr>
@@ -30891,7 +31613,7 @@
           <w:i/>
           <w:iCs/>
         </w:rPr>
-        <w:t xml:space="preserve">steed</w:t>
+        <w:t xml:space="preserve">steeds</w:t>
       </w:r>
       <w:r>
         <w:rPr>
@@ -30945,7 +31667,22 @@
         <w:rPr>
           <w:rFonts w:ascii="Calibri" w:cs="Calibri" w:eastAsia="Calibri" w:hAnsi="Calibri"/>
         </w:rPr>
-        <w:t xml:space="preserve"> Spring gives Arab readers the pleasant feeling that summer gives English readers (cultural approximation).</w:t>
+        <w:t xml:space="preserve"> Spring gives Arab readers the pleasant feeling that summer gives English readers (cultural approximation). Arabic must choose a gender for “thee”: Sonnet 18 belongs to the sonnets usually read as addressed to a young man, so </w:t>
+      </w:r>
+      <w:r>
+        <w:rPr>
+          <w:rFonts w:ascii="Arial" w:cs="Arial" w:hAnsi="Arial"/>
+          <w:sz w:val="23"/>
+          <w:szCs w:val="24"/>
+          <w:rtl/>
+        </w:rPr>
+        <w:t xml:space="preserve">أأشبّهكَ</w:t>
+      </w:r>
+      <w:r>
+        <w:rPr>
+          <w:rFonts w:ascii="Calibri" w:cs="Calibri" w:eastAsia="Calibri" w:hAnsi="Calibri"/>
+        </w:rPr>
+        <w:t xml:space="preserve"> is also possible; explain your choice in the commentary.</w:t>
       </w:r>
     </w:p>
     <w:p>
@@ -31115,7 +31852,7 @@
           <w:i/>
           <w:iCs/>
         </w:rPr>
-        <w:t xml:space="preserve">Last night, the Cultural Society honoured a group of outstanding young translators at an evening attended by writers and academics.</w:t>
+        <w:t xml:space="preserve">Last night, the Cultural Society honoured a group of outstanding young translators at an event attended by writers and academics.</w:t>
       </w:r>
       <w:r>
         <w:rPr>
@@ -31197,7 +31934,7 @@
         <w:pStyle w:val="ListParagraph"/>
         <w:numPr>
           <w:ilvl w:val="0"/>
-          <w:numId w:val="83"/>
+          <w:numId w:val="85"/>
         </w:numPr>
         <w:spacing w:after="110" w:line="320"/>
       </w:pPr>
@@ -31213,7 +31950,7 @@
         <w:pStyle w:val="ListParagraph"/>
         <w:numPr>
           <w:ilvl w:val="0"/>
-          <w:numId w:val="83"/>
+          <w:numId w:val="85"/>
         </w:numPr>
         <w:spacing w:after="110" w:line="320"/>
       </w:pPr>
@@ -31229,7 +31966,7 @@
         <w:pStyle w:val="ListParagraph"/>
         <w:numPr>
           <w:ilvl w:val="0"/>
-          <w:numId w:val="83"/>
+          <w:numId w:val="85"/>
         </w:numPr>
         <w:spacing w:after="110" w:line="320"/>
       </w:pPr>
@@ -31245,7 +31982,7 @@
         <w:pStyle w:val="ListParagraph"/>
         <w:numPr>
           <w:ilvl w:val="0"/>
-          <w:numId w:val="83"/>
+          <w:numId w:val="85"/>
         </w:numPr>
         <w:spacing w:after="110" w:line="320"/>
       </w:pPr>
@@ -31261,7 +31998,7 @@
         <w:pStyle w:val="ListParagraph"/>
         <w:numPr>
           <w:ilvl w:val="0"/>
-          <w:numId w:val="83"/>
+          <w:numId w:val="85"/>
         </w:numPr>
         <w:spacing w:after="110" w:line="320"/>
       </w:pPr>
@@ -31290,7 +32027,7 @@
         <w:pStyle w:val="ListParagraph"/>
         <w:numPr>
           <w:ilvl w:val="0"/>
-          <w:numId w:val="83"/>
+          <w:numId w:val="85"/>
         </w:numPr>
         <w:spacing w:after="110" w:line="320"/>
       </w:pPr>
@@ -31306,7 +32043,7 @@
         <w:pStyle w:val="ListParagraph"/>
         <w:numPr>
           <w:ilvl w:val="0"/>
-          <w:numId w:val="83"/>
+          <w:numId w:val="85"/>
         </w:numPr>
         <w:spacing w:after="110" w:line="320"/>
       </w:pPr>
@@ -31322,7 +32059,7 @@
         <w:pStyle w:val="ListParagraph"/>
         <w:numPr>
           <w:ilvl w:val="0"/>
-          <w:numId w:val="83"/>
+          <w:numId w:val="85"/>
         </w:numPr>
         <w:spacing w:after="110" w:line="320"/>
       </w:pPr>
@@ -31338,7 +32075,7 @@
         <w:pStyle w:val="ListParagraph"/>
         <w:numPr>
           <w:ilvl w:val="0"/>
-          <w:numId w:val="83"/>
+          <w:numId w:val="85"/>
         </w:numPr>
         <w:spacing w:after="110" w:line="320"/>
       </w:pPr>
@@ -31354,7 +32091,7 @@
         <w:pStyle w:val="ListParagraph"/>
         <w:numPr>
           <w:ilvl w:val="0"/>
-          <w:numId w:val="83"/>
+          <w:numId w:val="85"/>
         </w:numPr>
         <w:spacing w:after="110" w:line="320"/>
       </w:pPr>
@@ -31383,7 +32120,7 @@
         <w:pStyle w:val="ListParagraph"/>
         <w:numPr>
           <w:ilvl w:val="0"/>
-          <w:numId w:val="83"/>
+          <w:numId w:val="85"/>
         </w:numPr>
         <w:spacing w:after="110" w:line="320"/>
       </w:pPr>
@@ -31399,7 +32136,7 @@
         <w:pStyle w:val="ListParagraph"/>
         <w:numPr>
           <w:ilvl w:val="0"/>
-          <w:numId w:val="83"/>
+          <w:numId w:val="85"/>
         </w:numPr>
         <w:spacing w:after="110" w:line="320"/>
       </w:pPr>
@@ -31415,7 +32152,7 @@
         <w:pStyle w:val="ListParagraph"/>
         <w:numPr>
           <w:ilvl w:val="0"/>
-          <w:numId w:val="83"/>
+          <w:numId w:val="85"/>
         </w:numPr>
         <w:spacing w:after="110" w:line="320"/>
       </w:pPr>
@@ -31431,7 +32168,7 @@
         <w:pStyle w:val="ListParagraph"/>
         <w:numPr>
           <w:ilvl w:val="0"/>
-          <w:numId w:val="83"/>
+          <w:numId w:val="85"/>
         </w:numPr>
         <w:spacing w:after="110" w:line="320"/>
       </w:pPr>
@@ -31447,7 +32184,7 @@
         <w:pStyle w:val="ListParagraph"/>
         <w:numPr>
           <w:ilvl w:val="0"/>
-          <w:numId w:val="83"/>
+          <w:numId w:val="85"/>
         </w:numPr>
         <w:spacing w:after="110" w:line="320"/>
       </w:pPr>
@@ -31463,7 +32200,7 @@
         <w:pStyle w:val="ListParagraph"/>
         <w:numPr>
           <w:ilvl w:val="0"/>
-          <w:numId w:val="83"/>
+          <w:numId w:val="85"/>
         </w:numPr>
         <w:spacing w:after="110" w:line="320"/>
       </w:pPr>
@@ -31702,7 +32439,7 @@
         <w:pStyle w:val="ListParagraph"/>
         <w:numPr>
           <w:ilvl w:val="0"/>
-          <w:numId w:val="83"/>
+          <w:numId w:val="85"/>
         </w:numPr>
         <w:spacing w:after="110" w:line="320"/>
       </w:pPr>
@@ -31760,7 +32497,7 @@
         <w:pStyle w:val="ListParagraph"/>
         <w:numPr>
           <w:ilvl w:val="0"/>
-          <w:numId w:val="83"/>
+          <w:numId w:val="85"/>
         </w:numPr>
         <w:spacing w:after="110" w:line="320"/>
       </w:pPr>
@@ -31776,7 +32513,7 @@
         <w:pStyle w:val="ListParagraph"/>
         <w:numPr>
           <w:ilvl w:val="0"/>
-          <w:numId w:val="83"/>
+          <w:numId w:val="85"/>
         </w:numPr>
         <w:spacing w:after="110" w:line="320"/>
       </w:pPr>
@@ -31805,7 +32542,7 @@
         <w:pStyle w:val="ListParagraph"/>
         <w:numPr>
           <w:ilvl w:val="0"/>
-          <w:numId w:val="83"/>
+          <w:numId w:val="85"/>
         </w:numPr>
         <w:spacing w:after="110" w:line="320"/>
       </w:pPr>
@@ -31821,7 +32558,7 @@
         <w:pStyle w:val="ListParagraph"/>
         <w:numPr>
           <w:ilvl w:val="0"/>
-          <w:numId w:val="83"/>
+          <w:numId w:val="85"/>
         </w:numPr>
         <w:spacing w:after="110" w:line="320"/>
       </w:pPr>
@@ -31837,7 +32574,7 @@
         <w:pStyle w:val="ListParagraph"/>
         <w:numPr>
           <w:ilvl w:val="0"/>
-          <w:numId w:val="83"/>
+          <w:numId w:val="85"/>
         </w:numPr>
         <w:spacing w:after="110" w:line="320"/>
       </w:pPr>
@@ -31866,7 +32603,7 @@
         <w:pStyle w:val="ListParagraph"/>
         <w:numPr>
           <w:ilvl w:val="0"/>
-          <w:numId w:val="83"/>
+          <w:numId w:val="85"/>
         </w:numPr>
         <w:spacing w:after="110" w:line="320"/>
       </w:pPr>
@@ -31882,7 +32619,7 @@
         <w:pStyle w:val="ListParagraph"/>
         <w:numPr>
           <w:ilvl w:val="0"/>
-          <w:numId w:val="83"/>
+          <w:numId w:val="85"/>
         </w:numPr>
         <w:spacing w:after="110" w:line="320"/>
       </w:pPr>
@@ -31912,7 +32649,7 @@
         <w:pStyle w:val="ListParagraph"/>
         <w:numPr>
           <w:ilvl w:val="0"/>
-          <w:numId w:val="83"/>
+          <w:numId w:val="85"/>
         </w:numPr>
         <w:spacing w:after="110" w:line="320"/>
       </w:pPr>
@@ -31928,7 +32665,7 @@
         <w:pStyle w:val="ListParagraph"/>
         <w:numPr>
           <w:ilvl w:val="0"/>
-          <w:numId w:val="83"/>
+          <w:numId w:val="85"/>
         </w:numPr>
         <w:spacing w:after="110" w:line="320"/>
       </w:pPr>
@@ -31944,7 +32681,7 @@
         <w:pStyle w:val="ListParagraph"/>
         <w:numPr>
           <w:ilvl w:val="0"/>
-          <w:numId w:val="83"/>
+          <w:numId w:val="85"/>
         </w:numPr>
         <w:spacing w:after="110" w:line="320"/>
       </w:pPr>
@@ -31960,7 +32697,7 @@
         <w:pStyle w:val="ListParagraph"/>
         <w:numPr>
           <w:ilvl w:val="0"/>
-          <w:numId w:val="83"/>
+          <w:numId w:val="85"/>
         </w:numPr>
         <w:spacing w:after="110" w:line="320"/>
       </w:pPr>
@@ -31976,7 +32713,7 @@
         <w:pStyle w:val="ListParagraph"/>
         <w:numPr>
           <w:ilvl w:val="0"/>
-          <w:numId w:val="83"/>
+          <w:numId w:val="85"/>
         </w:numPr>
         <w:spacing w:after="110" w:line="320"/>
       </w:pPr>
@@ -32114,7 +32851,7 @@
           <w:b/>
           <w:bCs/>
         </w:rPr>
-        <w:t xml:space="preserve">Adaptation</w:t>
+        <w:t xml:space="preserve">Adaptation (method)</w:t>
       </w:r>
       <w:r>
         <w:rPr>
@@ -32129,7 +32866,7 @@
           <w:szCs w:val="24"/>
           <w:rtl/>
         </w:rPr>
-        <w:t xml:space="preserve">الترجمة المكيَّفة</w:t>
+        <w:t xml:space="preserve">التكييف</w:t>
       </w:r>
       <w:r>
         <w:rPr>
@@ -32282,7 +33019,7 @@
         <w:rPr>
           <w:rFonts w:ascii="Calibri" w:cs="Calibri" w:eastAsia="Calibri" w:hAnsi="Calibri"/>
         </w:rPr>
-        <w:t xml:space="preserve">Bringing the meaning of the source text as close as possible to the target language. </w:t>
+        <w:t xml:space="preserve">Rendering the meaning of the source text as closely as possible in the target language, knowing that an exact match is impossible. </w:t>
       </w:r>
       <w:r>
         <w:rPr>
@@ -32329,7 +33066,7 @@
         <w:rPr>
           <w:rFonts w:ascii="Calibri" w:cs="Calibri" w:eastAsia="Calibri" w:hAnsi="Calibri"/>
         </w:rPr>
-        <w:t xml:space="preserve">A spoken description of what happens on screen, for blind viewers. </w:t>
+        <w:t xml:space="preserve">A spoken description of what happens on screen, for blind and partially sighted viewers. </w:t>
       </w:r>
       <w:r>
         <w:rPr>
@@ -32517,7 +33254,7 @@
         <w:rPr>
           <w:rFonts w:ascii="Calibri" w:cs="Calibri" w:eastAsia="Calibri" w:hAnsi="Calibri"/>
         </w:rPr>
-        <w:t xml:space="preserve">Translating each part of an expression literally. </w:t>
+        <w:t xml:space="preserve">Translating each part of an expression literally; also called loan translation (Chapter 16). </w:t>
       </w:r>
       <w:r>
         <w:rPr>
@@ -32752,7 +33489,7 @@
         <w:rPr>
           <w:rFonts w:ascii="Calibri" w:cs="Calibri" w:eastAsia="Calibri" w:hAnsi="Calibri"/>
         </w:rPr>
-        <w:t xml:space="preserve">A translator who works for a client. </w:t>
+        <w:t xml:space="preserve">A translator who translates a text at someone else’s request. </w:t>
       </w:r>
       <w:r>
         <w:rPr>
@@ -32893,7 +33630,7 @@
         <w:rPr>
           <w:rFonts w:ascii="Calibri" w:cs="Calibri" w:eastAsia="Calibri" w:hAnsi="Calibri"/>
         </w:rPr>
-        <w:t xml:space="preserve">A complex meaning or idea. </w:t>
+        <w:t xml:space="preserve">An idea that a word or term stands for. </w:t>
       </w:r>
       <w:r>
         <w:rPr>
@@ -32987,7 +33724,7 @@
         <w:rPr>
           <w:rFonts w:ascii="Calibri" w:cs="Calibri" w:eastAsia="Calibri" w:hAnsi="Calibri"/>
         </w:rPr>
-        <w:t xml:space="preserve">Any background information that helps us understand a text. </w:t>
+        <w:t xml:space="preserve">Everything around a word or text that helps us understand it: the surrounding words and the wider situation. </w:t>
       </w:r>
       <w:r>
         <w:rPr>
@@ -33069,7 +33806,7 @@
           <w:szCs w:val="24"/>
           <w:rtl/>
         </w:rPr>
-        <w:t xml:space="preserve">الإبدال الثقافي</w:t>
+        <w:t xml:space="preserve">الاستبدال الثقافي</w:t>
       </w:r>
       <w:r>
         <w:rPr>
@@ -33128,7 +33865,7 @@
         <w:rPr>
           <w:rFonts w:ascii="Calibri" w:cs="Calibri" w:eastAsia="Calibri" w:hAnsi="Calibri"/>
         </w:rPr>
-        <w:t xml:space="preserve">A reference to something from one culture, such as a food or a holiday. </w:t>
+        <w:t xml:space="preserve">A reference to something from one culture, such as a food or a holiday. Also called a culture-specific item (Chapter 14). </w:t>
       </w:r>
       <w:r>
         <w:rPr>
@@ -33163,7 +33900,7 @@
           <w:szCs w:val="24"/>
           <w:rtl/>
         </w:rPr>
-        <w:t xml:space="preserve">عنصر ثقافي خاص</w:t>
+        <w:t xml:space="preserve">عنصر ذو خصوصية ثقافية</w:t>
       </w:r>
       <w:r>
         <w:rPr>
@@ -33269,7 +34006,22 @@
         <w:rPr>
           <w:rFonts w:ascii="Calibri" w:cs="Calibri" w:eastAsia="Calibri" w:hAnsi="Calibri"/>
         </w:rPr>
-        <w:t xml:space="preserve">Paraphrasing a source expression by describing its meaning. Also called explanatory translation. </w:t>
+        <w:t xml:space="preserve">Paraphrasing a source expression by describing its meaning. Also called explanatory translation (</w:t>
+      </w:r>
+      <w:r>
+        <w:rPr>
+          <w:rFonts w:ascii="Arial" w:cs="Arial" w:hAnsi="Arial"/>
+          <w:sz w:val="23"/>
+          <w:szCs w:val="24"/>
+          <w:rtl/>
+        </w:rPr>
+        <w:t xml:space="preserve">الترجمة الشرحية</w:t>
+      </w:r>
+      <w:r>
+        <w:rPr>
+          <w:rFonts w:ascii="Calibri" w:cs="Calibri" w:eastAsia="Calibri" w:hAnsi="Calibri"/>
+        </w:rPr>
+        <w:t xml:space="preserve">, Chapter 13). </w:t>
       </w:r>
       <w:r>
         <w:rPr>
@@ -33571,6 +34323,53 @@
           <w:b/>
           <w:bCs/>
         </w:rPr>
+        <w:t xml:space="preserve">Equivalence (procedure)</w:t>
+      </w:r>
+      <w:r>
+        <w:rPr>
+          <w:rFonts w:ascii="Calibri" w:cs="Calibri" w:eastAsia="Calibri" w:hAnsi="Calibri"/>
+        </w:rPr>
+        <w:t xml:space="preserve">  </w:t>
+      </w:r>
+      <w:r>
+        <w:rPr>
+          <w:rFonts w:ascii="Arial" w:cs="Arial" w:hAnsi="Arial"/>
+          <w:sz w:val="23"/>
+          <w:szCs w:val="24"/>
+          <w:rtl/>
+        </w:rPr>
+        <w:t xml:space="preserve">التكافؤ</w:t>
+      </w:r>
+      <w:r>
+        <w:rPr>
+          <w:rFonts w:ascii="Calibri" w:cs="Calibri" w:eastAsia="Calibri" w:hAnsi="Calibri"/>
+        </w:rPr>
+        <w:t xml:space="preserve">  </w:t>
+      </w:r>
+      <w:r>
+        <w:rPr>
+          <w:rFonts w:ascii="Calibri" w:cs="Calibri" w:eastAsia="Calibri" w:hAnsi="Calibri"/>
+        </w:rPr>
+        <w:t xml:space="preserve">Describing the same situation with a completely different expression, often an idiom or a proverb. </w:t>
+      </w:r>
+      <w:r>
+        <w:rPr>
+          <w:rFonts w:ascii="Calibri" w:cs="Calibri" w:eastAsia="Calibri" w:hAnsi="Calibri"/>
+          <w:color w:val="6B6680"/>
+        </w:rPr>
+        <w:t xml:space="preserve">(Chapter 12)</w:t>
+      </w:r>
+    </w:p>
+    <w:p>
+      <w:pPr>
+        <w:spacing w:after="90" w:line="280"/>
+      </w:pPr>
+      <w:r>
+        <w:rPr>
+          <w:rFonts w:ascii="Calibri" w:cs="Calibri" w:eastAsia="Calibri" w:hAnsi="Calibri"/>
+          <w:b/>
+          <w:bCs/>
+        </w:rPr>
         <w:t xml:space="preserve">Explanatory translation</w:t>
       </w:r>
       <w:r>
@@ -33774,7 +34573,7 @@
           <w:szCs w:val="24"/>
           <w:rtl/>
         </w:rPr>
-        <w:t xml:space="preserve">البناء</w:t>
+        <w:t xml:space="preserve">الشكل</w:t>
       </w:r>
       <w:r>
         <w:rPr>
@@ -34021,7 +34820,7 @@
         <w:rPr>
           <w:rFonts w:ascii="Calibri" w:cs="Calibri" w:eastAsia="Calibri" w:hAnsi="Calibri"/>
         </w:rPr>
-        <w:t xml:space="preserve">The type of text, such as a news report, a contract or a poem. </w:t>
+        <w:t xml:space="preserve">A kind of text with its own rules, such as a news report, a contract or a poem. </w:t>
       </w:r>
       <w:r>
         <w:rPr>
@@ -34068,7 +34867,7 @@
         <w:rPr>
           <w:rFonts w:ascii="Calibri" w:cs="Calibri" w:eastAsia="Calibri" w:hAnsi="Calibri"/>
         </w:rPr>
-        <w:t xml:space="preserve">Information produced by an AI tool that is not in the source text. </w:t>
+        <w:t xml:space="preserve">Invented or false content produced by an AI tool, such as facts that are not in the source text. </w:t>
       </w:r>
       <w:r>
         <w:rPr>
@@ -34385,7 +35184,7 @@
           <w:szCs w:val="24"/>
           <w:rtl/>
         </w:rPr>
-        <w:t xml:space="preserve">النحت المعجمي</w:t>
+        <w:t xml:space="preserve">التوليد المعجمي</w:t>
       </w:r>
       <w:r>
         <w:rPr>
@@ -34541,7 +35340,7 @@
           <w:szCs w:val="24"/>
           <w:rtl/>
         </w:rPr>
-        <w:t xml:space="preserve">الترجمة المستعارة</w:t>
+        <w:t xml:space="preserve">النسخ</w:t>
       </w:r>
       <w:r>
         <w:rPr>
@@ -34635,7 +35434,7 @@
           <w:szCs w:val="24"/>
           <w:rtl/>
         </w:rPr>
-        <w:t xml:space="preserve">السياق الخارجي</w:t>
+        <w:t xml:space="preserve">سياق الموقف (الخارجي)</w:t>
       </w:r>
       <w:r>
         <w:rPr>
@@ -34823,7 +35622,7 @@
           <w:szCs w:val="24"/>
           <w:rtl/>
         </w:rPr>
-        <w:t xml:space="preserve">السياق الداخلي</w:t>
+        <w:t xml:space="preserve">السياق اللغوي (الداخلي)</w:t>
       </w:r>
       <w:r>
         <w:rPr>
@@ -34917,7 +35716,7 @@
           <w:szCs w:val="24"/>
           <w:rtl/>
         </w:rPr>
-        <w:t xml:space="preserve">التحوير</w:t>
+        <w:t xml:space="preserve">التطويع</w:t>
       </w:r>
       <w:r>
         <w:rPr>
@@ -35023,7 +35822,7 @@
         <w:rPr>
           <w:rFonts w:ascii="Calibri" w:cs="Calibri" w:eastAsia="Calibri" w:hAnsi="Calibri"/>
         </w:rPr>
-        <w:t xml:space="preserve">A completely new word. </w:t>
+        <w:t xml:space="preserve">A new word, or an existing word given a new meaning. </w:t>
       </w:r>
       <w:r>
         <w:rPr>
@@ -35164,7 +35963,7 @@
         <w:rPr>
           <w:rFonts w:ascii="Calibri" w:cs="Calibri" w:eastAsia="Calibri" w:hAnsi="Calibri"/>
         </w:rPr>
-        <w:t xml:space="preserve">A human correcting and improving machine translation. </w:t>
+        <w:t xml:space="preserve">A human correcting and improving machine translation output, lightly or fully. </w:t>
       </w:r>
       <w:r>
         <w:rPr>
@@ -35493,7 +36292,7 @@
         <w:rPr>
           <w:rFonts w:ascii="Calibri" w:cs="Calibri" w:eastAsia="Calibri" w:hAnsi="Calibri"/>
         </w:rPr>
-        <w:t xml:space="preserve">A translator who chooses a text to translate, with no client. </w:t>
+        <w:t xml:space="preserve">A translator who chooses a text to translate on their own initiative. </w:t>
       </w:r>
       <w:r>
         <w:rPr>
@@ -35822,7 +36621,7 @@
         <w:rPr>
           <w:rFonts w:ascii="Calibri" w:cs="Calibri" w:eastAsia="Calibri" w:hAnsi="Calibri"/>
         </w:rPr>
-        <w:t xml:space="preserve">Showing a written translation of the dialogue at the bottom of the screen. </w:t>
+        <w:t xml:space="preserve">Showing a written version of the dialogue, usually at the bottom of the screen, together with important on-screen text and song lyrics. </w:t>
       </w:r>
       <w:r>
         <w:rPr>
@@ -36092,7 +36891,7 @@
           <w:szCs w:val="24"/>
           <w:rtl/>
         </w:rPr>
-        <w:t xml:space="preserve">قاعدة بيانات المصطلحات</w:t>
+        <w:t xml:space="preserve">قاعدة بيانات المصطلحات (بنك المصطلحات)</w:t>
       </w:r>
       <w:r>
         <w:rPr>
@@ -36139,7 +36938,7 @@
           <w:szCs w:val="24"/>
           <w:rtl/>
         </w:rPr>
-        <w:t xml:space="preserve">المصطلحي</w:t>
+        <w:t xml:space="preserve">المصطلحي (خبير المصطلحات)</w:t>
       </w:r>
       <w:r>
         <w:rPr>
@@ -36151,7 +36950,7 @@
         <w:rPr>
           <w:rFonts w:ascii="Calibri" w:cs="Calibri" w:eastAsia="Calibri" w:hAnsi="Calibri"/>
         </w:rPr>
-        <w:t xml:space="preserve">A specialist who creates and standardises terms, usually in one language. </w:t>
+        <w:t xml:space="preserve">A specialist who collects, describes and records the terms of a field, and sometimes standardises them, in one or more languages. </w:t>
       </w:r>
       <w:r>
         <w:rPr>
@@ -36186,7 +36985,7 @@
           <w:szCs w:val="24"/>
           <w:rtl/>
         </w:rPr>
-        <w:t xml:space="preserve">علم المصطلح</w:t>
+        <w:t xml:space="preserve">علم المصطلح (المصطلحية)</w:t>
       </w:r>
       <w:r>
         <w:rPr>
@@ -36198,7 +36997,7 @@
         <w:rPr>
           <w:rFonts w:ascii="Calibri" w:cs="Calibri" w:eastAsia="Calibri" w:hAnsi="Calibri"/>
         </w:rPr>
-        <w:t xml:space="preserve">The study, collection and management of specialised terms. </w:t>
+        <w:t xml:space="preserve">The study, collection and management of specialised terms; also the set of terms used in one field. </w:t>
       </w:r>
       <w:r>
         <w:rPr>
@@ -36292,7 +37091,7 @@
         <w:rPr>
           <w:rFonts w:ascii="Calibri" w:cs="Calibri" w:eastAsia="Calibri" w:hAnsi="Calibri"/>
         </w:rPr>
-        <w:t xml:space="preserve">Anything written: a word, a sentence, a paragraph or more. </w:t>
+        <w:t xml:space="preserve">Any piece of language, written or spoken, that forms a complete message: from a one-word sign to a whole book. </w:t>
       </w:r>
       <w:r>
         <w:rPr>
@@ -36374,7 +37173,7 @@
           <w:szCs w:val="24"/>
           <w:rtl/>
         </w:rPr>
-        <w:t xml:space="preserve">نوع النص</w:t>
+        <w:t xml:space="preserve">نمط النص</w:t>
       </w:r>
       <w:r>
         <w:rPr>
@@ -36386,7 +37185,7 @@
         <w:rPr>
           <w:rFonts w:ascii="Calibri" w:cs="Calibri" w:eastAsia="Calibri" w:hAnsi="Calibri"/>
         </w:rPr>
-        <w:t xml:space="preserve">Texts that share one main function: to inform, to express or to persuade. </w:t>
+        <w:t xml:space="preserve">A group of texts that share one main function: to inform, to express or to persuade. </w:t>
       </w:r>
       <w:r>
         <w:rPr>
@@ -36468,39 +37267,69 @@
           <w:szCs w:val="24"/>
           <w:rtl/>
         </w:rPr>
+        <w:t xml:space="preserve">الترجمة</w:t>
+      </w:r>
+      <w:r>
+        <w:rPr>
+          <w:rFonts w:ascii="Calibri" w:cs="Calibri" w:eastAsia="Calibri" w:hAnsi="Calibri"/>
+        </w:rPr>
+        <w:t xml:space="preserve">  </w:t>
+      </w:r>
+      <w:r>
+        <w:rPr>
+          <w:rFonts w:ascii="Calibri" w:cs="Calibri" w:eastAsia="Calibri" w:hAnsi="Calibri"/>
+        </w:rPr>
+        <w:t xml:space="preserve">Transferring meaning from one language into another. In a narrow sense, written translation (</w:t>
+      </w:r>
+      <w:r>
+        <w:rPr>
+          <w:rFonts w:ascii="Arial" w:cs="Arial" w:hAnsi="Arial"/>
+          <w:sz w:val="23"/>
+          <w:szCs w:val="24"/>
+          <w:rtl/>
+        </w:rPr>
         <w:t xml:space="preserve">الترجمة التحريرية</w:t>
       </w:r>
       <w:r>
         <w:rPr>
           <w:rFonts w:ascii="Calibri" w:cs="Calibri" w:eastAsia="Calibri" w:hAnsi="Calibri"/>
         </w:rPr>
+        <w:t xml:space="preserve">), as opposed to interpreting. </w:t>
+      </w:r>
+      <w:r>
+        <w:rPr>
+          <w:rFonts w:ascii="Calibri" w:cs="Calibri" w:eastAsia="Calibri" w:hAnsi="Calibri"/>
+          <w:color w:val="6B6680"/>
+        </w:rPr>
+        <w:t xml:space="preserve">(Chapter 1)</w:t>
+      </w:r>
+    </w:p>
+    <w:p>
+      <w:pPr>
+        <w:spacing w:after="90" w:line="280"/>
+      </w:pPr>
+      <w:r>
+        <w:rPr>
+          <w:rFonts w:ascii="Calibri" w:cs="Calibri" w:eastAsia="Calibri" w:hAnsi="Calibri"/>
+          <w:b/>
+          <w:bCs/>
+        </w:rPr>
+        <w:t xml:space="preserve">Translation brief</w:t>
+      </w:r>
+      <w:r>
+        <w:rPr>
+          <w:rFonts w:ascii="Calibri" w:cs="Calibri" w:eastAsia="Calibri" w:hAnsi="Calibri"/>
+        </w:rPr>
         <w:t xml:space="preserve">  </w:t>
       </w:r>
       <w:r>
         <w:rPr>
-          <w:rFonts w:ascii="Calibri" w:cs="Calibri" w:eastAsia="Calibri" w:hAnsi="Calibri"/>
-        </w:rPr>
-        <w:t xml:space="preserve">Transferring the meaning of a written text from one language into another. </w:t>
-      </w:r>
-      <w:r>
-        <w:rPr>
-          <w:rFonts w:ascii="Calibri" w:cs="Calibri" w:eastAsia="Calibri" w:hAnsi="Calibri"/>
-          <w:color w:val="6B6680"/>
-        </w:rPr>
-        <w:t xml:space="preserve">(Chapter 1)</w:t>
-      </w:r>
-    </w:p>
-    <w:p>
-      <w:pPr>
-        <w:spacing w:after="90" w:line="280"/>
-      </w:pPr>
-      <w:r>
-        <w:rPr>
-          <w:rFonts w:ascii="Calibri" w:cs="Calibri" w:eastAsia="Calibri" w:hAnsi="Calibri"/>
-          <w:b/>
-          <w:bCs/>
-        </w:rPr>
-        <w:t xml:space="preserve">Translation brief</w:t>
+          <w:rFonts w:ascii="Arial" w:cs="Arial" w:hAnsi="Arial"/>
+          <w:sz w:val="23"/>
+          <w:szCs w:val="24"/>
+          <w:rtl/>
+        </w:rPr>
+        <w:t xml:space="preserve">موجز الترجمة</w:t>
       </w:r>
       <w:r>
         <w:rPr>
@@ -36510,24 +37339,9 @@
       </w:r>
       <w:r>
         <w:rPr>
-          <w:rFonts w:ascii="Arial" w:cs="Arial" w:hAnsi="Arial"/>
-          <w:sz w:val="23"/>
-          <w:szCs w:val="24"/>
-          <w:rtl/>
-        </w:rPr>
-        <w:t xml:space="preserve">موجز الترجمة</w:t>
-      </w:r>
-      <w:r>
-        <w:rPr>
-          <w:rFonts w:ascii="Calibri" w:cs="Calibri" w:eastAsia="Calibri" w:hAnsi="Calibri"/>
-        </w:rPr>
-        <w:t xml:space="preserve">  </w:t>
-      </w:r>
-      <w:r>
-        <w:rPr>
-          <w:rFonts w:ascii="Calibri" w:cs="Calibri" w:eastAsia="Calibri" w:hAnsi="Calibri"/>
-        </w:rPr>
-        <w:t xml:space="preserve">The information you need before you start: client, purpose and audience. </w:t>
+          <w:rFonts w:ascii="Calibri" w:cs="Calibri" w:eastAsia="Calibri" w:hAnsi="Calibri"/>
+        </w:rPr>
+        <w:t xml:space="preserve">The client’s instructions for a translation: who it is for, what it is for and any other requirements. </w:t>
       </w:r>
       <w:r>
         <w:rPr>
@@ -36945,7 +37759,7 @@
         <w:rPr>
           <w:rFonts w:ascii="Calibri" w:cs="Calibri" w:eastAsia="Calibri" w:hAnsi="Calibri"/>
         </w:rPr>
-        <w:t xml:space="preserve">Academy of the Arabic Language. (n.d.). </w:t>
+        <w:t xml:space="preserve">Academy of the Arabic Language in Cairo. (n.d.). </w:t>
       </w:r>
       <w:r>
         <w:rPr>
@@ -38924,6 +39738,18 @@
     </w:lvlOverride>
   </w:num>
   <w:num w:numId="83">
+    <w:abstractNumId w:val="2"/>
+    <w:lvlOverride w:ilvl="0">
+      <w:startOverride w:val="1"/>
+    </w:lvlOverride>
+  </w:num>
+  <w:num w:numId="84">
+    <w:abstractNumId w:val="2"/>
+    <w:lvlOverride w:ilvl="0">
+      <w:startOverride w:val="1"/>
+    </w:lvlOverride>
+  </w:num>
+  <w:num w:numId="85">
     <w:abstractNumId w:val="4"/>
     <w:lvlOverride w:ilvl="0">
       <w:startOverride w:val="1"/>

--- a/Translation-Handbook-Midnight.docx
+++ b/Translation-Handbook-Midnight.docx
@@ -30,7 +30,7 @@
                     </pic:cNvPicPr>
                   </pic:nvPicPr>
                   <pic:blipFill>
-                    <a:blip r:embed="rId15" cstate="none"/>
+                    <a:blip r:embed="rId17" cstate="none"/>
                     <a:srcRect/>
                     <a:stretch>
                       <a:fillRect/>
@@ -88,7 +88,7 @@
                     </pic:cNvPicPr>
                   </pic:nvPicPr>
                   <pic:blipFill>
-                    <a:blip r:embed="rId16" cstate="none"/>
+                    <a:blip r:embed="rId18" cstate="none"/>
                     <a:srcRect/>
                     <a:stretch>
                       <a:fillRect/>
@@ -2238,6 +2238,59 @@
     </w:p>
     <w:p>
       <w:pPr>
+        <w:spacing w:after="200" w:line="330"/>
+      </w:pPr>
+      <w:r>
+        <w:rPr>
+          <w:rFonts w:ascii="Calibri" w:cs="Calibri" w:eastAsia="Calibri" w:hAnsi="Calibri"/>
+        </w:rPr>
+        <w:t xml:space="preserve">In a wider sense, there are three kinds of translation (Jakobson, 1959): rewording within one language (</w:t>
+      </w:r>
+      <w:r>
+        <w:rPr>
+          <w:rFonts w:ascii="Calibri" w:cs="Calibri" w:eastAsia="Calibri" w:hAnsi="Calibri"/>
+          <w:b/>
+          <w:bCs/>
+        </w:rPr>
+        <w:t xml:space="preserve">intralingual</w:t>
+      </w:r>
+      <w:r>
+        <w:rPr>
+          <w:rFonts w:ascii="Calibri" w:cs="Calibri" w:eastAsia="Calibri" w:hAnsi="Calibri"/>
+        </w:rPr>
+        <w:t xml:space="preserve">), translating from one language into another (</w:t>
+      </w:r>
+      <w:r>
+        <w:rPr>
+          <w:rFonts w:ascii="Calibri" w:cs="Calibri" w:eastAsia="Calibri" w:hAnsi="Calibri"/>
+          <w:b/>
+          <w:bCs/>
+        </w:rPr>
+        <w:t xml:space="preserve">interlingual</w:t>
+      </w:r>
+      <w:r>
+        <w:rPr>
+          <w:rFonts w:ascii="Calibri" w:cs="Calibri" w:eastAsia="Calibri" w:hAnsi="Calibri"/>
+        </w:rPr>
+        <w:t xml:space="preserve">, the subject of this handbook), and turning words into another medium, such as a film or a painting (</w:t>
+      </w:r>
+      <w:r>
+        <w:rPr>
+          <w:rFonts w:ascii="Calibri" w:cs="Calibri" w:eastAsia="Calibri" w:hAnsi="Calibri"/>
+          <w:b/>
+          <w:bCs/>
+        </w:rPr>
+        <w:t xml:space="preserve">intersemiotic</w:t>
+      </w:r>
+      <w:r>
+        <w:rPr>
+          <w:rFonts w:ascii="Calibri" w:cs="Calibri" w:eastAsia="Calibri" w:hAnsi="Calibri"/>
+        </w:rPr>
+        <w:t xml:space="preserve">).</w:t>
+      </w:r>
+    </w:p>
+    <w:p>
+      <w:pPr>
         <w:pStyle w:val="Heading3"/>
       </w:pPr>
       <w:r>
@@ -2452,6 +2505,126 @@
         </w:rPr>
         <w:t xml:space="preserve">ولا بدَّ للتَّرجُمانِ من أن يكونَ بيانُه في نفسِ الترجمةِ في وزنِ علمِه في نفسِ المعرفة، وينبغي أن يكونَ أعلمَ الناسِ باللغةِ المنقولةِ والمنقولِ إليها، حتى يكونَ فيهما سواءً وغايةً.</w:t>
       </w:r>
+    </w:p>
+    <w:p>
+      <w:pPr>
+        <w:spacing w:after="200" w:line="330"/>
+      </w:pPr>
+      <w:r>
+        <w:rPr>
+          <w:rFonts w:ascii="Calibri" w:cs="Calibri" w:eastAsia="Calibri" w:hAnsi="Calibri"/>
+        </w:rPr>
+        <w:t xml:space="preserve">A translator is a reader before being a writer: first understand the source text fully, then write it again in the target language.</w:t>
+      </w:r>
+    </w:p>
+    <w:p>
+      <w:pPr>
+        <w:pStyle w:val="Heading3"/>
+      </w:pPr>
+      <w:r>
+        <w:t xml:space="preserve">Four common myths</w:t>
+      </w:r>
+    </w:p>
+    <w:p>
+      <w:pPr>
+        <w:pStyle w:val="ListParagraph"/>
+        <w:numPr>
+          <w:ilvl w:val="0"/>
+          <w:numId w:val="2"/>
+        </w:numPr>
+        <w:spacing w:after="110" w:line="320"/>
+      </w:pPr>
+      <w:r>
+        <w:rPr>
+          <w:rFonts w:ascii="Calibri" w:cs="Calibri" w:eastAsia="Calibri" w:hAnsi="Calibri"/>
+          <w:b/>
+          <w:bCs/>
+        </w:rPr>
+        <w:t xml:space="preserve">“Anyone who speaks two languages can translate.”</w:t>
+      </w:r>
+      <w:r>
+        <w:rPr>
+          <w:rFonts w:ascii="Calibri" w:cs="Calibri" w:eastAsia="Calibri" w:hAnsi="Calibri"/>
+        </w:rPr>
+        <w:t xml:space="preserve"> Translation also needs training, practice and knowledge of the subject.</w:t>
+      </w:r>
+    </w:p>
+    <w:p>
+      <w:pPr>
+        <w:pStyle w:val="ListParagraph"/>
+        <w:numPr>
+          <w:ilvl w:val="0"/>
+          <w:numId w:val="2"/>
+        </w:numPr>
+        <w:spacing w:after="110" w:line="320"/>
+      </w:pPr>
+      <w:r>
+        <w:rPr>
+          <w:rFonts w:ascii="Calibri" w:cs="Calibri" w:eastAsia="Calibri" w:hAnsi="Calibri"/>
+          <w:b/>
+          <w:bCs/>
+        </w:rPr>
+        <w:t xml:space="preserve">“Translation is exchanging words.”</w:t>
+      </w:r>
+      <w:r>
+        <w:rPr>
+          <w:rFonts w:ascii="Calibri" w:cs="Calibri" w:eastAsia="Calibri" w:hAnsi="Calibri"/>
+        </w:rPr>
+        <w:t xml:space="preserve"> A translator carries the meaning, not the words.</w:t>
+      </w:r>
+    </w:p>
+    <w:p>
+      <w:pPr>
+        <w:pStyle w:val="ListParagraph"/>
+        <w:numPr>
+          <w:ilvl w:val="0"/>
+          <w:numId w:val="2"/>
+        </w:numPr>
+        <w:spacing w:after="110" w:line="320"/>
+      </w:pPr>
+      <w:r>
+        <w:rPr>
+          <w:rFonts w:ascii="Calibri" w:cs="Calibri" w:eastAsia="Calibri" w:hAnsi="Calibri"/>
+          <w:b/>
+          <w:bCs/>
+        </w:rPr>
+        <w:t xml:space="preserve">“Machines will replace translators.”</w:t>
+      </w:r>
+      <w:r>
+        <w:rPr>
+          <w:rFonts w:ascii="Calibri" w:cs="Calibri" w:eastAsia="Calibri" w:hAnsi="Calibri"/>
+        </w:rPr>
+        <w:t xml:space="preserve"> Machine translation gives drafts; people still check and finish them (Chapter 22).</w:t>
+      </w:r>
+    </w:p>
+    <w:p>
+      <w:pPr>
+        <w:pStyle w:val="ListParagraph"/>
+        <w:numPr>
+          <w:ilvl w:val="0"/>
+          <w:numId w:val="2"/>
+        </w:numPr>
+        <w:spacing w:after="110" w:line="320"/>
+      </w:pPr>
+      <w:r>
+        <w:rPr>
+          <w:rFonts w:ascii="Calibri" w:cs="Calibri" w:eastAsia="Calibri" w:hAnsi="Calibri"/>
+          <w:b/>
+          <w:bCs/>
+        </w:rPr>
+        <w:t xml:space="preserve">“A translator can translate any subject.”</w:t>
+      </w:r>
+      <w:r>
+        <w:rPr>
+          <w:rFonts w:ascii="Calibri" w:cs="Calibri" w:eastAsia="Calibri" w:hAnsi="Calibri"/>
+        </w:rPr>
+        <w:t xml:space="preserve"> Most translators specialise in one or two fields, such as law or medicine.</w:t>
+      </w:r>
+    </w:p>
+    <w:p>
+      <w:pPr>
+        <w:spacing w:after="40"/>
+      </w:pPr>
     </w:p>
     <w:p>
       <w:pPr>
@@ -4753,26 +4926,13 @@
     </w:p>
     <w:p>
       <w:pPr>
-        <w:pStyle w:val="Heading3"/>
-      </w:pPr>
-      <w:r>
-        <w:t xml:space="preserve">Gender and numbers</w:t>
-      </w:r>
-    </w:p>
-    <w:p>
-      <w:pPr>
-        <w:pStyle w:val="ListParagraph"/>
-        <w:numPr>
-          <w:ilvl w:val="0"/>
-          <w:numId w:val="2"/>
-        </w:numPr>
-        <w:spacing w:after="110" w:line="320"/>
-      </w:pPr>
-      <w:r>
-        <w:rPr>
-          <w:rFonts w:ascii="Calibri" w:cs="Calibri" w:eastAsia="Calibri" w:hAnsi="Calibri"/>
-        </w:rPr>
-        <w:t xml:space="preserve">English </w:t>
+        <w:spacing w:after="200" w:line="330"/>
+      </w:pPr>
+      <w:r>
+        <w:rPr>
+          <w:rFonts w:ascii="Calibri" w:cs="Calibri" w:eastAsia="Calibri" w:hAnsi="Calibri"/>
+        </w:rPr>
+        <w:t xml:space="preserve">Do not translate </w:t>
       </w:r>
       <w:r>
         <w:rPr>
@@ -4780,6 +4940,515 @@
           <w:i/>
           <w:iCs/>
         </w:rPr>
+        <w:t xml:space="preserve">is</w:t>
+      </w:r>
+      <w:r>
+        <w:rPr>
+          <w:rFonts w:ascii="Calibri" w:cs="Calibri" w:eastAsia="Calibri" w:hAnsi="Calibri"/>
+        </w:rPr>
+        <w:t xml:space="preserve">, </w:t>
+      </w:r>
+      <w:r>
+        <w:rPr>
+          <w:rFonts w:ascii="Calibri" w:cs="Calibri" w:eastAsia="Calibri" w:hAnsi="Calibri"/>
+          <w:i/>
+          <w:iCs/>
+        </w:rPr>
+        <w:t xml:space="preserve">am</w:t>
+      </w:r>
+      <w:r>
+        <w:rPr>
+          <w:rFonts w:ascii="Calibri" w:cs="Calibri" w:eastAsia="Calibri" w:hAnsi="Calibri"/>
+        </w:rPr>
+        <w:t xml:space="preserve"> or </w:t>
+      </w:r>
+      <w:r>
+        <w:rPr>
+          <w:rFonts w:ascii="Calibri" w:cs="Calibri" w:eastAsia="Calibri" w:hAnsi="Calibri"/>
+          <w:i/>
+          <w:iCs/>
+        </w:rPr>
+        <w:t xml:space="preserve">are</w:t>
+      </w:r>
+      <w:r>
+        <w:rPr>
+          <w:rFonts w:ascii="Calibri" w:cs="Calibri" w:eastAsia="Calibri" w:hAnsi="Calibri"/>
+        </w:rPr>
+        <w:t xml:space="preserve"> with </w:t>
+      </w:r>
+      <w:r>
+        <w:rPr>
+          <w:rFonts w:ascii="Arial" w:cs="Arial" w:hAnsi="Arial"/>
+          <w:sz w:val="23"/>
+          <w:szCs w:val="24"/>
+          <w:rtl/>
+        </w:rPr>
+        <w:t xml:space="preserve">يكون</w:t>
+      </w:r>
+      <w:r>
+        <w:rPr>
+          <w:rFonts w:ascii="Calibri" w:cs="Calibri" w:eastAsia="Calibri" w:hAnsi="Calibri"/>
+        </w:rPr>
+        <w:t xml:space="preserve">: </w:t>
+      </w:r>
+      <w:r>
+        <w:rPr>
+          <w:rFonts w:ascii="Calibri" w:cs="Calibri" w:eastAsia="Calibri" w:hAnsi="Calibri"/>
+          <w:i/>
+          <w:iCs/>
+        </w:rPr>
+        <w:t xml:space="preserve">She is kind</w:t>
+      </w:r>
+      <w:r>
+        <w:rPr>
+          <w:rFonts w:ascii="Calibri" w:cs="Calibri" w:eastAsia="Calibri" w:hAnsi="Calibri"/>
+        </w:rPr>
+        <w:t xml:space="preserve"> → </w:t>
+      </w:r>
+      <w:r>
+        <w:rPr>
+          <w:rFonts w:ascii="Arial" w:cs="Arial" w:hAnsi="Arial"/>
+          <w:sz w:val="23"/>
+          <w:szCs w:val="24"/>
+          <w:rtl/>
+        </w:rPr>
+        <w:t xml:space="preserve">إنها طيبة</w:t>
+      </w:r>
+      <w:r>
+        <w:rPr>
+          <w:rFonts w:ascii="Calibri" w:cs="Calibri" w:eastAsia="Calibri" w:hAnsi="Calibri"/>
+        </w:rPr>
+        <w:t xml:space="preserve">, not </w:t>
+      </w:r>
+      <w:r>
+        <w:rPr>
+          <w:rFonts w:ascii="Arial" w:cs="Arial" w:hAnsi="Arial"/>
+          <w:sz w:val="23"/>
+          <w:szCs w:val="24"/>
+          <w:rtl/>
+        </w:rPr>
+        <w:t xml:space="preserve">هي تكون طيبة</w:t>
+      </w:r>
+      <w:r>
+        <w:rPr>
+          <w:rFonts w:ascii="Calibri" w:cs="Calibri" w:eastAsia="Calibri" w:hAnsi="Calibri"/>
+        </w:rPr>
+        <w:t xml:space="preserve">; </w:t>
+      </w:r>
+      <w:r>
+        <w:rPr>
+          <w:rFonts w:ascii="Calibri" w:cs="Calibri" w:eastAsia="Calibri" w:hAnsi="Calibri"/>
+          <w:i/>
+          <w:iCs/>
+        </w:rPr>
+        <w:t xml:space="preserve">I am leaving now</w:t>
+      </w:r>
+      <w:r>
+        <w:rPr>
+          <w:rFonts w:ascii="Calibri" w:cs="Calibri" w:eastAsia="Calibri" w:hAnsi="Calibri"/>
+        </w:rPr>
+        <w:t xml:space="preserve"> → </w:t>
+      </w:r>
+      <w:r>
+        <w:rPr>
+          <w:rFonts w:ascii="Arial" w:cs="Arial" w:hAnsi="Arial"/>
+          <w:sz w:val="23"/>
+          <w:szCs w:val="24"/>
+          <w:rtl/>
+        </w:rPr>
+        <w:t xml:space="preserve">سأغادر الآن</w:t>
+      </w:r>
+      <w:r>
+        <w:rPr>
+          <w:rFonts w:ascii="Calibri" w:cs="Calibri" w:eastAsia="Calibri" w:hAnsi="Calibri"/>
+        </w:rPr>
+        <w:t xml:space="preserve">. In the past, use </w:t>
+      </w:r>
+      <w:r>
+        <w:rPr>
+          <w:rFonts w:ascii="Arial" w:cs="Arial" w:hAnsi="Arial"/>
+          <w:sz w:val="23"/>
+          <w:szCs w:val="24"/>
+          <w:rtl/>
+        </w:rPr>
+        <w:t xml:space="preserve">كان</w:t>
+      </w:r>
+      <w:r>
+        <w:rPr>
+          <w:rFonts w:ascii="Calibri" w:cs="Calibri" w:eastAsia="Calibri" w:hAnsi="Calibri"/>
+        </w:rPr>
+        <w:t xml:space="preserve">: </w:t>
+      </w:r>
+      <w:r>
+        <w:rPr>
+          <w:rFonts w:ascii="Calibri" w:cs="Calibri" w:eastAsia="Calibri" w:hAnsi="Calibri"/>
+          <w:i/>
+          <w:iCs/>
+        </w:rPr>
+        <w:t xml:space="preserve">The child was sick</w:t>
+      </w:r>
+      <w:r>
+        <w:rPr>
+          <w:rFonts w:ascii="Calibri" w:cs="Calibri" w:eastAsia="Calibri" w:hAnsi="Calibri"/>
+        </w:rPr>
+        <w:t xml:space="preserve"> → </w:t>
+      </w:r>
+      <w:r>
+        <w:rPr>
+          <w:rFonts w:ascii="Arial" w:cs="Arial" w:hAnsi="Arial"/>
+          <w:sz w:val="23"/>
+          <w:szCs w:val="24"/>
+          <w:rtl/>
+        </w:rPr>
+        <w:t xml:space="preserve">كان الطفلُ مريضاً</w:t>
+      </w:r>
+      <w:r>
+        <w:rPr>
+          <w:rFonts w:ascii="Calibri" w:cs="Calibri" w:eastAsia="Calibri" w:hAnsi="Calibri"/>
+        </w:rPr>
+        <w:t xml:space="preserve">.</w:t>
+      </w:r>
+    </w:p>
+    <w:p>
+      <w:pPr>
+        <w:pStyle w:val="Heading3"/>
+      </w:pPr>
+      <w:r>
+        <w:t xml:space="preserve">The verbs “do” and “have”</w:t>
+      </w:r>
+    </w:p>
+    <w:p>
+      <w:pPr>
+        <w:pStyle w:val="ListParagraph"/>
+        <w:numPr>
+          <w:ilvl w:val="0"/>
+          <w:numId w:val="2"/>
+        </w:numPr>
+        <w:spacing w:after="110" w:line="320"/>
+      </w:pPr>
+      <w:r>
+        <w:rPr>
+          <w:rFonts w:ascii="Calibri" w:cs="Calibri" w:eastAsia="Calibri" w:hAnsi="Calibri"/>
+        </w:rPr>
+        <w:t xml:space="preserve">In negatives and questions, </w:t>
+      </w:r>
+      <w:r>
+        <w:rPr>
+          <w:rFonts w:ascii="Calibri" w:cs="Calibri" w:eastAsia="Calibri" w:hAnsi="Calibri"/>
+          <w:i/>
+          <w:iCs/>
+        </w:rPr>
+        <w:t xml:space="preserve">do</w:t>
+      </w:r>
+      <w:r>
+        <w:rPr>
+          <w:rFonts w:ascii="Calibri" w:cs="Calibri" w:eastAsia="Calibri" w:hAnsi="Calibri"/>
+        </w:rPr>
+        <w:t xml:space="preserve"> has no Arabic word of its own: </w:t>
+      </w:r>
+      <w:r>
+        <w:rPr>
+          <w:rFonts w:ascii="Calibri" w:cs="Calibri" w:eastAsia="Calibri" w:hAnsi="Calibri"/>
+          <w:i/>
+          <w:iCs/>
+        </w:rPr>
+        <w:t xml:space="preserve">Do not touch it</w:t>
+      </w:r>
+      <w:r>
+        <w:rPr>
+          <w:rFonts w:ascii="Calibri" w:cs="Calibri" w:eastAsia="Calibri" w:hAnsi="Calibri"/>
+        </w:rPr>
+        <w:t xml:space="preserve"> → </w:t>
+      </w:r>
+      <w:r>
+        <w:rPr>
+          <w:rFonts w:ascii="Arial" w:cs="Arial" w:hAnsi="Arial"/>
+          <w:sz w:val="23"/>
+          <w:szCs w:val="24"/>
+          <w:rtl/>
+        </w:rPr>
+        <w:t xml:space="preserve">لا تلمسه</w:t>
+      </w:r>
+      <w:r>
+        <w:rPr>
+          <w:rFonts w:ascii="Calibri" w:cs="Calibri" w:eastAsia="Calibri" w:hAnsi="Calibri"/>
+        </w:rPr>
+        <w:t xml:space="preserve">; </w:t>
+      </w:r>
+      <w:r>
+        <w:rPr>
+          <w:rFonts w:ascii="Calibri" w:cs="Calibri" w:eastAsia="Calibri" w:hAnsi="Calibri"/>
+          <w:i/>
+          <w:iCs/>
+        </w:rPr>
+        <w:t xml:space="preserve">She did not eat</w:t>
+      </w:r>
+      <w:r>
+        <w:rPr>
+          <w:rFonts w:ascii="Calibri" w:cs="Calibri" w:eastAsia="Calibri" w:hAnsi="Calibri"/>
+        </w:rPr>
+        <w:t xml:space="preserve"> → </w:t>
+      </w:r>
+      <w:r>
+        <w:rPr>
+          <w:rFonts w:ascii="Arial" w:cs="Arial" w:hAnsi="Arial"/>
+          <w:sz w:val="23"/>
+          <w:szCs w:val="24"/>
+          <w:rtl/>
+        </w:rPr>
+        <w:t xml:space="preserve">لم تأكل</w:t>
+      </w:r>
+      <w:r>
+        <w:rPr>
+          <w:rFonts w:ascii="Calibri" w:cs="Calibri" w:eastAsia="Calibri" w:hAnsi="Calibri"/>
+        </w:rPr>
+        <w:t xml:space="preserve">; </w:t>
+      </w:r>
+      <w:r>
+        <w:rPr>
+          <w:rFonts w:ascii="Calibri" w:cs="Calibri" w:eastAsia="Calibri" w:hAnsi="Calibri"/>
+          <w:i/>
+          <w:iCs/>
+        </w:rPr>
+        <w:t xml:space="preserve">Do you want to play?</w:t>
+      </w:r>
+      <w:r>
+        <w:rPr>
+          <w:rFonts w:ascii="Calibri" w:cs="Calibri" w:eastAsia="Calibri" w:hAnsi="Calibri"/>
+        </w:rPr>
+        <w:t xml:space="preserve"> → </w:t>
+      </w:r>
+      <w:r>
+        <w:rPr>
+          <w:rFonts w:ascii="Arial" w:cs="Arial" w:hAnsi="Arial"/>
+          <w:sz w:val="23"/>
+          <w:szCs w:val="24"/>
+          <w:rtl/>
+        </w:rPr>
+        <w:t xml:space="preserve">هل تريد أن تلعب؟</w:t>
+      </w:r>
+    </w:p>
+    <w:p>
+      <w:pPr>
+        <w:pStyle w:val="ListParagraph"/>
+        <w:numPr>
+          <w:ilvl w:val="0"/>
+          <w:numId w:val="2"/>
+        </w:numPr>
+        <w:spacing w:after="110" w:line="320"/>
+      </w:pPr>
+      <w:r>
+        <w:rPr>
+          <w:rFonts w:ascii="Calibri" w:cs="Calibri" w:eastAsia="Calibri" w:hAnsi="Calibri"/>
+        </w:rPr>
+        <w:t xml:space="preserve">As a main verb, </w:t>
+      </w:r>
+      <w:r>
+        <w:rPr>
+          <w:rFonts w:ascii="Calibri" w:cs="Calibri" w:eastAsia="Calibri" w:hAnsi="Calibri"/>
+          <w:i/>
+          <w:iCs/>
+        </w:rPr>
+        <w:t xml:space="preserve">do</w:t>
+      </w:r>
+      <w:r>
+        <w:rPr>
+          <w:rFonts w:ascii="Calibri" w:cs="Calibri" w:eastAsia="Calibri" w:hAnsi="Calibri"/>
+        </w:rPr>
+        <w:t xml:space="preserve"> has a meaning: </w:t>
+      </w:r>
+      <w:r>
+        <w:rPr>
+          <w:rFonts w:ascii="Calibri" w:cs="Calibri" w:eastAsia="Calibri" w:hAnsi="Calibri"/>
+          <w:i/>
+          <w:iCs/>
+        </w:rPr>
+        <w:t xml:space="preserve">I will do my best</w:t>
+      </w:r>
+      <w:r>
+        <w:rPr>
+          <w:rFonts w:ascii="Calibri" w:cs="Calibri" w:eastAsia="Calibri" w:hAnsi="Calibri"/>
+        </w:rPr>
+        <w:t xml:space="preserve"> → </w:t>
+      </w:r>
+      <w:r>
+        <w:rPr>
+          <w:rFonts w:ascii="Arial" w:cs="Arial" w:hAnsi="Arial"/>
+          <w:sz w:val="23"/>
+          <w:szCs w:val="24"/>
+          <w:rtl/>
+        </w:rPr>
+        <w:t xml:space="preserve">سأبذل قصارى جهدي</w:t>
+      </w:r>
+      <w:r>
+        <w:rPr>
+          <w:rFonts w:ascii="Calibri" w:cs="Calibri" w:eastAsia="Calibri" w:hAnsi="Calibri"/>
+        </w:rPr>
+        <w:t xml:space="preserve">.</w:t>
+      </w:r>
+    </w:p>
+    <w:p>
+      <w:pPr>
+        <w:pStyle w:val="ListParagraph"/>
+        <w:numPr>
+          <w:ilvl w:val="0"/>
+          <w:numId w:val="2"/>
+        </w:numPr>
+        <w:spacing w:after="110" w:line="320"/>
+      </w:pPr>
+      <w:r>
+        <w:rPr>
+          <w:rFonts w:ascii="Calibri" w:cs="Calibri" w:eastAsia="Calibri" w:hAnsi="Calibri"/>
+        </w:rPr>
+        <w:t xml:space="preserve">The meaning of </w:t>
+      </w:r>
+      <w:r>
+        <w:rPr>
+          <w:rFonts w:ascii="Calibri" w:cs="Calibri" w:eastAsia="Calibri" w:hAnsi="Calibri"/>
+          <w:i/>
+          <w:iCs/>
+        </w:rPr>
+        <w:t xml:space="preserve">have</w:t>
+      </w:r>
+      <w:r>
+        <w:rPr>
+          <w:rFonts w:ascii="Calibri" w:cs="Calibri" w:eastAsia="Calibri" w:hAnsi="Calibri"/>
+        </w:rPr>
+        <w:t xml:space="preserve"> depends on its object: </w:t>
+      </w:r>
+      <w:r>
+        <w:rPr>
+          <w:rFonts w:ascii="Calibri" w:cs="Calibri" w:eastAsia="Calibri" w:hAnsi="Calibri"/>
+          <w:i/>
+          <w:iCs/>
+        </w:rPr>
+        <w:t xml:space="preserve">She had a nice holiday</w:t>
+      </w:r>
+      <w:r>
+        <w:rPr>
+          <w:rFonts w:ascii="Calibri" w:cs="Calibri" w:eastAsia="Calibri" w:hAnsi="Calibri"/>
+        </w:rPr>
+        <w:t xml:space="preserve"> → </w:t>
+      </w:r>
+      <w:r>
+        <w:rPr>
+          <w:rFonts w:ascii="Arial" w:cs="Arial" w:hAnsi="Arial"/>
+          <w:sz w:val="23"/>
+          <w:szCs w:val="24"/>
+          <w:rtl/>
+        </w:rPr>
+        <w:t xml:space="preserve">قضت عطلةً جميلة</w:t>
+      </w:r>
+      <w:r>
+        <w:rPr>
+          <w:rFonts w:ascii="Calibri" w:cs="Calibri" w:eastAsia="Calibri" w:hAnsi="Calibri"/>
+        </w:rPr>
+        <w:t xml:space="preserve">; </w:t>
+      </w:r>
+      <w:r>
+        <w:rPr>
+          <w:rFonts w:ascii="Calibri" w:cs="Calibri" w:eastAsia="Calibri" w:hAnsi="Calibri"/>
+          <w:i/>
+          <w:iCs/>
+        </w:rPr>
+        <w:t xml:space="preserve">She takes her pills on time</w:t>
+      </w:r>
+      <w:r>
+        <w:rPr>
+          <w:rFonts w:ascii="Calibri" w:cs="Calibri" w:eastAsia="Calibri" w:hAnsi="Calibri"/>
+        </w:rPr>
+        <w:t xml:space="preserve"> → </w:t>
+      </w:r>
+      <w:r>
+        <w:rPr>
+          <w:rFonts w:ascii="Arial" w:cs="Arial" w:hAnsi="Arial"/>
+          <w:sz w:val="23"/>
+          <w:szCs w:val="24"/>
+          <w:rtl/>
+        </w:rPr>
+        <w:t xml:space="preserve">تتناول دواءها في موعده</w:t>
+      </w:r>
+      <w:r>
+        <w:rPr>
+          <w:rFonts w:ascii="Calibri" w:cs="Calibri" w:eastAsia="Calibri" w:hAnsi="Calibri"/>
+        </w:rPr>
+        <w:t xml:space="preserve">; </w:t>
+      </w:r>
+      <w:r>
+        <w:rPr>
+          <w:rFonts w:ascii="Calibri" w:cs="Calibri" w:eastAsia="Calibri" w:hAnsi="Calibri"/>
+          <w:i/>
+          <w:iCs/>
+        </w:rPr>
+        <w:t xml:space="preserve">She has money</w:t>
+      </w:r>
+      <w:r>
+        <w:rPr>
+          <w:rFonts w:ascii="Calibri" w:cs="Calibri" w:eastAsia="Calibri" w:hAnsi="Calibri"/>
+        </w:rPr>
+        <w:t xml:space="preserve"> → </w:t>
+      </w:r>
+      <w:r>
+        <w:rPr>
+          <w:rFonts w:ascii="Arial" w:cs="Arial" w:hAnsi="Arial"/>
+          <w:sz w:val="23"/>
+          <w:szCs w:val="24"/>
+          <w:rtl/>
+        </w:rPr>
+        <w:t xml:space="preserve">تملك مالاً</w:t>
+      </w:r>
+      <w:r>
+        <w:rPr>
+          <w:rFonts w:ascii="Calibri" w:cs="Calibri" w:eastAsia="Calibri" w:hAnsi="Calibri"/>
+        </w:rPr>
+        <w:t xml:space="preserve">.</w:t>
+      </w:r>
+    </w:p>
+    <w:p>
+      <w:pPr>
+        <w:spacing w:after="40"/>
+      </w:pPr>
+    </w:p>
+    <w:p>
+      <w:pPr>
+        <w:pStyle w:val="Heading3"/>
+      </w:pPr>
+      <w:r>
+        <w:t xml:space="preserve">Gender and numbers</w:t>
+      </w:r>
+    </w:p>
+    <w:p>
+      <w:pPr>
+        <w:spacing w:after="200" w:line="330"/>
+      </w:pPr>
+      <w:r>
+        <w:rPr>
+          <w:rFonts w:ascii="Calibri" w:cs="Calibri" w:eastAsia="Calibri" w:hAnsi="Calibri"/>
+        </w:rPr>
+        <w:t xml:space="preserve">Each language chooses what its grammar must show, such as gender and number (Baker, 2018).</w:t>
+      </w:r>
+    </w:p>
+    <w:p>
+      <w:pPr>
+        <w:pStyle w:val="ListParagraph"/>
+        <w:numPr>
+          <w:ilvl w:val="0"/>
+          <w:numId w:val="2"/>
+        </w:numPr>
+        <w:spacing w:after="110" w:line="320"/>
+      </w:pPr>
+      <w:r>
+        <w:rPr>
+          <w:rFonts w:ascii="Calibri" w:cs="Calibri" w:eastAsia="Calibri" w:hAnsi="Calibri"/>
+        </w:rPr>
+        <w:t xml:space="preserve">English </w:t>
+      </w:r>
+      <w:r>
+        <w:rPr>
+          <w:rFonts w:ascii="Calibri" w:cs="Calibri" w:eastAsia="Calibri" w:hAnsi="Calibri"/>
+          <w:i/>
+          <w:iCs/>
+        </w:rPr>
         <w:t xml:space="preserve">you</w:t>
       </w:r>
       <w:r>
@@ -4902,6 +5571,195 @@
           <w:rtl/>
         </w:rPr>
         <w:t xml:space="preserve">ثلاثُ طالبات</w:t>
+      </w:r>
+      <w:r>
+        <w:rPr>
+          <w:rFonts w:ascii="Calibri" w:cs="Calibri" w:eastAsia="Calibri" w:hAnsi="Calibri"/>
+        </w:rPr>
+        <w:t xml:space="preserve">.</w:t>
+      </w:r>
+    </w:p>
+    <w:p>
+      <w:pPr>
+        <w:pStyle w:val="ListParagraph"/>
+        <w:numPr>
+          <w:ilvl w:val="0"/>
+          <w:numId w:val="2"/>
+        </w:numPr>
+        <w:spacing w:after="110" w:line="320"/>
+      </w:pPr>
+      <w:r>
+        <w:rPr>
+          <w:rFonts w:ascii="Calibri" w:cs="Calibri" w:eastAsia="Calibri" w:hAnsi="Calibri"/>
+        </w:rPr>
+        <w:t xml:space="preserve">Arabic has a dual (</w:t>
+      </w:r>
+      <w:r>
+        <w:rPr>
+          <w:rFonts w:ascii="Arial" w:cs="Arial" w:hAnsi="Arial"/>
+          <w:sz w:val="23"/>
+          <w:szCs w:val="24"/>
+          <w:rtl/>
+        </w:rPr>
+        <w:t xml:space="preserve">طالبان</w:t>
+      </w:r>
+      <w:r>
+        <w:rPr>
+          <w:rFonts w:ascii="Calibri" w:cs="Calibri" w:eastAsia="Calibri" w:hAnsi="Calibri"/>
+        </w:rPr>
+        <w:t xml:space="preserve">, two students); English uses </w:t>
+      </w:r>
+      <w:r>
+        <w:rPr>
+          <w:rFonts w:ascii="Calibri" w:cs="Calibri" w:eastAsia="Calibri" w:hAnsi="Calibri"/>
+          <w:i/>
+          <w:iCs/>
+        </w:rPr>
+        <w:t xml:space="preserve">two</w:t>
+      </w:r>
+      <w:r>
+        <w:rPr>
+          <w:rFonts w:ascii="Calibri" w:cs="Calibri" w:eastAsia="Calibri" w:hAnsi="Calibri"/>
+        </w:rPr>
+        <w:t xml:space="preserve">.</w:t>
+      </w:r>
+    </w:p>
+    <w:p>
+      <w:pPr>
+        <w:pStyle w:val="ListParagraph"/>
+        <w:numPr>
+          <w:ilvl w:val="0"/>
+          <w:numId w:val="2"/>
+        </w:numPr>
+        <w:spacing w:after="110" w:line="320"/>
+      </w:pPr>
+      <w:r>
+        <w:rPr>
+          <w:rFonts w:ascii="Calibri" w:cs="Calibri" w:eastAsia="Calibri" w:hAnsi="Calibri"/>
+        </w:rPr>
+        <w:t xml:space="preserve">English </w:t>
+      </w:r>
+      <w:r>
+        <w:rPr>
+          <w:rFonts w:ascii="Calibri" w:cs="Calibri" w:eastAsia="Calibri" w:hAnsi="Calibri"/>
+          <w:i/>
+          <w:iCs/>
+        </w:rPr>
+        <w:t xml:space="preserve">I</w:t>
+      </w:r>
+      <w:r>
+        <w:rPr>
+          <w:rFonts w:ascii="Calibri" w:cs="Calibri" w:eastAsia="Calibri" w:hAnsi="Calibri"/>
+        </w:rPr>
+        <w:t xml:space="preserve"> and </w:t>
+      </w:r>
+      <w:r>
+        <w:rPr>
+          <w:rFonts w:ascii="Calibri" w:cs="Calibri" w:eastAsia="Calibri" w:hAnsi="Calibri"/>
+          <w:i/>
+          <w:iCs/>
+        </w:rPr>
+        <w:t xml:space="preserve">you</w:t>
+      </w:r>
+      <w:r>
+        <w:rPr>
+          <w:rFonts w:ascii="Calibri" w:cs="Calibri" w:eastAsia="Calibri" w:hAnsi="Calibri"/>
+        </w:rPr>
+        <w:t xml:space="preserve"> do not show gender, but Arabic verbs and adjectives do: </w:t>
+      </w:r>
+      <w:r>
+        <w:rPr>
+          <w:rFonts w:ascii="Calibri" w:cs="Calibri" w:eastAsia="Calibri" w:hAnsi="Calibri"/>
+          <w:i/>
+          <w:iCs/>
+        </w:rPr>
+        <w:t xml:space="preserve">I am a student</w:t>
+      </w:r>
+      <w:r>
+        <w:rPr>
+          <w:rFonts w:ascii="Calibri" w:cs="Calibri" w:eastAsia="Calibri" w:hAnsi="Calibri"/>
+        </w:rPr>
+        <w:t xml:space="preserve"> → </w:t>
+      </w:r>
+      <w:r>
+        <w:rPr>
+          <w:rFonts w:ascii="Arial" w:cs="Arial" w:hAnsi="Arial"/>
+          <w:sz w:val="23"/>
+          <w:szCs w:val="24"/>
+          <w:rtl/>
+        </w:rPr>
+        <w:t xml:space="preserve">أنا طالب</w:t>
+      </w:r>
+      <w:r>
+        <w:rPr>
+          <w:rFonts w:ascii="Calibri" w:cs="Calibri" w:eastAsia="Calibri" w:hAnsi="Calibri"/>
+        </w:rPr>
+        <w:t xml:space="preserve"> or </w:t>
+      </w:r>
+      <w:r>
+        <w:rPr>
+          <w:rFonts w:ascii="Arial" w:cs="Arial" w:hAnsi="Arial"/>
+          <w:sz w:val="23"/>
+          <w:szCs w:val="24"/>
+          <w:rtl/>
+        </w:rPr>
+        <w:t xml:space="preserve">أنا طالبة</w:t>
+      </w:r>
+      <w:r>
+        <w:rPr>
+          <w:rFonts w:ascii="Calibri" w:cs="Calibri" w:eastAsia="Calibri" w:hAnsi="Calibri"/>
+        </w:rPr>
+        <w:t xml:space="preserve">. If the sentence does not say, look for clues in the whole text: a name, a title such as </w:t>
+      </w:r>
+      <w:r>
+        <w:rPr>
+          <w:rFonts w:ascii="Calibri" w:cs="Calibri" w:eastAsia="Calibri" w:hAnsi="Calibri"/>
+          <w:i/>
+          <w:iCs/>
+        </w:rPr>
+        <w:t xml:space="preserve">Mr</w:t>
+      </w:r>
+      <w:r>
+        <w:rPr>
+          <w:rFonts w:ascii="Calibri" w:cs="Calibri" w:eastAsia="Calibri" w:hAnsi="Calibri"/>
+        </w:rPr>
+        <w:t xml:space="preserve"> or </w:t>
+      </w:r>
+      <w:r>
+        <w:rPr>
+          <w:rFonts w:ascii="Calibri" w:cs="Calibri" w:eastAsia="Calibri" w:hAnsi="Calibri"/>
+          <w:i/>
+          <w:iCs/>
+        </w:rPr>
+        <w:t xml:space="preserve">Mrs</w:t>
+      </w:r>
+      <w:r>
+        <w:rPr>
+          <w:rFonts w:ascii="Calibri" w:cs="Calibri" w:eastAsia="Calibri" w:hAnsi="Calibri"/>
+        </w:rPr>
+        <w:t xml:space="preserve">, a word such as </w:t>
+      </w:r>
+      <w:r>
+        <w:rPr>
+          <w:rFonts w:ascii="Calibri" w:cs="Calibri" w:eastAsia="Calibri" w:hAnsi="Calibri"/>
+          <w:i/>
+          <w:iCs/>
+        </w:rPr>
+        <w:t xml:space="preserve">husband</w:t>
+      </w:r>
+      <w:r>
+        <w:rPr>
+          <w:rFonts w:ascii="Calibri" w:cs="Calibri" w:eastAsia="Calibri" w:hAnsi="Calibri"/>
+        </w:rPr>
+        <w:t xml:space="preserve"> or </w:t>
+      </w:r>
+      <w:r>
+        <w:rPr>
+          <w:rFonts w:ascii="Calibri" w:cs="Calibri" w:eastAsia="Calibri" w:hAnsi="Calibri"/>
+          <w:i/>
+          <w:iCs/>
+        </w:rPr>
+        <w:t xml:space="preserve">wife</w:t>
       </w:r>
       <w:r>
         <w:rPr>
@@ -5833,7 +6691,36 @@
         <w:rPr>
           <w:rFonts w:ascii="Calibri" w:cs="Calibri" w:eastAsia="Calibri" w:hAnsi="Calibri"/>
         </w:rPr>
-        <w:t xml:space="preserve">: prefer a verbal sentence, join short sentences, use Arabic punctuation.</w:t>
+        <w:t xml:space="preserve">: prefer a verbal sentence, never translate </w:t>
+      </w:r>
+      <w:r>
+        <w:rPr>
+          <w:rFonts w:ascii="Calibri" w:cs="Calibri" w:eastAsia="Calibri" w:hAnsi="Calibri"/>
+          <w:i/>
+          <w:iCs/>
+        </w:rPr>
+        <w:t xml:space="preserve">is</w:t>
+      </w:r>
+      <w:r>
+        <w:rPr>
+          <w:rFonts w:ascii="Calibri" w:cs="Calibri" w:eastAsia="Calibri" w:hAnsi="Calibri"/>
+        </w:rPr>
+        <w:t xml:space="preserve"> with </w:t>
+      </w:r>
+      <w:r>
+        <w:rPr>
+          <w:rFonts w:ascii="Arial" w:cs="Arial" w:hAnsi="Arial"/>
+          <w:sz w:val="23"/>
+          <w:szCs w:val="24"/>
+          <w:rtl/>
+        </w:rPr>
+        <w:t xml:space="preserve">يكون</w:t>
+      </w:r>
+      <w:r>
+        <w:rPr>
+          <w:rFonts w:ascii="Calibri" w:cs="Calibri" w:eastAsia="Calibri" w:hAnsi="Calibri"/>
+        </w:rPr>
+        <w:t xml:space="preserve">, join short sentences, use Arabic punctuation.</w:t>
       </w:r>
     </w:p>
     <w:p>
@@ -6733,6 +7620,52 @@
     </w:p>
     <w:p>
       <w:pPr>
+        <w:pStyle w:val="ListParagraph"/>
+        <w:numPr>
+          <w:ilvl w:val="0"/>
+          <w:numId w:val="2"/>
+        </w:numPr>
+        <w:shd w:fill="ECE9F7" w:color="auto" w:val="clear"/>
+        <w:spacing w:after="40" w:line="300"/>
+      </w:pPr>
+      <w:r>
+        <w:rPr>
+          <w:rFonts w:ascii="Calibri" w:cs="Calibri" w:eastAsia="Calibri" w:hAnsi="Calibri"/>
+          <w:b/>
+          <w:bCs/>
+        </w:rPr>
+        <w:t xml:space="preserve">Lexical gap</w:t>
+      </w:r>
+      <w:r>
+        <w:rPr>
+          <w:rFonts w:ascii="Calibri" w:cs="Calibri" w:eastAsia="Calibri" w:hAnsi="Calibri"/>
+        </w:rPr>
+        <w:t xml:space="preserve"> (</w:t>
+      </w:r>
+      <w:r>
+        <w:rPr>
+          <w:rFonts w:ascii="Arial" w:cs="Arial" w:hAnsi="Arial"/>
+          <w:sz w:val="23"/>
+          <w:szCs w:val="24"/>
+          <w:rtl/>
+        </w:rPr>
+        <w:t xml:space="preserve">الفجوة المعجمية</w:t>
+      </w:r>
+      <w:r>
+        <w:rPr>
+          <w:rFonts w:ascii="Calibri" w:cs="Calibri" w:eastAsia="Calibri" w:hAnsi="Calibri"/>
+        </w:rPr>
+        <w:t xml:space="preserve">): </w:t>
+      </w:r>
+      <w:r>
+        <w:rPr>
+          <w:rFonts w:ascii="Calibri" w:cs="Calibri" w:eastAsia="Calibri" w:hAnsi="Calibri"/>
+        </w:rPr>
+        <w:t xml:space="preserve">A concept that has a word in one language but not in the other.</w:t>
+      </w:r>
+    </w:p>
+    <w:p>
+      <w:pPr>
         <w:shd w:fill="ECE9F7" w:color="auto" w:val="clear"/>
         <w:spacing w:after="160" w:line="120"/>
       </w:pPr>
@@ -6781,7 +7714,7 @@
         <w:rPr>
           <w:rFonts w:ascii="Calibri" w:cs="Calibri" w:eastAsia="Calibri" w:hAnsi="Calibri"/>
         </w:rPr>
-        <w:t xml:space="preserve"> (Baker, 2018). Choose the word with the right feeling as well as the right meaning:</w:t>
+        <w:t xml:space="preserve">, sometimes called propositional and expressive meaning (Baker, 2018). Choose the word with the right feeling as well as the right meaning:</w:t>
       </w:r>
     </w:p>
     <w:p>
@@ -7142,6 +8075,340 @@
         </w:rPr>
         <w:t xml:space="preserve">Translate what the speaker means, in a way that sounds natural in the target language.</w:t>
       </w:r>
+    </w:p>
+    <w:p>
+      <w:pPr>
+        <w:pStyle w:val="Heading3"/>
+      </w:pPr>
+      <w:r>
+        <w:t xml:space="preserve">Problems with single words</w:t>
+      </w:r>
+    </w:p>
+    <w:p>
+      <w:pPr>
+        <w:spacing w:after="200" w:line="330"/>
+      </w:pPr>
+      <w:r>
+        <w:rPr>
+          <w:rFonts w:ascii="Calibri" w:cs="Calibri" w:eastAsia="Calibri" w:hAnsi="Calibri"/>
+        </w:rPr>
+        <w:t xml:space="preserve">Some problems appear at the level of the single word (Baker, 2018):</w:t>
+      </w:r>
+    </w:p>
+    <w:p>
+      <w:pPr>
+        <w:pStyle w:val="ListParagraph"/>
+        <w:numPr>
+          <w:ilvl w:val="0"/>
+          <w:numId w:val="2"/>
+        </w:numPr>
+        <w:spacing w:after="110" w:line="320"/>
+      </w:pPr>
+      <w:r>
+        <w:rPr>
+          <w:rFonts w:ascii="Calibri" w:cs="Calibri" w:eastAsia="Calibri" w:hAnsi="Calibri"/>
+          <w:b/>
+          <w:bCs/>
+        </w:rPr>
+        <w:t xml:space="preserve">No equivalent word</w:t>
+      </w:r>
+      <w:r>
+        <w:rPr>
+          <w:rFonts w:ascii="Calibri" w:cs="Calibri" w:eastAsia="Calibri" w:hAnsi="Calibri"/>
+        </w:rPr>
+        <w:t xml:space="preserve"> (a lexical gap): English has </w:t>
+      </w:r>
+      <w:r>
+        <w:rPr>
+          <w:rFonts w:ascii="Calibri" w:cs="Calibri" w:eastAsia="Calibri" w:hAnsi="Calibri"/>
+          <w:i/>
+          <w:iCs/>
+        </w:rPr>
+        <w:t xml:space="preserve">orphan</w:t>
+      </w:r>
+      <w:r>
+        <w:rPr>
+          <w:rFonts w:ascii="Calibri" w:cs="Calibri" w:eastAsia="Calibri" w:hAnsi="Calibri"/>
+        </w:rPr>
+        <w:t xml:space="preserve"> and </w:t>
+      </w:r>
+      <w:r>
+        <w:rPr>
+          <w:rFonts w:ascii="Calibri" w:cs="Calibri" w:eastAsia="Calibri" w:hAnsi="Calibri"/>
+          <w:i/>
+          <w:iCs/>
+        </w:rPr>
+        <w:t xml:space="preserve">widow</w:t>
+      </w:r>
+      <w:r>
+        <w:rPr>
+          <w:rFonts w:ascii="Calibri" w:cs="Calibri" w:eastAsia="Calibri" w:hAnsi="Calibri"/>
+        </w:rPr>
+        <w:t xml:space="preserve">, but no single word for </w:t>
+      </w:r>
+      <w:r>
+        <w:rPr>
+          <w:rFonts w:ascii="Arial" w:cs="Arial" w:hAnsi="Arial"/>
+          <w:sz w:val="23"/>
+          <w:szCs w:val="24"/>
+          <w:rtl/>
+        </w:rPr>
+        <w:t xml:space="preserve">ثكلى</w:t>
+      </w:r>
+      <w:r>
+        <w:rPr>
+          <w:rFonts w:ascii="Calibri" w:cs="Calibri" w:eastAsia="Calibri" w:hAnsi="Calibri"/>
+        </w:rPr>
+        <w:t xml:space="preserve">, a mother who has lost a child. Give the meaning: </w:t>
+      </w:r>
+      <w:r>
+        <w:rPr>
+          <w:rFonts w:ascii="Calibri" w:cs="Calibri" w:eastAsia="Calibri" w:hAnsi="Calibri"/>
+          <w:i/>
+          <w:iCs/>
+        </w:rPr>
+        <w:t xml:space="preserve">a bereaved mother</w:t>
+      </w:r>
+      <w:r>
+        <w:rPr>
+          <w:rFonts w:ascii="Calibri" w:cs="Calibri" w:eastAsia="Calibri" w:hAnsi="Calibri"/>
+        </w:rPr>
+        <w:t xml:space="preserve">.</w:t>
+      </w:r>
+    </w:p>
+    <w:p>
+      <w:pPr>
+        <w:pStyle w:val="ListParagraph"/>
+        <w:numPr>
+          <w:ilvl w:val="0"/>
+          <w:numId w:val="2"/>
+        </w:numPr>
+        <w:spacing w:after="110" w:line="320"/>
+      </w:pPr>
+      <w:r>
+        <w:rPr>
+          <w:rFonts w:ascii="Calibri" w:cs="Calibri" w:eastAsia="Calibri" w:hAnsi="Calibri"/>
+          <w:b/>
+          <w:bCs/>
+        </w:rPr>
+        <w:t xml:space="preserve">A false equivalent</w:t>
+      </w:r>
+      <w:r>
+        <w:rPr>
+          <w:rFonts w:ascii="Calibri" w:cs="Calibri" w:eastAsia="Calibri" w:hAnsi="Calibri"/>
+        </w:rPr>
+        <w:t xml:space="preserve">: </w:t>
+      </w:r>
+      <w:r>
+        <w:rPr>
+          <w:rFonts w:ascii="Arial" w:cs="Arial" w:hAnsi="Arial"/>
+          <w:sz w:val="23"/>
+          <w:szCs w:val="24"/>
+          <w:rtl/>
+        </w:rPr>
+        <w:t xml:space="preserve">الهنود الحمر</w:t>
+      </w:r>
+      <w:r>
+        <w:rPr>
+          <w:rFonts w:ascii="Calibri" w:cs="Calibri" w:eastAsia="Calibri" w:hAnsi="Calibri"/>
+        </w:rPr>
+        <w:t xml:space="preserve"> is neutral in Arabic, but </w:t>
+      </w:r>
+      <w:r>
+        <w:rPr>
+          <w:rFonts w:ascii="Calibri" w:cs="Calibri" w:eastAsia="Calibri" w:hAnsi="Calibri"/>
+          <w:i/>
+          <w:iCs/>
+        </w:rPr>
+        <w:t xml:space="preserve">Red Indians</w:t>
+      </w:r>
+      <w:r>
+        <w:rPr>
+          <w:rFonts w:ascii="Calibri" w:cs="Calibri" w:eastAsia="Calibri" w:hAnsi="Calibri"/>
+        </w:rPr>
+        <w:t xml:space="preserve"> is offensive in English. Use </w:t>
+      </w:r>
+      <w:r>
+        <w:rPr>
+          <w:rFonts w:ascii="Calibri" w:cs="Calibri" w:eastAsia="Calibri" w:hAnsi="Calibri"/>
+          <w:i/>
+          <w:iCs/>
+        </w:rPr>
+        <w:t xml:space="preserve">Native Americans</w:t>
+      </w:r>
+      <w:r>
+        <w:rPr>
+          <w:rFonts w:ascii="Calibri" w:cs="Calibri" w:eastAsia="Calibri" w:hAnsi="Calibri"/>
+        </w:rPr>
+        <w:t xml:space="preserve">.</w:t>
+      </w:r>
+    </w:p>
+    <w:p>
+      <w:pPr>
+        <w:pStyle w:val="ListParagraph"/>
+        <w:numPr>
+          <w:ilvl w:val="0"/>
+          <w:numId w:val="2"/>
+        </w:numPr>
+        <w:spacing w:after="110" w:line="320"/>
+      </w:pPr>
+      <w:r>
+        <w:rPr>
+          <w:rFonts w:ascii="Calibri" w:cs="Calibri" w:eastAsia="Calibri" w:hAnsi="Calibri"/>
+          <w:b/>
+          <w:bCs/>
+        </w:rPr>
+        <w:t xml:space="preserve">A rare word</w:t>
+      </w:r>
+      <w:r>
+        <w:rPr>
+          <w:rFonts w:ascii="Calibri" w:cs="Calibri" w:eastAsia="Calibri" w:hAnsi="Calibri"/>
+        </w:rPr>
+        <w:t xml:space="preserve">: </w:t>
+      </w:r>
+      <w:r>
+        <w:rPr>
+          <w:rFonts w:ascii="Arial" w:cs="Arial" w:hAnsi="Arial"/>
+          <w:sz w:val="23"/>
+          <w:szCs w:val="24"/>
+          <w:rtl/>
+        </w:rPr>
+        <w:t xml:space="preserve">شبر</w:t>
+      </w:r>
+      <w:r>
+        <w:rPr>
+          <w:rFonts w:ascii="Calibri" w:cs="Calibri" w:eastAsia="Calibri" w:hAnsi="Calibri"/>
+        </w:rPr>
+        <w:t xml:space="preserve"> has an exact English equivalent, </w:t>
+      </w:r>
+      <w:r>
+        <w:rPr>
+          <w:rFonts w:ascii="Calibri" w:cs="Calibri" w:eastAsia="Calibri" w:hAnsi="Calibri"/>
+          <w:i/>
+          <w:iCs/>
+        </w:rPr>
+        <w:t xml:space="preserve">span</w:t>
+      </w:r>
+      <w:r>
+        <w:rPr>
+          <w:rFonts w:ascii="Calibri" w:cs="Calibri" w:eastAsia="Calibri" w:hAnsi="Calibri"/>
+        </w:rPr>
+        <w:t xml:space="preserve">, but few readers know it. Use a familiar measure: </w:t>
+      </w:r>
+      <w:r>
+        <w:rPr>
+          <w:rFonts w:ascii="Calibri" w:cs="Calibri" w:eastAsia="Calibri" w:hAnsi="Calibri"/>
+          <w:i/>
+          <w:iCs/>
+        </w:rPr>
+        <w:t xml:space="preserve">about 20 centimetres</w:t>
+      </w:r>
+      <w:r>
+        <w:rPr>
+          <w:rFonts w:ascii="Calibri" w:cs="Calibri" w:eastAsia="Calibri" w:hAnsi="Calibri"/>
+        </w:rPr>
+        <w:t xml:space="preserve">.</w:t>
+      </w:r>
+    </w:p>
+    <w:p>
+      <w:pPr>
+        <w:pStyle w:val="ListParagraph"/>
+        <w:numPr>
+          <w:ilvl w:val="0"/>
+          <w:numId w:val="2"/>
+        </w:numPr>
+        <w:spacing w:after="110" w:line="320"/>
+      </w:pPr>
+      <w:r>
+        <w:rPr>
+          <w:rFonts w:ascii="Calibri" w:cs="Calibri" w:eastAsia="Calibri" w:hAnsi="Calibri"/>
+          <w:b/>
+          <w:bCs/>
+        </w:rPr>
+        <w:t xml:space="preserve">Several meanings</w:t>
+      </w:r>
+      <w:r>
+        <w:rPr>
+          <w:rFonts w:ascii="Calibri" w:cs="Calibri" w:eastAsia="Calibri" w:hAnsi="Calibri"/>
+        </w:rPr>
+        <w:t xml:space="preserve">: </w:t>
+      </w:r>
+      <w:r>
+        <w:rPr>
+          <w:rFonts w:ascii="Arial" w:cs="Arial" w:hAnsi="Arial"/>
+          <w:sz w:val="23"/>
+          <w:szCs w:val="24"/>
+          <w:rtl/>
+        </w:rPr>
+        <w:t xml:space="preserve">خط</w:t>
+      </w:r>
+      <w:r>
+        <w:rPr>
+          <w:rFonts w:ascii="Calibri" w:cs="Calibri" w:eastAsia="Calibri" w:hAnsi="Calibri"/>
+        </w:rPr>
+        <w:t xml:space="preserve"> can be </w:t>
+      </w:r>
+      <w:r>
+        <w:rPr>
+          <w:rFonts w:ascii="Calibri" w:cs="Calibri" w:eastAsia="Calibri" w:hAnsi="Calibri"/>
+          <w:i/>
+          <w:iCs/>
+        </w:rPr>
+        <w:t xml:space="preserve">a line</w:t>
+      </w:r>
+      <w:r>
+        <w:rPr>
+          <w:rFonts w:ascii="Calibri" w:cs="Calibri" w:eastAsia="Calibri" w:hAnsi="Calibri"/>
+        </w:rPr>
+        <w:t xml:space="preserve">, </w:t>
+      </w:r>
+      <w:r>
+        <w:rPr>
+          <w:rFonts w:ascii="Calibri" w:cs="Calibri" w:eastAsia="Calibri" w:hAnsi="Calibri"/>
+          <w:i/>
+          <w:iCs/>
+        </w:rPr>
+        <w:t xml:space="preserve">handwriting</w:t>
+      </w:r>
+      <w:r>
+        <w:rPr>
+          <w:rFonts w:ascii="Calibri" w:cs="Calibri" w:eastAsia="Calibri" w:hAnsi="Calibri"/>
+        </w:rPr>
+        <w:t xml:space="preserve">, </w:t>
+      </w:r>
+      <w:r>
+        <w:rPr>
+          <w:rFonts w:ascii="Calibri" w:cs="Calibri" w:eastAsia="Calibri" w:hAnsi="Calibri"/>
+          <w:i/>
+          <w:iCs/>
+        </w:rPr>
+        <w:t xml:space="preserve">a font</w:t>
+      </w:r>
+      <w:r>
+        <w:rPr>
+          <w:rFonts w:ascii="Calibri" w:cs="Calibri" w:eastAsia="Calibri" w:hAnsi="Calibri"/>
+        </w:rPr>
+        <w:t xml:space="preserve"> or </w:t>
+      </w:r>
+      <w:r>
+        <w:rPr>
+          <w:rFonts w:ascii="Calibri" w:cs="Calibri" w:eastAsia="Calibri" w:hAnsi="Calibri"/>
+          <w:i/>
+          <w:iCs/>
+        </w:rPr>
+        <w:t xml:space="preserve">a route</w:t>
+      </w:r>
+      <w:r>
+        <w:rPr>
+          <w:rFonts w:ascii="Calibri" w:cs="Calibri" w:eastAsia="Calibri" w:hAnsi="Calibri"/>
+        </w:rPr>
+        <w:t xml:space="preserve">. Let the context decide (Chapter 6).</w:t>
+      </w:r>
+    </w:p>
+    <w:p>
+      <w:pPr>
+        <w:spacing w:after="40"/>
+      </w:pPr>
     </w:p>
     <w:p>
       <w:pPr>
@@ -8693,6 +9960,175 @@
     </w:p>
     <w:p>
       <w:pPr>
+        <w:spacing w:after="200" w:line="330"/>
+      </w:pPr>
+      <w:r>
+        <w:rPr>
+          <w:rFonts w:ascii="Calibri" w:cs="Calibri" w:eastAsia="Calibri" w:hAnsi="Calibri"/>
+        </w:rPr>
+        <w:t xml:space="preserve">One English verb may need a different Arabic verb with each partner:</w:t>
+      </w:r>
+    </w:p>
+    <w:p>
+      <w:pPr>
+        <w:pStyle w:val="ListParagraph"/>
+        <w:numPr>
+          <w:ilvl w:val="0"/>
+          <w:numId w:val="2"/>
+        </w:numPr>
+        <w:spacing w:after="110" w:line="320"/>
+      </w:pPr>
+      <w:r>
+        <w:rPr>
+          <w:rFonts w:ascii="Calibri" w:cs="Calibri" w:eastAsia="Calibri" w:hAnsi="Calibri"/>
+          <w:i/>
+          <w:iCs/>
+        </w:rPr>
+        <w:t xml:space="preserve">deliver a letter</w:t>
+      </w:r>
+      <w:r>
+        <w:rPr>
+          <w:rFonts w:ascii="Calibri" w:cs="Calibri" w:eastAsia="Calibri" w:hAnsi="Calibri"/>
+        </w:rPr>
+        <w:t xml:space="preserve"> → </w:t>
+      </w:r>
+      <w:r>
+        <w:rPr>
+          <w:rFonts w:ascii="Arial" w:cs="Arial" w:hAnsi="Arial"/>
+          <w:sz w:val="23"/>
+          <w:szCs w:val="24"/>
+          <w:rtl/>
+        </w:rPr>
+        <w:t xml:space="preserve">يسلّم رسالة</w:t>
+      </w:r>
+      <w:r>
+        <w:rPr>
+          <w:rFonts w:ascii="Calibri" w:cs="Calibri" w:eastAsia="Calibri" w:hAnsi="Calibri"/>
+        </w:rPr>
+        <w:t xml:space="preserve">; </w:t>
+      </w:r>
+      <w:r>
+        <w:rPr>
+          <w:rFonts w:ascii="Calibri" w:cs="Calibri" w:eastAsia="Calibri" w:hAnsi="Calibri"/>
+          <w:i/>
+          <w:iCs/>
+        </w:rPr>
+        <w:t xml:space="preserve">deliver a speech</w:t>
+      </w:r>
+      <w:r>
+        <w:rPr>
+          <w:rFonts w:ascii="Calibri" w:cs="Calibri" w:eastAsia="Calibri" w:hAnsi="Calibri"/>
+        </w:rPr>
+        <w:t xml:space="preserve"> → </w:t>
+      </w:r>
+      <w:r>
+        <w:rPr>
+          <w:rFonts w:ascii="Arial" w:cs="Arial" w:hAnsi="Arial"/>
+          <w:sz w:val="23"/>
+          <w:szCs w:val="24"/>
+          <w:rtl/>
+        </w:rPr>
+        <w:t xml:space="preserve">يلقي خطاباً</w:t>
+      </w:r>
+    </w:p>
+    <w:p>
+      <w:pPr>
+        <w:pStyle w:val="ListParagraph"/>
+        <w:numPr>
+          <w:ilvl w:val="0"/>
+          <w:numId w:val="2"/>
+        </w:numPr>
+        <w:spacing w:after="110" w:line="320"/>
+      </w:pPr>
+      <w:r>
+        <w:rPr>
+          <w:rFonts w:ascii="Calibri" w:cs="Calibri" w:eastAsia="Calibri" w:hAnsi="Calibri"/>
+          <w:i/>
+          <w:iCs/>
+        </w:rPr>
+        <w:t xml:space="preserve">deliver the news</w:t>
+      </w:r>
+      <w:r>
+        <w:rPr>
+          <w:rFonts w:ascii="Calibri" w:cs="Calibri" w:eastAsia="Calibri" w:hAnsi="Calibri"/>
+        </w:rPr>
+        <w:t xml:space="preserve"> → </w:t>
+      </w:r>
+      <w:r>
+        <w:rPr>
+          <w:rFonts w:ascii="Arial" w:cs="Arial" w:hAnsi="Arial"/>
+          <w:sz w:val="23"/>
+          <w:szCs w:val="24"/>
+          <w:rtl/>
+        </w:rPr>
+        <w:t xml:space="preserve">ينقل الخبر</w:t>
+      </w:r>
+      <w:r>
+        <w:rPr>
+          <w:rFonts w:ascii="Calibri" w:cs="Calibri" w:eastAsia="Calibri" w:hAnsi="Calibri"/>
+        </w:rPr>
+        <w:t xml:space="preserve">; </w:t>
+      </w:r>
+      <w:r>
+        <w:rPr>
+          <w:rFonts w:ascii="Calibri" w:cs="Calibri" w:eastAsia="Calibri" w:hAnsi="Calibri"/>
+          <w:i/>
+          <w:iCs/>
+        </w:rPr>
+        <w:t xml:space="preserve">deliver a blow</w:t>
+      </w:r>
+      <w:r>
+        <w:rPr>
+          <w:rFonts w:ascii="Calibri" w:cs="Calibri" w:eastAsia="Calibri" w:hAnsi="Calibri"/>
+        </w:rPr>
+        <w:t xml:space="preserve"> → </w:t>
+      </w:r>
+      <w:r>
+        <w:rPr>
+          <w:rFonts w:ascii="Arial" w:cs="Arial" w:hAnsi="Arial"/>
+          <w:sz w:val="23"/>
+          <w:szCs w:val="24"/>
+          <w:rtl/>
+        </w:rPr>
+        <w:t xml:space="preserve">يوجّه ضربة</w:t>
+      </w:r>
+      <w:r>
+        <w:rPr>
+          <w:rFonts w:ascii="Calibri" w:cs="Calibri" w:eastAsia="Calibri" w:hAnsi="Calibri"/>
+        </w:rPr>
+        <w:t xml:space="preserve">; </w:t>
+      </w:r>
+      <w:r>
+        <w:rPr>
+          <w:rFonts w:ascii="Calibri" w:cs="Calibri" w:eastAsia="Calibri" w:hAnsi="Calibri"/>
+          <w:i/>
+          <w:iCs/>
+        </w:rPr>
+        <w:t xml:space="preserve">deliver a verdict</w:t>
+      </w:r>
+      <w:r>
+        <w:rPr>
+          <w:rFonts w:ascii="Calibri" w:cs="Calibri" w:eastAsia="Calibri" w:hAnsi="Calibri"/>
+        </w:rPr>
+        <w:t xml:space="preserve"> → </w:t>
+      </w:r>
+      <w:r>
+        <w:rPr>
+          <w:rFonts w:ascii="Arial" w:cs="Arial" w:hAnsi="Arial"/>
+          <w:sz w:val="23"/>
+          <w:szCs w:val="24"/>
+          <w:rtl/>
+        </w:rPr>
+        <w:t xml:space="preserve">يُصدر حكماً</w:t>
+      </w:r>
+    </w:p>
+    <w:p>
+      <w:pPr>
+        <w:spacing w:after="40"/>
+      </w:pPr>
+    </w:p>
+    <w:p>
+      <w:pPr>
         <w:pStyle w:val="Heading3"/>
       </w:pPr>
       <w:r>
@@ -9542,6 +10978,66 @@
     </w:p>
     <w:p>
       <w:pPr>
+        <w:pStyle w:val="ListParagraph"/>
+        <w:numPr>
+          <w:ilvl w:val="0"/>
+          <w:numId w:val="2"/>
+        </w:numPr>
+        <w:shd w:fill="ECE9F7" w:color="auto" w:val="clear"/>
+        <w:spacing w:after="40" w:line="300"/>
+      </w:pPr>
+      <w:r>
+        <w:rPr>
+          <w:rFonts w:ascii="Calibri" w:cs="Calibri" w:eastAsia="Calibri" w:hAnsi="Calibri"/>
+          <w:b/>
+          <w:bCs/>
+        </w:rPr>
+        <w:t xml:space="preserve">Fixed expression</w:t>
+      </w:r>
+      <w:r>
+        <w:rPr>
+          <w:rFonts w:ascii="Calibri" w:cs="Calibri" w:eastAsia="Calibri" w:hAnsi="Calibri"/>
+        </w:rPr>
+        <w:t xml:space="preserve"> (</w:t>
+      </w:r>
+      <w:r>
+        <w:rPr>
+          <w:rFonts w:ascii="Arial" w:cs="Arial" w:hAnsi="Arial"/>
+          <w:sz w:val="23"/>
+          <w:szCs w:val="24"/>
+          <w:rtl/>
+        </w:rPr>
+        <w:t xml:space="preserve">العبارة المسكوكة</w:t>
+      </w:r>
+      <w:r>
+        <w:rPr>
+          <w:rFonts w:ascii="Calibri" w:cs="Calibri" w:eastAsia="Calibri" w:hAnsi="Calibri"/>
+        </w:rPr>
+        <w:t xml:space="preserve">): </w:t>
+      </w:r>
+      <w:r>
+        <w:rPr>
+          <w:rFonts w:ascii="Calibri" w:cs="Calibri" w:eastAsia="Calibri" w:hAnsi="Calibri"/>
+        </w:rPr>
+        <w:t xml:space="preserve">A fixed group of words whose meaning is clear from its words, such as </w:t>
+      </w:r>
+      <w:r>
+        <w:rPr>
+          <w:rFonts w:ascii="Calibri" w:cs="Calibri" w:eastAsia="Calibri" w:hAnsi="Calibri"/>
+          <w:i/>
+          <w:iCs/>
+        </w:rPr>
+        <w:t xml:space="preserve">as a matter of fact</w:t>
+      </w:r>
+      <w:r>
+        <w:rPr>
+          <w:rFonts w:ascii="Calibri" w:cs="Calibri" w:eastAsia="Calibri" w:hAnsi="Calibri"/>
+        </w:rPr>
+        <w:t xml:space="preserve">.</w:t>
+      </w:r>
+    </w:p>
+    <w:p>
+      <w:pPr>
         <w:shd w:fill="ECE9F7" w:color="auto" w:val="clear"/>
         <w:spacing w:after="160" w:line="120"/>
       </w:pPr>
@@ -9570,15 +11066,7 @@
         <w:rPr>
           <w:rFonts w:ascii="Calibri" w:cs="Calibri" w:eastAsia="Calibri" w:hAnsi="Calibri"/>
         </w:rPr>
-        <w:t xml:space="preserve"> means “it is easy”. An idiom usually cannot be translated word by word. Use a target-language idiom with the same meaning, or translate its meaning in plain words (Baker, 2018).</w:t>
-      </w:r>
-    </w:p>
-    <w:p>
-      <w:pPr>
-        <w:pStyle w:val="Heading3"/>
-      </w:pPr>
-      <w:r>
-        <w:t xml:space="preserve">Check the context first</w:t>
+        <w:t xml:space="preserve"> means “it is easy”. The words of an idiom are frozen: you cannot change their order or replace one of them.</w:t>
       </w:r>
     </w:p>
     <w:p>
@@ -9589,7 +11077,21 @@
         <w:rPr>
           <w:rFonts w:ascii="Calibri" w:cs="Calibri" w:eastAsia="Calibri" w:hAnsi="Calibri"/>
         </w:rPr>
-        <w:t xml:space="preserve">The same words can sometimes be meant literally. </w:t>
+        <w:t xml:space="preserve">A </w:t>
+      </w:r>
+      <w:r>
+        <w:rPr>
+          <w:rFonts w:ascii="Calibri" w:cs="Calibri" w:eastAsia="Calibri" w:hAnsi="Calibri"/>
+          <w:b/>
+          <w:bCs/>
+        </w:rPr>
+        <w:t xml:space="preserve">fixed expression</w:t>
+      </w:r>
+      <w:r>
+        <w:rPr>
+          <w:rFonts w:ascii="Calibri" w:cs="Calibri" w:eastAsia="Calibri" w:hAnsi="Calibri"/>
+        </w:rPr>
+        <w:t xml:space="preserve"> is frozen too, but its meaning is clear from its words: </w:t>
       </w:r>
       <w:r>
         <w:rPr>
@@ -9597,69 +11099,36 @@
           <w:i/>
           <w:iCs/>
         </w:rPr>
-        <w:t xml:space="preserve">A piece of cake</w:t>
-      </w:r>
-      <w:r>
-        <w:rPr>
-          <w:rFonts w:ascii="Calibri" w:cs="Calibri" w:eastAsia="Calibri" w:hAnsi="Calibri"/>
-        </w:rPr>
-        <w:t xml:space="preserve"> usually means “easy” (</w:t>
-      </w:r>
-      <w:r>
-        <w:rPr>
-          <w:rFonts w:ascii="Arial" w:cs="Arial" w:hAnsi="Arial"/>
-          <w:sz w:val="23"/>
-          <w:szCs w:val="24"/>
-          <w:rtl/>
-        </w:rPr>
-        <w:t xml:space="preserve">سهل جداً</w:t>
-      </w:r>
-      <w:r>
-        <w:rPr>
-          <w:rFonts w:ascii="Calibri" w:cs="Calibri" w:eastAsia="Calibri" w:hAnsi="Calibri"/>
-        </w:rPr>
-        <w:t xml:space="preserve">), but at a birthday party it may simply mean </w:t>
-      </w:r>
-      <w:r>
-        <w:rPr>
-          <w:rFonts w:ascii="Arial" w:cs="Arial" w:hAnsi="Arial"/>
-          <w:sz w:val="23"/>
-          <w:szCs w:val="24"/>
-          <w:rtl/>
-        </w:rPr>
-        <w:t xml:space="preserve">قطعة من الكعكة</w:t>
-      </w:r>
-      <w:r>
-        <w:rPr>
-          <w:rFonts w:ascii="Calibri" w:cs="Calibri" w:eastAsia="Calibri" w:hAnsi="Calibri"/>
-        </w:rPr>
-        <w:t xml:space="preserve">.</w:t>
-      </w:r>
-    </w:p>
-    <w:p>
-      <w:pPr>
-        <w:pStyle w:val="Heading3"/>
-      </w:pPr>
-      <w:r>
-        <w:t xml:space="preserve">English idioms (EN → AR)</w:t>
-      </w:r>
-    </w:p>
-    <w:p>
-      <w:pPr>
-        <w:pStyle w:val="ListParagraph"/>
-        <w:numPr>
-          <w:ilvl w:val="0"/>
-          <w:numId w:val="2"/>
-        </w:numPr>
-        <w:spacing w:after="110" w:line="320"/>
-      </w:pPr>
+        <w:t xml:space="preserve">as a matter of fact</w:t>
+      </w:r>
+      <w:r>
+        <w:rPr>
+          <w:rFonts w:ascii="Calibri" w:cs="Calibri" w:eastAsia="Calibri" w:hAnsi="Calibri"/>
+        </w:rPr>
+        <w:t xml:space="preserve"> → </w:t>
+      </w:r>
+      <w:r>
+        <w:rPr>
+          <w:rFonts w:ascii="Arial" w:cs="Arial" w:hAnsi="Arial"/>
+          <w:sz w:val="23"/>
+          <w:szCs w:val="24"/>
+          <w:rtl/>
+        </w:rPr>
+        <w:t xml:space="preserve">في واقع الأمر</w:t>
+      </w:r>
+      <w:r>
+        <w:rPr>
+          <w:rFonts w:ascii="Calibri" w:cs="Calibri" w:eastAsia="Calibri" w:hAnsi="Calibri"/>
+        </w:rPr>
+        <w:t xml:space="preserve">; </w:t>
+      </w:r>
       <w:r>
         <w:rPr>
           <w:rFonts w:ascii="Calibri" w:cs="Calibri" w:eastAsia="Calibri" w:hAnsi="Calibri"/>
           <w:i/>
           <w:iCs/>
         </w:rPr>
-        <w:t xml:space="preserve">It’s raining cats and dogs.</w:t>
+        <w:t xml:space="preserve">ladies and gentlemen</w:t>
       </w:r>
       <w:r>
         <w:rPr>
@@ -9674,25 +11143,21 @@
           <w:szCs w:val="24"/>
           <w:rtl/>
         </w:rPr>
-        <w:t xml:space="preserve">تمطر بغزارة</w:t>
-      </w:r>
-    </w:p>
-    <w:p>
-      <w:pPr>
-        <w:pStyle w:val="ListParagraph"/>
-        <w:numPr>
-          <w:ilvl w:val="0"/>
-          <w:numId w:val="2"/>
-        </w:numPr>
-        <w:spacing w:after="110" w:line="320"/>
-      </w:pPr>
+        <w:t xml:space="preserve">سيداتي سادتي</w:t>
+      </w:r>
+      <w:r>
+        <w:rPr>
+          <w:rFonts w:ascii="Calibri" w:cs="Calibri" w:eastAsia="Calibri" w:hAnsi="Calibri"/>
+        </w:rPr>
+        <w:t xml:space="preserve">; </w:t>
+      </w:r>
       <w:r>
         <w:rPr>
           <w:rFonts w:ascii="Calibri" w:cs="Calibri" w:eastAsia="Calibri" w:hAnsi="Calibri"/>
           <w:i/>
           <w:iCs/>
         </w:rPr>
-        <w:t xml:space="preserve">to pull one’s socks up</w:t>
+        <w:t xml:space="preserve">all the best</w:t>
       </w:r>
       <w:r>
         <w:rPr>
@@ -9707,157 +11172,199 @@
           <w:szCs w:val="24"/>
           <w:rtl/>
         </w:rPr>
-        <w:t xml:space="preserve">شمّر عن ساعديه</w:t>
-      </w:r>
-    </w:p>
-    <w:p>
-      <w:pPr>
-        <w:pStyle w:val="ListParagraph"/>
-        <w:numPr>
-          <w:ilvl w:val="0"/>
-          <w:numId w:val="2"/>
-        </w:numPr>
-        <w:spacing w:after="110" w:line="320"/>
-      </w:pPr>
+        <w:t xml:space="preserve">مع أطيب التمنيات</w:t>
+      </w:r>
+      <w:r>
+        <w:rPr>
+          <w:rFonts w:ascii="Calibri" w:cs="Calibri" w:eastAsia="Calibri" w:hAnsi="Calibri"/>
+        </w:rPr>
+        <w:t xml:space="preserve">. Use the expression that the target language uses in the same situation.</w:t>
+      </w:r>
+    </w:p>
+    <w:p>
+      <w:pPr>
+        <w:pStyle w:val="Heading3"/>
+      </w:pPr>
+      <w:r>
+        <w:t xml:space="preserve">How to spot an idiom</w:t>
+      </w:r>
+    </w:p>
+    <w:p>
+      <w:pPr>
+        <w:pStyle w:val="ListParagraph"/>
+        <w:numPr>
+          <w:ilvl w:val="0"/>
+          <w:numId w:val="2"/>
+        </w:numPr>
+        <w:spacing w:after="110" w:line="320"/>
+      </w:pPr>
+      <w:r>
+        <w:rPr>
+          <w:rFonts w:ascii="Calibri" w:cs="Calibri" w:eastAsia="Calibri" w:hAnsi="Calibri"/>
+        </w:rPr>
+        <w:t xml:space="preserve">It makes no literal sense: </w:t>
+      </w:r>
       <w:r>
         <w:rPr>
           <w:rFonts w:ascii="Calibri" w:cs="Calibri" w:eastAsia="Calibri" w:hAnsi="Calibri"/>
           <w:i/>
           <w:iCs/>
         </w:rPr>
-        <w:t xml:space="preserve">over the moon</w:t>
-      </w:r>
-      <w:r>
-        <w:rPr>
-          <w:rFonts w:ascii="Calibri" w:cs="Calibri" w:eastAsia="Calibri" w:hAnsi="Calibri"/>
-        </w:rPr>
-        <w:t xml:space="preserve"> → </w:t>
-      </w:r>
-      <w:r>
-        <w:rPr>
-          <w:rFonts w:ascii="Arial" w:cs="Arial" w:hAnsi="Arial"/>
-          <w:sz w:val="23"/>
-          <w:szCs w:val="24"/>
-          <w:rtl/>
-        </w:rPr>
-        <w:t xml:space="preserve">في قمّة السعادة</w:t>
-      </w:r>
-    </w:p>
-    <w:p>
-      <w:pPr>
-        <w:pStyle w:val="ListParagraph"/>
-        <w:numPr>
-          <w:ilvl w:val="0"/>
-          <w:numId w:val="2"/>
-        </w:numPr>
-        <w:spacing w:after="110" w:line="320"/>
-      </w:pPr>
+        <w:t xml:space="preserve">It’s raining cats and dogs.</w:t>
+      </w:r>
+    </w:p>
+    <w:p>
+      <w:pPr>
+        <w:pStyle w:val="ListParagraph"/>
+        <w:numPr>
+          <w:ilvl w:val="0"/>
+          <w:numId w:val="2"/>
+        </w:numPr>
+        <w:spacing w:after="110" w:line="320"/>
+      </w:pPr>
+      <w:r>
+        <w:rPr>
+          <w:rFonts w:ascii="Calibri" w:cs="Calibri" w:eastAsia="Calibri" w:hAnsi="Calibri"/>
+        </w:rPr>
+        <w:t xml:space="preserve">It breaks the rules of grammar: </w:t>
+      </w:r>
       <w:r>
         <w:rPr>
           <w:rFonts w:ascii="Calibri" w:cs="Calibri" w:eastAsia="Calibri" w:hAnsi="Calibri"/>
           <w:i/>
           <w:iCs/>
         </w:rPr>
-        <w:t xml:space="preserve">to spill the beans</w:t>
-      </w:r>
-      <w:r>
-        <w:rPr>
-          <w:rFonts w:ascii="Calibri" w:cs="Calibri" w:eastAsia="Calibri" w:hAnsi="Calibri"/>
-        </w:rPr>
-        <w:t xml:space="preserve"> → </w:t>
-      </w:r>
-      <w:r>
-        <w:rPr>
-          <w:rFonts w:ascii="Arial" w:cs="Arial" w:hAnsi="Arial"/>
-          <w:sz w:val="23"/>
-          <w:szCs w:val="24"/>
-          <w:rtl/>
-        </w:rPr>
-        <w:t xml:space="preserve">أفشى السرّ</w:t>
-      </w:r>
-    </w:p>
-    <w:p>
-      <w:pPr>
-        <w:pStyle w:val="ListParagraph"/>
-        <w:numPr>
-          <w:ilvl w:val="0"/>
-          <w:numId w:val="2"/>
-        </w:numPr>
-        <w:spacing w:after="110" w:line="320"/>
-      </w:pPr>
+        <w:t xml:space="preserve">by and large</w:t>
+      </w:r>
+      <w:r>
+        <w:rPr>
+          <w:rFonts w:ascii="Calibri" w:cs="Calibri" w:eastAsia="Calibri" w:hAnsi="Calibri"/>
+        </w:rPr>
+        <w:t xml:space="preserve"> (“in general”).</w:t>
+      </w:r>
+    </w:p>
+    <w:p>
+      <w:pPr>
+        <w:pStyle w:val="ListParagraph"/>
+        <w:numPr>
+          <w:ilvl w:val="0"/>
+          <w:numId w:val="2"/>
+        </w:numPr>
+        <w:spacing w:after="110" w:line="320"/>
+      </w:pPr>
+      <w:r>
+        <w:rPr>
+          <w:rFonts w:ascii="Calibri" w:cs="Calibri" w:eastAsia="Calibri" w:hAnsi="Calibri"/>
+        </w:rPr>
+        <w:t xml:space="preserve">It is a comparison with </w:t>
+      </w:r>
       <w:r>
         <w:rPr>
           <w:rFonts w:ascii="Calibri" w:cs="Calibri" w:eastAsia="Calibri" w:hAnsi="Calibri"/>
           <w:i/>
           <w:iCs/>
         </w:rPr>
-        <w:t xml:space="preserve">I’m all ears.</w:t>
-      </w:r>
-      <w:r>
-        <w:rPr>
-          <w:rFonts w:ascii="Calibri" w:cs="Calibri" w:eastAsia="Calibri" w:hAnsi="Calibri"/>
-        </w:rPr>
-        <w:t xml:space="preserve"> → </w:t>
-      </w:r>
-      <w:r>
-        <w:rPr>
-          <w:rFonts w:ascii="Arial" w:cs="Arial" w:hAnsi="Arial"/>
-          <w:sz w:val="23"/>
-          <w:szCs w:val="24"/>
-          <w:rtl/>
-        </w:rPr>
-        <w:t xml:space="preserve">كلّي آذانٌ صاغية</w:t>
-      </w:r>
-    </w:p>
-    <w:p>
-      <w:pPr>
-        <w:pStyle w:val="ListParagraph"/>
-        <w:numPr>
-          <w:ilvl w:val="0"/>
-          <w:numId w:val="2"/>
-        </w:numPr>
-        <w:spacing w:after="110" w:line="320"/>
-      </w:pPr>
+        <w:t xml:space="preserve">like</w:t>
+      </w:r>
+      <w:r>
+        <w:rPr>
+          <w:rFonts w:ascii="Calibri" w:cs="Calibri" w:eastAsia="Calibri" w:hAnsi="Calibri"/>
+        </w:rPr>
+        <w:t xml:space="preserve">: </w:t>
+      </w:r>
       <w:r>
         <w:rPr>
           <w:rFonts w:ascii="Calibri" w:cs="Calibri" w:eastAsia="Calibri" w:hAnsi="Calibri"/>
           <w:i/>
           <w:iCs/>
         </w:rPr>
-        <w:t xml:space="preserve">Break a leg!</w:t>
-      </w:r>
-      <w:r>
-        <w:rPr>
-          <w:rFonts w:ascii="Calibri" w:cs="Calibri" w:eastAsia="Calibri" w:hAnsi="Calibri"/>
-        </w:rPr>
-        <w:t xml:space="preserve"> → </w:t>
-      </w:r>
-      <w:r>
-        <w:rPr>
-          <w:rFonts w:ascii="Arial" w:cs="Arial" w:hAnsi="Arial"/>
-          <w:sz w:val="23"/>
-          <w:szCs w:val="24"/>
-          <w:rtl/>
-        </w:rPr>
-        <w:t xml:space="preserve">بالتوفيق!</w:t>
-      </w:r>
-    </w:p>
-    <w:p>
-      <w:pPr>
-        <w:pStyle w:val="ListParagraph"/>
-        <w:numPr>
-          <w:ilvl w:val="0"/>
-          <w:numId w:val="2"/>
-        </w:numPr>
-        <w:spacing w:after="110" w:line="320"/>
-      </w:pPr>
+        <w:t xml:space="preserve">like two peas in a pod</w:t>
+      </w:r>
+      <w:r>
+        <w:rPr>
+          <w:rFonts w:ascii="Calibri" w:cs="Calibri" w:eastAsia="Calibri" w:hAnsi="Calibri"/>
+        </w:rPr>
+        <w:t xml:space="preserve"> (“very similar”).</w:t>
+      </w:r>
+    </w:p>
+    <w:p>
+      <w:pPr>
+        <w:pStyle w:val="ListParagraph"/>
+        <w:numPr>
+          <w:ilvl w:val="0"/>
+          <w:numId w:val="2"/>
+        </w:numPr>
+        <w:spacing w:after="110" w:line="320"/>
+      </w:pPr>
+      <w:r>
+        <w:rPr>
+          <w:rFonts w:ascii="Calibri" w:cs="Calibri" w:eastAsia="Calibri" w:hAnsi="Calibri"/>
+        </w:rPr>
+        <w:t xml:space="preserve">If an expression makes little sense in its context, it is probably an idiom.</w:t>
+      </w:r>
+    </w:p>
+    <w:p>
+      <w:pPr>
+        <w:spacing w:after="40"/>
+      </w:pPr>
+    </w:p>
+    <w:p>
+      <w:pPr>
+        <w:pStyle w:val="Heading3"/>
+      </w:pPr>
+      <w:r>
+        <w:t xml:space="preserve">Five ways to translate an idiom</w:t>
+      </w:r>
+    </w:p>
+    <w:p>
+      <w:pPr>
+        <w:spacing w:after="200" w:line="330"/>
+      </w:pPr>
+      <w:r>
+        <w:rPr>
+          <w:rFonts w:ascii="Calibri" w:cs="Calibri" w:eastAsia="Calibri" w:hAnsi="Calibri"/>
+        </w:rPr>
+        <w:t xml:space="preserve">Try them in this order (Baker, 2018):</w:t>
+      </w:r>
+    </w:p>
+    <w:p>
+      <w:pPr>
+        <w:pStyle w:val="ListParagraph"/>
+        <w:numPr>
+          <w:ilvl w:val="0"/>
+          <w:numId w:val="22"/>
+        </w:numPr>
+        <w:spacing w:after="110" w:line="320"/>
+      </w:pPr>
+      <w:r>
+        <w:rPr>
+          <w:rFonts w:ascii="Calibri" w:cs="Calibri" w:eastAsia="Calibri" w:hAnsi="Calibri"/>
+        </w:rPr>
+        <w:t xml:space="preserve">An idiom with the same meaning and the same form, if one exists.</w:t>
+      </w:r>
+    </w:p>
+    <w:p>
+      <w:pPr>
+        <w:pStyle w:val="ListParagraph"/>
+        <w:numPr>
+          <w:ilvl w:val="0"/>
+          <w:numId w:val="22"/>
+        </w:numPr>
+        <w:spacing w:after="110" w:line="320"/>
+      </w:pPr>
+      <w:r>
+        <w:rPr>
+          <w:rFonts w:ascii="Calibri" w:cs="Calibri" w:eastAsia="Calibri" w:hAnsi="Calibri"/>
+        </w:rPr>
+        <w:t xml:space="preserve">An idiom with the same meaning but a different form: </w:t>
+      </w:r>
       <w:r>
         <w:rPr>
           <w:rFonts w:ascii="Calibri" w:cs="Calibri" w:eastAsia="Calibri" w:hAnsi="Calibri"/>
           <w:i/>
           <w:iCs/>
         </w:rPr>
-        <w:t xml:space="preserve">Mark my words.</w:t>
+        <w:t xml:space="preserve">It’s raining cats and dogs</w:t>
       </w:r>
       <w:r>
         <w:rPr>
@@ -9872,40 +11379,137 @@
           <w:szCs w:val="24"/>
           <w:rtl/>
         </w:rPr>
-        <w:t xml:space="preserve">تذكّر كلامي</w:t>
-      </w:r>
-    </w:p>
-    <w:p>
-      <w:pPr>
-        <w:pStyle w:val="ListParagraph"/>
-        <w:numPr>
-          <w:ilvl w:val="0"/>
-          <w:numId w:val="2"/>
-        </w:numPr>
-        <w:spacing w:after="110" w:line="320"/>
-      </w:pPr>
+        <w:t xml:space="preserve">تمطر كأفواه القِرَب</w:t>
+      </w:r>
+      <w:r>
+        <w:rPr>
+          <w:rFonts w:ascii="Calibri" w:cs="Calibri" w:eastAsia="Calibri" w:hAnsi="Calibri"/>
+        </w:rPr>
+        <w:t xml:space="preserve">.</w:t>
+      </w:r>
+    </w:p>
+    <w:p>
+      <w:pPr>
+        <w:pStyle w:val="ListParagraph"/>
+        <w:numPr>
+          <w:ilvl w:val="0"/>
+          <w:numId w:val="22"/>
+        </w:numPr>
+        <w:spacing w:after="110" w:line="320"/>
+      </w:pPr>
+      <w:r>
+        <w:rPr>
+          <w:rFonts w:ascii="Calibri" w:cs="Calibri" w:eastAsia="Calibri" w:hAnsi="Calibri"/>
+        </w:rPr>
+        <w:t xml:space="preserve">Borrowing the idiom, when readers will understand it.</w:t>
+      </w:r>
+    </w:p>
+    <w:p>
+      <w:pPr>
+        <w:pStyle w:val="ListParagraph"/>
+        <w:numPr>
+          <w:ilvl w:val="0"/>
+          <w:numId w:val="22"/>
+        </w:numPr>
+        <w:spacing w:after="110" w:line="320"/>
+      </w:pPr>
+      <w:r>
+        <w:rPr>
+          <w:rFonts w:ascii="Calibri" w:cs="Calibri" w:eastAsia="Calibri" w:hAnsi="Calibri"/>
+        </w:rPr>
+        <w:t xml:space="preserve">A paraphrase: the meaning in plain words.</w:t>
+      </w:r>
+    </w:p>
+    <w:p>
+      <w:pPr>
+        <w:pStyle w:val="ListParagraph"/>
+        <w:numPr>
+          <w:ilvl w:val="0"/>
+          <w:numId w:val="22"/>
+        </w:numPr>
+        <w:spacing w:after="110" w:line="320"/>
+      </w:pPr>
+      <w:r>
+        <w:rPr>
+          <w:rFonts w:ascii="Calibri" w:cs="Calibri" w:eastAsia="Calibri" w:hAnsi="Calibri"/>
+        </w:rPr>
+        <w:t xml:space="preserve">Omission, only when the idiom adds nothing and cannot be translated.</w:t>
+      </w:r>
+    </w:p>
+    <w:p>
+      <w:pPr>
+        <w:spacing w:after="40"/>
+      </w:pPr>
+    </w:p>
+    <w:p>
+      <w:pPr>
+        <w:pStyle w:val="Heading3"/>
+      </w:pPr>
+      <w:r>
+        <w:t xml:space="preserve">Check the context first</w:t>
+      </w:r>
+    </w:p>
+    <w:p>
+      <w:pPr>
+        <w:spacing w:after="200" w:line="330"/>
+      </w:pPr>
+      <w:r>
+        <w:rPr>
+          <w:rFonts w:ascii="Calibri" w:cs="Calibri" w:eastAsia="Calibri" w:hAnsi="Calibri"/>
+        </w:rPr>
+        <w:t xml:space="preserve">The same words can sometimes be meant literally. </w:t>
+      </w:r>
       <w:r>
         <w:rPr>
           <w:rFonts w:ascii="Calibri" w:cs="Calibri" w:eastAsia="Calibri" w:hAnsi="Calibri"/>
           <w:i/>
           <w:iCs/>
         </w:rPr>
-        <w:t xml:space="preserve">to hit the sack</w:t>
-      </w:r>
-      <w:r>
-        <w:rPr>
-          <w:rFonts w:ascii="Calibri" w:cs="Calibri" w:eastAsia="Calibri" w:hAnsi="Calibri"/>
-        </w:rPr>
-        <w:t xml:space="preserve"> → </w:t>
-      </w:r>
-      <w:r>
-        <w:rPr>
-          <w:rFonts w:ascii="Arial" w:cs="Arial" w:hAnsi="Arial"/>
-          <w:sz w:val="23"/>
-          <w:szCs w:val="24"/>
-          <w:rtl/>
-        </w:rPr>
-        <w:t xml:space="preserve">أوى إلى فراشه</w:t>
+        <w:t xml:space="preserve">A piece of cake</w:t>
+      </w:r>
+      <w:r>
+        <w:rPr>
+          <w:rFonts w:ascii="Calibri" w:cs="Calibri" w:eastAsia="Calibri" w:hAnsi="Calibri"/>
+        </w:rPr>
+        <w:t xml:space="preserve"> usually means “easy” (</w:t>
+      </w:r>
+      <w:r>
+        <w:rPr>
+          <w:rFonts w:ascii="Arial" w:cs="Arial" w:hAnsi="Arial"/>
+          <w:sz w:val="23"/>
+          <w:szCs w:val="24"/>
+          <w:rtl/>
+        </w:rPr>
+        <w:t xml:space="preserve">سهل جداً</w:t>
+      </w:r>
+      <w:r>
+        <w:rPr>
+          <w:rFonts w:ascii="Calibri" w:cs="Calibri" w:eastAsia="Calibri" w:hAnsi="Calibri"/>
+        </w:rPr>
+        <w:t xml:space="preserve">), but at a birthday party it may simply mean </w:t>
+      </w:r>
+      <w:r>
+        <w:rPr>
+          <w:rFonts w:ascii="Arial" w:cs="Arial" w:hAnsi="Arial"/>
+          <w:sz w:val="23"/>
+          <w:szCs w:val="24"/>
+          <w:rtl/>
+        </w:rPr>
+        <w:t xml:space="preserve">قطعة من الكعكة</w:t>
+      </w:r>
+      <w:r>
+        <w:rPr>
+          <w:rFonts w:ascii="Calibri" w:cs="Calibri" w:eastAsia="Calibri" w:hAnsi="Calibri"/>
+        </w:rPr>
+        <w:t xml:space="preserve">.</w:t>
+      </w:r>
+    </w:p>
+    <w:p>
+      <w:pPr>
+        <w:pStyle w:val="Heading3"/>
+      </w:pPr>
+      <w:r>
+        <w:t xml:space="preserve">English idioms (EN → AR)</w:t>
       </w:r>
     </w:p>
     <w:p>
@@ -9923,7 +11527,7 @@
           <w:i/>
           <w:iCs/>
         </w:rPr>
-        <w:t xml:space="preserve">Don’t put words in my mouth.</w:t>
+        <w:t xml:space="preserve">It’s raining cats and dogs.</w:t>
       </w:r>
       <w:r>
         <w:rPr>
@@ -9938,83 +11542,25 @@
           <w:szCs w:val="24"/>
           <w:rtl/>
         </w:rPr>
-        <w:t xml:space="preserve">لا تتقوّل عليّ</w:t>
-      </w:r>
-    </w:p>
-    <w:p>
-      <w:pPr>
-        <w:spacing w:after="40"/>
-      </w:pPr>
-    </w:p>
-    <w:p>
-      <w:pPr>
-        <w:pStyle w:val="Heading3"/>
-      </w:pPr>
-      <w:r>
-        <w:t xml:space="preserve">Proverbs</w:t>
-      </w:r>
-    </w:p>
-    <w:p>
-      <w:pPr>
-        <w:spacing w:after="200" w:line="330"/>
-      </w:pPr>
-      <w:r>
-        <w:rPr>
-          <w:rFonts w:ascii="Calibri" w:cs="Calibri" w:eastAsia="Calibri" w:hAnsi="Calibri"/>
-        </w:rPr>
-        <w:t xml:space="preserve">Look for a proverb with the same meaning in the other language. If there is none, give the meaning in plain words:</w:t>
-      </w:r>
-    </w:p>
-    <w:p>
-      <w:pPr>
-        <w:pStyle w:val="ListParagraph"/>
-        <w:numPr>
-          <w:ilvl w:val="0"/>
-          <w:numId w:val="2"/>
-        </w:numPr>
-        <w:spacing w:after="110" w:line="320"/>
-      </w:pPr>
-      <w:r>
-        <w:rPr>
-          <w:rFonts w:ascii="Arial" w:cs="Arial" w:hAnsi="Arial"/>
-          <w:sz w:val="23"/>
-          <w:szCs w:val="24"/>
-          <w:rtl/>
-        </w:rPr>
-        <w:t xml:space="preserve">كالمستجير من الرمضاء بالنار</w:t>
-      </w:r>
-      <w:r>
-        <w:rPr>
-          <w:rFonts w:ascii="Calibri" w:cs="Calibri" w:eastAsia="Calibri" w:hAnsi="Calibri"/>
-        </w:rPr>
-        <w:t xml:space="preserve"> → </w:t>
-      </w:r>
+        <w:t xml:space="preserve">تمطر بغزارة</w:t>
+      </w:r>
+    </w:p>
+    <w:p>
+      <w:pPr>
+        <w:pStyle w:val="ListParagraph"/>
+        <w:numPr>
+          <w:ilvl w:val="0"/>
+          <w:numId w:val="2"/>
+        </w:numPr>
+        <w:spacing w:after="110" w:line="320"/>
+      </w:pPr>
       <w:r>
         <w:rPr>
           <w:rFonts w:ascii="Calibri" w:cs="Calibri" w:eastAsia="Calibri" w:hAnsi="Calibri"/>
           <w:i/>
           <w:iCs/>
         </w:rPr>
-        <w:t xml:space="preserve">out of the frying pan into the fire</w:t>
-      </w:r>
-    </w:p>
-    <w:p>
-      <w:pPr>
-        <w:pStyle w:val="ListParagraph"/>
-        <w:numPr>
-          <w:ilvl w:val="0"/>
-          <w:numId w:val="2"/>
-        </w:numPr>
-        <w:spacing w:after="110" w:line="320"/>
-      </w:pPr>
-      <w:r>
-        <w:rPr>
-          <w:rFonts w:ascii="Arial" w:cs="Arial" w:hAnsi="Arial"/>
-          <w:sz w:val="23"/>
-          <w:szCs w:val="24"/>
-          <w:rtl/>
-        </w:rPr>
-        <w:t xml:space="preserve">رجع بخُفَّي حُنين</w:t>
+        <w:t xml:space="preserve">to pull one’s socks up</w:t>
       </w:r>
       <w:r>
         <w:rPr>
@@ -10022,32 +11568,32 @@
         </w:rPr>
         <w:t xml:space="preserve"> → </w:t>
       </w:r>
+      <w:r>
+        <w:rPr>
+          <w:rFonts w:ascii="Arial" w:cs="Arial" w:hAnsi="Arial"/>
+          <w:sz w:val="23"/>
+          <w:szCs w:val="24"/>
+          <w:rtl/>
+        </w:rPr>
+        <w:t xml:space="preserve">شمّر عن ساعديه</w:t>
+      </w:r>
+    </w:p>
+    <w:p>
+      <w:pPr>
+        <w:pStyle w:val="ListParagraph"/>
+        <w:numPr>
+          <w:ilvl w:val="0"/>
+          <w:numId w:val="2"/>
+        </w:numPr>
+        <w:spacing w:after="110" w:line="320"/>
+      </w:pPr>
       <w:r>
         <w:rPr>
           <w:rFonts w:ascii="Calibri" w:cs="Calibri" w:eastAsia="Calibri" w:hAnsi="Calibri"/>
           <w:i/>
           <w:iCs/>
         </w:rPr>
-        <w:t xml:space="preserve">he came back empty-handed</w:t>
-      </w:r>
-    </w:p>
-    <w:p>
-      <w:pPr>
-        <w:pStyle w:val="ListParagraph"/>
-        <w:numPr>
-          <w:ilvl w:val="0"/>
-          <w:numId w:val="2"/>
-        </w:numPr>
-        <w:spacing w:after="110" w:line="320"/>
-      </w:pPr>
-      <w:r>
-        <w:rPr>
-          <w:rFonts w:ascii="Arial" w:cs="Arial" w:hAnsi="Arial"/>
-          <w:sz w:val="23"/>
-          <w:szCs w:val="24"/>
-          <w:rtl/>
-        </w:rPr>
-        <w:t xml:space="preserve">عصفورٌ في اليد خيرٌ من عشرةٍ على الشجرة</w:t>
+        <w:t xml:space="preserve">over the moon</w:t>
       </w:r>
       <w:r>
         <w:rPr>
@@ -10055,13 +11601,47 @@
         </w:rPr>
         <w:t xml:space="preserve"> → </w:t>
       </w:r>
+      <w:r>
+        <w:rPr>
+          <w:rFonts w:ascii="Arial" w:cs="Arial" w:hAnsi="Arial"/>
+          <w:sz w:val="23"/>
+          <w:szCs w:val="24"/>
+          <w:rtl/>
+        </w:rPr>
+        <w:t xml:space="preserve">في قمّة السعادة</w:t>
+      </w:r>
+    </w:p>
+    <w:p>
+      <w:pPr>
+        <w:pStyle w:val="ListParagraph"/>
+        <w:numPr>
+          <w:ilvl w:val="0"/>
+          <w:numId w:val="2"/>
+        </w:numPr>
+        <w:spacing w:after="110" w:line="320"/>
+      </w:pPr>
       <w:r>
         <w:rPr>
           <w:rFonts w:ascii="Calibri" w:cs="Calibri" w:eastAsia="Calibri" w:hAnsi="Calibri"/>
           <w:i/>
           <w:iCs/>
         </w:rPr>
-        <w:t xml:space="preserve">a bird in the hand is worth two in the bush</w:t>
+        <w:t xml:space="preserve">to spill the beans</w:t>
+      </w:r>
+      <w:r>
+        <w:rPr>
+          <w:rFonts w:ascii="Calibri" w:cs="Calibri" w:eastAsia="Calibri" w:hAnsi="Calibri"/>
+        </w:rPr>
+        <w:t xml:space="preserve"> → </w:t>
+      </w:r>
+      <w:r>
+        <w:rPr>
+          <w:rFonts w:ascii="Arial" w:cs="Arial" w:hAnsi="Arial"/>
+          <w:sz w:val="23"/>
+          <w:szCs w:val="24"/>
+          <w:rtl/>
+        </w:rPr>
+        <w:t xml:space="preserve">أفشى السرّ</w:t>
       </w:r>
     </w:p>
     <w:p>
@@ -10079,7 +11659,7 @@
           <w:i/>
           <w:iCs/>
         </w:rPr>
-        <w:t xml:space="preserve">Boys will be boys.</w:t>
+        <w:t xml:space="preserve">I’m all ears.</w:t>
       </w:r>
       <w:r>
         <w:rPr>
@@ -10094,7 +11674,7 @@
           <w:szCs w:val="24"/>
           <w:rtl/>
         </w:rPr>
-        <w:t xml:space="preserve">الولد ولد ولو صار قاضي بلد</w:t>
+        <w:t xml:space="preserve">كلّي آذانٌ صاغية</w:t>
       </w:r>
     </w:p>
     <w:p>
@@ -10112,7 +11692,7 @@
           <w:i/>
           <w:iCs/>
         </w:rPr>
-        <w:t xml:space="preserve">Business is business.</w:t>
+        <w:t xml:space="preserve">Break a leg!</w:t>
       </w:r>
       <w:r>
         <w:rPr>
@@ -10127,73 +11707,361 @@
           <w:szCs w:val="24"/>
           <w:rtl/>
         </w:rPr>
-        <w:t xml:space="preserve">تعاشروا كالإخوة وتعاملوا كالأجانب</w:t>
-      </w:r>
-    </w:p>
-    <w:p>
-      <w:pPr>
-        <w:spacing w:after="40"/>
-      </w:pPr>
-    </w:p>
-    <w:p>
-      <w:pPr>
-        <w:pStyle w:val="Heading3"/>
-      </w:pPr>
-      <w:r>
-        <w:t xml:space="preserve">Try it</w:t>
-      </w:r>
-    </w:p>
-    <w:p>
-      <w:pPr>
-        <w:pStyle w:val="ListParagraph"/>
-        <w:numPr>
-          <w:ilvl w:val="0"/>
-          <w:numId w:val="22"/>
-        </w:numPr>
-        <w:spacing w:after="110" w:line="320"/>
-      </w:pPr>
-      <w:r>
-        <w:rPr>
-          <w:rFonts w:ascii="Calibri" w:cs="Calibri" w:eastAsia="Calibri" w:hAnsi="Calibri"/>
-        </w:rPr>
-        <w:t xml:space="preserve">Translate: </w:t>
-      </w:r>
+        <w:t xml:space="preserve">بالتوفيق!</w:t>
+      </w:r>
+    </w:p>
+    <w:p>
+      <w:pPr>
+        <w:pStyle w:val="ListParagraph"/>
+        <w:numPr>
+          <w:ilvl w:val="0"/>
+          <w:numId w:val="2"/>
+        </w:numPr>
+        <w:spacing w:after="110" w:line="320"/>
+      </w:pPr>
       <w:r>
         <w:rPr>
           <w:rFonts w:ascii="Calibri" w:cs="Calibri" w:eastAsia="Calibri" w:hAnsi="Calibri"/>
           <w:i/>
           <w:iCs/>
         </w:rPr>
-        <w:t xml:space="preserve">It’s a piece of cake.</w:t>
-      </w:r>
-      <w:r>
-        <w:rPr>
-          <w:rFonts w:ascii="Calibri" w:cs="Calibri" w:eastAsia="Calibri" w:hAnsi="Calibri"/>
-        </w:rPr>
-        <w:t xml:space="preserve"> (about an exam)</w:t>
-      </w:r>
-    </w:p>
-    <w:p>
-      <w:pPr>
-        <w:pStyle w:val="ListParagraph"/>
-        <w:numPr>
-          <w:ilvl w:val="0"/>
-          <w:numId w:val="22"/>
-        </w:numPr>
-        <w:spacing w:after="110" w:line="320"/>
-      </w:pPr>
-      <w:r>
-        <w:rPr>
-          <w:rFonts w:ascii="Calibri" w:cs="Calibri" w:eastAsia="Calibri" w:hAnsi="Calibri"/>
-        </w:rPr>
-        <w:t xml:space="preserve">Translate: </w:t>
-      </w:r>
+        <w:t xml:space="preserve">Mark my words.</w:t>
+      </w:r>
+      <w:r>
+        <w:rPr>
+          <w:rFonts w:ascii="Calibri" w:cs="Calibri" w:eastAsia="Calibri" w:hAnsi="Calibri"/>
+        </w:rPr>
+        <w:t xml:space="preserve"> → </w:t>
+      </w:r>
+      <w:r>
+        <w:rPr>
+          <w:rFonts w:ascii="Arial" w:cs="Arial" w:hAnsi="Arial"/>
+          <w:sz w:val="23"/>
+          <w:szCs w:val="24"/>
+          <w:rtl/>
+        </w:rPr>
+        <w:t xml:space="preserve">تذكّر كلامي</w:t>
+      </w:r>
+    </w:p>
+    <w:p>
+      <w:pPr>
+        <w:pStyle w:val="ListParagraph"/>
+        <w:numPr>
+          <w:ilvl w:val="0"/>
+          <w:numId w:val="2"/>
+        </w:numPr>
+        <w:spacing w:after="110" w:line="320"/>
+      </w:pPr>
       <w:r>
         <w:rPr>
           <w:rFonts w:ascii="Calibri" w:cs="Calibri" w:eastAsia="Calibri" w:hAnsi="Calibri"/>
           <w:i/>
           <w:iCs/>
         </w:rPr>
+        <w:t xml:space="preserve">to hit the sack</w:t>
+      </w:r>
+      <w:r>
+        <w:rPr>
+          <w:rFonts w:ascii="Calibri" w:cs="Calibri" w:eastAsia="Calibri" w:hAnsi="Calibri"/>
+        </w:rPr>
+        <w:t xml:space="preserve"> → </w:t>
+      </w:r>
+      <w:r>
+        <w:rPr>
+          <w:rFonts w:ascii="Arial" w:cs="Arial" w:hAnsi="Arial"/>
+          <w:sz w:val="23"/>
+          <w:szCs w:val="24"/>
+          <w:rtl/>
+        </w:rPr>
+        <w:t xml:space="preserve">أوى إلى فراشه</w:t>
+      </w:r>
+    </w:p>
+    <w:p>
+      <w:pPr>
+        <w:pStyle w:val="ListParagraph"/>
+        <w:numPr>
+          <w:ilvl w:val="0"/>
+          <w:numId w:val="2"/>
+        </w:numPr>
+        <w:spacing w:after="110" w:line="320"/>
+      </w:pPr>
+      <w:r>
+        <w:rPr>
+          <w:rFonts w:ascii="Calibri" w:cs="Calibri" w:eastAsia="Calibri" w:hAnsi="Calibri"/>
+          <w:i/>
+          <w:iCs/>
+        </w:rPr>
+        <w:t xml:space="preserve">Don’t put words in my mouth.</w:t>
+      </w:r>
+      <w:r>
+        <w:rPr>
+          <w:rFonts w:ascii="Calibri" w:cs="Calibri" w:eastAsia="Calibri" w:hAnsi="Calibri"/>
+        </w:rPr>
+        <w:t xml:space="preserve"> → </w:t>
+      </w:r>
+      <w:r>
+        <w:rPr>
+          <w:rFonts w:ascii="Arial" w:cs="Arial" w:hAnsi="Arial"/>
+          <w:sz w:val="23"/>
+          <w:szCs w:val="24"/>
+          <w:rtl/>
+        </w:rPr>
+        <w:t xml:space="preserve">لا تتقوّل عليّ</w:t>
+      </w:r>
+    </w:p>
+    <w:p>
+      <w:pPr>
+        <w:spacing w:after="40"/>
+      </w:pPr>
+    </w:p>
+    <w:p>
+      <w:pPr>
+        <w:pStyle w:val="Heading3"/>
+      </w:pPr>
+      <w:r>
+        <w:t xml:space="preserve">Proverbs</w:t>
+      </w:r>
+    </w:p>
+    <w:p>
+      <w:pPr>
+        <w:spacing w:after="200" w:line="330"/>
+      </w:pPr>
+      <w:r>
+        <w:rPr>
+          <w:rFonts w:ascii="Calibri" w:cs="Calibri" w:eastAsia="Calibri" w:hAnsi="Calibri"/>
+        </w:rPr>
+        <w:t xml:space="preserve">Look for a proverb with the same meaning in the other language. If there is none, give the meaning in plain words:</w:t>
+      </w:r>
+    </w:p>
+    <w:p>
+      <w:pPr>
+        <w:pStyle w:val="ListParagraph"/>
+        <w:numPr>
+          <w:ilvl w:val="0"/>
+          <w:numId w:val="2"/>
+        </w:numPr>
+        <w:spacing w:after="110" w:line="320"/>
+      </w:pPr>
+      <w:r>
+        <w:rPr>
+          <w:rFonts w:ascii="Arial" w:cs="Arial" w:hAnsi="Arial"/>
+          <w:sz w:val="23"/>
+          <w:szCs w:val="24"/>
+          <w:rtl/>
+        </w:rPr>
+        <w:t xml:space="preserve">كالمستجير من الرمضاء بالنار</w:t>
+      </w:r>
+      <w:r>
+        <w:rPr>
+          <w:rFonts w:ascii="Calibri" w:cs="Calibri" w:eastAsia="Calibri" w:hAnsi="Calibri"/>
+        </w:rPr>
+        <w:t xml:space="preserve"> → </w:t>
+      </w:r>
+      <w:r>
+        <w:rPr>
+          <w:rFonts w:ascii="Calibri" w:cs="Calibri" w:eastAsia="Calibri" w:hAnsi="Calibri"/>
+          <w:i/>
+          <w:iCs/>
+        </w:rPr>
+        <w:t xml:space="preserve">out of the frying pan into the fire</w:t>
+      </w:r>
+    </w:p>
+    <w:p>
+      <w:pPr>
+        <w:pStyle w:val="ListParagraph"/>
+        <w:numPr>
+          <w:ilvl w:val="0"/>
+          <w:numId w:val="2"/>
+        </w:numPr>
+        <w:spacing w:after="110" w:line="320"/>
+      </w:pPr>
+      <w:r>
+        <w:rPr>
+          <w:rFonts w:ascii="Arial" w:cs="Arial" w:hAnsi="Arial"/>
+          <w:sz w:val="23"/>
+          <w:szCs w:val="24"/>
+          <w:rtl/>
+        </w:rPr>
+        <w:t xml:space="preserve">رجع بخُفَّي حُنين</w:t>
+      </w:r>
+      <w:r>
+        <w:rPr>
+          <w:rFonts w:ascii="Calibri" w:cs="Calibri" w:eastAsia="Calibri" w:hAnsi="Calibri"/>
+        </w:rPr>
+        <w:t xml:space="preserve"> → </w:t>
+      </w:r>
+      <w:r>
+        <w:rPr>
+          <w:rFonts w:ascii="Calibri" w:cs="Calibri" w:eastAsia="Calibri" w:hAnsi="Calibri"/>
+          <w:i/>
+          <w:iCs/>
+        </w:rPr>
+        <w:t xml:space="preserve">he came back empty-handed</w:t>
+      </w:r>
+    </w:p>
+    <w:p>
+      <w:pPr>
+        <w:pStyle w:val="ListParagraph"/>
+        <w:numPr>
+          <w:ilvl w:val="0"/>
+          <w:numId w:val="2"/>
+        </w:numPr>
+        <w:spacing w:after="110" w:line="320"/>
+      </w:pPr>
+      <w:r>
+        <w:rPr>
+          <w:rFonts w:ascii="Arial" w:cs="Arial" w:hAnsi="Arial"/>
+          <w:sz w:val="23"/>
+          <w:szCs w:val="24"/>
+          <w:rtl/>
+        </w:rPr>
+        <w:t xml:space="preserve">عصفورٌ في اليد خيرٌ من عشرةٍ على الشجرة</w:t>
+      </w:r>
+      <w:r>
+        <w:rPr>
+          <w:rFonts w:ascii="Calibri" w:cs="Calibri" w:eastAsia="Calibri" w:hAnsi="Calibri"/>
+        </w:rPr>
+        <w:t xml:space="preserve"> → </w:t>
+      </w:r>
+      <w:r>
+        <w:rPr>
+          <w:rFonts w:ascii="Calibri" w:cs="Calibri" w:eastAsia="Calibri" w:hAnsi="Calibri"/>
+          <w:i/>
+          <w:iCs/>
+        </w:rPr>
+        <w:t xml:space="preserve">a bird in the hand is worth two in the bush</w:t>
+      </w:r>
+    </w:p>
+    <w:p>
+      <w:pPr>
+        <w:pStyle w:val="ListParagraph"/>
+        <w:numPr>
+          <w:ilvl w:val="0"/>
+          <w:numId w:val="2"/>
+        </w:numPr>
+        <w:spacing w:after="110" w:line="320"/>
+      </w:pPr>
+      <w:r>
+        <w:rPr>
+          <w:rFonts w:ascii="Calibri" w:cs="Calibri" w:eastAsia="Calibri" w:hAnsi="Calibri"/>
+          <w:i/>
+          <w:iCs/>
+        </w:rPr>
+        <w:t xml:space="preserve">Boys will be boys.</w:t>
+      </w:r>
+      <w:r>
+        <w:rPr>
+          <w:rFonts w:ascii="Calibri" w:cs="Calibri" w:eastAsia="Calibri" w:hAnsi="Calibri"/>
+        </w:rPr>
+        <w:t xml:space="preserve"> → </w:t>
+      </w:r>
+      <w:r>
+        <w:rPr>
+          <w:rFonts w:ascii="Arial" w:cs="Arial" w:hAnsi="Arial"/>
+          <w:sz w:val="23"/>
+          <w:szCs w:val="24"/>
+          <w:rtl/>
+        </w:rPr>
+        <w:t xml:space="preserve">الولد ولد ولو صار قاضي بلد</w:t>
+      </w:r>
+    </w:p>
+    <w:p>
+      <w:pPr>
+        <w:pStyle w:val="ListParagraph"/>
+        <w:numPr>
+          <w:ilvl w:val="0"/>
+          <w:numId w:val="2"/>
+        </w:numPr>
+        <w:spacing w:after="110" w:line="320"/>
+      </w:pPr>
+      <w:r>
+        <w:rPr>
+          <w:rFonts w:ascii="Calibri" w:cs="Calibri" w:eastAsia="Calibri" w:hAnsi="Calibri"/>
+          <w:i/>
+          <w:iCs/>
+        </w:rPr>
+        <w:t xml:space="preserve">Business is business.</w:t>
+      </w:r>
+      <w:r>
+        <w:rPr>
+          <w:rFonts w:ascii="Calibri" w:cs="Calibri" w:eastAsia="Calibri" w:hAnsi="Calibri"/>
+        </w:rPr>
+        <w:t xml:space="preserve"> → </w:t>
+      </w:r>
+      <w:r>
+        <w:rPr>
+          <w:rFonts w:ascii="Arial" w:cs="Arial" w:hAnsi="Arial"/>
+          <w:sz w:val="23"/>
+          <w:szCs w:val="24"/>
+          <w:rtl/>
+        </w:rPr>
+        <w:t xml:space="preserve">تعاشروا كالإخوة وتعاملوا كالأجانب</w:t>
+      </w:r>
+    </w:p>
+    <w:p>
+      <w:pPr>
+        <w:spacing w:after="40"/>
+      </w:pPr>
+    </w:p>
+    <w:p>
+      <w:pPr>
+        <w:pStyle w:val="Heading3"/>
+      </w:pPr>
+      <w:r>
+        <w:t xml:space="preserve">Try it</w:t>
+      </w:r>
+    </w:p>
+    <w:p>
+      <w:pPr>
+        <w:pStyle w:val="ListParagraph"/>
+        <w:numPr>
+          <w:ilvl w:val="0"/>
+          <w:numId w:val="23"/>
+        </w:numPr>
+        <w:spacing w:after="110" w:line="320"/>
+      </w:pPr>
+      <w:r>
+        <w:rPr>
+          <w:rFonts w:ascii="Calibri" w:cs="Calibri" w:eastAsia="Calibri" w:hAnsi="Calibri"/>
+        </w:rPr>
+        <w:t xml:space="preserve">Translate: </w:t>
+      </w:r>
+      <w:r>
+        <w:rPr>
+          <w:rFonts w:ascii="Calibri" w:cs="Calibri" w:eastAsia="Calibri" w:hAnsi="Calibri"/>
+          <w:i/>
+          <w:iCs/>
+        </w:rPr>
+        <w:t xml:space="preserve">It’s a piece of cake.</w:t>
+      </w:r>
+      <w:r>
+        <w:rPr>
+          <w:rFonts w:ascii="Calibri" w:cs="Calibri" w:eastAsia="Calibri" w:hAnsi="Calibri"/>
+        </w:rPr>
+        <w:t xml:space="preserve"> (about an exam)</w:t>
+      </w:r>
+    </w:p>
+    <w:p>
+      <w:pPr>
+        <w:pStyle w:val="ListParagraph"/>
+        <w:numPr>
+          <w:ilvl w:val="0"/>
+          <w:numId w:val="23"/>
+        </w:numPr>
+        <w:spacing w:after="110" w:line="320"/>
+      </w:pPr>
+      <w:r>
+        <w:rPr>
+          <w:rFonts w:ascii="Calibri" w:cs="Calibri" w:eastAsia="Calibri" w:hAnsi="Calibri"/>
+        </w:rPr>
+        <w:t xml:space="preserve">Translate: </w:t>
+      </w:r>
+      <w:r>
+        <w:rPr>
+          <w:rFonts w:ascii="Calibri" w:cs="Calibri" w:eastAsia="Calibri" w:hAnsi="Calibri"/>
+          <w:i/>
+          <w:iCs/>
+        </w:rPr>
         <w:t xml:space="preserve">to spill the beans</w:t>
       </w:r>
     </w:p>
@@ -10202,7 +12070,7 @@
         <w:pStyle w:val="ListParagraph"/>
         <w:numPr>
           <w:ilvl w:val="0"/>
-          <w:numId w:val="22"/>
+          <w:numId w:val="23"/>
         </w:numPr>
         <w:spacing w:after="110" w:line="320"/>
       </w:pPr>
@@ -10246,7 +12114,7 @@
         <w:pStyle w:val="ListParagraph"/>
         <w:numPr>
           <w:ilvl w:val="0"/>
-          <w:numId w:val="23"/>
+          <w:numId w:val="24"/>
         </w:numPr>
         <w:spacing w:after="110" w:line="320"/>
       </w:pPr>
@@ -10266,7 +12134,7 @@
         <w:pStyle w:val="ListParagraph"/>
         <w:numPr>
           <w:ilvl w:val="0"/>
-          <w:numId w:val="23"/>
+          <w:numId w:val="24"/>
         </w:numPr>
         <w:spacing w:after="110" w:line="320"/>
       </w:pPr>
@@ -10286,7 +12154,7 @@
         <w:pStyle w:val="ListParagraph"/>
         <w:numPr>
           <w:ilvl w:val="0"/>
-          <w:numId w:val="23"/>
+          <w:numId w:val="24"/>
         </w:numPr>
         <w:spacing w:after="110" w:line="320"/>
       </w:pPr>
@@ -11001,7 +12869,7 @@
         <w:pStyle w:val="ListParagraph"/>
         <w:numPr>
           <w:ilvl w:val="0"/>
-          <w:numId w:val="24"/>
+          <w:numId w:val="25"/>
         </w:numPr>
         <w:spacing w:after="110" w:line="320"/>
       </w:pPr>
@@ -11040,7 +12908,7 @@
         <w:pStyle w:val="ListParagraph"/>
         <w:numPr>
           <w:ilvl w:val="0"/>
-          <w:numId w:val="24"/>
+          <w:numId w:val="25"/>
         </w:numPr>
         <w:spacing w:after="110" w:line="320"/>
       </w:pPr>
@@ -11083,7 +12951,7 @@
         <w:pStyle w:val="ListParagraph"/>
         <w:numPr>
           <w:ilvl w:val="0"/>
-          <w:numId w:val="25"/>
+          <w:numId w:val="26"/>
         </w:numPr>
         <w:spacing w:after="110" w:line="320"/>
       </w:pPr>
@@ -11100,7 +12968,7 @@
         <w:pStyle w:val="ListParagraph"/>
         <w:numPr>
           <w:ilvl w:val="0"/>
-          <w:numId w:val="25"/>
+          <w:numId w:val="26"/>
         </w:numPr>
         <w:spacing w:after="110" w:line="320"/>
       </w:pPr>
@@ -11833,7 +13701,7 @@
         <w:pStyle w:val="ListParagraph"/>
         <w:numPr>
           <w:ilvl w:val="0"/>
-          <w:numId w:val="26"/>
+          <w:numId w:val="27"/>
         </w:numPr>
         <w:spacing w:after="110" w:line="320"/>
       </w:pPr>
@@ -11872,7 +13740,7 @@
         <w:pStyle w:val="ListParagraph"/>
         <w:numPr>
           <w:ilvl w:val="0"/>
-          <w:numId w:val="26"/>
+          <w:numId w:val="27"/>
         </w:numPr>
         <w:spacing w:after="110" w:line="320"/>
       </w:pPr>
@@ -11930,7 +13798,7 @@
         <w:pStyle w:val="ListParagraph"/>
         <w:numPr>
           <w:ilvl w:val="0"/>
-          <w:numId w:val="27"/>
+          <w:numId w:val="28"/>
         </w:numPr>
         <w:spacing w:after="110" w:line="320"/>
       </w:pPr>
@@ -11947,7 +13815,7 @@
         <w:pStyle w:val="ListParagraph"/>
         <w:numPr>
           <w:ilvl w:val="0"/>
-          <w:numId w:val="27"/>
+          <w:numId w:val="28"/>
         </w:numPr>
         <w:spacing w:after="110" w:line="320"/>
       </w:pPr>
@@ -12349,7 +14217,7 @@
         <w:pStyle w:val="ListParagraph"/>
         <w:numPr>
           <w:ilvl w:val="0"/>
-          <w:numId w:val="28"/>
+          <w:numId w:val="29"/>
         </w:numPr>
         <w:spacing w:after="110" w:line="320"/>
       </w:pPr>
@@ -12460,7 +14328,7 @@
         <w:pStyle w:val="ListParagraph"/>
         <w:numPr>
           <w:ilvl w:val="0"/>
-          <w:numId w:val="28"/>
+          <w:numId w:val="29"/>
         </w:numPr>
         <w:spacing w:after="110" w:line="320"/>
       </w:pPr>
@@ -12528,7 +14396,7 @@
         <w:pStyle w:val="ListParagraph"/>
         <w:numPr>
           <w:ilvl w:val="0"/>
-          <w:numId w:val="28"/>
+          <w:numId w:val="29"/>
         </w:numPr>
         <w:spacing w:after="110" w:line="320"/>
       </w:pPr>
@@ -12581,7 +14449,7 @@
         <w:pStyle w:val="ListParagraph"/>
         <w:numPr>
           <w:ilvl w:val="0"/>
-          <w:numId w:val="28"/>
+          <w:numId w:val="29"/>
         </w:numPr>
         <w:spacing w:after="110" w:line="320"/>
       </w:pPr>
@@ -12647,7 +14515,7 @@
         <w:pStyle w:val="ListParagraph"/>
         <w:numPr>
           <w:ilvl w:val="0"/>
-          <w:numId w:val="29"/>
+          <w:numId w:val="30"/>
         </w:numPr>
         <w:spacing w:after="110" w:line="320"/>
       </w:pPr>
@@ -12671,7 +14539,7 @@
         <w:pStyle w:val="ListParagraph"/>
         <w:numPr>
           <w:ilvl w:val="0"/>
-          <w:numId w:val="29"/>
+          <w:numId w:val="30"/>
         </w:numPr>
         <w:spacing w:after="110" w:line="320"/>
       </w:pPr>
@@ -12720,7 +14588,7 @@
         <w:pStyle w:val="ListParagraph"/>
         <w:numPr>
           <w:ilvl w:val="0"/>
-          <w:numId w:val="30"/>
+          <w:numId w:val="31"/>
         </w:numPr>
         <w:spacing w:after="110" w:line="320"/>
       </w:pPr>
@@ -12740,7 +14608,7 @@
         <w:pStyle w:val="ListParagraph"/>
         <w:numPr>
           <w:ilvl w:val="0"/>
-          <w:numId w:val="30"/>
+          <w:numId w:val="31"/>
         </w:numPr>
         <w:spacing w:after="110" w:line="320"/>
       </w:pPr>
@@ -13258,7 +15126,7 @@
         <w:pStyle w:val="ListParagraph"/>
         <w:numPr>
           <w:ilvl w:val="0"/>
-          <w:numId w:val="31"/>
+          <w:numId w:val="32"/>
         </w:numPr>
         <w:spacing w:after="110" w:line="320"/>
       </w:pPr>
@@ -13320,7 +15188,7 @@
         <w:pStyle w:val="ListParagraph"/>
         <w:numPr>
           <w:ilvl w:val="0"/>
-          <w:numId w:val="31"/>
+          <w:numId w:val="32"/>
         </w:numPr>
         <w:spacing w:after="110" w:line="320"/>
       </w:pPr>
@@ -13382,7 +15250,7 @@
         <w:pStyle w:val="ListParagraph"/>
         <w:numPr>
           <w:ilvl w:val="0"/>
-          <w:numId w:val="31"/>
+          <w:numId w:val="32"/>
         </w:numPr>
         <w:spacing w:after="110" w:line="320"/>
       </w:pPr>
@@ -13444,7 +15312,7 @@
         <w:pStyle w:val="ListParagraph"/>
         <w:numPr>
           <w:ilvl w:val="0"/>
-          <w:numId w:val="31"/>
+          <w:numId w:val="32"/>
         </w:numPr>
         <w:spacing w:after="110" w:line="320"/>
       </w:pPr>
@@ -13506,7 +15374,7 @@
         <w:pStyle w:val="ListParagraph"/>
         <w:numPr>
           <w:ilvl w:val="0"/>
-          <w:numId w:val="31"/>
+          <w:numId w:val="32"/>
         </w:numPr>
         <w:spacing w:after="110" w:line="320"/>
       </w:pPr>
@@ -13568,7 +15436,7 @@
         <w:pStyle w:val="ListParagraph"/>
         <w:numPr>
           <w:ilvl w:val="0"/>
-          <w:numId w:val="31"/>
+          <w:numId w:val="32"/>
         </w:numPr>
         <w:spacing w:after="110" w:line="320"/>
       </w:pPr>
@@ -13630,7 +15498,7 @@
         <w:pStyle w:val="ListParagraph"/>
         <w:numPr>
           <w:ilvl w:val="0"/>
-          <w:numId w:val="31"/>
+          <w:numId w:val="32"/>
         </w:numPr>
         <w:spacing w:after="110" w:line="320"/>
       </w:pPr>
@@ -13915,7 +15783,7 @@
         <w:pStyle w:val="ListParagraph"/>
         <w:numPr>
           <w:ilvl w:val="0"/>
-          <w:numId w:val="32"/>
+          <w:numId w:val="33"/>
         </w:numPr>
         <w:spacing w:after="110" w:line="320"/>
       </w:pPr>
@@ -13954,7 +15822,7 @@
         <w:pStyle w:val="ListParagraph"/>
         <w:numPr>
           <w:ilvl w:val="0"/>
-          <w:numId w:val="32"/>
+          <w:numId w:val="33"/>
         </w:numPr>
         <w:spacing w:after="110" w:line="320"/>
       </w:pPr>
@@ -13993,7 +15861,7 @@
         <w:pStyle w:val="ListParagraph"/>
         <w:numPr>
           <w:ilvl w:val="0"/>
-          <w:numId w:val="32"/>
+          <w:numId w:val="33"/>
         </w:numPr>
         <w:spacing w:after="110" w:line="320"/>
       </w:pPr>
@@ -14051,7 +15919,7 @@
         <w:pStyle w:val="ListParagraph"/>
         <w:numPr>
           <w:ilvl w:val="0"/>
-          <w:numId w:val="33"/>
+          <w:numId w:val="34"/>
         </w:numPr>
         <w:spacing w:after="110" w:line="320"/>
       </w:pPr>
@@ -14068,7 +15936,7 @@
         <w:pStyle w:val="ListParagraph"/>
         <w:numPr>
           <w:ilvl w:val="0"/>
-          <w:numId w:val="33"/>
+          <w:numId w:val="34"/>
         </w:numPr>
         <w:spacing w:after="110" w:line="320"/>
       </w:pPr>
@@ -14085,7 +15953,7 @@
         <w:pStyle w:val="ListParagraph"/>
         <w:numPr>
           <w:ilvl w:val="0"/>
-          <w:numId w:val="33"/>
+          <w:numId w:val="34"/>
         </w:numPr>
         <w:spacing w:after="110" w:line="320"/>
       </w:pPr>
@@ -14642,7 +16510,7 @@
         <w:pStyle w:val="ListParagraph"/>
         <w:numPr>
           <w:ilvl w:val="0"/>
-          <w:numId w:val="34"/>
+          <w:numId w:val="35"/>
         </w:numPr>
         <w:spacing w:after="110" w:line="320"/>
       </w:pPr>
@@ -14710,7 +16578,7 @@
         <w:pStyle w:val="ListParagraph"/>
         <w:numPr>
           <w:ilvl w:val="0"/>
-          <w:numId w:val="34"/>
+          <w:numId w:val="35"/>
         </w:numPr>
         <w:spacing w:after="110" w:line="320"/>
       </w:pPr>
@@ -14850,7 +16718,7 @@
         <w:pStyle w:val="ListParagraph"/>
         <w:numPr>
           <w:ilvl w:val="0"/>
-          <w:numId w:val="34"/>
+          <w:numId w:val="35"/>
         </w:numPr>
         <w:spacing w:after="110" w:line="320"/>
       </w:pPr>
@@ -14903,7 +16771,7 @@
         <w:pStyle w:val="ListParagraph"/>
         <w:numPr>
           <w:ilvl w:val="0"/>
-          <w:numId w:val="34"/>
+          <w:numId w:val="35"/>
         </w:numPr>
         <w:spacing w:after="110" w:line="320"/>
       </w:pPr>
@@ -14971,7 +16839,7 @@
         <w:pStyle w:val="ListParagraph"/>
         <w:numPr>
           <w:ilvl w:val="0"/>
-          <w:numId w:val="34"/>
+          <w:numId w:val="35"/>
         </w:numPr>
         <w:spacing w:after="110" w:line="320"/>
       </w:pPr>
@@ -15024,7 +16892,7 @@
         <w:pStyle w:val="ListParagraph"/>
         <w:numPr>
           <w:ilvl w:val="0"/>
-          <w:numId w:val="34"/>
+          <w:numId w:val="35"/>
         </w:numPr>
         <w:spacing w:after="110" w:line="320"/>
       </w:pPr>
@@ -15102,7 +16970,7 @@
         <w:pStyle w:val="ListParagraph"/>
         <w:numPr>
           <w:ilvl w:val="0"/>
-          <w:numId w:val="35"/>
+          <w:numId w:val="36"/>
         </w:numPr>
         <w:spacing w:after="110" w:line="320"/>
       </w:pPr>
@@ -15169,7 +17037,7 @@
         <w:pStyle w:val="ListParagraph"/>
         <w:numPr>
           <w:ilvl w:val="0"/>
-          <w:numId w:val="35"/>
+          <w:numId w:val="36"/>
         </w:numPr>
         <w:spacing w:after="110" w:line="320"/>
       </w:pPr>
@@ -15193,7 +17061,7 @@
         <w:pStyle w:val="ListParagraph"/>
         <w:numPr>
           <w:ilvl w:val="0"/>
-          <w:numId w:val="35"/>
+          <w:numId w:val="36"/>
         </w:numPr>
         <w:spacing w:after="110" w:line="320"/>
       </w:pPr>
@@ -15246,7 +17114,7 @@
         <w:pStyle w:val="ListParagraph"/>
         <w:numPr>
           <w:ilvl w:val="0"/>
-          <w:numId w:val="35"/>
+          <w:numId w:val="36"/>
         </w:numPr>
         <w:spacing w:after="110" w:line="320"/>
       </w:pPr>
@@ -15262,7 +17130,7 @@
         <w:rPr>
           <w:rFonts w:ascii="Calibri" w:cs="Calibri" w:eastAsia="Calibri" w:hAnsi="Calibri"/>
         </w:rPr>
-        <w:t xml:space="preserve">: </w:t>
+        <w:t xml:space="preserve">: explain the word the first time, then use it alone: </w:t>
       </w:r>
       <w:r>
         <w:rPr>
@@ -15276,98 +17144,7 @@
         <w:rPr>
           <w:rFonts w:ascii="Calibri" w:cs="Calibri" w:eastAsia="Calibri" w:hAnsi="Calibri"/>
         </w:rPr>
-        <w:t xml:space="preserve"> (a charitable endowment in Islam).</w:t>
-      </w:r>
-    </w:p>
-    <w:p>
-      <w:pPr>
-        <w:pStyle w:val="ListParagraph"/>
-        <w:numPr>
-          <w:ilvl w:val="0"/>
-          <w:numId w:val="35"/>
-        </w:numPr>
-        <w:spacing w:after="110" w:line="320"/>
-      </w:pPr>
-      <w:r>
-        <w:rPr>
-          <w:rFonts w:ascii="Calibri" w:cs="Calibri" w:eastAsia="Calibri" w:hAnsi="Calibri"/>
-          <w:b/>
-          <w:bCs/>
-        </w:rPr>
-        <w:t xml:space="preserve">Compensation</w:t>
-      </w:r>
-      <w:r>
-        <w:rPr>
-          <w:rFonts w:ascii="Calibri" w:cs="Calibri" w:eastAsia="Calibri" w:hAnsi="Calibri"/>
-        </w:rPr>
-        <w:t xml:space="preserve">: if a pun or a rhyme is lost in one sentence, create a similar effect elsewhere (Dickins et al., 2016).</w:t>
-      </w:r>
-    </w:p>
-    <w:p>
-      <w:pPr>
-        <w:spacing w:after="40"/>
-      </w:pPr>
-    </w:p>
-    <w:p>
-      <w:pPr>
-        <w:pStyle w:val="Heading3"/>
-      </w:pPr>
-      <w:r>
-        <w:t xml:space="preserve">Domestication and foreignisation</w:t>
-      </w:r>
-    </w:p>
-    <w:p>
-      <w:pPr>
-        <w:spacing w:after="200" w:line="330"/>
-      </w:pPr>
-      <w:r>
-        <w:rPr>
-          <w:rFonts w:ascii="Calibri" w:cs="Calibri" w:eastAsia="Calibri" w:hAnsi="Calibri"/>
-        </w:rPr>
-        <w:t xml:space="preserve">For the text as a whole, </w:t>
-      </w:r>
-      <w:r>
-        <w:rPr>
-          <w:rFonts w:ascii="Calibri" w:cs="Calibri" w:eastAsia="Calibri" w:hAnsi="Calibri"/>
-          <w:b/>
-          <w:bCs/>
-        </w:rPr>
-        <w:t xml:space="preserve">domestication</w:t>
-      </w:r>
-      <w:r>
-        <w:rPr>
-          <w:rFonts w:ascii="Calibri" w:cs="Calibri" w:eastAsia="Calibri" w:hAnsi="Calibri"/>
-        </w:rPr>
-        <w:t xml:space="preserve"> makes it feel local to the reader, and </w:t>
-      </w:r>
-      <w:r>
-        <w:rPr>
-          <w:rFonts w:ascii="Calibri" w:cs="Calibri" w:eastAsia="Calibri" w:hAnsi="Calibri"/>
-          <w:b/>
-          <w:bCs/>
-        </w:rPr>
-        <w:t xml:space="preserve">foreignisation</w:t>
-      </w:r>
-      <w:r>
-        <w:rPr>
-          <w:rFonts w:ascii="Calibri" w:cs="Calibri" w:eastAsia="Calibri" w:hAnsi="Calibri"/>
-        </w:rPr>
-        <w:t xml:space="preserve"> keeps its foreign flavour (Venuti, 1995). For example, in an English text, </w:t>
-      </w:r>
-      <w:r>
-        <w:rPr>
-          <w:rFonts w:ascii="Arial" w:cs="Arial" w:hAnsi="Arial"/>
-          <w:sz w:val="23"/>
-          <w:szCs w:val="24"/>
-          <w:rtl/>
-        </w:rPr>
-        <w:t xml:space="preserve">الديوانية</w:t>
-      </w:r>
-      <w:r>
-        <w:rPr>
-          <w:rFonts w:ascii="Calibri" w:cs="Calibri" w:eastAsia="Calibri" w:hAnsi="Calibri"/>
-        </w:rPr>
-        <w:t xml:space="preserve"> can become </w:t>
+        <w:t xml:space="preserve"> (a charitable endowment in Islam). Many Arabic words entered English this way: </w:t>
       </w:r>
       <w:r>
         <w:rPr>
@@ -15375,13 +17152,13 @@
           <w:i/>
           <w:iCs/>
         </w:rPr>
-        <w:t xml:space="preserve">a men’s evening gathering</w:t>
-      </w:r>
-      <w:r>
-        <w:rPr>
-          <w:rFonts w:ascii="Calibri" w:cs="Calibri" w:eastAsia="Calibri" w:hAnsi="Calibri"/>
-        </w:rPr>
-        <w:t xml:space="preserve"> (domestication) or stay </w:t>
+        <w:t xml:space="preserve">algebra</w:t>
+      </w:r>
+      <w:r>
+        <w:rPr>
+          <w:rFonts w:ascii="Calibri" w:cs="Calibri" w:eastAsia="Calibri" w:hAnsi="Calibri"/>
+        </w:rPr>
+        <w:t xml:space="preserve">, </w:t>
       </w:r>
       <w:r>
         <w:rPr>
@@ -15389,52 +17166,13 @@
           <w:i/>
           <w:iCs/>
         </w:rPr>
-        <w:t xml:space="preserve">the diwaniya</w:t>
-      </w:r>
-      <w:r>
-        <w:rPr>
-          <w:rFonts w:ascii="Calibri" w:cs="Calibri" w:eastAsia="Calibri" w:hAnsi="Calibri"/>
-        </w:rPr>
-        <w:t xml:space="preserve"> (foreignisation). Let the brief decide (Chapter 2).</w:t>
-      </w:r>
-    </w:p>
-    <w:p>
-      <w:pPr>
-        <w:pStyle w:val="Heading3"/>
-      </w:pPr>
-      <w:r>
-        <w:t xml:space="preserve">Try it</w:t>
-      </w:r>
-    </w:p>
-    <w:p>
-      <w:pPr>
-        <w:pStyle w:val="ListParagraph"/>
-        <w:numPr>
-          <w:ilvl w:val="0"/>
-          <w:numId w:val="36"/>
-        </w:numPr>
-        <w:spacing w:after="110" w:line="320"/>
-      </w:pPr>
-      <w:r>
-        <w:rPr>
-          <w:rFonts w:ascii="Calibri" w:cs="Calibri" w:eastAsia="Calibri" w:hAnsi="Calibri"/>
-        </w:rPr>
-        <w:t xml:space="preserve">Which strategy? </w:t>
-      </w:r>
-      <w:r>
-        <w:rPr>
-          <w:rFonts w:ascii="Arial" w:cs="Arial" w:hAnsi="Arial"/>
-          <w:sz w:val="23"/>
-          <w:szCs w:val="24"/>
-          <w:rtl/>
-        </w:rPr>
-        <w:t xml:space="preserve">شجاعٌ مِغوار</w:t>
-      </w:r>
-      <w:r>
-        <w:rPr>
-          <w:rFonts w:ascii="Calibri" w:cs="Calibri" w:eastAsia="Calibri" w:hAnsi="Calibri"/>
-        </w:rPr>
-        <w:t xml:space="preserve"> → </w:t>
+        <w:t xml:space="preserve">algorithm</w:t>
+      </w:r>
+      <w:r>
+        <w:rPr>
+          <w:rFonts w:ascii="Calibri" w:cs="Calibri" w:eastAsia="Calibri" w:hAnsi="Calibri"/>
+        </w:rPr>
+        <w:t xml:space="preserve">, </w:t>
       </w:r>
       <w:r>
         <w:rPr>
@@ -15442,7 +17180,13 @@
           <w:i/>
           <w:iCs/>
         </w:rPr>
-        <w:t xml:space="preserve">very brave</w:t>
+        <w:t xml:space="preserve">hijab</w:t>
+      </w:r>
+      <w:r>
+        <w:rPr>
+          <w:rFonts w:ascii="Calibri" w:cs="Calibri" w:eastAsia="Calibri" w:hAnsi="Calibri"/>
+        </w:rPr>
+        <w:t xml:space="preserve">.</w:t>
       </w:r>
     </w:p>
     <w:p>
@@ -15457,8 +17201,31 @@
       <w:r>
         <w:rPr>
           <w:rFonts w:ascii="Calibri" w:cs="Calibri" w:eastAsia="Calibri" w:hAnsi="Calibri"/>
-        </w:rPr>
-        <w:t xml:space="preserve">Which strategy? </w:t>
+          <w:b/>
+          <w:bCs/>
+        </w:rPr>
+        <w:t xml:space="preserve">Substitution</w:t>
+      </w:r>
+      <w:r>
+        <w:rPr>
+          <w:rFonts w:ascii="Calibri" w:cs="Calibri" w:eastAsia="Calibri" w:hAnsi="Calibri"/>
+        </w:rPr>
+        <w:t xml:space="preserve">: using what the target reader expects, especially for times and measures: </w:t>
+      </w:r>
+      <w:r>
+        <w:rPr>
+          <w:rFonts w:ascii="Arial" w:cs="Arial" w:hAnsi="Arial"/>
+          <w:sz w:val="23"/>
+          <w:szCs w:val="24"/>
+          <w:rtl/>
+        </w:rPr>
+        <w:t xml:space="preserve">الثامنة إلا ثلثاً</w:t>
+      </w:r>
+      <w:r>
+        <w:rPr>
+          <w:rFonts w:ascii="Calibri" w:cs="Calibri" w:eastAsia="Calibri" w:hAnsi="Calibri"/>
+        </w:rPr>
+        <w:t xml:space="preserve"> → </w:t>
       </w:r>
       <w:r>
         <w:rPr>
@@ -15466,6 +17233,225 @@
           <w:i/>
           <w:iCs/>
         </w:rPr>
+        <w:t xml:space="preserve">7:40</w:t>
+      </w:r>
+      <w:r>
+        <w:rPr>
+          <w:rFonts w:ascii="Calibri" w:cs="Calibri" w:eastAsia="Calibri" w:hAnsi="Calibri"/>
+        </w:rPr>
+        <w:t xml:space="preserve">; </w:t>
+      </w:r>
+      <w:r>
+        <w:rPr>
+          <w:rFonts w:ascii="Arial" w:cs="Arial" w:hAnsi="Arial"/>
+          <w:sz w:val="23"/>
+          <w:szCs w:val="24"/>
+          <w:rtl/>
+        </w:rPr>
+        <w:t xml:space="preserve">الثالثة فجراً</w:t>
+      </w:r>
+      <w:r>
+        <w:rPr>
+          <w:rFonts w:ascii="Calibri" w:cs="Calibri" w:eastAsia="Calibri" w:hAnsi="Calibri"/>
+        </w:rPr>
+        <w:t xml:space="preserve"> → </w:t>
+      </w:r>
+      <w:r>
+        <w:rPr>
+          <w:rFonts w:ascii="Calibri" w:cs="Calibri" w:eastAsia="Calibri" w:hAnsi="Calibri"/>
+          <w:i/>
+          <w:iCs/>
+        </w:rPr>
+        <w:t xml:space="preserve">3 a.m.</w:t>
+      </w:r>
+    </w:p>
+    <w:p>
+      <w:pPr>
+        <w:pStyle w:val="ListParagraph"/>
+        <w:numPr>
+          <w:ilvl w:val="0"/>
+          <w:numId w:val="36"/>
+        </w:numPr>
+        <w:spacing w:after="110" w:line="320"/>
+      </w:pPr>
+      <w:r>
+        <w:rPr>
+          <w:rFonts w:ascii="Calibri" w:cs="Calibri" w:eastAsia="Calibri" w:hAnsi="Calibri"/>
+          <w:b/>
+          <w:bCs/>
+        </w:rPr>
+        <w:t xml:space="preserve">Compensation</w:t>
+      </w:r>
+      <w:r>
+        <w:rPr>
+          <w:rFonts w:ascii="Calibri" w:cs="Calibri" w:eastAsia="Calibri" w:hAnsi="Calibri"/>
+        </w:rPr>
+        <w:t xml:space="preserve">: if a pun or a rhyme is lost in one sentence, create a similar effect elsewhere (Dickins et al., 2016).</w:t>
+      </w:r>
+    </w:p>
+    <w:p>
+      <w:pPr>
+        <w:spacing w:after="40"/>
+      </w:pPr>
+    </w:p>
+    <w:p>
+      <w:pPr>
+        <w:pStyle w:val="Heading3"/>
+      </w:pPr>
+      <w:r>
+        <w:t xml:space="preserve">Domestication and foreignisation</w:t>
+      </w:r>
+    </w:p>
+    <w:p>
+      <w:pPr>
+        <w:spacing w:after="200" w:line="330"/>
+      </w:pPr>
+      <w:r>
+        <w:rPr>
+          <w:rFonts w:ascii="Calibri" w:cs="Calibri" w:eastAsia="Calibri" w:hAnsi="Calibri"/>
+        </w:rPr>
+        <w:t xml:space="preserve">For the text as a whole, </w:t>
+      </w:r>
+      <w:r>
+        <w:rPr>
+          <w:rFonts w:ascii="Calibri" w:cs="Calibri" w:eastAsia="Calibri" w:hAnsi="Calibri"/>
+          <w:b/>
+          <w:bCs/>
+        </w:rPr>
+        <w:t xml:space="preserve">domestication</w:t>
+      </w:r>
+      <w:r>
+        <w:rPr>
+          <w:rFonts w:ascii="Calibri" w:cs="Calibri" w:eastAsia="Calibri" w:hAnsi="Calibri"/>
+        </w:rPr>
+        <w:t xml:space="preserve"> makes it feel local to the reader, and </w:t>
+      </w:r>
+      <w:r>
+        <w:rPr>
+          <w:rFonts w:ascii="Calibri" w:cs="Calibri" w:eastAsia="Calibri" w:hAnsi="Calibri"/>
+          <w:b/>
+          <w:bCs/>
+        </w:rPr>
+        <w:t xml:space="preserve">foreignisation</w:t>
+      </w:r>
+      <w:r>
+        <w:rPr>
+          <w:rFonts w:ascii="Calibri" w:cs="Calibri" w:eastAsia="Calibri" w:hAnsi="Calibri"/>
+        </w:rPr>
+        <w:t xml:space="preserve"> keeps its foreign flavour (Venuti, 1995). For example, in an English text, </w:t>
+      </w:r>
+      <w:r>
+        <w:rPr>
+          <w:rFonts w:ascii="Arial" w:cs="Arial" w:hAnsi="Arial"/>
+          <w:sz w:val="23"/>
+          <w:szCs w:val="24"/>
+          <w:rtl/>
+        </w:rPr>
+        <w:t xml:space="preserve">الديوانية</w:t>
+      </w:r>
+      <w:r>
+        <w:rPr>
+          <w:rFonts w:ascii="Calibri" w:cs="Calibri" w:eastAsia="Calibri" w:hAnsi="Calibri"/>
+        </w:rPr>
+        <w:t xml:space="preserve"> can become </w:t>
+      </w:r>
+      <w:r>
+        <w:rPr>
+          <w:rFonts w:ascii="Calibri" w:cs="Calibri" w:eastAsia="Calibri" w:hAnsi="Calibri"/>
+          <w:i/>
+          <w:iCs/>
+        </w:rPr>
+        <w:t xml:space="preserve">a men’s evening gathering</w:t>
+      </w:r>
+      <w:r>
+        <w:rPr>
+          <w:rFonts w:ascii="Calibri" w:cs="Calibri" w:eastAsia="Calibri" w:hAnsi="Calibri"/>
+        </w:rPr>
+        <w:t xml:space="preserve"> (domestication) or stay </w:t>
+      </w:r>
+      <w:r>
+        <w:rPr>
+          <w:rFonts w:ascii="Calibri" w:cs="Calibri" w:eastAsia="Calibri" w:hAnsi="Calibri"/>
+          <w:i/>
+          <w:iCs/>
+        </w:rPr>
+        <w:t xml:space="preserve">the diwaniya</w:t>
+      </w:r>
+      <w:r>
+        <w:rPr>
+          <w:rFonts w:ascii="Calibri" w:cs="Calibri" w:eastAsia="Calibri" w:hAnsi="Calibri"/>
+        </w:rPr>
+        <w:t xml:space="preserve"> (foreignisation). Let the brief decide (Chapter 2).</w:t>
+      </w:r>
+    </w:p>
+    <w:p>
+      <w:pPr>
+        <w:pStyle w:val="Heading3"/>
+      </w:pPr>
+      <w:r>
+        <w:t xml:space="preserve">Try it</w:t>
+      </w:r>
+    </w:p>
+    <w:p>
+      <w:pPr>
+        <w:pStyle w:val="ListParagraph"/>
+        <w:numPr>
+          <w:ilvl w:val="0"/>
+          <w:numId w:val="37"/>
+        </w:numPr>
+        <w:spacing w:after="110" w:line="320"/>
+      </w:pPr>
+      <w:r>
+        <w:rPr>
+          <w:rFonts w:ascii="Calibri" w:cs="Calibri" w:eastAsia="Calibri" w:hAnsi="Calibri"/>
+        </w:rPr>
+        <w:t xml:space="preserve">Which strategy? </w:t>
+      </w:r>
+      <w:r>
+        <w:rPr>
+          <w:rFonts w:ascii="Arial" w:cs="Arial" w:hAnsi="Arial"/>
+          <w:sz w:val="23"/>
+          <w:szCs w:val="24"/>
+          <w:rtl/>
+        </w:rPr>
+        <w:t xml:space="preserve">شجاعٌ مِغوار</w:t>
+      </w:r>
+      <w:r>
+        <w:rPr>
+          <w:rFonts w:ascii="Calibri" w:cs="Calibri" w:eastAsia="Calibri" w:hAnsi="Calibri"/>
+        </w:rPr>
+        <w:t xml:space="preserve"> → </w:t>
+      </w:r>
+      <w:r>
+        <w:rPr>
+          <w:rFonts w:ascii="Calibri" w:cs="Calibri" w:eastAsia="Calibri" w:hAnsi="Calibri"/>
+          <w:i/>
+          <w:iCs/>
+        </w:rPr>
+        <w:t xml:space="preserve">very brave</w:t>
+      </w:r>
+    </w:p>
+    <w:p>
+      <w:pPr>
+        <w:pStyle w:val="ListParagraph"/>
+        <w:numPr>
+          <w:ilvl w:val="0"/>
+          <w:numId w:val="37"/>
+        </w:numPr>
+        <w:spacing w:after="110" w:line="320"/>
+      </w:pPr>
+      <w:r>
+        <w:rPr>
+          <w:rFonts w:ascii="Calibri" w:cs="Calibri" w:eastAsia="Calibri" w:hAnsi="Calibri"/>
+        </w:rPr>
+        <w:t xml:space="preserve">Which strategy? </w:t>
+      </w:r>
+      <w:r>
+        <w:rPr>
+          <w:rFonts w:ascii="Calibri" w:cs="Calibri" w:eastAsia="Calibri" w:hAnsi="Calibri"/>
+          <w:i/>
+          <w:iCs/>
+        </w:rPr>
         <w:t xml:space="preserve">Romeo and Juliet</w:t>
       </w:r>
       <w:r>
@@ -15489,7 +17475,7 @@
         <w:pStyle w:val="ListParagraph"/>
         <w:numPr>
           <w:ilvl w:val="0"/>
-          <w:numId w:val="36"/>
+          <w:numId w:val="37"/>
         </w:numPr>
         <w:spacing w:after="110" w:line="320"/>
       </w:pPr>
@@ -15524,7 +17510,7 @@
         <w:pStyle w:val="ListParagraph"/>
         <w:numPr>
           <w:ilvl w:val="0"/>
-          <w:numId w:val="37"/>
+          <w:numId w:val="38"/>
         </w:numPr>
         <w:spacing w:after="110" w:line="320"/>
       </w:pPr>
@@ -15541,7 +17527,7 @@
         <w:pStyle w:val="ListParagraph"/>
         <w:numPr>
           <w:ilvl w:val="0"/>
-          <w:numId w:val="37"/>
+          <w:numId w:val="38"/>
         </w:numPr>
         <w:spacing w:after="110" w:line="320"/>
       </w:pPr>
@@ -15558,7 +17544,7 @@
         <w:pStyle w:val="ListParagraph"/>
         <w:numPr>
           <w:ilvl w:val="0"/>
-          <w:numId w:val="37"/>
+          <w:numId w:val="38"/>
         </w:numPr>
         <w:spacing w:after="110" w:line="320"/>
       </w:pPr>
@@ -16651,7 +18637,7 @@
         <w:pStyle w:val="ListParagraph"/>
         <w:numPr>
           <w:ilvl w:val="0"/>
-          <w:numId w:val="38"/>
+          <w:numId w:val="39"/>
         </w:numPr>
         <w:spacing w:after="110" w:line="320"/>
       </w:pPr>
@@ -16675,7 +18661,7 @@
         <w:pStyle w:val="ListParagraph"/>
         <w:numPr>
           <w:ilvl w:val="0"/>
-          <w:numId w:val="38"/>
+          <w:numId w:val="39"/>
         </w:numPr>
         <w:spacing w:after="110" w:line="320"/>
       </w:pPr>
@@ -16705,7 +18691,7 @@
         <w:pStyle w:val="ListParagraph"/>
         <w:numPr>
           <w:ilvl w:val="0"/>
-          <w:numId w:val="38"/>
+          <w:numId w:val="39"/>
         </w:numPr>
         <w:spacing w:after="110" w:line="320"/>
       </w:pPr>
@@ -16769,7 +18755,7 @@
         <w:pStyle w:val="ListParagraph"/>
         <w:numPr>
           <w:ilvl w:val="0"/>
-          <w:numId w:val="39"/>
+          <w:numId w:val="40"/>
         </w:numPr>
         <w:spacing w:after="110" w:line="320"/>
       </w:pPr>
@@ -16796,7 +18782,7 @@
         <w:pStyle w:val="ListParagraph"/>
         <w:numPr>
           <w:ilvl w:val="0"/>
-          <w:numId w:val="39"/>
+          <w:numId w:val="40"/>
         </w:numPr>
         <w:spacing w:after="110" w:line="320"/>
       </w:pPr>
@@ -16823,7 +18809,7 @@
         <w:pStyle w:val="ListParagraph"/>
         <w:numPr>
           <w:ilvl w:val="0"/>
-          <w:numId w:val="39"/>
+          <w:numId w:val="40"/>
         </w:numPr>
         <w:spacing w:after="110" w:line="320"/>
       </w:pPr>
@@ -17119,7 +19105,7 @@
         <w:pStyle w:val="ListParagraph"/>
         <w:numPr>
           <w:ilvl w:val="0"/>
-          <w:numId w:val="40"/>
+          <w:numId w:val="41"/>
         </w:numPr>
         <w:spacing w:after="110" w:line="320"/>
       </w:pPr>
@@ -17157,7 +19143,7 @@
         <w:pStyle w:val="ListParagraph"/>
         <w:numPr>
           <w:ilvl w:val="0"/>
-          <w:numId w:val="40"/>
+          <w:numId w:val="41"/>
         </w:numPr>
         <w:spacing w:after="110" w:line="320"/>
       </w:pPr>
@@ -17181,7 +19167,7 @@
         <w:pStyle w:val="ListParagraph"/>
         <w:numPr>
           <w:ilvl w:val="0"/>
-          <w:numId w:val="40"/>
+          <w:numId w:val="41"/>
         </w:numPr>
         <w:spacing w:after="110" w:line="320"/>
       </w:pPr>
@@ -17515,7 +19501,7 @@
         <w:pStyle w:val="ListParagraph"/>
         <w:numPr>
           <w:ilvl w:val="0"/>
-          <w:numId w:val="41"/>
+          <w:numId w:val="42"/>
         </w:numPr>
         <w:spacing w:after="110" w:line="320"/>
       </w:pPr>
@@ -17540,7 +19526,7 @@
         <w:pStyle w:val="ListParagraph"/>
         <w:numPr>
           <w:ilvl w:val="0"/>
-          <w:numId w:val="41"/>
+          <w:numId w:val="42"/>
         </w:numPr>
         <w:spacing w:after="110" w:line="320"/>
       </w:pPr>
@@ -17575,7 +19561,7 @@
         <w:pStyle w:val="ListParagraph"/>
         <w:numPr>
           <w:ilvl w:val="0"/>
-          <w:numId w:val="42"/>
+          <w:numId w:val="43"/>
         </w:numPr>
         <w:spacing w:after="110" w:line="320"/>
       </w:pPr>
@@ -17601,7 +19587,7 @@
         <w:pStyle w:val="ListParagraph"/>
         <w:numPr>
           <w:ilvl w:val="0"/>
-          <w:numId w:val="42"/>
+          <w:numId w:val="43"/>
         </w:numPr>
         <w:spacing w:after="110" w:line="320"/>
       </w:pPr>
@@ -17918,7 +19904,7 @@
         <w:pStyle w:val="ListParagraph"/>
         <w:numPr>
           <w:ilvl w:val="0"/>
-          <w:numId w:val="43"/>
+          <w:numId w:val="44"/>
         </w:numPr>
         <w:spacing w:after="110" w:line="320"/>
       </w:pPr>
@@ -18001,7 +19987,7 @@
         <w:pStyle w:val="ListParagraph"/>
         <w:numPr>
           <w:ilvl w:val="0"/>
-          <w:numId w:val="43"/>
+          <w:numId w:val="44"/>
         </w:numPr>
         <w:spacing w:after="110" w:line="320"/>
       </w:pPr>
@@ -18106,7 +20092,7 @@
         <w:pStyle w:val="ListParagraph"/>
         <w:numPr>
           <w:ilvl w:val="0"/>
-          <w:numId w:val="43"/>
+          <w:numId w:val="44"/>
         </w:numPr>
         <w:spacing w:after="110" w:line="320"/>
       </w:pPr>
@@ -18226,7 +20212,7 @@
         <w:pStyle w:val="ListParagraph"/>
         <w:numPr>
           <w:ilvl w:val="0"/>
-          <w:numId w:val="43"/>
+          <w:numId w:val="44"/>
         </w:numPr>
         <w:spacing w:after="110" w:line="320"/>
       </w:pPr>
@@ -18279,7 +20265,7 @@
         <w:pStyle w:val="ListParagraph"/>
         <w:numPr>
           <w:ilvl w:val="0"/>
-          <w:numId w:val="43"/>
+          <w:numId w:val="44"/>
         </w:numPr>
         <w:spacing w:after="110" w:line="320"/>
       </w:pPr>
@@ -18556,7 +20542,7 @@
         <w:pStyle w:val="ListParagraph"/>
         <w:numPr>
           <w:ilvl w:val="0"/>
-          <w:numId w:val="44"/>
+          <w:numId w:val="45"/>
         </w:numPr>
         <w:spacing w:after="110" w:line="320"/>
       </w:pPr>
@@ -18595,7 +20581,7 @@
         <w:pStyle w:val="ListParagraph"/>
         <w:numPr>
           <w:ilvl w:val="0"/>
-          <w:numId w:val="44"/>
+          <w:numId w:val="45"/>
         </w:numPr>
         <w:spacing w:after="110" w:line="320"/>
       </w:pPr>
@@ -18630,7 +20616,7 @@
         <w:pStyle w:val="ListParagraph"/>
         <w:numPr>
           <w:ilvl w:val="0"/>
-          <w:numId w:val="45"/>
+          <w:numId w:val="46"/>
         </w:numPr>
         <w:spacing w:after="110" w:line="320"/>
       </w:pPr>
@@ -18647,7 +20633,7 @@
         <w:pStyle w:val="ListParagraph"/>
         <w:numPr>
           <w:ilvl w:val="0"/>
-          <w:numId w:val="45"/>
+          <w:numId w:val="46"/>
         </w:numPr>
         <w:spacing w:after="110" w:line="320"/>
       </w:pPr>
@@ -19190,7 +21176,7 @@
         <w:pStyle w:val="ListParagraph"/>
         <w:numPr>
           <w:ilvl w:val="0"/>
-          <w:numId w:val="46"/>
+          <w:numId w:val="47"/>
         </w:numPr>
         <w:spacing w:after="110" w:line="320"/>
       </w:pPr>
@@ -19206,7 +21192,7 @@
         <w:pStyle w:val="ListParagraph"/>
         <w:numPr>
           <w:ilvl w:val="0"/>
-          <w:numId w:val="46"/>
+          <w:numId w:val="47"/>
         </w:numPr>
         <w:spacing w:after="110" w:line="320"/>
       </w:pPr>
@@ -19222,7 +21208,7 @@
         <w:pStyle w:val="ListParagraph"/>
         <w:numPr>
           <w:ilvl w:val="0"/>
-          <w:numId w:val="46"/>
+          <w:numId w:val="47"/>
         </w:numPr>
         <w:spacing w:after="110" w:line="320"/>
       </w:pPr>
@@ -19238,7 +21224,7 @@
         <w:pStyle w:val="ListParagraph"/>
         <w:numPr>
           <w:ilvl w:val="0"/>
-          <w:numId w:val="46"/>
+          <w:numId w:val="47"/>
         </w:numPr>
         <w:spacing w:after="110" w:line="320"/>
       </w:pPr>
@@ -19254,7 +21240,7 @@
         <w:pStyle w:val="ListParagraph"/>
         <w:numPr>
           <w:ilvl w:val="0"/>
-          <w:numId w:val="46"/>
+          <w:numId w:val="47"/>
         </w:numPr>
         <w:spacing w:after="110" w:line="320"/>
       </w:pPr>
@@ -19270,7 +21256,7 @@
         <w:pStyle w:val="ListParagraph"/>
         <w:numPr>
           <w:ilvl w:val="0"/>
-          <w:numId w:val="46"/>
+          <w:numId w:val="47"/>
         </w:numPr>
         <w:spacing w:after="110" w:line="320"/>
       </w:pPr>
@@ -19286,7 +21272,7 @@
         <w:pStyle w:val="ListParagraph"/>
         <w:numPr>
           <w:ilvl w:val="0"/>
-          <w:numId w:val="46"/>
+          <w:numId w:val="47"/>
         </w:numPr>
         <w:spacing w:after="110" w:line="320"/>
       </w:pPr>
@@ -19302,7 +21288,7 @@
         <w:pStyle w:val="ListParagraph"/>
         <w:numPr>
           <w:ilvl w:val="0"/>
-          <w:numId w:val="46"/>
+          <w:numId w:val="47"/>
         </w:numPr>
         <w:spacing w:after="110" w:line="320"/>
       </w:pPr>
@@ -19525,7 +21511,7 @@
         <w:pStyle w:val="ListParagraph"/>
         <w:numPr>
           <w:ilvl w:val="0"/>
-          <w:numId w:val="47"/>
+          <w:numId w:val="48"/>
         </w:numPr>
         <w:spacing w:after="110" w:line="320"/>
       </w:pPr>
@@ -19541,7 +21527,7 @@
         <w:pStyle w:val="ListParagraph"/>
         <w:numPr>
           <w:ilvl w:val="0"/>
-          <w:numId w:val="47"/>
+          <w:numId w:val="48"/>
         </w:numPr>
         <w:spacing w:after="110" w:line="320"/>
       </w:pPr>
@@ -19576,7 +21562,7 @@
         <w:pStyle w:val="ListParagraph"/>
         <w:numPr>
           <w:ilvl w:val="0"/>
-          <w:numId w:val="48"/>
+          <w:numId w:val="49"/>
         </w:numPr>
         <w:spacing w:after="110" w:line="320"/>
       </w:pPr>
@@ -19593,7 +21579,7 @@
         <w:pStyle w:val="ListParagraph"/>
         <w:numPr>
           <w:ilvl w:val="0"/>
-          <w:numId w:val="48"/>
+          <w:numId w:val="49"/>
         </w:numPr>
         <w:spacing w:after="110" w:line="320"/>
       </w:pPr>
@@ -19825,6 +21811,98 @@
     </w:p>
     <w:p>
       <w:pPr>
+        <w:pStyle w:val="ListParagraph"/>
+        <w:numPr>
+          <w:ilvl w:val="0"/>
+          <w:numId w:val="2"/>
+        </w:numPr>
+        <w:shd w:fill="ECE9F7" w:color="auto" w:val="clear"/>
+        <w:spacing w:after="40" w:line="300"/>
+      </w:pPr>
+      <w:r>
+        <w:rPr>
+          <w:rFonts w:ascii="Calibri" w:cs="Calibri" w:eastAsia="Calibri" w:hAnsi="Calibri"/>
+          <w:b/>
+          <w:bCs/>
+        </w:rPr>
+        <w:t xml:space="preserve">Headline</w:t>
+      </w:r>
+      <w:r>
+        <w:rPr>
+          <w:rFonts w:ascii="Calibri" w:cs="Calibri" w:eastAsia="Calibri" w:hAnsi="Calibri"/>
+        </w:rPr>
+        <w:t xml:space="preserve"> (</w:t>
+      </w:r>
+      <w:r>
+        <w:rPr>
+          <w:rFonts w:ascii="Arial" w:cs="Arial" w:hAnsi="Arial"/>
+          <w:sz w:val="23"/>
+          <w:szCs w:val="24"/>
+          <w:rtl/>
+        </w:rPr>
+        <w:t xml:space="preserve">العنوان الرئيسي</w:t>
+      </w:r>
+      <w:r>
+        <w:rPr>
+          <w:rFonts w:ascii="Calibri" w:cs="Calibri" w:eastAsia="Calibri" w:hAnsi="Calibri"/>
+        </w:rPr>
+        <w:t xml:space="preserve">): </w:t>
+      </w:r>
+      <w:r>
+        <w:rPr>
+          <w:rFonts w:ascii="Calibri" w:cs="Calibri" w:eastAsia="Calibri" w:hAnsi="Calibri"/>
+        </w:rPr>
+        <w:t xml:space="preserve">The title of a news story.</w:t>
+      </w:r>
+    </w:p>
+    <w:p>
+      <w:pPr>
+        <w:pStyle w:val="ListParagraph"/>
+        <w:numPr>
+          <w:ilvl w:val="0"/>
+          <w:numId w:val="2"/>
+        </w:numPr>
+        <w:shd w:fill="ECE9F7" w:color="auto" w:val="clear"/>
+        <w:spacing w:after="40" w:line="300"/>
+      </w:pPr>
+      <w:r>
+        <w:rPr>
+          <w:rFonts w:ascii="Calibri" w:cs="Calibri" w:eastAsia="Calibri" w:hAnsi="Calibri"/>
+          <w:b/>
+          <w:bCs/>
+        </w:rPr>
+        <w:t xml:space="preserve">Inverted pyramid</w:t>
+      </w:r>
+      <w:r>
+        <w:rPr>
+          <w:rFonts w:ascii="Calibri" w:cs="Calibri" w:eastAsia="Calibri" w:hAnsi="Calibri"/>
+        </w:rPr>
+        <w:t xml:space="preserve"> (</w:t>
+      </w:r>
+      <w:r>
+        <w:rPr>
+          <w:rFonts w:ascii="Arial" w:cs="Arial" w:hAnsi="Arial"/>
+          <w:sz w:val="23"/>
+          <w:szCs w:val="24"/>
+          <w:rtl/>
+        </w:rPr>
+        <w:t xml:space="preserve">الهرم المقلوب</w:t>
+      </w:r>
+      <w:r>
+        <w:rPr>
+          <w:rFonts w:ascii="Calibri" w:cs="Calibri" w:eastAsia="Calibri" w:hAnsi="Calibri"/>
+        </w:rPr>
+        <w:t xml:space="preserve">): </w:t>
+      </w:r>
+      <w:r>
+        <w:rPr>
+          <w:rFonts w:ascii="Calibri" w:cs="Calibri" w:eastAsia="Calibri" w:hAnsi="Calibri"/>
+        </w:rPr>
+        <w:t xml:space="preserve">A news structure that gives the most important facts first.</w:t>
+      </w:r>
+    </w:p>
+    <w:p>
+      <w:pPr>
         <w:shd w:fill="ECE9F7" w:color="auto" w:val="clear"/>
         <w:spacing w:after="160" w:line="120"/>
       </w:pPr>
@@ -20298,6 +22376,444 @@
         <w:pStyle w:val="Heading3"/>
       </w:pPr>
       <w:r>
+        <w:t xml:space="preserve">Translating news headlines</w:t>
+      </w:r>
+    </w:p>
+    <w:p>
+      <w:pPr>
+        <w:spacing w:after="200" w:line="330"/>
+      </w:pPr>
+      <w:r>
+        <w:rPr>
+          <w:rFonts w:ascii="Calibri" w:cs="Calibri" w:eastAsia="Calibri" w:hAnsi="Calibri"/>
+        </w:rPr>
+        <w:t xml:space="preserve">English headlines have their own grammar:</w:t>
+      </w:r>
+    </w:p>
+    <w:p>
+      <w:pPr>
+        <w:pStyle w:val="ListParagraph"/>
+        <w:numPr>
+          <w:ilvl w:val="0"/>
+          <w:numId w:val="2"/>
+        </w:numPr>
+        <w:spacing w:after="110" w:line="320"/>
+      </w:pPr>
+      <w:r>
+        <w:rPr>
+          <w:rFonts w:ascii="Calibri" w:cs="Calibri" w:eastAsia="Calibri" w:hAnsi="Calibri"/>
+        </w:rPr>
+        <w:t xml:space="preserve">No </w:t>
+      </w:r>
+      <w:r>
+        <w:rPr>
+          <w:rFonts w:ascii="Calibri" w:cs="Calibri" w:eastAsia="Calibri" w:hAnsi="Calibri"/>
+          <w:i/>
+          <w:iCs/>
+        </w:rPr>
+        <w:t xml:space="preserve">a</w:t>
+      </w:r>
+      <w:r>
+        <w:rPr>
+          <w:rFonts w:ascii="Calibri" w:cs="Calibri" w:eastAsia="Calibri" w:hAnsi="Calibri"/>
+        </w:rPr>
+        <w:t xml:space="preserve">, </w:t>
+      </w:r>
+      <w:r>
+        <w:rPr>
+          <w:rFonts w:ascii="Calibri" w:cs="Calibri" w:eastAsia="Calibri" w:hAnsi="Calibri"/>
+          <w:i/>
+          <w:iCs/>
+        </w:rPr>
+        <w:t xml:space="preserve">the</w:t>
+      </w:r>
+      <w:r>
+        <w:rPr>
+          <w:rFonts w:ascii="Calibri" w:cs="Calibri" w:eastAsia="Calibri" w:hAnsi="Calibri"/>
+        </w:rPr>
+        <w:t xml:space="preserve"> or </w:t>
+      </w:r>
+      <w:r>
+        <w:rPr>
+          <w:rFonts w:ascii="Calibri" w:cs="Calibri" w:eastAsia="Calibri" w:hAnsi="Calibri"/>
+          <w:i/>
+          <w:iCs/>
+        </w:rPr>
+        <w:t xml:space="preserve">is</w:t>
+      </w:r>
+      <w:r>
+        <w:rPr>
+          <w:rFonts w:ascii="Calibri" w:cs="Calibri" w:eastAsia="Calibri" w:hAnsi="Calibri"/>
+        </w:rPr>
+        <w:t xml:space="preserve">. A passive headline often becomes a verbal noun (</w:t>
+      </w:r>
+      <w:r>
+        <w:rPr>
+          <w:rFonts w:ascii="Arial" w:cs="Arial" w:hAnsi="Arial"/>
+          <w:sz w:val="23"/>
+          <w:szCs w:val="24"/>
+          <w:rtl/>
+        </w:rPr>
+        <w:t xml:space="preserve">مصدر</w:t>
+      </w:r>
+      <w:r>
+        <w:rPr>
+          <w:rFonts w:ascii="Calibri" w:cs="Calibri" w:eastAsia="Calibri" w:hAnsi="Calibri"/>
+        </w:rPr>
+        <w:t xml:space="preserve">) in Arabic: </w:t>
+      </w:r>
+      <w:r>
+        <w:rPr>
+          <w:rFonts w:ascii="Calibri" w:cs="Calibri" w:eastAsia="Calibri" w:hAnsi="Calibri"/>
+          <w:i/>
+          <w:iCs/>
+        </w:rPr>
+        <w:t xml:space="preserve">Man killed, woman wounded in shooting</w:t>
+      </w:r>
+      <w:r>
+        <w:rPr>
+          <w:rFonts w:ascii="Calibri" w:cs="Calibri" w:eastAsia="Calibri" w:hAnsi="Calibri"/>
+        </w:rPr>
+        <w:t xml:space="preserve"> → </w:t>
+      </w:r>
+      <w:r>
+        <w:rPr>
+          <w:rFonts w:ascii="Arial" w:cs="Arial" w:hAnsi="Arial"/>
+          <w:sz w:val="23"/>
+          <w:szCs w:val="24"/>
+          <w:rtl/>
+        </w:rPr>
+        <w:t xml:space="preserve">مقتل رجل وإصابة امرأة في إطلاق نار</w:t>
+      </w:r>
+      <w:r>
+        <w:rPr>
+          <w:rFonts w:ascii="Calibri" w:cs="Calibri" w:eastAsia="Calibri" w:hAnsi="Calibri"/>
+        </w:rPr>
+        <w:t xml:space="preserve">.</w:t>
+      </w:r>
+    </w:p>
+    <w:p>
+      <w:pPr>
+        <w:pStyle w:val="ListParagraph"/>
+        <w:numPr>
+          <w:ilvl w:val="0"/>
+          <w:numId w:val="2"/>
+        </w:numPr>
+        <w:spacing w:after="110" w:line="320"/>
+      </w:pPr>
+      <w:r>
+        <w:rPr>
+          <w:rFonts w:ascii="Calibri" w:cs="Calibri" w:eastAsia="Calibri" w:hAnsi="Calibri"/>
+        </w:rPr>
+        <w:t xml:space="preserve">The simple present reports a recent event: </w:t>
+      </w:r>
+      <w:r>
+        <w:rPr>
+          <w:rFonts w:ascii="Calibri" w:cs="Calibri" w:eastAsia="Calibri" w:hAnsi="Calibri"/>
+          <w:i/>
+          <w:iCs/>
+        </w:rPr>
+        <w:t xml:space="preserve">Minister opens new hospital</w:t>
+      </w:r>
+      <w:r>
+        <w:rPr>
+          <w:rFonts w:ascii="Calibri" w:cs="Calibri" w:eastAsia="Calibri" w:hAnsi="Calibri"/>
+        </w:rPr>
+        <w:t xml:space="preserve"> → </w:t>
+      </w:r>
+      <w:r>
+        <w:rPr>
+          <w:rFonts w:ascii="Arial" w:cs="Arial" w:hAnsi="Arial"/>
+          <w:sz w:val="23"/>
+          <w:szCs w:val="24"/>
+          <w:rtl/>
+        </w:rPr>
+        <w:t xml:space="preserve">الوزير يفتتح مستشفى جديداً</w:t>
+      </w:r>
+      <w:r>
+        <w:rPr>
+          <w:rFonts w:ascii="Calibri" w:cs="Calibri" w:eastAsia="Calibri" w:hAnsi="Calibri"/>
+        </w:rPr>
+        <w:t xml:space="preserve">.</w:t>
+      </w:r>
+    </w:p>
+    <w:p>
+      <w:pPr>
+        <w:pStyle w:val="ListParagraph"/>
+        <w:numPr>
+          <w:ilvl w:val="0"/>
+          <w:numId w:val="2"/>
+        </w:numPr>
+        <w:spacing w:after="110" w:line="320"/>
+      </w:pPr>
+      <w:r>
+        <w:rPr>
+          <w:rFonts w:ascii="Calibri" w:cs="Calibri" w:eastAsia="Calibri" w:hAnsi="Calibri"/>
+          <w:i/>
+          <w:iCs/>
+        </w:rPr>
+        <w:t xml:space="preserve">to</w:t>
+      </w:r>
+      <w:r>
+        <w:rPr>
+          <w:rFonts w:ascii="Calibri" w:cs="Calibri" w:eastAsia="Calibri" w:hAnsi="Calibri"/>
+        </w:rPr>
+        <w:t xml:space="preserve"> + verb means the future: </w:t>
+      </w:r>
+      <w:r>
+        <w:rPr>
+          <w:rFonts w:ascii="Calibri" w:cs="Calibri" w:eastAsia="Calibri" w:hAnsi="Calibri"/>
+          <w:i/>
+          <w:iCs/>
+        </w:rPr>
+        <w:t xml:space="preserve">Saudi Arabia to extend visas for expats</w:t>
+      </w:r>
+      <w:r>
+        <w:rPr>
+          <w:rFonts w:ascii="Calibri" w:cs="Calibri" w:eastAsia="Calibri" w:hAnsi="Calibri"/>
+        </w:rPr>
+        <w:t xml:space="preserve"> → </w:t>
+      </w:r>
+      <w:r>
+        <w:rPr>
+          <w:rFonts w:ascii="Arial" w:cs="Arial" w:hAnsi="Arial"/>
+          <w:sz w:val="23"/>
+          <w:szCs w:val="24"/>
+          <w:rtl/>
+        </w:rPr>
+        <w:t xml:space="preserve">السعودية ستمدّد تأشيرات الوافدين</w:t>
+      </w:r>
+      <w:r>
+        <w:rPr>
+          <w:rFonts w:ascii="Calibri" w:cs="Calibri" w:eastAsia="Calibri" w:hAnsi="Calibri"/>
+        </w:rPr>
+        <w:t xml:space="preserve">.</w:t>
+      </w:r>
+    </w:p>
+    <w:p>
+      <w:pPr>
+        <w:pStyle w:val="ListParagraph"/>
+        <w:numPr>
+          <w:ilvl w:val="0"/>
+          <w:numId w:val="2"/>
+        </w:numPr>
+        <w:spacing w:after="110" w:line="320"/>
+      </w:pPr>
+      <w:r>
+        <w:rPr>
+          <w:rFonts w:ascii="Calibri" w:cs="Calibri" w:eastAsia="Calibri" w:hAnsi="Calibri"/>
+        </w:rPr>
+        <w:t xml:space="preserve">Add what Arab readers may not know: </w:t>
+      </w:r>
+      <w:r>
+        <w:rPr>
+          <w:rFonts w:ascii="Calibri" w:cs="Calibri" w:eastAsia="Calibri" w:hAnsi="Calibri"/>
+          <w:i/>
+          <w:iCs/>
+        </w:rPr>
+        <w:t xml:space="preserve">Mustang customer complaint</w:t>
+      </w:r>
+      <w:r>
+        <w:rPr>
+          <w:rFonts w:ascii="Calibri" w:cs="Calibri" w:eastAsia="Calibri" w:hAnsi="Calibri"/>
+        </w:rPr>
+        <w:t xml:space="preserve"> → </w:t>
+      </w:r>
+      <w:r>
+        <w:rPr>
+          <w:rFonts w:ascii="Arial" w:cs="Arial" w:hAnsi="Arial"/>
+          <w:sz w:val="23"/>
+          <w:szCs w:val="24"/>
+          <w:rtl/>
+        </w:rPr>
+        <w:t xml:space="preserve">شكوى زبون من سيارة فورد موستانج</w:t>
+      </w:r>
+      <w:r>
+        <w:rPr>
+          <w:rFonts w:ascii="Calibri" w:cs="Calibri" w:eastAsia="Calibri" w:hAnsi="Calibri"/>
+        </w:rPr>
+        <w:t xml:space="preserve">.</w:t>
+      </w:r>
+    </w:p>
+    <w:p>
+      <w:pPr>
+        <w:spacing w:after="40"/>
+      </w:pPr>
+    </w:p>
+    <w:p>
+      <w:pPr>
+        <w:pStyle w:val="Heading3"/>
+      </w:pPr>
+      <w:r>
+        <w:t xml:space="preserve">How a news story is built</w:t>
+      </w:r>
+    </w:p>
+    <w:p>
+      <w:pPr>
+        <w:spacing w:after="200" w:line="330"/>
+      </w:pPr>
+      <w:r>
+        <w:rPr>
+          <w:rFonts w:ascii="Calibri" w:cs="Calibri" w:eastAsia="Calibri" w:hAnsi="Calibri"/>
+        </w:rPr>
+        <w:t xml:space="preserve">Most news stories follow the </w:t>
+      </w:r>
+      <w:r>
+        <w:rPr>
+          <w:rFonts w:ascii="Calibri" w:cs="Calibri" w:eastAsia="Calibri" w:hAnsi="Calibri"/>
+          <w:b/>
+          <w:bCs/>
+        </w:rPr>
+        <w:t xml:space="preserve">inverted pyramid</w:t>
+      </w:r>
+      <w:r>
+        <w:rPr>
+          <w:rFonts w:ascii="Calibri" w:cs="Calibri" w:eastAsia="Calibri" w:hAnsi="Calibri"/>
+        </w:rPr>
+        <w:t xml:space="preserve">: the most important facts come first, in the headline and the first paragraph (the lead), and the details follow. Keep this order in your translation.</w:t>
+      </w:r>
+    </w:p>
+    <w:p>
+      <w:pPr>
+        <w:spacing w:after="200" w:line="330"/>
+      </w:pPr>
+      <w:r>
+        <w:rPr>
+          <w:rFonts w:ascii="Calibri" w:cs="Calibri" w:eastAsia="Calibri" w:hAnsi="Calibri"/>
+          <w:b/>
+          <w:bCs/>
+        </w:rPr>
+        <w:t xml:space="preserve">Hard news</w:t>
+      </w:r>
+      <w:r>
+        <w:rPr>
+          <w:rFonts w:ascii="Calibri" w:cs="Calibri" w:eastAsia="Calibri" w:hAnsi="Calibri"/>
+        </w:rPr>
+        <w:t xml:space="preserve"> reports facts, such as decisions, disasters and discoveries, without the writer’s opinion. </w:t>
+      </w:r>
+      <w:r>
+        <w:rPr>
+          <w:rFonts w:ascii="Calibri" w:cs="Calibri" w:eastAsia="Calibri" w:hAnsi="Calibri"/>
+          <w:b/>
+          <w:bCs/>
+        </w:rPr>
+        <w:t xml:space="preserve">Soft news</w:t>
+      </w:r>
+      <w:r>
+        <w:rPr>
+          <w:rFonts w:ascii="Calibri" w:cs="Calibri" w:eastAsia="Calibri" w:hAnsi="Calibri"/>
+        </w:rPr>
+        <w:t xml:space="preserve"> tells human stories, to interest or move the reader.</w:t>
+      </w:r>
+    </w:p>
+    <w:p>
+      <w:pPr>
+        <w:pStyle w:val="Heading3"/>
+      </w:pPr>
+      <w:r>
+        <w:t xml:space="preserve">Technical and literary texts</w:t>
+      </w:r>
+    </w:p>
+    <w:p>
+      <w:pPr>
+        <w:spacing w:after="200" w:line="330"/>
+      </w:pPr>
+      <w:r>
+        <w:rPr>
+          <w:rFonts w:ascii="Calibri" w:cs="Calibri" w:eastAsia="Calibri" w:hAnsi="Calibri"/>
+        </w:rPr>
+        <w:t xml:space="preserve">In technical texts, one word can be a different term in each field: </w:t>
+      </w:r>
+      <w:r>
+        <w:rPr>
+          <w:rFonts w:ascii="Calibri" w:cs="Calibri" w:eastAsia="Calibri" w:hAnsi="Calibri"/>
+          <w:i/>
+          <w:iCs/>
+        </w:rPr>
+        <w:t xml:space="preserve">depression</w:t>
+      </w:r>
+      <w:r>
+        <w:rPr>
+          <w:rFonts w:ascii="Calibri" w:cs="Calibri" w:eastAsia="Calibri" w:hAnsi="Calibri"/>
+        </w:rPr>
+        <w:t xml:space="preserve"> is </w:t>
+      </w:r>
+      <w:r>
+        <w:rPr>
+          <w:rFonts w:ascii="Arial" w:cs="Arial" w:hAnsi="Arial"/>
+          <w:sz w:val="23"/>
+          <w:szCs w:val="24"/>
+          <w:rtl/>
+        </w:rPr>
+        <w:t xml:space="preserve">الاكتئاب</w:t>
+      </w:r>
+      <w:r>
+        <w:rPr>
+          <w:rFonts w:ascii="Calibri" w:cs="Calibri" w:eastAsia="Calibri" w:hAnsi="Calibri"/>
+        </w:rPr>
+        <w:t xml:space="preserve"> in psychology, </w:t>
+      </w:r>
+      <w:r>
+        <w:rPr>
+          <w:rFonts w:ascii="Arial" w:cs="Arial" w:hAnsi="Arial"/>
+          <w:sz w:val="23"/>
+          <w:szCs w:val="24"/>
+          <w:rtl/>
+        </w:rPr>
+        <w:t xml:space="preserve">الكساد</w:t>
+      </w:r>
+      <w:r>
+        <w:rPr>
+          <w:rFonts w:ascii="Calibri" w:cs="Calibri" w:eastAsia="Calibri" w:hAnsi="Calibri"/>
+        </w:rPr>
+        <w:t xml:space="preserve"> in economics and </w:t>
+      </w:r>
+      <w:r>
+        <w:rPr>
+          <w:rFonts w:ascii="Arial" w:cs="Arial" w:hAnsi="Arial"/>
+          <w:sz w:val="23"/>
+          <w:szCs w:val="24"/>
+          <w:rtl/>
+        </w:rPr>
+        <w:t xml:space="preserve">منخفض جوي</w:t>
+      </w:r>
+      <w:r>
+        <w:rPr>
+          <w:rFonts w:ascii="Calibri" w:cs="Calibri" w:eastAsia="Calibri" w:hAnsi="Calibri"/>
+        </w:rPr>
+        <w:t xml:space="preserve"> in a weather report. Check the field every time (Chapter 21).</w:t>
+      </w:r>
+    </w:p>
+    <w:p>
+      <w:pPr>
+        <w:spacing w:after="200" w:line="330"/>
+      </w:pPr>
+      <w:r>
+        <w:rPr>
+          <w:rFonts w:ascii="Calibri" w:cs="Calibri" w:eastAsia="Calibri" w:hAnsi="Calibri"/>
+        </w:rPr>
+        <w:t xml:space="preserve">In literary texts, </w:t>
+      </w:r>
+      <w:r>
+        <w:rPr>
+          <w:rFonts w:ascii="Calibri" w:cs="Calibri" w:eastAsia="Calibri" w:hAnsi="Calibri"/>
+          <w:b/>
+          <w:bCs/>
+        </w:rPr>
+        <w:t xml:space="preserve">style</w:t>
+      </w:r>
+      <w:r>
+        <w:rPr>
+          <w:rFonts w:ascii="Calibri" w:cs="Calibri" w:eastAsia="Calibri" w:hAnsi="Calibri"/>
+        </w:rPr>
+        <w:t xml:space="preserve"> matters as much as content: word choice, sentence length, tone and dialogue. If a character speaks in dialect to show who they are, find a way to keep that effect.</w:t>
+      </w:r>
+    </w:p>
+    <w:p>
+      <w:pPr>
+        <w:pStyle w:val="Heading3"/>
+      </w:pPr>
+      <w:r>
         <w:t xml:space="preserve">Try it</w:t>
       </w:r>
     </w:p>
@@ -20306,7 +22822,7 @@
         <w:pStyle w:val="ListParagraph"/>
         <w:numPr>
           <w:ilvl w:val="0"/>
-          <w:numId w:val="49"/>
+          <w:numId w:val="50"/>
         </w:numPr>
         <w:spacing w:after="110" w:line="320"/>
       </w:pPr>
@@ -20322,7 +22838,7 @@
         <w:pStyle w:val="ListParagraph"/>
         <w:numPr>
           <w:ilvl w:val="0"/>
-          <w:numId w:val="49"/>
+          <w:numId w:val="50"/>
         </w:numPr>
         <w:spacing w:after="110" w:line="320"/>
       </w:pPr>
@@ -20357,7 +22873,7 @@
         <w:pStyle w:val="ListParagraph"/>
         <w:numPr>
           <w:ilvl w:val="0"/>
-          <w:numId w:val="50"/>
+          <w:numId w:val="51"/>
         </w:numPr>
         <w:spacing w:after="110" w:line="320"/>
       </w:pPr>
@@ -20374,7 +22890,7 @@
         <w:pStyle w:val="ListParagraph"/>
         <w:numPr>
           <w:ilvl w:val="0"/>
-          <w:numId w:val="50"/>
+          <w:numId w:val="51"/>
         </w:numPr>
         <w:spacing w:after="110" w:line="320"/>
       </w:pPr>
@@ -20446,6 +22962,23 @@
     </w:p>
     <w:p>
       <w:pPr>
+        <w:pStyle w:val="ListParagraph"/>
+        <w:numPr>
+          <w:ilvl w:val="0"/>
+          <w:numId w:val="2"/>
+        </w:numPr>
+        <w:shd w:fill="ECE9F7" w:color="auto" w:val="clear"/>
+        <w:spacing w:after="0" w:line="300"/>
+      </w:pPr>
+      <w:r>
+        <w:rPr>
+          <w:rFonts w:ascii="Calibri" w:cs="Calibri" w:eastAsia="Calibri" w:hAnsi="Calibri"/>
+        </w:rPr>
+        <w:t xml:space="preserve">News headlines have their own grammar; translate them into natural Arabic headlines.</w:t>
+      </w:r>
+    </w:p>
+    <w:p>
+      <w:pPr>
         <w:shd w:fill="ECE9F7" w:color="auto" w:val="clear"/>
         <w:spacing w:after="160" w:line="120"/>
       </w:pPr>
@@ -20805,7 +23338,7 @@
         <w:pStyle w:val="ListParagraph"/>
         <w:numPr>
           <w:ilvl w:val="0"/>
-          <w:numId w:val="51"/>
+          <w:numId w:val="52"/>
         </w:numPr>
         <w:spacing w:after="110" w:line="320"/>
       </w:pPr>
@@ -20829,7 +23362,7 @@
         <w:pStyle w:val="ListParagraph"/>
         <w:numPr>
           <w:ilvl w:val="0"/>
-          <w:numId w:val="51"/>
+          <w:numId w:val="52"/>
         </w:numPr>
         <w:spacing w:after="110" w:line="320"/>
       </w:pPr>
@@ -20853,7 +23386,7 @@
         <w:pStyle w:val="ListParagraph"/>
         <w:numPr>
           <w:ilvl w:val="0"/>
-          <w:numId w:val="51"/>
+          <w:numId w:val="52"/>
         </w:numPr>
         <w:spacing w:after="110" w:line="320"/>
       </w:pPr>
@@ -20890,7 +23423,7 @@
         <w:pStyle w:val="ListParagraph"/>
         <w:numPr>
           <w:ilvl w:val="0"/>
-          <w:numId w:val="52"/>
+          <w:numId w:val="53"/>
         </w:numPr>
         <w:spacing w:after="110" w:line="320"/>
       </w:pPr>
@@ -20920,7 +23453,7 @@
         <w:pStyle w:val="ListParagraph"/>
         <w:numPr>
           <w:ilvl w:val="0"/>
-          <w:numId w:val="52"/>
+          <w:numId w:val="53"/>
         </w:numPr>
         <w:spacing w:after="110" w:line="320"/>
       </w:pPr>
@@ -20969,7 +23502,7 @@
         <w:pStyle w:val="ListParagraph"/>
         <w:numPr>
           <w:ilvl w:val="0"/>
-          <w:numId w:val="53"/>
+          <w:numId w:val="54"/>
         </w:numPr>
         <w:spacing w:after="110" w:line="320"/>
       </w:pPr>
@@ -20986,7 +23519,7 @@
         <w:pStyle w:val="ListParagraph"/>
         <w:numPr>
           <w:ilvl w:val="0"/>
-          <w:numId w:val="53"/>
+          <w:numId w:val="54"/>
         </w:numPr>
         <w:spacing w:after="110" w:line="320"/>
       </w:pPr>
@@ -21332,7 +23865,7 @@
         <w:pStyle w:val="ListParagraph"/>
         <w:numPr>
           <w:ilvl w:val="0"/>
-          <w:numId w:val="54"/>
+          <w:numId w:val="55"/>
         </w:numPr>
         <w:spacing w:after="110" w:line="320"/>
       </w:pPr>
@@ -21362,7 +23895,7 @@
         <w:pStyle w:val="ListParagraph"/>
         <w:numPr>
           <w:ilvl w:val="0"/>
-          <w:numId w:val="54"/>
+          <w:numId w:val="55"/>
         </w:numPr>
         <w:spacing w:after="110" w:line="320"/>
       </w:pPr>
@@ -21392,7 +23925,7 @@
         <w:pStyle w:val="ListParagraph"/>
         <w:numPr>
           <w:ilvl w:val="0"/>
-          <w:numId w:val="54"/>
+          <w:numId w:val="55"/>
         </w:numPr>
         <w:spacing w:after="110" w:line="320"/>
       </w:pPr>
@@ -21722,7 +24255,7 @@
         <w:pStyle w:val="ListParagraph"/>
         <w:numPr>
           <w:ilvl w:val="0"/>
-          <w:numId w:val="55"/>
+          <w:numId w:val="56"/>
         </w:numPr>
         <w:spacing w:after="110" w:line="320"/>
       </w:pPr>
@@ -21738,7 +24271,7 @@
         <w:pStyle w:val="ListParagraph"/>
         <w:numPr>
           <w:ilvl w:val="0"/>
-          <w:numId w:val="55"/>
+          <w:numId w:val="56"/>
         </w:numPr>
         <w:spacing w:after="110" w:line="320"/>
       </w:pPr>
@@ -21773,7 +24306,7 @@
         <w:pStyle w:val="ListParagraph"/>
         <w:numPr>
           <w:ilvl w:val="0"/>
-          <w:numId w:val="56"/>
+          <w:numId w:val="57"/>
         </w:numPr>
         <w:spacing w:after="110" w:line="320"/>
       </w:pPr>
@@ -21790,7 +24323,7 @@
         <w:pStyle w:val="ListParagraph"/>
         <w:numPr>
           <w:ilvl w:val="0"/>
-          <w:numId w:val="56"/>
+          <w:numId w:val="57"/>
         </w:numPr>
         <w:spacing w:after="110" w:line="320"/>
       </w:pPr>
@@ -22616,7 +25149,7 @@
         <w:pStyle w:val="ListParagraph"/>
         <w:numPr>
           <w:ilvl w:val="0"/>
-          <w:numId w:val="57"/>
+          <w:numId w:val="58"/>
         </w:numPr>
         <w:spacing w:after="110" w:line="320"/>
       </w:pPr>
@@ -22640,7 +25173,7 @@
         <w:pStyle w:val="ListParagraph"/>
         <w:numPr>
           <w:ilvl w:val="0"/>
-          <w:numId w:val="57"/>
+          <w:numId w:val="58"/>
         </w:numPr>
         <w:spacing w:after="110" w:line="320"/>
       </w:pPr>
@@ -22664,7 +25197,7 @@
         <w:pStyle w:val="ListParagraph"/>
         <w:numPr>
           <w:ilvl w:val="0"/>
-          <w:numId w:val="57"/>
+          <w:numId w:val="58"/>
         </w:numPr>
         <w:spacing w:after="110" w:line="320"/>
       </w:pPr>
@@ -22688,7 +25221,7 @@
         <w:pStyle w:val="ListParagraph"/>
         <w:numPr>
           <w:ilvl w:val="0"/>
-          <w:numId w:val="57"/>
+          <w:numId w:val="58"/>
         </w:numPr>
         <w:spacing w:after="110" w:line="320"/>
       </w:pPr>
@@ -23530,7 +26063,7 @@
         <w:pStyle w:val="ListParagraph"/>
         <w:numPr>
           <w:ilvl w:val="0"/>
-          <w:numId w:val="58"/>
+          <w:numId w:val="59"/>
         </w:numPr>
         <w:spacing w:after="110" w:line="320"/>
       </w:pPr>
@@ -23546,7 +26079,7 @@
         <w:pStyle w:val="ListParagraph"/>
         <w:numPr>
           <w:ilvl w:val="0"/>
-          <w:numId w:val="58"/>
+          <w:numId w:val="59"/>
         </w:numPr>
         <w:spacing w:after="110" w:line="320"/>
       </w:pPr>
@@ -23576,7 +26109,7 @@
         <w:pStyle w:val="ListParagraph"/>
         <w:numPr>
           <w:ilvl w:val="0"/>
-          <w:numId w:val="58"/>
+          <w:numId w:val="59"/>
         </w:numPr>
         <w:spacing w:after="110" w:line="320"/>
       </w:pPr>
@@ -23611,7 +26144,7 @@
         <w:pStyle w:val="ListParagraph"/>
         <w:numPr>
           <w:ilvl w:val="0"/>
-          <w:numId w:val="59"/>
+          <w:numId w:val="60"/>
         </w:numPr>
         <w:spacing w:after="110" w:line="320"/>
       </w:pPr>
@@ -23628,7 +26161,7 @@
         <w:pStyle w:val="ListParagraph"/>
         <w:numPr>
           <w:ilvl w:val="0"/>
-          <w:numId w:val="59"/>
+          <w:numId w:val="60"/>
         </w:numPr>
         <w:spacing w:after="110" w:line="320"/>
       </w:pPr>
@@ -23645,7 +26178,7 @@
         <w:pStyle w:val="ListParagraph"/>
         <w:numPr>
           <w:ilvl w:val="0"/>
-          <w:numId w:val="59"/>
+          <w:numId w:val="60"/>
         </w:numPr>
         <w:spacing w:after="110" w:line="320"/>
       </w:pPr>
@@ -23926,6 +26459,144 @@
     </w:p>
     <w:p>
       <w:pPr>
+        <w:pStyle w:val="ListParagraph"/>
+        <w:numPr>
+          <w:ilvl w:val="0"/>
+          <w:numId w:val="2"/>
+        </w:numPr>
+        <w:shd w:fill="ECE9F7" w:color="auto" w:val="clear"/>
+        <w:spacing w:after="40" w:line="300"/>
+      </w:pPr>
+      <w:r>
+        <w:rPr>
+          <w:rFonts w:ascii="Calibri" w:cs="Calibri" w:eastAsia="Calibri" w:hAnsi="Calibri"/>
+          <w:b/>
+          <w:bCs/>
+        </w:rPr>
+        <w:t xml:space="preserve">Translation memory</w:t>
+      </w:r>
+      <w:r>
+        <w:rPr>
+          <w:rFonts w:ascii="Calibri" w:cs="Calibri" w:eastAsia="Calibri" w:hAnsi="Calibri"/>
+        </w:rPr>
+        <w:t xml:space="preserve"> (</w:t>
+      </w:r>
+      <w:r>
+        <w:rPr>
+          <w:rFonts w:ascii="Arial" w:cs="Arial" w:hAnsi="Arial"/>
+          <w:sz w:val="23"/>
+          <w:szCs w:val="24"/>
+          <w:rtl/>
+        </w:rPr>
+        <w:t xml:space="preserve">ذاكرة الترجمة</w:t>
+      </w:r>
+      <w:r>
+        <w:rPr>
+          <w:rFonts w:ascii="Calibri" w:cs="Calibri" w:eastAsia="Calibri" w:hAnsi="Calibri"/>
+        </w:rPr>
+        <w:t xml:space="preserve">): </w:t>
+      </w:r>
+      <w:r>
+        <w:rPr>
+          <w:rFonts w:ascii="Calibri" w:cs="Calibri" w:eastAsia="Calibri" w:hAnsi="Calibri"/>
+        </w:rPr>
+        <w:t xml:space="preserve">A database of earlier translations that the translator can reuse.</w:t>
+      </w:r>
+    </w:p>
+    <w:p>
+      <w:pPr>
+        <w:pStyle w:val="ListParagraph"/>
+        <w:numPr>
+          <w:ilvl w:val="0"/>
+          <w:numId w:val="2"/>
+        </w:numPr>
+        <w:shd w:fill="ECE9F7" w:color="auto" w:val="clear"/>
+        <w:spacing w:after="40" w:line="300"/>
+      </w:pPr>
+      <w:r>
+        <w:rPr>
+          <w:rFonts w:ascii="Calibri" w:cs="Calibri" w:eastAsia="Calibri" w:hAnsi="Calibri"/>
+          <w:b/>
+          <w:bCs/>
+        </w:rPr>
+        <w:t xml:space="preserve">CAT tool</w:t>
+      </w:r>
+      <w:r>
+        <w:rPr>
+          <w:rFonts w:ascii="Calibri" w:cs="Calibri" w:eastAsia="Calibri" w:hAnsi="Calibri"/>
+        </w:rPr>
+        <w:t xml:space="preserve"> (</w:t>
+      </w:r>
+      <w:r>
+        <w:rPr>
+          <w:rFonts w:ascii="Arial" w:cs="Arial" w:hAnsi="Arial"/>
+          <w:sz w:val="23"/>
+          <w:szCs w:val="24"/>
+          <w:rtl/>
+        </w:rPr>
+        <w:t xml:space="preserve">أداة الترجمة بمساعدة الحاسوب</w:t>
+      </w:r>
+      <w:r>
+        <w:rPr>
+          <w:rFonts w:ascii="Calibri" w:cs="Calibri" w:eastAsia="Calibri" w:hAnsi="Calibri"/>
+        </w:rPr>
+        <w:t xml:space="preserve">): </w:t>
+      </w:r>
+      <w:r>
+        <w:rPr>
+          <w:rFonts w:ascii="Calibri" w:cs="Calibri" w:eastAsia="Calibri" w:hAnsi="Calibri"/>
+        </w:rPr>
+        <w:t xml:space="preserve">Software that helps a human translator, usually with a translation memory and a termbase.</w:t>
+      </w:r>
+    </w:p>
+    <w:p>
+      <w:pPr>
+        <w:pStyle w:val="ListParagraph"/>
+        <w:numPr>
+          <w:ilvl w:val="0"/>
+          <w:numId w:val="2"/>
+        </w:numPr>
+        <w:shd w:fill="ECE9F7" w:color="auto" w:val="clear"/>
+        <w:spacing w:after="40" w:line="300"/>
+      </w:pPr>
+      <w:r>
+        <w:rPr>
+          <w:rFonts w:ascii="Calibri" w:cs="Calibri" w:eastAsia="Calibri" w:hAnsi="Calibri"/>
+          <w:b/>
+          <w:bCs/>
+        </w:rPr>
+        <w:t xml:space="preserve">Localisation</w:t>
+      </w:r>
+      <w:r>
+        <w:rPr>
+          <w:rFonts w:ascii="Calibri" w:cs="Calibri" w:eastAsia="Calibri" w:hAnsi="Calibri"/>
+        </w:rPr>
+        <w:t xml:space="preserve"> (</w:t>
+      </w:r>
+      <w:r>
+        <w:rPr>
+          <w:rFonts w:ascii="Arial" w:cs="Arial" w:hAnsi="Arial"/>
+          <w:sz w:val="23"/>
+          <w:szCs w:val="24"/>
+          <w:rtl/>
+        </w:rPr>
+        <w:t xml:space="preserve">الأقلمة</w:t>
+      </w:r>
+      <w:r>
+        <w:rPr>
+          <w:rFonts w:ascii="Calibri" w:cs="Calibri" w:eastAsia="Calibri" w:hAnsi="Calibri"/>
+        </w:rPr>
+        <w:t xml:space="preserve">): </w:t>
+      </w:r>
+      <w:r>
+        <w:rPr>
+          <w:rFonts w:ascii="Calibri" w:cs="Calibri" w:eastAsia="Calibri" w:hAnsi="Calibri"/>
+        </w:rPr>
+        <w:t xml:space="preserve">Adapting a whole product, such as a website, an app or a game, to a local market.</w:t>
+      </w:r>
+    </w:p>
+    <w:p>
+      <w:pPr>
         <w:shd w:fill="ECE9F7" w:color="auto" w:val="clear"/>
         <w:spacing w:after="160" w:line="120"/>
       </w:pPr>
@@ -23935,6 +26606,115 @@
         <w:pStyle w:val="Heading3"/>
       </w:pPr>
       <w:r>
+        <w:t xml:space="preserve">Tools translators use</w:t>
+      </w:r>
+    </w:p>
+    <w:p>
+      <w:pPr>
+        <w:pStyle w:val="ListParagraph"/>
+        <w:numPr>
+          <w:ilvl w:val="0"/>
+          <w:numId w:val="2"/>
+        </w:numPr>
+        <w:spacing w:after="110" w:line="320"/>
+      </w:pPr>
+      <w:r>
+        <w:rPr>
+          <w:rFonts w:ascii="Calibri" w:cs="Calibri" w:eastAsia="Calibri" w:hAnsi="Calibri"/>
+          <w:b/>
+          <w:bCs/>
+        </w:rPr>
+        <w:t xml:space="preserve">Machine translation</w:t>
+      </w:r>
+      <w:r>
+        <w:rPr>
+          <w:rFonts w:ascii="Calibri" w:cs="Calibri" w:eastAsia="Calibri" w:hAnsi="Calibri"/>
+        </w:rPr>
+        <w:t xml:space="preserve">: early systems used rules, then statistics; today most use neural networks. They are much more fluent, but they can still be wrong.</w:t>
+      </w:r>
+    </w:p>
+    <w:p>
+      <w:pPr>
+        <w:pStyle w:val="ListParagraph"/>
+        <w:numPr>
+          <w:ilvl w:val="0"/>
+          <w:numId w:val="2"/>
+        </w:numPr>
+        <w:spacing w:after="110" w:line="320"/>
+      </w:pPr>
+      <w:r>
+        <w:rPr>
+          <w:rFonts w:ascii="Calibri" w:cs="Calibri" w:eastAsia="Calibri" w:hAnsi="Calibri"/>
+          <w:b/>
+          <w:bCs/>
+        </w:rPr>
+        <w:t xml:space="preserve">Translation memory</w:t>
+      </w:r>
+      <w:r>
+        <w:rPr>
+          <w:rFonts w:ascii="Calibri" w:cs="Calibri" w:eastAsia="Calibri" w:hAnsi="Calibri"/>
+        </w:rPr>
+        <w:t xml:space="preserve">: stores your past translations sentence by sentence and suggests them when a similar sentence appears. It saves time and keeps your work consistent.</w:t>
+      </w:r>
+    </w:p>
+    <w:p>
+      <w:pPr>
+        <w:pStyle w:val="ListParagraph"/>
+        <w:numPr>
+          <w:ilvl w:val="0"/>
+          <w:numId w:val="2"/>
+        </w:numPr>
+        <w:spacing w:after="110" w:line="320"/>
+      </w:pPr>
+      <w:r>
+        <w:rPr>
+          <w:rFonts w:ascii="Calibri" w:cs="Calibri" w:eastAsia="Calibri" w:hAnsi="Calibri"/>
+          <w:b/>
+          <w:bCs/>
+        </w:rPr>
+        <w:t xml:space="preserve">Termbases</w:t>
+      </w:r>
+      <w:r>
+        <w:rPr>
+          <w:rFonts w:ascii="Calibri" w:cs="Calibri" w:eastAsia="Calibri" w:hAnsi="Calibri"/>
+        </w:rPr>
+        <w:t xml:space="preserve">: keep one term for one idea across a project (Chapter 21).</w:t>
+      </w:r>
+    </w:p>
+    <w:p>
+      <w:pPr>
+        <w:pStyle w:val="ListParagraph"/>
+        <w:numPr>
+          <w:ilvl w:val="0"/>
+          <w:numId w:val="2"/>
+        </w:numPr>
+        <w:spacing w:after="110" w:line="320"/>
+      </w:pPr>
+      <w:r>
+        <w:rPr>
+          <w:rFonts w:ascii="Calibri" w:cs="Calibri" w:eastAsia="Calibri" w:hAnsi="Calibri"/>
+          <w:b/>
+          <w:bCs/>
+        </w:rPr>
+        <w:t xml:space="preserve">CAT tools</w:t>
+      </w:r>
+      <w:r>
+        <w:rPr>
+          <w:rFonts w:ascii="Calibri" w:cs="Calibri" w:eastAsia="Calibri" w:hAnsi="Calibri"/>
+        </w:rPr>
+        <w:t xml:space="preserve"> combine these, for example Trados, memoQ, and the free OmegaT and Matecat.</w:t>
+      </w:r>
+    </w:p>
+    <w:p>
+      <w:pPr>
+        <w:spacing w:after="40"/>
+      </w:pPr>
+    </w:p>
+    <w:p>
+      <w:pPr>
+        <w:pStyle w:val="Heading3"/>
+      </w:pPr>
+      <w:r>
         <w:t xml:space="preserve">Useful or risky?</w:t>
       </w:r>
     </w:p>
@@ -24179,6 +26959,196 @@
         <w:pStyle w:val="Heading3"/>
       </w:pPr>
       <w:r>
+        <w:t xml:space="preserve">Post-editing: an example</w:t>
+      </w:r>
+    </w:p>
+    <w:p>
+      <w:pPr>
+        <w:spacing w:after="200" w:line="330"/>
+      </w:pPr>
+      <w:r>
+        <w:rPr>
+          <w:rFonts w:ascii="Calibri" w:cs="Calibri" w:eastAsia="Calibri" w:hAnsi="Calibri"/>
+          <w:i/>
+          <w:iCs/>
+        </w:rPr>
+        <w:t xml:space="preserve">Our new branch opens on Monday. Don’t miss out!</w:t>
+      </w:r>
+    </w:p>
+    <w:p>
+      <w:pPr>
+        <w:pStyle w:val="ListParagraph"/>
+        <w:numPr>
+          <w:ilvl w:val="0"/>
+          <w:numId w:val="2"/>
+        </w:numPr>
+        <w:spacing w:after="110" w:line="320"/>
+      </w:pPr>
+      <w:r>
+        <w:rPr>
+          <w:rFonts w:ascii="Calibri" w:cs="Calibri" w:eastAsia="Calibri" w:hAnsi="Calibri"/>
+        </w:rPr>
+        <w:t xml:space="preserve">Machine output: </w:t>
+      </w:r>
+      <w:r>
+        <w:rPr>
+          <w:rFonts w:ascii="Arial" w:cs="Arial" w:hAnsi="Arial"/>
+          <w:sz w:val="23"/>
+          <w:szCs w:val="24"/>
+          <w:rtl/>
+        </w:rPr>
+        <w:t xml:space="preserve">فرعنا الجديد يفتح يوم الاثنين. لا تفوّت الخروج!</w:t>
+      </w:r>
+      <w:r>
+        <w:rPr>
+          <w:rFonts w:ascii="Calibri" w:cs="Calibri" w:eastAsia="Calibri" w:hAnsi="Calibri"/>
+        </w:rPr>
+        <w:t xml:space="preserve"> ✗ (</w:t>
+      </w:r>
+      <w:r>
+        <w:rPr>
+          <w:rFonts w:ascii="Calibri" w:cs="Calibri" w:eastAsia="Calibri" w:hAnsi="Calibri"/>
+          <w:i/>
+          <w:iCs/>
+        </w:rPr>
+        <w:t xml:space="preserve">miss out</w:t>
+      </w:r>
+      <w:r>
+        <w:rPr>
+          <w:rFonts w:ascii="Calibri" w:cs="Calibri" w:eastAsia="Calibri" w:hAnsi="Calibri"/>
+        </w:rPr>
+        <w:t xml:space="preserve"> was read as “going out”)</w:t>
+      </w:r>
+    </w:p>
+    <w:p>
+      <w:pPr>
+        <w:pStyle w:val="ListParagraph"/>
+        <w:numPr>
+          <w:ilvl w:val="0"/>
+          <w:numId w:val="2"/>
+        </w:numPr>
+        <w:spacing w:after="110" w:line="320"/>
+      </w:pPr>
+      <w:r>
+        <w:rPr>
+          <w:rFonts w:ascii="Calibri" w:cs="Calibri" w:eastAsia="Calibri" w:hAnsi="Calibri"/>
+        </w:rPr>
+        <w:t xml:space="preserve">Post-edited: </w:t>
+      </w:r>
+      <w:r>
+        <w:rPr>
+          <w:rFonts w:ascii="Arial" w:cs="Arial" w:hAnsi="Arial"/>
+          <w:sz w:val="23"/>
+          <w:szCs w:val="24"/>
+          <w:rtl/>
+        </w:rPr>
+        <w:t xml:space="preserve">يُفتتح فرعنا الجديد يوم الاثنين. لا تفوّتوا الفرصة!</w:t>
+      </w:r>
+      <w:r>
+        <w:rPr>
+          <w:rFonts w:ascii="Calibri" w:cs="Calibri" w:eastAsia="Calibri" w:hAnsi="Calibri"/>
+        </w:rPr>
+        <w:t xml:space="preserve"> ✓</w:t>
+      </w:r>
+    </w:p>
+    <w:p>
+      <w:pPr>
+        <w:spacing w:after="40"/>
+      </w:pPr>
+    </w:p>
+    <w:p>
+      <w:pPr>
+        <w:pStyle w:val="Heading3"/>
+      </w:pPr>
+      <w:r>
+        <w:t xml:space="preserve">Using AI tools well</w:t>
+      </w:r>
+    </w:p>
+    <w:p>
+      <w:pPr>
+        <w:pStyle w:val="ListParagraph"/>
+        <w:numPr>
+          <w:ilvl w:val="0"/>
+          <w:numId w:val="2"/>
+        </w:numPr>
+        <w:spacing w:after="110" w:line="320"/>
+      </w:pPr>
+      <w:r>
+        <w:rPr>
+          <w:rFonts w:ascii="Calibri" w:cs="Calibri" w:eastAsia="Calibri" w:hAnsi="Calibri"/>
+        </w:rPr>
+        <w:t xml:space="preserve">Tell the tool the text type, the audience and the terms you want.</w:t>
+      </w:r>
+    </w:p>
+    <w:p>
+      <w:pPr>
+        <w:pStyle w:val="ListParagraph"/>
+        <w:numPr>
+          <w:ilvl w:val="0"/>
+          <w:numId w:val="2"/>
+        </w:numPr>
+        <w:spacing w:after="110" w:line="320"/>
+      </w:pPr>
+      <w:r>
+        <w:rPr>
+          <w:rFonts w:ascii="Calibri" w:cs="Calibri" w:eastAsia="Calibri" w:hAnsi="Calibri"/>
+        </w:rPr>
+        <w:t xml:space="preserve">Ask for two or three options, then choose yourself.</w:t>
+      </w:r>
+    </w:p>
+    <w:p>
+      <w:pPr>
+        <w:pStyle w:val="ListParagraph"/>
+        <w:numPr>
+          <w:ilvl w:val="0"/>
+          <w:numId w:val="2"/>
+        </w:numPr>
+        <w:spacing w:after="110" w:line="320"/>
+      </w:pPr>
+      <w:r>
+        <w:rPr>
+          <w:rFonts w:ascii="Calibri" w:cs="Calibri" w:eastAsia="Calibri" w:hAnsi="Calibri"/>
+        </w:rPr>
+        <w:t xml:space="preserve">Check every name, number, date and term against a reliable source.</w:t>
+      </w:r>
+    </w:p>
+    <w:p>
+      <w:pPr>
+        <w:spacing w:after="40"/>
+      </w:pPr>
+    </w:p>
+    <w:p>
+      <w:pPr>
+        <w:pStyle w:val="Heading3"/>
+      </w:pPr>
+      <w:r>
+        <w:t xml:space="preserve">Localisation</w:t>
+      </w:r>
+    </w:p>
+    <w:p>
+      <w:pPr>
+        <w:spacing w:after="200" w:line="330"/>
+      </w:pPr>
+      <w:r>
+        <w:rPr>
+          <w:rFonts w:ascii="Calibri" w:cs="Calibri" w:eastAsia="Calibri" w:hAnsi="Calibri"/>
+          <w:b/>
+          <w:bCs/>
+        </w:rPr>
+        <w:t xml:space="preserve">Localisation</w:t>
+      </w:r>
+      <w:r>
+        <w:rPr>
+          <w:rFonts w:ascii="Calibri" w:cs="Calibri" w:eastAsia="Calibri" w:hAnsi="Calibri"/>
+        </w:rPr>
+        <w:t xml:space="preserve"> adapts a whole product to a local market. Translation is one part of it. The rest includes dates, numbers, currencies and units, images and colours, and the direction of the page: an Arabic website reads from right to left.</w:t>
+      </w:r>
+    </w:p>
+    <w:p>
+      <w:pPr>
+        <w:pStyle w:val="Heading3"/>
+      </w:pPr>
+      <w:r>
         <w:t xml:space="preserve">Four rules</w:t>
       </w:r>
     </w:p>
@@ -24187,7 +27157,7 @@
         <w:pStyle w:val="ListParagraph"/>
         <w:numPr>
           <w:ilvl w:val="0"/>
-          <w:numId w:val="60"/>
+          <w:numId w:val="61"/>
         </w:numPr>
         <w:spacing w:after="110" w:line="320"/>
       </w:pPr>
@@ -24203,7 +27173,7 @@
         <w:pStyle w:val="ListParagraph"/>
         <w:numPr>
           <w:ilvl w:val="0"/>
-          <w:numId w:val="60"/>
+          <w:numId w:val="61"/>
         </w:numPr>
         <w:spacing w:after="110" w:line="320"/>
       </w:pPr>
@@ -24219,7 +27189,7 @@
         <w:pStyle w:val="ListParagraph"/>
         <w:numPr>
           <w:ilvl w:val="0"/>
-          <w:numId w:val="60"/>
+          <w:numId w:val="61"/>
         </w:numPr>
         <w:spacing w:after="110" w:line="320"/>
       </w:pPr>
@@ -24235,7 +27205,7 @@
         <w:pStyle w:val="ListParagraph"/>
         <w:numPr>
           <w:ilvl w:val="0"/>
-          <w:numId w:val="60"/>
+          <w:numId w:val="61"/>
         </w:numPr>
         <w:spacing w:after="110" w:line="320"/>
       </w:pPr>
@@ -24264,7 +27234,7 @@
         <w:pStyle w:val="ListParagraph"/>
         <w:numPr>
           <w:ilvl w:val="0"/>
-          <w:numId w:val="61"/>
+          <w:numId w:val="62"/>
         </w:numPr>
         <w:spacing w:after="110" w:line="320"/>
       </w:pPr>
@@ -24280,7 +27250,7 @@
         <w:pStyle w:val="ListParagraph"/>
         <w:numPr>
           <w:ilvl w:val="0"/>
-          <w:numId w:val="61"/>
+          <w:numId w:val="62"/>
         </w:numPr>
         <w:spacing w:after="110" w:line="320"/>
       </w:pPr>
@@ -24315,7 +27285,7 @@
         <w:pStyle w:val="ListParagraph"/>
         <w:numPr>
           <w:ilvl w:val="0"/>
-          <w:numId w:val="62"/>
+          <w:numId w:val="63"/>
         </w:numPr>
         <w:spacing w:after="110" w:line="320"/>
       </w:pPr>
@@ -24332,7 +27302,7 @@
         <w:pStyle w:val="ListParagraph"/>
         <w:numPr>
           <w:ilvl w:val="0"/>
-          <w:numId w:val="62"/>
+          <w:numId w:val="63"/>
         </w:numPr>
         <w:spacing w:after="110" w:line="320"/>
       </w:pPr>
@@ -24600,7 +27570,7 @@
         <w:pStyle w:val="ListParagraph"/>
         <w:numPr>
           <w:ilvl w:val="0"/>
-          <w:numId w:val="63"/>
+          <w:numId w:val="64"/>
         </w:numPr>
         <w:spacing w:after="110" w:line="320"/>
       </w:pPr>
@@ -24624,7 +27594,7 @@
         <w:pStyle w:val="ListParagraph"/>
         <w:numPr>
           <w:ilvl w:val="0"/>
-          <w:numId w:val="63"/>
+          <w:numId w:val="64"/>
         </w:numPr>
         <w:spacing w:after="110" w:line="320"/>
       </w:pPr>
@@ -24648,7 +27618,7 @@
         <w:pStyle w:val="ListParagraph"/>
         <w:numPr>
           <w:ilvl w:val="0"/>
-          <w:numId w:val="63"/>
+          <w:numId w:val="64"/>
         </w:numPr>
         <w:spacing w:after="110" w:line="320"/>
       </w:pPr>
@@ -25212,7 +28182,7 @@
         <w:pStyle w:val="ListParagraph"/>
         <w:numPr>
           <w:ilvl w:val="0"/>
-          <w:numId w:val="64"/>
+          <w:numId w:val="65"/>
         </w:numPr>
         <w:spacing w:after="110" w:line="320"/>
       </w:pPr>
@@ -25237,7 +28207,7 @@
         <w:pStyle w:val="ListParagraph"/>
         <w:numPr>
           <w:ilvl w:val="0"/>
-          <w:numId w:val="64"/>
+          <w:numId w:val="65"/>
         </w:numPr>
         <w:spacing w:after="110" w:line="320"/>
       </w:pPr>
@@ -25280,7 +28250,7 @@
         <w:pStyle w:val="ListParagraph"/>
         <w:numPr>
           <w:ilvl w:val="0"/>
-          <w:numId w:val="65"/>
+          <w:numId w:val="66"/>
         </w:numPr>
         <w:spacing w:after="110" w:line="320"/>
       </w:pPr>
@@ -25300,7 +28270,7 @@
         <w:pStyle w:val="ListParagraph"/>
         <w:numPr>
           <w:ilvl w:val="0"/>
-          <w:numId w:val="65"/>
+          <w:numId w:val="66"/>
         </w:numPr>
         <w:spacing w:after="110" w:line="320"/>
       </w:pPr>
@@ -26895,7 +29865,7 @@
         <w:pStyle w:val="ListParagraph"/>
         <w:numPr>
           <w:ilvl w:val="0"/>
-          <w:numId w:val="66"/>
+          <w:numId w:val="67"/>
         </w:numPr>
         <w:spacing w:after="110" w:line="320"/>
       </w:pPr>
@@ -26911,7 +29881,7 @@
         <w:pStyle w:val="ListParagraph"/>
         <w:numPr>
           <w:ilvl w:val="0"/>
-          <w:numId w:val="66"/>
+          <w:numId w:val="67"/>
         </w:numPr>
         <w:spacing w:after="110" w:line="320"/>
       </w:pPr>
@@ -26927,7 +29897,7 @@
         <w:pStyle w:val="ListParagraph"/>
         <w:numPr>
           <w:ilvl w:val="0"/>
-          <w:numId w:val="66"/>
+          <w:numId w:val="67"/>
         </w:numPr>
         <w:spacing w:after="110" w:line="320"/>
       </w:pPr>
@@ -27011,7 +29981,7 @@
         <w:pStyle w:val="ListParagraph"/>
         <w:numPr>
           <w:ilvl w:val="0"/>
-          <w:numId w:val="67"/>
+          <w:numId w:val="68"/>
         </w:numPr>
         <w:spacing w:after="110" w:line="320"/>
       </w:pPr>
@@ -27041,7 +30011,7 @@
         <w:pStyle w:val="ListParagraph"/>
         <w:numPr>
           <w:ilvl w:val="0"/>
-          <w:numId w:val="67"/>
+          <w:numId w:val="68"/>
         </w:numPr>
         <w:spacing w:after="110" w:line="320"/>
       </w:pPr>
@@ -27076,7 +30046,7 @@
         <w:pStyle w:val="ListParagraph"/>
         <w:numPr>
           <w:ilvl w:val="0"/>
-          <w:numId w:val="68"/>
+          <w:numId w:val="69"/>
         </w:numPr>
         <w:spacing w:after="110" w:line="320"/>
       </w:pPr>
@@ -27093,7 +30063,7 @@
         <w:pStyle w:val="ListParagraph"/>
         <w:numPr>
           <w:ilvl w:val="0"/>
-          <w:numId w:val="68"/>
+          <w:numId w:val="69"/>
         </w:numPr>
         <w:spacing w:after="110" w:line="320"/>
       </w:pPr>
@@ -27347,7 +30317,7 @@
         <w:pStyle w:val="ListParagraph"/>
         <w:numPr>
           <w:ilvl w:val="0"/>
-          <w:numId w:val="69"/>
+          <w:numId w:val="70"/>
         </w:numPr>
         <w:spacing w:after="110" w:line="320"/>
       </w:pPr>
@@ -27371,7 +30341,7 @@
         <w:pStyle w:val="ListParagraph"/>
         <w:numPr>
           <w:ilvl w:val="0"/>
-          <w:numId w:val="69"/>
+          <w:numId w:val="70"/>
         </w:numPr>
         <w:spacing w:after="110" w:line="320"/>
       </w:pPr>
@@ -27408,7 +30378,7 @@
         <w:pStyle w:val="ListParagraph"/>
         <w:numPr>
           <w:ilvl w:val="0"/>
-          <w:numId w:val="70"/>
+          <w:numId w:val="71"/>
         </w:numPr>
         <w:spacing w:after="110" w:line="320"/>
       </w:pPr>
@@ -27432,7 +30402,7 @@
         <w:pStyle w:val="ListParagraph"/>
         <w:numPr>
           <w:ilvl w:val="0"/>
-          <w:numId w:val="70"/>
+          <w:numId w:val="71"/>
         </w:numPr>
         <w:spacing w:after="110" w:line="320"/>
       </w:pPr>
@@ -27456,7 +30426,7 @@
         <w:pStyle w:val="ListParagraph"/>
         <w:numPr>
           <w:ilvl w:val="0"/>
-          <w:numId w:val="70"/>
+          <w:numId w:val="71"/>
         </w:numPr>
         <w:spacing w:after="110" w:line="320"/>
       </w:pPr>
@@ -27480,7 +30450,7 @@
         <w:pStyle w:val="ListParagraph"/>
         <w:numPr>
           <w:ilvl w:val="0"/>
-          <w:numId w:val="70"/>
+          <w:numId w:val="71"/>
         </w:numPr>
         <w:spacing w:after="110" w:line="320"/>
       </w:pPr>
@@ -27504,7 +30474,7 @@
         <w:pStyle w:val="ListParagraph"/>
         <w:numPr>
           <w:ilvl w:val="0"/>
-          <w:numId w:val="70"/>
+          <w:numId w:val="71"/>
         </w:numPr>
         <w:spacing w:after="110" w:line="320"/>
       </w:pPr>
@@ -27720,7 +30690,7 @@
         <w:pStyle w:val="ListParagraph"/>
         <w:numPr>
           <w:ilvl w:val="0"/>
-          <w:numId w:val="71"/>
+          <w:numId w:val="72"/>
         </w:numPr>
         <w:spacing w:after="110" w:line="320"/>
       </w:pPr>
@@ -27784,7 +30754,7 @@
         <w:pStyle w:val="ListParagraph"/>
         <w:numPr>
           <w:ilvl w:val="0"/>
-          <w:numId w:val="72"/>
+          <w:numId w:val="73"/>
         </w:numPr>
         <w:spacing w:after="110" w:line="320"/>
       </w:pPr>
@@ -28396,54 +31366,6 @@
           <w:b/>
           <w:bCs/>
         </w:rPr>
-        <w:t xml:space="preserve">Free commentary</w:t>
-      </w:r>
-      <w:r>
-        <w:rPr>
-          <w:rFonts w:ascii="Calibri" w:cs="Calibri" w:eastAsia="Calibri" w:hAnsi="Calibri"/>
-        </w:rPr>
-        <w:t xml:space="preserve">: a freer version with additions and omissions, as in documentaries and children’s programmes.</w:t>
-      </w:r>
-    </w:p>
-    <w:p>
-      <w:pPr>
-        <w:pStyle w:val="ListParagraph"/>
-        <w:numPr>
-          <w:ilvl w:val="0"/>
-          <w:numId w:val="2"/>
-        </w:numPr>
-        <w:spacing w:after="110" w:line="320"/>
-      </w:pPr>
-      <w:r>
-        <w:rPr>
-          <w:rFonts w:ascii="Calibri" w:cs="Calibri" w:eastAsia="Calibri" w:hAnsi="Calibri"/>
-          <w:b/>
-          <w:bCs/>
-        </w:rPr>
-        <w:t xml:space="preserve">In-vision signing</w:t>
-      </w:r>
-      <w:r>
-        <w:rPr>
-          <w:rFonts w:ascii="Calibri" w:cs="Calibri" w:eastAsia="Calibri" w:hAnsi="Calibri"/>
-        </w:rPr>
-        <w:t xml:space="preserve">: a sign-language interpreter shown on screen, for deaf viewers who use sign language.</w:t>
-      </w:r>
-    </w:p>
-    <w:p>
-      <w:pPr>
-        <w:pStyle w:val="ListParagraph"/>
-        <w:numPr>
-          <w:ilvl w:val="0"/>
-          <w:numId w:val="2"/>
-        </w:numPr>
-        <w:spacing w:after="110" w:line="320"/>
-      </w:pPr>
-      <w:r>
-        <w:rPr>
-          <w:rFonts w:ascii="Calibri" w:cs="Calibri" w:eastAsia="Calibri" w:hAnsi="Calibri"/>
-          <w:b/>
-          <w:bCs/>
-        </w:rPr>
         <w:t xml:space="preserve">Audio description</w:t>
       </w:r>
       <w:r>
@@ -28455,68 +31377,6 @@
     </w:p>
     <w:p>
       <w:pPr>
-        <w:pStyle w:val="ListParagraph"/>
-        <w:numPr>
-          <w:ilvl w:val="0"/>
-          <w:numId w:val="2"/>
-        </w:numPr>
-        <w:spacing w:after="110" w:line="320"/>
-      </w:pPr>
-      <w:r>
-        <w:rPr>
-          <w:rFonts w:ascii="Calibri" w:cs="Calibri" w:eastAsia="Calibri" w:hAnsi="Calibri"/>
-          <w:b/>
-          <w:bCs/>
-        </w:rPr>
-        <w:t xml:space="preserve">Audio subtitling</w:t>
-      </w:r>
-      <w:r>
-        <w:rPr>
-          <w:rFonts w:ascii="Calibri" w:cs="Calibri" w:eastAsia="Calibri" w:hAnsi="Calibri"/>
-        </w:rPr>
-        <w:t xml:space="preserve">: subtitles read aloud, for blind and partially sighted viewers.</w:t>
-      </w:r>
-    </w:p>
-    <w:p>
-      <w:pPr>
-        <w:pStyle w:val="ListParagraph"/>
-        <w:numPr>
-          <w:ilvl w:val="0"/>
-          <w:numId w:val="2"/>
-        </w:numPr>
-        <w:spacing w:after="110" w:line="320"/>
-      </w:pPr>
-      <w:r>
-        <w:rPr>
-          <w:rFonts w:ascii="Calibri" w:cs="Calibri" w:eastAsia="Calibri" w:hAnsi="Calibri"/>
-          <w:b/>
-          <w:bCs/>
-        </w:rPr>
-        <w:t xml:space="preserve">Fandubbing</w:t>
-      </w:r>
-      <w:r>
-        <w:rPr>
-          <w:rFonts w:ascii="Calibri" w:cs="Calibri" w:eastAsia="Calibri" w:hAnsi="Calibri"/>
-        </w:rPr>
-        <w:t xml:space="preserve"> and </w:t>
-      </w:r>
-      <w:r>
-        <w:rPr>
-          <w:rFonts w:ascii="Calibri" w:cs="Calibri" w:eastAsia="Calibri" w:hAnsi="Calibri"/>
-          <w:b/>
-          <w:bCs/>
-        </w:rPr>
-        <w:t xml:space="preserve">fansubbing</w:t>
-      </w:r>
-      <w:r>
-        <w:rPr>
-          <w:rFonts w:ascii="Calibri" w:cs="Calibri" w:eastAsia="Calibri" w:hAnsi="Calibri"/>
-        </w:rPr>
-        <w:t xml:space="preserve">: dubbing and subtitles made by fans.</w:t>
-      </w:r>
-    </w:p>
-    <w:p>
-      <w:pPr>
         <w:spacing w:after="40"/>
       </w:pPr>
     </w:p>
@@ -28536,7 +31396,36 @@
         <w:rPr>
           <w:rFonts w:ascii="Calibri" w:cs="Calibri" w:eastAsia="Calibri" w:hAnsi="Calibri"/>
         </w:rPr>
-        <w:t xml:space="preserve">Dubbing is used for cartoons, games and commercials, and in the Arab world for many children’s programmes and series. Its challenges are matching lip movements, adapting cultural content and staying consistent across a series.</w:t>
+        <w:t xml:space="preserve">Dubbing is used for cartoons, games and commercials, and in the Arab world for many children’s programmes and series. Its challenges are matching lip movements, adapting cultural content and staying consistent across a series. When the cartoon </w:t>
+      </w:r>
+      <w:r>
+        <w:rPr>
+          <w:rFonts w:ascii="Calibri" w:cs="Calibri" w:eastAsia="Calibri" w:hAnsi="Calibri"/>
+          <w:i/>
+          <w:iCs/>
+        </w:rPr>
+        <w:t xml:space="preserve">The Simpsons</w:t>
+      </w:r>
+      <w:r>
+        <w:rPr>
+          <w:rFonts w:ascii="Calibri" w:cs="Calibri" w:eastAsia="Calibri" w:hAnsi="Calibri"/>
+        </w:rPr>
+        <w:t xml:space="preserve"> was dubbed into Arabic as </w:t>
+      </w:r>
+      <w:r>
+        <w:rPr>
+          <w:rFonts w:ascii="Arial" w:cs="Arial" w:hAnsi="Arial"/>
+          <w:sz w:val="23"/>
+          <w:szCs w:val="24"/>
+          <w:rtl/>
+        </w:rPr>
+        <w:t xml:space="preserve">آل شمشون</w:t>
+      </w:r>
+      <w:r>
+        <w:rPr>
+          <w:rFonts w:ascii="Calibri" w:cs="Calibri" w:eastAsia="Calibri" w:hAnsi="Calibri"/>
+        </w:rPr>
+        <w:t xml:space="preserve">, the family’s habits were adapted for Arab family viewers: Homer’s beer, for example, became a soft drink.</w:t>
       </w:r>
     </w:p>
     <w:p>
@@ -28686,90 +31575,71 @@
         <w:pStyle w:val="Heading3"/>
       </w:pPr>
       <w:r>
-        <w:t xml:space="preserve">AVT in the Arab world</w:t>
-      </w:r>
-    </w:p>
-    <w:p>
-      <w:pPr>
-        <w:spacing w:after="200" w:line="330"/>
-      </w:pPr>
-      <w:r>
-        <w:rPr>
-          <w:rFonts w:ascii="Calibri" w:cs="Calibri" w:eastAsia="Calibri" w:hAnsi="Calibri"/>
-        </w:rPr>
-        <w:t xml:space="preserve">According to the team’s course notes (Translation Team, n.d.):</w:t>
-      </w:r>
-    </w:p>
-    <w:p>
-      <w:pPr>
-        <w:pStyle w:val="ListParagraph"/>
-        <w:numPr>
-          <w:ilvl w:val="0"/>
-          <w:numId w:val="2"/>
-        </w:numPr>
-        <w:spacing w:after="110" w:line="320"/>
-      </w:pPr>
-      <w:r>
-        <w:rPr>
-          <w:rFonts w:ascii="Calibri" w:cs="Calibri" w:eastAsia="Calibri" w:hAnsi="Calibri"/>
-          <w:b/>
-          <w:bCs/>
-        </w:rPr>
-        <w:t xml:space="preserve">Challenges</w:t>
-      </w:r>
-      <w:r>
-        <w:rPr>
-          <w:rFonts w:ascii="Calibri" w:cs="Calibri" w:eastAsia="Calibri" w:hAnsi="Calibri"/>
-        </w:rPr>
-        <w:t xml:space="preserve">: AVT lacks a clear definition and institutional support, and technology changes quickly.</w:t>
-      </w:r>
-    </w:p>
-    <w:p>
-      <w:pPr>
-        <w:pStyle w:val="ListParagraph"/>
-        <w:numPr>
-          <w:ilvl w:val="0"/>
-          <w:numId w:val="2"/>
-        </w:numPr>
-        <w:spacing w:after="110" w:line="320"/>
-      </w:pPr>
-      <w:r>
-        <w:rPr>
-          <w:rFonts w:ascii="Calibri" w:cs="Calibri" w:eastAsia="Calibri" w:hAnsi="Calibri"/>
-          <w:b/>
-          <w:bCs/>
-        </w:rPr>
-        <w:t xml:space="preserve">Missed opportunities</w:t>
-      </w:r>
-      <w:r>
-        <w:rPr>
-          <w:rFonts w:ascii="Calibri" w:cs="Calibri" w:eastAsia="Calibri" w:hAnsi="Calibri"/>
-        </w:rPr>
-        <w:t xml:space="preserve">: wider audiences for Arab films and websites, and more accessible content for people with disabilities.</w:t>
-      </w:r>
-    </w:p>
-    <w:p>
-      <w:pPr>
-        <w:pStyle w:val="ListParagraph"/>
-        <w:numPr>
-          <w:ilvl w:val="0"/>
-          <w:numId w:val="2"/>
-        </w:numPr>
-        <w:spacing w:after="110" w:line="320"/>
-      </w:pPr>
-      <w:r>
-        <w:rPr>
-          <w:rFonts w:ascii="Calibri" w:cs="Calibri" w:eastAsia="Calibri" w:hAnsi="Calibri"/>
-          <w:b/>
-          <w:bCs/>
-        </w:rPr>
-        <w:t xml:space="preserve">Solutions</w:t>
-      </w:r>
-      <w:r>
-        <w:rPr>
-          <w:rFonts w:ascii="Calibri" w:cs="Calibri" w:eastAsia="Calibri" w:hAnsi="Calibri"/>
-        </w:rPr>
-        <w:t xml:space="preserve">: closer links between universities and the media industry, and practical training, such as live subtitling.</w:t>
+        <w:t xml:space="preserve">How to start</w:t>
+      </w:r>
+    </w:p>
+    <w:p>
+      <w:pPr>
+        <w:pStyle w:val="ListParagraph"/>
+        <w:numPr>
+          <w:ilvl w:val="0"/>
+          <w:numId w:val="74"/>
+        </w:numPr>
+        <w:spacing w:after="110" w:line="320"/>
+      </w:pPr>
+      <w:r>
+        <w:rPr>
+          <w:rFonts w:ascii="Calibri" w:cs="Calibri" w:eastAsia="Calibri" w:hAnsi="Calibri"/>
+        </w:rPr>
+        <w:t xml:space="preserve">Watch the whole video first, then read the script or dialogue list.</w:t>
+      </w:r>
+    </w:p>
+    <w:p>
+      <w:pPr>
+        <w:pStyle w:val="ListParagraph"/>
+        <w:numPr>
+          <w:ilvl w:val="0"/>
+          <w:numId w:val="74"/>
+        </w:numPr>
+        <w:spacing w:after="110" w:line="320"/>
+      </w:pPr>
+      <w:r>
+        <w:rPr>
+          <w:rFonts w:ascii="Calibri" w:cs="Calibri" w:eastAsia="Calibri" w:hAnsi="Calibri"/>
+        </w:rPr>
+        <w:t xml:space="preserve">Ask for the brief: subtitles or dubbing? For which viewers? In which Arabic?</w:t>
+      </w:r>
+    </w:p>
+    <w:p>
+      <w:pPr>
+        <w:pStyle w:val="ListParagraph"/>
+        <w:numPr>
+          <w:ilvl w:val="0"/>
+          <w:numId w:val="74"/>
+        </w:numPr>
+        <w:spacing w:after="110" w:line="320"/>
+      </w:pPr>
+      <w:r>
+        <w:rPr>
+          <w:rFonts w:ascii="Calibri" w:cs="Calibri" w:eastAsia="Calibri" w:hAnsi="Calibri"/>
+        </w:rPr>
+        <w:t xml:space="preserve">Practise with free subtitling software, such as Subtitle Edit or Aegisub.</w:t>
+      </w:r>
+    </w:p>
+    <w:p>
+      <w:pPr>
+        <w:pStyle w:val="ListParagraph"/>
+        <w:numPr>
+          <w:ilvl w:val="0"/>
+          <w:numId w:val="74"/>
+        </w:numPr>
+        <w:spacing w:after="110" w:line="320"/>
+      </w:pPr>
+      <w:r>
+        <w:rPr>
+          <w:rFonts w:ascii="Calibri" w:cs="Calibri" w:eastAsia="Calibri" w:hAnsi="Calibri"/>
+        </w:rPr>
+        <w:t xml:space="preserve">Watch films with Arabic subtitles and notice what the subtitler shortened.</w:t>
       </w:r>
     </w:p>
     <w:p>
@@ -28790,7 +31660,7 @@
         <w:pStyle w:val="ListParagraph"/>
         <w:numPr>
           <w:ilvl w:val="0"/>
-          <w:numId w:val="73"/>
+          <w:numId w:val="75"/>
         </w:numPr>
         <w:spacing w:after="110" w:line="320"/>
       </w:pPr>
@@ -28806,7 +31676,7 @@
         <w:pStyle w:val="ListParagraph"/>
         <w:numPr>
           <w:ilvl w:val="0"/>
-          <w:numId w:val="73"/>
+          <w:numId w:val="75"/>
         </w:numPr>
         <w:spacing w:after="110" w:line="320"/>
       </w:pPr>
@@ -28822,7 +31692,7 @@
         <w:pStyle w:val="ListParagraph"/>
         <w:numPr>
           <w:ilvl w:val="0"/>
-          <w:numId w:val="73"/>
+          <w:numId w:val="75"/>
         </w:numPr>
         <w:spacing w:after="110" w:line="320"/>
       </w:pPr>
@@ -28857,7 +31727,7 @@
         <w:pStyle w:val="ListParagraph"/>
         <w:numPr>
           <w:ilvl w:val="0"/>
-          <w:numId w:val="74"/>
+          <w:numId w:val="76"/>
         </w:numPr>
         <w:spacing w:after="110" w:line="320"/>
       </w:pPr>
@@ -28874,7 +31744,7 @@
         <w:pStyle w:val="ListParagraph"/>
         <w:numPr>
           <w:ilvl w:val="0"/>
-          <w:numId w:val="74"/>
+          <w:numId w:val="76"/>
         </w:numPr>
         <w:spacing w:after="110" w:line="320"/>
       </w:pPr>
@@ -28891,7 +31761,7 @@
         <w:pStyle w:val="ListParagraph"/>
         <w:numPr>
           <w:ilvl w:val="0"/>
-          <w:numId w:val="74"/>
+          <w:numId w:val="76"/>
         </w:numPr>
         <w:spacing w:after="110" w:line="320"/>
       </w:pPr>
@@ -29386,30 +32256,6 @@
           <w:b/>
           <w:bCs/>
         </w:rPr>
-        <w:t xml:space="preserve">Bilingual</w:t>
-      </w:r>
-      <w:r>
-        <w:rPr>
-          <w:rFonts w:ascii="Calibri" w:cs="Calibri" w:eastAsia="Calibri" w:hAnsi="Calibri"/>
-        </w:rPr>
-        <w:t xml:space="preserve">: two languages on screen at once.</w:t>
-      </w:r>
-    </w:p>
-    <w:p>
-      <w:pPr>
-        <w:pStyle w:val="ListParagraph"/>
-        <w:numPr>
-          <w:ilvl w:val="0"/>
-          <w:numId w:val="2"/>
-        </w:numPr>
-        <w:spacing w:after="110" w:line="320"/>
-      </w:pPr>
-      <w:r>
-        <w:rPr>
-          <w:rFonts w:ascii="Calibri" w:cs="Calibri" w:eastAsia="Calibri" w:hAnsi="Calibri"/>
-          <w:b/>
-          <w:bCs/>
-        </w:rPr>
         <w:t xml:space="preserve">Pre-prepared</w:t>
       </w:r>
       <w:r>
@@ -29473,64 +32319,6 @@
     </w:p>
     <w:p>
       <w:pPr>
-        <w:pStyle w:val="ListParagraph"/>
-        <w:numPr>
-          <w:ilvl w:val="0"/>
-          <w:numId w:val="2"/>
-        </w:numPr>
-        <w:spacing w:after="110" w:line="320"/>
-      </w:pPr>
-      <w:r>
-        <w:rPr>
-          <w:rFonts w:ascii="Calibri" w:cs="Calibri" w:eastAsia="Calibri" w:hAnsi="Calibri"/>
-        </w:rPr>
-        <w:t xml:space="preserve">Also: </w:t>
-      </w:r>
-      <w:r>
-        <w:rPr>
-          <w:rFonts w:ascii="Calibri" w:cs="Calibri" w:eastAsia="Calibri" w:hAnsi="Calibri"/>
-          <w:b/>
-          <w:bCs/>
-        </w:rPr>
-        <w:t xml:space="preserve">surtitles</w:t>
-      </w:r>
-      <w:r>
-        <w:rPr>
-          <w:rFonts w:ascii="Calibri" w:cs="Calibri" w:eastAsia="Calibri" w:hAnsi="Calibri"/>
-        </w:rPr>
-        <w:t xml:space="preserve">, shown above the stage in theatres and opera houses, </w:t>
-      </w:r>
-      <w:r>
-        <w:rPr>
-          <w:rFonts w:ascii="Calibri" w:cs="Calibri" w:eastAsia="Calibri" w:hAnsi="Calibri"/>
-          <w:b/>
-          <w:bCs/>
-        </w:rPr>
-        <w:t xml:space="preserve">intertitles</w:t>
-      </w:r>
-      <w:r>
-        <w:rPr>
-          <w:rFonts w:ascii="Calibri" w:cs="Calibri" w:eastAsia="Calibri" w:hAnsi="Calibri"/>
-        </w:rPr>
-        <w:t xml:space="preserve"> in silent films, and </w:t>
-      </w:r>
-      <w:r>
-        <w:rPr>
-          <w:rFonts w:ascii="Calibri" w:cs="Calibri" w:eastAsia="Calibri" w:hAnsi="Calibri"/>
-          <w:b/>
-          <w:bCs/>
-        </w:rPr>
-        <w:t xml:space="preserve">fansubs</w:t>
-      </w:r>
-      <w:r>
-        <w:rPr>
-          <w:rFonts w:ascii="Calibri" w:cs="Calibri" w:eastAsia="Calibri" w:hAnsi="Calibri"/>
-        </w:rPr>
-        <w:t xml:space="preserve"> made by fans.</w:t>
-      </w:r>
-    </w:p>
-    <w:p>
-      <w:pPr>
         <w:spacing w:after="40"/>
       </w:pPr>
     </w:p>
@@ -29539,6 +32327,252 @@
         <w:pStyle w:val="Heading3"/>
       </w:pPr>
       <w:r>
+        <w:t xml:space="preserve">Subtitling step by step</w:t>
+      </w:r>
+    </w:p>
+    <w:p>
+      <w:pPr>
+        <w:pStyle w:val="ListParagraph"/>
+        <w:numPr>
+          <w:ilvl w:val="0"/>
+          <w:numId w:val="77"/>
+        </w:numPr>
+        <w:spacing w:after="110" w:line="320"/>
+      </w:pPr>
+      <w:r>
+        <w:rPr>
+          <w:rFonts w:ascii="Calibri" w:cs="Calibri" w:eastAsia="Calibri" w:hAnsi="Calibri"/>
+        </w:rPr>
+        <w:t xml:space="preserve">Watch the whole film or video, with the dialogue list if you have one.</w:t>
+      </w:r>
+    </w:p>
+    <w:p>
+      <w:pPr>
+        <w:pStyle w:val="ListParagraph"/>
+        <w:numPr>
+          <w:ilvl w:val="0"/>
+          <w:numId w:val="77"/>
+        </w:numPr>
+        <w:spacing w:after="110" w:line="320"/>
+      </w:pPr>
+      <w:r>
+        <w:rPr>
+          <w:rFonts w:ascii="Calibri" w:cs="Calibri" w:eastAsia="Calibri" w:hAnsi="Calibri"/>
+          <w:b/>
+          <w:bCs/>
+        </w:rPr>
+        <w:t xml:space="preserve">Spot</w:t>
+      </w:r>
+      <w:r>
+        <w:rPr>
+          <w:rFonts w:ascii="Calibri" w:cs="Calibri" w:eastAsia="Calibri" w:hAnsi="Calibri"/>
+        </w:rPr>
+        <w:t xml:space="preserve"> the subtitles: mark when each one starts and ends.</w:t>
+      </w:r>
+    </w:p>
+    <w:p>
+      <w:pPr>
+        <w:pStyle w:val="ListParagraph"/>
+        <w:numPr>
+          <w:ilvl w:val="0"/>
+          <w:numId w:val="77"/>
+        </w:numPr>
+        <w:spacing w:after="110" w:line="320"/>
+      </w:pPr>
+      <w:r>
+        <w:rPr>
+          <w:rFonts w:ascii="Calibri" w:cs="Calibri" w:eastAsia="Calibri" w:hAnsi="Calibri"/>
+        </w:rPr>
+        <w:t xml:space="preserve">Translate the meaning of each line.</w:t>
+      </w:r>
+    </w:p>
+    <w:p>
+      <w:pPr>
+        <w:pStyle w:val="ListParagraph"/>
+        <w:numPr>
+          <w:ilvl w:val="0"/>
+          <w:numId w:val="77"/>
+        </w:numPr>
+        <w:spacing w:after="110" w:line="320"/>
+      </w:pPr>
+      <w:r>
+        <w:rPr>
+          <w:rFonts w:ascii="Calibri" w:cs="Calibri" w:eastAsia="Calibri" w:hAnsi="Calibri"/>
+          <w:b/>
+          <w:bCs/>
+        </w:rPr>
+        <w:t xml:space="preserve">Condense</w:t>
+      </w:r>
+      <w:r>
+        <w:rPr>
+          <w:rFonts w:ascii="Calibri" w:cs="Calibri" w:eastAsia="Calibri" w:hAnsi="Calibri"/>
+        </w:rPr>
+        <w:t xml:space="preserve">: cut what viewers can see or do not need, such as repetitions and fillers like </w:t>
+      </w:r>
+      <w:r>
+        <w:rPr>
+          <w:rFonts w:ascii="Calibri" w:cs="Calibri" w:eastAsia="Calibri" w:hAnsi="Calibri"/>
+          <w:i/>
+          <w:iCs/>
+        </w:rPr>
+        <w:t xml:space="preserve">well</w:t>
+      </w:r>
+      <w:r>
+        <w:rPr>
+          <w:rFonts w:ascii="Calibri" w:cs="Calibri" w:eastAsia="Calibri" w:hAnsi="Calibri"/>
+        </w:rPr>
+        <w:t xml:space="preserve"> and </w:t>
+      </w:r>
+      <w:r>
+        <w:rPr>
+          <w:rFonts w:ascii="Calibri" w:cs="Calibri" w:eastAsia="Calibri" w:hAnsi="Calibri"/>
+          <w:i/>
+          <w:iCs/>
+        </w:rPr>
+        <w:t xml:space="preserve">you know</w:t>
+      </w:r>
+      <w:r>
+        <w:rPr>
+          <w:rFonts w:ascii="Calibri" w:cs="Calibri" w:eastAsia="Calibri" w:hAnsi="Calibri"/>
+        </w:rPr>
+        <w:t xml:space="preserve">.</w:t>
+      </w:r>
+    </w:p>
+    <w:p>
+      <w:pPr>
+        <w:pStyle w:val="ListParagraph"/>
+        <w:numPr>
+          <w:ilvl w:val="0"/>
+          <w:numId w:val="77"/>
+        </w:numPr>
+        <w:spacing w:after="110" w:line="320"/>
+      </w:pPr>
+      <w:r>
+        <w:rPr>
+          <w:rFonts w:ascii="Calibri" w:cs="Calibri" w:eastAsia="Calibri" w:hAnsi="Calibri"/>
+        </w:rPr>
+        <w:t xml:space="preserve">Check the length, reading time and line breaks, then watch the video with your subtitles.</w:t>
+      </w:r>
+    </w:p>
+    <w:p>
+      <w:pPr>
+        <w:spacing w:after="40"/>
+      </w:pPr>
+    </w:p>
+    <w:p>
+      <w:pPr>
+        <w:pStyle w:val="Heading3"/>
+      </w:pPr>
+      <w:r>
+        <w:t xml:space="preserve">An example</w:t>
+      </w:r>
+    </w:p>
+    <w:p>
+      <w:pPr>
+        <w:spacing w:after="200" w:line="330"/>
+      </w:pPr>
+      <w:r>
+        <w:rPr>
+          <w:rFonts w:ascii="Calibri" w:cs="Calibri" w:eastAsia="Calibri" w:hAnsi="Calibri"/>
+          <w:i/>
+          <w:iCs/>
+        </w:rPr>
+        <w:t xml:space="preserve">Well, you know, I really don’t think we should go out tonight, because it’s going to rain.</w:t>
+      </w:r>
+    </w:p>
+    <w:p>
+      <w:pPr>
+        <w:bidi/>
+        <w:spacing w:after="200" w:line="320"/>
+        <w:ind w:left="567"/>
+      </w:pPr>
+      <w:r>
+        <w:rPr>
+          <w:rFonts w:ascii="Arial" w:cs="Arial" w:hAnsi="Arial"/>
+          <w:sz w:val="23"/>
+          <w:szCs w:val="24"/>
+          <w:rtl/>
+        </w:rPr>
+        <w:t xml:space="preserve">لا أظنّ أن علينا الخروج الليلة، فالمطر قادم.</w:t>
+      </w:r>
+    </w:p>
+    <w:p>
+      <w:pPr>
+        <w:spacing w:after="200" w:line="330"/>
+      </w:pPr>
+      <w:r>
+        <w:rPr>
+          <w:rFonts w:ascii="Calibri" w:cs="Calibri" w:eastAsia="Calibri" w:hAnsi="Calibri"/>
+        </w:rPr>
+        <w:t xml:space="preserve">The fillers disappear, and the meaning stays.</w:t>
+      </w:r>
+    </w:p>
+    <w:p>
+      <w:pPr>
+        <w:pStyle w:val="Heading3"/>
+      </w:pPr>
+      <w:r>
+        <w:t xml:space="preserve">Arabic subtitles</w:t>
+      </w:r>
+    </w:p>
+    <w:p>
+      <w:pPr>
+        <w:pStyle w:val="ListParagraph"/>
+        <w:numPr>
+          <w:ilvl w:val="0"/>
+          <w:numId w:val="2"/>
+        </w:numPr>
+        <w:spacing w:after="110" w:line="320"/>
+      </w:pPr>
+      <w:r>
+        <w:rPr>
+          <w:rFonts w:ascii="Calibri" w:cs="Calibri" w:eastAsia="Calibri" w:hAnsi="Calibri"/>
+        </w:rPr>
+        <w:t xml:space="preserve">Write in Modern Standard Arabic, even when the characters speak a dialect, unless the client asks otherwise.</w:t>
+      </w:r>
+    </w:p>
+    <w:p>
+      <w:pPr>
+        <w:pStyle w:val="ListParagraph"/>
+        <w:numPr>
+          <w:ilvl w:val="0"/>
+          <w:numId w:val="2"/>
+        </w:numPr>
+        <w:spacing w:after="110" w:line="320"/>
+      </w:pPr>
+      <w:r>
+        <w:rPr>
+          <w:rFonts w:ascii="Calibri" w:cs="Calibri" w:eastAsia="Calibri" w:hAnsi="Calibri"/>
+        </w:rPr>
+        <w:t xml:space="preserve">Break a line where the meaning breaks: keep a noun with its adjective, and a preposition with its noun.</w:t>
+      </w:r>
+    </w:p>
+    <w:p>
+      <w:pPr>
+        <w:pStyle w:val="ListParagraph"/>
+        <w:numPr>
+          <w:ilvl w:val="0"/>
+          <w:numId w:val="2"/>
+        </w:numPr>
+        <w:spacing w:after="110" w:line="320"/>
+      </w:pPr>
+      <w:r>
+        <w:rPr>
+          <w:rFonts w:ascii="Calibri" w:cs="Calibri" w:eastAsia="Calibri" w:hAnsi="Calibri"/>
+        </w:rPr>
+        <w:t xml:space="preserve">Use Arabic punctuation.</w:t>
+      </w:r>
+    </w:p>
+    <w:p>
+      <w:pPr>
+        <w:spacing w:after="40"/>
+      </w:pPr>
+    </w:p>
+    <w:p>
+      <w:pPr>
+        <w:pStyle w:val="Heading3"/>
+      </w:pPr>
+      <w:r>
         <w:t xml:space="preserve">Words, images and sound</w:t>
       </w:r>
     </w:p>
@@ -29770,7 +32804,7 @@
         <w:pStyle w:val="ListParagraph"/>
         <w:numPr>
           <w:ilvl w:val="0"/>
-          <w:numId w:val="75"/>
+          <w:numId w:val="78"/>
         </w:numPr>
         <w:spacing w:after="110" w:line="320"/>
       </w:pPr>
@@ -29794,7 +32828,7 @@
         <w:pStyle w:val="ListParagraph"/>
         <w:numPr>
           <w:ilvl w:val="0"/>
-          <w:numId w:val="75"/>
+          <w:numId w:val="78"/>
         </w:numPr>
         <w:spacing w:after="110" w:line="320"/>
       </w:pPr>
@@ -29818,7 +32852,7 @@
         <w:pStyle w:val="ListParagraph"/>
         <w:numPr>
           <w:ilvl w:val="0"/>
-          <w:numId w:val="75"/>
+          <w:numId w:val="78"/>
         </w:numPr>
         <w:spacing w:after="110" w:line="320"/>
       </w:pPr>
@@ -29842,7 +32876,7 @@
         <w:pStyle w:val="ListParagraph"/>
         <w:numPr>
           <w:ilvl w:val="0"/>
-          <w:numId w:val="75"/>
+          <w:numId w:val="78"/>
         </w:numPr>
         <w:spacing w:after="110" w:line="320"/>
       </w:pPr>
@@ -29866,7 +32900,7 @@
         <w:pStyle w:val="ListParagraph"/>
         <w:numPr>
           <w:ilvl w:val="0"/>
-          <w:numId w:val="75"/>
+          <w:numId w:val="78"/>
         </w:numPr>
         <w:spacing w:after="110" w:line="320"/>
       </w:pPr>
@@ -29890,7 +32924,7 @@
         <w:pStyle w:val="ListParagraph"/>
         <w:numPr>
           <w:ilvl w:val="0"/>
-          <w:numId w:val="75"/>
+          <w:numId w:val="78"/>
         </w:numPr>
         <w:spacing w:after="110" w:line="320"/>
       </w:pPr>
@@ -29914,7 +32948,7 @@
         <w:pStyle w:val="ListParagraph"/>
         <w:numPr>
           <w:ilvl w:val="0"/>
-          <w:numId w:val="75"/>
+          <w:numId w:val="78"/>
         </w:numPr>
         <w:spacing w:after="110" w:line="320"/>
       </w:pPr>
@@ -29938,7 +32972,7 @@
         <w:pStyle w:val="ListParagraph"/>
         <w:numPr>
           <w:ilvl w:val="0"/>
-          <w:numId w:val="75"/>
+          <w:numId w:val="78"/>
         </w:numPr>
         <w:spacing w:after="110" w:line="320"/>
       </w:pPr>
@@ -30033,7 +33067,7 @@
         <w:pStyle w:val="ListParagraph"/>
         <w:numPr>
           <w:ilvl w:val="0"/>
-          <w:numId w:val="76"/>
+          <w:numId w:val="79"/>
         </w:numPr>
         <w:spacing w:after="110" w:line="320"/>
       </w:pPr>
@@ -30049,7 +33083,7 @@
         <w:pStyle w:val="ListParagraph"/>
         <w:numPr>
           <w:ilvl w:val="0"/>
-          <w:numId w:val="76"/>
+          <w:numId w:val="79"/>
         </w:numPr>
         <w:spacing w:after="110" w:line="320"/>
       </w:pPr>
@@ -30065,7 +33099,7 @@
         <w:pStyle w:val="ListParagraph"/>
         <w:numPr>
           <w:ilvl w:val="0"/>
-          <w:numId w:val="76"/>
+          <w:numId w:val="79"/>
         </w:numPr>
         <w:spacing w:after="110" w:line="320"/>
       </w:pPr>
@@ -30100,7 +33134,7 @@
         <w:pStyle w:val="ListParagraph"/>
         <w:numPr>
           <w:ilvl w:val="0"/>
-          <w:numId w:val="77"/>
+          <w:numId w:val="80"/>
         </w:numPr>
         <w:spacing w:after="110" w:line="320"/>
       </w:pPr>
@@ -30117,7 +33151,7 @@
         <w:pStyle w:val="ListParagraph"/>
         <w:numPr>
           <w:ilvl w:val="0"/>
-          <w:numId w:val="77"/>
+          <w:numId w:val="80"/>
         </w:numPr>
         <w:spacing w:after="110" w:line="320"/>
       </w:pPr>
@@ -30134,7 +33168,7 @@
         <w:pStyle w:val="ListParagraph"/>
         <w:numPr>
           <w:ilvl w:val="0"/>
-          <w:numId w:val="77"/>
+          <w:numId w:val="80"/>
         </w:numPr>
         <w:spacing w:after="110" w:line="320"/>
       </w:pPr>
@@ -30683,6 +33717,53 @@
           <w:b/>
           <w:bCs/>
         </w:rPr>
+        <w:t xml:space="preserve">CAT tool</w:t>
+      </w:r>
+      <w:r>
+        <w:rPr>
+          <w:rFonts w:ascii="Calibri" w:cs="Calibri" w:eastAsia="Calibri" w:hAnsi="Calibri"/>
+        </w:rPr>
+        <w:t xml:space="preserve">  </w:t>
+      </w:r>
+      <w:r>
+        <w:rPr>
+          <w:rFonts w:ascii="Arial" w:cs="Arial" w:hAnsi="Arial"/>
+          <w:sz w:val="23"/>
+          <w:szCs w:val="24"/>
+          <w:rtl/>
+        </w:rPr>
+        <w:t xml:space="preserve">أداة الترجمة بمساعدة الحاسوب</w:t>
+      </w:r>
+      <w:r>
+        <w:rPr>
+          <w:rFonts w:ascii="Calibri" w:cs="Calibri" w:eastAsia="Calibri" w:hAnsi="Calibri"/>
+        </w:rPr>
+        <w:t xml:space="preserve">  </w:t>
+      </w:r>
+      <w:r>
+        <w:rPr>
+          <w:rFonts w:ascii="Calibri" w:cs="Calibri" w:eastAsia="Calibri" w:hAnsi="Calibri"/>
+        </w:rPr>
+        <w:t xml:space="preserve">Software that helps a human translator, usually with a translation memory and a termbase. </w:t>
+      </w:r>
+      <w:r>
+        <w:rPr>
+          <w:rFonts w:ascii="Calibri" w:cs="Calibri" w:eastAsia="Calibri" w:hAnsi="Calibri"/>
+          <w:color w:val="6B6680"/>
+        </w:rPr>
+        <w:t xml:space="preserve">(Chapter 22)</w:t>
+      </w:r>
+    </w:p>
+    <w:p>
+      <w:pPr>
+        <w:spacing w:after="90" w:line="280"/>
+      </w:pPr>
+      <w:r>
+        <w:rPr>
+          <w:rFonts w:ascii="Calibri" w:cs="Calibri" w:eastAsia="Calibri" w:hAnsi="Calibri"/>
+          <w:b/>
+          <w:bCs/>
+        </w:rPr>
         <w:t xml:space="preserve">Censorship</w:t>
       </w:r>
       <w:r>
@@ -31920,6 +35001,67 @@
           <w:b/>
           <w:bCs/>
         </w:rPr>
+        <w:t xml:space="preserve">Fixed expression</w:t>
+      </w:r>
+      <w:r>
+        <w:rPr>
+          <w:rFonts w:ascii="Calibri" w:cs="Calibri" w:eastAsia="Calibri" w:hAnsi="Calibri"/>
+        </w:rPr>
+        <w:t xml:space="preserve">  </w:t>
+      </w:r>
+      <w:r>
+        <w:rPr>
+          <w:rFonts w:ascii="Arial" w:cs="Arial" w:hAnsi="Arial"/>
+          <w:sz w:val="23"/>
+          <w:szCs w:val="24"/>
+          <w:rtl/>
+        </w:rPr>
+        <w:t xml:space="preserve">العبارة المسكوكة</w:t>
+      </w:r>
+      <w:r>
+        <w:rPr>
+          <w:rFonts w:ascii="Calibri" w:cs="Calibri" w:eastAsia="Calibri" w:hAnsi="Calibri"/>
+        </w:rPr>
+        <w:t xml:space="preserve">  </w:t>
+      </w:r>
+      <w:r>
+        <w:rPr>
+          <w:rFonts w:ascii="Calibri" w:cs="Calibri" w:eastAsia="Calibri" w:hAnsi="Calibri"/>
+        </w:rPr>
+        <w:t xml:space="preserve">A fixed group of words whose meaning is clear from its words, such as </w:t>
+      </w:r>
+      <w:r>
+        <w:rPr>
+          <w:rFonts w:ascii="Calibri" w:cs="Calibri" w:eastAsia="Calibri" w:hAnsi="Calibri"/>
+          <w:i/>
+          <w:iCs/>
+        </w:rPr>
+        <w:t xml:space="preserve">as a matter of fact</w:t>
+      </w:r>
+      <w:r>
+        <w:rPr>
+          <w:rFonts w:ascii="Calibri" w:cs="Calibri" w:eastAsia="Calibri" w:hAnsi="Calibri"/>
+        </w:rPr>
+        <w:t xml:space="preserve">. </w:t>
+      </w:r>
+      <w:r>
+        <w:rPr>
+          <w:rFonts w:ascii="Calibri" w:cs="Calibri" w:eastAsia="Calibri" w:hAnsi="Calibri"/>
+          <w:color w:val="6B6680"/>
+        </w:rPr>
+        <w:t xml:space="preserve">(Chapter 8)</w:t>
+      </w:r>
+    </w:p>
+    <w:p>
+      <w:pPr>
+        <w:spacing w:after="90" w:line="280"/>
+      </w:pPr>
+      <w:r>
+        <w:rPr>
+          <w:rFonts w:ascii="Calibri" w:cs="Calibri" w:eastAsia="Calibri" w:hAnsi="Calibri"/>
+          <w:b/>
+          <w:bCs/>
+        </w:rPr>
         <w:t xml:space="preserve">Foreignisation</w:t>
       </w:r>
       <w:r>
@@ -32296,6 +35438,53 @@
           <w:b/>
           <w:bCs/>
         </w:rPr>
+        <w:t xml:space="preserve">Headline</w:t>
+      </w:r>
+      <w:r>
+        <w:rPr>
+          <w:rFonts w:ascii="Calibri" w:cs="Calibri" w:eastAsia="Calibri" w:hAnsi="Calibri"/>
+        </w:rPr>
+        <w:t xml:space="preserve">  </w:t>
+      </w:r>
+      <w:r>
+        <w:rPr>
+          <w:rFonts w:ascii="Arial" w:cs="Arial" w:hAnsi="Arial"/>
+          <w:sz w:val="23"/>
+          <w:szCs w:val="24"/>
+          <w:rtl/>
+        </w:rPr>
+        <w:t xml:space="preserve">العنوان الرئيسي</w:t>
+      </w:r>
+      <w:r>
+        <w:rPr>
+          <w:rFonts w:ascii="Calibri" w:cs="Calibri" w:eastAsia="Calibri" w:hAnsi="Calibri"/>
+        </w:rPr>
+        <w:t xml:space="preserve">  </w:t>
+      </w:r>
+      <w:r>
+        <w:rPr>
+          <w:rFonts w:ascii="Calibri" w:cs="Calibri" w:eastAsia="Calibri" w:hAnsi="Calibri"/>
+        </w:rPr>
+        <w:t xml:space="preserve">The title of a news story. </w:t>
+      </w:r>
+      <w:r>
+        <w:rPr>
+          <w:rFonts w:ascii="Calibri" w:cs="Calibri" w:eastAsia="Calibri" w:hAnsi="Calibri"/>
+          <w:color w:val="6B6680"/>
+        </w:rPr>
+        <w:t xml:space="preserve">(Chapter 18)</w:t>
+      </w:r>
+    </w:p>
+    <w:p>
+      <w:pPr>
+        <w:spacing w:after="90" w:line="280"/>
+      </w:pPr>
+      <w:r>
+        <w:rPr>
+          <w:rFonts w:ascii="Calibri" w:cs="Calibri" w:eastAsia="Calibri" w:hAnsi="Calibri"/>
+          <w:b/>
+          <w:bCs/>
+        </w:rPr>
         <w:t xml:space="preserve">Homonymy</w:t>
       </w:r>
       <w:r>
@@ -32531,6 +35720,53 @@
           <w:b/>
           <w:bCs/>
         </w:rPr>
+        <w:t xml:space="preserve">Inverted pyramid</w:t>
+      </w:r>
+      <w:r>
+        <w:rPr>
+          <w:rFonts w:ascii="Calibri" w:cs="Calibri" w:eastAsia="Calibri" w:hAnsi="Calibri"/>
+        </w:rPr>
+        <w:t xml:space="preserve">  </w:t>
+      </w:r>
+      <w:r>
+        <w:rPr>
+          <w:rFonts w:ascii="Arial" w:cs="Arial" w:hAnsi="Arial"/>
+          <w:sz w:val="23"/>
+          <w:szCs w:val="24"/>
+          <w:rtl/>
+        </w:rPr>
+        <w:t xml:space="preserve">الهرم المقلوب</w:t>
+      </w:r>
+      <w:r>
+        <w:rPr>
+          <w:rFonts w:ascii="Calibri" w:cs="Calibri" w:eastAsia="Calibri" w:hAnsi="Calibri"/>
+        </w:rPr>
+        <w:t xml:space="preserve">  </w:t>
+      </w:r>
+      <w:r>
+        <w:rPr>
+          <w:rFonts w:ascii="Calibri" w:cs="Calibri" w:eastAsia="Calibri" w:hAnsi="Calibri"/>
+        </w:rPr>
+        <w:t xml:space="preserve">A news structure that gives the most important facts first. </w:t>
+      </w:r>
+      <w:r>
+        <w:rPr>
+          <w:rFonts w:ascii="Calibri" w:cs="Calibri" w:eastAsia="Calibri" w:hAnsi="Calibri"/>
+          <w:color w:val="6B6680"/>
+        </w:rPr>
+        <w:t xml:space="preserve">(Chapter 18)</w:t>
+      </w:r>
+    </w:p>
+    <w:p>
+      <w:pPr>
+        <w:spacing w:after="90" w:line="280"/>
+      </w:pPr>
+      <w:r>
+        <w:rPr>
+          <w:rFonts w:ascii="Calibri" w:cs="Calibri" w:eastAsia="Calibri" w:hAnsi="Calibri"/>
+          <w:b/>
+          <w:bCs/>
+        </w:rPr>
         <w:t xml:space="preserve">Justification</w:t>
       </w:r>
       <w:r>
@@ -32625,6 +35861,53 @@
           <w:b/>
           <w:bCs/>
         </w:rPr>
+        <w:t xml:space="preserve">Lexical gap</w:t>
+      </w:r>
+      <w:r>
+        <w:rPr>
+          <w:rFonts w:ascii="Calibri" w:cs="Calibri" w:eastAsia="Calibri" w:hAnsi="Calibri"/>
+        </w:rPr>
+        <w:t xml:space="preserve">  </w:t>
+      </w:r>
+      <w:r>
+        <w:rPr>
+          <w:rFonts w:ascii="Arial" w:cs="Arial" w:hAnsi="Arial"/>
+          <w:sz w:val="23"/>
+          <w:szCs w:val="24"/>
+          <w:rtl/>
+        </w:rPr>
+        <w:t xml:space="preserve">الفجوة المعجمية</w:t>
+      </w:r>
+      <w:r>
+        <w:rPr>
+          <w:rFonts w:ascii="Calibri" w:cs="Calibri" w:eastAsia="Calibri" w:hAnsi="Calibri"/>
+        </w:rPr>
+        <w:t xml:space="preserve">  </w:t>
+      </w:r>
+      <w:r>
+        <w:rPr>
+          <w:rFonts w:ascii="Calibri" w:cs="Calibri" w:eastAsia="Calibri" w:hAnsi="Calibri"/>
+        </w:rPr>
+        <w:t xml:space="preserve">A concept that has a word in one language but not in the other. </w:t>
+      </w:r>
+      <w:r>
+        <w:rPr>
+          <w:rFonts w:ascii="Calibri" w:cs="Calibri" w:eastAsia="Calibri" w:hAnsi="Calibri"/>
+          <w:color w:val="6B6680"/>
+        </w:rPr>
+        <w:t xml:space="preserve">(Chapter 5)</w:t>
+      </w:r>
+    </w:p>
+    <w:p>
+      <w:pPr>
+        <w:spacing w:after="90" w:line="280"/>
+      </w:pPr>
+      <w:r>
+        <w:rPr>
+          <w:rFonts w:ascii="Calibri" w:cs="Calibri" w:eastAsia="Calibri" w:hAnsi="Calibri"/>
+          <w:b/>
+          <w:bCs/>
+        </w:rPr>
         <w:t xml:space="preserve">Literal translation</w:t>
       </w:r>
       <w:r>
@@ -32781,6 +36064,53 @@
           <w:b/>
           <w:bCs/>
         </w:rPr>
+        <w:t xml:space="preserve">Localisation</w:t>
+      </w:r>
+      <w:r>
+        <w:rPr>
+          <w:rFonts w:ascii="Calibri" w:cs="Calibri" w:eastAsia="Calibri" w:hAnsi="Calibri"/>
+        </w:rPr>
+        <w:t xml:space="preserve">  </w:t>
+      </w:r>
+      <w:r>
+        <w:rPr>
+          <w:rFonts w:ascii="Arial" w:cs="Arial" w:hAnsi="Arial"/>
+          <w:sz w:val="23"/>
+          <w:szCs w:val="24"/>
+          <w:rtl/>
+        </w:rPr>
+        <w:t xml:space="preserve">الأقلمة</w:t>
+      </w:r>
+      <w:r>
+        <w:rPr>
+          <w:rFonts w:ascii="Calibri" w:cs="Calibri" w:eastAsia="Calibri" w:hAnsi="Calibri"/>
+        </w:rPr>
+        <w:t xml:space="preserve">  </w:t>
+      </w:r>
+      <w:r>
+        <w:rPr>
+          <w:rFonts w:ascii="Calibri" w:cs="Calibri" w:eastAsia="Calibri" w:hAnsi="Calibri"/>
+        </w:rPr>
+        <w:t xml:space="preserve">Adapting a whole product, such as a website, an app or a game, to a local market. </w:t>
+      </w:r>
+      <w:r>
+        <w:rPr>
+          <w:rFonts w:ascii="Calibri" w:cs="Calibri" w:eastAsia="Calibri" w:hAnsi="Calibri"/>
+          <w:color w:val="6B6680"/>
+        </w:rPr>
+        <w:t xml:space="preserve">(Chapter 22)</w:t>
+      </w:r>
+    </w:p>
+    <w:p>
+      <w:pPr>
+        <w:spacing w:after="90" w:line="280"/>
+      </w:pPr>
+      <w:r>
+        <w:rPr>
+          <w:rFonts w:ascii="Calibri" w:cs="Calibri" w:eastAsia="Calibri" w:hAnsi="Calibri"/>
+          <w:b/>
+          <w:bCs/>
+        </w:rPr>
         <w:t xml:space="preserve">Machine translation (MT)</w:t>
       </w:r>
       <w:r>
@@ -34805,6 +38135,53 @@
           <w:color w:val="6B6680"/>
         </w:rPr>
         <w:t xml:space="preserve">(Chapter 25)</w:t>
+      </w:r>
+    </w:p>
+    <w:p>
+      <w:pPr>
+        <w:spacing w:after="90" w:line="280"/>
+      </w:pPr>
+      <w:r>
+        <w:rPr>
+          <w:rFonts w:ascii="Calibri" w:cs="Calibri" w:eastAsia="Calibri" w:hAnsi="Calibri"/>
+          <w:b/>
+          <w:bCs/>
+        </w:rPr>
+        <w:t xml:space="preserve">Translation memory</w:t>
+      </w:r>
+      <w:r>
+        <w:rPr>
+          <w:rFonts w:ascii="Calibri" w:cs="Calibri" w:eastAsia="Calibri" w:hAnsi="Calibri"/>
+        </w:rPr>
+        <w:t xml:space="preserve">  </w:t>
+      </w:r>
+      <w:r>
+        <w:rPr>
+          <w:rFonts w:ascii="Arial" w:cs="Arial" w:hAnsi="Arial"/>
+          <w:sz w:val="23"/>
+          <w:szCs w:val="24"/>
+          <w:rtl/>
+        </w:rPr>
+        <w:t xml:space="preserve">ذاكرة الترجمة</w:t>
+      </w:r>
+      <w:r>
+        <w:rPr>
+          <w:rFonts w:ascii="Calibri" w:cs="Calibri" w:eastAsia="Calibri" w:hAnsi="Calibri"/>
+        </w:rPr>
+        <w:t xml:space="preserve">  </w:t>
+      </w:r>
+      <w:r>
+        <w:rPr>
+          <w:rFonts w:ascii="Calibri" w:cs="Calibri" w:eastAsia="Calibri" w:hAnsi="Calibri"/>
+        </w:rPr>
+        <w:t xml:space="preserve">A database of earlier translations that the translator can reuse. </w:t>
+      </w:r>
+      <w:r>
+        <w:rPr>
+          <w:rFonts w:ascii="Calibri" w:cs="Calibri" w:eastAsia="Calibri" w:hAnsi="Calibri"/>
+          <w:color w:val="6B6680"/>
+        </w:rPr>
+        <w:t xml:space="preserve">(Chapter 22)</w:t>
       </w:r>
     </w:p>
     <w:p>
@@ -36188,7 +39565,7 @@
                     </pic:cNvPicPr>
                   </pic:nvPicPr>
                   <pic:blipFill>
-                    <a:blip r:embed="rId17" cstate="none"/>
+                    <a:blip r:embed="rId19" cstate="none"/>
                     <a:srcRect/>
                     <a:stretch>
                       <a:fillRect/>
@@ -36250,6 +39627,19 @@
           <w:pgSz w:w="9979" w:h="14175" w:orient="portrait"/>
           <w:pgMar w:top="1247" w:right="1247" w:bottom="1247" w:left="1247" w:header="567" w:footer="510" w:gutter="0"/>
           <w:pgNumType w:start="1" w:fmt="decimal"/>
+          <w:docGrid w:linePitch="360"/>
+        </w:sectPr>
+      </w:pPr>
+    </w:p>
+    <w:p/>
+    <w:p>
+      <w:pPr>
+        <w:sectPr>
+          <w:headerReference w:type="default" r:id="rId13"/>
+          <w:footerReference w:type="default" r:id="rId14"/>
+          <w:pgSz w:w="9979" w:h="14175" w:orient="portrait"/>
+          <w:pgMar w:top="1247" w:right="1247" w:bottom="1247" w:left="1247" w:header="567" w:footer="510" w:gutter="0"/>
+          <w:pgNumType/>
           <w:docGrid w:linePitch="360"/>
         </w:sectPr>
       </w:pPr>
@@ -36282,7 +39672,7 @@
                     </pic:cNvPicPr>
                   </pic:nvPicPr>
                   <pic:blipFill>
-                    <a:blip r:embed="rId18" cstate="none"/>
+                    <a:blip r:embed="rId20" cstate="none"/>
                     <a:srcRect/>
                     <a:stretch>
                       <a:fillRect/>
@@ -36305,8 +39695,8 @@
       </w:r>
     </w:p>
     <w:sectPr>
-      <w:headerReference w:type="default" r:id="rId13"/>
-      <w:footerReference w:type="default" r:id="rId14"/>
+      <w:headerReference w:type="default" r:id="rId15"/>
+      <w:footerReference w:type="default" r:id="rId16"/>
       <w:pgSz w:w="9979" w:h="14175" w:orient="portrait"/>
       <w:pgMar w:top="0" w:right="0" w:bottom="0" w:left="0" w:header="0" w:footer="0" w:gutter="0"/>
       <w:pgNumType/>
@@ -36413,6 +39803,12 @@
 </w:ftr>
 </file>
 
+<file path=word/footer5.xml><?xml version="1.0" encoding="utf-8"?>
+<w:ftr xmlns:wpc="http://schemas.microsoft.com/office/word/2010/wordprocessingCanvas" xmlns:mc="http://schemas.openxmlformats.org/markup-compatibility/2006" xmlns:o="urn:schemas-microsoft-com:office:office" xmlns:r="http://schemas.openxmlformats.org/officeDocument/2006/relationships" xmlns:m="http://schemas.openxmlformats.org/officeDocument/2006/math" xmlns:v="urn:schemas-microsoft-com:vml" xmlns:wp14="http://schemas.microsoft.com/office/word/2010/wordprocessingDrawing" xmlns:wp="http://schemas.openxmlformats.org/drawingml/2006/wordprocessingDrawing" xmlns:w10="urn:schemas-microsoft-com:office:word" xmlns:w="http://schemas.openxmlformats.org/wordprocessingml/2006/main" xmlns:w14="http://schemas.microsoft.com/office/word/2010/wordml" xmlns:w15="http://schemas.microsoft.com/office/word/2012/wordml" xmlns:wpg="http://schemas.microsoft.com/office/word/2010/wordprocessingGroup" xmlns:wpi="http://schemas.microsoft.com/office/word/2010/wordprocessingInk" xmlns:wne="http://schemas.microsoft.com/office/word/2006/wordml" xmlns:wps="http://schemas.microsoft.com/office/word/2010/wordprocessingShape">
+  <w:p/>
+</w:ftr>
+</file>
+
 <file path=word/footnotes.xml><?xml version="1.0" encoding="utf-8"?>
 <w:footnotes xmlns:wpc="http://schemas.microsoft.com/office/word/2010/wordprocessingCanvas" xmlns:mc="http://schemas.openxmlformats.org/markup-compatibility/2006" xmlns:o="urn:schemas-microsoft-com:office:office" xmlns:r="http://schemas.openxmlformats.org/officeDocument/2006/relationships" xmlns:m="http://schemas.openxmlformats.org/officeDocument/2006/math" xmlns:v="urn:schemas-microsoft-com:vml" xmlns:wp14="http://schemas.microsoft.com/office/word/2010/wordprocessingDrawing" xmlns:wp="http://schemas.openxmlformats.org/drawingml/2006/wordprocessingDrawing" xmlns:w10="urn:schemas-microsoft-com:office:word" xmlns:w="http://schemas.openxmlformats.org/wordprocessingml/2006/main" xmlns:w14="http://schemas.microsoft.com/office/word/2010/wordml" xmlns:w15="http://schemas.microsoft.com/office/word/2012/wordml" xmlns:wpg="http://schemas.microsoft.com/office/word/2010/wordprocessingGroup" xmlns:wpi="http://schemas.microsoft.com/office/word/2010/wordprocessingInk" xmlns:wne="http://schemas.microsoft.com/office/word/2006/wordml" xmlns:wps="http://schemas.microsoft.com/office/word/2010/wordprocessingShape" mc:Ignorable="w14 w15 wp14">
   <w:footnote w:type="separator" w:id="-1">
@@ -36498,6 +39894,12 @@
 </file>
 
 <file path=word/header4.xml><?xml version="1.0" encoding="utf-8"?>
+<w:hdr xmlns:wpc="http://schemas.microsoft.com/office/word/2010/wordprocessingCanvas" xmlns:mc="http://schemas.openxmlformats.org/markup-compatibility/2006" xmlns:o="urn:schemas-microsoft-com:office:office" xmlns:r="http://schemas.openxmlformats.org/officeDocument/2006/relationships" xmlns:m="http://schemas.openxmlformats.org/officeDocument/2006/math" xmlns:v="urn:schemas-microsoft-com:vml" xmlns:wp14="http://schemas.microsoft.com/office/word/2010/wordprocessingDrawing" xmlns:wp="http://schemas.openxmlformats.org/drawingml/2006/wordprocessingDrawing" xmlns:w10="urn:schemas-microsoft-com:office:word" xmlns:w="http://schemas.openxmlformats.org/wordprocessingml/2006/main" xmlns:w14="http://schemas.microsoft.com/office/word/2010/wordml" xmlns:w15="http://schemas.microsoft.com/office/word/2012/wordml" xmlns:wpg="http://schemas.microsoft.com/office/word/2010/wordprocessingGroup" xmlns:wpi="http://schemas.microsoft.com/office/word/2010/wordprocessingInk" xmlns:wne="http://schemas.microsoft.com/office/word/2006/wordml" xmlns:wps="http://schemas.microsoft.com/office/word/2010/wordprocessingShape" xmlns:cx="http://schemas.microsoft.com/office/drawing/2014/chartex" xmlns:cx1="http://schemas.microsoft.com/office/drawing/2015/9/8/chartex" xmlns:cx2="http://schemas.microsoft.com/office/drawing/2015/10/21/chartex" xmlns:cx3="http://schemas.microsoft.com/office/drawing/2016/5/9/chartex" xmlns:cx4="http://schemas.microsoft.com/office/drawing/2016/5/10/chartex" xmlns:cx5="http://schemas.microsoft.com/office/drawing/2016/5/11/chartex" xmlns:cx6="http://schemas.microsoft.com/office/drawing/2016/5/12/chartex" xmlns:cx7="http://schemas.microsoft.com/office/drawing/2016/5/13/chartex" xmlns:cx8="http://schemas.microsoft.com/office/drawing/2016/5/14/chartex" xmlns:w16cid="http://schemas.microsoft.com/office/word/2016/wordml/cid" xmlns:w16se="http://schemas.microsoft.com/office/word/2015/wordml/symex">
+  <w:p/>
+</w:hdr>
+</file>
+
+<file path=word/header5.xml><?xml version="1.0" encoding="utf-8"?>
 <w:hdr xmlns:wpc="http://schemas.microsoft.com/office/word/2010/wordprocessingCanvas" xmlns:mc="http://schemas.openxmlformats.org/markup-compatibility/2006" xmlns:o="urn:schemas-microsoft-com:office:office" xmlns:r="http://schemas.openxmlformats.org/officeDocument/2006/relationships" xmlns:m="http://schemas.openxmlformats.org/officeDocument/2006/math" xmlns:v="urn:schemas-microsoft-com:vml" xmlns:wp14="http://schemas.microsoft.com/office/word/2010/wordprocessingDrawing" xmlns:wp="http://schemas.openxmlformats.org/drawingml/2006/wordprocessingDrawing" xmlns:w10="urn:schemas-microsoft-com:office:word" xmlns:w="http://schemas.openxmlformats.org/wordprocessingml/2006/main" xmlns:w14="http://schemas.microsoft.com/office/word/2010/wordml" xmlns:w15="http://schemas.microsoft.com/office/word/2012/wordml" xmlns:wpg="http://schemas.microsoft.com/office/word/2010/wordprocessingGroup" xmlns:wpi="http://schemas.microsoft.com/office/word/2010/wordprocessingInk" xmlns:wne="http://schemas.microsoft.com/office/word/2006/wordml" xmlns:wps="http://schemas.microsoft.com/office/word/2010/wordprocessingShape" xmlns:cx="http://schemas.microsoft.com/office/drawing/2014/chartex" xmlns:cx1="http://schemas.microsoft.com/office/drawing/2015/9/8/chartex" xmlns:cx2="http://schemas.microsoft.com/office/drawing/2015/10/21/chartex" xmlns:cx3="http://schemas.microsoft.com/office/drawing/2016/5/9/chartex" xmlns:cx4="http://schemas.microsoft.com/office/drawing/2016/5/10/chartex" xmlns:cx5="http://schemas.microsoft.com/office/drawing/2016/5/11/chartex" xmlns:cx6="http://schemas.microsoft.com/office/drawing/2016/5/12/chartex" xmlns:cx7="http://schemas.microsoft.com/office/drawing/2016/5/13/chartex" xmlns:cx8="http://schemas.microsoft.com/office/drawing/2016/5/14/chartex" xmlns:w16cid="http://schemas.microsoft.com/office/word/2016/wordml/cid" xmlns:w16se="http://schemas.microsoft.com/office/word/2015/wordml/symex">
   <w:p/>
 </w:hdr>
@@ -37090,6 +40492,24 @@
       <w:startOverride w:val="1"/>
     </w:lvlOverride>
   </w:num>
+  <w:num w:numId="78">
+    <w:abstractNumId w:val="2"/>
+    <w:lvlOverride w:ilvl="0">
+      <w:startOverride w:val="1"/>
+    </w:lvlOverride>
+  </w:num>
+  <w:num w:numId="79">
+    <w:abstractNumId w:val="2"/>
+    <w:lvlOverride w:ilvl="0">
+      <w:startOverride w:val="1"/>
+    </w:lvlOverride>
+  </w:num>
+  <w:num w:numId="80">
+    <w:abstractNumId w:val="2"/>
+    <w:lvlOverride w:ilvl="0">
+      <w:startOverride w:val="1"/>
+    </w:lvlOverride>
+  </w:num>
 </w:numbering>
 </file>
 

--- a/Translation-Handbook-Midnight.docx
+++ b/Translation-Handbook-Midnight.docx
@@ -2522,115 +2522,6 @@
         <w:pStyle w:val="Heading3"/>
       </w:pPr>
       <w:r>
-        <w:t xml:space="preserve">Four common myths</w:t>
-      </w:r>
-    </w:p>
-    <w:p>
-      <w:pPr>
-        <w:pStyle w:val="ListParagraph"/>
-        <w:numPr>
-          <w:ilvl w:val="0"/>
-          <w:numId w:val="2"/>
-        </w:numPr>
-        <w:spacing w:after="110" w:line="320"/>
-      </w:pPr>
-      <w:r>
-        <w:rPr>
-          <w:rFonts w:ascii="Calibri" w:cs="Calibri" w:eastAsia="Calibri" w:hAnsi="Calibri"/>
-          <w:b/>
-          <w:bCs/>
-        </w:rPr>
-        <w:t xml:space="preserve">“Anyone who speaks two languages can translate.”</w:t>
-      </w:r>
-      <w:r>
-        <w:rPr>
-          <w:rFonts w:ascii="Calibri" w:cs="Calibri" w:eastAsia="Calibri" w:hAnsi="Calibri"/>
-        </w:rPr>
-        <w:t xml:space="preserve"> Translation also needs training, practice and knowledge of the subject.</w:t>
-      </w:r>
-    </w:p>
-    <w:p>
-      <w:pPr>
-        <w:pStyle w:val="ListParagraph"/>
-        <w:numPr>
-          <w:ilvl w:val="0"/>
-          <w:numId w:val="2"/>
-        </w:numPr>
-        <w:spacing w:after="110" w:line="320"/>
-      </w:pPr>
-      <w:r>
-        <w:rPr>
-          <w:rFonts w:ascii="Calibri" w:cs="Calibri" w:eastAsia="Calibri" w:hAnsi="Calibri"/>
-          <w:b/>
-          <w:bCs/>
-        </w:rPr>
-        <w:t xml:space="preserve">“Translation is exchanging words.”</w:t>
-      </w:r>
-      <w:r>
-        <w:rPr>
-          <w:rFonts w:ascii="Calibri" w:cs="Calibri" w:eastAsia="Calibri" w:hAnsi="Calibri"/>
-        </w:rPr>
-        <w:t xml:space="preserve"> A translator carries the meaning, not the words.</w:t>
-      </w:r>
-    </w:p>
-    <w:p>
-      <w:pPr>
-        <w:pStyle w:val="ListParagraph"/>
-        <w:numPr>
-          <w:ilvl w:val="0"/>
-          <w:numId w:val="2"/>
-        </w:numPr>
-        <w:spacing w:after="110" w:line="320"/>
-      </w:pPr>
-      <w:r>
-        <w:rPr>
-          <w:rFonts w:ascii="Calibri" w:cs="Calibri" w:eastAsia="Calibri" w:hAnsi="Calibri"/>
-          <w:b/>
-          <w:bCs/>
-        </w:rPr>
-        <w:t xml:space="preserve">“Machines will replace translators.”</w:t>
-      </w:r>
-      <w:r>
-        <w:rPr>
-          <w:rFonts w:ascii="Calibri" w:cs="Calibri" w:eastAsia="Calibri" w:hAnsi="Calibri"/>
-        </w:rPr>
-        <w:t xml:space="preserve"> Machine translation gives drafts; people still check and finish them (Chapter 22).</w:t>
-      </w:r>
-    </w:p>
-    <w:p>
-      <w:pPr>
-        <w:pStyle w:val="ListParagraph"/>
-        <w:numPr>
-          <w:ilvl w:val="0"/>
-          <w:numId w:val="2"/>
-        </w:numPr>
-        <w:spacing w:after="110" w:line="320"/>
-      </w:pPr>
-      <w:r>
-        <w:rPr>
-          <w:rFonts w:ascii="Calibri" w:cs="Calibri" w:eastAsia="Calibri" w:hAnsi="Calibri"/>
-          <w:b/>
-          <w:bCs/>
-        </w:rPr>
-        <w:t xml:space="preserve">“A translator can translate any subject.”</w:t>
-      </w:r>
-      <w:r>
-        <w:rPr>
-          <w:rFonts w:ascii="Calibri" w:cs="Calibri" w:eastAsia="Calibri" w:hAnsi="Calibri"/>
-        </w:rPr>
-        <w:t xml:space="preserve"> Most translators specialise in one or two fields, such as law or medicine.</w:t>
-      </w:r>
-    </w:p>
-    <w:p>
-      <w:pPr>
-        <w:spacing w:after="40"/>
-      </w:pPr>
-    </w:p>
-    <w:p>
-      <w:pPr>
-        <w:pStyle w:val="Heading3"/>
-      </w:pPr>
-      <w:r>
         <w:t xml:space="preserve">Two kinds of translator</w:t>
       </w:r>
     </w:p>
@@ -8312,101 +8203,6 @@
     </w:p>
     <w:p>
       <w:pPr>
-        <w:pStyle w:val="ListParagraph"/>
-        <w:numPr>
-          <w:ilvl w:val="0"/>
-          <w:numId w:val="2"/>
-        </w:numPr>
-        <w:spacing w:after="110" w:line="320"/>
-      </w:pPr>
-      <w:r>
-        <w:rPr>
-          <w:rFonts w:ascii="Calibri" w:cs="Calibri" w:eastAsia="Calibri" w:hAnsi="Calibri"/>
-          <w:b/>
-          <w:bCs/>
-        </w:rPr>
-        <w:t xml:space="preserve">Several meanings</w:t>
-      </w:r>
-      <w:r>
-        <w:rPr>
-          <w:rFonts w:ascii="Calibri" w:cs="Calibri" w:eastAsia="Calibri" w:hAnsi="Calibri"/>
-        </w:rPr>
-        <w:t xml:space="preserve">: </w:t>
-      </w:r>
-      <w:r>
-        <w:rPr>
-          <w:rFonts w:ascii="Arial" w:cs="Arial" w:hAnsi="Arial"/>
-          <w:sz w:val="23"/>
-          <w:szCs w:val="24"/>
-          <w:rtl/>
-        </w:rPr>
-        <w:t xml:space="preserve">خط</w:t>
-      </w:r>
-      <w:r>
-        <w:rPr>
-          <w:rFonts w:ascii="Calibri" w:cs="Calibri" w:eastAsia="Calibri" w:hAnsi="Calibri"/>
-        </w:rPr>
-        <w:t xml:space="preserve"> can be </w:t>
-      </w:r>
-      <w:r>
-        <w:rPr>
-          <w:rFonts w:ascii="Calibri" w:cs="Calibri" w:eastAsia="Calibri" w:hAnsi="Calibri"/>
-          <w:i/>
-          <w:iCs/>
-        </w:rPr>
-        <w:t xml:space="preserve">a line</w:t>
-      </w:r>
-      <w:r>
-        <w:rPr>
-          <w:rFonts w:ascii="Calibri" w:cs="Calibri" w:eastAsia="Calibri" w:hAnsi="Calibri"/>
-        </w:rPr>
-        <w:t xml:space="preserve">, </w:t>
-      </w:r>
-      <w:r>
-        <w:rPr>
-          <w:rFonts w:ascii="Calibri" w:cs="Calibri" w:eastAsia="Calibri" w:hAnsi="Calibri"/>
-          <w:i/>
-          <w:iCs/>
-        </w:rPr>
-        <w:t xml:space="preserve">handwriting</w:t>
-      </w:r>
-      <w:r>
-        <w:rPr>
-          <w:rFonts w:ascii="Calibri" w:cs="Calibri" w:eastAsia="Calibri" w:hAnsi="Calibri"/>
-        </w:rPr>
-        <w:t xml:space="preserve">, </w:t>
-      </w:r>
-      <w:r>
-        <w:rPr>
-          <w:rFonts w:ascii="Calibri" w:cs="Calibri" w:eastAsia="Calibri" w:hAnsi="Calibri"/>
-          <w:i/>
-          <w:iCs/>
-        </w:rPr>
-        <w:t xml:space="preserve">a font</w:t>
-      </w:r>
-      <w:r>
-        <w:rPr>
-          <w:rFonts w:ascii="Calibri" w:cs="Calibri" w:eastAsia="Calibri" w:hAnsi="Calibri"/>
-        </w:rPr>
-        <w:t xml:space="preserve"> or </w:t>
-      </w:r>
-      <w:r>
-        <w:rPr>
-          <w:rFonts w:ascii="Calibri" w:cs="Calibri" w:eastAsia="Calibri" w:hAnsi="Calibri"/>
-          <w:i/>
-          <w:iCs/>
-        </w:rPr>
-        <w:t xml:space="preserve">a route</w:t>
-      </w:r>
-      <w:r>
-        <w:rPr>
-          <w:rFonts w:ascii="Calibri" w:cs="Calibri" w:eastAsia="Calibri" w:hAnsi="Calibri"/>
-        </w:rPr>
-        <w:t xml:space="preserve">. Let the context decide (Chapter 6).</w:t>
-      </w:r>
-    </w:p>
-    <w:p>
-      <w:pPr>
         <w:spacing w:after="40"/>
       </w:pPr>
     </w:p>
@@ -9292,6 +9088,31 @@
           <w:szCs w:val="24"/>
           <w:rtl/>
         </w:rPr>
+        <w:t xml:space="preserve">خط</w:t>
+      </w:r>
+      <w:r>
+        <w:rPr>
+          <w:rFonts w:ascii="Calibri" w:cs="Calibri" w:eastAsia="Calibri" w:hAnsi="Calibri"/>
+        </w:rPr>
+        <w:t xml:space="preserve">: a line, handwriting, a font or a route.</w:t>
+      </w:r>
+    </w:p>
+    <w:p>
+      <w:pPr>
+        <w:pStyle w:val="ListParagraph"/>
+        <w:numPr>
+          <w:ilvl w:val="0"/>
+          <w:numId w:val="2"/>
+        </w:numPr>
+        <w:spacing w:after="110" w:line="320"/>
+      </w:pPr>
+      <w:r>
+        <w:rPr>
+          <w:rFonts w:ascii="Arial" w:cs="Arial" w:hAnsi="Arial"/>
+          <w:sz w:val="23"/>
+          <w:szCs w:val="24"/>
+          <w:rtl/>
+        </w:rPr>
         <w:t xml:space="preserve">تطهير</w:t>
       </w:r>
       <w:r>
@@ -11791,6 +11612,105 @@
           <w:i/>
           <w:iCs/>
         </w:rPr>
+        <w:t xml:space="preserve">to bury the hatchet</w:t>
+      </w:r>
+      <w:r>
+        <w:rPr>
+          <w:rFonts w:ascii="Calibri" w:cs="Calibri" w:eastAsia="Calibri" w:hAnsi="Calibri"/>
+        </w:rPr>
+        <w:t xml:space="preserve"> → </w:t>
+      </w:r>
+      <w:r>
+        <w:rPr>
+          <w:rFonts w:ascii="Arial" w:cs="Arial" w:hAnsi="Arial"/>
+          <w:sz w:val="23"/>
+          <w:szCs w:val="24"/>
+          <w:rtl/>
+        </w:rPr>
+        <w:t xml:space="preserve">طوى صفحة الخلاف</w:t>
+      </w:r>
+    </w:p>
+    <w:p>
+      <w:pPr>
+        <w:pStyle w:val="ListParagraph"/>
+        <w:numPr>
+          <w:ilvl w:val="0"/>
+          <w:numId w:val="2"/>
+        </w:numPr>
+        <w:spacing w:after="110" w:line="320"/>
+      </w:pPr>
+      <w:r>
+        <w:rPr>
+          <w:rFonts w:ascii="Calibri" w:cs="Calibri" w:eastAsia="Calibri" w:hAnsi="Calibri"/>
+          <w:i/>
+          <w:iCs/>
+        </w:rPr>
+        <w:t xml:space="preserve">in a nutshell</w:t>
+      </w:r>
+      <w:r>
+        <w:rPr>
+          <w:rFonts w:ascii="Calibri" w:cs="Calibri" w:eastAsia="Calibri" w:hAnsi="Calibri"/>
+        </w:rPr>
+        <w:t xml:space="preserve"> → </w:t>
+      </w:r>
+      <w:r>
+        <w:rPr>
+          <w:rFonts w:ascii="Arial" w:cs="Arial" w:hAnsi="Arial"/>
+          <w:sz w:val="23"/>
+          <w:szCs w:val="24"/>
+          <w:rtl/>
+        </w:rPr>
+        <w:t xml:space="preserve">باختصار</w:t>
+      </w:r>
+    </w:p>
+    <w:p>
+      <w:pPr>
+        <w:pStyle w:val="ListParagraph"/>
+        <w:numPr>
+          <w:ilvl w:val="0"/>
+          <w:numId w:val="2"/>
+        </w:numPr>
+        <w:spacing w:after="110" w:line="320"/>
+      </w:pPr>
+      <w:r>
+        <w:rPr>
+          <w:rFonts w:ascii="Calibri" w:cs="Calibri" w:eastAsia="Calibri" w:hAnsi="Calibri"/>
+          <w:i/>
+          <w:iCs/>
+        </w:rPr>
+        <w:t xml:space="preserve">the long and the short of it</w:t>
+      </w:r>
+      <w:r>
+        <w:rPr>
+          <w:rFonts w:ascii="Calibri" w:cs="Calibri" w:eastAsia="Calibri" w:hAnsi="Calibri"/>
+        </w:rPr>
+        <w:t xml:space="preserve"> → </w:t>
+      </w:r>
+      <w:r>
+        <w:rPr>
+          <w:rFonts w:ascii="Arial" w:cs="Arial" w:hAnsi="Arial"/>
+          <w:sz w:val="23"/>
+          <w:szCs w:val="24"/>
+          <w:rtl/>
+        </w:rPr>
+        <w:t xml:space="preserve">خلاصة القول</w:t>
+      </w:r>
+    </w:p>
+    <w:p>
+      <w:pPr>
+        <w:pStyle w:val="ListParagraph"/>
+        <w:numPr>
+          <w:ilvl w:val="0"/>
+          <w:numId w:val="2"/>
+        </w:numPr>
+        <w:spacing w:after="110" w:line="320"/>
+      </w:pPr>
+      <w:r>
+        <w:rPr>
+          <w:rFonts w:ascii="Calibri" w:cs="Calibri" w:eastAsia="Calibri" w:hAnsi="Calibri"/>
+          <w:i/>
+          <w:iCs/>
+        </w:rPr>
         <w:t xml:space="preserve">Don’t put words in my mouth.</w:t>
       </w:r>
       <w:r>
@@ -16763,46 +16683,22 @@
         <w:rPr>
           <w:rFonts w:ascii="Calibri" w:cs="Calibri" w:eastAsia="Calibri" w:hAnsi="Calibri"/>
         </w:rPr>
-        <w:t xml:space="preserve">.</w:t>
-      </w:r>
-    </w:p>
-    <w:p>
-      <w:pPr>
-        <w:pStyle w:val="ListParagraph"/>
-        <w:numPr>
-          <w:ilvl w:val="0"/>
-          <w:numId w:val="35"/>
-        </w:numPr>
-        <w:spacing w:after="110" w:line="320"/>
-      </w:pPr>
-      <w:r>
-        <w:rPr>
-          <w:rFonts w:ascii="Calibri" w:cs="Calibri" w:eastAsia="Calibri" w:hAnsi="Calibri"/>
-          <w:b/>
-          <w:bCs/>
-        </w:rPr>
-        <w:t xml:space="preserve">Addition</w:t>
-      </w:r>
-      <w:r>
-        <w:rPr>
-          <w:rFonts w:ascii="Calibri" w:cs="Calibri" w:eastAsia="Calibri" w:hAnsi="Calibri"/>
-        </w:rPr>
-        <w:t xml:space="preserve">: common from English into Arabic, because Arabic style often favours fuller expression (</w:t>
-      </w:r>
-      <w:r>
-        <w:rPr>
-          <w:rFonts w:ascii="Arial" w:cs="Arial" w:hAnsi="Arial"/>
-          <w:sz w:val="23"/>
-          <w:szCs w:val="24"/>
-          <w:rtl/>
-        </w:rPr>
-        <w:t xml:space="preserve">الإطناب</w:t>
-      </w:r>
-      <w:r>
-        <w:rPr>
-          <w:rFonts w:ascii="Calibri" w:cs="Calibri" w:eastAsia="Calibri" w:hAnsi="Calibri"/>
-        </w:rPr>
-        <w:t xml:space="preserve">), and Arab readers may need information that English readers already have. </w:t>
+        <w:t xml:space="preserve">. Times and measures also follow the reader’s culture: </w:t>
+      </w:r>
+      <w:r>
+        <w:rPr>
+          <w:rFonts w:ascii="Arial" w:cs="Arial" w:hAnsi="Arial"/>
+          <w:sz w:val="23"/>
+          <w:szCs w:val="24"/>
+          <w:rtl/>
+        </w:rPr>
+        <w:t xml:space="preserve">الثامنة إلا ثلثاً</w:t>
+      </w:r>
+      <w:r>
+        <w:rPr>
+          <w:rFonts w:ascii="Calibri" w:cs="Calibri" w:eastAsia="Calibri" w:hAnsi="Calibri"/>
+        </w:rPr>
+        <w:t xml:space="preserve"> → </w:t>
       </w:r>
       <w:r>
         <w:rPr>
@@ -16810,61 +16706,22 @@
           <w:i/>
           <w:iCs/>
         </w:rPr>
-        <w:t xml:space="preserve">the Fed</w:t>
-      </w:r>
-      <w:r>
-        <w:rPr>
-          <w:rFonts w:ascii="Calibri" w:cs="Calibri" w:eastAsia="Calibri" w:hAnsi="Calibri"/>
-        </w:rPr>
-        <w:t xml:space="preserve"> → </w:t>
-      </w:r>
-      <w:r>
-        <w:rPr>
-          <w:rFonts w:ascii="Arial" w:cs="Arial" w:hAnsi="Arial"/>
-          <w:sz w:val="23"/>
-          <w:szCs w:val="24"/>
-          <w:rtl/>
-        </w:rPr>
-        <w:t xml:space="preserve">مجلس الاحتياطي الفيدرالي الأمريكي</w:t>
-      </w:r>
-      <w:r>
-        <w:rPr>
-          <w:rFonts w:ascii="Calibri" w:cs="Calibri" w:eastAsia="Calibri" w:hAnsi="Calibri"/>
-        </w:rPr>
-        <w:t xml:space="preserve">.</w:t>
-      </w:r>
-    </w:p>
-    <w:p>
-      <w:pPr>
-        <w:pStyle w:val="ListParagraph"/>
-        <w:numPr>
-          <w:ilvl w:val="0"/>
-          <w:numId w:val="35"/>
-        </w:numPr>
-        <w:spacing w:after="110" w:line="320"/>
-      </w:pPr>
-      <w:r>
-        <w:rPr>
-          <w:rFonts w:ascii="Calibri" w:cs="Calibri" w:eastAsia="Calibri" w:hAnsi="Calibri"/>
-          <w:b/>
-          <w:bCs/>
-        </w:rPr>
-        <w:t xml:space="preserve">Omission</w:t>
-      </w:r>
-      <w:r>
-        <w:rPr>
-          <w:rFonts w:ascii="Calibri" w:cs="Calibri" w:eastAsia="Calibri" w:hAnsi="Calibri"/>
-        </w:rPr>
-        <w:t xml:space="preserve">: common from Arabic into English, where repeated synonyms sound unnatural. </w:t>
-      </w:r>
-      <w:r>
-        <w:rPr>
-          <w:rFonts w:ascii="Arial" w:cs="Arial" w:hAnsi="Arial"/>
-          <w:sz w:val="23"/>
-          <w:szCs w:val="24"/>
-          <w:rtl/>
-        </w:rPr>
-        <w:t xml:space="preserve">شجاعٌ مِغوار</w:t>
+        <w:t xml:space="preserve">7:40</w:t>
+      </w:r>
+      <w:r>
+        <w:rPr>
+          <w:rFonts w:ascii="Calibri" w:cs="Calibri" w:eastAsia="Calibri" w:hAnsi="Calibri"/>
+        </w:rPr>
+        <w:t xml:space="preserve">; </w:t>
+      </w:r>
+      <w:r>
+        <w:rPr>
+          <w:rFonts w:ascii="Arial" w:cs="Arial" w:hAnsi="Arial"/>
+          <w:sz w:val="23"/>
+          <w:szCs w:val="24"/>
+          <w:rtl/>
+        </w:rPr>
+        <w:t xml:space="preserve">الثالثة فجراً</w:t>
       </w:r>
       <w:r>
         <w:rPr>
@@ -16878,13 +16735,7 @@
           <w:i/>
           <w:iCs/>
         </w:rPr>
-        <w:t xml:space="preserve">very brave</w:t>
-      </w:r>
-      <w:r>
-        <w:rPr>
-          <w:rFonts w:ascii="Calibri" w:cs="Calibri" w:eastAsia="Calibri" w:hAnsi="Calibri"/>
-        </w:rPr>
-        <w:t xml:space="preserve">. It is also used to avoid words that would offend the reader. Never omit real information.</w:t>
+        <w:t xml:space="preserve">3 a.m.</w:t>
       </w:r>
     </w:p>
     <w:p>
@@ -16902,91 +16753,28 @@
           <w:b/>
           <w:bCs/>
         </w:rPr>
-        <w:t xml:space="preserve">Explanatory translation</w:t>
-      </w:r>
-      <w:r>
-        <w:rPr>
-          <w:rFonts w:ascii="Calibri" w:cs="Calibri" w:eastAsia="Calibri" w:hAnsi="Calibri"/>
-        </w:rPr>
-        <w:t xml:space="preserve">: the last option, used for cultural and religious terms such as </w:t>
-      </w:r>
-      <w:r>
-        <w:rPr>
-          <w:rFonts w:ascii="Arial" w:cs="Arial" w:hAnsi="Arial"/>
-          <w:sz w:val="23"/>
-          <w:szCs w:val="24"/>
-          <w:rtl/>
-        </w:rPr>
-        <w:t xml:space="preserve">الزكاة</w:t>
-      </w:r>
-      <w:r>
-        <w:rPr>
-          <w:rFonts w:ascii="Calibri" w:cs="Calibri" w:eastAsia="Calibri" w:hAnsi="Calibri"/>
-        </w:rPr>
-        <w:t xml:space="preserve"> and </w:t>
-      </w:r>
-      <w:r>
-        <w:rPr>
-          <w:rFonts w:ascii="Arial" w:cs="Arial" w:hAnsi="Arial"/>
-          <w:sz w:val="23"/>
-          <w:szCs w:val="24"/>
-          <w:rtl/>
-        </w:rPr>
-        <w:t xml:space="preserve">العِدّة</w:t>
-      </w:r>
-      <w:r>
-        <w:rPr>
-          <w:rFonts w:ascii="Calibri" w:cs="Calibri" w:eastAsia="Calibri" w:hAnsi="Calibri"/>
-        </w:rPr>
-        <w:t xml:space="preserve">, and for dense technical terms (Chapter 15).</w:t>
-      </w:r>
-    </w:p>
-    <w:p>
-      <w:pPr>
-        <w:spacing w:after="40"/>
-      </w:pPr>
-    </w:p>
-    <w:p>
-      <w:pPr>
-        <w:pStyle w:val="Heading3"/>
-      </w:pPr>
-      <w:r>
-        <w:t xml:space="preserve">Other useful strategies</w:t>
-      </w:r>
-    </w:p>
-    <w:p>
-      <w:pPr>
-        <w:spacing w:after="200" w:line="330"/>
-      </w:pPr>
-      <w:r>
-        <w:rPr>
-          <w:rFonts w:ascii="Calibri" w:cs="Calibri" w:eastAsia="Calibri" w:hAnsi="Calibri"/>
-        </w:rPr>
-        <w:t xml:space="preserve">Translators also use these strategies (Baker, 2018):</w:t>
-      </w:r>
-    </w:p>
-    <w:p>
-      <w:pPr>
-        <w:pStyle w:val="ListParagraph"/>
-        <w:numPr>
-          <w:ilvl w:val="0"/>
-          <w:numId w:val="36"/>
-        </w:numPr>
-        <w:spacing w:after="110" w:line="320"/>
-      </w:pPr>
-      <w:r>
-        <w:rPr>
-          <w:rFonts w:ascii="Calibri" w:cs="Calibri" w:eastAsia="Calibri" w:hAnsi="Calibri"/>
-          <w:b/>
-          <w:bCs/>
-        </w:rPr>
-        <w:t xml:space="preserve">A more general word</w:t>
-      </w:r>
-      <w:r>
-        <w:rPr>
-          <w:rFonts w:ascii="Calibri" w:cs="Calibri" w:eastAsia="Calibri" w:hAnsi="Calibri"/>
-        </w:rPr>
-        <w:t xml:space="preserve">: when the target language has no exact word. </w:t>
+        <w:t xml:space="preserve">Addition</w:t>
+      </w:r>
+      <w:r>
+        <w:rPr>
+          <w:rFonts w:ascii="Calibri" w:cs="Calibri" w:eastAsia="Calibri" w:hAnsi="Calibri"/>
+        </w:rPr>
+        <w:t xml:space="preserve">: common from English into Arabic, because Arabic style often favours fuller expression (</w:t>
+      </w:r>
+      <w:r>
+        <w:rPr>
+          <w:rFonts w:ascii="Arial" w:cs="Arial" w:hAnsi="Arial"/>
+          <w:sz w:val="23"/>
+          <w:szCs w:val="24"/>
+          <w:rtl/>
+        </w:rPr>
+        <w:t xml:space="preserve">الإطناب</w:t>
+      </w:r>
+      <w:r>
+        <w:rPr>
+          <w:rFonts w:ascii="Calibri" w:cs="Calibri" w:eastAsia="Calibri" w:hAnsi="Calibri"/>
+        </w:rPr>
+        <w:t xml:space="preserve">), and Arab readers may need information that English readers already have. </w:t>
       </w:r>
       <w:r>
         <w:rPr>
@@ -16994,13 +16782,67 @@
           <w:i/>
           <w:iCs/>
         </w:rPr>
-        <w:t xml:space="preserve">prawns</w:t>
-      </w:r>
-      <w:r>
-        <w:rPr>
-          <w:rFonts w:ascii="Calibri" w:cs="Calibri" w:eastAsia="Calibri" w:hAnsi="Calibri"/>
-        </w:rPr>
-        <w:t xml:space="preserve"> and </w:t>
+        <w:t xml:space="preserve">the Fed</w:t>
+      </w:r>
+      <w:r>
+        <w:rPr>
+          <w:rFonts w:ascii="Calibri" w:cs="Calibri" w:eastAsia="Calibri" w:hAnsi="Calibri"/>
+        </w:rPr>
+        <w:t xml:space="preserve"> → </w:t>
+      </w:r>
+      <w:r>
+        <w:rPr>
+          <w:rFonts w:ascii="Arial" w:cs="Arial" w:hAnsi="Arial"/>
+          <w:sz w:val="23"/>
+          <w:szCs w:val="24"/>
+          <w:rtl/>
+        </w:rPr>
+        <w:t xml:space="preserve">مجلس الاحتياطي الفيدرالي الأمريكي</w:t>
+      </w:r>
+      <w:r>
+        <w:rPr>
+          <w:rFonts w:ascii="Calibri" w:cs="Calibri" w:eastAsia="Calibri" w:hAnsi="Calibri"/>
+        </w:rPr>
+        <w:t xml:space="preserve">.</w:t>
+      </w:r>
+    </w:p>
+    <w:p>
+      <w:pPr>
+        <w:pStyle w:val="ListParagraph"/>
+        <w:numPr>
+          <w:ilvl w:val="0"/>
+          <w:numId w:val="35"/>
+        </w:numPr>
+        <w:spacing w:after="110" w:line="320"/>
+      </w:pPr>
+      <w:r>
+        <w:rPr>
+          <w:rFonts w:ascii="Calibri" w:cs="Calibri" w:eastAsia="Calibri" w:hAnsi="Calibri"/>
+          <w:b/>
+          <w:bCs/>
+        </w:rPr>
+        <w:t xml:space="preserve">Omission</w:t>
+      </w:r>
+      <w:r>
+        <w:rPr>
+          <w:rFonts w:ascii="Calibri" w:cs="Calibri" w:eastAsia="Calibri" w:hAnsi="Calibri"/>
+        </w:rPr>
+        <w:t xml:space="preserve">: common from Arabic into English, where repeated synonyms sound unnatural. </w:t>
+      </w:r>
+      <w:r>
+        <w:rPr>
+          <w:rFonts w:ascii="Arial" w:cs="Arial" w:hAnsi="Arial"/>
+          <w:sz w:val="23"/>
+          <w:szCs w:val="24"/>
+          <w:rtl/>
+        </w:rPr>
+        <w:t xml:space="preserve">شجاعٌ مِغوار</w:t>
+      </w:r>
+      <w:r>
+        <w:rPr>
+          <w:rFonts w:ascii="Calibri" w:cs="Calibri" w:eastAsia="Calibri" w:hAnsi="Calibri"/>
+        </w:rPr>
+        <w:t xml:space="preserve"> → </w:t>
       </w:r>
       <w:r>
         <w:rPr>
@@ -17008,28 +16850,91 @@
           <w:i/>
           <w:iCs/>
         </w:rPr>
-        <w:t xml:space="preserve">shrimps</w:t>
-      </w:r>
-      <w:r>
-        <w:rPr>
-          <w:rFonts w:ascii="Calibri" w:cs="Calibri" w:eastAsia="Calibri" w:hAnsi="Calibri"/>
-        </w:rPr>
-        <w:t xml:space="preserve"> → </w:t>
-      </w:r>
-      <w:r>
-        <w:rPr>
-          <w:rFonts w:ascii="Arial" w:cs="Arial" w:hAnsi="Arial"/>
-          <w:sz w:val="23"/>
-          <w:szCs w:val="24"/>
-          <w:rtl/>
-        </w:rPr>
-        <w:t xml:space="preserve">روبيان</w:t>
-      </w:r>
-      <w:r>
-        <w:rPr>
-          <w:rFonts w:ascii="Calibri" w:cs="Calibri" w:eastAsia="Calibri" w:hAnsi="Calibri"/>
-        </w:rPr>
-        <w:t xml:space="preserve">.</w:t>
+        <w:t xml:space="preserve">very brave</w:t>
+      </w:r>
+      <w:r>
+        <w:rPr>
+          <w:rFonts w:ascii="Calibri" w:cs="Calibri" w:eastAsia="Calibri" w:hAnsi="Calibri"/>
+        </w:rPr>
+        <w:t xml:space="preserve">. It is also used to avoid words that would offend the reader. Never omit real information.</w:t>
+      </w:r>
+    </w:p>
+    <w:p>
+      <w:pPr>
+        <w:pStyle w:val="ListParagraph"/>
+        <w:numPr>
+          <w:ilvl w:val="0"/>
+          <w:numId w:val="35"/>
+        </w:numPr>
+        <w:spacing w:after="110" w:line="320"/>
+      </w:pPr>
+      <w:r>
+        <w:rPr>
+          <w:rFonts w:ascii="Calibri" w:cs="Calibri" w:eastAsia="Calibri" w:hAnsi="Calibri"/>
+          <w:b/>
+          <w:bCs/>
+        </w:rPr>
+        <w:t xml:space="preserve">Explanatory translation</w:t>
+      </w:r>
+      <w:r>
+        <w:rPr>
+          <w:rFonts w:ascii="Calibri" w:cs="Calibri" w:eastAsia="Calibri" w:hAnsi="Calibri"/>
+        </w:rPr>
+        <w:t xml:space="preserve">: the last option, used for cultural and religious terms such as </w:t>
+      </w:r>
+      <w:r>
+        <w:rPr>
+          <w:rFonts w:ascii="Arial" w:cs="Arial" w:hAnsi="Arial"/>
+          <w:sz w:val="23"/>
+          <w:szCs w:val="24"/>
+          <w:rtl/>
+        </w:rPr>
+        <w:t xml:space="preserve">الزكاة</w:t>
+      </w:r>
+      <w:r>
+        <w:rPr>
+          <w:rFonts w:ascii="Calibri" w:cs="Calibri" w:eastAsia="Calibri" w:hAnsi="Calibri"/>
+        </w:rPr>
+        <w:t xml:space="preserve"> and </w:t>
+      </w:r>
+      <w:r>
+        <w:rPr>
+          <w:rFonts w:ascii="Arial" w:cs="Arial" w:hAnsi="Arial"/>
+          <w:sz w:val="23"/>
+          <w:szCs w:val="24"/>
+          <w:rtl/>
+        </w:rPr>
+        <w:t xml:space="preserve">العِدّة</w:t>
+      </w:r>
+      <w:r>
+        <w:rPr>
+          <w:rFonts w:ascii="Calibri" w:cs="Calibri" w:eastAsia="Calibri" w:hAnsi="Calibri"/>
+        </w:rPr>
+        <w:t xml:space="preserve">, and for dense technical terms (Chapter 15).</w:t>
+      </w:r>
+    </w:p>
+    <w:p>
+      <w:pPr>
+        <w:spacing w:after="40"/>
+      </w:pPr>
+    </w:p>
+    <w:p>
+      <w:pPr>
+        <w:pStyle w:val="Heading3"/>
+      </w:pPr>
+      <w:r>
+        <w:t xml:space="preserve">Other useful strategies</w:t>
+      </w:r>
+    </w:p>
+    <w:p>
+      <w:pPr>
+        <w:spacing w:after="200" w:line="330"/>
+      </w:pPr>
+      <w:r>
+        <w:rPr>
+          <w:rFonts w:ascii="Calibri" w:cs="Calibri" w:eastAsia="Calibri" w:hAnsi="Calibri"/>
+        </w:rPr>
+        <w:t xml:space="preserve">Translators also use these strategies (Baker, 2018):</w:t>
       </w:r>
     </w:p>
     <w:p>
@@ -17047,37 +16952,13 @@
           <w:b/>
           <w:bCs/>
         </w:rPr>
-        <w:t xml:space="preserve">A more neutral word</w:t>
-      </w:r>
-      <w:r>
-        <w:rPr>
-          <w:rFonts w:ascii="Calibri" w:cs="Calibri" w:eastAsia="Calibri" w:hAnsi="Calibri"/>
-        </w:rPr>
-        <w:t xml:space="preserve">: when the source word carries a feeling that would sound wrong in the target text.</w:t>
-      </w:r>
-    </w:p>
-    <w:p>
-      <w:pPr>
-        <w:pStyle w:val="ListParagraph"/>
-        <w:numPr>
-          <w:ilvl w:val="0"/>
-          <w:numId w:val="36"/>
-        </w:numPr>
-        <w:spacing w:after="110" w:line="320"/>
-      </w:pPr>
-      <w:r>
-        <w:rPr>
-          <w:rFonts w:ascii="Calibri" w:cs="Calibri" w:eastAsia="Calibri" w:hAnsi="Calibri"/>
-          <w:b/>
-          <w:bCs/>
-        </w:rPr>
-        <w:t xml:space="preserve">Paraphrase</w:t>
-      </w:r>
-      <w:r>
-        <w:rPr>
-          <w:rFonts w:ascii="Calibri" w:cs="Calibri" w:eastAsia="Calibri" w:hAnsi="Calibri"/>
-        </w:rPr>
-        <w:t xml:space="preserve">: explaining the meaning in other words. </w:t>
+        <w:t xml:space="preserve">A more general word</w:t>
+      </w:r>
+      <w:r>
+        <w:rPr>
+          <w:rFonts w:ascii="Calibri" w:cs="Calibri" w:eastAsia="Calibri" w:hAnsi="Calibri"/>
+        </w:rPr>
+        <w:t xml:space="preserve">: when the target language has no exact word. </w:t>
       </w:r>
       <w:r>
         <w:rPr>
@@ -17085,52 +16966,13 @@
           <w:i/>
           <w:iCs/>
         </w:rPr>
-        <w:t xml:space="preserve">jet lag</w:t>
-      </w:r>
-      <w:r>
-        <w:rPr>
-          <w:rFonts w:ascii="Calibri" w:cs="Calibri" w:eastAsia="Calibri" w:hAnsi="Calibri"/>
-        </w:rPr>
-        <w:t xml:space="preserve"> → </w:t>
-      </w:r>
-      <w:r>
-        <w:rPr>
-          <w:rFonts w:ascii="Arial" w:cs="Arial" w:hAnsi="Arial"/>
-          <w:sz w:val="23"/>
-          <w:szCs w:val="24"/>
-          <w:rtl/>
-        </w:rPr>
-        <w:t xml:space="preserve">الإرهاق الناتج عن فارق التوقيت</w:t>
-      </w:r>
-      <w:r>
-        <w:rPr>
-          <w:rFonts w:ascii="Calibri" w:cs="Calibri" w:eastAsia="Calibri" w:hAnsi="Calibri"/>
-        </w:rPr>
-        <w:t xml:space="preserve">.</w:t>
-      </w:r>
-    </w:p>
-    <w:p>
-      <w:pPr>
-        <w:pStyle w:val="ListParagraph"/>
-        <w:numPr>
-          <w:ilvl w:val="0"/>
-          <w:numId w:val="36"/>
-        </w:numPr>
-        <w:spacing w:after="110" w:line="320"/>
-      </w:pPr>
-      <w:r>
-        <w:rPr>
-          <w:rFonts w:ascii="Calibri" w:cs="Calibri" w:eastAsia="Calibri" w:hAnsi="Calibri"/>
-          <w:b/>
-          <w:bCs/>
-        </w:rPr>
-        <w:t xml:space="preserve">Loan word plus explanation</w:t>
-      </w:r>
-      <w:r>
-        <w:rPr>
-          <w:rFonts w:ascii="Calibri" w:cs="Calibri" w:eastAsia="Calibri" w:hAnsi="Calibri"/>
-        </w:rPr>
-        <w:t xml:space="preserve">: explain the word the first time, then use it alone: </w:t>
+        <w:t xml:space="preserve">prawns</w:t>
+      </w:r>
+      <w:r>
+        <w:rPr>
+          <w:rFonts w:ascii="Calibri" w:cs="Calibri" w:eastAsia="Calibri" w:hAnsi="Calibri"/>
+        </w:rPr>
+        <w:t xml:space="preserve"> and </w:t>
       </w:r>
       <w:r>
         <w:rPr>
@@ -17138,13 +16980,76 @@
           <w:i/>
           <w:iCs/>
         </w:rPr>
-        <w:t xml:space="preserve">waqf</w:t>
-      </w:r>
-      <w:r>
-        <w:rPr>
-          <w:rFonts w:ascii="Calibri" w:cs="Calibri" w:eastAsia="Calibri" w:hAnsi="Calibri"/>
-        </w:rPr>
-        <w:t xml:space="preserve"> (a charitable endowment in Islam). Many Arabic words entered English this way: </w:t>
+        <w:t xml:space="preserve">shrimps</w:t>
+      </w:r>
+      <w:r>
+        <w:rPr>
+          <w:rFonts w:ascii="Calibri" w:cs="Calibri" w:eastAsia="Calibri" w:hAnsi="Calibri"/>
+        </w:rPr>
+        <w:t xml:space="preserve"> → </w:t>
+      </w:r>
+      <w:r>
+        <w:rPr>
+          <w:rFonts w:ascii="Arial" w:cs="Arial" w:hAnsi="Arial"/>
+          <w:sz w:val="23"/>
+          <w:szCs w:val="24"/>
+          <w:rtl/>
+        </w:rPr>
+        <w:t xml:space="preserve">روبيان</w:t>
+      </w:r>
+      <w:r>
+        <w:rPr>
+          <w:rFonts w:ascii="Calibri" w:cs="Calibri" w:eastAsia="Calibri" w:hAnsi="Calibri"/>
+        </w:rPr>
+        <w:t xml:space="preserve">.</w:t>
+      </w:r>
+    </w:p>
+    <w:p>
+      <w:pPr>
+        <w:pStyle w:val="ListParagraph"/>
+        <w:numPr>
+          <w:ilvl w:val="0"/>
+          <w:numId w:val="36"/>
+        </w:numPr>
+        <w:spacing w:after="110" w:line="320"/>
+      </w:pPr>
+      <w:r>
+        <w:rPr>
+          <w:rFonts w:ascii="Calibri" w:cs="Calibri" w:eastAsia="Calibri" w:hAnsi="Calibri"/>
+          <w:b/>
+          <w:bCs/>
+        </w:rPr>
+        <w:t xml:space="preserve">A more neutral word</w:t>
+      </w:r>
+      <w:r>
+        <w:rPr>
+          <w:rFonts w:ascii="Calibri" w:cs="Calibri" w:eastAsia="Calibri" w:hAnsi="Calibri"/>
+        </w:rPr>
+        <w:t xml:space="preserve">: when the source word carries a feeling that would sound wrong in the target text.</w:t>
+      </w:r>
+    </w:p>
+    <w:p>
+      <w:pPr>
+        <w:pStyle w:val="ListParagraph"/>
+        <w:numPr>
+          <w:ilvl w:val="0"/>
+          <w:numId w:val="36"/>
+        </w:numPr>
+        <w:spacing w:after="110" w:line="320"/>
+      </w:pPr>
+      <w:r>
+        <w:rPr>
+          <w:rFonts w:ascii="Calibri" w:cs="Calibri" w:eastAsia="Calibri" w:hAnsi="Calibri"/>
+          <w:b/>
+          <w:bCs/>
+        </w:rPr>
+        <w:t xml:space="preserve">Paraphrase</w:t>
+      </w:r>
+      <w:r>
+        <w:rPr>
+          <w:rFonts w:ascii="Calibri" w:cs="Calibri" w:eastAsia="Calibri" w:hAnsi="Calibri"/>
+        </w:rPr>
+        <w:t xml:space="preserve">: explaining the meaning in other words. </w:t>
       </w:r>
       <w:r>
         <w:rPr>
@@ -17152,13 +17057,52 @@
           <w:i/>
           <w:iCs/>
         </w:rPr>
-        <w:t xml:space="preserve">algebra</w:t>
-      </w:r>
-      <w:r>
-        <w:rPr>
-          <w:rFonts w:ascii="Calibri" w:cs="Calibri" w:eastAsia="Calibri" w:hAnsi="Calibri"/>
-        </w:rPr>
-        <w:t xml:space="preserve">, </w:t>
+        <w:t xml:space="preserve">jet lag</w:t>
+      </w:r>
+      <w:r>
+        <w:rPr>
+          <w:rFonts w:ascii="Calibri" w:cs="Calibri" w:eastAsia="Calibri" w:hAnsi="Calibri"/>
+        </w:rPr>
+        <w:t xml:space="preserve"> → </w:t>
+      </w:r>
+      <w:r>
+        <w:rPr>
+          <w:rFonts w:ascii="Arial" w:cs="Arial" w:hAnsi="Arial"/>
+          <w:sz w:val="23"/>
+          <w:szCs w:val="24"/>
+          <w:rtl/>
+        </w:rPr>
+        <w:t xml:space="preserve">الإرهاق الناتج عن فارق التوقيت</w:t>
+      </w:r>
+      <w:r>
+        <w:rPr>
+          <w:rFonts w:ascii="Calibri" w:cs="Calibri" w:eastAsia="Calibri" w:hAnsi="Calibri"/>
+        </w:rPr>
+        <w:t xml:space="preserve">.</w:t>
+      </w:r>
+    </w:p>
+    <w:p>
+      <w:pPr>
+        <w:pStyle w:val="ListParagraph"/>
+        <w:numPr>
+          <w:ilvl w:val="0"/>
+          <w:numId w:val="36"/>
+        </w:numPr>
+        <w:spacing w:after="110" w:line="320"/>
+      </w:pPr>
+      <w:r>
+        <w:rPr>
+          <w:rFonts w:ascii="Calibri" w:cs="Calibri" w:eastAsia="Calibri" w:hAnsi="Calibri"/>
+          <w:b/>
+          <w:bCs/>
+        </w:rPr>
+        <w:t xml:space="preserve">Loan word plus explanation</w:t>
+      </w:r>
+      <w:r>
+        <w:rPr>
+          <w:rFonts w:ascii="Calibri" w:cs="Calibri" w:eastAsia="Calibri" w:hAnsi="Calibri"/>
+        </w:rPr>
+        <w:t xml:space="preserve">: explain the word the first time, then use it alone: </w:t>
       </w:r>
       <w:r>
         <w:rPr>
@@ -17166,13 +17110,13 @@
           <w:i/>
           <w:iCs/>
         </w:rPr>
-        <w:t xml:space="preserve">algorithm</w:t>
-      </w:r>
-      <w:r>
-        <w:rPr>
-          <w:rFonts w:ascii="Calibri" w:cs="Calibri" w:eastAsia="Calibri" w:hAnsi="Calibri"/>
-        </w:rPr>
-        <w:t xml:space="preserve">, </w:t>
+        <w:t xml:space="preserve">waqf</w:t>
+      </w:r>
+      <w:r>
+        <w:rPr>
+          <w:rFonts w:ascii="Calibri" w:cs="Calibri" w:eastAsia="Calibri" w:hAnsi="Calibri"/>
+        </w:rPr>
+        <w:t xml:space="preserve"> (a charitable endowment in Islam). Many Arabic words entered English this way: </w:t>
       </w:r>
       <w:r>
         <w:rPr>
@@ -17180,52 +17124,13 @@
           <w:i/>
           <w:iCs/>
         </w:rPr>
-        <w:t xml:space="preserve">hijab</w:t>
-      </w:r>
-      <w:r>
-        <w:rPr>
-          <w:rFonts w:ascii="Calibri" w:cs="Calibri" w:eastAsia="Calibri" w:hAnsi="Calibri"/>
-        </w:rPr>
-        <w:t xml:space="preserve">.</w:t>
-      </w:r>
-    </w:p>
-    <w:p>
-      <w:pPr>
-        <w:pStyle w:val="ListParagraph"/>
-        <w:numPr>
-          <w:ilvl w:val="0"/>
-          <w:numId w:val="36"/>
-        </w:numPr>
-        <w:spacing w:after="110" w:line="320"/>
-      </w:pPr>
-      <w:r>
-        <w:rPr>
-          <w:rFonts w:ascii="Calibri" w:cs="Calibri" w:eastAsia="Calibri" w:hAnsi="Calibri"/>
-          <w:b/>
-          <w:bCs/>
-        </w:rPr>
-        <w:t xml:space="preserve">Substitution</w:t>
-      </w:r>
-      <w:r>
-        <w:rPr>
-          <w:rFonts w:ascii="Calibri" w:cs="Calibri" w:eastAsia="Calibri" w:hAnsi="Calibri"/>
-        </w:rPr>
-        <w:t xml:space="preserve">: using what the target reader expects, especially for times and measures: </w:t>
-      </w:r>
-      <w:r>
-        <w:rPr>
-          <w:rFonts w:ascii="Arial" w:cs="Arial" w:hAnsi="Arial"/>
-          <w:sz w:val="23"/>
-          <w:szCs w:val="24"/>
-          <w:rtl/>
-        </w:rPr>
-        <w:t xml:space="preserve">الثامنة إلا ثلثاً</w:t>
-      </w:r>
-      <w:r>
-        <w:rPr>
-          <w:rFonts w:ascii="Calibri" w:cs="Calibri" w:eastAsia="Calibri" w:hAnsi="Calibri"/>
-        </w:rPr>
-        <w:t xml:space="preserve"> → </w:t>
+        <w:t xml:space="preserve">algebra</w:t>
+      </w:r>
+      <w:r>
+        <w:rPr>
+          <w:rFonts w:ascii="Calibri" w:cs="Calibri" w:eastAsia="Calibri" w:hAnsi="Calibri"/>
+        </w:rPr>
+        <w:t xml:space="preserve">, </w:t>
       </w:r>
       <w:r>
         <w:rPr>
@@ -17233,28 +17138,13 @@
           <w:i/>
           <w:iCs/>
         </w:rPr>
-        <w:t xml:space="preserve">7:40</w:t>
-      </w:r>
-      <w:r>
-        <w:rPr>
-          <w:rFonts w:ascii="Calibri" w:cs="Calibri" w:eastAsia="Calibri" w:hAnsi="Calibri"/>
-        </w:rPr>
-        <w:t xml:space="preserve">; </w:t>
-      </w:r>
-      <w:r>
-        <w:rPr>
-          <w:rFonts w:ascii="Arial" w:cs="Arial" w:hAnsi="Arial"/>
-          <w:sz w:val="23"/>
-          <w:szCs w:val="24"/>
-          <w:rtl/>
-        </w:rPr>
-        <w:t xml:space="preserve">الثالثة فجراً</w:t>
-      </w:r>
-      <w:r>
-        <w:rPr>
-          <w:rFonts w:ascii="Calibri" w:cs="Calibri" w:eastAsia="Calibri" w:hAnsi="Calibri"/>
-        </w:rPr>
-        <w:t xml:space="preserve"> → </w:t>
+        <w:t xml:space="preserve">algorithm</w:t>
+      </w:r>
+      <w:r>
+        <w:rPr>
+          <w:rFonts w:ascii="Calibri" w:cs="Calibri" w:eastAsia="Calibri" w:hAnsi="Calibri"/>
+        </w:rPr>
+        <w:t xml:space="preserve">, </w:t>
       </w:r>
       <w:r>
         <w:rPr>
@@ -17262,7 +17152,13 @@
           <w:i/>
           <w:iCs/>
         </w:rPr>
-        <w:t xml:space="preserve">3 a.m.</w:t>
+        <w:t xml:space="preserve">hijab</w:t>
+      </w:r>
+      <w:r>
+        <w:rPr>
+          <w:rFonts w:ascii="Calibri" w:cs="Calibri" w:eastAsia="Calibri" w:hAnsi="Calibri"/>
+        </w:rPr>
+        <w:t xml:space="preserve">.</w:t>
       </w:r>
     </w:p>
     <w:p>
@@ -20206,6 +20102,64 @@
         </w:rPr>
         <w:t xml:space="preserve">الراديو</w:t>
       </w:r>
+      <w:r>
+        <w:rPr>
+          <w:rFonts w:ascii="Calibri" w:cs="Calibri" w:eastAsia="Calibri" w:hAnsi="Calibri"/>
+        </w:rPr>
+        <w:t xml:space="preserve">; </w:t>
+      </w:r>
+      <w:r>
+        <w:rPr>
+          <w:rFonts w:ascii="Calibri" w:cs="Calibri" w:eastAsia="Calibri" w:hAnsi="Calibri"/>
+          <w:i/>
+          <w:iCs/>
+        </w:rPr>
+        <w:t xml:space="preserve">strategy</w:t>
+      </w:r>
+      <w:r>
+        <w:rPr>
+          <w:rFonts w:ascii="Calibri" w:cs="Calibri" w:eastAsia="Calibri" w:hAnsi="Calibri"/>
+        </w:rPr>
+        <w:t xml:space="preserve"> → </w:t>
+      </w:r>
+      <w:r>
+        <w:rPr>
+          <w:rFonts w:ascii="Arial" w:cs="Arial" w:hAnsi="Arial"/>
+          <w:sz w:val="23"/>
+          <w:szCs w:val="24"/>
+          <w:rtl/>
+        </w:rPr>
+        <w:t xml:space="preserve">استراتيجية</w:t>
+      </w:r>
+      <w:r>
+        <w:rPr>
+          <w:rFonts w:ascii="Calibri" w:cs="Calibri" w:eastAsia="Calibri" w:hAnsi="Calibri"/>
+        </w:rPr>
+        <w:t xml:space="preserve">; </w:t>
+      </w:r>
+      <w:r>
+        <w:rPr>
+          <w:rFonts w:ascii="Calibri" w:cs="Calibri" w:eastAsia="Calibri" w:hAnsi="Calibri"/>
+          <w:i/>
+          <w:iCs/>
+        </w:rPr>
+        <w:t xml:space="preserve">technology</w:t>
+      </w:r>
+      <w:r>
+        <w:rPr>
+          <w:rFonts w:ascii="Calibri" w:cs="Calibri" w:eastAsia="Calibri" w:hAnsi="Calibri"/>
+        </w:rPr>
+        <w:t xml:space="preserve"> → </w:t>
+      </w:r>
+      <w:r>
+        <w:rPr>
+          <w:rFonts w:ascii="Arial" w:cs="Arial" w:hAnsi="Arial"/>
+          <w:sz w:val="23"/>
+          <w:szCs w:val="24"/>
+          <w:rtl/>
+        </w:rPr>
+        <w:t xml:space="preserve">تكنولوجيا</w:t>
+      </w:r>
     </w:p>
     <w:p>
       <w:pPr>
@@ -25165,7 +25119,94 @@
         <w:rPr>
           <w:rFonts w:ascii="Calibri" w:cs="Calibri" w:eastAsia="Calibri" w:hAnsi="Calibri"/>
         </w:rPr>
-        <w:t xml:space="preserve"> its exact meaning in its field.</w:t>
+        <w:t xml:space="preserve"> its exact meaning in its field. In a medical text, </w:t>
+      </w:r>
+      <w:r>
+        <w:rPr>
+          <w:rFonts w:ascii="Calibri" w:cs="Calibri" w:eastAsia="Calibri" w:hAnsi="Calibri"/>
+          <w:i/>
+          <w:iCs/>
+        </w:rPr>
+        <w:t xml:space="preserve">allergic</w:t>
+      </w:r>
+      <w:r>
+        <w:rPr>
+          <w:rFonts w:ascii="Calibri" w:cs="Calibri" w:eastAsia="Calibri" w:hAnsi="Calibri"/>
+        </w:rPr>
+        <w:t xml:space="preserve"> is </w:t>
+      </w:r>
+      <w:r>
+        <w:rPr>
+          <w:rFonts w:ascii="Arial" w:cs="Arial" w:hAnsi="Arial"/>
+          <w:sz w:val="23"/>
+          <w:szCs w:val="24"/>
+          <w:rtl/>
+        </w:rPr>
+        <w:t xml:space="preserve">أرَجيّ</w:t>
+      </w:r>
+      <w:r>
+        <w:rPr>
+          <w:rFonts w:ascii="Calibri" w:cs="Calibri" w:eastAsia="Calibri" w:hAnsi="Calibri"/>
+        </w:rPr>
+        <w:t xml:space="preserve">, an </w:t>
+      </w:r>
+      <w:r>
+        <w:rPr>
+          <w:rFonts w:ascii="Calibri" w:cs="Calibri" w:eastAsia="Calibri" w:hAnsi="Calibri"/>
+          <w:i/>
+          <w:iCs/>
+        </w:rPr>
+        <w:t xml:space="preserve">allergen</w:t>
+      </w:r>
+      <w:r>
+        <w:rPr>
+          <w:rFonts w:ascii="Calibri" w:cs="Calibri" w:eastAsia="Calibri" w:hAnsi="Calibri"/>
+        </w:rPr>
+        <w:t xml:space="preserve"> is </w:t>
+      </w:r>
+      <w:r>
+        <w:rPr>
+          <w:rFonts w:ascii="Arial" w:cs="Arial" w:hAnsi="Arial"/>
+          <w:sz w:val="23"/>
+          <w:szCs w:val="24"/>
+          <w:rtl/>
+        </w:rPr>
+        <w:t xml:space="preserve">مادة مُحسِّسة</w:t>
+      </w:r>
+      <w:r>
+        <w:rPr>
+          <w:rFonts w:ascii="Calibri" w:cs="Calibri" w:eastAsia="Calibri" w:hAnsi="Calibri"/>
+        </w:rPr>
+        <w:t xml:space="preserve">, and </w:t>
+      </w:r>
+      <w:r>
+        <w:rPr>
+          <w:rFonts w:ascii="Calibri" w:cs="Calibri" w:eastAsia="Calibri" w:hAnsi="Calibri"/>
+          <w:i/>
+          <w:iCs/>
+        </w:rPr>
+        <w:t xml:space="preserve">contact eczema</w:t>
+      </w:r>
+      <w:r>
+        <w:rPr>
+          <w:rFonts w:ascii="Calibri" w:cs="Calibri" w:eastAsia="Calibri" w:hAnsi="Calibri"/>
+        </w:rPr>
+        <w:t xml:space="preserve"> is </w:t>
+      </w:r>
+      <w:r>
+        <w:rPr>
+          <w:rFonts w:ascii="Arial" w:cs="Arial" w:hAnsi="Arial"/>
+          <w:sz w:val="23"/>
+          <w:szCs w:val="24"/>
+          <w:rtl/>
+        </w:rPr>
+        <w:t xml:space="preserve">أكزيما التماس</w:t>
+      </w:r>
+      <w:r>
+        <w:rPr>
+          <w:rFonts w:ascii="Calibri" w:cs="Calibri" w:eastAsia="Calibri" w:hAnsi="Calibri"/>
+        </w:rPr>
+        <w:t xml:space="preserve">.</w:t>
       </w:r>
     </w:p>
     <w:p>
@@ -26551,52 +26592,6 @@
     </w:p>
     <w:p>
       <w:pPr>
-        <w:pStyle w:val="ListParagraph"/>
-        <w:numPr>
-          <w:ilvl w:val="0"/>
-          <w:numId w:val="2"/>
-        </w:numPr>
-        <w:shd w:fill="ECE9F7" w:color="auto" w:val="clear"/>
-        <w:spacing w:after="40" w:line="300"/>
-      </w:pPr>
-      <w:r>
-        <w:rPr>
-          <w:rFonts w:ascii="Calibri" w:cs="Calibri" w:eastAsia="Calibri" w:hAnsi="Calibri"/>
-          <w:b/>
-          <w:bCs/>
-        </w:rPr>
-        <w:t xml:space="preserve">Localisation</w:t>
-      </w:r>
-      <w:r>
-        <w:rPr>
-          <w:rFonts w:ascii="Calibri" w:cs="Calibri" w:eastAsia="Calibri" w:hAnsi="Calibri"/>
-        </w:rPr>
-        <w:t xml:space="preserve"> (</w:t>
-      </w:r>
-      <w:r>
-        <w:rPr>
-          <w:rFonts w:ascii="Arial" w:cs="Arial" w:hAnsi="Arial"/>
-          <w:sz w:val="23"/>
-          <w:szCs w:val="24"/>
-          <w:rtl/>
-        </w:rPr>
-        <w:t xml:space="preserve">الأقلمة</w:t>
-      </w:r>
-      <w:r>
-        <w:rPr>
-          <w:rFonts w:ascii="Calibri" w:cs="Calibri" w:eastAsia="Calibri" w:hAnsi="Calibri"/>
-        </w:rPr>
-        <w:t xml:space="preserve">): </w:t>
-      </w:r>
-      <w:r>
-        <w:rPr>
-          <w:rFonts w:ascii="Calibri" w:cs="Calibri" w:eastAsia="Calibri" w:hAnsi="Calibri"/>
-        </w:rPr>
-        <w:t xml:space="preserve">Adapting a whole product, such as a website, an app or a game, to a local market.</w:t>
-      </w:r>
-    </w:p>
-    <w:p>
-      <w:pPr>
         <w:shd w:fill="ECE9F7" w:color="auto" w:val="clear"/>
         <w:spacing w:after="160" w:line="120"/>
       </w:pPr>
@@ -27132,16 +27127,8 @@
       <w:r>
         <w:rPr>
           <w:rFonts w:ascii="Calibri" w:cs="Calibri" w:eastAsia="Calibri" w:hAnsi="Calibri"/>
-          <w:b/>
-          <w:bCs/>
-        </w:rPr>
-        <w:t xml:space="preserve">Localisation</w:t>
-      </w:r>
-      <w:r>
-        <w:rPr>
-          <w:rFonts w:ascii="Calibri" w:cs="Calibri" w:eastAsia="Calibri" w:hAnsi="Calibri"/>
-        </w:rPr>
-        <w:t xml:space="preserve"> adapts a whole product to a local market. Translation is one part of it. The rest includes dates, numbers, currencies and units, images and colours, and the direction of the page: an Arabic website reads from right to left.</w:t>
+        </w:rPr>
+        <w:t xml:space="preserve">In localisation (Chapter 1), translation is only one part. Also adapt dates, numbers, currencies and units, images and colours, and the direction of the page: an Arabic website reads from right to left.</w:t>
       </w:r>
     </w:p>
     <w:p>
@@ -36064,53 +36051,6 @@
           <w:b/>
           <w:bCs/>
         </w:rPr>
-        <w:t xml:space="preserve">Localisation</w:t>
-      </w:r>
-      <w:r>
-        <w:rPr>
-          <w:rFonts w:ascii="Calibri" w:cs="Calibri" w:eastAsia="Calibri" w:hAnsi="Calibri"/>
-        </w:rPr>
-        <w:t xml:space="preserve">  </w:t>
-      </w:r>
-      <w:r>
-        <w:rPr>
-          <w:rFonts w:ascii="Arial" w:cs="Arial" w:hAnsi="Arial"/>
-          <w:sz w:val="23"/>
-          <w:szCs w:val="24"/>
-          <w:rtl/>
-        </w:rPr>
-        <w:t xml:space="preserve">الأقلمة</w:t>
-      </w:r>
-      <w:r>
-        <w:rPr>
-          <w:rFonts w:ascii="Calibri" w:cs="Calibri" w:eastAsia="Calibri" w:hAnsi="Calibri"/>
-        </w:rPr>
-        <w:t xml:space="preserve">  </w:t>
-      </w:r>
-      <w:r>
-        <w:rPr>
-          <w:rFonts w:ascii="Calibri" w:cs="Calibri" w:eastAsia="Calibri" w:hAnsi="Calibri"/>
-        </w:rPr>
-        <w:t xml:space="preserve">Adapting a whole product, such as a website, an app or a game, to a local market. </w:t>
-      </w:r>
-      <w:r>
-        <w:rPr>
-          <w:rFonts w:ascii="Calibri" w:cs="Calibri" w:eastAsia="Calibri" w:hAnsi="Calibri"/>
-          <w:color w:val="6B6680"/>
-        </w:rPr>
-        <w:t xml:space="preserve">(Chapter 22)</w:t>
-      </w:r>
-    </w:p>
-    <w:p>
-      <w:pPr>
-        <w:spacing w:after="90" w:line="280"/>
-      </w:pPr>
-      <w:r>
-        <w:rPr>
-          <w:rFonts w:ascii="Calibri" w:cs="Calibri" w:eastAsia="Calibri" w:hAnsi="Calibri"/>
-          <w:b/>
-          <w:bCs/>
-        </w:rPr>
         <w:t xml:space="preserve">Machine translation (MT)</w:t>
       </w:r>
       <w:r>

--- a/Translation-Handbook-Midnight.docx
+++ b/Translation-Handbook-Midnight.docx
@@ -2421,7 +2421,7 @@
         <w:rPr>
           <w:rFonts w:ascii="Calibri" w:cs="Calibri" w:eastAsia="Calibri" w:hAnsi="Calibri"/>
         </w:rPr>
-        <w:t xml:space="preserve">A news report for experts and a leaflet for children need different words. The purpose of a translation decides how it should be translated (Nord, 1997). So before you write anything, ask:</w:t>
+        <w:t xml:space="preserve">A news report for experts and a leaflet for children need different words. The purpose of a translation decides how it should be translated (Nord, 1997). You will meet this idea again in Chapter 26. So before you write anything, ask:</w:t>
       </w:r>
     </w:p>
     <w:p>
@@ -25057,7 +25057,7 @@
         <w:rPr>
           <w:rFonts w:ascii="Calibri" w:cs="Calibri" w:eastAsia="Calibri" w:hAnsi="Calibri"/>
         </w:rPr>
-        <w:t xml:space="preserve">), for example in Damascus, Cairo, Baghdad and Amman, create and approve terms (Translation Team, n.d.). The Coordination Bureau of Arabization in Rabat (</w:t>
+        <w:t xml:space="preserve">), for example in Cairo, Baghdad and Amman, create and approve terms (Translation Team, n.d.). There is also an academy in Damascus, and the Coordination Bureau of Arabization in Rabat (</w:t>
       </w:r>
       <w:r>
         <w:rPr>

--- a/Translation-Handbook-Midnight.docx
+++ b/Translation-Handbook-Midnight.docx
@@ -13367,6 +13367,152 @@
         <w:pStyle w:val="Heading3"/>
       </w:pPr>
       <w:r>
+        <w:t xml:space="preserve">Step 4: the middle way</w:t>
+      </w:r>
+    </w:p>
+    <w:p>
+      <w:pPr>
+        <w:spacing w:after="200" w:line="330"/>
+      </w:pPr>
+      <w:r>
+        <w:rPr>
+          <w:rFonts w:ascii="Calibri" w:cs="Calibri" w:eastAsia="Calibri" w:hAnsi="Calibri"/>
+        </w:rPr>
+        <w:t xml:space="preserve">Between the two, there is </w:t>
+      </w:r>
+      <w:r>
+        <w:rPr>
+          <w:rFonts w:ascii="Calibri" w:cs="Calibri" w:eastAsia="Calibri" w:hAnsi="Calibri"/>
+          <w:b/>
+          <w:bCs/>
+        </w:rPr>
+        <w:t xml:space="preserve">communicative translation</w:t>
+      </w:r>
+      <w:r>
+        <w:rPr>
+          <w:rFonts w:ascii="Calibri" w:cs="Calibri" w:eastAsia="Calibri" w:hAnsi="Calibri"/>
+        </w:rPr>
+        <w:t xml:space="preserve">. It “attempts to render the exact contextual meaning of the original in such a way that both content and language are readily acceptable and comprehensible to the readership” (Newmark, 1988, p. 47). In other words, keep all the meaning, but say it the way an Arab writer would. It suits most texts a beginner will meet, such as notices, instructions, news and letters:</w:t>
+      </w:r>
+    </w:p>
+    <w:p>
+      <w:pPr>
+        <w:pStyle w:val="ListParagraph"/>
+        <w:numPr>
+          <w:ilvl w:val="0"/>
+          <w:numId w:val="2"/>
+        </w:numPr>
+        <w:spacing w:after="110" w:line="320"/>
+      </w:pPr>
+      <w:r>
+        <w:rPr>
+          <w:rFonts w:ascii="Calibri" w:cs="Calibri" w:eastAsia="Calibri" w:hAnsi="Calibri"/>
+          <w:i/>
+          <w:iCs/>
+        </w:rPr>
+        <w:t xml:space="preserve">No smoking</w:t>
+      </w:r>
+      <w:r>
+        <w:rPr>
+          <w:rFonts w:ascii="Calibri" w:cs="Calibri" w:eastAsia="Calibri" w:hAnsi="Calibri"/>
+        </w:rPr>
+        <w:t xml:space="preserve"> → </w:t>
+      </w:r>
+      <w:r>
+        <w:rPr>
+          <w:rFonts w:ascii="Arial" w:cs="Arial" w:hAnsi="Arial"/>
+          <w:sz w:val="23"/>
+          <w:szCs w:val="24"/>
+          <w:rtl/>
+        </w:rPr>
+        <w:t xml:space="preserve">ممنوع التدخين</w:t>
+      </w:r>
+      <w:r>
+        <w:rPr>
+          <w:rFonts w:ascii="Calibri" w:cs="Calibri" w:eastAsia="Calibri" w:hAnsi="Calibri"/>
+        </w:rPr>
+        <w:t xml:space="preserve">, not </w:t>
+      </w:r>
+      <w:r>
+        <w:rPr>
+          <w:rFonts w:ascii="Arial" w:cs="Arial" w:hAnsi="Arial"/>
+          <w:sz w:val="23"/>
+          <w:szCs w:val="24"/>
+          <w:rtl/>
+        </w:rPr>
+        <w:t xml:space="preserve">لا تدخين</w:t>
+      </w:r>
+      <w:r>
+        <w:rPr>
+          <w:rFonts w:ascii="Calibri" w:cs="Calibri" w:eastAsia="Calibri" w:hAnsi="Calibri"/>
+        </w:rPr>
+        <w:t xml:space="preserve">.</w:t>
+      </w:r>
+    </w:p>
+    <w:p>
+      <w:pPr>
+        <w:pStyle w:val="ListParagraph"/>
+        <w:numPr>
+          <w:ilvl w:val="0"/>
+          <w:numId w:val="2"/>
+        </w:numPr>
+        <w:spacing w:after="110" w:line="320"/>
+      </w:pPr>
+      <w:r>
+        <w:rPr>
+          <w:rFonts w:ascii="Calibri" w:cs="Calibri" w:eastAsia="Calibri" w:hAnsi="Calibri"/>
+          <w:i/>
+          <w:iCs/>
+        </w:rPr>
+        <w:t xml:space="preserve">Wet paint</w:t>
+      </w:r>
+      <w:r>
+        <w:rPr>
+          <w:rFonts w:ascii="Calibri" w:cs="Calibri" w:eastAsia="Calibri" w:hAnsi="Calibri"/>
+        </w:rPr>
+        <w:t xml:space="preserve"> → </w:t>
+      </w:r>
+      <w:r>
+        <w:rPr>
+          <w:rFonts w:ascii="Arial" w:cs="Arial" w:hAnsi="Arial"/>
+          <w:sz w:val="23"/>
+          <w:szCs w:val="24"/>
+          <w:rtl/>
+        </w:rPr>
+        <w:t xml:space="preserve">انتبه، الطلاء لم يجفّ</w:t>
+      </w:r>
+      <w:r>
+        <w:rPr>
+          <w:rFonts w:ascii="Calibri" w:cs="Calibri" w:eastAsia="Calibri" w:hAnsi="Calibri"/>
+        </w:rPr>
+        <w:t xml:space="preserve">, not </w:t>
+      </w:r>
+      <w:r>
+        <w:rPr>
+          <w:rFonts w:ascii="Arial" w:cs="Arial" w:hAnsi="Arial"/>
+          <w:sz w:val="23"/>
+          <w:szCs w:val="24"/>
+          <w:rtl/>
+        </w:rPr>
+        <w:t xml:space="preserve">طلاء مبلّل</w:t>
+      </w:r>
+      <w:r>
+        <w:rPr>
+          <w:rFonts w:ascii="Calibri" w:cs="Calibri" w:eastAsia="Calibri" w:hAnsi="Calibri"/>
+        </w:rPr>
+        <w:t xml:space="preserve">.</w:t>
+      </w:r>
+    </w:p>
+    <w:p>
+      <w:pPr>
+        <w:spacing w:after="40"/>
+      </w:pPr>
+    </w:p>
+    <w:p>
+      <w:pPr>
+        <w:pStyle w:val="Heading3"/>
+      </w:pPr>
+      <w:r>
         <w:t xml:space="preserve">Try it</w:t>
       </w:r>
     </w:p>
@@ -13568,6 +13714,25 @@
     </w:p>
     <w:p>
       <w:pPr>
+        <w:pStyle w:val="ListParagraph"/>
+        <w:keepNext/>
+        <w:keepLines/>
+        <w:numPr>
+          <w:ilvl w:val="0"/>
+          <w:numId w:val="2"/>
+        </w:numPr>
+        <w:shd w:fill="ECE9F7" w:color="auto" w:val="clear"/>
+        <w:spacing w:after="0" w:line="300"/>
+      </w:pPr>
+      <w:r>
+        <w:rPr>
+          <w:rFonts w:ascii="Calibri" w:cs="Calibri" w:eastAsia="Calibri" w:hAnsi="Calibri"/>
+        </w:rPr>
+        <w:t xml:space="preserve">Communicative translation keeps the full meaning and says it naturally.</w:t>
+      </w:r>
+    </w:p>
+    <w:p>
+      <w:pPr>
         <w:keepNext/>
         <w:shd w:fill="ECE9F7" w:color="auto" w:val="clear"/>
         <w:spacing w:after="40" w:before="160" w:line="290"/>
@@ -13746,6 +13911,54 @@
     </w:p>
     <w:p>
       <w:pPr>
+        <w:pStyle w:val="ListParagraph"/>
+        <w:keepNext/>
+        <w:keepLines/>
+        <w:numPr>
+          <w:ilvl w:val="0"/>
+          <w:numId w:val="2"/>
+        </w:numPr>
+        <w:shd w:fill="ECE9F7" w:color="auto" w:val="clear"/>
+        <w:spacing w:after="40" w:line="300"/>
+      </w:pPr>
+      <w:r>
+        <w:rPr>
+          <w:rFonts w:ascii="Calibri" w:cs="Calibri" w:eastAsia="Calibri" w:hAnsi="Calibri"/>
+          <w:b/>
+          <w:bCs/>
+        </w:rPr>
+        <w:t xml:space="preserve">Communicative translation</w:t>
+      </w:r>
+      <w:r>
+        <w:rPr>
+          <w:rFonts w:ascii="Calibri" w:cs="Calibri" w:eastAsia="Calibri" w:hAnsi="Calibri"/>
+        </w:rPr>
+        <w:t xml:space="preserve"> (</w:t>
+      </w:r>
+      <w:r>
+        <w:rPr>
+          <w:rFonts w:ascii="Arial" w:cs="Arial" w:hAnsi="Arial"/>
+          <w:sz w:val="23"/>
+          <w:szCs w:val="24"/>
+          <w:rtl/>
+        </w:rPr>
+        <w:t xml:space="preserve">الترجمة التواصلية</w:t>
+      </w:r>
+      <w:r>
+        <w:rPr>
+          <w:rFonts w:ascii="Calibri" w:cs="Calibri" w:eastAsia="Calibri" w:hAnsi="Calibri"/>
+        </w:rPr>
+        <w:t xml:space="preserve">): </w:t>
+      </w:r>
+      <w:r>
+        <w:rPr>
+          <w:rFonts w:ascii="Calibri" w:cs="Calibri" w:eastAsia="Calibri" w:hAnsi="Calibri"/>
+        </w:rPr>
+        <w:t xml:space="preserve">Translating the meaning in context so that the reader understands and accepts it easily, as a target-language writer would say it.</w:t>
+      </w:r>
+    </w:p>
+    <w:p>
+      <w:pPr>
         <w:shd w:fill="ECE9F7" w:color="auto" w:val="clear"/>
         <w:spacing w:after="160" w:line="120"/>
       </w:pPr>
@@ -16597,7 +16810,7 @@
         <w:pStyle w:val="Heading3"/>
       </w:pPr>
       <w:r>
-        <w:t xml:space="preserve">Step 3: no exact word</w:t>
+        <w:t xml:space="preserve">Step 3: say it, or leave it implied</w:t>
       </w:r>
     </w:p>
     <w:p>
@@ -16607,32 +16820,54 @@
       <w:r>
         <w:rPr>
           <w:rFonts w:ascii="Calibri" w:cs="Calibri" w:eastAsia="Calibri" w:hAnsi="Calibri"/>
-        </w:rPr>
-        <w:t xml:space="preserve">Translators also use these strategies; the first four come from Baker (2018):</w:t>
-      </w:r>
-    </w:p>
-    <w:p>
-      <w:pPr>
-        <w:pStyle w:val="ListParagraph"/>
-        <w:numPr>
-          <w:ilvl w:val="0"/>
-          <w:numId w:val="37"/>
-        </w:numPr>
-        <w:spacing w:after="110" w:line="320"/>
-      </w:pPr>
-      <w:r>
-        <w:rPr>
-          <w:rFonts w:ascii="Calibri" w:cs="Calibri" w:eastAsia="Calibri" w:hAnsi="Calibri"/>
-          <w:b/>
-          <w:bCs/>
-        </w:rPr>
-        <w:t xml:space="preserve">A more general word</w:t>
-      </w:r>
-      <w:r>
-        <w:rPr>
-          <w:rFonts w:ascii="Calibri" w:cs="Calibri" w:eastAsia="Calibri" w:hAnsi="Calibri"/>
-        </w:rPr>
-        <w:t xml:space="preserve">: when the target language has no exact word. </w:t>
+          <w:b/>
+          <w:bCs/>
+        </w:rPr>
+        <w:t xml:space="preserve">Explicitation</w:t>
+      </w:r>
+      <w:r>
+        <w:rPr>
+          <w:rFonts w:ascii="Calibri" w:cs="Calibri" w:eastAsia="Calibri" w:hAnsi="Calibri"/>
+        </w:rPr>
+        <w:t xml:space="preserve"> is “the process of introducing information into the target language which is present only implicitly in the source language” (Vinay &amp; Darbelnet, 1958/1995, p. 342). </w:t>
+      </w:r>
+      <w:r>
+        <w:rPr>
+          <w:rFonts w:ascii="Calibri" w:cs="Calibri" w:eastAsia="Calibri" w:hAnsi="Calibri"/>
+          <w:b/>
+          <w:bCs/>
+        </w:rPr>
+        <w:t xml:space="preserve">Implicitation</w:t>
+      </w:r>
+      <w:r>
+        <w:rPr>
+          <w:rFonts w:ascii="Calibri" w:cs="Calibri" w:eastAsia="Calibri" w:hAnsi="Calibri"/>
+        </w:rPr>
+        <w:t xml:space="preserve"> is the opposite: information stated in the source text is left implied, because the context makes it clear (Vinay &amp; Darbelnet, 1958/1995).</w:t>
+      </w:r>
+    </w:p>
+    <w:p>
+      <w:pPr>
+        <w:pStyle w:val="ListParagraph"/>
+        <w:numPr>
+          <w:ilvl w:val="0"/>
+          <w:numId w:val="2"/>
+        </w:numPr>
+        <w:spacing w:after="110" w:line="320"/>
+      </w:pPr>
+      <w:r>
+        <w:rPr>
+          <w:rFonts w:ascii="Calibri" w:cs="Calibri" w:eastAsia="Calibri" w:hAnsi="Calibri"/>
+          <w:b/>
+          <w:bCs/>
+        </w:rPr>
+        <w:t xml:space="preserve">Explicitation, often required</w:t>
+      </w:r>
+      <w:r>
+        <w:rPr>
+          <w:rFonts w:ascii="Calibri" w:cs="Calibri" w:eastAsia="Calibri" w:hAnsi="Calibri"/>
+        </w:rPr>
+        <w:t xml:space="preserve">: English </w:t>
       </w:r>
       <w:r>
         <w:rPr>
@@ -16640,13 +16875,112 @@
           <w:i/>
           <w:iCs/>
         </w:rPr>
-        <w:t xml:space="preserve">prawns</w:t>
-      </w:r>
-      <w:r>
-        <w:rPr>
-          <w:rFonts w:ascii="Calibri" w:cs="Calibri" w:eastAsia="Calibri" w:hAnsi="Calibri"/>
-        </w:rPr>
-        <w:t xml:space="preserve"> and </w:t>
+        <w:t xml:space="preserve">you</w:t>
+      </w:r>
+      <w:r>
+        <w:rPr>
+          <w:rFonts w:ascii="Calibri" w:cs="Calibri" w:eastAsia="Calibri" w:hAnsi="Calibri"/>
+        </w:rPr>
+        <w:t xml:space="preserve"> does not show gender or number, but Arabic must: </w:t>
+      </w:r>
+      <w:r>
+        <w:rPr>
+          <w:rFonts w:ascii="Arial" w:cs="Arial" w:hAnsi="Arial"/>
+          <w:sz w:val="23"/>
+          <w:szCs w:val="24"/>
+          <w:rtl/>
+        </w:rPr>
+        <w:t xml:space="preserve">أنتَ</w:t>
+      </w:r>
+      <w:r>
+        <w:rPr>
+          <w:rFonts w:ascii="Calibri" w:cs="Calibri" w:eastAsia="Calibri" w:hAnsi="Calibri"/>
+        </w:rPr>
+        <w:t xml:space="preserve">, </w:t>
+      </w:r>
+      <w:r>
+        <w:rPr>
+          <w:rFonts w:ascii="Arial" w:cs="Arial" w:hAnsi="Arial"/>
+          <w:sz w:val="23"/>
+          <w:szCs w:val="24"/>
+          <w:rtl/>
+        </w:rPr>
+        <w:t xml:space="preserve">أنتِ</w:t>
+      </w:r>
+      <w:r>
+        <w:rPr>
+          <w:rFonts w:ascii="Calibri" w:cs="Calibri" w:eastAsia="Calibri" w:hAnsi="Calibri"/>
+        </w:rPr>
+        <w:t xml:space="preserve">, </w:t>
+      </w:r>
+      <w:r>
+        <w:rPr>
+          <w:rFonts w:ascii="Arial" w:cs="Arial" w:hAnsi="Arial"/>
+          <w:sz w:val="23"/>
+          <w:szCs w:val="24"/>
+          <w:rtl/>
+        </w:rPr>
+        <w:t xml:space="preserve">أنتما</w:t>
+      </w:r>
+      <w:r>
+        <w:rPr>
+          <w:rFonts w:ascii="Calibri" w:cs="Calibri" w:eastAsia="Calibri" w:hAnsi="Calibri"/>
+        </w:rPr>
+        <w:t xml:space="preserve">, </w:t>
+      </w:r>
+      <w:r>
+        <w:rPr>
+          <w:rFonts w:ascii="Arial" w:cs="Arial" w:hAnsi="Arial"/>
+          <w:sz w:val="23"/>
+          <w:szCs w:val="24"/>
+          <w:rtl/>
+        </w:rPr>
+        <w:t xml:space="preserve">أنتم</w:t>
+      </w:r>
+      <w:r>
+        <w:rPr>
+          <w:rFonts w:ascii="Calibri" w:cs="Calibri" w:eastAsia="Calibri" w:hAnsi="Calibri"/>
+        </w:rPr>
+        <w:t xml:space="preserve"> or </w:t>
+      </w:r>
+      <w:r>
+        <w:rPr>
+          <w:rFonts w:ascii="Arial" w:cs="Arial" w:hAnsi="Arial"/>
+          <w:sz w:val="23"/>
+          <w:szCs w:val="24"/>
+          <w:rtl/>
+        </w:rPr>
+        <w:t xml:space="preserve">أنتنّ</w:t>
+      </w:r>
+      <w:r>
+        <w:rPr>
+          <w:rFonts w:ascii="Calibri" w:cs="Calibri" w:eastAsia="Calibri" w:hAnsi="Calibri"/>
+        </w:rPr>
+        <w:t xml:space="preserve">. Read the context to choose.</w:t>
+      </w:r>
+    </w:p>
+    <w:p>
+      <w:pPr>
+        <w:pStyle w:val="ListParagraph"/>
+        <w:numPr>
+          <w:ilvl w:val="0"/>
+          <w:numId w:val="2"/>
+        </w:numPr>
+        <w:spacing w:after="110" w:line="320"/>
+      </w:pPr>
+      <w:r>
+        <w:rPr>
+          <w:rFonts w:ascii="Calibri" w:cs="Calibri" w:eastAsia="Calibri" w:hAnsi="Calibri"/>
+          <w:b/>
+          <w:bCs/>
+        </w:rPr>
+        <w:t xml:space="preserve">Explicitation, by choice</w:t>
+      </w:r>
+      <w:r>
+        <w:rPr>
+          <w:rFonts w:ascii="Calibri" w:cs="Calibri" w:eastAsia="Calibri" w:hAnsi="Calibri"/>
+        </w:rPr>
+        <w:t xml:space="preserve">: </w:t>
       </w:r>
       <w:r>
         <w:rPr>
@@ -16654,7 +16988,7 @@
           <w:i/>
           <w:iCs/>
         </w:rPr>
-        <w:t xml:space="preserve">shrimps</w:t>
+        <w:t xml:space="preserve">He took the Tube.</w:t>
       </w:r>
       <w:r>
         <w:rPr>
@@ -16669,61 +17003,37 @@
           <w:szCs w:val="24"/>
           <w:rtl/>
         </w:rPr>
-        <w:t xml:space="preserve">روبيان</w:t>
-      </w:r>
-      <w:r>
-        <w:rPr>
-          <w:rFonts w:ascii="Calibri" w:cs="Calibri" w:eastAsia="Calibri" w:hAnsi="Calibri"/>
-        </w:rPr>
-        <w:t xml:space="preserve">.</w:t>
-      </w:r>
-    </w:p>
-    <w:p>
-      <w:pPr>
-        <w:pStyle w:val="ListParagraph"/>
-        <w:numPr>
-          <w:ilvl w:val="0"/>
-          <w:numId w:val="37"/>
-        </w:numPr>
-        <w:spacing w:after="110" w:line="320"/>
-      </w:pPr>
-      <w:r>
-        <w:rPr>
-          <w:rFonts w:ascii="Calibri" w:cs="Calibri" w:eastAsia="Calibri" w:hAnsi="Calibri"/>
-          <w:b/>
-          <w:bCs/>
-        </w:rPr>
-        <w:t xml:space="preserve">A more neutral word</w:t>
-      </w:r>
-      <w:r>
-        <w:rPr>
-          <w:rFonts w:ascii="Calibri" w:cs="Calibri" w:eastAsia="Calibri" w:hAnsi="Calibri"/>
-        </w:rPr>
-        <w:t xml:space="preserve">: when the source word carries a feeling that would sound wrong in the target text.</w:t>
-      </w:r>
-    </w:p>
-    <w:p>
-      <w:pPr>
-        <w:pStyle w:val="ListParagraph"/>
-        <w:numPr>
-          <w:ilvl w:val="0"/>
-          <w:numId w:val="37"/>
-        </w:numPr>
-        <w:spacing w:after="110" w:line="320"/>
-      </w:pPr>
-      <w:r>
-        <w:rPr>
-          <w:rFonts w:ascii="Calibri" w:cs="Calibri" w:eastAsia="Calibri" w:hAnsi="Calibri"/>
-          <w:b/>
-          <w:bCs/>
-        </w:rPr>
-        <w:t xml:space="preserve">Paraphrase</w:t>
-      </w:r>
-      <w:r>
-        <w:rPr>
-          <w:rFonts w:ascii="Calibri" w:cs="Calibri" w:eastAsia="Calibri" w:hAnsi="Calibri"/>
-        </w:rPr>
-        <w:t xml:space="preserve">: explaining the meaning in other words. </w:t>
+        <w:t xml:space="preserve">ركب قطار الأنفاق في لندن</w:t>
+      </w:r>
+      <w:r>
+        <w:rPr>
+          <w:rFonts w:ascii="Calibri" w:cs="Calibri" w:eastAsia="Calibri" w:hAnsi="Calibri"/>
+        </w:rPr>
+        <w:t xml:space="preserve">, for readers who do not know the London Underground.</w:t>
+      </w:r>
+    </w:p>
+    <w:p>
+      <w:pPr>
+        <w:pStyle w:val="ListParagraph"/>
+        <w:numPr>
+          <w:ilvl w:val="0"/>
+          <w:numId w:val="2"/>
+        </w:numPr>
+        <w:spacing w:after="110" w:line="320"/>
+      </w:pPr>
+      <w:r>
+        <w:rPr>
+          <w:rFonts w:ascii="Calibri" w:cs="Calibri" w:eastAsia="Calibri" w:hAnsi="Calibri"/>
+          <w:b/>
+          <w:bCs/>
+        </w:rPr>
+        <w:t xml:space="preserve">Implicitation</w:t>
+      </w:r>
+      <w:r>
+        <w:rPr>
+          <w:rFonts w:ascii="Calibri" w:cs="Calibri" w:eastAsia="Calibri" w:hAnsi="Calibri"/>
+        </w:rPr>
+        <w:t xml:space="preserve">: </w:t>
       </w:r>
       <w:r>
         <w:rPr>
@@ -16731,7 +17041,7 @@
           <w:i/>
           <w:iCs/>
         </w:rPr>
-        <w:t xml:space="preserve">jet lag</w:t>
+        <w:t xml:space="preserve">Kuwait’s National Assembly</w:t>
       </w:r>
       <w:r>
         <w:rPr>
@@ -16746,13 +17056,48 @@
           <w:szCs w:val="24"/>
           <w:rtl/>
         </w:rPr>
-        <w:t xml:space="preserve">الإرهاق الناتج عن فارق التوقيت</w:t>
-      </w:r>
-      <w:r>
-        <w:rPr>
-          <w:rFonts w:ascii="Calibri" w:cs="Calibri" w:eastAsia="Calibri" w:hAnsi="Calibri"/>
-        </w:rPr>
-        <w:t xml:space="preserve">.</w:t>
+        <w:t xml:space="preserve">مجلس الأمة</w:t>
+      </w:r>
+      <w:r>
+        <w:rPr>
+          <w:rFonts w:ascii="Calibri" w:cs="Calibri" w:eastAsia="Calibri" w:hAnsi="Calibri"/>
+        </w:rPr>
+        <w:t xml:space="preserve">, in a Kuwaiti newspaper whose readers already know which assembly it is.</w:t>
+      </w:r>
+    </w:p>
+    <w:p>
+      <w:pPr>
+        <w:spacing w:after="40"/>
+      </w:pPr>
+    </w:p>
+    <w:p>
+      <w:pPr>
+        <w:spacing w:after="200" w:line="330"/>
+      </w:pPr>
+      <w:r>
+        <w:rPr>
+          <w:rFonts w:ascii="Calibri" w:cs="Calibri" w:eastAsia="Calibri" w:hAnsi="Calibri"/>
+        </w:rPr>
+        <w:t xml:space="preserve">Make explicit only what the reader needs, and never add new ideas (Chapter 10).</w:t>
+      </w:r>
+    </w:p>
+    <w:p>
+      <w:pPr>
+        <w:pStyle w:val="Heading3"/>
+      </w:pPr>
+      <w:r>
+        <w:t xml:space="preserve">Step 4: no exact word</w:t>
+      </w:r>
+    </w:p>
+    <w:p>
+      <w:pPr>
+        <w:spacing w:after="200" w:line="330"/>
+      </w:pPr>
+      <w:r>
+        <w:rPr>
+          <w:rFonts w:ascii="Calibri" w:cs="Calibri" w:eastAsia="Calibri" w:hAnsi="Calibri"/>
+        </w:rPr>
+        <w:t xml:space="preserve">Translators also use these strategies; the first four come from Baker (2018):</w:t>
       </w:r>
     </w:p>
     <w:p>
@@ -16770,13 +17115,13 @@
           <w:b/>
           <w:bCs/>
         </w:rPr>
-        <w:t xml:space="preserve">Loan word plus explanation</w:t>
-      </w:r>
-      <w:r>
-        <w:rPr>
-          <w:rFonts w:ascii="Calibri" w:cs="Calibri" w:eastAsia="Calibri" w:hAnsi="Calibri"/>
-        </w:rPr>
-        <w:t xml:space="preserve">: explain the word the first time, then use it alone: </w:t>
+        <w:t xml:space="preserve">A more general word</w:t>
+      </w:r>
+      <w:r>
+        <w:rPr>
+          <w:rFonts w:ascii="Calibri" w:cs="Calibri" w:eastAsia="Calibri" w:hAnsi="Calibri"/>
+        </w:rPr>
+        <w:t xml:space="preserve">: when the target language has no exact word. </w:t>
       </w:r>
       <w:r>
         <w:rPr>
@@ -16784,13 +17129,13 @@
           <w:i/>
           <w:iCs/>
         </w:rPr>
-        <w:t xml:space="preserve">waqf</w:t>
-      </w:r>
-      <w:r>
-        <w:rPr>
-          <w:rFonts w:ascii="Calibri" w:cs="Calibri" w:eastAsia="Calibri" w:hAnsi="Calibri"/>
-        </w:rPr>
-        <w:t xml:space="preserve"> (a charitable endowment in Islam). English has also borrowed many Arabic words: </w:t>
+        <w:t xml:space="preserve">prawns</w:t>
+      </w:r>
+      <w:r>
+        <w:rPr>
+          <w:rFonts w:ascii="Calibri" w:cs="Calibri" w:eastAsia="Calibri" w:hAnsi="Calibri"/>
+        </w:rPr>
+        <w:t xml:space="preserve"> and </w:t>
       </w:r>
       <w:r>
         <w:rPr>
@@ -16798,13 +17143,76 @@
           <w:i/>
           <w:iCs/>
         </w:rPr>
-        <w:t xml:space="preserve">algebra</w:t>
-      </w:r>
-      <w:r>
-        <w:rPr>
-          <w:rFonts w:ascii="Calibri" w:cs="Calibri" w:eastAsia="Calibri" w:hAnsi="Calibri"/>
-        </w:rPr>
-        <w:t xml:space="preserve">, </w:t>
+        <w:t xml:space="preserve">shrimps</w:t>
+      </w:r>
+      <w:r>
+        <w:rPr>
+          <w:rFonts w:ascii="Calibri" w:cs="Calibri" w:eastAsia="Calibri" w:hAnsi="Calibri"/>
+        </w:rPr>
+        <w:t xml:space="preserve"> → </w:t>
+      </w:r>
+      <w:r>
+        <w:rPr>
+          <w:rFonts w:ascii="Arial" w:cs="Arial" w:hAnsi="Arial"/>
+          <w:sz w:val="23"/>
+          <w:szCs w:val="24"/>
+          <w:rtl/>
+        </w:rPr>
+        <w:t xml:space="preserve">روبيان</w:t>
+      </w:r>
+      <w:r>
+        <w:rPr>
+          <w:rFonts w:ascii="Calibri" w:cs="Calibri" w:eastAsia="Calibri" w:hAnsi="Calibri"/>
+        </w:rPr>
+        <w:t xml:space="preserve">.</w:t>
+      </w:r>
+    </w:p>
+    <w:p>
+      <w:pPr>
+        <w:pStyle w:val="ListParagraph"/>
+        <w:numPr>
+          <w:ilvl w:val="0"/>
+          <w:numId w:val="37"/>
+        </w:numPr>
+        <w:spacing w:after="110" w:line="320"/>
+      </w:pPr>
+      <w:r>
+        <w:rPr>
+          <w:rFonts w:ascii="Calibri" w:cs="Calibri" w:eastAsia="Calibri" w:hAnsi="Calibri"/>
+          <w:b/>
+          <w:bCs/>
+        </w:rPr>
+        <w:t xml:space="preserve">A more neutral word</w:t>
+      </w:r>
+      <w:r>
+        <w:rPr>
+          <w:rFonts w:ascii="Calibri" w:cs="Calibri" w:eastAsia="Calibri" w:hAnsi="Calibri"/>
+        </w:rPr>
+        <w:t xml:space="preserve">: when the source word carries a feeling that would sound wrong in the target text.</w:t>
+      </w:r>
+    </w:p>
+    <w:p>
+      <w:pPr>
+        <w:pStyle w:val="ListParagraph"/>
+        <w:numPr>
+          <w:ilvl w:val="0"/>
+          <w:numId w:val="37"/>
+        </w:numPr>
+        <w:spacing w:after="110" w:line="320"/>
+      </w:pPr>
+      <w:r>
+        <w:rPr>
+          <w:rFonts w:ascii="Calibri" w:cs="Calibri" w:eastAsia="Calibri" w:hAnsi="Calibri"/>
+          <w:b/>
+          <w:bCs/>
+        </w:rPr>
+        <w:t xml:space="preserve">Paraphrase</w:t>
+      </w:r>
+      <w:r>
+        <w:rPr>
+          <w:rFonts w:ascii="Calibri" w:cs="Calibri" w:eastAsia="Calibri" w:hAnsi="Calibri"/>
+        </w:rPr>
+        <w:t xml:space="preserve">: explaining the meaning in other words. </w:t>
       </w:r>
       <w:r>
         <w:rPr>
@@ -16812,13 +17220,52 @@
           <w:i/>
           <w:iCs/>
         </w:rPr>
-        <w:t xml:space="preserve">algorithm</w:t>
-      </w:r>
-      <w:r>
-        <w:rPr>
-          <w:rFonts w:ascii="Calibri" w:cs="Calibri" w:eastAsia="Calibri" w:hAnsi="Calibri"/>
-        </w:rPr>
-        <w:t xml:space="preserve">, </w:t>
+        <w:t xml:space="preserve">jet lag</w:t>
+      </w:r>
+      <w:r>
+        <w:rPr>
+          <w:rFonts w:ascii="Calibri" w:cs="Calibri" w:eastAsia="Calibri" w:hAnsi="Calibri"/>
+        </w:rPr>
+        <w:t xml:space="preserve"> → </w:t>
+      </w:r>
+      <w:r>
+        <w:rPr>
+          <w:rFonts w:ascii="Arial" w:cs="Arial" w:hAnsi="Arial"/>
+          <w:sz w:val="23"/>
+          <w:szCs w:val="24"/>
+          <w:rtl/>
+        </w:rPr>
+        <w:t xml:space="preserve">الإرهاق الناتج عن فارق التوقيت</w:t>
+      </w:r>
+      <w:r>
+        <w:rPr>
+          <w:rFonts w:ascii="Calibri" w:cs="Calibri" w:eastAsia="Calibri" w:hAnsi="Calibri"/>
+        </w:rPr>
+        <w:t xml:space="preserve">.</w:t>
+      </w:r>
+    </w:p>
+    <w:p>
+      <w:pPr>
+        <w:pStyle w:val="ListParagraph"/>
+        <w:numPr>
+          <w:ilvl w:val="0"/>
+          <w:numId w:val="37"/>
+        </w:numPr>
+        <w:spacing w:after="110" w:line="320"/>
+      </w:pPr>
+      <w:r>
+        <w:rPr>
+          <w:rFonts w:ascii="Calibri" w:cs="Calibri" w:eastAsia="Calibri" w:hAnsi="Calibri"/>
+          <w:b/>
+          <w:bCs/>
+        </w:rPr>
+        <w:t xml:space="preserve">Loan word plus explanation</w:t>
+      </w:r>
+      <w:r>
+        <w:rPr>
+          <w:rFonts w:ascii="Calibri" w:cs="Calibri" w:eastAsia="Calibri" w:hAnsi="Calibri"/>
+        </w:rPr>
+        <w:t xml:space="preserve">: explain the word the first time, then use it alone: </w:t>
       </w:r>
       <w:r>
         <w:rPr>
@@ -16826,6 +17273,48 @@
           <w:i/>
           <w:iCs/>
         </w:rPr>
+        <w:t xml:space="preserve">waqf</w:t>
+      </w:r>
+      <w:r>
+        <w:rPr>
+          <w:rFonts w:ascii="Calibri" w:cs="Calibri" w:eastAsia="Calibri" w:hAnsi="Calibri"/>
+        </w:rPr>
+        <w:t xml:space="preserve"> (a charitable endowment in Islam). English has also borrowed many Arabic words: </w:t>
+      </w:r>
+      <w:r>
+        <w:rPr>
+          <w:rFonts w:ascii="Calibri" w:cs="Calibri" w:eastAsia="Calibri" w:hAnsi="Calibri"/>
+          <w:i/>
+          <w:iCs/>
+        </w:rPr>
+        <w:t xml:space="preserve">algebra</w:t>
+      </w:r>
+      <w:r>
+        <w:rPr>
+          <w:rFonts w:ascii="Calibri" w:cs="Calibri" w:eastAsia="Calibri" w:hAnsi="Calibri"/>
+        </w:rPr>
+        <w:t xml:space="preserve">, </w:t>
+      </w:r>
+      <w:r>
+        <w:rPr>
+          <w:rFonts w:ascii="Calibri" w:cs="Calibri" w:eastAsia="Calibri" w:hAnsi="Calibri"/>
+          <w:i/>
+          <w:iCs/>
+        </w:rPr>
+        <w:t xml:space="preserve">algorithm</w:t>
+      </w:r>
+      <w:r>
+        <w:rPr>
+          <w:rFonts w:ascii="Calibri" w:cs="Calibri" w:eastAsia="Calibri" w:hAnsi="Calibri"/>
+        </w:rPr>
+        <w:t xml:space="preserve">, </w:t>
+      </w:r>
+      <w:r>
+        <w:rPr>
+          <w:rFonts w:ascii="Calibri" w:cs="Calibri" w:eastAsia="Calibri" w:hAnsi="Calibri"/>
+          <w:i/>
+          <w:iCs/>
+        </w:rPr>
         <w:t xml:space="preserve">hijab</w:t>
       </w:r>
       <w:r>
@@ -16869,7 +17358,7 @@
         <w:pStyle w:val="Heading3"/>
       </w:pPr>
       <w:r>
-        <w:t xml:space="preserve">Step 4: how local should the text feel?</w:t>
+        <w:t xml:space="preserve">Step 5: how local should the text feel?</w:t>
       </w:r>
     </w:p>
     <w:p>
@@ -17532,6 +18021,102 @@
           <w:b/>
           <w:bCs/>
         </w:rPr>
+        <w:t xml:space="preserve">Explicitation</w:t>
+      </w:r>
+      <w:r>
+        <w:rPr>
+          <w:rFonts w:ascii="Calibri" w:cs="Calibri" w:eastAsia="Calibri" w:hAnsi="Calibri"/>
+        </w:rPr>
+        <w:t xml:space="preserve"> (</w:t>
+      </w:r>
+      <w:r>
+        <w:rPr>
+          <w:rFonts w:ascii="Arial" w:cs="Arial" w:hAnsi="Arial"/>
+          <w:sz w:val="23"/>
+          <w:szCs w:val="24"/>
+          <w:rtl/>
+        </w:rPr>
+        <w:t xml:space="preserve">التصريح</w:t>
+      </w:r>
+      <w:r>
+        <w:rPr>
+          <w:rFonts w:ascii="Calibri" w:cs="Calibri" w:eastAsia="Calibri" w:hAnsi="Calibri"/>
+        </w:rPr>
+        <w:t xml:space="preserve">): </w:t>
+      </w:r>
+      <w:r>
+        <w:rPr>
+          <w:rFonts w:ascii="Calibri" w:cs="Calibri" w:eastAsia="Calibri" w:hAnsi="Calibri"/>
+        </w:rPr>
+        <w:t xml:space="preserve">Stating in the target text information that the source text only implies.</w:t>
+      </w:r>
+    </w:p>
+    <w:p>
+      <w:pPr>
+        <w:pStyle w:val="ListParagraph"/>
+        <w:keepNext/>
+        <w:keepLines/>
+        <w:numPr>
+          <w:ilvl w:val="0"/>
+          <w:numId w:val="2"/>
+        </w:numPr>
+        <w:shd w:fill="ECE9F7" w:color="auto" w:val="clear"/>
+        <w:spacing w:after="40" w:line="300"/>
+      </w:pPr>
+      <w:r>
+        <w:rPr>
+          <w:rFonts w:ascii="Calibri" w:cs="Calibri" w:eastAsia="Calibri" w:hAnsi="Calibri"/>
+          <w:b/>
+          <w:bCs/>
+        </w:rPr>
+        <w:t xml:space="preserve">Implicitation</w:t>
+      </w:r>
+      <w:r>
+        <w:rPr>
+          <w:rFonts w:ascii="Calibri" w:cs="Calibri" w:eastAsia="Calibri" w:hAnsi="Calibri"/>
+        </w:rPr>
+        <w:t xml:space="preserve"> (</w:t>
+      </w:r>
+      <w:r>
+        <w:rPr>
+          <w:rFonts w:ascii="Arial" w:cs="Arial" w:hAnsi="Arial"/>
+          <w:sz w:val="23"/>
+          <w:szCs w:val="24"/>
+          <w:rtl/>
+        </w:rPr>
+        <w:t xml:space="preserve">الإضمار</w:t>
+      </w:r>
+      <w:r>
+        <w:rPr>
+          <w:rFonts w:ascii="Calibri" w:cs="Calibri" w:eastAsia="Calibri" w:hAnsi="Calibri"/>
+        </w:rPr>
+        <w:t xml:space="preserve">): </w:t>
+      </w:r>
+      <w:r>
+        <w:rPr>
+          <w:rFonts w:ascii="Calibri" w:cs="Calibri" w:eastAsia="Calibri" w:hAnsi="Calibri"/>
+        </w:rPr>
+        <w:t xml:space="preserve">Leaving implied in the target text information that the reader can understand from the context.</w:t>
+      </w:r>
+    </w:p>
+    <w:p>
+      <w:pPr>
+        <w:pStyle w:val="ListParagraph"/>
+        <w:keepNext/>
+        <w:keepLines/>
+        <w:numPr>
+          <w:ilvl w:val="0"/>
+          <w:numId w:val="2"/>
+        </w:numPr>
+        <w:shd w:fill="ECE9F7" w:color="auto" w:val="clear"/>
+        <w:spacing w:after="40" w:line="300"/>
+      </w:pPr>
+      <w:r>
+        <w:rPr>
+          <w:rFonts w:ascii="Calibri" w:cs="Calibri" w:eastAsia="Calibri" w:hAnsi="Calibri"/>
+          <w:b/>
+          <w:bCs/>
+        </w:rPr>
         <w:t xml:space="preserve">Compensation</w:t>
       </w:r>
       <w:r>
@@ -21134,7 +21719,7 @@
         <w:pStyle w:val="Heading3"/>
       </w:pPr>
       <w:r>
-        <w:t xml:space="preserve">Step 3: use the checklist</w:t>
+        <w:t xml:space="preserve">Step 3: look at two levels</w:t>
       </w:r>
     </w:p>
     <w:p>
@@ -21145,6 +21730,120 @@
         <w:rPr>
           <w:rFonts w:ascii="Calibri" w:cs="Calibri" w:eastAsia="Calibri" w:hAnsi="Calibri"/>
         </w:rPr>
+        <w:t xml:space="preserve">One useful model studies a text on two levels that complete each other (Translation Team, n.d.; Fairclough, 2003):</w:t>
+      </w:r>
+    </w:p>
+    <w:p>
+      <w:pPr>
+        <w:pStyle w:val="ListParagraph"/>
+        <w:numPr>
+          <w:ilvl w:val="0"/>
+          <w:numId w:val="2"/>
+        </w:numPr>
+        <w:spacing w:after="110" w:line="320"/>
+      </w:pPr>
+      <w:r>
+        <w:rPr>
+          <w:rFonts w:ascii="Calibri" w:cs="Calibri" w:eastAsia="Calibri" w:hAnsi="Calibri"/>
+          <w:b/>
+          <w:bCs/>
+        </w:rPr>
+        <w:t xml:space="preserve">The linguistic level</w:t>
+      </w:r>
+      <w:r>
+        <w:rPr>
+          <w:rFonts w:ascii="Calibri" w:cs="Calibri" w:eastAsia="Calibri" w:hAnsi="Calibri"/>
+        </w:rPr>
+        <w:t xml:space="preserve">: what you can see in the text. Look at the </w:t>
+      </w:r>
+      <w:r>
+        <w:rPr>
+          <w:rFonts w:ascii="Calibri" w:cs="Calibri" w:eastAsia="Calibri" w:hAnsi="Calibri"/>
+          <w:b/>
+          <w:bCs/>
+        </w:rPr>
+        <w:t xml:space="preserve">words</w:t>
+      </w:r>
+      <w:r>
+        <w:rPr>
+          <w:rFonts w:ascii="Calibri" w:cs="Calibri" w:eastAsia="Calibri" w:hAnsi="Calibri"/>
+        </w:rPr>
+        <w:t xml:space="preserve"> (vocabulary, terms, figurative language, official titles, cultural expressions), the </w:t>
+      </w:r>
+      <w:r>
+        <w:rPr>
+          <w:rFonts w:ascii="Calibri" w:cs="Calibri" w:eastAsia="Calibri" w:hAnsi="Calibri"/>
+          <w:b/>
+          <w:bCs/>
+        </w:rPr>
+        <w:t xml:space="preserve">grammar</w:t>
+      </w:r>
+      <w:r>
+        <w:rPr>
+          <w:rFonts w:ascii="Calibri" w:cs="Calibri" w:eastAsia="Calibri" w:hAnsi="Calibri"/>
+        </w:rPr>
+        <w:t xml:space="preserve"> (sentence structure, tenses, pronouns, how sentences are linked) and the </w:t>
+      </w:r>
+      <w:r>
+        <w:rPr>
+          <w:rFonts w:ascii="Calibri" w:cs="Calibri" w:eastAsia="Calibri" w:hAnsi="Calibri"/>
+          <w:b/>
+          <w:bCs/>
+        </w:rPr>
+        <w:t xml:space="preserve">meaning</w:t>
+      </w:r>
+      <w:r>
+        <w:rPr>
+          <w:rFonts w:ascii="Calibri" w:cs="Calibri" w:eastAsia="Calibri" w:hAnsi="Calibri"/>
+        </w:rPr>
+        <w:t xml:space="preserve"> (denotative, connotative, idiomatic and figurative meaning; Chapter 5).</w:t>
+      </w:r>
+    </w:p>
+    <w:p>
+      <w:pPr>
+        <w:pStyle w:val="ListParagraph"/>
+        <w:numPr>
+          <w:ilvl w:val="0"/>
+          <w:numId w:val="2"/>
+        </w:numPr>
+        <w:spacing w:after="110" w:line="320"/>
+      </w:pPr>
+      <w:r>
+        <w:rPr>
+          <w:rFonts w:ascii="Calibri" w:cs="Calibri" w:eastAsia="Calibri" w:hAnsi="Calibri"/>
+          <w:b/>
+          <w:bCs/>
+        </w:rPr>
+        <w:t xml:space="preserve">The external level</w:t>
+      </w:r>
+      <w:r>
+        <w:rPr>
+          <w:rFonts w:ascii="Calibri" w:cs="Calibri" w:eastAsia="Calibri" w:hAnsi="Calibri"/>
+        </w:rPr>
+        <w:t xml:space="preserve">: what is not visible in the words but still affects the translation, such as the author, the publisher, the audience, the purpose and the situation.</w:t>
+      </w:r>
+    </w:p>
+    <w:p>
+      <w:pPr>
+        <w:spacing w:after="40"/>
+      </w:pPr>
+    </w:p>
+    <w:p>
+      <w:pPr>
+        <w:pStyle w:val="Heading3"/>
+      </w:pPr>
+      <w:r>
+        <w:t xml:space="preserve">Step 4: use the checklist</w:t>
+      </w:r>
+    </w:p>
+    <w:p>
+      <w:pPr>
+        <w:spacing w:after="200" w:line="330"/>
+      </w:pPr>
+      <w:r>
+        <w:rPr>
+          <w:rFonts w:ascii="Calibri" w:cs="Calibri" w:eastAsia="Calibri" w:hAnsi="Calibri"/>
+        </w:rPr>
         <w:t xml:space="preserve">Answer these questions for every text:</w:t>
       </w:r>
     </w:p>
@@ -21395,7 +22094,7 @@
         <w:pStyle w:val="Heading3"/>
       </w:pPr>
       <w:r>
-        <w:t xml:space="preserve">Step 4: let the analysis guide you</w:t>
+        <w:t xml:space="preserve">Step 5: let the analysis guide you</w:t>
       </w:r>
     </w:p>
     <w:p>
@@ -35329,6 +36028,53 @@
           <w:b/>
           <w:bCs/>
         </w:rPr>
+        <w:t xml:space="preserve">Communicative translation</w:t>
+      </w:r>
+      <w:r>
+        <w:rPr>
+          <w:rFonts w:ascii="Calibri" w:cs="Calibri" w:eastAsia="Calibri" w:hAnsi="Calibri"/>
+        </w:rPr>
+        <w:t xml:space="preserve">  </w:t>
+      </w:r>
+      <w:r>
+        <w:rPr>
+          <w:rFonts w:ascii="Arial" w:cs="Arial" w:hAnsi="Arial"/>
+          <w:sz w:val="23"/>
+          <w:szCs w:val="24"/>
+          <w:rtl/>
+        </w:rPr>
+        <w:t xml:space="preserve">الترجمة التواصلية</w:t>
+      </w:r>
+      <w:r>
+        <w:rPr>
+          <w:rFonts w:ascii="Calibri" w:cs="Calibri" w:eastAsia="Calibri" w:hAnsi="Calibri"/>
+        </w:rPr>
+        <w:t xml:space="preserve">  </w:t>
+      </w:r>
+      <w:r>
+        <w:rPr>
+          <w:rFonts w:ascii="Calibri" w:cs="Calibri" w:eastAsia="Calibri" w:hAnsi="Calibri"/>
+        </w:rPr>
+        <w:t xml:space="preserve">Translating the meaning in context so that the reader understands and accepts it easily, as a target-language writer would say it. </w:t>
+      </w:r>
+      <w:r>
+        <w:rPr>
+          <w:rFonts w:ascii="Calibri" w:cs="Calibri" w:eastAsia="Calibri" w:hAnsi="Calibri"/>
+          <w:color w:val="6B6680"/>
+        </w:rPr>
+        <w:t xml:space="preserve">(Chapter 10)</w:t>
+      </w:r>
+    </w:p>
+    <w:p>
+      <w:pPr>
+        <w:spacing w:after="90" w:line="280"/>
+      </w:pPr>
+      <w:r>
+        <w:rPr>
+          <w:rFonts w:ascii="Calibri" w:cs="Calibri" w:eastAsia="Calibri" w:hAnsi="Calibri"/>
+          <w:b/>
+          <w:bCs/>
+        </w:rPr>
         <w:t xml:space="preserve">Compensation</w:t>
       </w:r>
       <w:r>
@@ -36171,6 +36917,53 @@
           <w:rFonts w:ascii="Calibri" w:cs="Calibri" w:eastAsia="Calibri" w:hAnsi="Calibri"/>
         </w:rPr>
         <w:t xml:space="preserve">Explaining a word or expression that has no equivalent. </w:t>
+      </w:r>
+      <w:r>
+        <w:rPr>
+          <w:rFonts w:ascii="Calibri" w:cs="Calibri" w:eastAsia="Calibri" w:hAnsi="Calibri"/>
+          <w:color w:val="6B6680"/>
+        </w:rPr>
+        <w:t xml:space="preserve">(Chapter 13)</w:t>
+      </w:r>
+    </w:p>
+    <w:p>
+      <w:pPr>
+        <w:spacing w:after="90" w:line="280"/>
+      </w:pPr>
+      <w:r>
+        <w:rPr>
+          <w:rFonts w:ascii="Calibri" w:cs="Calibri" w:eastAsia="Calibri" w:hAnsi="Calibri"/>
+          <w:b/>
+          <w:bCs/>
+        </w:rPr>
+        <w:t xml:space="preserve">Explicitation</w:t>
+      </w:r>
+      <w:r>
+        <w:rPr>
+          <w:rFonts w:ascii="Calibri" w:cs="Calibri" w:eastAsia="Calibri" w:hAnsi="Calibri"/>
+        </w:rPr>
+        <w:t xml:space="preserve">  </w:t>
+      </w:r>
+      <w:r>
+        <w:rPr>
+          <w:rFonts w:ascii="Arial" w:cs="Arial" w:hAnsi="Arial"/>
+          <w:sz w:val="23"/>
+          <w:szCs w:val="24"/>
+          <w:rtl/>
+        </w:rPr>
+        <w:t xml:space="preserve">التصريح</w:t>
+      </w:r>
+      <w:r>
+        <w:rPr>
+          <w:rFonts w:ascii="Calibri" w:cs="Calibri" w:eastAsia="Calibri" w:hAnsi="Calibri"/>
+        </w:rPr>
+        <w:t xml:space="preserve">  </w:t>
+      </w:r>
+      <w:r>
+        <w:rPr>
+          <w:rFonts w:ascii="Calibri" w:cs="Calibri" w:eastAsia="Calibri" w:hAnsi="Calibri"/>
+        </w:rPr>
+        <w:t xml:space="preserve">Stating in the target text information that the source text only implies. </w:t>
       </w:r>
       <w:r>
         <w:rPr>
@@ -36944,6 +37737,53 @@
           <w:color w:val="6B6680"/>
         </w:rPr>
         <w:t xml:space="preserve">(Chapter 8)</w:t>
+      </w:r>
+    </w:p>
+    <w:p>
+      <w:pPr>
+        <w:spacing w:after="90" w:line="280"/>
+      </w:pPr>
+      <w:r>
+        <w:rPr>
+          <w:rFonts w:ascii="Calibri" w:cs="Calibri" w:eastAsia="Calibri" w:hAnsi="Calibri"/>
+          <w:b/>
+          <w:bCs/>
+        </w:rPr>
+        <w:t xml:space="preserve">Implicitation</w:t>
+      </w:r>
+      <w:r>
+        <w:rPr>
+          <w:rFonts w:ascii="Calibri" w:cs="Calibri" w:eastAsia="Calibri" w:hAnsi="Calibri"/>
+        </w:rPr>
+        <w:t xml:space="preserve">  </w:t>
+      </w:r>
+      <w:r>
+        <w:rPr>
+          <w:rFonts w:ascii="Arial" w:cs="Arial" w:hAnsi="Arial"/>
+          <w:sz w:val="23"/>
+          <w:szCs w:val="24"/>
+          <w:rtl/>
+        </w:rPr>
+        <w:t xml:space="preserve">الإضمار</w:t>
+      </w:r>
+      <w:r>
+        <w:rPr>
+          <w:rFonts w:ascii="Calibri" w:cs="Calibri" w:eastAsia="Calibri" w:hAnsi="Calibri"/>
+        </w:rPr>
+        <w:t xml:space="preserve">  </w:t>
+      </w:r>
+      <w:r>
+        <w:rPr>
+          <w:rFonts w:ascii="Calibri" w:cs="Calibri" w:eastAsia="Calibri" w:hAnsi="Calibri"/>
+        </w:rPr>
+        <w:t xml:space="preserve">Leaving implied in the target text information that the reader can understand from the context. </w:t>
+      </w:r>
+      <w:r>
+        <w:rPr>
+          <w:rFonts w:ascii="Calibri" w:cs="Calibri" w:eastAsia="Calibri" w:hAnsi="Calibri"/>
+          <w:color w:val="6B6680"/>
+        </w:rPr>
+        <w:t xml:space="preserve">(Chapter 13)</w:t>
       </w:r>
     </w:p>
     <w:p>
@@ -40103,6 +40943,32 @@
           <w:rFonts w:ascii="Calibri" w:cs="Calibri" w:eastAsia="Calibri" w:hAnsi="Calibri"/>
         </w:rPr>
         <w:t xml:space="preserve">. Polity Press.</w:t>
+      </w:r>
+    </w:p>
+    <w:p>
+      <w:pPr>
+        <w:spacing w:after="100" w:line="280"/>
+        <w:ind w:left="567" w:hanging="567"/>
+      </w:pPr>
+      <w:r>
+        <w:rPr>
+          <w:rFonts w:ascii="Calibri" w:cs="Calibri" w:eastAsia="Calibri" w:hAnsi="Calibri"/>
+        </w:rPr>
+        <w:t xml:space="preserve">Fairclough, N. (2003). </w:t>
+      </w:r>
+      <w:r>
+        <w:rPr>
+          <w:rFonts w:ascii="Calibri" w:cs="Calibri" w:eastAsia="Calibri" w:hAnsi="Calibri"/>
+          <w:i/>
+          <w:iCs/>
+        </w:rPr>
+        <w:t xml:space="preserve">Analysing discourse: Textual analysis for social research</w:t>
+      </w:r>
+      <w:r>
+        <w:rPr>
+          <w:rFonts w:ascii="Calibri" w:cs="Calibri" w:eastAsia="Calibri" w:hAnsi="Calibri"/>
+        </w:rPr>
+        <w:t xml:space="preserve">. Routledge.</w:t>
       </w:r>
     </w:p>
     <w:p>

--- a/Translation-Handbook-Midnight.docx
+++ b/Translation-Handbook-Midnight.docx
@@ -30,7 +30,7 @@
                     </pic:cNvPicPr>
                   </pic:nvPicPr>
                   <pic:blipFill>
-                    <a:blip r:embed="rId17" cstate="none"/>
+                    <a:blip r:embed="rId15" cstate="none"/>
                     <a:srcRect/>
                     <a:stretch>
                       <a:fillRect/>
@@ -88,7 +88,7 @@
                     </pic:cNvPicPr>
                   </pic:nvPicPr>
                   <pic:blipFill>
-                    <a:blip r:embed="rId18" cstate="none"/>
+                    <a:blip r:embed="rId16" cstate="none"/>
                     <a:srcRect/>
                     <a:stretch>
                       <a:fillRect/>
@@ -21730,97 +21730,194 @@
         <w:rPr>
           <w:rFonts w:ascii="Calibri" w:cs="Calibri" w:eastAsia="Calibri" w:hAnsi="Calibri"/>
         </w:rPr>
-        <w:t xml:space="preserve">One useful model studies a text on two levels that complete each other (Translation Team, n.d.; Fairclough, 2003):</w:t>
-      </w:r>
-    </w:p>
-    <w:p>
-      <w:pPr>
-        <w:pStyle w:val="ListParagraph"/>
-        <w:numPr>
-          <w:ilvl w:val="0"/>
-          <w:numId w:val="2"/>
-        </w:numPr>
-        <w:spacing w:after="110" w:line="320"/>
-      </w:pPr>
-      <w:r>
-        <w:rPr>
-          <w:rFonts w:ascii="Calibri" w:cs="Calibri" w:eastAsia="Calibri" w:hAnsi="Calibri"/>
-          <w:b/>
-          <w:bCs/>
-        </w:rPr>
-        <w:t xml:space="preserve">The linguistic level</w:t>
-      </w:r>
-      <w:r>
-        <w:rPr>
-          <w:rFonts w:ascii="Calibri" w:cs="Calibri" w:eastAsia="Calibri" w:hAnsi="Calibri"/>
-        </w:rPr>
-        <w:t xml:space="preserve">: what you can see in the text. Look at the </w:t>
-      </w:r>
-      <w:r>
-        <w:rPr>
-          <w:rFonts w:ascii="Calibri" w:cs="Calibri" w:eastAsia="Calibri" w:hAnsi="Calibri"/>
-          <w:b/>
-          <w:bCs/>
-        </w:rPr>
-        <w:t xml:space="preserve">words</w:t>
-      </w:r>
-      <w:r>
-        <w:rPr>
-          <w:rFonts w:ascii="Calibri" w:cs="Calibri" w:eastAsia="Calibri" w:hAnsi="Calibri"/>
-        </w:rPr>
-        <w:t xml:space="preserve"> (vocabulary, terms, figurative language, official titles, cultural expressions), the </w:t>
-      </w:r>
-      <w:r>
-        <w:rPr>
-          <w:rFonts w:ascii="Calibri" w:cs="Calibri" w:eastAsia="Calibri" w:hAnsi="Calibri"/>
-          <w:b/>
-          <w:bCs/>
-        </w:rPr>
-        <w:t xml:space="preserve">grammar</w:t>
-      </w:r>
-      <w:r>
-        <w:rPr>
-          <w:rFonts w:ascii="Calibri" w:cs="Calibri" w:eastAsia="Calibri" w:hAnsi="Calibri"/>
-        </w:rPr>
-        <w:t xml:space="preserve"> (sentence structure, tenses, pronouns, how sentences are linked) and the </w:t>
-      </w:r>
-      <w:r>
-        <w:rPr>
-          <w:rFonts w:ascii="Calibri" w:cs="Calibri" w:eastAsia="Calibri" w:hAnsi="Calibri"/>
-          <w:b/>
-          <w:bCs/>
-        </w:rPr>
-        <w:t xml:space="preserve">meaning</w:t>
-      </w:r>
-      <w:r>
-        <w:rPr>
-          <w:rFonts w:ascii="Calibri" w:cs="Calibri" w:eastAsia="Calibri" w:hAnsi="Calibri"/>
-        </w:rPr>
-        <w:t xml:space="preserve"> (denotative, connotative, idiomatic and figurative meaning; Chapter 5).</w:t>
-      </w:r>
-    </w:p>
-    <w:p>
-      <w:pPr>
-        <w:pStyle w:val="ListParagraph"/>
-        <w:numPr>
-          <w:ilvl w:val="0"/>
-          <w:numId w:val="2"/>
-        </w:numPr>
-        <w:spacing w:after="110" w:line="320"/>
-      </w:pPr>
-      <w:r>
-        <w:rPr>
-          <w:rFonts w:ascii="Calibri" w:cs="Calibri" w:eastAsia="Calibri" w:hAnsi="Calibri"/>
-          <w:b/>
-          <w:bCs/>
-        </w:rPr>
-        <w:t xml:space="preserve">The external level</w:t>
-      </w:r>
-      <w:r>
-        <w:rPr>
-          <w:rFonts w:ascii="Calibri" w:cs="Calibri" w:eastAsia="Calibri" w:hAnsi="Calibri"/>
-        </w:rPr>
-        <w:t xml:space="preserve">: what is not visible in the words but still affects the translation, such as the author, the publisher, the audience, the purpose and the situation.</w:t>
+        <w:t xml:space="preserve">One useful model studies a text on two levels that complete each other: the </w:t>
+      </w:r>
+      <w:r>
+        <w:rPr>
+          <w:rFonts w:ascii="Calibri" w:cs="Calibri" w:eastAsia="Calibri" w:hAnsi="Calibri"/>
+          <w:b/>
+          <w:bCs/>
+        </w:rPr>
+        <w:t xml:space="preserve">linguistic level</w:t>
+      </w:r>
+      <w:r>
+        <w:rPr>
+          <w:rFonts w:ascii="Calibri" w:cs="Calibri" w:eastAsia="Calibri" w:hAnsi="Calibri"/>
+        </w:rPr>
+        <w:t xml:space="preserve"> and the </w:t>
+      </w:r>
+      <w:r>
+        <w:rPr>
+          <w:rFonts w:ascii="Calibri" w:cs="Calibri" w:eastAsia="Calibri" w:hAnsi="Calibri"/>
+          <w:b/>
+          <w:bCs/>
+        </w:rPr>
+        <w:t xml:space="preserve">external level</w:t>
+      </w:r>
+      <w:r>
+        <w:rPr>
+          <w:rFonts w:ascii="Calibri" w:cs="Calibri" w:eastAsia="Calibri" w:hAnsi="Calibri"/>
+        </w:rPr>
+        <w:t xml:space="preserve"> (Translation Team, n.d.; Fairclough, 2003).</w:t>
+      </w:r>
+    </w:p>
+    <w:p>
+      <w:pPr>
+        <w:spacing w:after="200" w:line="330"/>
+      </w:pPr>
+      <w:r>
+        <w:rPr>
+          <w:rFonts w:ascii="Calibri" w:cs="Calibri" w:eastAsia="Calibri" w:hAnsi="Calibri"/>
+        </w:rPr>
+        <w:t xml:space="preserve">The </w:t>
+      </w:r>
+      <w:r>
+        <w:rPr>
+          <w:rFonts w:ascii="Calibri" w:cs="Calibri" w:eastAsia="Calibri" w:hAnsi="Calibri"/>
+          <w:b/>
+          <w:bCs/>
+        </w:rPr>
+        <w:t xml:space="preserve">linguistic level</w:t>
+      </w:r>
+      <w:r>
+        <w:rPr>
+          <w:rFonts w:ascii="Calibri" w:cs="Calibri" w:eastAsia="Calibri" w:hAnsi="Calibri"/>
+        </w:rPr>
+        <w:t xml:space="preserve"> is what you can see in the text. First look closely, at the </w:t>
+      </w:r>
+      <w:r>
+        <w:rPr>
+          <w:rFonts w:ascii="Calibri" w:cs="Calibri" w:eastAsia="Calibri" w:hAnsi="Calibri"/>
+          <w:b/>
+          <w:bCs/>
+        </w:rPr>
+        <w:t xml:space="preserve">micro level</w:t>
+      </w:r>
+      <w:r>
+        <w:rPr>
+          <w:rFonts w:ascii="Calibri" w:cs="Calibri" w:eastAsia="Calibri" w:hAnsi="Calibri"/>
+        </w:rPr>
+        <w:t xml:space="preserve">:</w:t>
+      </w:r>
+    </w:p>
+    <w:p>
+      <w:pPr>
+        <w:pStyle w:val="ListParagraph"/>
+        <w:numPr>
+          <w:ilvl w:val="0"/>
+          <w:numId w:val="2"/>
+        </w:numPr>
+        <w:spacing w:after="110" w:line="320"/>
+      </w:pPr>
+      <w:r>
+        <w:rPr>
+          <w:rFonts w:ascii="Calibri" w:cs="Calibri" w:eastAsia="Calibri" w:hAnsi="Calibri"/>
+          <w:b/>
+          <w:bCs/>
+        </w:rPr>
+        <w:t xml:space="preserve">Words</w:t>
+      </w:r>
+      <w:r>
+        <w:rPr>
+          <w:rFonts w:ascii="Calibri" w:cs="Calibri" w:eastAsia="Calibri" w:hAnsi="Calibri"/>
+        </w:rPr>
+        <w:t xml:space="preserve">: vocabulary, terms, figurative language, official titles, cultural expressions and references.</w:t>
+      </w:r>
+    </w:p>
+    <w:p>
+      <w:pPr>
+        <w:pStyle w:val="ListParagraph"/>
+        <w:numPr>
+          <w:ilvl w:val="0"/>
+          <w:numId w:val="2"/>
+        </w:numPr>
+        <w:spacing w:after="110" w:line="320"/>
+      </w:pPr>
+      <w:r>
+        <w:rPr>
+          <w:rFonts w:ascii="Calibri" w:cs="Calibri" w:eastAsia="Calibri" w:hAnsi="Calibri"/>
+          <w:b/>
+          <w:bCs/>
+        </w:rPr>
+        <w:t xml:space="preserve">Grammar</w:t>
+      </w:r>
+      <w:r>
+        <w:rPr>
+          <w:rFonts w:ascii="Calibri" w:cs="Calibri" w:eastAsia="Calibri" w:hAnsi="Calibri"/>
+        </w:rPr>
+        <w:t xml:space="preserve">: sentence structure, tenses, pronouns (first, second or third person) and how sentences are linked.</w:t>
+      </w:r>
+    </w:p>
+    <w:p>
+      <w:pPr>
+        <w:pStyle w:val="ListParagraph"/>
+        <w:numPr>
+          <w:ilvl w:val="0"/>
+          <w:numId w:val="2"/>
+        </w:numPr>
+        <w:spacing w:after="110" w:line="320"/>
+      </w:pPr>
+      <w:r>
+        <w:rPr>
+          <w:rFonts w:ascii="Calibri" w:cs="Calibri" w:eastAsia="Calibri" w:hAnsi="Calibri"/>
+          <w:b/>
+          <w:bCs/>
+        </w:rPr>
+        <w:t xml:space="preserve">Meaning</w:t>
+      </w:r>
+      <w:r>
+        <w:rPr>
+          <w:rFonts w:ascii="Calibri" w:cs="Calibri" w:eastAsia="Calibri" w:hAnsi="Calibri"/>
+        </w:rPr>
+        <w:t xml:space="preserve">: denotative, connotative, collocational, idiomatic and pragmatic meaning (Chapters 5 to 8).</w:t>
+      </w:r>
+    </w:p>
+    <w:p>
+      <w:pPr>
+        <w:pStyle w:val="ListParagraph"/>
+        <w:numPr>
+          <w:ilvl w:val="0"/>
+          <w:numId w:val="2"/>
+        </w:numPr>
+        <w:spacing w:after="110" w:line="320"/>
+      </w:pPr>
+      <w:r>
+        <w:rPr>
+          <w:rFonts w:ascii="Calibri" w:cs="Calibri" w:eastAsia="Calibri" w:hAnsi="Calibri"/>
+          <w:b/>
+          <w:bCs/>
+        </w:rPr>
+        <w:t xml:space="preserve">Word forms</w:t>
+      </w:r>
+      <w:r>
+        <w:rPr>
+          <w:rFonts w:ascii="Calibri" w:cs="Calibri" w:eastAsia="Calibri" w:hAnsi="Calibri"/>
+        </w:rPr>
+        <w:t xml:space="preserve">: prefixes and suffixes, compounds, acronyms and abbreviations.</w:t>
+      </w:r>
+    </w:p>
+    <w:p>
+      <w:pPr>
+        <w:pStyle w:val="ListParagraph"/>
+        <w:numPr>
+          <w:ilvl w:val="0"/>
+          <w:numId w:val="2"/>
+        </w:numPr>
+        <w:spacing w:after="110" w:line="320"/>
+      </w:pPr>
+      <w:r>
+        <w:rPr>
+          <w:rFonts w:ascii="Calibri" w:cs="Calibri" w:eastAsia="Calibri" w:hAnsi="Calibri"/>
+          <w:b/>
+          <w:bCs/>
+        </w:rPr>
+        <w:t xml:space="preserve">Sound</w:t>
+      </w:r>
+      <w:r>
+        <w:rPr>
+          <w:rFonts w:ascii="Calibri" w:cs="Calibri" w:eastAsia="Calibri" w:hAnsi="Calibri"/>
+        </w:rPr>
+        <w:t xml:space="preserve">: rhyme, rhythm and musicality, especially in poems, slogans and adverts.</w:t>
       </w:r>
     </w:p>
     <w:p>
@@ -21830,6 +21927,133 @@
     </w:p>
     <w:p>
       <w:pPr>
+        <w:spacing w:after="200" w:line="330"/>
+      </w:pPr>
+      <w:r>
+        <w:rPr>
+          <w:rFonts w:ascii="Calibri" w:cs="Calibri" w:eastAsia="Calibri" w:hAnsi="Calibri"/>
+        </w:rPr>
+        <w:t xml:space="preserve">Then look at the text as a whole, at the </w:t>
+      </w:r>
+      <w:r>
+        <w:rPr>
+          <w:rFonts w:ascii="Calibri" w:cs="Calibri" w:eastAsia="Calibri" w:hAnsi="Calibri"/>
+          <w:b/>
+          <w:bCs/>
+        </w:rPr>
+        <w:t xml:space="preserve">macro level</w:t>
+      </w:r>
+      <w:r>
+        <w:rPr>
+          <w:rFonts w:ascii="Calibri" w:cs="Calibri" w:eastAsia="Calibri" w:hAnsi="Calibri"/>
+        </w:rPr>
+        <w:t xml:space="preserve">:</w:t>
+      </w:r>
+    </w:p>
+    <w:p>
+      <w:pPr>
+        <w:pStyle w:val="ListParagraph"/>
+        <w:numPr>
+          <w:ilvl w:val="0"/>
+          <w:numId w:val="2"/>
+        </w:numPr>
+        <w:spacing w:after="110" w:line="320"/>
+      </w:pPr>
+      <w:r>
+        <w:rPr>
+          <w:rFonts w:ascii="Calibri" w:cs="Calibri" w:eastAsia="Calibri" w:hAnsi="Calibri"/>
+          <w:b/>
+          <w:bCs/>
+        </w:rPr>
+        <w:t xml:space="preserve">The text</w:t>
+      </w:r>
+      <w:r>
+        <w:rPr>
+          <w:rFonts w:ascii="Calibri" w:cs="Calibri" w:eastAsia="Calibri" w:hAnsi="Calibri"/>
+        </w:rPr>
+        <w:t xml:space="preserve">: its type, structure, genre, tone, level of formality and length, and any pictures or links (Chapter 18).</w:t>
+      </w:r>
+    </w:p>
+    <w:p>
+      <w:pPr>
+        <w:pStyle w:val="ListParagraph"/>
+        <w:numPr>
+          <w:ilvl w:val="0"/>
+          <w:numId w:val="2"/>
+        </w:numPr>
+        <w:spacing w:after="110" w:line="320"/>
+      </w:pPr>
+      <w:r>
+        <w:rPr>
+          <w:rFonts w:ascii="Calibri" w:cs="Calibri" w:eastAsia="Calibri" w:hAnsi="Calibri"/>
+          <w:b/>
+          <w:bCs/>
+        </w:rPr>
+        <w:t xml:space="preserve">Other texts</w:t>
+      </w:r>
+      <w:r>
+        <w:rPr>
+          <w:rFonts w:ascii="Calibri" w:cs="Calibri" w:eastAsia="Calibri" w:hAnsi="Calibri"/>
+        </w:rPr>
+        <w:t xml:space="preserve">: quotations from, or allusions to, other texts that readers are expected to recognise.</w:t>
+      </w:r>
+    </w:p>
+    <w:p>
+      <w:pPr>
+        <w:pStyle w:val="ListParagraph"/>
+        <w:numPr>
+          <w:ilvl w:val="0"/>
+          <w:numId w:val="2"/>
+        </w:numPr>
+        <w:spacing w:after="110" w:line="320"/>
+      </w:pPr>
+      <w:r>
+        <w:rPr>
+          <w:rFonts w:ascii="Calibri" w:cs="Calibri" w:eastAsia="Calibri" w:hAnsi="Calibri"/>
+          <w:b/>
+          <w:bCs/>
+        </w:rPr>
+        <w:t xml:space="preserve">Point of view</w:t>
+      </w:r>
+      <w:r>
+        <w:rPr>
+          <w:rFonts w:ascii="Calibri" w:cs="Calibri" w:eastAsia="Calibri" w:hAnsi="Calibri"/>
+        </w:rPr>
+        <w:t xml:space="preserve">: how the language supports a political or ideological position (Chapter 19).</w:t>
+      </w:r>
+    </w:p>
+    <w:p>
+      <w:pPr>
+        <w:spacing w:after="40"/>
+      </w:pPr>
+    </w:p>
+    <w:p>
+      <w:pPr>
+        <w:spacing w:after="200" w:line="330"/>
+      </w:pPr>
+      <w:r>
+        <w:rPr>
+          <w:rFonts w:ascii="Calibri" w:cs="Calibri" w:eastAsia="Calibri" w:hAnsi="Calibri"/>
+        </w:rPr>
+        <w:t xml:space="preserve">The </w:t>
+      </w:r>
+      <w:r>
+        <w:rPr>
+          <w:rFonts w:ascii="Calibri" w:cs="Calibri" w:eastAsia="Calibri" w:hAnsi="Calibri"/>
+          <w:b/>
+          <w:bCs/>
+        </w:rPr>
+        <w:t xml:space="preserve">external level</w:t>
+      </w:r>
+      <w:r>
+        <w:rPr>
+          <w:rFonts w:ascii="Calibri" w:cs="Calibri" w:eastAsia="Calibri" w:hAnsi="Calibri"/>
+        </w:rPr>
+        <w:t xml:space="preserve"> is the context in which the text was written. Ask: what event or background led to the text? Who is the author, and what does that tell you? How will the target culture and audience affect the translation?</w:t>
+      </w:r>
+    </w:p>
+    <w:p>
+      <w:pPr>
         <w:pStyle w:val="Heading3"/>
       </w:pPr>
       <w:r>
@@ -22176,6 +22400,17 @@
       <w:pPr>
         <w:spacing w:after="40"/>
       </w:pPr>
+    </w:p>
+    <w:p>
+      <w:pPr>
+        <w:spacing w:after="200" w:line="330"/>
+      </w:pPr>
+      <w:r>
+        <w:rPr>
+          <w:rFonts w:ascii="Calibri" w:cs="Calibri" w:eastAsia="Calibri" w:hAnsi="Calibri"/>
+        </w:rPr>
+        <w:t xml:space="preserve">The same model also helps you judge a finished translation: check which elements were transferred correctly and which were left out (Chapter 23).</w:t>
+      </w:r>
     </w:p>
     <w:p>
       <w:pPr>
@@ -31512,6 +31747,17 @@
     </w:p>
     <w:p>
       <w:pPr>
+        <w:spacing w:after="200" w:line="330"/>
+      </w:pPr>
+      <w:r>
+        <w:rPr>
+          <w:rFonts w:ascii="Calibri" w:cs="Calibri" w:eastAsia="Calibri" w:hAnsi="Calibri"/>
+        </w:rPr>
+        <w:t xml:space="preserve">Keep your analysis (Chapter 17) open while you write, and refer to it: the commentary shows how the problems you found there were solved.</w:t>
+      </w:r>
+    </w:p>
+    <w:p>
+      <w:pPr>
         <w:pStyle w:val="Heading3"/>
       </w:pPr>
       <w:r>
@@ -41714,7 +41960,7 @@
                     </pic:cNvPicPr>
                   </pic:nvPicPr>
                   <pic:blipFill>
-                    <a:blip r:embed="rId19" cstate="none"/>
+                    <a:blip r:embed="rId17" cstate="none"/>
                     <a:srcRect/>
                     <a:stretch>
                       <a:fillRect/>
@@ -41776,19 +42022,6 @@
           <w:pgSz w:w="9979" w:h="14175" w:orient="portrait"/>
           <w:pgMar w:top="1247" w:right="1247" w:bottom="1247" w:left="1247" w:header="567" w:footer="510" w:gutter="0"/>
           <w:pgNumType w:start="1" w:fmt="decimal"/>
-          <w:docGrid w:linePitch="360"/>
-        </w:sectPr>
-      </w:pPr>
-    </w:p>
-    <w:p/>
-    <w:p>
-      <w:pPr>
-        <w:sectPr>
-          <w:headerReference w:type="default" r:id="rId13"/>
-          <w:footerReference w:type="default" r:id="rId14"/>
-          <w:pgSz w:w="9979" w:h="14175" w:orient="portrait"/>
-          <w:pgMar w:top="1247" w:right="1247" w:bottom="1247" w:left="1247" w:header="567" w:footer="510" w:gutter="0"/>
-          <w:pgNumType/>
           <w:docGrid w:linePitch="360"/>
         </w:sectPr>
       </w:pPr>
@@ -41821,7 +42054,7 @@
                     </pic:cNvPicPr>
                   </pic:nvPicPr>
                   <pic:blipFill>
-                    <a:blip r:embed="rId20" cstate="none"/>
+                    <a:blip r:embed="rId18" cstate="none"/>
                     <a:srcRect/>
                     <a:stretch>
                       <a:fillRect/>
@@ -41844,8 +42077,8 @@
       </w:r>
     </w:p>
     <w:sectPr>
-      <w:headerReference w:type="default" r:id="rId15"/>
-      <w:footerReference w:type="default" r:id="rId16"/>
+      <w:headerReference w:type="default" r:id="rId13"/>
+      <w:footerReference w:type="default" r:id="rId14"/>
       <w:pgSz w:w="9979" w:h="14175" w:orient="portrait"/>
       <w:pgMar w:top="0" w:right="0" w:bottom="0" w:left="0" w:header="0" w:footer="0" w:gutter="0"/>
       <w:pgNumType/>
@@ -41952,12 +42185,6 @@
 </w:ftr>
 </file>
 
-<file path=word/footer5.xml><?xml version="1.0" encoding="utf-8"?>
-<w:ftr xmlns:wpc="http://schemas.microsoft.com/office/word/2010/wordprocessingCanvas" xmlns:mc="http://schemas.openxmlformats.org/markup-compatibility/2006" xmlns:o="urn:schemas-microsoft-com:office:office" xmlns:r="http://schemas.openxmlformats.org/officeDocument/2006/relationships" xmlns:m="http://schemas.openxmlformats.org/officeDocument/2006/math" xmlns:v="urn:schemas-microsoft-com:vml" xmlns:wp14="http://schemas.microsoft.com/office/word/2010/wordprocessingDrawing" xmlns:wp="http://schemas.openxmlformats.org/drawingml/2006/wordprocessingDrawing" xmlns:w10="urn:schemas-microsoft-com:office:word" xmlns:w="http://schemas.openxmlformats.org/wordprocessingml/2006/main" xmlns:w14="http://schemas.microsoft.com/office/word/2010/wordml" xmlns:w15="http://schemas.microsoft.com/office/word/2012/wordml" xmlns:wpg="http://schemas.microsoft.com/office/word/2010/wordprocessingGroup" xmlns:wpi="http://schemas.microsoft.com/office/word/2010/wordprocessingInk" xmlns:wne="http://schemas.microsoft.com/office/word/2006/wordml" xmlns:wps="http://schemas.microsoft.com/office/word/2010/wordprocessingShape">
-  <w:p/>
-</w:ftr>
-</file>
-
 <file path=word/footnotes.xml><?xml version="1.0" encoding="utf-8"?>
 <w:footnotes xmlns:wpc="http://schemas.microsoft.com/office/word/2010/wordprocessingCanvas" xmlns:mc="http://schemas.openxmlformats.org/markup-compatibility/2006" xmlns:o="urn:schemas-microsoft-com:office:office" xmlns:r="http://schemas.openxmlformats.org/officeDocument/2006/relationships" xmlns:m="http://schemas.openxmlformats.org/officeDocument/2006/math" xmlns:v="urn:schemas-microsoft-com:vml" xmlns:wp14="http://schemas.microsoft.com/office/word/2010/wordprocessingDrawing" xmlns:wp="http://schemas.openxmlformats.org/drawingml/2006/wordprocessingDrawing" xmlns:w10="urn:schemas-microsoft-com:office:word" xmlns:w="http://schemas.openxmlformats.org/wordprocessingml/2006/main" xmlns:w14="http://schemas.microsoft.com/office/word/2010/wordml" xmlns:w15="http://schemas.microsoft.com/office/word/2012/wordml" xmlns:wpg="http://schemas.microsoft.com/office/word/2010/wordprocessingGroup" xmlns:wpi="http://schemas.microsoft.com/office/word/2010/wordprocessingInk" xmlns:wne="http://schemas.microsoft.com/office/word/2006/wordml" xmlns:wps="http://schemas.microsoft.com/office/word/2010/wordprocessingShape" mc:Ignorable="w14 w15 wp14">
   <w:footnote w:type="separator" w:id="-1">
@@ -42043,12 +42270,6 @@
 </file>
 
 <file path=word/header4.xml><?xml version="1.0" encoding="utf-8"?>
-<w:hdr xmlns:wpc="http://schemas.microsoft.com/office/word/2010/wordprocessingCanvas" xmlns:mc="http://schemas.openxmlformats.org/markup-compatibility/2006" xmlns:o="urn:schemas-microsoft-com:office:office" xmlns:r="http://schemas.openxmlformats.org/officeDocument/2006/relationships" xmlns:m="http://schemas.openxmlformats.org/officeDocument/2006/math" xmlns:v="urn:schemas-microsoft-com:vml" xmlns:wp14="http://schemas.microsoft.com/office/word/2010/wordprocessingDrawing" xmlns:wp="http://schemas.openxmlformats.org/drawingml/2006/wordprocessingDrawing" xmlns:w10="urn:schemas-microsoft-com:office:word" xmlns:w="http://schemas.openxmlformats.org/wordprocessingml/2006/main" xmlns:w14="http://schemas.microsoft.com/office/word/2010/wordml" xmlns:w15="http://schemas.microsoft.com/office/word/2012/wordml" xmlns:wpg="http://schemas.microsoft.com/office/word/2010/wordprocessingGroup" xmlns:wpi="http://schemas.microsoft.com/office/word/2010/wordprocessingInk" xmlns:wne="http://schemas.microsoft.com/office/word/2006/wordml" xmlns:wps="http://schemas.microsoft.com/office/word/2010/wordprocessingShape" xmlns:cx="http://schemas.microsoft.com/office/drawing/2014/chartex" xmlns:cx1="http://schemas.microsoft.com/office/drawing/2015/9/8/chartex" xmlns:cx2="http://schemas.microsoft.com/office/drawing/2015/10/21/chartex" xmlns:cx3="http://schemas.microsoft.com/office/drawing/2016/5/9/chartex" xmlns:cx4="http://schemas.microsoft.com/office/drawing/2016/5/10/chartex" xmlns:cx5="http://schemas.microsoft.com/office/drawing/2016/5/11/chartex" xmlns:cx6="http://schemas.microsoft.com/office/drawing/2016/5/12/chartex" xmlns:cx7="http://schemas.microsoft.com/office/drawing/2016/5/13/chartex" xmlns:cx8="http://schemas.microsoft.com/office/drawing/2016/5/14/chartex" xmlns:w16cid="http://schemas.microsoft.com/office/word/2016/wordml/cid" xmlns:w16se="http://schemas.microsoft.com/office/word/2015/wordml/symex">
-  <w:p/>
-</w:hdr>
-</file>
-
-<file path=word/header5.xml><?xml version="1.0" encoding="utf-8"?>
 <w:hdr xmlns:wpc="http://schemas.microsoft.com/office/word/2010/wordprocessingCanvas" xmlns:mc="http://schemas.openxmlformats.org/markup-compatibility/2006" xmlns:o="urn:schemas-microsoft-com:office:office" xmlns:r="http://schemas.openxmlformats.org/officeDocument/2006/relationships" xmlns:m="http://schemas.openxmlformats.org/officeDocument/2006/math" xmlns:v="urn:schemas-microsoft-com:vml" xmlns:wp14="http://schemas.microsoft.com/office/word/2010/wordprocessingDrawing" xmlns:wp="http://schemas.openxmlformats.org/drawingml/2006/wordprocessingDrawing" xmlns:w10="urn:schemas-microsoft-com:office:word" xmlns:w="http://schemas.openxmlformats.org/wordprocessingml/2006/main" xmlns:w14="http://schemas.microsoft.com/office/word/2010/wordml" xmlns:w15="http://schemas.microsoft.com/office/word/2012/wordml" xmlns:wpg="http://schemas.microsoft.com/office/word/2010/wordprocessingGroup" xmlns:wpi="http://schemas.microsoft.com/office/word/2010/wordprocessingInk" xmlns:wne="http://schemas.microsoft.com/office/word/2006/wordml" xmlns:wps="http://schemas.microsoft.com/office/word/2010/wordprocessingShape" xmlns:cx="http://schemas.microsoft.com/office/drawing/2014/chartex" xmlns:cx1="http://schemas.microsoft.com/office/drawing/2015/9/8/chartex" xmlns:cx2="http://schemas.microsoft.com/office/drawing/2015/10/21/chartex" xmlns:cx3="http://schemas.microsoft.com/office/drawing/2016/5/9/chartex" xmlns:cx4="http://schemas.microsoft.com/office/drawing/2016/5/10/chartex" xmlns:cx5="http://schemas.microsoft.com/office/drawing/2016/5/11/chartex" xmlns:cx6="http://schemas.microsoft.com/office/drawing/2016/5/12/chartex" xmlns:cx7="http://schemas.microsoft.com/office/drawing/2016/5/13/chartex" xmlns:cx8="http://schemas.microsoft.com/office/drawing/2016/5/14/chartex" xmlns:w16cid="http://schemas.microsoft.com/office/word/2016/wordml/cid" xmlns:w16se="http://schemas.microsoft.com/office/word/2015/wordml/symex">
   <w:p/>
 </w:hdr>

--- a/Translation-Handbook-Midnight.docx
+++ b/Translation-Handbook-Midnight.docx
@@ -30,7 +30,7 @@
                     </pic:cNvPicPr>
                   </pic:nvPicPr>
                   <pic:blipFill>
-                    <a:blip r:embed="rId15" cstate="none"/>
+                    <a:blip r:embed="rId17" cstate="none"/>
                     <a:srcRect/>
                     <a:stretch>
                       <a:fillRect/>
@@ -88,7 +88,7 @@
                     </pic:cNvPicPr>
                   </pic:nvPicPr>
                   <pic:blipFill>
-                    <a:blip r:embed="rId16" cstate="none"/>
+                    <a:blip r:embed="rId18" cstate="none"/>
                     <a:srcRect/>
                     <a:stretch>
                       <a:fillRect/>
@@ -513,6 +513,146 @@
           <w:rFonts w:ascii="Calibri" w:cs="Calibri" w:eastAsia="Calibri" w:hAnsi="Calibri"/>
         </w:rPr>
         <w:t xml:space="preserve">The Translation Team thanks every team member who collected material and examples for this handbook.</w:t>
+      </w:r>
+    </w:p>
+    <w:p>
+      <w:pPr>
+        <w:pStyle w:val="Heading3"/>
+      </w:pPr>
+      <w:r>
+        <w:t xml:space="preserve">Contributors</w:t>
+      </w:r>
+    </w:p>
+    <w:p>
+      <w:pPr>
+        <w:spacing w:after="200" w:line="330"/>
+      </w:pPr>
+      <w:r>
+        <w:rPr>
+          <w:rFonts w:ascii="Calibri" w:cs="Calibri" w:eastAsia="Calibri" w:hAnsi="Calibri"/>
+          <w:b/>
+          <w:bCs/>
+        </w:rPr>
+        <w:t xml:space="preserve">Shaikhah Alkhaledi</w:t>
+      </w:r>
+      <w:r>
+        <w:rPr>
+          <w:rFonts w:ascii="Calibri" w:cs="Calibri" w:eastAsia="Calibri" w:hAnsi="Calibri"/>
+        </w:rPr>
+        <w:t xml:space="preserve">, </w:t>
+      </w:r>
+      <w:r>
+        <w:rPr>
+          <w:rFonts w:ascii="Calibri" w:cs="Calibri" w:eastAsia="Calibri" w:hAnsi="Calibri"/>
+          <w:i/>
+          <w:iCs/>
+        </w:rPr>
+        <w:t xml:space="preserve">editor and project coordinator</w:t>
+      </w:r>
+      <w:r>
+        <w:rPr>
+          <w:rFonts w:ascii="Calibri" w:cs="Calibri" w:eastAsia="Calibri" w:hAnsi="Calibri"/>
+        </w:rPr>
+        <w:t xml:space="preserve">: planned and edited the handbook, contributed her study notes, designed the covers and the layout, and designed and developed the team’s website.</w:t>
+      </w:r>
+    </w:p>
+    <w:p>
+      <w:pPr>
+        <w:spacing w:after="200" w:line="330"/>
+      </w:pPr>
+      <w:r>
+        <w:rPr>
+          <w:rFonts w:ascii="Calibri" w:cs="Calibri" w:eastAsia="Calibri" w:hAnsi="Calibri"/>
+          <w:b/>
+          <w:bCs/>
+        </w:rPr>
+        <w:t xml:space="preserve">Loulwah Saeed</w:t>
+      </w:r>
+      <w:r>
+        <w:rPr>
+          <w:rFonts w:ascii="Calibri" w:cs="Calibri" w:eastAsia="Calibri" w:hAnsi="Calibri"/>
+        </w:rPr>
+        <w:t xml:space="preserve">, </w:t>
+      </w:r>
+      <w:r>
+        <w:rPr>
+          <w:rFonts w:ascii="Calibri" w:cs="Calibri" w:eastAsia="Calibri" w:hAnsi="Calibri"/>
+          <w:i/>
+          <w:iCs/>
+        </w:rPr>
+        <w:t xml:space="preserve">audiovisual translation</w:t>
+      </w:r>
+      <w:r>
+        <w:rPr>
+          <w:rFonts w:ascii="Calibri" w:cs="Calibri" w:eastAsia="Calibri" w:hAnsi="Calibri"/>
+        </w:rPr>
+        <w:t xml:space="preserve">: provided the notes for Chapters 26 and 27.</w:t>
+      </w:r>
+    </w:p>
+    <w:p>
+      <w:pPr>
+        <w:spacing w:after="200" w:line="330"/>
+      </w:pPr>
+      <w:r>
+        <w:rPr>
+          <w:rFonts w:ascii="Calibri" w:cs="Calibri" w:eastAsia="Calibri" w:hAnsi="Calibri"/>
+          <w:b/>
+          <w:bCs/>
+        </w:rPr>
+        <w:t xml:space="preserve">Masooma Almesri</w:t>
+      </w:r>
+      <w:r>
+        <w:rPr>
+          <w:rFonts w:ascii="Calibri" w:cs="Calibri" w:eastAsia="Calibri" w:hAnsi="Calibri"/>
+        </w:rPr>
+        <w:t xml:space="preserve">, </w:t>
+      </w:r>
+      <w:r>
+        <w:rPr>
+          <w:rFonts w:ascii="Calibri" w:cs="Calibri" w:eastAsia="Calibri" w:hAnsi="Calibri"/>
+          <w:i/>
+          <w:iCs/>
+        </w:rPr>
+        <w:t xml:space="preserve">terminology</w:t>
+      </w:r>
+      <w:r>
+        <w:rPr>
+          <w:rFonts w:ascii="Calibri" w:cs="Calibri" w:eastAsia="Calibri" w:hAnsi="Calibri"/>
+        </w:rPr>
+        <w:t xml:space="preserve">: selected, with Samiuallah Mohammad, the material for Chapter 21.</w:t>
+      </w:r>
+    </w:p>
+    <w:p>
+      <w:pPr>
+        <w:spacing w:after="200" w:line="330"/>
+      </w:pPr>
+      <w:r>
+        <w:rPr>
+          <w:rFonts w:ascii="Calibri" w:cs="Calibri" w:eastAsia="Calibri" w:hAnsi="Calibri"/>
+          <w:b/>
+          <w:bCs/>
+        </w:rPr>
+        <w:t xml:space="preserve">Samiuallah Mohammad</w:t>
+      </w:r>
+      <w:r>
+        <w:rPr>
+          <w:rFonts w:ascii="Calibri" w:cs="Calibri" w:eastAsia="Calibri" w:hAnsi="Calibri"/>
+        </w:rPr>
+        <w:t xml:space="preserve">, </w:t>
+      </w:r>
+      <w:r>
+        <w:rPr>
+          <w:rFonts w:ascii="Calibri" w:cs="Calibri" w:eastAsia="Calibri" w:hAnsi="Calibri"/>
+          <w:i/>
+          <w:iCs/>
+        </w:rPr>
+        <w:t xml:space="preserve">first draft and planning</w:t>
+      </w:r>
+      <w:r>
+        <w:rPr>
+          <w:rFonts w:ascii="Calibri" w:cs="Calibri" w:eastAsia="Calibri" w:hAnsi="Calibri"/>
+        </w:rPr>
+        <w:t xml:space="preserve">: compiled the first draft, set out the plan, and provided the text analysis model (Chapter 17).</w:t>
       </w:r>
     </w:p>
     <w:p>
@@ -41960,7 +42100,7 @@
                     </pic:cNvPicPr>
                   </pic:nvPicPr>
                   <pic:blipFill>
-                    <a:blip r:embed="rId17" cstate="none"/>
+                    <a:blip r:embed="rId19" cstate="none"/>
                     <a:srcRect/>
                     <a:stretch>
                       <a:fillRect/>
@@ -42022,6 +42162,19 @@
           <w:pgSz w:w="9979" w:h="14175" w:orient="portrait"/>
           <w:pgMar w:top="1247" w:right="1247" w:bottom="1247" w:left="1247" w:header="567" w:footer="510" w:gutter="0"/>
           <w:pgNumType w:start="1" w:fmt="decimal"/>
+          <w:docGrid w:linePitch="360"/>
+        </w:sectPr>
+      </w:pPr>
+    </w:p>
+    <w:p/>
+    <w:p>
+      <w:pPr>
+        <w:sectPr>
+          <w:headerReference w:type="default" r:id="rId13"/>
+          <w:footerReference w:type="default" r:id="rId14"/>
+          <w:pgSz w:w="9979" w:h="14175" w:orient="portrait"/>
+          <w:pgMar w:top="1247" w:right="1247" w:bottom="1247" w:left="1247" w:header="567" w:footer="510" w:gutter="0"/>
+          <w:pgNumType/>
           <w:docGrid w:linePitch="360"/>
         </w:sectPr>
       </w:pPr>
@@ -42054,7 +42207,7 @@
                     </pic:cNvPicPr>
                   </pic:nvPicPr>
                   <pic:blipFill>
-                    <a:blip r:embed="rId18" cstate="none"/>
+                    <a:blip r:embed="rId20" cstate="none"/>
                     <a:srcRect/>
                     <a:stretch>
                       <a:fillRect/>
@@ -42077,8 +42230,8 @@
       </w:r>
     </w:p>
     <w:sectPr>
-      <w:headerReference w:type="default" r:id="rId13"/>
-      <w:footerReference w:type="default" r:id="rId14"/>
+      <w:headerReference w:type="default" r:id="rId15"/>
+      <w:footerReference w:type="default" r:id="rId16"/>
       <w:pgSz w:w="9979" w:h="14175" w:orient="portrait"/>
       <w:pgMar w:top="0" w:right="0" w:bottom="0" w:left="0" w:header="0" w:footer="0" w:gutter="0"/>
       <w:pgNumType/>
@@ -42185,6 +42338,12 @@
 </w:ftr>
 </file>
 
+<file path=word/footer5.xml><?xml version="1.0" encoding="utf-8"?>
+<w:ftr xmlns:wpc="http://schemas.microsoft.com/office/word/2010/wordprocessingCanvas" xmlns:mc="http://schemas.openxmlformats.org/markup-compatibility/2006" xmlns:o="urn:schemas-microsoft-com:office:office" xmlns:r="http://schemas.openxmlformats.org/officeDocument/2006/relationships" xmlns:m="http://schemas.openxmlformats.org/officeDocument/2006/math" xmlns:v="urn:schemas-microsoft-com:vml" xmlns:wp14="http://schemas.microsoft.com/office/word/2010/wordprocessingDrawing" xmlns:wp="http://schemas.openxmlformats.org/drawingml/2006/wordprocessingDrawing" xmlns:w10="urn:schemas-microsoft-com:office:word" xmlns:w="http://schemas.openxmlformats.org/wordprocessingml/2006/main" xmlns:w14="http://schemas.microsoft.com/office/word/2010/wordml" xmlns:w15="http://schemas.microsoft.com/office/word/2012/wordml" xmlns:wpg="http://schemas.microsoft.com/office/word/2010/wordprocessingGroup" xmlns:wpi="http://schemas.microsoft.com/office/word/2010/wordprocessingInk" xmlns:wne="http://schemas.microsoft.com/office/word/2006/wordml" xmlns:wps="http://schemas.microsoft.com/office/word/2010/wordprocessingShape">
+  <w:p/>
+</w:ftr>
+</file>
+
 <file path=word/footnotes.xml><?xml version="1.0" encoding="utf-8"?>
 <w:footnotes xmlns:wpc="http://schemas.microsoft.com/office/word/2010/wordprocessingCanvas" xmlns:mc="http://schemas.openxmlformats.org/markup-compatibility/2006" xmlns:o="urn:schemas-microsoft-com:office:office" xmlns:r="http://schemas.openxmlformats.org/officeDocument/2006/relationships" xmlns:m="http://schemas.openxmlformats.org/officeDocument/2006/math" xmlns:v="urn:schemas-microsoft-com:vml" xmlns:wp14="http://schemas.microsoft.com/office/word/2010/wordprocessingDrawing" xmlns:wp="http://schemas.openxmlformats.org/drawingml/2006/wordprocessingDrawing" xmlns:w10="urn:schemas-microsoft-com:office:word" xmlns:w="http://schemas.openxmlformats.org/wordprocessingml/2006/main" xmlns:w14="http://schemas.microsoft.com/office/word/2010/wordml" xmlns:w15="http://schemas.microsoft.com/office/word/2012/wordml" xmlns:wpg="http://schemas.microsoft.com/office/word/2010/wordprocessingGroup" xmlns:wpi="http://schemas.microsoft.com/office/word/2010/wordprocessingInk" xmlns:wne="http://schemas.microsoft.com/office/word/2006/wordml" xmlns:wps="http://schemas.microsoft.com/office/word/2010/wordprocessingShape" mc:Ignorable="w14 w15 wp14">
   <w:footnote w:type="separator" w:id="-1">
@@ -42270,6 +42429,12 @@
 </file>
 
 <file path=word/header4.xml><?xml version="1.0" encoding="utf-8"?>
+<w:hdr xmlns:wpc="http://schemas.microsoft.com/office/word/2010/wordprocessingCanvas" xmlns:mc="http://schemas.openxmlformats.org/markup-compatibility/2006" xmlns:o="urn:schemas-microsoft-com:office:office" xmlns:r="http://schemas.openxmlformats.org/officeDocument/2006/relationships" xmlns:m="http://schemas.openxmlformats.org/officeDocument/2006/math" xmlns:v="urn:schemas-microsoft-com:vml" xmlns:wp14="http://schemas.microsoft.com/office/word/2010/wordprocessingDrawing" xmlns:wp="http://schemas.openxmlformats.org/drawingml/2006/wordprocessingDrawing" xmlns:w10="urn:schemas-microsoft-com:office:word" xmlns:w="http://schemas.openxmlformats.org/wordprocessingml/2006/main" xmlns:w14="http://schemas.microsoft.com/office/word/2010/wordml" xmlns:w15="http://schemas.microsoft.com/office/word/2012/wordml" xmlns:wpg="http://schemas.microsoft.com/office/word/2010/wordprocessingGroup" xmlns:wpi="http://schemas.microsoft.com/office/word/2010/wordprocessingInk" xmlns:wne="http://schemas.microsoft.com/office/word/2006/wordml" xmlns:wps="http://schemas.microsoft.com/office/word/2010/wordprocessingShape" xmlns:cx="http://schemas.microsoft.com/office/drawing/2014/chartex" xmlns:cx1="http://schemas.microsoft.com/office/drawing/2015/9/8/chartex" xmlns:cx2="http://schemas.microsoft.com/office/drawing/2015/10/21/chartex" xmlns:cx3="http://schemas.microsoft.com/office/drawing/2016/5/9/chartex" xmlns:cx4="http://schemas.microsoft.com/office/drawing/2016/5/10/chartex" xmlns:cx5="http://schemas.microsoft.com/office/drawing/2016/5/11/chartex" xmlns:cx6="http://schemas.microsoft.com/office/drawing/2016/5/12/chartex" xmlns:cx7="http://schemas.microsoft.com/office/drawing/2016/5/13/chartex" xmlns:cx8="http://schemas.microsoft.com/office/drawing/2016/5/14/chartex" xmlns:w16cid="http://schemas.microsoft.com/office/word/2016/wordml/cid" xmlns:w16se="http://schemas.microsoft.com/office/word/2015/wordml/symex">
+  <w:p/>
+</w:hdr>
+</file>
+
+<file path=word/header5.xml><?xml version="1.0" encoding="utf-8"?>
 <w:hdr xmlns:wpc="http://schemas.microsoft.com/office/word/2010/wordprocessingCanvas" xmlns:mc="http://schemas.openxmlformats.org/markup-compatibility/2006" xmlns:o="urn:schemas-microsoft-com:office:office" xmlns:r="http://schemas.openxmlformats.org/officeDocument/2006/relationships" xmlns:m="http://schemas.openxmlformats.org/officeDocument/2006/math" xmlns:v="urn:schemas-microsoft-com:vml" xmlns:wp14="http://schemas.microsoft.com/office/word/2010/wordprocessingDrawing" xmlns:wp="http://schemas.openxmlformats.org/drawingml/2006/wordprocessingDrawing" xmlns:w10="urn:schemas-microsoft-com:office:word" xmlns:w="http://schemas.openxmlformats.org/wordprocessingml/2006/main" xmlns:w14="http://schemas.microsoft.com/office/word/2010/wordml" xmlns:w15="http://schemas.microsoft.com/office/word/2012/wordml" xmlns:wpg="http://schemas.microsoft.com/office/word/2010/wordprocessingGroup" xmlns:wpi="http://schemas.microsoft.com/office/word/2010/wordprocessingInk" xmlns:wne="http://schemas.microsoft.com/office/word/2006/wordml" xmlns:wps="http://schemas.microsoft.com/office/word/2010/wordprocessingShape" xmlns:cx="http://schemas.microsoft.com/office/drawing/2014/chartex" xmlns:cx1="http://schemas.microsoft.com/office/drawing/2015/9/8/chartex" xmlns:cx2="http://schemas.microsoft.com/office/drawing/2015/10/21/chartex" xmlns:cx3="http://schemas.microsoft.com/office/drawing/2016/5/9/chartex" xmlns:cx4="http://schemas.microsoft.com/office/drawing/2016/5/10/chartex" xmlns:cx5="http://schemas.microsoft.com/office/drawing/2016/5/11/chartex" xmlns:cx6="http://schemas.microsoft.com/office/drawing/2016/5/12/chartex" xmlns:cx7="http://schemas.microsoft.com/office/drawing/2016/5/13/chartex" xmlns:cx8="http://schemas.microsoft.com/office/drawing/2016/5/14/chartex" xmlns:w16cid="http://schemas.microsoft.com/office/word/2016/wordml/cid" xmlns:w16se="http://schemas.microsoft.com/office/word/2015/wordml/symex">
   <w:p/>
 </w:hdr>
@@ -43078,7 +43243,7 @@
     <w:basedOn w:val="Normal"/>
     <w:next w:val="Normal"/>
     <w:pPr>
-      <w:spacing w:after="0" w:before="60" w:line="250"/>
+      <w:spacing w:after="0" w:before="36" w:line="240"/>
     </w:pPr>
     <w:rPr>
       <w:sz w:val="20"/>
@@ -43090,7 +43255,7 @@
     <w:basedOn w:val="Normal"/>
     <w:next w:val="Normal"/>
     <w:pPr>
-      <w:spacing w:after="0" w:before="0" w:line="250"/>
+      <w:spacing w:after="0" w:before="0" w:line="240"/>
       <w:ind w:left="280"/>
     </w:pPr>
     <w:rPr>

--- a/Translation-Handbook-Midnight.docx
+++ b/Translation-Handbook-Midnight.docx
@@ -30,7 +30,7 @@
                     </pic:cNvPicPr>
                   </pic:nvPicPr>
                   <pic:blipFill>
-                    <a:blip r:embed="rId17" cstate="none"/>
+                    <a:blip r:embed="rId15" cstate="none"/>
                     <a:srcRect/>
                     <a:stretch>
                       <a:fillRect/>
@@ -88,7 +88,7 @@
                     </pic:cNvPicPr>
                   </pic:nvPicPr>
                   <pic:blipFill>
-                    <a:blip r:embed="rId18" cstate="none"/>
+                    <a:blip r:embed="rId16" cstate="none"/>
                     <a:srcRect/>
                     <a:stretch>
                       <a:fillRect/>
@@ -566,7 +566,7 @@
           <w:b/>
           <w:bCs/>
         </w:rPr>
-        <w:t xml:space="preserve">Loulwah Saeed</w:t>
+        <w:t xml:space="preserve">Loulwah Bin Saeed</w:t>
       </w:r>
       <w:r>
         <w:rPr>
@@ -3786,7 +3786,7 @@
         <w:rPr>
           <w:rFonts w:ascii="Calibri" w:cs="Calibri" w:eastAsia="Calibri" w:hAnsi="Calibri"/>
         </w:rPr>
-        <w:t xml:space="preserve">You know how to prepare a translation. But English and Arabic work differently, and most beginners’ mistakes come from these differences. This chapter shows you the main ones, so you can avoid them (Farghal &amp; Shunnaq, 1999; Ghazala, 2008).</w:t>
+        <w:t xml:space="preserve">You know how to prepare a translation. But English and Arabic work differently, and most beginners’ mistakes come from these differences. This chapter shows you the main ones, so you can avoid them (Farghal &amp; Shunnaq, 1999/2011; Ghazala, 2008).</w:t>
       </w:r>
     </w:p>
     <w:p>
@@ -9922,7 +9922,59 @@
         <w:rPr>
           <w:rFonts w:ascii="Calibri" w:cs="Calibri" w:eastAsia="Calibri" w:hAnsi="Calibri"/>
         </w:rPr>
-        <w:t xml:space="preserve">)</w:t>
+        <w:t xml:space="preserve">); </w:t>
+      </w:r>
+      <w:r>
+        <w:rPr>
+          <w:rFonts w:ascii="Calibri" w:cs="Calibri" w:eastAsia="Calibri" w:hAnsi="Calibri"/>
+          <w:i/>
+          <w:iCs/>
+        </w:rPr>
+        <w:t xml:space="preserve">weak coffee</w:t>
+      </w:r>
+      <w:r>
+        <w:rPr>
+          <w:rFonts w:ascii="Calibri" w:cs="Calibri" w:eastAsia="Calibri" w:hAnsi="Calibri"/>
+        </w:rPr>
+        <w:t xml:space="preserve"> → </w:t>
+      </w:r>
+      <w:r>
+        <w:rPr>
+          <w:rFonts w:ascii="Arial" w:cs="Arial" w:hAnsi="Arial"/>
+          <w:sz w:val="23"/>
+          <w:szCs w:val="24"/>
+          <w:rtl/>
+        </w:rPr>
+        <w:t xml:space="preserve">قهوة خفيفة</w:t>
+      </w:r>
+      <w:r>
+        <w:rPr>
+          <w:rFonts w:ascii="Calibri" w:cs="Calibri" w:eastAsia="Calibri" w:hAnsi="Calibri"/>
+        </w:rPr>
+        <w:t xml:space="preserve">; </w:t>
+      </w:r>
+      <w:r>
+        <w:rPr>
+          <w:rFonts w:ascii="Calibri" w:cs="Calibri" w:eastAsia="Calibri" w:hAnsi="Calibri"/>
+          <w:i/>
+          <w:iCs/>
+        </w:rPr>
+        <w:t xml:space="preserve">a rough sea</w:t>
+      </w:r>
+      <w:r>
+        <w:rPr>
+          <w:rFonts w:ascii="Calibri" w:cs="Calibri" w:eastAsia="Calibri" w:hAnsi="Calibri"/>
+        </w:rPr>
+        <w:t xml:space="preserve"> → </w:t>
+      </w:r>
+      <w:r>
+        <w:rPr>
+          <w:rFonts w:ascii="Arial" w:cs="Arial" w:hAnsi="Arial"/>
+          <w:sz w:val="23"/>
+          <w:szCs w:val="24"/>
+          <w:rtl/>
+        </w:rPr>
+        <w:t xml:space="preserve">بحر هائج</w:t>
       </w:r>
     </w:p>
     <w:p>
@@ -11246,6 +11298,101 @@
           <w:i/>
           <w:iCs/>
         </w:rPr>
+        <w:t xml:space="preserve">He looks blue.</w:t>
+      </w:r>
+      <w:r>
+        <w:rPr>
+          <w:rFonts w:ascii="Calibri" w:cs="Calibri" w:eastAsia="Calibri" w:hAnsi="Calibri"/>
+        </w:rPr>
+        <w:t xml:space="preserve"> → </w:t>
+      </w:r>
+      <w:r>
+        <w:rPr>
+          <w:rFonts w:ascii="Arial" w:cs="Arial" w:hAnsi="Arial"/>
+          <w:sz w:val="23"/>
+          <w:szCs w:val="24"/>
+          <w:rtl/>
+        </w:rPr>
+        <w:t xml:space="preserve">يبدو حزيناً</w:t>
+      </w:r>
+      <w:r>
+        <w:rPr>
+          <w:rFonts w:ascii="Calibri" w:cs="Calibri" w:eastAsia="Calibri" w:hAnsi="Calibri"/>
+        </w:rPr>
+        <w:t xml:space="preserve">; </w:t>
+      </w:r>
+      <w:r>
+        <w:rPr>
+          <w:rFonts w:ascii="Calibri" w:cs="Calibri" w:eastAsia="Calibri" w:hAnsi="Calibri"/>
+          <w:i/>
+          <w:iCs/>
+        </w:rPr>
+        <w:t xml:space="preserve">I will go bananas.</w:t>
+      </w:r>
+      <w:r>
+        <w:rPr>
+          <w:rFonts w:ascii="Calibri" w:cs="Calibri" w:eastAsia="Calibri" w:hAnsi="Calibri"/>
+        </w:rPr>
+        <w:t xml:space="preserve"> → </w:t>
+      </w:r>
+      <w:r>
+        <w:rPr>
+          <w:rFonts w:ascii="Arial" w:cs="Arial" w:hAnsi="Arial"/>
+          <w:sz w:val="23"/>
+          <w:szCs w:val="24"/>
+          <w:rtl/>
+        </w:rPr>
+        <w:t xml:space="preserve">سأفقد صوابي</w:t>
+      </w:r>
+    </w:p>
+    <w:p>
+      <w:pPr>
+        <w:pStyle w:val="ListParagraph"/>
+        <w:numPr>
+          <w:ilvl w:val="0"/>
+          <w:numId w:val="2"/>
+        </w:numPr>
+        <w:spacing w:after="110" w:line="320"/>
+      </w:pPr>
+      <w:r>
+        <w:rPr>
+          <w:rFonts w:ascii="Calibri" w:cs="Calibri" w:eastAsia="Calibri" w:hAnsi="Calibri"/>
+          <w:i/>
+          <w:iCs/>
+        </w:rPr>
+        <w:t xml:space="preserve">to be in the red</w:t>
+      </w:r>
+      <w:r>
+        <w:rPr>
+          <w:rFonts w:ascii="Calibri" w:cs="Calibri" w:eastAsia="Calibri" w:hAnsi="Calibri"/>
+        </w:rPr>
+        <w:t xml:space="preserve"> → </w:t>
+      </w:r>
+      <w:r>
+        <w:rPr>
+          <w:rFonts w:ascii="Arial" w:cs="Arial" w:hAnsi="Arial"/>
+          <w:sz w:val="23"/>
+          <w:szCs w:val="24"/>
+          <w:rtl/>
+        </w:rPr>
+        <w:t xml:space="preserve">يعاني عجزاً مالياً</w:t>
+      </w:r>
+    </w:p>
+    <w:p>
+      <w:pPr>
+        <w:pStyle w:val="ListParagraph"/>
+        <w:numPr>
+          <w:ilvl w:val="0"/>
+          <w:numId w:val="2"/>
+        </w:numPr>
+        <w:spacing w:after="110" w:line="320"/>
+      </w:pPr>
+      <w:r>
+        <w:rPr>
+          <w:rFonts w:ascii="Calibri" w:cs="Calibri" w:eastAsia="Calibri" w:hAnsi="Calibri"/>
+          <w:i/>
+          <w:iCs/>
+        </w:rPr>
         <w:t xml:space="preserve">to spill the beans</w:t>
       </w:r>
       <w:r>
@@ -12246,7 +12393,7 @@
         <w:rPr>
           <w:rFonts w:ascii="Calibri" w:cs="Calibri" w:eastAsia="Calibri" w:hAnsi="Calibri"/>
         </w:rPr>
-        <w:t xml:space="preserve"> (Farghal &amp; Shunnaq, 1999):</w:t>
+        <w:t xml:space="preserve"> (Farghal &amp; Shunnaq, 1999/2011):</w:t>
       </w:r>
     </w:p>
     <w:p>
@@ -14344,7 +14491,7 @@
         <w:rPr>
           <w:rFonts w:ascii="Calibri" w:cs="Calibri" w:eastAsia="Calibri" w:hAnsi="Calibri"/>
         </w:rPr>
-        <w:t xml:space="preserve">Follow these steps in order, based on four of the seven standard procedures for translating metaphors (Newmark, 1988):</w:t>
+        <w:t xml:space="preserve">Follow these steps in order, based on four of the seven standard procedures for translating metaphors (Newmark, 1988; Farghal &amp; Shunnaq, 1999/2011):</w:t>
       </w:r>
     </w:p>
     <w:p>
@@ -14455,31 +14602,7 @@
         <w:rPr>
           <w:rFonts w:ascii="Calibri" w:cs="Calibri" w:eastAsia="Calibri" w:hAnsi="Calibri"/>
         </w:rPr>
-        <w:t xml:space="preserve">.</w:t>
-      </w:r>
-    </w:p>
-    <w:p>
-      <w:pPr>
-        <w:pStyle w:val="ListParagraph"/>
-        <w:numPr>
-          <w:ilvl w:val="0"/>
-          <w:numId w:val="29"/>
-        </w:numPr>
-        <w:spacing w:after="110" w:line="320"/>
-      </w:pPr>
-      <w:r>
-        <w:rPr>
-          <w:rFonts w:ascii="Calibri" w:cs="Calibri" w:eastAsia="Calibri" w:hAnsi="Calibri"/>
-          <w:b/>
-          <w:bCs/>
-        </w:rPr>
-        <w:t xml:space="preserve">If it is not shared</w:t>
-      </w:r>
-      <w:r>
-        <w:rPr>
-          <w:rFonts w:ascii="Calibri" w:cs="Calibri" w:eastAsia="Calibri" w:hAnsi="Calibri"/>
-        </w:rPr>
-        <w:t xml:space="preserve">, replace it with a target-language image with the same meaning. </w:t>
+        <w:t xml:space="preserve">. </w:t>
       </w:r>
       <w:r>
         <w:rPr>
@@ -14487,6 +14610,59 @@
           <w:i/>
           <w:iCs/>
         </w:rPr>
+        <w:t xml:space="preserve">a throbbing headache</w:t>
+      </w:r>
+      <w:r>
+        <w:rPr>
+          <w:rFonts w:ascii="Calibri" w:cs="Calibri" w:eastAsia="Calibri" w:hAnsi="Calibri"/>
+        </w:rPr>
+        <w:t xml:space="preserve"> → </w:t>
+      </w:r>
+      <w:r>
+        <w:rPr>
+          <w:rFonts w:ascii="Arial" w:cs="Arial" w:hAnsi="Arial"/>
+          <w:sz w:val="23"/>
+          <w:szCs w:val="24"/>
+          <w:rtl/>
+        </w:rPr>
+        <w:t xml:space="preserve">صداع نابض</w:t>
+      </w:r>
+      <w:r>
+        <w:rPr>
+          <w:rFonts w:ascii="Calibri" w:cs="Calibri" w:eastAsia="Calibri" w:hAnsi="Calibri"/>
+        </w:rPr>
+        <w:t xml:space="preserve">.</w:t>
+      </w:r>
+    </w:p>
+    <w:p>
+      <w:pPr>
+        <w:pStyle w:val="ListParagraph"/>
+        <w:numPr>
+          <w:ilvl w:val="0"/>
+          <w:numId w:val="29"/>
+        </w:numPr>
+        <w:spacing w:after="110" w:line="320"/>
+      </w:pPr>
+      <w:r>
+        <w:rPr>
+          <w:rFonts w:ascii="Calibri" w:cs="Calibri" w:eastAsia="Calibri" w:hAnsi="Calibri"/>
+          <w:b/>
+          <w:bCs/>
+        </w:rPr>
+        <w:t xml:space="preserve">If it is not shared</w:t>
+      </w:r>
+      <w:r>
+        <w:rPr>
+          <w:rFonts w:ascii="Calibri" w:cs="Calibri" w:eastAsia="Calibri" w:hAnsi="Calibri"/>
+        </w:rPr>
+        <w:t xml:space="preserve">, replace it with a target-language image with the same meaning. </w:t>
+      </w:r>
+      <w:r>
+        <w:rPr>
+          <w:rFonts w:ascii="Calibri" w:cs="Calibri" w:eastAsia="Calibri" w:hAnsi="Calibri"/>
+          <w:i/>
+          <w:iCs/>
+        </w:rPr>
         <w:t xml:space="preserve">This is the tip of the iceberg.</w:t>
       </w:r>
       <w:r>
@@ -14518,6 +14694,35 @@
           <w:rtl/>
         </w:rPr>
         <w:t xml:space="preserve">وما خفي كان أعظم</w:t>
+      </w:r>
+      <w:r>
+        <w:rPr>
+          <w:rFonts w:ascii="Calibri" w:cs="Calibri" w:eastAsia="Calibri" w:hAnsi="Calibri"/>
+        </w:rPr>
+        <w:t xml:space="preserve">. Even everyday words differ: the </w:t>
+      </w:r>
+      <w:r>
+        <w:rPr>
+          <w:rFonts w:ascii="Calibri" w:cs="Calibri" w:eastAsia="Calibri" w:hAnsi="Calibri"/>
+          <w:i/>
+          <w:iCs/>
+        </w:rPr>
+        <w:t xml:space="preserve">hands</w:t>
+      </w:r>
+      <w:r>
+        <w:rPr>
+          <w:rFonts w:ascii="Calibri" w:cs="Calibri" w:eastAsia="Calibri" w:hAnsi="Calibri"/>
+        </w:rPr>
+        <w:t xml:space="preserve"> of a clock are its “scorpions” in Arabic, </w:t>
+      </w:r>
+      <w:r>
+        <w:rPr>
+          <w:rFonts w:ascii="Arial" w:cs="Arial" w:hAnsi="Arial"/>
+          <w:sz w:val="23"/>
+          <w:szCs w:val="24"/>
+          <w:rtl/>
+        </w:rPr>
+        <w:t xml:space="preserve">عقارب الساعة</w:t>
       </w:r>
       <w:r>
         <w:rPr>
@@ -18464,7 +18669,7 @@
         <w:rPr>
           <w:rFonts w:ascii="Calibri" w:cs="Calibri" w:eastAsia="Calibri" w:hAnsi="Calibri"/>
         </w:rPr>
-        <w:t xml:space="preserve">, and it needs a good knowledge of both cultures.</w:t>
+        <w:t xml:space="preserve">, and it needs a good knowledge of both cultures (Farghal &amp; Shunnaq, 1999/2011).</w:t>
       </w:r>
     </w:p>
     <w:p>
@@ -19776,7 +19981,7 @@
         <w:rPr>
           <w:rFonts w:ascii="Calibri" w:cs="Calibri" w:eastAsia="Calibri" w:hAnsi="Calibri"/>
         </w:rPr>
-        <w:t xml:space="preserve">:</w:t>
+        <w:t xml:space="preserve"> (Farghal &amp; Shunnaq, 1999/2011):</w:t>
       </w:r>
     </w:p>
     <w:p>
@@ -20610,7 +20815,7 @@
         <w:rPr>
           <w:rFonts w:ascii="Calibri" w:cs="Calibri" w:eastAsia="Calibri" w:hAnsi="Calibri"/>
         </w:rPr>
-        <w:t xml:space="preserve">.</w:t>
+        <w:t xml:space="preserve"> (Farghal &amp; Shunnaq, 1999/2011).</w:t>
       </w:r>
     </w:p>
     <w:p>
@@ -20701,31 +20906,7 @@
         <w:rPr>
           <w:rFonts w:ascii="Calibri" w:cs="Calibri" w:eastAsia="Calibri" w:hAnsi="Calibri"/>
         </w:rPr>
-        <w:t xml:space="preserve">, “to write down”)</w:t>
-      </w:r>
-    </w:p>
-    <w:p>
-      <w:pPr>
-        <w:pStyle w:val="ListParagraph"/>
-        <w:numPr>
-          <w:ilvl w:val="0"/>
-          <w:numId w:val="45"/>
-        </w:numPr>
-        <w:spacing w:after="110" w:line="320"/>
-      </w:pPr>
-      <w:r>
-        <w:rPr>
-          <w:rFonts w:ascii="Calibri" w:cs="Calibri" w:eastAsia="Calibri" w:hAnsi="Calibri"/>
-          <w:b/>
-          <w:bCs/>
-        </w:rPr>
-        <w:t xml:space="preserve">Loan translation (calque)</w:t>
-      </w:r>
-      <w:r>
-        <w:rPr>
-          <w:rFonts w:ascii="Calibri" w:cs="Calibri" w:eastAsia="Calibri" w:hAnsi="Calibri"/>
-        </w:rPr>
-        <w:t xml:space="preserve">: </w:t>
+        <w:t xml:space="preserve">, “to write down”); </w:t>
       </w:r>
       <w:r>
         <w:rPr>
@@ -20733,7 +20914,7 @@
           <w:i/>
           <w:iCs/>
         </w:rPr>
-        <w:t xml:space="preserve">smartphone</w:t>
+        <w:t xml:space="preserve">cloud seeding</w:t>
       </w:r>
       <w:r>
         <w:rPr>
@@ -20748,13 +20929,67 @@
           <w:szCs w:val="24"/>
           <w:rtl/>
         </w:rPr>
-        <w:t xml:space="preserve">الهاتف الذكي</w:t>
-      </w:r>
-      <w:r>
-        <w:rPr>
-          <w:rFonts w:ascii="Calibri" w:cs="Calibri" w:eastAsia="Calibri" w:hAnsi="Calibri"/>
-        </w:rPr>
-        <w:t xml:space="preserve">; </w:t>
+        <w:t xml:space="preserve">الاستمطار</w:t>
+      </w:r>
+      <w:r>
+        <w:rPr>
+          <w:rFonts w:ascii="Calibri" w:cs="Calibri" w:eastAsia="Calibri" w:hAnsi="Calibri"/>
+        </w:rPr>
+        <w:t xml:space="preserve"> (from </w:t>
+      </w:r>
+      <w:r>
+        <w:rPr>
+          <w:rFonts w:ascii="Arial" w:cs="Arial" w:hAnsi="Arial"/>
+          <w:sz w:val="23"/>
+          <w:szCs w:val="24"/>
+          <w:rtl/>
+        </w:rPr>
+        <w:t xml:space="preserve">مطر</w:t>
+      </w:r>
+      <w:r>
+        <w:rPr>
+          <w:rFonts w:ascii="Calibri" w:cs="Calibri" w:eastAsia="Calibri" w:hAnsi="Calibri"/>
+        </w:rPr>
+        <w:t xml:space="preserve">, “rain”). </w:t>
+      </w:r>
+      <w:r>
+        <w:rPr>
+          <w:rFonts w:ascii="Arial" w:cs="Arial" w:hAnsi="Arial"/>
+          <w:sz w:val="23"/>
+          <w:szCs w:val="24"/>
+          <w:rtl/>
+        </w:rPr>
+        <w:t xml:space="preserve">قطار</w:t>
+      </w:r>
+      <w:r>
+        <w:rPr>
+          <w:rFonts w:ascii="Calibri" w:cs="Calibri" w:eastAsia="Calibri" w:hAnsi="Calibri"/>
+        </w:rPr>
+        <w:t xml:space="preserve"> once meant a line of camels; today it means a train.</w:t>
+      </w:r>
+    </w:p>
+    <w:p>
+      <w:pPr>
+        <w:pStyle w:val="ListParagraph"/>
+        <w:numPr>
+          <w:ilvl w:val="0"/>
+          <w:numId w:val="45"/>
+        </w:numPr>
+        <w:spacing w:after="110" w:line="320"/>
+      </w:pPr>
+      <w:r>
+        <w:rPr>
+          <w:rFonts w:ascii="Calibri" w:cs="Calibri" w:eastAsia="Calibri" w:hAnsi="Calibri"/>
+          <w:b/>
+          <w:bCs/>
+        </w:rPr>
+        <w:t xml:space="preserve">Loan translation (calque)</w:t>
+      </w:r>
+      <w:r>
+        <w:rPr>
+          <w:rFonts w:ascii="Calibri" w:cs="Calibri" w:eastAsia="Calibri" w:hAnsi="Calibri"/>
+        </w:rPr>
+        <w:t xml:space="preserve">: </w:t>
       </w:r>
       <w:r>
         <w:rPr>
@@ -20762,7 +20997,7 @@
           <w:i/>
           <w:iCs/>
         </w:rPr>
-        <w:t xml:space="preserve">shadow government</w:t>
+        <w:t xml:space="preserve">smartphone</w:t>
       </w:r>
       <w:r>
         <w:rPr>
@@ -20777,7 +21012,7 @@
           <w:szCs w:val="24"/>
           <w:rtl/>
         </w:rPr>
-        <w:t xml:space="preserve">حكومة الظل</w:t>
+        <w:t xml:space="preserve">الهاتف الذكي</w:t>
       </w:r>
       <w:r>
         <w:rPr>
@@ -20791,7 +21026,7 @@
           <w:i/>
           <w:iCs/>
         </w:rPr>
-        <w:t xml:space="preserve">Thanksgiving</w:t>
+        <w:t xml:space="preserve">shadow government</w:t>
       </w:r>
       <w:r>
         <w:rPr>
@@ -20806,46 +21041,13 @@
           <w:szCs w:val="24"/>
           <w:rtl/>
         </w:rPr>
-        <w:t xml:space="preserve">عيد الشكر</w:t>
-      </w:r>
-    </w:p>
-    <w:p>
-      <w:pPr>
-        <w:pStyle w:val="ListParagraph"/>
-        <w:numPr>
-          <w:ilvl w:val="0"/>
-          <w:numId w:val="45"/>
-        </w:numPr>
-        <w:spacing w:after="110" w:line="320"/>
-      </w:pPr>
-      <w:r>
-        <w:rPr>
-          <w:rFonts w:ascii="Calibri" w:cs="Calibri" w:eastAsia="Calibri" w:hAnsi="Calibri"/>
-          <w:b/>
-          <w:bCs/>
-        </w:rPr>
-        <w:t xml:space="preserve">Transliteration</w:t>
-      </w:r>
-      <w:r>
-        <w:rPr>
-          <w:rFonts w:ascii="Calibri" w:cs="Calibri" w:eastAsia="Calibri" w:hAnsi="Calibri"/>
-        </w:rPr>
-        <w:t xml:space="preserve"> (borrowing), with a short definition the first time: </w:t>
-      </w:r>
-      <w:r>
-        <w:rPr>
-          <w:rFonts w:ascii="Arial" w:cs="Arial" w:hAnsi="Arial"/>
-          <w:sz w:val="23"/>
-          <w:szCs w:val="24"/>
-          <w:rtl/>
-        </w:rPr>
-        <w:t xml:space="preserve">الصكوك</w:t>
-      </w:r>
-      <w:r>
-        <w:rPr>
-          <w:rFonts w:ascii="Calibri" w:cs="Calibri" w:eastAsia="Calibri" w:hAnsi="Calibri"/>
-        </w:rPr>
-        <w:t xml:space="preserve"> → </w:t>
+        <w:t xml:space="preserve">حكومة الظل</w:t>
+      </w:r>
+      <w:r>
+        <w:rPr>
+          <w:rFonts w:ascii="Calibri" w:cs="Calibri" w:eastAsia="Calibri" w:hAnsi="Calibri"/>
+        </w:rPr>
+        <w:t xml:space="preserve">; </w:t>
       </w:r>
       <w:r>
         <w:rPr>
@@ -20853,28 +21055,61 @@
           <w:i/>
           <w:iCs/>
         </w:rPr>
-        <w:t xml:space="preserve">sukuk</w:t>
-      </w:r>
-      <w:r>
-        <w:rPr>
-          <w:rFonts w:ascii="Calibri" w:cs="Calibri" w:eastAsia="Calibri" w:hAnsi="Calibri"/>
-        </w:rPr>
-        <w:t xml:space="preserve"> (Islamic investment certificates). Into Arabic, this is called Arabicisation (</w:t>
-      </w:r>
-      <w:r>
-        <w:rPr>
-          <w:rFonts w:ascii="Arial" w:cs="Arial" w:hAnsi="Arial"/>
-          <w:sz w:val="23"/>
-          <w:szCs w:val="24"/>
-          <w:rtl/>
-        </w:rPr>
-        <w:t xml:space="preserve">التعريب</w:t>
-      </w:r>
-      <w:r>
-        <w:rPr>
-          <w:rFonts w:ascii="Calibri" w:cs="Calibri" w:eastAsia="Calibri" w:hAnsi="Calibri"/>
-        </w:rPr>
-        <w:t xml:space="preserve">): </w:t>
+        <w:t xml:space="preserve">Thanksgiving</w:t>
+      </w:r>
+      <w:r>
+        <w:rPr>
+          <w:rFonts w:ascii="Calibri" w:cs="Calibri" w:eastAsia="Calibri" w:hAnsi="Calibri"/>
+        </w:rPr>
+        <w:t xml:space="preserve"> → </w:t>
+      </w:r>
+      <w:r>
+        <w:rPr>
+          <w:rFonts w:ascii="Arial" w:cs="Arial" w:hAnsi="Arial"/>
+          <w:sz w:val="23"/>
+          <w:szCs w:val="24"/>
+          <w:rtl/>
+        </w:rPr>
+        <w:t xml:space="preserve">عيد الشكر</w:t>
+      </w:r>
+    </w:p>
+    <w:p>
+      <w:pPr>
+        <w:pStyle w:val="ListParagraph"/>
+        <w:numPr>
+          <w:ilvl w:val="0"/>
+          <w:numId w:val="45"/>
+        </w:numPr>
+        <w:spacing w:after="110" w:line="320"/>
+      </w:pPr>
+      <w:r>
+        <w:rPr>
+          <w:rFonts w:ascii="Calibri" w:cs="Calibri" w:eastAsia="Calibri" w:hAnsi="Calibri"/>
+          <w:b/>
+          <w:bCs/>
+        </w:rPr>
+        <w:t xml:space="preserve">Transliteration</w:t>
+      </w:r>
+      <w:r>
+        <w:rPr>
+          <w:rFonts w:ascii="Calibri" w:cs="Calibri" w:eastAsia="Calibri" w:hAnsi="Calibri"/>
+        </w:rPr>
+        <w:t xml:space="preserve"> (borrowing), with a short definition the first time: </w:t>
+      </w:r>
+      <w:r>
+        <w:rPr>
+          <w:rFonts w:ascii="Arial" w:cs="Arial" w:hAnsi="Arial"/>
+          <w:sz w:val="23"/>
+          <w:szCs w:val="24"/>
+          <w:rtl/>
+        </w:rPr>
+        <w:t xml:space="preserve">الصكوك</w:t>
+      </w:r>
+      <w:r>
+        <w:rPr>
+          <w:rFonts w:ascii="Calibri" w:cs="Calibri" w:eastAsia="Calibri" w:hAnsi="Calibri"/>
+        </w:rPr>
+        <w:t xml:space="preserve"> → </w:t>
       </w:r>
       <w:r>
         <w:rPr>
@@ -20882,28 +21117,28 @@
           <w:i/>
           <w:iCs/>
         </w:rPr>
-        <w:t xml:space="preserve">radio</w:t>
-      </w:r>
-      <w:r>
-        <w:rPr>
-          <w:rFonts w:ascii="Calibri" w:cs="Calibri" w:eastAsia="Calibri" w:hAnsi="Calibri"/>
-        </w:rPr>
-        <w:t xml:space="preserve"> → </w:t>
-      </w:r>
-      <w:r>
-        <w:rPr>
-          <w:rFonts w:ascii="Arial" w:cs="Arial" w:hAnsi="Arial"/>
-          <w:sz w:val="23"/>
-          <w:szCs w:val="24"/>
-          <w:rtl/>
-        </w:rPr>
-        <w:t xml:space="preserve">الراديو</w:t>
-      </w:r>
-      <w:r>
-        <w:rPr>
-          <w:rFonts w:ascii="Calibri" w:cs="Calibri" w:eastAsia="Calibri" w:hAnsi="Calibri"/>
-        </w:rPr>
-        <w:t xml:space="preserve">; </w:t>
+        <w:t xml:space="preserve">sukuk</w:t>
+      </w:r>
+      <w:r>
+        <w:rPr>
+          <w:rFonts w:ascii="Calibri" w:cs="Calibri" w:eastAsia="Calibri" w:hAnsi="Calibri"/>
+        </w:rPr>
+        <w:t xml:space="preserve"> (Islamic investment certificates). Into Arabic, this is called Arabicisation (</w:t>
+      </w:r>
+      <w:r>
+        <w:rPr>
+          <w:rFonts w:ascii="Arial" w:cs="Arial" w:hAnsi="Arial"/>
+          <w:sz w:val="23"/>
+          <w:szCs w:val="24"/>
+          <w:rtl/>
+        </w:rPr>
+        <w:t xml:space="preserve">التعريب</w:t>
+      </w:r>
+      <w:r>
+        <w:rPr>
+          <w:rFonts w:ascii="Calibri" w:cs="Calibri" w:eastAsia="Calibri" w:hAnsi="Calibri"/>
+        </w:rPr>
+        <w:t xml:space="preserve">): </w:t>
       </w:r>
       <w:r>
         <w:rPr>
@@ -20911,7 +21146,7 @@
           <w:i/>
           <w:iCs/>
         </w:rPr>
-        <w:t xml:space="preserve">strategy</w:t>
+        <w:t xml:space="preserve">radio</w:t>
       </w:r>
       <w:r>
         <w:rPr>
@@ -20926,7 +21161,7 @@
           <w:szCs w:val="24"/>
           <w:rtl/>
         </w:rPr>
-        <w:t xml:space="preserve">استراتيجية</w:t>
+        <w:t xml:space="preserve">الراديو</w:t>
       </w:r>
       <w:r>
         <w:rPr>
@@ -20940,7 +21175,7 @@
           <w:i/>
           <w:iCs/>
         </w:rPr>
-        <w:t xml:space="preserve">technology</w:t>
+        <w:t xml:space="preserve">strategy</w:t>
       </w:r>
       <w:r>
         <w:rPr>
@@ -20955,31 +21190,13 @@
           <w:szCs w:val="24"/>
           <w:rtl/>
         </w:rPr>
-        <w:t xml:space="preserve">تكنولوجيا</w:t>
-      </w:r>
-    </w:p>
-    <w:p>
-      <w:pPr>
-        <w:pStyle w:val="ListParagraph"/>
-        <w:numPr>
-          <w:ilvl w:val="0"/>
-          <w:numId w:val="45"/>
-        </w:numPr>
-        <w:spacing w:after="110" w:line="320"/>
-      </w:pPr>
-      <w:r>
-        <w:rPr>
-          <w:rFonts w:ascii="Calibri" w:cs="Calibri" w:eastAsia="Calibri" w:hAnsi="Calibri"/>
-          <w:b/>
-          <w:bCs/>
-        </w:rPr>
-        <w:t xml:space="preserve">Explanation</w:t>
-      </w:r>
-      <w:r>
-        <w:rPr>
-          <w:rFonts w:ascii="Calibri" w:cs="Calibri" w:eastAsia="Calibri" w:hAnsi="Calibri"/>
-        </w:rPr>
-        <w:t xml:space="preserve">: a term that explains the idea instead of copying the parts (“green” + “washing”): </w:t>
+        <w:t xml:space="preserve">استراتيجية</w:t>
+      </w:r>
+      <w:r>
+        <w:rPr>
+          <w:rFonts w:ascii="Calibri" w:cs="Calibri" w:eastAsia="Calibri" w:hAnsi="Calibri"/>
+        </w:rPr>
+        <w:t xml:space="preserve">; </w:t>
       </w:r>
       <w:r>
         <w:rPr>
@@ -20987,7 +21204,7 @@
           <w:i/>
           <w:iCs/>
         </w:rPr>
-        <w:t xml:space="preserve">greenwashing</w:t>
+        <w:t xml:space="preserve">technology</w:t>
       </w:r>
       <w:r>
         <w:rPr>
@@ -21002,13 +21219,7 @@
           <w:szCs w:val="24"/>
           <w:rtl/>
         </w:rPr>
-        <w:t xml:space="preserve">التضليل البيئي</w:t>
-      </w:r>
-      <w:r>
-        <w:rPr>
-          <w:rFonts w:ascii="Calibri" w:cs="Calibri" w:eastAsia="Calibri" w:hAnsi="Calibri"/>
-        </w:rPr>
-        <w:t xml:space="preserve"> (companies falsely claiming that their products are environmentally friendly)</w:t>
+        <w:t xml:space="preserve">تكنولوجيا</w:t>
       </w:r>
     </w:p>
     <w:p>
@@ -21026,13 +21237,13 @@
           <w:b/>
           <w:bCs/>
         </w:rPr>
-        <w:t xml:space="preserve">Hybrid form</w:t>
-      </w:r>
-      <w:r>
-        <w:rPr>
-          <w:rFonts w:ascii="Calibri" w:cs="Calibri" w:eastAsia="Calibri" w:hAnsi="Calibri"/>
-        </w:rPr>
-        <w:t xml:space="preserve">: part translated, part borrowed. </w:t>
+        <w:t xml:space="preserve">Explanation</w:t>
+      </w:r>
+      <w:r>
+        <w:rPr>
+          <w:rFonts w:ascii="Calibri" w:cs="Calibri" w:eastAsia="Calibri" w:hAnsi="Calibri"/>
+        </w:rPr>
+        <w:t xml:space="preserve">: a term that explains the idea instead of copying the parts (“green” + “washing”): </w:t>
       </w:r>
       <w:r>
         <w:rPr>
@@ -21040,7 +21251,7 @@
           <w:i/>
           <w:iCs/>
         </w:rPr>
-        <w:t xml:space="preserve">cybersecurity</w:t>
+        <w:t xml:space="preserve">greenwashing</w:t>
       </w:r>
       <w:r>
         <w:rPr>
@@ -21055,38 +21266,37 @@
           <w:szCs w:val="24"/>
           <w:rtl/>
         </w:rPr>
-        <w:t xml:space="preserve">الأمن السيبراني</w:t>
-      </w:r>
-    </w:p>
-    <w:p>
-      <w:pPr>
-        <w:spacing w:after="40"/>
-      </w:pPr>
-    </w:p>
-    <w:p>
-      <w:pPr>
-        <w:spacing w:after="200" w:line="330"/>
-      </w:pPr>
-      <w:r>
-        <w:rPr>
-          <w:rFonts w:ascii="Calibri" w:cs="Calibri" w:eastAsia="Calibri" w:hAnsi="Calibri"/>
-        </w:rPr>
-        <w:t xml:space="preserve">Arabic can also blend two words into one, called </w:t>
-      </w:r>
-      <w:r>
-        <w:rPr>
-          <w:rFonts w:ascii="Arial" w:cs="Arial" w:hAnsi="Arial"/>
-          <w:sz w:val="23"/>
-          <w:szCs w:val="24"/>
-          <w:rtl/>
-        </w:rPr>
-        <w:t xml:space="preserve">النحت</w:t>
-      </w:r>
-      <w:r>
-        <w:rPr>
-          <w:rFonts w:ascii="Calibri" w:cs="Calibri" w:eastAsia="Calibri" w:hAnsi="Calibri"/>
-        </w:rPr>
-        <w:t xml:space="preserve">: </w:t>
+        <w:t xml:space="preserve">التضليل البيئي</w:t>
+      </w:r>
+      <w:r>
+        <w:rPr>
+          <w:rFonts w:ascii="Calibri" w:cs="Calibri" w:eastAsia="Calibri" w:hAnsi="Calibri"/>
+        </w:rPr>
+        <w:t xml:space="preserve"> (companies falsely claiming that their products are environmentally friendly)</w:t>
+      </w:r>
+    </w:p>
+    <w:p>
+      <w:pPr>
+        <w:pStyle w:val="ListParagraph"/>
+        <w:numPr>
+          <w:ilvl w:val="0"/>
+          <w:numId w:val="45"/>
+        </w:numPr>
+        <w:spacing w:after="110" w:line="320"/>
+      </w:pPr>
+      <w:r>
+        <w:rPr>
+          <w:rFonts w:ascii="Calibri" w:cs="Calibri" w:eastAsia="Calibri" w:hAnsi="Calibri"/>
+          <w:b/>
+          <w:bCs/>
+        </w:rPr>
+        <w:t xml:space="preserve">Hybrid form</w:t>
+      </w:r>
+      <w:r>
+        <w:rPr>
+          <w:rFonts w:ascii="Calibri" w:cs="Calibri" w:eastAsia="Calibri" w:hAnsi="Calibri"/>
+        </w:rPr>
+        <w:t xml:space="preserve">: part translated, part borrowed. </w:t>
       </w:r>
       <w:r>
         <w:rPr>
@@ -21094,6 +21304,60 @@
           <w:i/>
           <w:iCs/>
         </w:rPr>
+        <w:t xml:space="preserve">cybersecurity</w:t>
+      </w:r>
+      <w:r>
+        <w:rPr>
+          <w:rFonts w:ascii="Calibri" w:cs="Calibri" w:eastAsia="Calibri" w:hAnsi="Calibri"/>
+        </w:rPr>
+        <w:t xml:space="preserve"> → </w:t>
+      </w:r>
+      <w:r>
+        <w:rPr>
+          <w:rFonts w:ascii="Arial" w:cs="Arial" w:hAnsi="Arial"/>
+          <w:sz w:val="23"/>
+          <w:szCs w:val="24"/>
+          <w:rtl/>
+        </w:rPr>
+        <w:t xml:space="preserve">الأمن السيبراني</w:t>
+      </w:r>
+    </w:p>
+    <w:p>
+      <w:pPr>
+        <w:spacing w:after="40"/>
+      </w:pPr>
+    </w:p>
+    <w:p>
+      <w:pPr>
+        <w:spacing w:after="200" w:line="330"/>
+      </w:pPr>
+      <w:r>
+        <w:rPr>
+          <w:rFonts w:ascii="Calibri" w:cs="Calibri" w:eastAsia="Calibri" w:hAnsi="Calibri"/>
+        </w:rPr>
+        <w:t xml:space="preserve">Arabic can also blend two words into one, called </w:t>
+      </w:r>
+      <w:r>
+        <w:rPr>
+          <w:rFonts w:ascii="Arial" w:cs="Arial" w:hAnsi="Arial"/>
+          <w:sz w:val="23"/>
+          <w:szCs w:val="24"/>
+          <w:rtl/>
+        </w:rPr>
+        <w:t xml:space="preserve">النحت</w:t>
+      </w:r>
+      <w:r>
+        <w:rPr>
+          <w:rFonts w:ascii="Calibri" w:cs="Calibri" w:eastAsia="Calibri" w:hAnsi="Calibri"/>
+        </w:rPr>
+        <w:t xml:space="preserve">: </w:t>
+      </w:r>
+      <w:r>
+        <w:rPr>
+          <w:rFonts w:ascii="Calibri" w:cs="Calibri" w:eastAsia="Calibri" w:hAnsi="Calibri"/>
+          <w:i/>
+          <w:iCs/>
+        </w:rPr>
         <w:t xml:space="preserve">amphibious</w:t>
       </w:r>
       <w:r>
@@ -21146,6 +21410,104 @@
           <w:rFonts w:ascii="Calibri" w:cs="Calibri" w:eastAsia="Calibri" w:hAnsi="Calibri"/>
         </w:rPr>
         <w:t xml:space="preserve">).</w:t>
+      </w:r>
+    </w:p>
+    <w:p>
+      <w:pPr>
+        <w:spacing w:after="200" w:line="330"/>
+      </w:pPr>
+      <w:r>
+        <w:rPr>
+          <w:rFonts w:ascii="Calibri" w:cs="Calibri" w:eastAsia="Calibri" w:hAnsi="Calibri"/>
+        </w:rPr>
+        <w:t xml:space="preserve">Many English prefixes and suffixes have regular Arabic equivalents: </w:t>
+      </w:r>
+      <w:r>
+        <w:rPr>
+          <w:rFonts w:ascii="Calibri" w:cs="Calibri" w:eastAsia="Calibri" w:hAnsi="Calibri"/>
+          <w:i/>
+          <w:iCs/>
+        </w:rPr>
+        <w:t xml:space="preserve">manageable</w:t>
+      </w:r>
+      <w:r>
+        <w:rPr>
+          <w:rFonts w:ascii="Calibri" w:cs="Calibri" w:eastAsia="Calibri" w:hAnsi="Calibri"/>
+        </w:rPr>
+        <w:t xml:space="preserve"> → </w:t>
+      </w:r>
+      <w:r>
+        <w:rPr>
+          <w:rFonts w:ascii="Arial" w:cs="Arial" w:hAnsi="Arial"/>
+          <w:sz w:val="23"/>
+          <w:szCs w:val="24"/>
+          <w:rtl/>
+        </w:rPr>
+        <w:t xml:space="preserve">قابل للإدارة</w:t>
+      </w:r>
+      <w:r>
+        <w:rPr>
+          <w:rFonts w:ascii="Calibri" w:cs="Calibri" w:eastAsia="Calibri" w:hAnsi="Calibri"/>
+        </w:rPr>
+        <w:t xml:space="preserve">; </w:t>
+      </w:r>
+      <w:r>
+        <w:rPr>
+          <w:rFonts w:ascii="Calibri" w:cs="Calibri" w:eastAsia="Calibri" w:hAnsi="Calibri"/>
+          <w:i/>
+          <w:iCs/>
+        </w:rPr>
+        <w:t xml:space="preserve">antibiotic</w:t>
+      </w:r>
+      <w:r>
+        <w:rPr>
+          <w:rFonts w:ascii="Calibri" w:cs="Calibri" w:eastAsia="Calibri" w:hAnsi="Calibri"/>
+        </w:rPr>
+        <w:t xml:space="preserve"> → </w:t>
+      </w:r>
+      <w:r>
+        <w:rPr>
+          <w:rFonts w:ascii="Arial" w:cs="Arial" w:hAnsi="Arial"/>
+          <w:sz w:val="23"/>
+          <w:szCs w:val="24"/>
+          <w:rtl/>
+        </w:rPr>
+        <w:t xml:space="preserve">مضاد حيوي</w:t>
+      </w:r>
+      <w:r>
+        <w:rPr>
+          <w:rFonts w:ascii="Calibri" w:cs="Calibri" w:eastAsia="Calibri" w:hAnsi="Calibri"/>
+        </w:rPr>
+        <w:t xml:space="preserve">; </w:t>
+      </w:r>
+      <w:r>
+        <w:rPr>
+          <w:rFonts w:ascii="Calibri" w:cs="Calibri" w:eastAsia="Calibri" w:hAnsi="Calibri"/>
+          <w:i/>
+          <w:iCs/>
+        </w:rPr>
+        <w:t xml:space="preserve">greenish</w:t>
+      </w:r>
+      <w:r>
+        <w:rPr>
+          <w:rFonts w:ascii="Calibri" w:cs="Calibri" w:eastAsia="Calibri" w:hAnsi="Calibri"/>
+        </w:rPr>
+        <w:t xml:space="preserve"> → </w:t>
+      </w:r>
+      <w:r>
+        <w:rPr>
+          <w:rFonts w:ascii="Arial" w:cs="Arial" w:hAnsi="Arial"/>
+          <w:sz w:val="23"/>
+          <w:szCs w:val="24"/>
+          <w:rtl/>
+        </w:rPr>
+        <w:t xml:space="preserve">مائل إلى الخضرة</w:t>
+      </w:r>
+      <w:r>
+        <w:rPr>
+          <w:rFonts w:ascii="Calibri" w:cs="Calibri" w:eastAsia="Calibri" w:hAnsi="Calibri"/>
+        </w:rPr>
+        <w:t xml:space="preserve">.</w:t>
       </w:r>
     </w:p>
     <w:p>
@@ -26100,7 +26462,7 @@
         <w:rPr>
           <w:rFonts w:ascii="Calibri" w:cs="Calibri" w:eastAsia="Calibri" w:hAnsi="Calibri"/>
         </w:rPr>
-        <w:t xml:space="preserve"> studies the terms of a field rather than whole texts: they collect, record and sometimes standardise them, in one or more languages.</w:t>
+        <w:t xml:space="preserve"> studies the terms of a field rather than whole texts: they collect and record them, and sometimes create or standardise them, in one or more languages.</w:t>
       </w:r>
     </w:p>
     <w:p>
@@ -26352,7 +26714,22 @@
         <w:rPr>
           <w:rFonts w:ascii="Calibri" w:cs="Calibri" w:eastAsia="Calibri" w:hAnsi="Calibri"/>
         </w:rPr>
-        <w:t xml:space="preserve">, think like a terminologist and create an accurate one (Chapter 16). A good term is clear and short, has one meaning, and follows the language’s normal rules for making words.</w:t>
+        <w:t xml:space="preserve">, think like a terminologist and create an accurate one (Chapter 16). A good term is clear and short, has one meaning, and follows the language’s normal rules for making words. It does not say the same thing twice, as </w:t>
+      </w:r>
+      <w:r>
+        <w:rPr>
+          <w:rFonts w:ascii="Arial" w:cs="Arial" w:hAnsi="Arial"/>
+          <w:sz w:val="23"/>
+          <w:szCs w:val="24"/>
+          <w:rtl/>
+        </w:rPr>
+        <w:t xml:space="preserve">التطرّف الراديكالي</w:t>
+      </w:r>
+      <w:r>
+        <w:rPr>
+          <w:rFonts w:ascii="Calibri" w:cs="Calibri" w:eastAsia="Calibri" w:hAnsi="Calibri"/>
+        </w:rPr>
+        <w:t xml:space="preserve"> does.</w:t>
       </w:r>
     </w:p>
     <w:p>
@@ -27595,7 +27972,7 @@
         <w:rPr>
           <w:rFonts w:ascii="Calibri" w:cs="Calibri" w:eastAsia="Calibri" w:hAnsi="Calibri"/>
         </w:rPr>
-        <w:t xml:space="preserve">A specialist who collects, describes and records the terms of a field, and sometimes standardises them, in one or more languages.</w:t>
+        <w:t xml:space="preserve">A specialist who collects, describes and records the terms of a field, and sometimes creates or standardises them, in one or more languages.</w:t>
       </w:r>
     </w:p>
     <w:p>
@@ -40198,7 +40575,7 @@
         <w:rPr>
           <w:rFonts w:ascii="Calibri" w:cs="Calibri" w:eastAsia="Calibri" w:hAnsi="Calibri"/>
         </w:rPr>
-        <w:t xml:space="preserve">A specialist who collects, describes and records the terms of a field, and sometimes standardises them, in one or more languages. </w:t>
+        <w:t xml:space="preserve">A specialist who collects, describes and records the terms of a field, and sometimes creates or standardises them, in one or more languages. </w:t>
       </w:r>
       <w:r>
         <w:rPr>
@@ -41366,7 +41743,7 @@
         <w:rPr>
           <w:rFonts w:ascii="Calibri" w:cs="Calibri" w:eastAsia="Calibri" w:hAnsi="Calibri"/>
         </w:rPr>
-        <w:t xml:space="preserve">Farghal, M., &amp; Shunnaq, A. (1999). </w:t>
+        <w:t xml:space="preserve">Farghal, M., &amp; Shunnaq, A. T. (2011). </w:t>
       </w:r>
       <w:r>
         <w:rPr>
@@ -41380,7 +41757,7 @@
         <w:rPr>
           <w:rFonts w:ascii="Calibri" w:cs="Calibri" w:eastAsia="Calibri" w:hAnsi="Calibri"/>
         </w:rPr>
-        <w:t xml:space="preserve">. Dar Al-Hilal for Translation.</w:t>
+        <w:t xml:space="preserve">. Dar Al-Hilal for Translation. (Original work published 1999)</w:t>
       </w:r>
     </w:p>
     <w:p>
@@ -42100,7 +42477,7 @@
                     </pic:cNvPicPr>
                   </pic:nvPicPr>
                   <pic:blipFill>
-                    <a:blip r:embed="rId19" cstate="none"/>
+                    <a:blip r:embed="rId17" cstate="none"/>
                     <a:srcRect/>
                     <a:stretch>
                       <a:fillRect/>
@@ -42162,19 +42539,6 @@
           <w:pgSz w:w="9979" w:h="14175" w:orient="portrait"/>
           <w:pgMar w:top="1247" w:right="1247" w:bottom="1247" w:left="1247" w:header="567" w:footer="510" w:gutter="0"/>
           <w:pgNumType w:start="1" w:fmt="decimal"/>
-          <w:docGrid w:linePitch="360"/>
-        </w:sectPr>
-      </w:pPr>
-    </w:p>
-    <w:p/>
-    <w:p>
-      <w:pPr>
-        <w:sectPr>
-          <w:headerReference w:type="default" r:id="rId13"/>
-          <w:footerReference w:type="default" r:id="rId14"/>
-          <w:pgSz w:w="9979" w:h="14175" w:orient="portrait"/>
-          <w:pgMar w:top="1247" w:right="1247" w:bottom="1247" w:left="1247" w:header="567" w:footer="510" w:gutter="0"/>
-          <w:pgNumType/>
           <w:docGrid w:linePitch="360"/>
         </w:sectPr>
       </w:pPr>
@@ -42207,7 +42571,7 @@
                     </pic:cNvPicPr>
                   </pic:nvPicPr>
                   <pic:blipFill>
-                    <a:blip r:embed="rId20" cstate="none"/>
+                    <a:blip r:embed="rId18" cstate="none"/>
                     <a:srcRect/>
                     <a:stretch>
                       <a:fillRect/>
@@ -42230,8 +42594,8 @@
       </w:r>
     </w:p>
     <w:sectPr>
-      <w:headerReference w:type="default" r:id="rId15"/>
-      <w:footerReference w:type="default" r:id="rId16"/>
+      <w:headerReference w:type="default" r:id="rId13"/>
+      <w:footerReference w:type="default" r:id="rId14"/>
       <w:pgSz w:w="9979" w:h="14175" w:orient="portrait"/>
       <w:pgMar w:top="0" w:right="0" w:bottom="0" w:left="0" w:header="0" w:footer="0" w:gutter="0"/>
       <w:pgNumType/>
@@ -42338,12 +42702,6 @@
 </w:ftr>
 </file>
 
-<file path=word/footer5.xml><?xml version="1.0" encoding="utf-8"?>
-<w:ftr xmlns:wpc="http://schemas.microsoft.com/office/word/2010/wordprocessingCanvas" xmlns:mc="http://schemas.openxmlformats.org/markup-compatibility/2006" xmlns:o="urn:schemas-microsoft-com:office:office" xmlns:r="http://schemas.openxmlformats.org/officeDocument/2006/relationships" xmlns:m="http://schemas.openxmlformats.org/officeDocument/2006/math" xmlns:v="urn:schemas-microsoft-com:vml" xmlns:wp14="http://schemas.microsoft.com/office/word/2010/wordprocessingDrawing" xmlns:wp="http://schemas.openxmlformats.org/drawingml/2006/wordprocessingDrawing" xmlns:w10="urn:schemas-microsoft-com:office:word" xmlns:w="http://schemas.openxmlformats.org/wordprocessingml/2006/main" xmlns:w14="http://schemas.microsoft.com/office/word/2010/wordml" xmlns:w15="http://schemas.microsoft.com/office/word/2012/wordml" xmlns:wpg="http://schemas.microsoft.com/office/word/2010/wordprocessingGroup" xmlns:wpi="http://schemas.microsoft.com/office/word/2010/wordprocessingInk" xmlns:wne="http://schemas.microsoft.com/office/word/2006/wordml" xmlns:wps="http://schemas.microsoft.com/office/word/2010/wordprocessingShape">
-  <w:p/>
-</w:ftr>
-</file>
-
 <file path=word/footnotes.xml><?xml version="1.0" encoding="utf-8"?>
 <w:footnotes xmlns:wpc="http://schemas.microsoft.com/office/word/2010/wordprocessingCanvas" xmlns:mc="http://schemas.openxmlformats.org/markup-compatibility/2006" xmlns:o="urn:schemas-microsoft-com:office:office" xmlns:r="http://schemas.openxmlformats.org/officeDocument/2006/relationships" xmlns:m="http://schemas.openxmlformats.org/officeDocument/2006/math" xmlns:v="urn:schemas-microsoft-com:vml" xmlns:wp14="http://schemas.microsoft.com/office/word/2010/wordprocessingDrawing" xmlns:wp="http://schemas.openxmlformats.org/drawingml/2006/wordprocessingDrawing" xmlns:w10="urn:schemas-microsoft-com:office:word" xmlns:w="http://schemas.openxmlformats.org/wordprocessingml/2006/main" xmlns:w14="http://schemas.microsoft.com/office/word/2010/wordml" xmlns:w15="http://schemas.microsoft.com/office/word/2012/wordml" xmlns:wpg="http://schemas.microsoft.com/office/word/2010/wordprocessingGroup" xmlns:wpi="http://schemas.microsoft.com/office/word/2010/wordprocessingInk" xmlns:wne="http://schemas.microsoft.com/office/word/2006/wordml" xmlns:wps="http://schemas.microsoft.com/office/word/2010/wordprocessingShape" mc:Ignorable="w14 w15 wp14">
   <w:footnote w:type="separator" w:id="-1">
@@ -42429,12 +42787,6 @@
 </file>
 
 <file path=word/header4.xml><?xml version="1.0" encoding="utf-8"?>
-<w:hdr xmlns:wpc="http://schemas.microsoft.com/office/word/2010/wordprocessingCanvas" xmlns:mc="http://schemas.openxmlformats.org/markup-compatibility/2006" xmlns:o="urn:schemas-microsoft-com:office:office" xmlns:r="http://schemas.openxmlformats.org/officeDocument/2006/relationships" xmlns:m="http://schemas.openxmlformats.org/officeDocument/2006/math" xmlns:v="urn:schemas-microsoft-com:vml" xmlns:wp14="http://schemas.microsoft.com/office/word/2010/wordprocessingDrawing" xmlns:wp="http://schemas.openxmlformats.org/drawingml/2006/wordprocessingDrawing" xmlns:w10="urn:schemas-microsoft-com:office:word" xmlns:w="http://schemas.openxmlformats.org/wordprocessingml/2006/main" xmlns:w14="http://schemas.microsoft.com/office/word/2010/wordml" xmlns:w15="http://schemas.microsoft.com/office/word/2012/wordml" xmlns:wpg="http://schemas.microsoft.com/office/word/2010/wordprocessingGroup" xmlns:wpi="http://schemas.microsoft.com/office/word/2010/wordprocessingInk" xmlns:wne="http://schemas.microsoft.com/office/word/2006/wordml" xmlns:wps="http://schemas.microsoft.com/office/word/2010/wordprocessingShape" xmlns:cx="http://schemas.microsoft.com/office/drawing/2014/chartex" xmlns:cx1="http://schemas.microsoft.com/office/drawing/2015/9/8/chartex" xmlns:cx2="http://schemas.microsoft.com/office/drawing/2015/10/21/chartex" xmlns:cx3="http://schemas.microsoft.com/office/drawing/2016/5/9/chartex" xmlns:cx4="http://schemas.microsoft.com/office/drawing/2016/5/10/chartex" xmlns:cx5="http://schemas.microsoft.com/office/drawing/2016/5/11/chartex" xmlns:cx6="http://schemas.microsoft.com/office/drawing/2016/5/12/chartex" xmlns:cx7="http://schemas.microsoft.com/office/drawing/2016/5/13/chartex" xmlns:cx8="http://schemas.microsoft.com/office/drawing/2016/5/14/chartex" xmlns:w16cid="http://schemas.microsoft.com/office/word/2016/wordml/cid" xmlns:w16se="http://schemas.microsoft.com/office/word/2015/wordml/symex">
-  <w:p/>
-</w:hdr>
-</file>
-
-<file path=word/header5.xml><?xml version="1.0" encoding="utf-8"?>
 <w:hdr xmlns:wpc="http://schemas.microsoft.com/office/word/2010/wordprocessingCanvas" xmlns:mc="http://schemas.openxmlformats.org/markup-compatibility/2006" xmlns:o="urn:schemas-microsoft-com:office:office" xmlns:r="http://schemas.openxmlformats.org/officeDocument/2006/relationships" xmlns:m="http://schemas.openxmlformats.org/officeDocument/2006/math" xmlns:v="urn:schemas-microsoft-com:vml" xmlns:wp14="http://schemas.microsoft.com/office/word/2010/wordprocessingDrawing" xmlns:wp="http://schemas.openxmlformats.org/drawingml/2006/wordprocessingDrawing" xmlns:w10="urn:schemas-microsoft-com:office:word" xmlns:w="http://schemas.openxmlformats.org/wordprocessingml/2006/main" xmlns:w14="http://schemas.microsoft.com/office/word/2010/wordml" xmlns:w15="http://schemas.microsoft.com/office/word/2012/wordml" xmlns:wpg="http://schemas.microsoft.com/office/word/2010/wordprocessingGroup" xmlns:wpi="http://schemas.microsoft.com/office/word/2010/wordprocessingInk" xmlns:wne="http://schemas.microsoft.com/office/word/2006/wordml" xmlns:wps="http://schemas.microsoft.com/office/word/2010/wordprocessingShape" xmlns:cx="http://schemas.microsoft.com/office/drawing/2014/chartex" xmlns:cx1="http://schemas.microsoft.com/office/drawing/2015/9/8/chartex" xmlns:cx2="http://schemas.microsoft.com/office/drawing/2015/10/21/chartex" xmlns:cx3="http://schemas.microsoft.com/office/drawing/2016/5/9/chartex" xmlns:cx4="http://schemas.microsoft.com/office/drawing/2016/5/10/chartex" xmlns:cx5="http://schemas.microsoft.com/office/drawing/2016/5/11/chartex" xmlns:cx6="http://schemas.microsoft.com/office/drawing/2016/5/12/chartex" xmlns:cx7="http://schemas.microsoft.com/office/drawing/2016/5/13/chartex" xmlns:cx8="http://schemas.microsoft.com/office/drawing/2016/5/14/chartex" xmlns:w16cid="http://schemas.microsoft.com/office/word/2016/wordml/cid" xmlns:w16se="http://schemas.microsoft.com/office/word/2015/wordml/symex">
   <w:p/>
 </w:hdr>

--- a/Translation-Handbook-Midnight.docx
+++ b/Translation-Handbook-Midnight.docx
@@ -26198,56 +26198,7 @@
         <w:rPr>
           <w:rFonts w:ascii="Calibri" w:cs="Calibri" w:eastAsia="Calibri" w:hAnsi="Calibri"/>
         </w:rPr>
-        <w:t xml:space="preserve">The study of how terms are collected, named and managed is called </w:t>
-      </w:r>
-      <w:r>
-        <w:rPr>
-          <w:rFonts w:ascii="Calibri" w:cs="Calibri" w:eastAsia="Calibri" w:hAnsi="Calibri"/>
-          <w:b/>
-          <w:bCs/>
-        </w:rPr>
-        <w:t xml:space="preserve">terminology</w:t>
-      </w:r>
-      <w:r>
-        <w:rPr>
-          <w:rFonts w:ascii="Calibri" w:cs="Calibri" w:eastAsia="Calibri" w:hAnsi="Calibri"/>
-        </w:rPr>
-        <w:t xml:space="preserve"> (Cabré, 1999).</w:t>
-      </w:r>
-    </w:p>
-    <w:p>
-      <w:pPr>
-        <w:spacing w:after="200" w:line="330"/>
-      </w:pPr>
-      <w:r>
-        <w:rPr>
-          <w:rFonts w:ascii="Calibri" w:cs="Calibri" w:eastAsia="Calibri" w:hAnsi="Calibri"/>
-        </w:rPr>
-        <w:t xml:space="preserve">Terms often appear in short forms. Learn to recognise four kinds:</w:t>
-      </w:r>
-    </w:p>
-    <w:p>
-      <w:pPr>
-        <w:pStyle w:val="ListParagraph"/>
-        <w:numPr>
-          <w:ilvl w:val="0"/>
-          <w:numId w:val="2"/>
-        </w:numPr>
-        <w:spacing w:after="110" w:line="320"/>
-      </w:pPr>
-      <w:r>
-        <w:rPr>
-          <w:rFonts w:ascii="Calibri" w:cs="Calibri" w:eastAsia="Calibri" w:hAnsi="Calibri"/>
-          <w:b/>
-          <w:bCs/>
-        </w:rPr>
-        <w:t xml:space="preserve">Initialism</w:t>
-      </w:r>
-      <w:r>
-        <w:rPr>
-          <w:rFonts w:ascii="Calibri" w:cs="Calibri" w:eastAsia="Calibri" w:hAnsi="Calibri"/>
-        </w:rPr>
-        <w:t xml:space="preserve">: letters read one by one: </w:t>
+        <w:t xml:space="preserve">A term can also be several words that name one idea, such as </w:t>
       </w:r>
       <w:r>
         <w:rPr>
@@ -26255,13 +26206,88 @@
           <w:i/>
           <w:iCs/>
         </w:rPr>
-        <w:t xml:space="preserve">CIA</w:t>
-      </w:r>
-      <w:r>
-        <w:rPr>
-          <w:rFonts w:ascii="Calibri" w:cs="Calibri" w:eastAsia="Calibri" w:hAnsi="Calibri"/>
-        </w:rPr>
-        <w:t xml:space="preserve">, </w:t>
+        <w:t xml:space="preserve">network security</w:t>
+      </w:r>
+      <w:r>
+        <w:rPr>
+          <w:rFonts w:ascii="Calibri" w:cs="Calibri" w:eastAsia="Calibri" w:hAnsi="Calibri"/>
+        </w:rPr>
+        <w:t xml:space="preserve"> (</w:t>
+      </w:r>
+      <w:r>
+        <w:rPr>
+          <w:rFonts w:ascii="Arial" w:cs="Arial" w:hAnsi="Arial"/>
+          <w:sz w:val="23"/>
+          <w:szCs w:val="24"/>
+          <w:rtl/>
+        </w:rPr>
+        <w:t xml:space="preserve">أمن الشبكات</w:t>
+      </w:r>
+      <w:r>
+        <w:rPr>
+          <w:rFonts w:ascii="Calibri" w:cs="Calibri" w:eastAsia="Calibri" w:hAnsi="Calibri"/>
+        </w:rPr>
+        <w:t xml:space="preserve">). Translate it as one unit.</w:t>
+      </w:r>
+    </w:p>
+    <w:p>
+      <w:pPr>
+        <w:spacing w:after="200" w:line="330"/>
+      </w:pPr>
+      <w:r>
+        <w:rPr>
+          <w:rFonts w:ascii="Calibri" w:cs="Calibri" w:eastAsia="Calibri" w:hAnsi="Calibri"/>
+        </w:rPr>
+        <w:t xml:space="preserve">The study of how terms are collected, named and managed is called </w:t>
+      </w:r>
+      <w:r>
+        <w:rPr>
+          <w:rFonts w:ascii="Calibri" w:cs="Calibri" w:eastAsia="Calibri" w:hAnsi="Calibri"/>
+          <w:b/>
+          <w:bCs/>
+        </w:rPr>
+        <w:t xml:space="preserve">terminology</w:t>
+      </w:r>
+      <w:r>
+        <w:rPr>
+          <w:rFonts w:ascii="Calibri" w:cs="Calibri" w:eastAsia="Calibri" w:hAnsi="Calibri"/>
+        </w:rPr>
+        <w:t xml:space="preserve"> (Cabré, 1999).</w:t>
+      </w:r>
+    </w:p>
+    <w:p>
+      <w:pPr>
+        <w:spacing w:after="200" w:line="330"/>
+      </w:pPr>
+      <w:r>
+        <w:rPr>
+          <w:rFonts w:ascii="Calibri" w:cs="Calibri" w:eastAsia="Calibri" w:hAnsi="Calibri"/>
+        </w:rPr>
+        <w:t xml:space="preserve">Terms often appear in short forms. Learn to recognise four kinds:</w:t>
+      </w:r>
+    </w:p>
+    <w:p>
+      <w:pPr>
+        <w:pStyle w:val="ListParagraph"/>
+        <w:numPr>
+          <w:ilvl w:val="0"/>
+          <w:numId w:val="2"/>
+        </w:numPr>
+        <w:spacing w:after="110" w:line="320"/>
+      </w:pPr>
+      <w:r>
+        <w:rPr>
+          <w:rFonts w:ascii="Calibri" w:cs="Calibri" w:eastAsia="Calibri" w:hAnsi="Calibri"/>
+          <w:b/>
+          <w:bCs/>
+        </w:rPr>
+        <w:t xml:space="preserve">Initialism</w:t>
+      </w:r>
+      <w:r>
+        <w:rPr>
+          <w:rFonts w:ascii="Calibri" w:cs="Calibri" w:eastAsia="Calibri" w:hAnsi="Calibri"/>
+        </w:rPr>
+        <w:t xml:space="preserve">: letters read one by one: </w:t>
       </w:r>
       <w:r>
         <w:rPr>
@@ -26269,37 +26295,13 @@
           <w:i/>
           <w:iCs/>
         </w:rPr>
-        <w:t xml:space="preserve">CBC</w:t>
-      </w:r>
-      <w:r>
-        <w:rPr>
-          <w:rFonts w:ascii="Calibri" w:cs="Calibri" w:eastAsia="Calibri" w:hAnsi="Calibri"/>
-        </w:rPr>
-        <w:t xml:space="preserve"> (complete blood count).</w:t>
-      </w:r>
-    </w:p>
-    <w:p>
-      <w:pPr>
-        <w:pStyle w:val="ListParagraph"/>
-        <w:numPr>
-          <w:ilvl w:val="0"/>
-          <w:numId w:val="2"/>
-        </w:numPr>
-        <w:spacing w:after="110" w:line="320"/>
-      </w:pPr>
-      <w:r>
-        <w:rPr>
-          <w:rFonts w:ascii="Calibri" w:cs="Calibri" w:eastAsia="Calibri" w:hAnsi="Calibri"/>
-          <w:b/>
-          <w:bCs/>
-        </w:rPr>
-        <w:t xml:space="preserve">Acronym</w:t>
-      </w:r>
-      <w:r>
-        <w:rPr>
-          <w:rFonts w:ascii="Calibri" w:cs="Calibri" w:eastAsia="Calibri" w:hAnsi="Calibri"/>
-        </w:rPr>
-        <w:t xml:space="preserve">: letters read as a word: </w:t>
+        <w:t xml:space="preserve">CIA</w:t>
+      </w:r>
+      <w:r>
+        <w:rPr>
+          <w:rFonts w:ascii="Calibri" w:cs="Calibri" w:eastAsia="Calibri" w:hAnsi="Calibri"/>
+        </w:rPr>
+        <w:t xml:space="preserve">, </w:t>
       </w:r>
       <w:r>
         <w:rPr>
@@ -26307,37 +26309,37 @@
           <w:i/>
           <w:iCs/>
         </w:rPr>
-        <w:t xml:space="preserve">LASER</w:t>
-      </w:r>
-      <w:r>
-        <w:rPr>
-          <w:rFonts w:ascii="Calibri" w:cs="Calibri" w:eastAsia="Calibri" w:hAnsi="Calibri"/>
-        </w:rPr>
-        <w:t xml:space="preserve">.</w:t>
-      </w:r>
-    </w:p>
-    <w:p>
-      <w:pPr>
-        <w:pStyle w:val="ListParagraph"/>
-        <w:numPr>
-          <w:ilvl w:val="0"/>
-          <w:numId w:val="2"/>
-        </w:numPr>
-        <w:spacing w:after="110" w:line="320"/>
-      </w:pPr>
-      <w:r>
-        <w:rPr>
-          <w:rFonts w:ascii="Calibri" w:cs="Calibri" w:eastAsia="Calibri" w:hAnsi="Calibri"/>
-          <w:b/>
-          <w:bCs/>
-        </w:rPr>
-        <w:t xml:space="preserve">Abbreviation</w:t>
-      </w:r>
-      <w:r>
-        <w:rPr>
-          <w:rFonts w:ascii="Calibri" w:cs="Calibri" w:eastAsia="Calibri" w:hAnsi="Calibri"/>
-        </w:rPr>
-        <w:t xml:space="preserve">: part of a word: </w:t>
+        <w:t xml:space="preserve">CBC</w:t>
+      </w:r>
+      <w:r>
+        <w:rPr>
+          <w:rFonts w:ascii="Calibri" w:cs="Calibri" w:eastAsia="Calibri" w:hAnsi="Calibri"/>
+        </w:rPr>
+        <w:t xml:space="preserve"> (complete blood count).</w:t>
+      </w:r>
+    </w:p>
+    <w:p>
+      <w:pPr>
+        <w:pStyle w:val="ListParagraph"/>
+        <w:numPr>
+          <w:ilvl w:val="0"/>
+          <w:numId w:val="2"/>
+        </w:numPr>
+        <w:spacing w:after="110" w:line="320"/>
+      </w:pPr>
+      <w:r>
+        <w:rPr>
+          <w:rFonts w:ascii="Calibri" w:cs="Calibri" w:eastAsia="Calibri" w:hAnsi="Calibri"/>
+          <w:b/>
+          <w:bCs/>
+        </w:rPr>
+        <w:t xml:space="preserve">Acronym</w:t>
+      </w:r>
+      <w:r>
+        <w:rPr>
+          <w:rFonts w:ascii="Calibri" w:cs="Calibri" w:eastAsia="Calibri" w:hAnsi="Calibri"/>
+        </w:rPr>
+        <w:t xml:space="preserve">: letters read as a word: </w:t>
       </w:r>
       <w:r>
         <w:rPr>
@@ -26345,37 +26347,37 @@
           <w:i/>
           <w:iCs/>
         </w:rPr>
-        <w:t xml:space="preserve">vol.</w:t>
-      </w:r>
-      <w:r>
-        <w:rPr>
-          <w:rFonts w:ascii="Calibri" w:cs="Calibri" w:eastAsia="Calibri" w:hAnsi="Calibri"/>
-        </w:rPr>
-        <w:t xml:space="preserve"> (volume).</w:t>
-      </w:r>
-    </w:p>
-    <w:p>
-      <w:pPr>
-        <w:pStyle w:val="ListParagraph"/>
-        <w:numPr>
-          <w:ilvl w:val="0"/>
-          <w:numId w:val="2"/>
-        </w:numPr>
-        <w:spacing w:after="110" w:line="320"/>
-      </w:pPr>
-      <w:r>
-        <w:rPr>
-          <w:rFonts w:ascii="Calibri" w:cs="Calibri" w:eastAsia="Calibri" w:hAnsi="Calibri"/>
-          <w:b/>
-          <w:bCs/>
-        </w:rPr>
-        <w:t xml:space="preserve">Clipping</w:t>
-      </w:r>
-      <w:r>
-        <w:rPr>
-          <w:rFonts w:ascii="Calibri" w:cs="Calibri" w:eastAsia="Calibri" w:hAnsi="Calibri"/>
-        </w:rPr>
-        <w:t xml:space="preserve">: a word cut short, often keeping its first part: </w:t>
+        <w:t xml:space="preserve">LASER</w:t>
+      </w:r>
+      <w:r>
+        <w:rPr>
+          <w:rFonts w:ascii="Calibri" w:cs="Calibri" w:eastAsia="Calibri" w:hAnsi="Calibri"/>
+        </w:rPr>
+        <w:t xml:space="preserve">.</w:t>
+      </w:r>
+    </w:p>
+    <w:p>
+      <w:pPr>
+        <w:pStyle w:val="ListParagraph"/>
+        <w:numPr>
+          <w:ilvl w:val="0"/>
+          <w:numId w:val="2"/>
+        </w:numPr>
+        <w:spacing w:after="110" w:line="320"/>
+      </w:pPr>
+      <w:r>
+        <w:rPr>
+          <w:rFonts w:ascii="Calibri" w:cs="Calibri" w:eastAsia="Calibri" w:hAnsi="Calibri"/>
+          <w:b/>
+          <w:bCs/>
+        </w:rPr>
+        <w:t xml:space="preserve">Abbreviation</w:t>
+      </w:r>
+      <w:r>
+        <w:rPr>
+          <w:rFonts w:ascii="Calibri" w:cs="Calibri" w:eastAsia="Calibri" w:hAnsi="Calibri"/>
+        </w:rPr>
+        <w:t xml:space="preserve">: part of a word: </w:t>
       </w:r>
       <w:r>
         <w:rPr>
@@ -26383,164 +26385,37 @@
           <w:i/>
           <w:iCs/>
         </w:rPr>
-        <w:t xml:space="preserve">super</w:t>
-      </w:r>
-      <w:r>
-        <w:rPr>
-          <w:rFonts w:ascii="Calibri" w:cs="Calibri" w:eastAsia="Calibri" w:hAnsi="Calibri"/>
-        </w:rPr>
-        <w:t xml:space="preserve"> (superintendent).</w:t>
-      </w:r>
-    </w:p>
-    <w:p>
-      <w:pPr>
-        <w:spacing w:after="40"/>
-      </w:pPr>
-    </w:p>
-    <w:p>
-      <w:pPr>
-        <w:pStyle w:val="Heading3"/>
-      </w:pPr>
-      <w:r>
-        <w:t xml:space="preserve">Step 2: know who looks after terms</w:t>
-      </w:r>
-    </w:p>
-    <w:p>
-      <w:pPr>
-        <w:pStyle w:val="ListParagraph"/>
-        <w:numPr>
-          <w:ilvl w:val="0"/>
-          <w:numId w:val="2"/>
-        </w:numPr>
-        <w:spacing w:after="110" w:line="320"/>
-      </w:pPr>
-      <w:r>
-        <w:rPr>
-          <w:rFonts w:ascii="Calibri" w:cs="Calibri" w:eastAsia="Calibri" w:hAnsi="Calibri"/>
-        </w:rPr>
-        <w:t xml:space="preserve">A </w:t>
-      </w:r>
-      <w:r>
-        <w:rPr>
-          <w:rFonts w:ascii="Calibri" w:cs="Calibri" w:eastAsia="Calibri" w:hAnsi="Calibri"/>
-          <w:b/>
-          <w:bCs/>
-        </w:rPr>
-        <w:t xml:space="preserve">translator</w:t>
-      </w:r>
-      <w:r>
-        <w:rPr>
-          <w:rFonts w:ascii="Calibri" w:cs="Calibri" w:eastAsia="Calibri" w:hAnsi="Calibri"/>
-        </w:rPr>
-        <w:t xml:space="preserve"> works across two languages and uses terms from glossaries, dictionaries and termbases.</w:t>
-      </w:r>
-    </w:p>
-    <w:p>
-      <w:pPr>
-        <w:pStyle w:val="ListParagraph"/>
-        <w:numPr>
-          <w:ilvl w:val="0"/>
-          <w:numId w:val="2"/>
-        </w:numPr>
-        <w:spacing w:after="110" w:line="320"/>
-      </w:pPr>
-      <w:r>
-        <w:rPr>
-          <w:rFonts w:ascii="Calibri" w:cs="Calibri" w:eastAsia="Calibri" w:hAnsi="Calibri"/>
-        </w:rPr>
-        <w:t xml:space="preserve">A </w:t>
-      </w:r>
-      <w:r>
-        <w:rPr>
-          <w:rFonts w:ascii="Calibri" w:cs="Calibri" w:eastAsia="Calibri" w:hAnsi="Calibri"/>
-          <w:b/>
-          <w:bCs/>
-        </w:rPr>
-        <w:t xml:space="preserve">terminologist</w:t>
-      </w:r>
-      <w:r>
-        <w:rPr>
-          <w:rFonts w:ascii="Calibri" w:cs="Calibri" w:eastAsia="Calibri" w:hAnsi="Calibri"/>
-        </w:rPr>
-        <w:t xml:space="preserve"> studies the terms of a field rather than whole texts: they collect and record them, and sometimes create or standardise them, in one or more languages.</w:t>
-      </w:r>
-    </w:p>
-    <w:p>
-      <w:pPr>
-        <w:spacing w:after="40"/>
-      </w:pPr>
-    </w:p>
-    <w:p>
-      <w:pPr>
-        <w:spacing w:after="200" w:line="330"/>
-      </w:pPr>
-      <w:r>
-        <w:rPr>
-          <w:rFonts w:ascii="Calibri" w:cs="Calibri" w:eastAsia="Calibri" w:hAnsi="Calibri"/>
-        </w:rPr>
-        <w:t xml:space="preserve">For Arabic, the Arabic language academies (</w:t>
-      </w:r>
-      <w:r>
-        <w:rPr>
-          <w:rFonts w:ascii="Arial" w:cs="Arial" w:hAnsi="Arial"/>
-          <w:sz w:val="23"/>
-          <w:szCs w:val="24"/>
-          <w:rtl/>
-        </w:rPr>
-        <w:t xml:space="preserve">مجامع اللغة العربية</w:t>
-      </w:r>
-      <w:r>
-        <w:rPr>
-          <w:rFonts w:ascii="Calibri" w:cs="Calibri" w:eastAsia="Calibri" w:hAnsi="Calibri"/>
-        </w:rPr>
-        <w:t xml:space="preserve">), for example in Cairo, Baghdad and Amman, create and approve terms (Translation Team, n.d.). There is also an academy in Damascus, and the Coordination Bureau of Arabization in Rabat (</w:t>
-      </w:r>
-      <w:r>
-        <w:rPr>
-          <w:rFonts w:ascii="Arial" w:cs="Arial" w:hAnsi="Arial"/>
-          <w:sz w:val="23"/>
-          <w:szCs w:val="24"/>
-          <w:rtl/>
-        </w:rPr>
-        <w:t xml:space="preserve">مكتب تنسيق التعريب</w:t>
-      </w:r>
-      <w:r>
-        <w:rPr>
-          <w:rFonts w:ascii="Calibri" w:cs="Calibri" w:eastAsia="Calibri" w:hAnsi="Calibri"/>
-        </w:rPr>
-        <w:t xml:space="preserve">) helps to unify them across the Arab world.</w:t>
-      </w:r>
-    </w:p>
-    <w:p>
-      <w:pPr>
-        <w:pStyle w:val="Heading3"/>
-      </w:pPr>
-      <w:r>
-        <w:t xml:space="preserve">Step 3: translate a term</w:t>
-      </w:r>
-    </w:p>
-    <w:p>
-      <w:pPr>
-        <w:pStyle w:val="ListParagraph"/>
-        <w:numPr>
-          <w:ilvl w:val="0"/>
-          <w:numId w:val="59"/>
-        </w:numPr>
-        <w:spacing w:after="110" w:line="320"/>
-      </w:pPr>
-      <w:r>
-        <w:rPr>
-          <w:rFonts w:ascii="Calibri" w:cs="Calibri" w:eastAsia="Calibri" w:hAnsi="Calibri"/>
-          <w:b/>
-          <w:bCs/>
-        </w:rPr>
-        <w:t xml:space="preserve">Understand</w:t>
-      </w:r>
-      <w:r>
-        <w:rPr>
-          <w:rFonts w:ascii="Calibri" w:cs="Calibri" w:eastAsia="Calibri" w:hAnsi="Calibri"/>
-        </w:rPr>
-        <w:t xml:space="preserve"> its exact meaning in its field. In a medical text, </w:t>
+        <w:t xml:space="preserve">vol.</w:t>
+      </w:r>
+      <w:r>
+        <w:rPr>
+          <w:rFonts w:ascii="Calibri" w:cs="Calibri" w:eastAsia="Calibri" w:hAnsi="Calibri"/>
+        </w:rPr>
+        <w:t xml:space="preserve"> (volume).</w:t>
+      </w:r>
+    </w:p>
+    <w:p>
+      <w:pPr>
+        <w:pStyle w:val="ListParagraph"/>
+        <w:numPr>
+          <w:ilvl w:val="0"/>
+          <w:numId w:val="2"/>
+        </w:numPr>
+        <w:spacing w:after="110" w:line="320"/>
+      </w:pPr>
+      <w:r>
+        <w:rPr>
+          <w:rFonts w:ascii="Calibri" w:cs="Calibri" w:eastAsia="Calibri" w:hAnsi="Calibri"/>
+          <w:b/>
+          <w:bCs/>
+        </w:rPr>
+        <w:t xml:space="preserve">Clipping</w:t>
+      </w:r>
+      <w:r>
+        <w:rPr>
+          <w:rFonts w:ascii="Calibri" w:cs="Calibri" w:eastAsia="Calibri" w:hAnsi="Calibri"/>
+        </w:rPr>
+        <w:t xml:space="preserve">: a word cut short, often keeping its first part: </w:t>
       </w:r>
       <w:r>
         <w:rPr>
@@ -26548,43 +26423,164 @@
           <w:i/>
           <w:iCs/>
         </w:rPr>
-        <w:t xml:space="preserve">allergic</w:t>
-      </w:r>
-      <w:r>
-        <w:rPr>
-          <w:rFonts w:ascii="Calibri" w:cs="Calibri" w:eastAsia="Calibri" w:hAnsi="Calibri"/>
-        </w:rPr>
-        <w:t xml:space="preserve"> is </w:t>
-      </w:r>
-      <w:r>
-        <w:rPr>
-          <w:rFonts w:ascii="Arial" w:cs="Arial" w:hAnsi="Arial"/>
-          <w:sz w:val="23"/>
-          <w:szCs w:val="24"/>
-          <w:rtl/>
-        </w:rPr>
-        <w:t xml:space="preserve">أرَجيّ</w:t>
-      </w:r>
-      <w:r>
-        <w:rPr>
-          <w:rFonts w:ascii="Calibri" w:cs="Calibri" w:eastAsia="Calibri" w:hAnsi="Calibri"/>
-        </w:rPr>
-        <w:t xml:space="preserve"> (everyday Arabic often says </w:t>
-      </w:r>
-      <w:r>
-        <w:rPr>
-          <w:rFonts w:ascii="Arial" w:cs="Arial" w:hAnsi="Arial"/>
-          <w:sz w:val="23"/>
-          <w:szCs w:val="24"/>
-          <w:rtl/>
-        </w:rPr>
-        <w:t xml:space="preserve">تحسّسي</w:t>
-      </w:r>
-      <w:r>
-        <w:rPr>
-          <w:rFonts w:ascii="Calibri" w:cs="Calibri" w:eastAsia="Calibri" w:hAnsi="Calibri"/>
-        </w:rPr>
-        <w:t xml:space="preserve">), an </w:t>
+        <w:t xml:space="preserve">super</w:t>
+      </w:r>
+      <w:r>
+        <w:rPr>
+          <w:rFonts w:ascii="Calibri" w:cs="Calibri" w:eastAsia="Calibri" w:hAnsi="Calibri"/>
+        </w:rPr>
+        <w:t xml:space="preserve"> (superintendent).</w:t>
+      </w:r>
+    </w:p>
+    <w:p>
+      <w:pPr>
+        <w:spacing w:after="40"/>
+      </w:pPr>
+    </w:p>
+    <w:p>
+      <w:pPr>
+        <w:pStyle w:val="Heading3"/>
+      </w:pPr>
+      <w:r>
+        <w:t xml:space="preserve">Step 2: know who looks after terms</w:t>
+      </w:r>
+    </w:p>
+    <w:p>
+      <w:pPr>
+        <w:pStyle w:val="ListParagraph"/>
+        <w:numPr>
+          <w:ilvl w:val="0"/>
+          <w:numId w:val="2"/>
+        </w:numPr>
+        <w:spacing w:after="110" w:line="320"/>
+      </w:pPr>
+      <w:r>
+        <w:rPr>
+          <w:rFonts w:ascii="Calibri" w:cs="Calibri" w:eastAsia="Calibri" w:hAnsi="Calibri"/>
+        </w:rPr>
+        <w:t xml:space="preserve">A </w:t>
+      </w:r>
+      <w:r>
+        <w:rPr>
+          <w:rFonts w:ascii="Calibri" w:cs="Calibri" w:eastAsia="Calibri" w:hAnsi="Calibri"/>
+          <w:b/>
+          <w:bCs/>
+        </w:rPr>
+        <w:t xml:space="preserve">translator</w:t>
+      </w:r>
+      <w:r>
+        <w:rPr>
+          <w:rFonts w:ascii="Calibri" w:cs="Calibri" w:eastAsia="Calibri" w:hAnsi="Calibri"/>
+        </w:rPr>
+        <w:t xml:space="preserve"> works across two languages and uses terms from glossaries, dictionaries and termbases.</w:t>
+      </w:r>
+    </w:p>
+    <w:p>
+      <w:pPr>
+        <w:pStyle w:val="ListParagraph"/>
+        <w:numPr>
+          <w:ilvl w:val="0"/>
+          <w:numId w:val="2"/>
+        </w:numPr>
+        <w:spacing w:after="110" w:line="320"/>
+      </w:pPr>
+      <w:r>
+        <w:rPr>
+          <w:rFonts w:ascii="Calibri" w:cs="Calibri" w:eastAsia="Calibri" w:hAnsi="Calibri"/>
+        </w:rPr>
+        <w:t xml:space="preserve">A </w:t>
+      </w:r>
+      <w:r>
+        <w:rPr>
+          <w:rFonts w:ascii="Calibri" w:cs="Calibri" w:eastAsia="Calibri" w:hAnsi="Calibri"/>
+          <w:b/>
+          <w:bCs/>
+        </w:rPr>
+        <w:t xml:space="preserve">terminologist</w:t>
+      </w:r>
+      <w:r>
+        <w:rPr>
+          <w:rFonts w:ascii="Calibri" w:cs="Calibri" w:eastAsia="Calibri" w:hAnsi="Calibri"/>
+        </w:rPr>
+        <w:t xml:space="preserve"> studies the terms of a field rather than whole texts: they collect and record them, and sometimes create or standardise them, in one or more languages.</w:t>
+      </w:r>
+    </w:p>
+    <w:p>
+      <w:pPr>
+        <w:spacing w:after="40"/>
+      </w:pPr>
+    </w:p>
+    <w:p>
+      <w:pPr>
+        <w:spacing w:after="200" w:line="330"/>
+      </w:pPr>
+      <w:r>
+        <w:rPr>
+          <w:rFonts w:ascii="Calibri" w:cs="Calibri" w:eastAsia="Calibri" w:hAnsi="Calibri"/>
+        </w:rPr>
+        <w:t xml:space="preserve">For Arabic, the Arabic language academies (</w:t>
+      </w:r>
+      <w:r>
+        <w:rPr>
+          <w:rFonts w:ascii="Arial" w:cs="Arial" w:hAnsi="Arial"/>
+          <w:sz w:val="23"/>
+          <w:szCs w:val="24"/>
+          <w:rtl/>
+        </w:rPr>
+        <w:t xml:space="preserve">مجامع اللغة العربية</w:t>
+      </w:r>
+      <w:r>
+        <w:rPr>
+          <w:rFonts w:ascii="Calibri" w:cs="Calibri" w:eastAsia="Calibri" w:hAnsi="Calibri"/>
+        </w:rPr>
+        <w:t xml:space="preserve">), for example in Cairo, Baghdad and Amman, create and approve terms (Translation Team, n.d.). There is also an academy in Damascus, and the Coordination Bureau of Arabization in Rabat (</w:t>
+      </w:r>
+      <w:r>
+        <w:rPr>
+          <w:rFonts w:ascii="Arial" w:cs="Arial" w:hAnsi="Arial"/>
+          <w:sz w:val="23"/>
+          <w:szCs w:val="24"/>
+          <w:rtl/>
+        </w:rPr>
+        <w:t xml:space="preserve">مكتب تنسيق التعريب</w:t>
+      </w:r>
+      <w:r>
+        <w:rPr>
+          <w:rFonts w:ascii="Calibri" w:cs="Calibri" w:eastAsia="Calibri" w:hAnsi="Calibri"/>
+        </w:rPr>
+        <w:t xml:space="preserve">) helps to unify them across the Arab world.</w:t>
+      </w:r>
+    </w:p>
+    <w:p>
+      <w:pPr>
+        <w:pStyle w:val="Heading3"/>
+      </w:pPr>
+      <w:r>
+        <w:t xml:space="preserve">Step 3: translate a term</w:t>
+      </w:r>
+    </w:p>
+    <w:p>
+      <w:pPr>
+        <w:pStyle w:val="ListParagraph"/>
+        <w:numPr>
+          <w:ilvl w:val="0"/>
+          <w:numId w:val="59"/>
+        </w:numPr>
+        <w:spacing w:after="110" w:line="320"/>
+      </w:pPr>
+      <w:r>
+        <w:rPr>
+          <w:rFonts w:ascii="Calibri" w:cs="Calibri" w:eastAsia="Calibri" w:hAnsi="Calibri"/>
+          <w:b/>
+          <w:bCs/>
+        </w:rPr>
+        <w:t xml:space="preserve">Understand</w:t>
+      </w:r>
+      <w:r>
+        <w:rPr>
+          <w:rFonts w:ascii="Calibri" w:cs="Calibri" w:eastAsia="Calibri" w:hAnsi="Calibri"/>
+        </w:rPr>
+        <w:t xml:space="preserve"> its exact meaning in its field. In a medical text, </w:t>
       </w:r>
       <w:r>
         <w:rPr>
@@ -26592,7 +26588,7 @@
           <w:i/>
           <w:iCs/>
         </w:rPr>
-        <w:t xml:space="preserve">allergen</w:t>
+        <w:t xml:space="preserve">allergic</w:t>
       </w:r>
       <w:r>
         <w:rPr>
@@ -26607,13 +26603,28 @@
           <w:szCs w:val="24"/>
           <w:rtl/>
         </w:rPr>
-        <w:t xml:space="preserve">مادة مُحسِّسة</w:t>
-      </w:r>
-      <w:r>
-        <w:rPr>
-          <w:rFonts w:ascii="Calibri" w:cs="Calibri" w:eastAsia="Calibri" w:hAnsi="Calibri"/>
-        </w:rPr>
-        <w:t xml:space="preserve">, and </w:t>
+        <w:t xml:space="preserve">أرَجيّ</w:t>
+      </w:r>
+      <w:r>
+        <w:rPr>
+          <w:rFonts w:ascii="Calibri" w:cs="Calibri" w:eastAsia="Calibri" w:hAnsi="Calibri"/>
+        </w:rPr>
+        <w:t xml:space="preserve"> (everyday Arabic often says </w:t>
+      </w:r>
+      <w:r>
+        <w:rPr>
+          <w:rFonts w:ascii="Arial" w:cs="Arial" w:hAnsi="Arial"/>
+          <w:sz w:val="23"/>
+          <w:szCs w:val="24"/>
+          <w:rtl/>
+        </w:rPr>
+        <w:t xml:space="preserve">تحسّسي</w:t>
+      </w:r>
+      <w:r>
+        <w:rPr>
+          <w:rFonts w:ascii="Calibri" w:cs="Calibri" w:eastAsia="Calibri" w:hAnsi="Calibri"/>
+        </w:rPr>
+        <w:t xml:space="preserve">), an </w:t>
       </w:r>
       <w:r>
         <w:rPr>
@@ -26621,6 +26632,35 @@
           <w:i/>
           <w:iCs/>
         </w:rPr>
+        <w:t xml:space="preserve">allergen</w:t>
+      </w:r>
+      <w:r>
+        <w:rPr>
+          <w:rFonts w:ascii="Calibri" w:cs="Calibri" w:eastAsia="Calibri" w:hAnsi="Calibri"/>
+        </w:rPr>
+        <w:t xml:space="preserve"> is </w:t>
+      </w:r>
+      <w:r>
+        <w:rPr>
+          <w:rFonts w:ascii="Arial" w:cs="Arial" w:hAnsi="Arial"/>
+          <w:sz w:val="23"/>
+          <w:szCs w:val="24"/>
+          <w:rtl/>
+        </w:rPr>
+        <w:t xml:space="preserve">مادة مُحسِّسة</w:t>
+      </w:r>
+      <w:r>
+        <w:rPr>
+          <w:rFonts w:ascii="Calibri" w:cs="Calibri" w:eastAsia="Calibri" w:hAnsi="Calibri"/>
+        </w:rPr>
+        <w:t xml:space="preserve">, and </w:t>
+      </w:r>
+      <w:r>
+        <w:rPr>
+          <w:rFonts w:ascii="Calibri" w:cs="Calibri" w:eastAsia="Calibri" w:hAnsi="Calibri"/>
+          <w:i/>
+          <w:iCs/>
+        </w:rPr>
         <w:t xml:space="preserve">contact eczema</w:t>
       </w:r>
       <w:r>
@@ -26642,7 +26682,7 @@
         <w:rPr>
           <w:rFonts w:ascii="Calibri" w:cs="Calibri" w:eastAsia="Calibri" w:hAnsi="Calibri"/>
         </w:rPr>
-        <w:t xml:space="preserve">.</w:t>
+        <w:t xml:space="preserve">. If the field is new to you, read a short introduction first, such as an encyclopedia entry. If the meaning is still unclear, ask the client or a specialist.</w:t>
       </w:r>
     </w:p>
     <w:p>
@@ -26666,7 +26706,21 @@
         <w:rPr>
           <w:rFonts w:ascii="Calibri" w:cs="Calibri" w:eastAsia="Calibri" w:hAnsi="Calibri"/>
         </w:rPr>
-        <w:t xml:space="preserve">: its parts often explain it.</w:t>
+        <w:t xml:space="preserve">: its parts often explain it, but the context decides: a </w:t>
+      </w:r>
+      <w:r>
+        <w:rPr>
+          <w:rFonts w:ascii="Calibri" w:cs="Calibri" w:eastAsia="Calibri" w:hAnsi="Calibri"/>
+          <w:i/>
+          <w:iCs/>
+        </w:rPr>
+        <w:t xml:space="preserve">blackboard</w:t>
+      </w:r>
+      <w:r>
+        <w:rPr>
+          <w:rFonts w:ascii="Calibri" w:cs="Calibri" w:eastAsia="Calibri" w:hAnsi="Calibri"/>
+        </w:rPr>
+        <w:t xml:space="preserve"> can be green.</w:t>
       </w:r>
     </w:p>
     <w:p>
@@ -26690,7 +26744,7 @@
         <w:rPr>
           <w:rFonts w:ascii="Calibri" w:cs="Calibri" w:eastAsia="Calibri" w:hAnsi="Calibri"/>
         </w:rPr>
-        <w:t xml:space="preserve">: check the client’s guide first, then the academies’ term lists, UNTERM and Arabterm.</w:t>
+        <w:t xml:space="preserve">: check the client’s guide first, then the academies’ term lists, UNTERM and Arabterm. Then confirm it in a text written in Arabic by specialists, not in a translation.</w:t>
       </w:r>
     </w:p>
     <w:p>
@@ -27519,21 +27573,13 @@
     </w:p>
     <w:p>
       <w:pPr>
-        <w:pStyle w:val="Heading3"/>
-      </w:pPr>
-      <w:r>
-        <w:t xml:space="preserve">Step 5: use one term for one idea</w:t>
-      </w:r>
-    </w:p>
-    <w:p>
-      <w:pPr>
         <w:spacing w:after="200" w:line="330"/>
       </w:pPr>
       <w:r>
         <w:rPr>
           <w:rFonts w:ascii="Calibri" w:cs="Calibri" w:eastAsia="Calibri" w:hAnsi="Calibri"/>
         </w:rPr>
-        <w:t xml:space="preserve">Suppose </w:t>
+        <w:t xml:space="preserve">When you write a definition for your list, use one sentence: name the general group, then say what makes the term different. A </w:t>
       </w:r>
       <w:r>
         <w:rPr>
@@ -27541,6 +27587,54 @@
           <w:i/>
           <w:iCs/>
         </w:rPr>
+        <w:t xml:space="preserve">thermometer</w:t>
+      </w:r>
+      <w:r>
+        <w:rPr>
+          <w:rFonts w:ascii="Calibri" w:cs="Calibri" w:eastAsia="Calibri" w:hAnsi="Calibri"/>
+        </w:rPr>
+        <w:t xml:space="preserve"> (</w:t>
+      </w:r>
+      <w:r>
+        <w:rPr>
+          <w:rFonts w:ascii="Arial" w:cs="Arial" w:hAnsi="Arial"/>
+          <w:sz w:val="23"/>
+          <w:szCs w:val="24"/>
+          <w:rtl/>
+        </w:rPr>
+        <w:t xml:space="preserve">مقياس الحرارة</w:t>
+      </w:r>
+      <w:r>
+        <w:rPr>
+          <w:rFonts w:ascii="Calibri" w:cs="Calibri" w:eastAsia="Calibri" w:hAnsi="Calibri"/>
+        </w:rPr>
+        <w:t xml:space="preserve">) is an instrument that measures temperature.</w:t>
+      </w:r>
+    </w:p>
+    <w:p>
+      <w:pPr>
+        <w:pStyle w:val="Heading3"/>
+      </w:pPr>
+      <w:r>
+        <w:t xml:space="preserve">Step 5: use one term for one idea</w:t>
+      </w:r>
+    </w:p>
+    <w:p>
+      <w:pPr>
+        <w:spacing w:after="200" w:line="330"/>
+      </w:pPr>
+      <w:r>
+        <w:rPr>
+          <w:rFonts w:ascii="Calibri" w:cs="Calibri" w:eastAsia="Calibri" w:hAnsi="Calibri"/>
+        </w:rPr>
+        <w:t xml:space="preserve">Suppose </w:t>
+      </w:r>
+      <w:r>
+        <w:rPr>
+          <w:rFonts w:ascii="Calibri" w:cs="Calibri" w:eastAsia="Calibri" w:hAnsi="Calibri"/>
+          <w:i/>
+          <w:iCs/>
+        </w:rPr>
         <w:t xml:space="preserve">Article</w:t>
       </w:r>
       <w:r>
@@ -27589,6 +27683,90 @@
           <w:rFonts w:ascii="Calibri" w:cs="Calibri" w:eastAsia="Calibri" w:hAnsi="Calibri"/>
         </w:rPr>
         <w:t xml:space="preserve">When terms are not managed, one concept gets several names. Readers get confused, and earlier translations are harder to reuse. So use the same term throughout, and do not change an accepted term without a good reason.</w:t>
+      </w:r>
+    </w:p>
+    <w:p>
+      <w:pPr>
+        <w:spacing w:after="200" w:line="330"/>
+      </w:pPr>
+      <w:r>
+        <w:rPr>
+          <w:rFonts w:ascii="Calibri" w:cs="Calibri" w:eastAsia="Calibri" w:hAnsi="Calibri"/>
+        </w:rPr>
+        <w:t xml:space="preserve">Some concepts have two accepted names: </w:t>
+      </w:r>
+      <w:r>
+        <w:rPr>
+          <w:rFonts w:ascii="Calibri" w:cs="Calibri" w:eastAsia="Calibri" w:hAnsi="Calibri"/>
+          <w:i/>
+          <w:iCs/>
+        </w:rPr>
+        <w:t xml:space="preserve">aerial</w:t>
+      </w:r>
+      <w:r>
+        <w:rPr>
+          <w:rFonts w:ascii="Calibri" w:cs="Calibri" w:eastAsia="Calibri" w:hAnsi="Calibri"/>
+        </w:rPr>
+        <w:t xml:space="preserve"> (British) and </w:t>
+      </w:r>
+      <w:r>
+        <w:rPr>
+          <w:rFonts w:ascii="Calibri" w:cs="Calibri" w:eastAsia="Calibri" w:hAnsi="Calibri"/>
+          <w:i/>
+          <w:iCs/>
+        </w:rPr>
+        <w:t xml:space="preserve">antenna</w:t>
+      </w:r>
+      <w:r>
+        <w:rPr>
+          <w:rFonts w:ascii="Calibri" w:cs="Calibri" w:eastAsia="Calibri" w:hAnsi="Calibri"/>
+        </w:rPr>
+        <w:t xml:space="preserve"> (American) are both </w:t>
+      </w:r>
+      <w:r>
+        <w:rPr>
+          <w:rFonts w:ascii="Arial" w:cs="Arial" w:hAnsi="Arial"/>
+          <w:sz w:val="23"/>
+          <w:szCs w:val="24"/>
+          <w:rtl/>
+        </w:rPr>
+        <w:t xml:space="preserve">هوائي</w:t>
+      </w:r>
+      <w:r>
+        <w:rPr>
+          <w:rFonts w:ascii="Calibri" w:cs="Calibri" w:eastAsia="Calibri" w:hAnsi="Calibri"/>
+        </w:rPr>
+        <w:t xml:space="preserve">, and Arabic uses both </w:t>
+      </w:r>
+      <w:r>
+        <w:rPr>
+          <w:rFonts w:ascii="Arial" w:cs="Arial" w:hAnsi="Arial"/>
+          <w:sz w:val="23"/>
+          <w:szCs w:val="24"/>
+          <w:rtl/>
+        </w:rPr>
+        <w:t xml:space="preserve">حاسوب</w:t>
+      </w:r>
+      <w:r>
+        <w:rPr>
+          <w:rFonts w:ascii="Calibri" w:cs="Calibri" w:eastAsia="Calibri" w:hAnsi="Calibri"/>
+        </w:rPr>
+        <w:t xml:space="preserve"> and </w:t>
+      </w:r>
+      <w:r>
+        <w:rPr>
+          <w:rFonts w:ascii="Arial" w:cs="Arial" w:hAnsi="Arial"/>
+          <w:sz w:val="23"/>
+          <w:szCs w:val="24"/>
+          <w:rtl/>
+        </w:rPr>
+        <w:t xml:space="preserve">كمبيوتر</w:t>
+      </w:r>
+      <w:r>
+        <w:rPr>
+          <w:rFonts w:ascii="Calibri" w:cs="Calibri" w:eastAsia="Calibri" w:hAnsi="Calibri"/>
+        </w:rPr>
+        <w:t xml:space="preserve">. Choose one, as the client’s guide says, and note the other in your term list.</w:t>
       </w:r>
     </w:p>
     <w:p>

--- a/Translation-Handbook-Midnight.docx
+++ b/Translation-Handbook-Midnight.docx
@@ -29453,7 +29453,7 @@
         <w:rPr>
           <w:rFonts w:ascii="Calibri" w:cs="Calibri" w:eastAsia="Calibri" w:hAnsi="Calibri"/>
         </w:rPr>
-        <w:t xml:space="preserve">: early systems used rules, then statistics; today most use neural networks. Neural systems are much more fluent, but they can still be wrong.</w:t>
+        <w:t xml:space="preserve">: early systems used rules, later ones statistics, and newer ones neural networks and AI. Each generation sounds more fluent, but every one can still be wrong.</w:t>
       </w:r>
     </w:p>
     <w:p>
@@ -29852,7 +29852,7 @@
         <w:rPr>
           <w:rFonts w:ascii="Calibri" w:cs="Calibri" w:eastAsia="Calibri" w:hAnsi="Calibri"/>
         </w:rPr>
-        <w:t xml:space="preserve">. The course materials call it the new direction for translators worldwide (Translation Team, n.d.). </w:t>
+        <w:t xml:space="preserve">. It has become a regular part of translators’ work (Translation Team, n.d.). </w:t>
       </w:r>
       <w:r>
         <w:rPr>
@@ -35489,7 +35489,7 @@
         <w:rPr>
           <w:rFonts w:ascii="Calibri" w:cs="Calibri" w:eastAsia="Calibri" w:hAnsi="Calibri"/>
         </w:rPr>
-        <w:t xml:space="preserve">Viewers read while they watch, so a subtitle normally has one or two lines. Each line traditionally holds about 37 to 39 characters; streaming platforms now allow up to 42. It must stay on screen long enough to be read, usually from about one to six or seven seconds. It must also appear and disappear with the speech: marking these in and out times is called </w:t>
+        <w:t xml:space="preserve">Viewers read while they watch, so a subtitle normally has one or two lines. Each line traditionally holds about 37 to 39 characters; some streaming platforms allow up to 42. It must stay on screen long enough to be read, usually from about one to six or seven seconds. It must also appear and disappear with the speech: marking these in and out times is called </w:t>
       </w:r>
       <w:r>
         <w:rPr>

--- a/Translation-Handbook-Midnight.docx
+++ b/Translation-Handbook-Midnight.docx
@@ -30,7 +30,7 @@
                     </pic:cNvPicPr>
                   </pic:nvPicPr>
                   <pic:blipFill>
-                    <a:blip r:embed="rId17" cstate="none"/>
+                    <a:blip r:embed="rId21" cstate="none"/>
                     <a:srcRect/>
                     <a:stretch>
                       <a:fillRect/>
@@ -88,7 +88,7 @@
                     </pic:cNvPicPr>
                   </pic:nvPicPr>
                   <pic:blipFill>
-                    <a:blip r:embed="rId18" cstate="none"/>
+                    <a:blip r:embed="rId22" cstate="none"/>
                     <a:srcRect/>
                     <a:stretch>
                       <a:fillRect/>
@@ -336,7 +336,7 @@
     </w:p>
     <w:p>
       <w:pPr>
-        <w:spacing w:after="200" w:line="330"/>
+        <w:spacing w:after="170" w:line="330"/>
       </w:pPr>
       <w:r>
         <w:rPr>
@@ -347,7 +347,7 @@
     </w:p>
     <w:p>
       <w:pPr>
-        <w:spacing w:after="200" w:line="330"/>
+        <w:spacing w:after="170" w:line="330"/>
       </w:pPr>
       <w:r>
         <w:rPr>
@@ -485,7 +485,7 @@
     </w:p>
     <w:p>
       <w:pPr>
-        <w:spacing w:after="200" w:line="330"/>
+        <w:spacing w:after="170" w:line="330"/>
       </w:pPr>
       <w:r>
         <w:rPr>
@@ -506,7 +506,7 @@
     </w:p>
     <w:p>
       <w:pPr>
-        <w:spacing w:after="200" w:line="330"/>
+        <w:spacing w:after="170" w:line="330"/>
       </w:pPr>
       <w:r>
         <w:rPr>
@@ -525,7 +525,7 @@
     </w:p>
     <w:p>
       <w:pPr>
-        <w:spacing w:after="200" w:line="330"/>
+        <w:spacing w:after="170" w:line="330"/>
       </w:pPr>
       <w:r>
         <w:rPr>
@@ -558,7 +558,7 @@
     </w:p>
     <w:p>
       <w:pPr>
-        <w:spacing w:after="200" w:line="330"/>
+        <w:spacing w:after="170" w:line="330"/>
       </w:pPr>
       <w:r>
         <w:rPr>
@@ -591,7 +591,7 @@
     </w:p>
     <w:p>
       <w:pPr>
-        <w:spacing w:after="200" w:line="330"/>
+        <w:spacing w:after="170" w:line="330"/>
       </w:pPr>
       <w:r>
         <w:rPr>
@@ -624,7 +624,7 @@
     </w:p>
     <w:p>
       <w:pPr>
-        <w:spacing w:after="200" w:line="330"/>
+        <w:spacing w:after="170" w:line="330"/>
       </w:pPr>
       <w:r>
         <w:rPr>
@@ -666,7 +666,7 @@
     </w:p>
     <w:p>
       <w:pPr>
-        <w:spacing w:after="200" w:line="330"/>
+        <w:spacing w:after="170" w:line="330"/>
       </w:pPr>
       <w:r>
         <w:rPr>
@@ -677,7 +677,7 @@
     </w:p>
     <w:p>
       <w:pPr>
-        <w:spacing w:after="200" w:line="330"/>
+        <w:spacing w:after="170" w:line="330"/>
       </w:pPr>
       <w:r>
         <w:rPr>
@@ -703,7 +703,7 @@
     </w:p>
     <w:p>
       <w:pPr>
-        <w:spacing w:after="200" w:line="330"/>
+        <w:spacing w:after="170" w:line="330"/>
       </w:pPr>
       <w:r>
         <w:rPr>
@@ -722,7 +722,7 @@
     </w:p>
     <w:p>
       <w:pPr>
-        <w:spacing w:after="200" w:line="330"/>
+        <w:spacing w:after="170" w:line="330"/>
       </w:pPr>
       <w:r>
         <w:rPr>
@@ -747,7 +747,7 @@
     </w:p>
     <w:p>
       <w:pPr>
-        <w:spacing w:after="200" w:line="330"/>
+        <w:spacing w:after="170" w:line="330"/>
       </w:pPr>
       <w:r>
         <w:rPr>
@@ -788,7 +788,7 @@
     </w:p>
     <w:p>
       <w:pPr>
-        <w:spacing w:after="200" w:line="330"/>
+        <w:spacing w:after="170" w:line="330"/>
       </w:pPr>
       <w:r>
         <w:rPr>
@@ -807,7 +807,7 @@
     </w:p>
     <w:p>
       <w:pPr>
-        <w:spacing w:after="200" w:line="330"/>
+        <w:spacing w:after="170" w:line="330"/>
       </w:pPr>
       <w:r>
         <w:rPr>
@@ -1323,7 +1323,7 @@
           <w:headerReference w:type="default" r:id="rId9"/>
           <w:footerReference w:type="default" r:id="rId10"/>
           <w:pgSz w:w="9979" w:h="14175" w:orient="portrait"/>
-          <w:pgMar w:top="1247" w:right="1247" w:bottom="1247" w:left="1247" w:header="567" w:footer="510" w:gutter="0"/>
+          <w:pgMar w:top="1134" w:right="1134" w:bottom="1134" w:left="1134" w:header="567" w:footer="510" w:gutter="0"/>
           <w:pgNumType w:start="1" w:fmt="lowerRoman"/>
           <w:docGrid w:linePitch="360"/>
         </w:sectPr>
@@ -1340,6 +1340,7 @@
     <w:p>
       <w:pPr>
         <w:pStyle w:val="Heading2"/>
+        <w:spacing w:before="0"/>
       </w:pPr>
       <w:r>
         <w:t xml:space="preserve">Chapter 1: Translation and the translator</w:t>
@@ -1375,7 +1376,7 @@
     </w:p>
     <w:p>
       <w:pPr>
-        <w:spacing w:after="200" w:line="330"/>
+        <w:spacing w:after="170" w:line="330"/>
       </w:pPr>
       <w:r>
         <w:rPr>
@@ -1400,7 +1401,7 @@
     </w:p>
     <w:p>
       <w:pPr>
-        <w:spacing w:after="200" w:line="330"/>
+        <w:spacing w:after="170" w:line="330"/>
       </w:pPr>
       <w:r>
         <w:rPr>
@@ -1425,7 +1426,7 @@
     </w:p>
     <w:p>
       <w:pPr>
-        <w:spacing w:after="200" w:line="330"/>
+        <w:spacing w:after="170" w:line="330"/>
         <w:ind w:left="567"/>
       </w:pPr>
       <w:r>
@@ -1467,7 +1468,7 @@
     </w:p>
     <w:p>
       <w:pPr>
-        <w:spacing w:after="200" w:line="330"/>
+        <w:spacing w:after="170" w:line="330"/>
       </w:pPr>
       <w:r>
         <w:rPr>
@@ -1478,7 +1479,7 @@
     </w:p>
     <w:p>
       <w:pPr>
-        <w:spacing w:after="200" w:line="330"/>
+        <w:spacing w:after="170" w:line="330"/>
       </w:pPr>
       <w:r>
         <w:rPr>
@@ -1525,7 +1526,7 @@
     </w:p>
     <w:p>
       <w:pPr>
-        <w:spacing w:after="200" w:line="330"/>
+        <w:spacing w:after="170" w:line="330"/>
       </w:pPr>
       <w:r>
         <w:rPr>
@@ -1550,7 +1551,7 @@
     </w:p>
     <w:p>
       <w:pPr>
-        <w:spacing w:after="200" w:line="330"/>
+        <w:spacing w:after="170" w:line="330"/>
       </w:pPr>
       <w:r>
         <w:rPr>
@@ -1569,7 +1570,7 @@
     </w:p>
     <w:p>
       <w:pPr>
-        <w:spacing w:after="200" w:line="330"/>
+        <w:spacing w:after="170" w:line="330"/>
       </w:pPr>
       <w:r>
         <w:rPr>
@@ -1705,7 +1706,7 @@
     </w:p>
     <w:p>
       <w:pPr>
-        <w:spacing w:after="200" w:line="330"/>
+        <w:spacing w:after="170" w:line="330"/>
       </w:pPr>
       <w:r>
         <w:rPr>
@@ -1724,7 +1725,7 @@
     </w:p>
     <w:p>
       <w:pPr>
-        <w:spacing w:after="200" w:line="330"/>
+        <w:spacing w:after="170" w:line="330"/>
       </w:pPr>
       <w:r>
         <w:rPr>
@@ -1849,7 +1850,7 @@
     </w:p>
     <w:p>
       <w:pPr>
-        <w:spacing w:after="200" w:line="330"/>
+        <w:spacing w:after="170" w:line="330"/>
       </w:pPr>
       <w:r>
         <w:rPr>
@@ -1876,7 +1877,7 @@
     </w:p>
     <w:p>
       <w:pPr>
-        <w:spacing w:after="200" w:line="330"/>
+        <w:spacing w:after="170" w:line="330"/>
       </w:pPr>
       <w:r>
         <w:rPr>
@@ -1895,7 +1896,7 @@
     </w:p>
     <w:p>
       <w:pPr>
-        <w:spacing w:after="200" w:line="330"/>
+        <w:spacing w:after="170" w:line="330"/>
       </w:pPr>
       <w:r>
         <w:rPr>
@@ -1934,7 +1935,7 @@
     </w:p>
     <w:p>
       <w:pPr>
-        <w:spacing w:after="200" w:line="330"/>
+        <w:spacing w:after="170" w:line="330"/>
       </w:pPr>
       <w:r>
         <w:rPr>
@@ -2623,7 +2624,7 @@
     <w:p>
       <w:pPr>
         <w:pStyle w:val="Heading2"/>
-        <w:pageBreakBefore/>
+        <w:spacing w:before="600"/>
       </w:pPr>
       <w:r>
         <w:t xml:space="preserve">Chapter 2: Tips, advice and preparation</w:t>
@@ -2659,7 +2660,7 @@
     </w:p>
     <w:p>
       <w:pPr>
-        <w:spacing w:after="200" w:line="330"/>
+        <w:spacing w:after="170" w:line="330"/>
       </w:pPr>
       <w:r>
         <w:rPr>
@@ -2792,7 +2793,7 @@
     </w:p>
     <w:p>
       <w:pPr>
-        <w:spacing w:after="200" w:line="330"/>
+        <w:spacing w:after="170" w:line="330"/>
       </w:pPr>
       <w:r>
         <w:rPr>
@@ -2817,7 +2818,7 @@
     </w:p>
     <w:p>
       <w:pPr>
-        <w:spacing w:after="200" w:line="330"/>
+        <w:spacing w:after="170" w:line="330"/>
       </w:pPr>
       <w:r>
         <w:rPr>
@@ -2983,7 +2984,7 @@
     </w:p>
     <w:p>
       <w:pPr>
-        <w:spacing w:after="200" w:line="330"/>
+        <w:spacing w:after="170" w:line="330"/>
       </w:pPr>
       <w:r>
         <w:rPr>
@@ -2994,7 +2995,7 @@
     </w:p>
     <w:p>
       <w:pPr>
-        <w:spacing w:after="200" w:line="330"/>
+        <w:spacing w:after="170" w:line="330"/>
       </w:pPr>
       <w:r>
         <w:rPr>
@@ -3162,7 +3163,7 @@
     </w:p>
     <w:p>
       <w:pPr>
-        <w:spacing w:after="200" w:line="330"/>
+        <w:spacing w:after="170" w:line="330"/>
       </w:pPr>
       <w:r>
         <w:rPr>
@@ -3181,7 +3182,7 @@
     </w:p>
     <w:p>
       <w:pPr>
-        <w:spacing w:after="200" w:line="330"/>
+        <w:spacing w:after="170" w:line="330"/>
       </w:pPr>
       <w:r>
         <w:rPr>
@@ -3192,7 +3193,7 @@
     </w:p>
     <w:p>
       <w:pPr>
-        <w:spacing w:after="200" w:line="330"/>
+        <w:spacing w:after="170" w:line="330"/>
         <w:ind w:left="567"/>
       </w:pPr>
       <w:r>
@@ -3369,7 +3370,7 @@
     </w:p>
     <w:p>
       <w:pPr>
-        <w:spacing w:after="200" w:line="330"/>
+        <w:spacing w:after="170" w:line="330"/>
       </w:pPr>
       <w:r>
         <w:rPr>
@@ -3947,7 +3948,7 @@
     <w:p>
       <w:pPr>
         <w:pStyle w:val="Heading2"/>
-        <w:pageBreakBefore/>
+        <w:spacing w:before="600"/>
       </w:pPr>
       <w:r>
         <w:t xml:space="preserve">Chapter 3: Printed and digital dictionaries</w:t>
@@ -3983,7 +3984,7 @@
     </w:p>
     <w:p>
       <w:pPr>
-        <w:spacing w:after="200" w:line="330"/>
+        <w:spacing w:after="170" w:line="330"/>
       </w:pPr>
       <w:r>
         <w:rPr>
@@ -4075,7 +4076,7 @@
     </w:p>
     <w:p>
       <w:pPr>
-        <w:spacing w:after="200" w:line="330"/>
+        <w:spacing w:after="170" w:line="330"/>
       </w:pPr>
       <w:r>
         <w:rPr>
@@ -4859,7 +4860,7 @@
     <w:p>
       <w:pPr>
         <w:pStyle w:val="Heading2"/>
-        <w:pageBreakBefore/>
+        <w:spacing w:before="600"/>
       </w:pPr>
       <w:r>
         <w:t xml:space="preserve">Chapter 4: English and Arabic: key differences</w:t>
@@ -4895,7 +4896,7 @@
     </w:p>
     <w:p>
       <w:pPr>
-        <w:spacing w:after="200" w:line="330"/>
+        <w:spacing w:after="170" w:line="330"/>
       </w:pPr>
       <w:r>
         <w:rPr>
@@ -4920,7 +4921,7 @@
     </w:p>
     <w:p>
       <w:pPr>
-        <w:spacing w:after="200" w:line="330"/>
+        <w:spacing w:after="170" w:line="330"/>
         <w:ind w:left="567"/>
       </w:pPr>
       <w:r>
@@ -4970,7 +4971,7 @@
     </w:p>
     <w:p>
       <w:pPr>
-        <w:spacing w:after="200" w:line="330"/>
+        <w:spacing w:after="170" w:line="330"/>
         <w:ind w:left="567"/>
       </w:pPr>
       <w:r>
@@ -4999,7 +5000,7 @@
     </w:p>
     <w:p>
       <w:pPr>
-        <w:spacing w:after="200" w:line="330"/>
+        <w:spacing w:after="170" w:line="330"/>
       </w:pPr>
       <w:r>
         <w:rPr>
@@ -5055,7 +5056,7 @@
     </w:p>
     <w:p>
       <w:pPr>
-        <w:spacing w:after="200" w:line="330"/>
+        <w:spacing w:after="170" w:line="330"/>
       </w:pPr>
       <w:r>
         <w:rPr>
@@ -5134,7 +5135,7 @@
     </w:p>
     <w:p>
       <w:pPr>
-        <w:spacing w:after="200" w:line="330"/>
+        <w:spacing w:after="170" w:line="330"/>
       </w:pPr>
       <w:r>
         <w:rPr>
@@ -5255,7 +5256,7 @@
     </w:p>
     <w:p>
       <w:pPr>
-        <w:spacing w:after="200" w:line="330"/>
+        <w:spacing w:after="170" w:line="330"/>
       </w:pPr>
       <w:r>
         <w:rPr>
@@ -5440,7 +5441,7 @@
     </w:p>
     <w:p>
       <w:pPr>
-        <w:spacing w:after="200" w:line="330"/>
+        <w:spacing w:after="170" w:line="330"/>
       </w:pPr>
       <w:r>
         <w:rPr>
@@ -5773,7 +5774,7 @@
     </w:p>
     <w:p>
       <w:pPr>
-        <w:spacing w:after="200" w:line="330"/>
+        <w:spacing w:after="170" w:line="330"/>
       </w:pPr>
       <w:r>
         <w:rPr>
@@ -6213,7 +6214,7 @@
     </w:p>
     <w:p>
       <w:pPr>
-        <w:spacing w:after="200" w:line="330"/>
+        <w:spacing w:after="170" w:line="330"/>
       </w:pPr>
       <w:r>
         <w:rPr>
@@ -6526,7 +6527,7 @@
     </w:p>
     <w:p>
       <w:pPr>
-        <w:spacing w:after="200" w:line="330"/>
+        <w:spacing w:after="170" w:line="330"/>
       </w:pPr>
       <w:r>
         <w:rPr>
@@ -6588,7 +6589,7 @@
     </w:p>
     <w:p>
       <w:pPr>
-        <w:spacing w:after="200" w:line="330"/>
+        <w:spacing w:after="170" w:line="330"/>
       </w:pPr>
       <w:r>
         <w:rPr>
@@ -6721,7 +6722,7 @@
     </w:p>
     <w:p>
       <w:pPr>
-        <w:spacing w:after="200" w:line="330"/>
+        <w:spacing w:after="170" w:line="330"/>
       </w:pPr>
       <w:r>
         <w:rPr>
@@ -6777,7 +6778,7 @@
     </w:p>
     <w:p>
       <w:pPr>
-        <w:spacing w:after="200" w:line="330"/>
+        <w:spacing w:after="170" w:line="330"/>
       </w:pPr>
       <w:r>
         <w:rPr>
@@ -7602,6 +7603,7 @@
     <w:p>
       <w:pPr>
         <w:pStyle w:val="Heading2"/>
+        <w:spacing w:before="0"/>
       </w:pPr>
       <w:r>
         <w:t xml:space="preserve">Chapter 5: Form and meaning</w:t>
@@ -7637,7 +7639,7 @@
     </w:p>
     <w:p>
       <w:pPr>
-        <w:spacing w:after="200" w:line="330"/>
+        <w:spacing w:after="170" w:line="330"/>
       </w:pPr>
       <w:r>
         <w:rPr>
@@ -7691,7 +7693,7 @@
     </w:p>
     <w:p>
       <w:pPr>
-        <w:spacing w:after="200" w:line="330"/>
+        <w:spacing w:after="170" w:line="330"/>
       </w:pPr>
       <w:r>
         <w:rPr>
@@ -7710,7 +7712,7 @@
     </w:p>
     <w:p>
       <w:pPr>
-        <w:spacing w:after="200" w:line="330"/>
+        <w:spacing w:after="170" w:line="330"/>
       </w:pPr>
       <w:r>
         <w:rPr>
@@ -7884,7 +7886,7 @@
     </w:p>
     <w:p>
       <w:pPr>
-        <w:spacing w:after="200" w:line="330"/>
+        <w:spacing w:after="170" w:line="330"/>
       </w:pPr>
       <w:r>
         <w:rPr>
@@ -8266,7 +8268,7 @@
     <w:p>
       <w:pPr>
         <w:pStyle w:val="Heading2"/>
-        <w:pageBreakBefore/>
+        <w:spacing w:before="600"/>
       </w:pPr>
       <w:r>
         <w:t xml:space="preserve">Chapter 6: Types of meaning</w:t>
@@ -8302,7 +8304,7 @@
     </w:p>
     <w:p>
       <w:pPr>
-        <w:spacing w:after="200" w:line="330"/>
+        <w:spacing w:after="170" w:line="330"/>
       </w:pPr>
       <w:r>
         <w:rPr>
@@ -8662,7 +8664,7 @@
     </w:p>
     <w:p>
       <w:pPr>
-        <w:spacing w:after="200" w:line="330"/>
+        <w:spacing w:after="170" w:line="330"/>
       </w:pPr>
       <w:r>
         <w:rPr>
@@ -8711,7 +8713,7 @@
     </w:p>
     <w:p>
       <w:pPr>
-        <w:spacing w:after="200" w:line="330"/>
+        <w:spacing w:after="170" w:line="330"/>
       </w:pPr>
       <w:r>
         <w:rPr>
@@ -8758,7 +8760,7 @@
     </w:p>
     <w:p>
       <w:pPr>
-        <w:spacing w:after="200" w:line="330"/>
+        <w:spacing w:after="170" w:line="330"/>
       </w:pPr>
       <w:r>
         <w:rPr>
@@ -9520,7 +9522,7 @@
     <w:p>
       <w:pPr>
         <w:pStyle w:val="Heading2"/>
-        <w:pageBreakBefore/>
+        <w:spacing w:before="600"/>
       </w:pPr>
       <w:r>
         <w:t xml:space="preserve">Chapter 7: Context</w:t>
@@ -9556,7 +9558,7 @@
     </w:p>
     <w:p>
       <w:pPr>
-        <w:spacing w:after="200" w:line="330"/>
+        <w:spacing w:after="170" w:line="330"/>
       </w:pPr>
       <w:r>
         <w:rPr>
@@ -9685,7 +9687,7 @@
     </w:p>
     <w:p>
       <w:pPr>
-        <w:spacing w:after="200" w:line="330"/>
+        <w:spacing w:after="170" w:line="330"/>
       </w:pPr>
       <w:r>
         <w:rPr>
@@ -9760,7 +9762,7 @@
     </w:p>
     <w:p>
       <w:pPr>
-        <w:spacing w:after="200" w:line="330"/>
+        <w:spacing w:after="170" w:line="330"/>
       </w:pPr>
       <w:r>
         <w:rPr>
@@ -10669,6 +10671,7 @@
     <w:p>
       <w:pPr>
         <w:pStyle w:val="Heading2"/>
+        <w:spacing w:before="0"/>
       </w:pPr>
       <w:r>
         <w:t xml:space="preserve">Chapter 8: Collocation</w:t>
@@ -10704,7 +10707,7 @@
     </w:p>
     <w:p>
       <w:pPr>
-        <w:spacing w:after="200" w:line="330"/>
+        <w:spacing w:after="170" w:line="330"/>
       </w:pPr>
       <w:r>
         <w:rPr>
@@ -10729,7 +10732,7 @@
     </w:p>
     <w:p>
       <w:pPr>
-        <w:spacing w:after="200" w:line="330"/>
+        <w:spacing w:after="170" w:line="330"/>
       </w:pPr>
       <w:r>
         <w:rPr>
@@ -10962,7 +10965,7 @@
     </w:p>
     <w:p>
       <w:pPr>
-        <w:spacing w:after="200" w:line="330"/>
+        <w:spacing w:after="170" w:line="330"/>
       </w:pPr>
       <w:r>
         <w:rPr>
@@ -11139,7 +11142,7 @@
     </w:p>
     <w:p>
       <w:pPr>
-        <w:spacing w:after="200" w:line="330"/>
+        <w:spacing w:after="170" w:line="330"/>
       </w:pPr>
       <w:r>
         <w:rPr>
@@ -11441,7 +11444,7 @@
     </w:p>
     <w:p>
       <w:pPr>
-        <w:spacing w:after="200" w:line="330"/>
+        <w:spacing w:after="170" w:line="330"/>
       </w:pPr>
       <w:r>
         <w:rPr>
@@ -12008,7 +12011,7 @@
     <w:p>
       <w:pPr>
         <w:pStyle w:val="Heading2"/>
-        <w:pageBreakBefore/>
+        <w:spacing w:before="600"/>
       </w:pPr>
       <w:r>
         <w:t xml:space="preserve">Chapter 9: Idioms, proverbs and fixed expressions</w:t>
@@ -12044,7 +12047,7 @@
     </w:p>
     <w:p>
       <w:pPr>
-        <w:spacing w:after="200" w:line="330"/>
+        <w:spacing w:after="170" w:line="330"/>
       </w:pPr>
       <w:r>
         <w:rPr>
@@ -12077,7 +12080,7 @@
     </w:p>
     <w:p>
       <w:pPr>
-        <w:spacing w:after="200" w:line="330"/>
+        <w:spacing w:after="170" w:line="330"/>
       </w:pPr>
       <w:r>
         <w:rPr>
@@ -12189,7 +12192,7 @@
     </w:p>
     <w:p>
       <w:pPr>
-        <w:spacing w:after="200" w:line="330"/>
+        <w:spacing w:after="170" w:line="330"/>
       </w:pPr>
       <w:r>
         <w:rPr>
@@ -12327,7 +12330,7 @@
     </w:p>
     <w:p>
       <w:pPr>
-        <w:spacing w:after="200" w:line="330"/>
+        <w:spacing w:after="170" w:line="330"/>
       </w:pPr>
       <w:r>
         <w:rPr>
@@ -12390,7 +12393,7 @@
     </w:p>
     <w:p>
       <w:pPr>
-        <w:spacing w:after="200" w:line="330"/>
+        <w:spacing w:after="170" w:line="330"/>
       </w:pPr>
       <w:r>
         <w:rPr>
@@ -12544,7 +12547,7 @@
     </w:p>
     <w:p>
       <w:pPr>
-        <w:spacing w:after="200" w:line="330"/>
+        <w:spacing w:after="170" w:line="330"/>
       </w:pPr>
       <w:r>
         <w:rPr>
@@ -13059,7 +13062,7 @@
     </w:p>
     <w:p>
       <w:pPr>
-        <w:spacing w:after="200" w:line="330"/>
+        <w:spacing w:after="170" w:line="330"/>
       </w:pPr>
       <w:r>
         <w:rPr>
@@ -13727,6 +13730,7 @@
     <w:p>
       <w:pPr>
         <w:pStyle w:val="Heading2"/>
+        <w:spacing w:before="0"/>
       </w:pPr>
       <w:r>
         <w:t xml:space="preserve">Chapter 10: Equivalence</w:t>
@@ -13762,7 +13766,7 @@
     </w:p>
     <w:p>
       <w:pPr>
-        <w:spacing w:after="200" w:line="330"/>
+        <w:spacing w:after="170" w:line="330"/>
       </w:pPr>
       <w:r>
         <w:rPr>
@@ -13917,7 +13921,7 @@
     </w:p>
     <w:p>
       <w:pPr>
-        <w:spacing w:after="200" w:line="330"/>
+        <w:spacing w:after="170" w:line="330"/>
       </w:pPr>
       <w:r>
         <w:rPr>
@@ -14115,7 +14119,7 @@
     </w:p>
     <w:p>
       <w:pPr>
-        <w:spacing w:after="200" w:line="330"/>
+        <w:spacing w:after="170" w:line="330"/>
       </w:pPr>
       <w:r>
         <w:rPr>
@@ -14126,7 +14130,7 @@
     </w:p>
     <w:p>
       <w:pPr>
-        <w:spacing w:after="200" w:line="330"/>
+        <w:spacing w:after="170" w:line="330"/>
       </w:pPr>
       <w:r>
         <w:rPr>
@@ -14572,7 +14576,7 @@
     <w:p>
       <w:pPr>
         <w:pStyle w:val="Heading2"/>
-        <w:pageBreakBefore/>
+        <w:spacing w:before="600"/>
       </w:pPr>
       <w:r>
         <w:t xml:space="preserve">Chapter 11: Literal and free translation</w:t>
@@ -14608,7 +14612,7 @@
     </w:p>
     <w:p>
       <w:pPr>
-        <w:spacing w:after="200" w:line="330"/>
+        <w:spacing w:after="170" w:line="330"/>
       </w:pPr>
       <w:r>
         <w:rPr>
@@ -14876,7 +14880,7 @@
     </w:p>
     <w:p>
       <w:pPr>
-        <w:spacing w:after="200" w:line="330"/>
+        <w:spacing w:after="170" w:line="330"/>
       </w:pPr>
       <w:r>
         <w:rPr>
@@ -15040,7 +15044,7 @@
     </w:p>
     <w:p>
       <w:pPr>
-        <w:spacing w:after="200" w:line="330"/>
+        <w:spacing w:after="170" w:line="330"/>
       </w:pPr>
       <w:r>
         <w:rPr>
@@ -15065,7 +15069,7 @@
     </w:p>
     <w:p>
       <w:pPr>
-        <w:spacing w:after="200" w:line="330"/>
+        <w:spacing w:after="170" w:line="330"/>
       </w:pPr>
       <w:r>
         <w:rPr>
@@ -15084,7 +15088,7 @@
     </w:p>
     <w:p>
       <w:pPr>
-        <w:spacing w:after="200" w:line="330"/>
+        <w:spacing w:after="170" w:line="330"/>
       </w:pPr>
       <w:r>
         <w:rPr>
@@ -15706,7 +15710,7 @@
     <w:p>
       <w:pPr>
         <w:pStyle w:val="Heading2"/>
-        <w:pageBreakBefore/>
+        <w:spacing w:before="600"/>
       </w:pPr>
       <w:r>
         <w:t xml:space="preserve">Chapter 12: Metaphoric translation</w:t>
@@ -15742,7 +15746,7 @@
     </w:p>
     <w:p>
       <w:pPr>
-        <w:spacing w:after="200" w:line="330"/>
+        <w:spacing w:after="170" w:line="330"/>
       </w:pPr>
       <w:r>
         <w:rPr>
@@ -15859,7 +15863,7 @@
     </w:p>
     <w:p>
       <w:pPr>
-        <w:spacing w:after="200" w:line="330"/>
+        <w:spacing w:after="170" w:line="330"/>
       </w:pPr>
       <w:r>
         <w:rPr>
@@ -15938,7 +15942,7 @@
     </w:p>
     <w:p>
       <w:pPr>
-        <w:spacing w:after="200" w:line="330"/>
+        <w:spacing w:after="170" w:line="330"/>
       </w:pPr>
       <w:r>
         <w:rPr>
@@ -16676,7 +16680,7 @@
     <w:p>
       <w:pPr>
         <w:pStyle w:val="Heading2"/>
-        <w:pageBreakBefore/>
+        <w:spacing w:before="600"/>
       </w:pPr>
       <w:r>
         <w:t xml:space="preserve">Chapter 13: The seven translation procedures</w:t>
@@ -16712,7 +16716,7 @@
     </w:p>
     <w:p>
       <w:pPr>
-        <w:spacing w:after="200" w:line="330"/>
+        <w:spacing w:after="170" w:line="330"/>
       </w:pPr>
       <w:r>
         <w:rPr>
@@ -16759,7 +16763,7 @@
     </w:p>
     <w:p>
       <w:pPr>
-        <w:spacing w:after="200" w:line="330"/>
+        <w:spacing w:after="170" w:line="330"/>
       </w:pPr>
       <w:r>
         <w:rPr>
@@ -17217,7 +17221,7 @@
     </w:p>
     <w:p>
       <w:pPr>
-        <w:spacing w:after="200" w:line="330"/>
+        <w:spacing w:after="170" w:line="330"/>
       </w:pPr>
       <w:r>
         <w:rPr>
@@ -17264,7 +17268,7 @@
     </w:p>
     <w:p>
       <w:pPr>
-        <w:spacing w:after="200" w:line="330"/>
+        <w:spacing w:after="170" w:line="330"/>
         <w:ind w:left="567"/>
       </w:pPr>
       <w:r>
@@ -18117,7 +18121,7 @@
     <w:p>
       <w:pPr>
         <w:pStyle w:val="Heading2"/>
-        <w:pageBreakBefore/>
+        <w:spacing w:before="600"/>
       </w:pPr>
       <w:r>
         <w:t xml:space="preserve">Chapter 14: Translation strategies</w:t>
@@ -18153,7 +18157,7 @@
     </w:p>
     <w:p>
       <w:pPr>
-        <w:spacing w:after="200" w:line="330"/>
+        <w:spacing w:after="170" w:line="330"/>
       </w:pPr>
       <w:r>
         <w:rPr>
@@ -18669,7 +18673,7 @@
     </w:p>
     <w:p>
       <w:pPr>
-        <w:spacing w:after="200" w:line="330"/>
+        <w:spacing w:after="170" w:line="330"/>
       </w:pPr>
       <w:r>
         <w:rPr>
@@ -18926,7 +18930,7 @@
     </w:p>
     <w:p>
       <w:pPr>
-        <w:spacing w:after="200" w:line="330"/>
+        <w:spacing w:after="170" w:line="330"/>
       </w:pPr>
       <w:r>
         <w:rPr>
@@ -18945,7 +18949,7 @@
     </w:p>
     <w:p>
       <w:pPr>
-        <w:spacing w:after="200" w:line="330"/>
+        <w:spacing w:after="170" w:line="330"/>
       </w:pPr>
       <w:r>
         <w:rPr>
@@ -19217,7 +19221,7 @@
     </w:p>
     <w:p>
       <w:pPr>
-        <w:spacing w:after="200" w:line="330"/>
+        <w:spacing w:after="170" w:line="330"/>
       </w:pPr>
       <w:r>
         <w:rPr>
@@ -20143,6 +20147,7 @@
     <w:p>
       <w:pPr>
         <w:pStyle w:val="Heading2"/>
+        <w:spacing w:before="0"/>
       </w:pPr>
       <w:r>
         <w:t xml:space="preserve">Chapter 15: Cultural approximation</w:t>
@@ -20178,7 +20183,7 @@
     </w:p>
     <w:p>
       <w:pPr>
-        <w:spacing w:after="200" w:line="330"/>
+        <w:spacing w:after="170" w:line="330"/>
       </w:pPr>
       <w:r>
         <w:rPr>
@@ -20211,7 +20216,7 @@
     </w:p>
     <w:p>
       <w:pPr>
-        <w:spacing w:after="200" w:line="330"/>
+        <w:spacing w:after="170" w:line="330"/>
       </w:pPr>
       <w:r>
         <w:rPr>
@@ -20460,7 +20465,7 @@
     </w:p>
     <w:p>
       <w:pPr>
-        <w:spacing w:after="200" w:line="330"/>
+        <w:spacing w:after="170" w:line="330"/>
       </w:pPr>
       <w:r>
         <w:rPr>
@@ -20517,7 +20522,7 @@
     </w:p>
     <w:p>
       <w:pPr>
-        <w:spacing w:after="200" w:line="330"/>
+        <w:spacing w:after="170" w:line="330"/>
       </w:pPr>
       <w:r>
         <w:rPr>
@@ -20712,7 +20717,7 @@
     </w:p>
     <w:p>
       <w:pPr>
-        <w:spacing w:after="200" w:line="330"/>
+        <w:spacing w:after="170" w:line="330"/>
       </w:pPr>
       <w:r>
         <w:rPr>
@@ -20864,7 +20869,7 @@
     </w:p>
     <w:p>
       <w:pPr>
-        <w:spacing w:after="200" w:line="330"/>
+        <w:spacing w:after="170" w:line="330"/>
       </w:pPr>
       <w:r>
         <w:rPr>
@@ -21475,7 +21480,7 @@
     <w:p>
       <w:pPr>
         <w:pStyle w:val="Heading2"/>
-        <w:pageBreakBefore/>
+        <w:spacing w:before="600"/>
       </w:pPr>
       <w:r>
         <w:t xml:space="preserve">Chapter 16: Descriptive translation</w:t>
@@ -21511,7 +21516,7 @@
     </w:p>
     <w:p>
       <w:pPr>
-        <w:spacing w:after="200" w:line="330"/>
+        <w:spacing w:after="170" w:line="330"/>
       </w:pPr>
       <w:r>
         <w:rPr>
@@ -21936,7 +21941,7 @@
     </w:p>
     <w:p>
       <w:pPr>
-        <w:spacing w:after="200" w:line="330"/>
+        <w:spacing w:after="170" w:line="330"/>
       </w:pPr>
       <w:r>
         <w:rPr>
@@ -22352,7 +22357,7 @@
     <w:p>
       <w:pPr>
         <w:pStyle w:val="Heading2"/>
-        <w:pageBreakBefore/>
+        <w:spacing w:before="600"/>
       </w:pPr>
       <w:r>
         <w:t xml:space="preserve">Chapter 17: Lexical creation</w:t>
@@ -22388,7 +22393,7 @@
     </w:p>
     <w:p>
       <w:pPr>
-        <w:spacing w:after="200" w:line="330"/>
+        <w:spacing w:after="170" w:line="330"/>
       </w:pPr>
       <w:r>
         <w:rPr>
@@ -22922,7 +22927,7 @@
     </w:p>
     <w:p>
       <w:pPr>
-        <w:spacing w:after="200" w:line="330"/>
+        <w:spacing w:after="170" w:line="330"/>
       </w:pPr>
       <w:r>
         <w:rPr>
@@ -23007,7 +23012,7 @@
     </w:p>
     <w:p>
       <w:pPr>
-        <w:spacing w:after="200" w:line="330"/>
+        <w:spacing w:after="170" w:line="330"/>
       </w:pPr>
       <w:r>
         <w:rPr>
@@ -23113,7 +23118,7 @@
     </w:p>
     <w:p>
       <w:pPr>
-        <w:spacing w:after="200" w:line="330"/>
+        <w:spacing w:after="170" w:line="330"/>
       </w:pPr>
       <w:r>
         <w:rPr>
@@ -23211,7 +23216,7 @@
     </w:p>
     <w:p>
       <w:pPr>
-        <w:spacing w:after="200" w:line="330"/>
+        <w:spacing w:after="170" w:line="330"/>
       </w:pPr>
       <w:r>
         <w:rPr>
@@ -23773,6 +23778,7 @@
     <w:p>
       <w:pPr>
         <w:pStyle w:val="Heading2"/>
+        <w:spacing w:before="0"/>
       </w:pPr>
       <w:r>
         <w:t xml:space="preserve">Chapter 18: Text analysis</w:t>
@@ -23808,7 +23814,7 @@
     </w:p>
     <w:p>
       <w:pPr>
-        <w:spacing w:after="200" w:line="330"/>
+        <w:spacing w:after="170" w:line="330"/>
       </w:pPr>
       <w:r>
         <w:rPr>
@@ -23918,7 +23924,7 @@
     </w:p>
     <w:p>
       <w:pPr>
-        <w:spacing w:after="200" w:line="330"/>
+        <w:spacing w:after="170" w:line="330"/>
       </w:pPr>
       <w:r>
         <w:rPr>
@@ -23937,7 +23943,7 @@
     </w:p>
     <w:p>
       <w:pPr>
-        <w:spacing w:after="200" w:line="330"/>
+        <w:spacing w:after="170" w:line="330"/>
       </w:pPr>
       <w:r>
         <w:rPr>
@@ -23984,7 +23990,7 @@
     </w:p>
     <w:p>
       <w:pPr>
-        <w:spacing w:after="200" w:line="330"/>
+        <w:spacing w:after="170" w:line="330"/>
       </w:pPr>
       <w:r>
         <w:rPr>
@@ -24023,7 +24029,7 @@
     </w:p>
     <w:p>
       <w:pPr>
-        <w:spacing w:after="200" w:line="330"/>
+        <w:spacing w:after="170" w:line="330"/>
       </w:pPr>
       <w:r>
         <w:rPr>
@@ -24187,7 +24193,7 @@
     </w:p>
     <w:p>
       <w:pPr>
-        <w:spacing w:after="200" w:line="330"/>
+        <w:spacing w:after="170" w:line="330"/>
       </w:pPr>
       <w:r>
         <w:rPr>
@@ -24289,7 +24295,7 @@
     </w:p>
     <w:p>
       <w:pPr>
-        <w:spacing w:after="200" w:line="330"/>
+        <w:spacing w:after="170" w:line="330"/>
       </w:pPr>
       <w:r>
         <w:rPr>
@@ -24322,7 +24328,7 @@
     </w:p>
     <w:p>
       <w:pPr>
-        <w:spacing w:after="200" w:line="330"/>
+        <w:spacing w:after="170" w:line="330"/>
       </w:pPr>
       <w:r>
         <w:rPr>
@@ -24466,7 +24472,7 @@
     </w:p>
     <w:p>
       <w:pPr>
-        <w:spacing w:after="200" w:line="330"/>
+        <w:spacing w:after="170" w:line="330"/>
       </w:pPr>
       <w:r>
         <w:rPr>
@@ -24583,7 +24589,7 @@
     </w:p>
     <w:p>
       <w:pPr>
-        <w:spacing w:after="200" w:line="330"/>
+        <w:spacing w:after="170" w:line="330"/>
       </w:pPr>
       <w:r>
         <w:rPr>
@@ -24663,7 +24669,7 @@
     </w:p>
     <w:p>
       <w:pPr>
-        <w:spacing w:after="200" w:line="330"/>
+        <w:spacing w:after="170" w:line="330"/>
       </w:pPr>
       <w:r>
         <w:rPr>
@@ -25137,7 +25143,7 @@
     <w:p>
       <w:pPr>
         <w:pStyle w:val="Heading2"/>
-        <w:pageBreakBefore/>
+        <w:spacing w:before="600"/>
       </w:pPr>
       <w:r>
         <w:t xml:space="preserve">Chapter 19: Text types and genres</w:t>
@@ -25173,7 +25179,7 @@
     </w:p>
     <w:p>
       <w:pPr>
-        <w:spacing w:after="200" w:line="330"/>
+        <w:spacing w:after="170" w:line="330"/>
       </w:pPr>
       <w:r>
         <w:rPr>
@@ -25637,7 +25643,7 @@
     </w:p>
     <w:p>
       <w:pPr>
-        <w:spacing w:after="200" w:line="330"/>
+        <w:spacing w:after="170" w:line="330"/>
       </w:pPr>
       <w:r>
         <w:rPr>
@@ -25898,7 +25904,7 @@
     </w:p>
     <w:p>
       <w:pPr>
-        <w:spacing w:after="200" w:line="330"/>
+        <w:spacing w:after="170" w:line="330"/>
       </w:pPr>
       <w:r>
         <w:rPr>
@@ -25923,7 +25929,7 @@
     </w:p>
     <w:p>
       <w:pPr>
-        <w:spacing w:after="200" w:line="330"/>
+        <w:spacing w:after="170" w:line="330"/>
       </w:pPr>
       <w:r>
         <w:rPr>
@@ -25964,7 +25970,7 @@
     </w:p>
     <w:p>
       <w:pPr>
-        <w:spacing w:after="200" w:line="330"/>
+        <w:spacing w:after="170" w:line="330"/>
       </w:pPr>
       <w:r>
         <w:rPr>
@@ -26034,7 +26040,7 @@
     </w:p>
     <w:p>
       <w:pPr>
-        <w:spacing w:after="200" w:line="330"/>
+        <w:spacing w:after="170" w:line="330"/>
       </w:pPr>
       <w:r>
         <w:rPr>
@@ -26479,7 +26485,7 @@
     <w:p>
       <w:pPr>
         <w:pStyle w:val="Heading2"/>
-        <w:pageBreakBefore/>
+        <w:spacing w:before="600"/>
       </w:pPr>
       <w:r>
         <w:t xml:space="preserve">Chapter 20: Words and points of view</w:t>
@@ -26515,7 +26521,7 @@
     </w:p>
     <w:p>
       <w:pPr>
-        <w:spacing w:after="200" w:line="330"/>
+        <w:spacing w:after="170" w:line="330"/>
       </w:pPr>
       <w:r>
         <w:rPr>
@@ -26728,7 +26734,7 @@
     </w:p>
     <w:p>
       <w:pPr>
-        <w:spacing w:after="200" w:line="330"/>
+        <w:spacing w:after="170" w:line="330"/>
       </w:pPr>
       <w:r>
         <w:rPr>
@@ -27158,6 +27164,7 @@
     <w:p>
       <w:pPr>
         <w:pStyle w:val="Heading2"/>
+        <w:spacing w:before="0"/>
       </w:pPr>
       <w:r>
         <w:t xml:space="preserve">Chapter 21: Terminology and terminology management</w:t>
@@ -27193,7 +27200,7 @@
     </w:p>
     <w:p>
       <w:pPr>
-        <w:spacing w:after="200" w:line="330"/>
+        <w:spacing w:after="170" w:line="330"/>
       </w:pPr>
       <w:r>
         <w:rPr>
@@ -27218,7 +27225,7 @@
     </w:p>
     <w:p>
       <w:pPr>
-        <w:spacing w:after="200" w:line="330"/>
+        <w:spacing w:after="170" w:line="330"/>
       </w:pPr>
       <w:r>
         <w:rPr>
@@ -27258,7 +27265,7 @@
     </w:p>
     <w:p>
       <w:pPr>
-        <w:spacing w:after="200" w:line="330"/>
+        <w:spacing w:after="170" w:line="330"/>
       </w:pPr>
       <w:r>
         <w:rPr>
@@ -27283,7 +27290,7 @@
     </w:p>
     <w:p>
       <w:pPr>
-        <w:spacing w:after="200" w:line="330"/>
+        <w:spacing w:after="170" w:line="330"/>
       </w:pPr>
       <w:r>
         <w:rPr>
@@ -27538,7 +27545,7 @@
     </w:p>
     <w:p>
       <w:pPr>
-        <w:spacing w:after="200" w:line="330"/>
+        <w:spacing w:after="170" w:line="330"/>
       </w:pPr>
       <w:r>
         <w:rPr>
@@ -27865,7 +27872,7 @@
     </w:p>
     <w:p>
       <w:pPr>
-        <w:spacing w:after="200" w:line="330"/>
+        <w:spacing w:after="170" w:line="330"/>
       </w:pPr>
       <w:r>
         <w:rPr>
@@ -27876,7 +27883,7 @@
     </w:p>
     <w:tbl>
       <w:tblPr>
-        <w:tblW w:type="dxa" w:w="7485"/>
+        <w:tblW w:type="dxa" w:w="7711"/>
         <w:tblBorders>
           <w:top w:val="single" w:color="CFC9DE" w:sz="4"/>
           <w:left w:val="single" w:color="CFC9DE" w:sz="4"/>
@@ -27887,10 +27894,10 @@
         </w:tblBorders>
       </w:tblPr>
       <w:tblGrid>
-        <w:gridCol w:w="2096"/>
-        <w:gridCol w:w="2096"/>
-        <w:gridCol w:w="1048"/>
-        <w:gridCol w:w="2245"/>
+        <w:gridCol w:w="2159"/>
+        <w:gridCol w:w="2159"/>
+        <w:gridCol w:w="1080"/>
+        <w:gridCol w:w="2313"/>
       </w:tblGrid>
       <w:tr>
         <w:trPr>
@@ -27898,7 +27905,7 @@
         </w:trPr>
         <w:tc>
           <w:tcPr>
-            <w:tcW w:type="dxa" w:w="2096"/>
+            <w:tcW w:type="dxa" w:w="2159"/>
             <w:shd w:fill="EFEBF8" w:color="auto" w:val="clear"/>
             <w:tcMar>
               <w:top w:type="dxa" w:w="50"/>
@@ -27926,7 +27933,7 @@
         </w:tc>
         <w:tc>
           <w:tcPr>
-            <w:tcW w:type="dxa" w:w="2096"/>
+            <w:tcW w:type="dxa" w:w="2159"/>
             <w:shd w:fill="EFEBF8" w:color="auto" w:val="clear"/>
             <w:tcMar>
               <w:top w:type="dxa" w:w="50"/>
@@ -27954,7 +27961,7 @@
         </w:tc>
         <w:tc>
           <w:tcPr>
-            <w:tcW w:type="dxa" w:w="1048"/>
+            <w:tcW w:type="dxa" w:w="1080"/>
             <w:shd w:fill="EFEBF8" w:color="auto" w:val="clear"/>
             <w:tcMar>
               <w:top w:type="dxa" w:w="50"/>
@@ -27982,7 +27989,7 @@
         </w:tc>
         <w:tc>
           <w:tcPr>
-            <w:tcW w:type="dxa" w:w="2245"/>
+            <w:tcW w:type="dxa" w:w="2313"/>
             <w:shd w:fill="EFEBF8" w:color="auto" w:val="clear"/>
             <w:tcMar>
               <w:top w:type="dxa" w:w="50"/>
@@ -28015,7 +28022,7 @@
         </w:trPr>
         <w:tc>
           <w:tcPr>
-            <w:tcW w:type="dxa" w:w="2096"/>
+            <w:tcW w:type="dxa" w:w="2159"/>
             <w:tcMar>
               <w:top w:type="dxa" w:w="50"/>
               <w:left w:type="dxa" w:w="80"/>
@@ -28041,7 +28048,7 @@
         </w:tc>
         <w:tc>
           <w:tcPr>
-            <w:tcW w:type="dxa" w:w="2096"/>
+            <w:tcW w:type="dxa" w:w="2159"/>
             <w:tcMar>
               <w:top w:type="dxa" w:w="50"/>
               <w:left w:type="dxa" w:w="80"/>
@@ -28066,7 +28073,7 @@
         </w:tc>
         <w:tc>
           <w:tcPr>
-            <w:tcW w:type="dxa" w:w="1048"/>
+            <w:tcW w:type="dxa" w:w="1080"/>
             <w:tcMar>
               <w:top w:type="dxa" w:w="50"/>
               <w:left w:type="dxa" w:w="80"/>
@@ -28090,7 +28097,7 @@
         </w:tc>
         <w:tc>
           <w:tcPr>
-            <w:tcW w:type="dxa" w:w="2245"/>
+            <w:tcW w:type="dxa" w:w="2313"/>
             <w:tcMar>
               <w:top w:type="dxa" w:w="50"/>
               <w:left w:type="dxa" w:w="80"/>
@@ -28153,7 +28160,7 @@
         </w:trPr>
         <w:tc>
           <w:tcPr>
-            <w:tcW w:type="dxa" w:w="2096"/>
+            <w:tcW w:type="dxa" w:w="2159"/>
             <w:tcMar>
               <w:top w:type="dxa" w:w="50"/>
               <w:left w:type="dxa" w:w="80"/>
@@ -28179,7 +28186,7 @@
         </w:tc>
         <w:tc>
           <w:tcPr>
-            <w:tcW w:type="dxa" w:w="2096"/>
+            <w:tcW w:type="dxa" w:w="2159"/>
             <w:tcMar>
               <w:top w:type="dxa" w:w="50"/>
               <w:left w:type="dxa" w:w="80"/>
@@ -28204,7 +28211,7 @@
         </w:tc>
         <w:tc>
           <w:tcPr>
-            <w:tcW w:type="dxa" w:w="1048"/>
+            <w:tcW w:type="dxa" w:w="1080"/>
             <w:tcMar>
               <w:top w:type="dxa" w:w="50"/>
               <w:left w:type="dxa" w:w="80"/>
@@ -28228,7 +28235,7 @@
         </w:tc>
         <w:tc>
           <w:tcPr>
-            <w:tcW w:type="dxa" w:w="2245"/>
+            <w:tcW w:type="dxa" w:w="2313"/>
             <w:tcMar>
               <w:top w:type="dxa" w:w="50"/>
               <w:left w:type="dxa" w:w="80"/>
@@ -28257,7 +28264,7 @@
         </w:trPr>
         <w:tc>
           <w:tcPr>
-            <w:tcW w:type="dxa" w:w="2096"/>
+            <w:tcW w:type="dxa" w:w="2159"/>
             <w:tcMar>
               <w:top w:type="dxa" w:w="50"/>
               <w:left w:type="dxa" w:w="80"/>
@@ -28291,7 +28298,7 @@
         </w:tc>
         <w:tc>
           <w:tcPr>
-            <w:tcW w:type="dxa" w:w="2096"/>
+            <w:tcW w:type="dxa" w:w="2159"/>
             <w:tcMar>
               <w:top w:type="dxa" w:w="50"/>
               <w:left w:type="dxa" w:w="80"/>
@@ -28316,7 +28323,7 @@
         </w:tc>
         <w:tc>
           <w:tcPr>
-            <w:tcW w:type="dxa" w:w="1048"/>
+            <w:tcW w:type="dxa" w:w="1080"/>
             <w:tcMar>
               <w:top w:type="dxa" w:w="50"/>
               <w:left w:type="dxa" w:w="80"/>
@@ -28340,7 +28347,7 @@
         </w:tc>
         <w:tc>
           <w:tcPr>
-            <w:tcW w:type="dxa" w:w="2245"/>
+            <w:tcW w:type="dxa" w:w="2313"/>
             <w:tcMar>
               <w:top w:type="dxa" w:w="50"/>
               <w:left w:type="dxa" w:w="80"/>
@@ -28396,7 +28403,7 @@
         </w:trPr>
         <w:tc>
           <w:tcPr>
-            <w:tcW w:type="dxa" w:w="2096"/>
+            <w:tcW w:type="dxa" w:w="2159"/>
             <w:tcMar>
               <w:top w:type="dxa" w:w="50"/>
               <w:left w:type="dxa" w:w="80"/>
@@ -28422,7 +28429,7 @@
         </w:tc>
         <w:tc>
           <w:tcPr>
-            <w:tcW w:type="dxa" w:w="2096"/>
+            <w:tcW w:type="dxa" w:w="2159"/>
             <w:tcMar>
               <w:top w:type="dxa" w:w="50"/>
               <w:left w:type="dxa" w:w="80"/>
@@ -28447,7 +28454,7 @@
         </w:tc>
         <w:tc>
           <w:tcPr>
-            <w:tcW w:type="dxa" w:w="1048"/>
+            <w:tcW w:type="dxa" w:w="1080"/>
             <w:tcMar>
               <w:top w:type="dxa" w:w="50"/>
               <w:left w:type="dxa" w:w="80"/>
@@ -28471,7 +28478,7 @@
         </w:tc>
         <w:tc>
           <w:tcPr>
-            <w:tcW w:type="dxa" w:w="2245"/>
+            <w:tcW w:type="dxa" w:w="2313"/>
             <w:tcMar>
               <w:top w:type="dxa" w:w="50"/>
               <w:left w:type="dxa" w:w="80"/>
@@ -28511,7 +28518,7 @@
     </w:p>
     <w:p>
       <w:pPr>
-        <w:spacing w:after="200" w:line="330"/>
+        <w:spacing w:after="170" w:line="330"/>
       </w:pPr>
       <w:r>
         <w:rPr>
@@ -28599,7 +28606,7 @@
     </w:p>
     <w:p>
       <w:pPr>
-        <w:spacing w:after="200" w:line="330"/>
+        <w:spacing w:after="170" w:line="330"/>
       </w:pPr>
       <w:r>
         <w:rPr>
@@ -28647,7 +28654,7 @@
     </w:p>
     <w:p>
       <w:pPr>
-        <w:spacing w:after="200" w:line="330"/>
+        <w:spacing w:after="170" w:line="330"/>
       </w:pPr>
       <w:r>
         <w:rPr>
@@ -28702,7 +28709,7 @@
     </w:p>
     <w:p>
       <w:pPr>
-        <w:spacing w:after="200" w:line="330"/>
+        <w:spacing w:after="170" w:line="330"/>
       </w:pPr>
       <w:r>
         <w:rPr>
@@ -28713,7 +28720,7 @@
     </w:p>
     <w:p>
       <w:pPr>
-        <w:spacing w:after="200" w:line="330"/>
+        <w:spacing w:after="170" w:line="330"/>
       </w:pPr>
       <w:r>
         <w:rPr>
@@ -29398,7 +29405,7 @@
     <w:p>
       <w:pPr>
         <w:pStyle w:val="Heading2"/>
-        <w:pageBreakBefore/>
+        <w:spacing w:before="600"/>
       </w:pPr>
       <w:r>
         <w:t xml:space="preserve">Chapter 22: Machine translation and AI</w:t>
@@ -29543,7 +29550,7 @@
     </w:p>
     <w:p>
       <w:pPr>
-        <w:spacing w:after="200" w:line="330"/>
+        <w:spacing w:after="170" w:line="330"/>
       </w:pPr>
       <w:r>
         <w:rPr>
@@ -29554,7 +29561,7 @@
     </w:p>
     <w:p>
       <w:pPr>
-        <w:spacing w:after="200" w:line="330"/>
+        <w:spacing w:after="170" w:line="330"/>
       </w:pPr>
       <w:r>
         <w:rPr>
@@ -29738,7 +29745,7 @@
     </w:p>
     <w:p>
       <w:pPr>
-        <w:spacing w:after="200" w:line="330"/>
+        <w:spacing w:after="170" w:line="330"/>
       </w:pPr>
       <w:r>
         <w:rPr>
@@ -29832,7 +29839,7 @@
     </w:p>
     <w:p>
       <w:pPr>
-        <w:spacing w:after="200" w:line="330"/>
+        <w:spacing w:after="170" w:line="330"/>
       </w:pPr>
       <w:r>
         <w:rPr>
@@ -29915,7 +29922,7 @@
     </w:p>
     <w:p>
       <w:pPr>
-        <w:spacing w:after="200" w:line="330"/>
+        <w:spacing w:after="170" w:line="330"/>
       </w:pPr>
       <w:r>
         <w:rPr>
@@ -29987,7 +29994,7 @@
     </w:p>
     <w:p>
       <w:pPr>
-        <w:spacing w:after="200" w:line="330"/>
+        <w:spacing w:after="170" w:line="330"/>
       </w:pPr>
       <w:r>
         <w:rPr>
@@ -30571,6 +30578,7 @@
     <w:p>
       <w:pPr>
         <w:pStyle w:val="Heading2"/>
+        <w:spacing w:before="0"/>
       </w:pPr>
       <w:r>
         <w:t xml:space="preserve">Chapter 23: Revision and common mistakes</w:t>
@@ -30606,7 +30614,7 @@
     </w:p>
     <w:p>
       <w:pPr>
-        <w:spacing w:after="200" w:line="330"/>
+        <w:spacing w:after="170" w:line="330"/>
       </w:pPr>
       <w:r>
         <w:rPr>
@@ -30716,7 +30724,7 @@
     </w:p>
     <w:p>
       <w:pPr>
-        <w:spacing w:after="200" w:line="330"/>
+        <w:spacing w:after="170" w:line="330"/>
       </w:pPr>
       <w:r>
         <w:rPr>
@@ -31635,7 +31643,7 @@
     <w:p>
       <w:pPr>
         <w:pStyle w:val="Heading2"/>
-        <w:pageBreakBefore/>
+        <w:spacing w:before="600"/>
       </w:pPr>
       <w:r>
         <w:t xml:space="preserve">Chapter 24: Interlingual risk assessment</w:t>
@@ -31671,7 +31679,7 @@
     </w:p>
     <w:p>
       <w:pPr>
-        <w:spacing w:after="200" w:line="330"/>
+        <w:spacing w:after="170" w:line="330"/>
       </w:pPr>
       <w:r>
         <w:rPr>
@@ -31704,7 +31712,7 @@
     </w:p>
     <w:p>
       <w:pPr>
-        <w:spacing w:after="200" w:line="330"/>
+        <w:spacing w:after="170" w:line="330"/>
       </w:pPr>
       <w:r>
         <w:rPr>
@@ -31729,7 +31737,7 @@
     </w:p>
     <w:tbl>
       <w:tblPr>
-        <w:tblW w:type="dxa" w:w="7485"/>
+        <w:tblW w:type="dxa" w:w="7711"/>
         <w:tblBorders>
           <w:top w:val="single" w:color="CFC9DE" w:sz="4"/>
           <w:left w:val="single" w:color="CFC9DE" w:sz="4"/>
@@ -31740,10 +31748,10 @@
         </w:tblBorders>
       </w:tblPr>
       <w:tblGrid>
-        <w:gridCol w:w="1347"/>
-        <w:gridCol w:w="2395"/>
-        <w:gridCol w:w="1347"/>
-        <w:gridCol w:w="2396"/>
+        <w:gridCol w:w="1388"/>
+        <w:gridCol w:w="2468"/>
+        <w:gridCol w:w="1388"/>
+        <w:gridCol w:w="2467"/>
       </w:tblGrid>
       <w:tr>
         <w:trPr>
@@ -31751,7 +31759,7 @@
         </w:trPr>
         <w:tc>
           <w:tcPr>
-            <w:tcW w:type="dxa" w:w="1347"/>
+            <w:tcW w:type="dxa" w:w="1388"/>
             <w:shd w:fill="EFEBF8" w:color="auto" w:val="clear"/>
             <w:tcMar>
               <w:top w:type="dxa" w:w="50"/>
@@ -31779,7 +31787,7 @@
         </w:tc>
         <w:tc>
           <w:tcPr>
-            <w:tcW w:type="dxa" w:w="2395"/>
+            <w:tcW w:type="dxa" w:w="2468"/>
             <w:shd w:fill="EFEBF8" w:color="auto" w:val="clear"/>
             <w:tcMar>
               <w:top w:type="dxa" w:w="50"/>
@@ -31807,7 +31815,7 @@
         </w:tc>
         <w:tc>
           <w:tcPr>
-            <w:tcW w:type="dxa" w:w="1347"/>
+            <w:tcW w:type="dxa" w:w="1388"/>
             <w:shd w:fill="EFEBF8" w:color="auto" w:val="clear"/>
             <w:tcMar>
               <w:top w:type="dxa" w:w="50"/>
@@ -31835,7 +31843,7 @@
         </w:tc>
         <w:tc>
           <w:tcPr>
-            <w:tcW w:type="dxa" w:w="2396"/>
+            <w:tcW w:type="dxa" w:w="2467"/>
             <w:shd w:fill="EFEBF8" w:color="auto" w:val="clear"/>
             <w:tcMar>
               <w:top w:type="dxa" w:w="50"/>
@@ -31868,7 +31876,7 @@
         </w:trPr>
         <w:tc>
           <w:tcPr>
-            <w:tcW w:type="dxa" w:w="1347"/>
+            <w:tcW w:type="dxa" w:w="1388"/>
             <w:tcMar>
               <w:top w:type="dxa" w:w="50"/>
               <w:left w:type="dxa" w:w="80"/>
@@ -31892,7 +31900,7 @@
         </w:tc>
         <w:tc>
           <w:tcPr>
-            <w:tcW w:type="dxa" w:w="2395"/>
+            <w:tcW w:type="dxa" w:w="2468"/>
             <w:tcMar>
               <w:top w:type="dxa" w:w="50"/>
               <w:left w:type="dxa" w:w="80"/>
@@ -31935,7 +31943,7 @@
         </w:tc>
         <w:tc>
           <w:tcPr>
-            <w:tcW w:type="dxa" w:w="1347"/>
+            <w:tcW w:type="dxa" w:w="1388"/>
             <w:tcMar>
               <w:top w:type="dxa" w:w="50"/>
               <w:left w:type="dxa" w:w="80"/>
@@ -31959,7 +31967,7 @@
         </w:tc>
         <w:tc>
           <w:tcPr>
-            <w:tcW w:type="dxa" w:w="2396"/>
+            <w:tcW w:type="dxa" w:w="2467"/>
             <w:tcMar>
               <w:top w:type="dxa" w:w="50"/>
               <w:left w:type="dxa" w:w="80"/>
@@ -31988,7 +31996,7 @@
         </w:trPr>
         <w:tc>
           <w:tcPr>
-            <w:tcW w:type="dxa" w:w="1347"/>
+            <w:tcW w:type="dxa" w:w="1388"/>
             <w:tcMar>
               <w:top w:type="dxa" w:w="50"/>
               <w:left w:type="dxa" w:w="80"/>
@@ -32012,7 +32020,7 @@
         </w:tc>
         <w:tc>
           <w:tcPr>
-            <w:tcW w:type="dxa" w:w="2395"/>
+            <w:tcW w:type="dxa" w:w="2468"/>
             <w:tcMar>
               <w:top w:type="dxa" w:w="50"/>
               <w:left w:type="dxa" w:w="80"/>
@@ -32036,7 +32044,7 @@
         </w:tc>
         <w:tc>
           <w:tcPr>
-            <w:tcW w:type="dxa" w:w="1347"/>
+            <w:tcW w:type="dxa" w:w="1388"/>
             <w:tcMar>
               <w:top w:type="dxa" w:w="50"/>
               <w:left w:type="dxa" w:w="80"/>
@@ -32060,7 +32068,7 @@
         </w:tc>
         <w:tc>
           <w:tcPr>
-            <w:tcW w:type="dxa" w:w="2396"/>
+            <w:tcW w:type="dxa" w:w="2467"/>
             <w:tcMar>
               <w:top w:type="dxa" w:w="50"/>
               <w:left w:type="dxa" w:w="80"/>
@@ -32089,7 +32097,7 @@
         </w:trPr>
         <w:tc>
           <w:tcPr>
-            <w:tcW w:type="dxa" w:w="1347"/>
+            <w:tcW w:type="dxa" w:w="1388"/>
             <w:tcMar>
               <w:top w:type="dxa" w:w="50"/>
               <w:left w:type="dxa" w:w="80"/>
@@ -32113,7 +32121,7 @@
         </w:tc>
         <w:tc>
           <w:tcPr>
-            <w:tcW w:type="dxa" w:w="2395"/>
+            <w:tcW w:type="dxa" w:w="2468"/>
             <w:tcMar>
               <w:top w:type="dxa" w:w="50"/>
               <w:left w:type="dxa" w:w="80"/>
@@ -32137,7 +32145,7 @@
         </w:tc>
         <w:tc>
           <w:tcPr>
-            <w:tcW w:type="dxa" w:w="1347"/>
+            <w:tcW w:type="dxa" w:w="1388"/>
             <w:tcMar>
               <w:top w:type="dxa" w:w="50"/>
               <w:left w:type="dxa" w:w="80"/>
@@ -32161,7 +32169,7 @@
         </w:tc>
         <w:tc>
           <w:tcPr>
-            <w:tcW w:type="dxa" w:w="2396"/>
+            <w:tcW w:type="dxa" w:w="2467"/>
             <w:tcMar>
               <w:top w:type="dxa" w:w="50"/>
               <w:left w:type="dxa" w:w="80"/>
@@ -32190,7 +32198,7 @@
         </w:trPr>
         <w:tc>
           <w:tcPr>
-            <w:tcW w:type="dxa" w:w="1347"/>
+            <w:tcW w:type="dxa" w:w="1388"/>
             <w:tcMar>
               <w:top w:type="dxa" w:w="50"/>
               <w:left w:type="dxa" w:w="80"/>
@@ -32214,7 +32222,7 @@
         </w:tc>
         <w:tc>
           <w:tcPr>
-            <w:tcW w:type="dxa" w:w="2395"/>
+            <w:tcW w:type="dxa" w:w="2468"/>
             <w:tcMar>
               <w:top w:type="dxa" w:w="50"/>
               <w:left w:type="dxa" w:w="80"/>
@@ -32265,7 +32273,7 @@
         </w:tc>
         <w:tc>
           <w:tcPr>
-            <w:tcW w:type="dxa" w:w="1347"/>
+            <w:tcW w:type="dxa" w:w="1388"/>
             <w:tcMar>
               <w:top w:type="dxa" w:w="50"/>
               <w:left w:type="dxa" w:w="80"/>
@@ -32289,7 +32297,7 @@
         </w:tc>
         <w:tc>
           <w:tcPr>
-            <w:tcW w:type="dxa" w:w="2396"/>
+            <w:tcW w:type="dxa" w:w="2467"/>
             <w:tcMar>
               <w:top w:type="dxa" w:w="50"/>
               <w:left w:type="dxa" w:w="80"/>
@@ -32318,7 +32326,7 @@
         </w:trPr>
         <w:tc>
           <w:tcPr>
-            <w:tcW w:type="dxa" w:w="1347"/>
+            <w:tcW w:type="dxa" w:w="1388"/>
             <w:tcMar>
               <w:top w:type="dxa" w:w="50"/>
               <w:left w:type="dxa" w:w="80"/>
@@ -32342,7 +32350,7 @@
         </w:tc>
         <w:tc>
           <w:tcPr>
-            <w:tcW w:type="dxa" w:w="2395"/>
+            <w:tcW w:type="dxa" w:w="2468"/>
             <w:tcMar>
               <w:top w:type="dxa" w:w="50"/>
               <w:left w:type="dxa" w:w="80"/>
@@ -32386,7 +32394,7 @@
         </w:tc>
         <w:tc>
           <w:tcPr>
-            <w:tcW w:type="dxa" w:w="1347"/>
+            <w:tcW w:type="dxa" w:w="1388"/>
             <w:tcMar>
               <w:top w:type="dxa" w:w="50"/>
               <w:left w:type="dxa" w:w="80"/>
@@ -32410,7 +32418,7 @@
         </w:tc>
         <w:tc>
           <w:tcPr>
-            <w:tcW w:type="dxa" w:w="2396"/>
+            <w:tcW w:type="dxa" w:w="2467"/>
             <w:tcMar>
               <w:top w:type="dxa" w:w="50"/>
               <w:left w:type="dxa" w:w="80"/>
@@ -32439,7 +32447,7 @@
         </w:trPr>
         <w:tc>
           <w:tcPr>
-            <w:tcW w:type="dxa" w:w="1347"/>
+            <w:tcW w:type="dxa" w:w="1388"/>
             <w:tcMar>
               <w:top w:type="dxa" w:w="50"/>
               <w:left w:type="dxa" w:w="80"/>
@@ -32463,7 +32471,7 @@
         </w:tc>
         <w:tc>
           <w:tcPr>
-            <w:tcW w:type="dxa" w:w="2395"/>
+            <w:tcW w:type="dxa" w:w="2468"/>
             <w:tcMar>
               <w:top w:type="dxa" w:w="50"/>
               <w:left w:type="dxa" w:w="80"/>
@@ -32505,7 +32513,7 @@
         </w:tc>
         <w:tc>
           <w:tcPr>
-            <w:tcW w:type="dxa" w:w="1347"/>
+            <w:tcW w:type="dxa" w:w="1388"/>
             <w:tcMar>
               <w:top w:type="dxa" w:w="50"/>
               <w:left w:type="dxa" w:w="80"/>
@@ -32529,7 +32537,7 @@
         </w:tc>
         <w:tc>
           <w:tcPr>
-            <w:tcW w:type="dxa" w:w="2396"/>
+            <w:tcW w:type="dxa" w:w="2467"/>
             <w:tcMar>
               <w:top w:type="dxa" w:w="50"/>
               <w:left w:type="dxa" w:w="80"/>
@@ -32558,7 +32566,7 @@
         </w:trPr>
         <w:tc>
           <w:tcPr>
-            <w:tcW w:type="dxa" w:w="1347"/>
+            <w:tcW w:type="dxa" w:w="1388"/>
             <w:tcMar>
               <w:top w:type="dxa" w:w="50"/>
               <w:left w:type="dxa" w:w="80"/>
@@ -32582,7 +32590,7 @@
         </w:tc>
         <w:tc>
           <w:tcPr>
-            <w:tcW w:type="dxa" w:w="2395"/>
+            <w:tcW w:type="dxa" w:w="2468"/>
             <w:tcMar>
               <w:top w:type="dxa" w:w="50"/>
               <w:left w:type="dxa" w:w="80"/>
@@ -32633,7 +32641,7 @@
         </w:tc>
         <w:tc>
           <w:tcPr>
-            <w:tcW w:type="dxa" w:w="1347"/>
+            <w:tcW w:type="dxa" w:w="1388"/>
             <w:tcMar>
               <w:top w:type="dxa" w:w="50"/>
               <w:left w:type="dxa" w:w="80"/>
@@ -32657,7 +32665,7 @@
         </w:tc>
         <w:tc>
           <w:tcPr>
-            <w:tcW w:type="dxa" w:w="2396"/>
+            <w:tcW w:type="dxa" w:w="2467"/>
             <w:tcMar>
               <w:top w:type="dxa" w:w="50"/>
               <w:left w:type="dxa" w:w="80"/>
@@ -32686,7 +32694,7 @@
         </w:trPr>
         <w:tc>
           <w:tcPr>
-            <w:tcW w:type="dxa" w:w="1347"/>
+            <w:tcW w:type="dxa" w:w="1388"/>
             <w:tcMar>
               <w:top w:type="dxa" w:w="50"/>
               <w:left w:type="dxa" w:w="80"/>
@@ -32710,7 +32718,7 @@
         </w:tc>
         <w:tc>
           <w:tcPr>
-            <w:tcW w:type="dxa" w:w="2395"/>
+            <w:tcW w:type="dxa" w:w="2468"/>
             <w:tcMar>
               <w:top w:type="dxa" w:w="50"/>
               <w:left w:type="dxa" w:w="80"/>
@@ -32794,7 +32802,7 @@
         </w:tc>
         <w:tc>
           <w:tcPr>
-            <w:tcW w:type="dxa" w:w="1347"/>
+            <w:tcW w:type="dxa" w:w="1388"/>
             <w:tcMar>
               <w:top w:type="dxa" w:w="50"/>
               <w:left w:type="dxa" w:w="80"/>
@@ -32818,7 +32826,7 @@
         </w:tc>
         <w:tc>
           <w:tcPr>
-            <w:tcW w:type="dxa" w:w="2396"/>
+            <w:tcW w:type="dxa" w:w="2467"/>
             <w:tcMar>
               <w:top w:type="dxa" w:w="50"/>
               <w:left w:type="dxa" w:w="80"/>
@@ -32847,7 +32855,7 @@
         </w:trPr>
         <w:tc>
           <w:tcPr>
-            <w:tcW w:type="dxa" w:w="1347"/>
+            <w:tcW w:type="dxa" w:w="1388"/>
             <w:tcMar>
               <w:top w:type="dxa" w:w="50"/>
               <w:left w:type="dxa" w:w="80"/>
@@ -32871,7 +32879,7 @@
         </w:tc>
         <w:tc>
           <w:tcPr>
-            <w:tcW w:type="dxa" w:w="2395"/>
+            <w:tcW w:type="dxa" w:w="2468"/>
             <w:tcMar>
               <w:top w:type="dxa" w:w="50"/>
               <w:left w:type="dxa" w:w="80"/>
@@ -32895,7 +32903,7 @@
         </w:tc>
         <w:tc>
           <w:tcPr>
-            <w:tcW w:type="dxa" w:w="1347"/>
+            <w:tcW w:type="dxa" w:w="1388"/>
             <w:tcMar>
               <w:top w:type="dxa" w:w="50"/>
               <w:left w:type="dxa" w:w="80"/>
@@ -32919,7 +32927,7 @@
         </w:tc>
         <w:tc>
           <w:tcPr>
-            <w:tcW w:type="dxa" w:w="2396"/>
+            <w:tcW w:type="dxa" w:w="2467"/>
             <w:tcMar>
               <w:top w:type="dxa" w:w="50"/>
               <w:left w:type="dxa" w:w="80"/>
@@ -32948,7 +32956,7 @@
         </w:trPr>
         <w:tc>
           <w:tcPr>
-            <w:tcW w:type="dxa" w:w="1347"/>
+            <w:tcW w:type="dxa" w:w="1388"/>
             <w:tcMar>
               <w:top w:type="dxa" w:w="50"/>
               <w:left w:type="dxa" w:w="80"/>
@@ -32972,7 +32980,7 @@
         </w:tc>
         <w:tc>
           <w:tcPr>
-            <w:tcW w:type="dxa" w:w="2395"/>
+            <w:tcW w:type="dxa" w:w="2468"/>
             <w:tcMar>
               <w:top w:type="dxa" w:w="50"/>
               <w:left w:type="dxa" w:w="80"/>
@@ -32996,7 +33004,7 @@
         </w:tc>
         <w:tc>
           <w:tcPr>
-            <w:tcW w:type="dxa" w:w="1347"/>
+            <w:tcW w:type="dxa" w:w="1388"/>
             <w:tcMar>
               <w:top w:type="dxa" w:w="50"/>
               <w:left w:type="dxa" w:w="80"/>
@@ -33020,7 +33028,7 @@
         </w:tc>
         <w:tc>
           <w:tcPr>
-            <w:tcW w:type="dxa" w:w="2396"/>
+            <w:tcW w:type="dxa" w:w="2467"/>
             <w:tcMar>
               <w:top w:type="dxa" w:w="50"/>
               <w:left w:type="dxa" w:w="80"/>
@@ -33112,7 +33120,7 @@
     </w:p>
     <w:p>
       <w:pPr>
-        <w:spacing w:after="200" w:line="330"/>
+        <w:spacing w:after="170" w:line="330"/>
       </w:pPr>
       <w:r>
         <w:rPr>
@@ -33586,7 +33594,7 @@
     <w:p>
       <w:pPr>
         <w:pStyle w:val="Heading2"/>
-        <w:pageBreakBefore/>
+        <w:spacing w:before="600"/>
       </w:pPr>
       <w:r>
         <w:t xml:space="preserve">Chapter 25: Translation commentary</w:t>
@@ -33622,7 +33630,7 @@
     </w:p>
     <w:p>
       <w:pPr>
-        <w:spacing w:after="200" w:line="330"/>
+        <w:spacing w:after="170" w:line="330"/>
       </w:pPr>
       <w:r>
         <w:rPr>
@@ -33708,7 +33716,7 @@
     </w:p>
     <w:p>
       <w:pPr>
-        <w:spacing w:after="200" w:line="330"/>
+        <w:spacing w:after="170" w:line="330"/>
       </w:pPr>
       <w:r>
         <w:rPr>
@@ -33975,7 +33983,7 @@
     </w:p>
     <w:p>
       <w:pPr>
-        <w:spacing w:after="200" w:line="330"/>
+        <w:spacing w:after="170" w:line="330"/>
       </w:pPr>
       <w:r>
         <w:rPr>
@@ -33986,7 +33994,7 @@
     </w:p>
     <w:p>
       <w:pPr>
-        <w:spacing w:after="200" w:line="330"/>
+        <w:spacing w:after="170" w:line="330"/>
         <w:ind w:left="567"/>
       </w:pPr>
       <w:r>
@@ -34377,6 +34385,7 @@
     <w:p>
       <w:pPr>
         <w:pStyle w:val="Heading2"/>
+        <w:spacing w:before="0"/>
       </w:pPr>
       <w:r>
         <w:t xml:space="preserve">Chapter 26: Introduction to audiovisual translation</w:t>
@@ -34412,7 +34421,7 @@
     </w:p>
     <w:p>
       <w:pPr>
-        <w:spacing w:after="200" w:line="330"/>
+        <w:spacing w:after="170" w:line="330"/>
       </w:pPr>
       <w:r>
         <w:rPr>
@@ -34635,7 +34644,7 @@
     </w:p>
     <w:p>
       <w:pPr>
-        <w:spacing w:after="200" w:line="330"/>
+        <w:spacing w:after="170" w:line="330"/>
       </w:pPr>
       <w:r>
         <w:rPr>
@@ -34683,7 +34692,7 @@
     </w:p>
     <w:p>
       <w:pPr>
-        <w:spacing w:after="200" w:line="330"/>
+        <w:spacing w:after="170" w:line="330"/>
       </w:pPr>
       <w:r>
         <w:rPr>
@@ -35447,7 +35456,7 @@
     <w:p>
       <w:pPr>
         <w:pStyle w:val="Heading2"/>
-        <w:pageBreakBefore/>
+        <w:spacing w:before="600"/>
       </w:pPr>
       <w:r>
         <w:t xml:space="preserve">Chapter 27: Subtitling</w:t>
@@ -35483,7 +35492,7 @@
     </w:p>
     <w:p>
       <w:pPr>
-        <w:spacing w:after="200" w:line="330"/>
+        <w:spacing w:after="170" w:line="330"/>
       </w:pPr>
       <w:r>
         <w:rPr>
@@ -35508,7 +35517,7 @@
     </w:p>
     <w:p>
       <w:pPr>
-        <w:spacing w:after="200" w:line="330"/>
+        <w:spacing w:after="170" w:line="330"/>
       </w:pPr>
       <w:r>
         <w:rPr>
@@ -35799,7 +35808,7 @@
     </w:p>
     <w:p>
       <w:pPr>
-        <w:spacing w:after="200" w:line="330"/>
+        <w:spacing w:after="170" w:line="330"/>
       </w:pPr>
       <w:r>
         <w:rPr>
@@ -35810,7 +35819,7 @@
     </w:p>
     <w:p>
       <w:pPr>
-        <w:spacing w:after="200" w:line="330"/>
+        <w:spacing w:after="170" w:line="330"/>
       </w:pPr>
       <w:r>
         <w:rPr>
@@ -35839,7 +35848,7 @@
     </w:p>
     <w:p>
       <w:pPr>
-        <w:spacing w:after="200" w:line="330"/>
+        <w:spacing w:after="170" w:line="330"/>
       </w:pPr>
       <w:r>
         <w:rPr>
@@ -35942,7 +35951,7 @@
     </w:p>
     <w:p>
       <w:pPr>
-        <w:spacing w:after="200" w:line="330"/>
+        <w:spacing w:after="170" w:line="330"/>
       </w:pPr>
       <w:r>
         <w:rPr>
@@ -36003,7 +36012,7 @@
     </w:p>
     <w:p>
       <w:pPr>
-        <w:spacing w:after="200" w:line="330"/>
+        <w:spacing w:after="170" w:line="330"/>
       </w:pPr>
       <w:r>
         <w:rPr>
@@ -36070,7 +36079,7 @@
     </w:p>
     <w:p>
       <w:pPr>
-        <w:spacing w:after="200" w:line="330"/>
+        <w:spacing w:after="170" w:line="330"/>
       </w:pPr>
       <w:r>
         <w:rPr>
@@ -36278,7 +36287,7 @@
     </w:p>
     <w:p>
       <w:pPr>
-        <w:spacing w:after="200" w:line="330"/>
+        <w:spacing w:after="170" w:line="330"/>
       </w:pPr>
       <w:r>
         <w:rPr>
@@ -36297,7 +36306,7 @@
     </w:p>
     <w:p>
       <w:pPr>
-        <w:spacing w:after="200" w:line="330"/>
+        <w:spacing w:after="170" w:line="330"/>
       </w:pPr>
       <w:r>
         <w:rPr>
@@ -36845,7 +36854,7 @@
     </w:p>
     <w:p>
       <w:pPr>
-        <w:spacing w:after="200" w:line="330"/>
+        <w:spacing w:after="170" w:line="330"/>
       </w:pPr>
       <w:r>
         <w:rPr>
@@ -36954,7 +36963,7 @@
     </w:p>
     <w:p>
       <w:pPr>
-        <w:spacing w:after="200" w:line="330"/>
+        <w:spacing w:after="170" w:line="330"/>
       </w:pPr>
       <w:r>
         <w:rPr>
@@ -36965,7 +36974,7 @@
     </w:p>
     <w:p>
       <w:pPr>
-        <w:spacing w:after="200" w:line="330"/>
+        <w:spacing w:after="170" w:line="330"/>
       </w:pPr>
       <w:r>
         <w:rPr>
@@ -36976,7 +36985,7 @@
     </w:p>
     <w:p>
       <w:pPr>
-        <w:spacing w:after="200" w:line="330"/>
+        <w:spacing w:after="170" w:line="330"/>
         <w:ind w:left="567"/>
       </w:pPr>
       <w:r>
@@ -37765,7 +37774,19 @@
     </w:p>
     <w:p>
       <w:pPr>
-        <w:spacing w:after="90" w:line="280"/>
+        <w:sectPr>
+          <w:headerReference w:type="default" r:id="rId11"/>
+          <w:footerReference w:type="default" r:id="rId12"/>
+          <w:pgSz w:w="9979" w:h="14175" w:orient="portrait"/>
+          <w:pgMar w:top="1134" w:right="1134" w:bottom="1134" w:left="1134" w:header="567" w:footer="510" w:gutter="0"/>
+          <w:pgNumType w:start="1" w:fmt="decimal"/>
+          <w:docGrid w:linePitch="360"/>
+        </w:sectPr>
+      </w:pPr>
+    </w:p>
+    <w:p>
+      <w:pPr>
+        <w:spacing w:after="90" w:line="262"/>
       </w:pPr>
       <w:r>
         <w:rPr>
@@ -37812,7 +37833,7 @@
     </w:p>
     <w:p>
       <w:pPr>
-        <w:spacing w:after="90" w:line="280"/>
+        <w:spacing w:after="90" w:line="262"/>
       </w:pPr>
       <w:r>
         <w:rPr>
@@ -37859,7 +37880,7 @@
     </w:p>
     <w:p>
       <w:pPr>
-        <w:spacing w:after="90" w:line="280"/>
+        <w:spacing w:after="90" w:line="262"/>
       </w:pPr>
       <w:r>
         <w:rPr>
@@ -37906,7 +37927,7 @@
     </w:p>
     <w:p>
       <w:pPr>
-        <w:spacing w:after="90" w:line="280"/>
+        <w:spacing w:after="90" w:line="262"/>
       </w:pPr>
       <w:r>
         <w:rPr>
@@ -37953,7 +37974,7 @@
     </w:p>
     <w:p>
       <w:pPr>
-        <w:spacing w:after="90" w:line="280"/>
+        <w:spacing w:after="90" w:line="262"/>
       </w:pPr>
       <w:r>
         <w:rPr>
@@ -38000,7 +38021,7 @@
     </w:p>
     <w:p>
       <w:pPr>
-        <w:spacing w:after="90" w:line="280"/>
+        <w:spacing w:after="90" w:line="262"/>
       </w:pPr>
       <w:r>
         <w:rPr>
@@ -38047,7 +38068,7 @@
     </w:p>
     <w:p>
       <w:pPr>
-        <w:spacing w:after="90" w:line="280"/>
+        <w:spacing w:after="90" w:line="262"/>
       </w:pPr>
       <w:r>
         <w:rPr>
@@ -38094,7 +38115,7 @@
     </w:p>
     <w:p>
       <w:pPr>
-        <w:spacing w:after="90" w:line="280"/>
+        <w:spacing w:after="90" w:line="262"/>
       </w:pPr>
       <w:r>
         <w:rPr>
@@ -38141,7 +38162,7 @@
     </w:p>
     <w:p>
       <w:pPr>
-        <w:spacing w:after="90" w:line="280"/>
+        <w:spacing w:after="90" w:line="262"/>
       </w:pPr>
       <w:r>
         <w:rPr>
@@ -38188,7 +38209,7 @@
     </w:p>
     <w:p>
       <w:pPr>
-        <w:spacing w:after="90" w:line="280"/>
+        <w:spacing w:after="90" w:line="262"/>
       </w:pPr>
       <w:r>
         <w:rPr>
@@ -38235,7 +38256,7 @@
     </w:p>
     <w:p>
       <w:pPr>
-        <w:spacing w:after="90" w:line="280"/>
+        <w:spacing w:after="90" w:line="262"/>
       </w:pPr>
       <w:r>
         <w:rPr>
@@ -38282,7 +38303,7 @@
     </w:p>
     <w:p>
       <w:pPr>
-        <w:spacing w:after="90" w:line="280"/>
+        <w:spacing w:after="90" w:line="262"/>
       </w:pPr>
       <w:r>
         <w:rPr>
@@ -38329,7 +38350,7 @@
     </w:p>
     <w:p>
       <w:pPr>
-        <w:spacing w:after="90" w:line="280"/>
+        <w:spacing w:after="90" w:line="262"/>
       </w:pPr>
       <w:r>
         <w:rPr>
@@ -38376,7 +38397,7 @@
     </w:p>
     <w:p>
       <w:pPr>
-        <w:spacing w:after="90" w:line="280"/>
+        <w:spacing w:after="90" w:line="262"/>
       </w:pPr>
       <w:r>
         <w:rPr>
@@ -38423,7 +38444,7 @@
     </w:p>
     <w:p>
       <w:pPr>
-        <w:spacing w:after="90" w:line="280"/>
+        <w:spacing w:after="90" w:line="262"/>
       </w:pPr>
       <w:r>
         <w:rPr>
@@ -38470,7 +38491,7 @@
     </w:p>
     <w:p>
       <w:pPr>
-        <w:spacing w:after="90" w:line="280"/>
+        <w:spacing w:after="90" w:line="262"/>
       </w:pPr>
       <w:r>
         <w:rPr>
@@ -38517,7 +38538,7 @@
     </w:p>
     <w:p>
       <w:pPr>
-        <w:spacing w:after="90" w:line="280"/>
+        <w:spacing w:after="90" w:line="262"/>
       </w:pPr>
       <w:r>
         <w:rPr>
@@ -38564,7 +38585,7 @@
     </w:p>
     <w:p>
       <w:pPr>
-        <w:spacing w:after="90" w:line="280"/>
+        <w:spacing w:after="90" w:line="262"/>
       </w:pPr>
       <w:r>
         <w:rPr>
@@ -38611,7 +38632,7 @@
     </w:p>
     <w:p>
       <w:pPr>
-        <w:spacing w:after="90" w:line="280"/>
+        <w:spacing w:after="90" w:line="262"/>
       </w:pPr>
       <w:r>
         <w:rPr>
@@ -38658,7 +38679,7 @@
     </w:p>
     <w:p>
       <w:pPr>
-        <w:spacing w:after="90" w:line="280"/>
+        <w:spacing w:after="90" w:line="262"/>
       </w:pPr>
       <w:r>
         <w:rPr>
@@ -38705,7 +38726,7 @@
     </w:p>
     <w:p>
       <w:pPr>
-        <w:spacing w:after="90" w:line="280"/>
+        <w:spacing w:after="90" w:line="262"/>
       </w:pPr>
       <w:r>
         <w:rPr>
@@ -38752,7 +38773,7 @@
     </w:p>
     <w:p>
       <w:pPr>
-        <w:spacing w:after="90" w:line="280"/>
+        <w:spacing w:after="90" w:line="262"/>
       </w:pPr>
       <w:r>
         <w:rPr>
@@ -38799,7 +38820,7 @@
     </w:p>
     <w:p>
       <w:pPr>
-        <w:spacing w:after="90" w:line="280"/>
+        <w:spacing w:after="90" w:line="262"/>
       </w:pPr>
       <w:r>
         <w:rPr>
@@ -38846,7 +38867,7 @@
     </w:p>
     <w:p>
       <w:pPr>
-        <w:spacing w:after="90" w:line="280"/>
+        <w:spacing w:after="90" w:line="262"/>
       </w:pPr>
       <w:r>
         <w:rPr>
@@ -38893,7 +38914,7 @@
     </w:p>
     <w:p>
       <w:pPr>
-        <w:spacing w:after="90" w:line="280"/>
+        <w:spacing w:after="90" w:line="262"/>
       </w:pPr>
       <w:r>
         <w:rPr>
@@ -38940,7 +38961,7 @@
     </w:p>
     <w:p>
       <w:pPr>
-        <w:spacing w:after="90" w:line="280"/>
+        <w:spacing w:after="90" w:line="262"/>
       </w:pPr>
       <w:r>
         <w:rPr>
@@ -38987,7 +39008,7 @@
     </w:p>
     <w:p>
       <w:pPr>
-        <w:spacing w:after="90" w:line="280"/>
+        <w:spacing w:after="90" w:line="262"/>
       </w:pPr>
       <w:r>
         <w:rPr>
@@ -39049,7 +39070,7 @@
     </w:p>
     <w:p>
       <w:pPr>
-        <w:spacing w:after="90" w:line="280"/>
+        <w:spacing w:after="90" w:line="262"/>
       </w:pPr>
       <w:r>
         <w:rPr>
@@ -39096,7 +39117,7 @@
     </w:p>
     <w:p>
       <w:pPr>
-        <w:spacing w:after="90" w:line="280"/>
+        <w:spacing w:after="90" w:line="262"/>
       </w:pPr>
       <w:r>
         <w:rPr>
@@ -39143,7 +39164,7 @@
     </w:p>
     <w:p>
       <w:pPr>
-        <w:spacing w:after="90" w:line="280"/>
+        <w:spacing w:after="90" w:line="262"/>
       </w:pPr>
       <w:r>
         <w:rPr>
@@ -39190,7 +39211,7 @@
     </w:p>
     <w:p>
       <w:pPr>
-        <w:spacing w:after="90" w:line="280"/>
+        <w:spacing w:after="90" w:line="262"/>
       </w:pPr>
       <w:r>
         <w:rPr>
@@ -39237,7 +39258,7 @@
     </w:p>
     <w:p>
       <w:pPr>
-        <w:spacing w:after="90" w:line="280"/>
+        <w:spacing w:after="90" w:line="262"/>
       </w:pPr>
       <w:r>
         <w:rPr>
@@ -39284,7 +39305,7 @@
     </w:p>
     <w:p>
       <w:pPr>
-        <w:spacing w:after="90" w:line="280"/>
+        <w:spacing w:after="90" w:line="262"/>
       </w:pPr>
       <w:r>
         <w:rPr>
@@ -39331,7 +39352,7 @@
     </w:p>
     <w:p>
       <w:pPr>
-        <w:spacing w:after="90" w:line="280"/>
+        <w:spacing w:after="90" w:line="262"/>
       </w:pPr>
       <w:r>
         <w:rPr>
@@ -39378,7 +39399,7 @@
     </w:p>
     <w:p>
       <w:pPr>
-        <w:spacing w:after="90" w:line="280"/>
+        <w:spacing w:after="90" w:line="262"/>
       </w:pPr>
       <w:r>
         <w:rPr>
@@ -39425,7 +39446,7 @@
     </w:p>
     <w:p>
       <w:pPr>
-        <w:spacing w:after="90" w:line="280"/>
+        <w:spacing w:after="90" w:line="262"/>
       </w:pPr>
       <w:r>
         <w:rPr>
@@ -39472,7 +39493,7 @@
     </w:p>
     <w:p>
       <w:pPr>
-        <w:spacing w:after="90" w:line="280"/>
+        <w:spacing w:after="90" w:line="262"/>
       </w:pPr>
       <w:r>
         <w:rPr>
@@ -39519,7 +39540,7 @@
     </w:p>
     <w:p>
       <w:pPr>
-        <w:spacing w:after="90" w:line="280"/>
+        <w:spacing w:after="90" w:line="262"/>
       </w:pPr>
       <w:r>
         <w:rPr>
@@ -39566,7 +39587,7 @@
     </w:p>
     <w:p>
       <w:pPr>
-        <w:spacing w:after="90" w:line="280"/>
+        <w:spacing w:after="90" w:line="262"/>
       </w:pPr>
       <w:r>
         <w:rPr>
@@ -39627,7 +39648,7 @@
     </w:p>
     <w:p>
       <w:pPr>
-        <w:spacing w:after="90" w:line="280"/>
+        <w:spacing w:after="90" w:line="262"/>
       </w:pPr>
       <w:r>
         <w:rPr>
@@ -39674,7 +39695,7 @@
     </w:p>
     <w:p>
       <w:pPr>
-        <w:spacing w:after="90" w:line="280"/>
+        <w:spacing w:after="90" w:line="262"/>
       </w:pPr>
       <w:r>
         <w:rPr>
@@ -39721,7 +39742,7 @@
     </w:p>
     <w:p>
       <w:pPr>
-        <w:spacing w:after="90" w:line="280"/>
+        <w:spacing w:after="90" w:line="262"/>
       </w:pPr>
       <w:r>
         <w:rPr>
@@ -39768,7 +39789,7 @@
     </w:p>
     <w:p>
       <w:pPr>
-        <w:spacing w:after="90" w:line="280"/>
+        <w:spacing w:after="90" w:line="262"/>
       </w:pPr>
       <w:r>
         <w:rPr>
@@ -39815,7 +39836,7 @@
     </w:p>
     <w:p>
       <w:pPr>
-        <w:spacing w:after="90" w:line="280"/>
+        <w:spacing w:after="90" w:line="262"/>
       </w:pPr>
       <w:r>
         <w:rPr>
@@ -39862,7 +39883,7 @@
     </w:p>
     <w:p>
       <w:pPr>
-        <w:spacing w:after="90" w:line="280"/>
+        <w:spacing w:after="90" w:line="262"/>
       </w:pPr>
       <w:r>
         <w:rPr>
@@ -39909,7 +39930,7 @@
     </w:p>
     <w:p>
       <w:pPr>
-        <w:spacing w:after="90" w:line="280"/>
+        <w:spacing w:after="90" w:line="262"/>
       </w:pPr>
       <w:r>
         <w:rPr>
@@ -39956,7 +39977,7 @@
     </w:p>
     <w:p>
       <w:pPr>
-        <w:spacing w:after="90" w:line="280"/>
+        <w:spacing w:after="90" w:line="262"/>
       </w:pPr>
       <w:r>
         <w:rPr>
@@ -40003,7 +40024,7 @@
     </w:p>
     <w:p>
       <w:pPr>
-        <w:spacing w:after="90" w:line="280"/>
+        <w:spacing w:after="90" w:line="262"/>
       </w:pPr>
       <w:r>
         <w:rPr>
@@ -40050,7 +40071,7 @@
     </w:p>
     <w:p>
       <w:pPr>
-        <w:spacing w:after="90" w:line="280"/>
+        <w:spacing w:after="90" w:line="262"/>
       </w:pPr>
       <w:r>
         <w:rPr>
@@ -40097,7 +40118,7 @@
     </w:p>
     <w:p>
       <w:pPr>
-        <w:spacing w:after="90" w:line="280"/>
+        <w:spacing w:after="90" w:line="262"/>
       </w:pPr>
       <w:r>
         <w:rPr>
@@ -40144,7 +40165,7 @@
     </w:p>
     <w:p>
       <w:pPr>
-        <w:spacing w:after="90" w:line="280"/>
+        <w:spacing w:after="90" w:line="262"/>
       </w:pPr>
       <w:r>
         <w:rPr>
@@ -40191,7 +40212,7 @@
     </w:p>
     <w:p>
       <w:pPr>
-        <w:spacing w:after="90" w:line="280"/>
+        <w:spacing w:after="90" w:line="262"/>
       </w:pPr>
       <w:r>
         <w:rPr>
@@ -40238,7 +40259,7 @@
     </w:p>
     <w:p>
       <w:pPr>
-        <w:spacing w:after="90" w:line="280"/>
+        <w:spacing w:after="90" w:line="262"/>
       </w:pPr>
       <w:r>
         <w:rPr>
@@ -40285,7 +40306,7 @@
     </w:p>
     <w:p>
       <w:pPr>
-        <w:spacing w:after="90" w:line="280"/>
+        <w:spacing w:after="90" w:line="262"/>
       </w:pPr>
       <w:r>
         <w:rPr>
@@ -40332,7 +40353,7 @@
     </w:p>
     <w:p>
       <w:pPr>
-        <w:spacing w:after="90" w:line="280"/>
+        <w:spacing w:after="90" w:line="262"/>
       </w:pPr>
       <w:r>
         <w:rPr>
@@ -40379,7 +40400,7 @@
     </w:p>
     <w:p>
       <w:pPr>
-        <w:spacing w:after="90" w:line="280"/>
+        <w:spacing w:after="90" w:line="262"/>
       </w:pPr>
       <w:r>
         <w:rPr>
@@ -40426,7 +40447,7 @@
     </w:p>
     <w:p>
       <w:pPr>
-        <w:spacing w:after="90" w:line="280"/>
+        <w:spacing w:after="90" w:line="262"/>
       </w:pPr>
       <w:r>
         <w:rPr>
@@ -40473,7 +40494,7 @@
     </w:p>
     <w:p>
       <w:pPr>
-        <w:spacing w:after="90" w:line="280"/>
+        <w:spacing w:after="90" w:line="262"/>
       </w:pPr>
       <w:r>
         <w:rPr>
@@ -40520,7 +40541,7 @@
     </w:p>
     <w:p>
       <w:pPr>
-        <w:spacing w:after="90" w:line="280"/>
+        <w:spacing w:after="90" w:line="262"/>
       </w:pPr>
       <w:r>
         <w:rPr>
@@ -40582,7 +40603,7 @@
     </w:p>
     <w:p>
       <w:pPr>
-        <w:spacing w:after="90" w:line="280"/>
+        <w:spacing w:after="90" w:line="262"/>
       </w:pPr>
       <w:r>
         <w:rPr>
@@ -40629,7 +40650,7 @@
     </w:p>
     <w:p>
       <w:pPr>
-        <w:spacing w:after="90" w:line="280"/>
+        <w:spacing w:after="90" w:line="262"/>
       </w:pPr>
       <w:r>
         <w:rPr>
@@ -40676,7 +40697,7 @@
     </w:p>
     <w:p>
       <w:pPr>
-        <w:spacing w:after="90" w:line="280"/>
+        <w:spacing w:after="90" w:line="262"/>
       </w:pPr>
       <w:r>
         <w:rPr>
@@ -40723,7 +40744,7 @@
     </w:p>
     <w:p>
       <w:pPr>
-        <w:spacing w:after="90" w:line="280"/>
+        <w:spacing w:after="90" w:line="262"/>
       </w:pPr>
       <w:r>
         <w:rPr>
@@ -40770,7 +40791,7 @@
     </w:p>
     <w:p>
       <w:pPr>
-        <w:spacing w:after="90" w:line="280"/>
+        <w:spacing w:after="90" w:line="262"/>
       </w:pPr>
       <w:r>
         <w:rPr>
@@ -40817,7 +40838,7 @@
     </w:p>
     <w:p>
       <w:pPr>
-        <w:spacing w:after="90" w:line="280"/>
+        <w:spacing w:after="90" w:line="262"/>
       </w:pPr>
       <w:r>
         <w:rPr>
@@ -40864,7 +40885,7 @@
     </w:p>
     <w:p>
       <w:pPr>
-        <w:spacing w:after="90" w:line="280"/>
+        <w:spacing w:after="90" w:line="262"/>
       </w:pPr>
       <w:r>
         <w:rPr>
@@ -40911,7 +40932,7 @@
     </w:p>
     <w:p>
       <w:pPr>
-        <w:spacing w:after="90" w:line="280"/>
+        <w:spacing w:after="90" w:line="262"/>
       </w:pPr>
       <w:r>
         <w:rPr>
@@ -40958,7 +40979,7 @@
     </w:p>
     <w:p>
       <w:pPr>
-        <w:spacing w:after="90" w:line="280"/>
+        <w:spacing w:after="90" w:line="262"/>
       </w:pPr>
       <w:r>
         <w:rPr>
@@ -41005,7 +41026,7 @@
     </w:p>
     <w:p>
       <w:pPr>
-        <w:spacing w:after="90" w:line="280"/>
+        <w:spacing w:after="90" w:line="262"/>
       </w:pPr>
       <w:r>
         <w:rPr>
@@ -41052,7 +41073,7 @@
     </w:p>
     <w:p>
       <w:pPr>
-        <w:spacing w:after="90" w:line="280"/>
+        <w:spacing w:after="90" w:line="262"/>
       </w:pPr>
       <w:r>
         <w:rPr>
@@ -41099,7 +41120,7 @@
     </w:p>
     <w:p>
       <w:pPr>
-        <w:spacing w:after="90" w:line="280"/>
+        <w:spacing w:after="90" w:line="262"/>
       </w:pPr>
       <w:r>
         <w:rPr>
@@ -41146,7 +41167,7 @@
     </w:p>
     <w:p>
       <w:pPr>
-        <w:spacing w:after="90" w:line="280"/>
+        <w:spacing w:after="90" w:line="262"/>
       </w:pPr>
       <w:r>
         <w:rPr>
@@ -41193,7 +41214,7 @@
     </w:p>
     <w:p>
       <w:pPr>
-        <w:spacing w:after="90" w:line="280"/>
+        <w:spacing w:after="90" w:line="262"/>
       </w:pPr>
       <w:r>
         <w:rPr>
@@ -41240,7 +41261,7 @@
     </w:p>
     <w:p>
       <w:pPr>
-        <w:spacing w:after="90" w:line="280"/>
+        <w:spacing w:after="90" w:line="262"/>
       </w:pPr>
       <w:r>
         <w:rPr>
@@ -41287,7 +41308,7 @@
     </w:p>
     <w:p>
       <w:pPr>
-        <w:spacing w:after="90" w:line="280"/>
+        <w:spacing w:after="90" w:line="262"/>
       </w:pPr>
       <w:r>
         <w:rPr>
@@ -41334,7 +41355,7 @@
     </w:p>
     <w:p>
       <w:pPr>
-        <w:spacing w:after="90" w:line="280"/>
+        <w:spacing w:after="90" w:line="262"/>
       </w:pPr>
       <w:r>
         <w:rPr>
@@ -41381,7 +41402,7 @@
     </w:p>
     <w:p>
       <w:pPr>
-        <w:spacing w:after="90" w:line="280"/>
+        <w:spacing w:after="90" w:line="262"/>
       </w:pPr>
       <w:r>
         <w:rPr>
@@ -41428,7 +41449,7 @@
     </w:p>
     <w:p>
       <w:pPr>
-        <w:spacing w:after="90" w:line="280"/>
+        <w:spacing w:after="90" w:line="262"/>
       </w:pPr>
       <w:r>
         <w:rPr>
@@ -41475,7 +41496,7 @@
     </w:p>
     <w:p>
       <w:pPr>
-        <w:spacing w:after="90" w:line="280"/>
+        <w:spacing w:after="90" w:line="262"/>
       </w:pPr>
       <w:r>
         <w:rPr>
@@ -41522,7 +41543,7 @@
     </w:p>
     <w:p>
       <w:pPr>
-        <w:spacing w:after="90" w:line="280"/>
+        <w:spacing w:after="90" w:line="262"/>
       </w:pPr>
       <w:r>
         <w:rPr>
@@ -41569,7 +41590,7 @@
     </w:p>
     <w:p>
       <w:pPr>
-        <w:spacing w:after="90" w:line="280"/>
+        <w:spacing w:after="90" w:line="262"/>
       </w:pPr>
       <w:r>
         <w:rPr>
@@ -41616,7 +41637,7 @@
     </w:p>
     <w:p>
       <w:pPr>
-        <w:spacing w:after="90" w:line="280"/>
+        <w:spacing w:after="90" w:line="262"/>
       </w:pPr>
       <w:r>
         <w:rPr>
@@ -41663,7 +41684,7 @@
     </w:p>
     <w:p>
       <w:pPr>
-        <w:spacing w:after="90" w:line="280"/>
+        <w:spacing w:after="90" w:line="262"/>
       </w:pPr>
       <w:r>
         <w:rPr>
@@ -41710,7 +41731,7 @@
     </w:p>
     <w:p>
       <w:pPr>
-        <w:spacing w:after="90" w:line="280"/>
+        <w:spacing w:after="90" w:line="262"/>
       </w:pPr>
       <w:r>
         <w:rPr>
@@ -41757,7 +41778,7 @@
     </w:p>
     <w:p>
       <w:pPr>
-        <w:spacing w:after="90" w:line="280"/>
+        <w:spacing w:after="90" w:line="262"/>
       </w:pPr>
       <w:r>
         <w:rPr>
@@ -41804,7 +41825,7 @@
     </w:p>
     <w:p>
       <w:pPr>
-        <w:spacing w:after="90" w:line="280"/>
+        <w:spacing w:after="90" w:line="262"/>
       </w:pPr>
       <w:r>
         <w:rPr>
@@ -41851,7 +41872,7 @@
     </w:p>
     <w:p>
       <w:pPr>
-        <w:spacing w:after="90" w:line="280"/>
+        <w:spacing w:after="90" w:line="262"/>
       </w:pPr>
       <w:r>
         <w:rPr>
@@ -41898,7 +41919,7 @@
     </w:p>
     <w:p>
       <w:pPr>
-        <w:spacing w:after="90" w:line="280"/>
+        <w:spacing w:after="90" w:line="262"/>
       </w:pPr>
       <w:r>
         <w:rPr>
@@ -41945,7 +41966,7 @@
     </w:p>
     <w:p>
       <w:pPr>
-        <w:spacing w:after="90" w:line="280"/>
+        <w:spacing w:after="90" w:line="262"/>
       </w:pPr>
       <w:r>
         <w:rPr>
@@ -41992,7 +42013,7 @@
     </w:p>
     <w:p>
       <w:pPr>
-        <w:spacing w:after="90" w:line="280"/>
+        <w:spacing w:after="90" w:line="262"/>
       </w:pPr>
       <w:r>
         <w:rPr>
@@ -42039,7 +42060,7 @@
     </w:p>
     <w:p>
       <w:pPr>
-        <w:spacing w:after="90" w:line="280"/>
+        <w:spacing w:after="90" w:line="262"/>
       </w:pPr>
       <w:r>
         <w:rPr>
@@ -42086,7 +42107,7 @@
     </w:p>
     <w:p>
       <w:pPr>
-        <w:spacing w:after="90" w:line="280"/>
+        <w:spacing w:after="90" w:line="262"/>
       </w:pPr>
       <w:r>
         <w:rPr>
@@ -42133,7 +42154,7 @@
     </w:p>
     <w:p>
       <w:pPr>
-        <w:spacing w:after="90" w:line="280"/>
+        <w:spacing w:after="90" w:line="262"/>
       </w:pPr>
       <w:r>
         <w:rPr>
@@ -42180,7 +42201,7 @@
     </w:p>
     <w:p>
       <w:pPr>
-        <w:spacing w:after="90" w:line="280"/>
+        <w:spacing w:after="90" w:line="262"/>
       </w:pPr>
       <w:r>
         <w:rPr>
@@ -42227,7 +42248,7 @@
     </w:p>
     <w:p>
       <w:pPr>
-        <w:spacing w:after="90" w:line="280"/>
+        <w:spacing w:after="90" w:line="262"/>
       </w:pPr>
       <w:r>
         <w:rPr>
@@ -42274,7 +42295,7 @@
     </w:p>
     <w:p>
       <w:pPr>
-        <w:spacing w:after="90" w:line="280"/>
+        <w:spacing w:after="90" w:line="262"/>
       </w:pPr>
       <w:r>
         <w:rPr>
@@ -42321,7 +42342,7 @@
     </w:p>
     <w:p>
       <w:pPr>
-        <w:spacing w:after="90" w:line="280"/>
+        <w:spacing w:after="90" w:line="262"/>
       </w:pPr>
       <w:r>
         <w:rPr>
@@ -42368,7 +42389,7 @@
     </w:p>
     <w:p>
       <w:pPr>
-        <w:spacing w:after="90" w:line="280"/>
+        <w:spacing w:after="90" w:line="262"/>
       </w:pPr>
       <w:r>
         <w:rPr>
@@ -42415,7 +42436,7 @@
     </w:p>
     <w:p>
       <w:pPr>
-        <w:spacing w:after="90" w:line="280"/>
+        <w:spacing w:after="90" w:line="262"/>
       </w:pPr>
       <w:r>
         <w:rPr>
@@ -42462,7 +42483,7 @@
     </w:p>
     <w:p>
       <w:pPr>
-        <w:spacing w:after="90" w:line="280"/>
+        <w:spacing w:after="90" w:line="262"/>
       </w:pPr>
       <w:r>
         <w:rPr>
@@ -42509,7 +42530,7 @@
     </w:p>
     <w:p>
       <w:pPr>
-        <w:spacing w:after="90" w:line="280"/>
+        <w:spacing w:after="90" w:line="262"/>
       </w:pPr>
       <w:r>
         <w:rPr>
@@ -42556,7 +42577,7 @@
     </w:p>
     <w:p>
       <w:pPr>
-        <w:spacing w:after="90" w:line="280"/>
+        <w:spacing w:after="90" w:line="262"/>
       </w:pPr>
       <w:r>
         <w:rPr>
@@ -42603,7 +42624,7 @@
     </w:p>
     <w:p>
       <w:pPr>
-        <w:spacing w:after="90" w:line="280"/>
+        <w:spacing w:after="90" w:line="262"/>
       </w:pPr>
       <w:r>
         <w:rPr>
@@ -42665,7 +42686,7 @@
     </w:p>
     <w:p>
       <w:pPr>
-        <w:spacing w:after="90" w:line="280"/>
+        <w:spacing w:after="90" w:line="262"/>
       </w:pPr>
       <w:r>
         <w:rPr>
@@ -42712,7 +42733,7 @@
     </w:p>
     <w:p>
       <w:pPr>
-        <w:spacing w:after="90" w:line="280"/>
+        <w:spacing w:after="90" w:line="262"/>
       </w:pPr>
       <w:r>
         <w:rPr>
@@ -42759,7 +42780,7 @@
     </w:p>
     <w:p>
       <w:pPr>
-        <w:spacing w:after="90" w:line="280"/>
+        <w:spacing w:after="90" w:line="262"/>
       </w:pPr>
       <w:r>
         <w:rPr>
@@ -42806,7 +42827,7 @@
     </w:p>
     <w:p>
       <w:pPr>
-        <w:spacing w:after="90" w:line="280"/>
+        <w:spacing w:after="90" w:line="262"/>
       </w:pPr>
       <w:r>
         <w:rPr>
@@ -42853,7 +42874,7 @@
     </w:p>
     <w:p>
       <w:pPr>
-        <w:spacing w:after="90" w:line="280"/>
+        <w:spacing w:after="90" w:line="262"/>
       </w:pPr>
       <w:r>
         <w:rPr>
@@ -42900,7 +42921,7 @@
     </w:p>
     <w:p>
       <w:pPr>
-        <w:spacing w:after="90" w:line="280"/>
+        <w:spacing w:after="90" w:line="262"/>
       </w:pPr>
       <w:r>
         <w:rPr>
@@ -42947,7 +42968,7 @@
     </w:p>
     <w:p>
       <w:pPr>
-        <w:spacing w:after="90" w:line="280"/>
+        <w:spacing w:after="90" w:line="262"/>
       </w:pPr>
       <w:r>
         <w:rPr>
@@ -42994,7 +43015,7 @@
     </w:p>
     <w:p>
       <w:pPr>
-        <w:spacing w:after="90" w:line="280"/>
+        <w:spacing w:after="90" w:line="262"/>
       </w:pPr>
       <w:r>
         <w:rPr>
@@ -43041,7 +43062,7 @@
     </w:p>
     <w:p>
       <w:pPr>
-        <w:spacing w:after="90" w:line="280"/>
+        <w:spacing w:after="90" w:line="262"/>
       </w:pPr>
       <w:r>
         <w:rPr>
@@ -43088,7 +43109,7 @@
     </w:p>
     <w:p>
       <w:pPr>
-        <w:spacing w:after="90" w:line="280"/>
+        <w:spacing w:after="90" w:line="262"/>
       </w:pPr>
       <w:r>
         <w:rPr>
@@ -43132,6 +43153,20 @@
         </w:rPr>
         <w:t xml:space="preserve">(Chapter 4)</w:t>
       </w:r>
+    </w:p>
+    <w:p>
+      <w:pPr>
+        <w:sectPr>
+          <w:headerReference w:type="default" r:id="rId13"/>
+          <w:footerReference w:type="default" r:id="rId14"/>
+          <w:type w:val="continuous"/>
+          <w:pgSz w:w="9979" w:h="14175" w:orient="portrait"/>
+          <w:pgMar w:top="1134" w:right="1134" w:bottom="1134" w:left="1134" w:header="567" w:footer="510" w:gutter="0"/>
+          <w:pgNumType/>
+          <w:cols w:space="454" w:num="2" w:equalWidth="true"/>
+          <w:docGrid w:linePitch="360"/>
+        </w:sectPr>
+      </w:pPr>
     </w:p>
     <w:p>
       <w:pPr>
@@ -44211,7 +44246,7 @@
                     </pic:cNvPicPr>
                   </pic:nvPicPr>
                   <pic:blipFill>
-                    <a:blip r:embed="rId19" cstate="none"/>
+                    <a:blip r:embed="rId23" cstate="none"/>
                     <a:srcRect/>
                     <a:stretch>
                       <a:fillRect/>
@@ -44268,11 +44303,12 @@
     <w:p>
       <w:pPr>
         <w:sectPr>
-          <w:headerReference w:type="default" r:id="rId11"/>
-          <w:footerReference w:type="default" r:id="rId12"/>
+          <w:headerReference w:type="default" r:id="rId15"/>
+          <w:footerReference w:type="default" r:id="rId16"/>
+          <w:type w:val="continuous"/>
           <w:pgSz w:w="9979" w:h="14175" w:orient="portrait"/>
-          <w:pgMar w:top="1247" w:right="1247" w:bottom="1247" w:left="1247" w:header="567" w:footer="510" w:gutter="0"/>
-          <w:pgNumType w:start="1" w:fmt="decimal"/>
+          <w:pgMar w:top="1134" w:right="1134" w:bottom="1134" w:left="1134" w:header="567" w:footer="510" w:gutter="0"/>
+          <w:pgNumType/>
           <w:docGrid w:linePitch="360"/>
         </w:sectPr>
       </w:pPr>
@@ -44281,10 +44317,10 @@
     <w:p>
       <w:pPr>
         <w:sectPr>
-          <w:headerReference w:type="default" r:id="rId13"/>
-          <w:footerReference w:type="default" r:id="rId14"/>
+          <w:headerReference w:type="default" r:id="rId17"/>
+          <w:footerReference w:type="default" r:id="rId18"/>
           <w:pgSz w:w="9979" w:h="14175" w:orient="portrait"/>
-          <w:pgMar w:top="1247" w:right="1247" w:bottom="1247" w:left="1247" w:header="567" w:footer="510" w:gutter="0"/>
+          <w:pgMar w:top="1134" w:right="1134" w:bottom="1134" w:left="1134" w:header="567" w:footer="510" w:gutter="0"/>
           <w:pgNumType/>
           <w:docGrid w:linePitch="360"/>
         </w:sectPr>
@@ -44318,7 +44354,7 @@
                     </pic:cNvPicPr>
                   </pic:nvPicPr>
                   <pic:blipFill>
-                    <a:blip r:embed="rId20" cstate="none"/>
+                    <a:blip r:embed="rId24" cstate="none"/>
                     <a:srcRect/>
                     <a:stretch>
                       <a:fillRect/>
@@ -44341,8 +44377,8 @@
       </w:r>
     </w:p>
     <w:sectPr>
-      <w:headerReference w:type="default" r:id="rId15"/>
-      <w:footerReference w:type="default" r:id="rId16"/>
+      <w:headerReference w:type="default" r:id="rId19"/>
+      <w:footerReference w:type="default" r:id="rId20"/>
       <w:pgSz w:w="9979" w:h="14175" w:orient="portrait"/>
       <w:pgMar w:top="0" w:right="0" w:bottom="0" w:left="0" w:header="0" w:footer="0" w:gutter="0"/>
       <w:pgNumType/>
@@ -44445,11 +44481,55 @@
 
 <file path=word/footer4.xml><?xml version="1.0" encoding="utf-8"?>
 <w:ftr xmlns:wpc="http://schemas.microsoft.com/office/word/2010/wordprocessingCanvas" xmlns:mc="http://schemas.openxmlformats.org/markup-compatibility/2006" xmlns:o="urn:schemas-microsoft-com:office:office" xmlns:r="http://schemas.openxmlformats.org/officeDocument/2006/relationships" xmlns:m="http://schemas.openxmlformats.org/officeDocument/2006/math" xmlns:v="urn:schemas-microsoft-com:vml" xmlns:wp14="http://schemas.microsoft.com/office/word/2010/wordprocessingDrawing" xmlns:wp="http://schemas.openxmlformats.org/drawingml/2006/wordprocessingDrawing" xmlns:w10="urn:schemas-microsoft-com:office:word" xmlns:w="http://schemas.openxmlformats.org/wordprocessingml/2006/main" xmlns:w14="http://schemas.microsoft.com/office/word/2010/wordml" xmlns:w15="http://schemas.microsoft.com/office/word/2012/wordml" xmlns:wpg="http://schemas.microsoft.com/office/word/2010/wordprocessingGroup" xmlns:wpi="http://schemas.microsoft.com/office/word/2010/wordprocessingInk" xmlns:wne="http://schemas.microsoft.com/office/word/2006/wordml" xmlns:wps="http://schemas.microsoft.com/office/word/2010/wordprocessingShape">
+  <w:p>
+    <w:pPr>
+      <w:jc w:val="center"/>
+    </w:pPr>
+    <w:r>
+      <w:rPr>
+        <w:rFonts w:ascii="Calibri" w:cs="Calibri" w:eastAsia="Calibri" w:hAnsi="Calibri"/>
+        <w:color w:val="6B6680"/>
+        <w:sz w:val="17"/>
+        <w:szCs w:val="17"/>
+      </w:rPr>
+      <w:fldChar w:fldCharType="begin"/>
+      <w:instrText xml:space="preserve">PAGE</w:instrText>
+      <w:fldChar w:fldCharType="separate"/>
+      <w:fldChar w:fldCharType="end"/>
+    </w:r>
+  </w:p>
+</w:ftr>
+</file>
+
+<file path=word/footer5.xml><?xml version="1.0" encoding="utf-8"?>
+<w:ftr xmlns:wpc="http://schemas.microsoft.com/office/word/2010/wordprocessingCanvas" xmlns:mc="http://schemas.openxmlformats.org/markup-compatibility/2006" xmlns:o="urn:schemas-microsoft-com:office:office" xmlns:r="http://schemas.openxmlformats.org/officeDocument/2006/relationships" xmlns:m="http://schemas.openxmlformats.org/officeDocument/2006/math" xmlns:v="urn:schemas-microsoft-com:vml" xmlns:wp14="http://schemas.microsoft.com/office/word/2010/wordprocessingDrawing" xmlns:wp="http://schemas.openxmlformats.org/drawingml/2006/wordprocessingDrawing" xmlns:w10="urn:schemas-microsoft-com:office:word" xmlns:w="http://schemas.openxmlformats.org/wordprocessingml/2006/main" xmlns:w14="http://schemas.microsoft.com/office/word/2010/wordml" xmlns:w15="http://schemas.microsoft.com/office/word/2012/wordml" xmlns:wpg="http://schemas.microsoft.com/office/word/2010/wordprocessingGroup" xmlns:wpi="http://schemas.microsoft.com/office/word/2010/wordprocessingInk" xmlns:wne="http://schemas.microsoft.com/office/word/2006/wordml" xmlns:wps="http://schemas.microsoft.com/office/word/2010/wordprocessingShape">
+  <w:p>
+    <w:pPr>
+      <w:jc w:val="center"/>
+    </w:pPr>
+    <w:r>
+      <w:rPr>
+        <w:rFonts w:ascii="Calibri" w:cs="Calibri" w:eastAsia="Calibri" w:hAnsi="Calibri"/>
+        <w:color w:val="6B6680"/>
+        <w:sz w:val="17"/>
+        <w:szCs w:val="17"/>
+      </w:rPr>
+      <w:fldChar w:fldCharType="begin"/>
+      <w:instrText xml:space="preserve">PAGE</w:instrText>
+      <w:fldChar w:fldCharType="separate"/>
+      <w:fldChar w:fldCharType="end"/>
+    </w:r>
+  </w:p>
+</w:ftr>
+</file>
+
+<file path=word/footer6.xml><?xml version="1.0" encoding="utf-8"?>
+<w:ftr xmlns:wpc="http://schemas.microsoft.com/office/word/2010/wordprocessingCanvas" xmlns:mc="http://schemas.openxmlformats.org/markup-compatibility/2006" xmlns:o="urn:schemas-microsoft-com:office:office" xmlns:r="http://schemas.openxmlformats.org/officeDocument/2006/relationships" xmlns:m="http://schemas.openxmlformats.org/officeDocument/2006/math" xmlns:v="urn:schemas-microsoft-com:vml" xmlns:wp14="http://schemas.microsoft.com/office/word/2010/wordprocessingDrawing" xmlns:wp="http://schemas.openxmlformats.org/drawingml/2006/wordprocessingDrawing" xmlns:w10="urn:schemas-microsoft-com:office:word" xmlns:w="http://schemas.openxmlformats.org/wordprocessingml/2006/main" xmlns:w14="http://schemas.microsoft.com/office/word/2010/wordml" xmlns:w15="http://schemas.microsoft.com/office/word/2012/wordml" xmlns:wpg="http://schemas.microsoft.com/office/word/2010/wordprocessingGroup" xmlns:wpi="http://schemas.microsoft.com/office/word/2010/wordprocessingInk" xmlns:wne="http://schemas.microsoft.com/office/word/2006/wordml" xmlns:wps="http://schemas.microsoft.com/office/word/2010/wordprocessingShape">
   <w:p/>
 </w:ftr>
 </file>
 
-<file path=word/footer5.xml><?xml version="1.0" encoding="utf-8"?>
+<file path=word/footer7.xml><?xml version="1.0" encoding="utf-8"?>
 <w:ftr xmlns:wpc="http://schemas.microsoft.com/office/word/2010/wordprocessingCanvas" xmlns:mc="http://schemas.openxmlformats.org/markup-compatibility/2006" xmlns:o="urn:schemas-microsoft-com:office:office" xmlns:r="http://schemas.openxmlformats.org/officeDocument/2006/relationships" xmlns:m="http://schemas.openxmlformats.org/officeDocument/2006/math" xmlns:v="urn:schemas-microsoft-com:vml" xmlns:wp14="http://schemas.microsoft.com/office/word/2010/wordprocessingDrawing" xmlns:wp="http://schemas.openxmlformats.org/drawingml/2006/wordprocessingDrawing" xmlns:w10="urn:schemas-microsoft-com:office:word" xmlns:w="http://schemas.openxmlformats.org/wordprocessingml/2006/main" xmlns:w14="http://schemas.microsoft.com/office/word/2010/wordml" xmlns:w15="http://schemas.microsoft.com/office/word/2012/wordml" xmlns:wpg="http://schemas.microsoft.com/office/word/2010/wordprocessingGroup" xmlns:wpi="http://schemas.microsoft.com/office/word/2010/wordprocessingInk" xmlns:wne="http://schemas.microsoft.com/office/word/2006/wordml" xmlns:wps="http://schemas.microsoft.com/office/word/2010/wordprocessingShape">
   <w:p/>
 </w:ftr>
@@ -44512,7 +44592,7 @@
         <w:bottom w:val="single" w:color="CFC9DE" w:sz="4" w:space="4"/>
       </w:pBdr>
       <w:tabs>
-        <w:tab w:val="right" w:pos="7485"/>
+        <w:tab w:val="right" w:pos="7711"/>
       </w:tabs>
     </w:pPr>
     <w:r>
@@ -44541,11 +44621,81 @@
 
 <file path=word/header4.xml><?xml version="1.0" encoding="utf-8"?>
 <w:hdr xmlns:wpc="http://schemas.microsoft.com/office/word/2010/wordprocessingCanvas" xmlns:mc="http://schemas.openxmlformats.org/markup-compatibility/2006" xmlns:o="urn:schemas-microsoft-com:office:office" xmlns:r="http://schemas.openxmlformats.org/officeDocument/2006/relationships" xmlns:m="http://schemas.openxmlformats.org/officeDocument/2006/math" xmlns:v="urn:schemas-microsoft-com:vml" xmlns:wp14="http://schemas.microsoft.com/office/word/2010/wordprocessingDrawing" xmlns:wp="http://schemas.openxmlformats.org/drawingml/2006/wordprocessingDrawing" xmlns:w10="urn:schemas-microsoft-com:office:word" xmlns:w="http://schemas.openxmlformats.org/wordprocessingml/2006/main" xmlns:w14="http://schemas.microsoft.com/office/word/2010/wordml" xmlns:w15="http://schemas.microsoft.com/office/word/2012/wordml" xmlns:wpg="http://schemas.microsoft.com/office/word/2010/wordprocessingGroup" xmlns:wpi="http://schemas.microsoft.com/office/word/2010/wordprocessingInk" xmlns:wne="http://schemas.microsoft.com/office/word/2006/wordml" xmlns:wps="http://schemas.microsoft.com/office/word/2010/wordprocessingShape" xmlns:cx="http://schemas.microsoft.com/office/drawing/2014/chartex" xmlns:cx1="http://schemas.microsoft.com/office/drawing/2015/9/8/chartex" xmlns:cx2="http://schemas.microsoft.com/office/drawing/2015/10/21/chartex" xmlns:cx3="http://schemas.microsoft.com/office/drawing/2016/5/9/chartex" xmlns:cx4="http://schemas.microsoft.com/office/drawing/2016/5/10/chartex" xmlns:cx5="http://schemas.microsoft.com/office/drawing/2016/5/11/chartex" xmlns:cx6="http://schemas.microsoft.com/office/drawing/2016/5/12/chartex" xmlns:cx7="http://schemas.microsoft.com/office/drawing/2016/5/13/chartex" xmlns:cx8="http://schemas.microsoft.com/office/drawing/2016/5/14/chartex" xmlns:w16cid="http://schemas.microsoft.com/office/word/2016/wordml/cid" xmlns:w16se="http://schemas.microsoft.com/office/word/2015/wordml/symex">
+  <w:p>
+    <w:pPr>
+      <w:pBdr>
+        <w:bottom w:val="single" w:color="CFC9DE" w:sz="4" w:space="4"/>
+      </w:pBdr>
+      <w:tabs>
+        <w:tab w:val="right" w:pos="7711"/>
+      </w:tabs>
+    </w:pPr>
+    <w:r>
+      <w:rPr>
+        <w:rFonts w:ascii="Calibri" w:cs="Calibri" w:eastAsia="Calibri" w:hAnsi="Calibri"/>
+        <w:i/>
+        <w:iCs/>
+        <w:color w:val="6B6680"/>
+        <w:sz w:val="16"/>
+        <w:szCs w:val="16"/>
+      </w:rPr>
+      <w:t xml:space="preserve">Translation Handbook</w:t>
+    </w:r>
+    <w:r>
+      <w:rPr>
+        <w:rFonts w:ascii="Calibri" w:cs="Calibri" w:eastAsia="Calibri" w:hAnsi="Calibri"/>
+        <w:sz w:val="16"/>
+        <w:szCs w:val="16"/>
+      </w:rPr>
+      <w:tab/>
+    </w:r>
+    <w:fldSimple w:instr="STYLEREF &quot;Heading 1&quot;"/>
+  </w:p>
+</w:hdr>
+</file>
+
+<file path=word/header5.xml><?xml version="1.0" encoding="utf-8"?>
+<w:hdr xmlns:wpc="http://schemas.microsoft.com/office/word/2010/wordprocessingCanvas" xmlns:mc="http://schemas.openxmlformats.org/markup-compatibility/2006" xmlns:o="urn:schemas-microsoft-com:office:office" xmlns:r="http://schemas.openxmlformats.org/officeDocument/2006/relationships" xmlns:m="http://schemas.openxmlformats.org/officeDocument/2006/math" xmlns:v="urn:schemas-microsoft-com:vml" xmlns:wp14="http://schemas.microsoft.com/office/word/2010/wordprocessingDrawing" xmlns:wp="http://schemas.openxmlformats.org/drawingml/2006/wordprocessingDrawing" xmlns:w10="urn:schemas-microsoft-com:office:word" xmlns:w="http://schemas.openxmlformats.org/wordprocessingml/2006/main" xmlns:w14="http://schemas.microsoft.com/office/word/2010/wordml" xmlns:w15="http://schemas.microsoft.com/office/word/2012/wordml" xmlns:wpg="http://schemas.microsoft.com/office/word/2010/wordprocessingGroup" xmlns:wpi="http://schemas.microsoft.com/office/word/2010/wordprocessingInk" xmlns:wne="http://schemas.microsoft.com/office/word/2006/wordml" xmlns:wps="http://schemas.microsoft.com/office/word/2010/wordprocessingShape" xmlns:cx="http://schemas.microsoft.com/office/drawing/2014/chartex" xmlns:cx1="http://schemas.microsoft.com/office/drawing/2015/9/8/chartex" xmlns:cx2="http://schemas.microsoft.com/office/drawing/2015/10/21/chartex" xmlns:cx3="http://schemas.microsoft.com/office/drawing/2016/5/9/chartex" xmlns:cx4="http://schemas.microsoft.com/office/drawing/2016/5/10/chartex" xmlns:cx5="http://schemas.microsoft.com/office/drawing/2016/5/11/chartex" xmlns:cx6="http://schemas.microsoft.com/office/drawing/2016/5/12/chartex" xmlns:cx7="http://schemas.microsoft.com/office/drawing/2016/5/13/chartex" xmlns:cx8="http://schemas.microsoft.com/office/drawing/2016/5/14/chartex" xmlns:w16cid="http://schemas.microsoft.com/office/word/2016/wordml/cid" xmlns:w16se="http://schemas.microsoft.com/office/word/2015/wordml/symex">
+  <w:p>
+    <w:pPr>
+      <w:pBdr>
+        <w:bottom w:val="single" w:color="CFC9DE" w:sz="4" w:space="4"/>
+      </w:pBdr>
+      <w:tabs>
+        <w:tab w:val="right" w:pos="7711"/>
+      </w:tabs>
+    </w:pPr>
+    <w:r>
+      <w:rPr>
+        <w:rFonts w:ascii="Calibri" w:cs="Calibri" w:eastAsia="Calibri" w:hAnsi="Calibri"/>
+        <w:i/>
+        <w:iCs/>
+        <w:color w:val="6B6680"/>
+        <w:sz w:val="16"/>
+        <w:szCs w:val="16"/>
+      </w:rPr>
+      <w:t xml:space="preserve">Translation Handbook</w:t>
+    </w:r>
+    <w:r>
+      <w:rPr>
+        <w:rFonts w:ascii="Calibri" w:cs="Calibri" w:eastAsia="Calibri" w:hAnsi="Calibri"/>
+        <w:sz w:val="16"/>
+        <w:szCs w:val="16"/>
+      </w:rPr>
+      <w:tab/>
+    </w:r>
+    <w:fldSimple w:instr="STYLEREF &quot;Heading 1&quot;"/>
+  </w:p>
+</w:hdr>
+</file>
+
+<file path=word/header6.xml><?xml version="1.0" encoding="utf-8"?>
+<w:hdr xmlns:wpc="http://schemas.microsoft.com/office/word/2010/wordprocessingCanvas" xmlns:mc="http://schemas.openxmlformats.org/markup-compatibility/2006" xmlns:o="urn:schemas-microsoft-com:office:office" xmlns:r="http://schemas.openxmlformats.org/officeDocument/2006/relationships" xmlns:m="http://schemas.openxmlformats.org/officeDocument/2006/math" xmlns:v="urn:schemas-microsoft-com:vml" xmlns:wp14="http://schemas.microsoft.com/office/word/2010/wordprocessingDrawing" xmlns:wp="http://schemas.openxmlformats.org/drawingml/2006/wordprocessingDrawing" xmlns:w10="urn:schemas-microsoft-com:office:word" xmlns:w="http://schemas.openxmlformats.org/wordprocessingml/2006/main" xmlns:w14="http://schemas.microsoft.com/office/word/2010/wordml" xmlns:w15="http://schemas.microsoft.com/office/word/2012/wordml" xmlns:wpg="http://schemas.microsoft.com/office/word/2010/wordprocessingGroup" xmlns:wpi="http://schemas.microsoft.com/office/word/2010/wordprocessingInk" xmlns:wne="http://schemas.microsoft.com/office/word/2006/wordml" xmlns:wps="http://schemas.microsoft.com/office/word/2010/wordprocessingShape" xmlns:cx="http://schemas.microsoft.com/office/drawing/2014/chartex" xmlns:cx1="http://schemas.microsoft.com/office/drawing/2015/9/8/chartex" xmlns:cx2="http://schemas.microsoft.com/office/drawing/2015/10/21/chartex" xmlns:cx3="http://schemas.microsoft.com/office/drawing/2016/5/9/chartex" xmlns:cx4="http://schemas.microsoft.com/office/drawing/2016/5/10/chartex" xmlns:cx5="http://schemas.microsoft.com/office/drawing/2016/5/11/chartex" xmlns:cx6="http://schemas.microsoft.com/office/drawing/2016/5/12/chartex" xmlns:cx7="http://schemas.microsoft.com/office/drawing/2016/5/13/chartex" xmlns:cx8="http://schemas.microsoft.com/office/drawing/2016/5/14/chartex" xmlns:w16cid="http://schemas.microsoft.com/office/word/2016/wordml/cid" xmlns:w16se="http://schemas.microsoft.com/office/word/2015/wordml/symex">
   <w:p/>
 </w:hdr>
 </file>
 
-<file path=word/header5.xml><?xml version="1.0" encoding="utf-8"?>
+<file path=word/header7.xml><?xml version="1.0" encoding="utf-8"?>
 <w:hdr xmlns:wpc="http://schemas.microsoft.com/office/word/2010/wordprocessingCanvas" xmlns:mc="http://schemas.openxmlformats.org/markup-compatibility/2006" xmlns:o="urn:schemas-microsoft-com:office:office" xmlns:r="http://schemas.openxmlformats.org/officeDocument/2006/relationships" xmlns:m="http://schemas.openxmlformats.org/officeDocument/2006/math" xmlns:v="urn:schemas-microsoft-com:vml" xmlns:wp14="http://schemas.microsoft.com/office/word/2010/wordprocessingDrawing" xmlns:wp="http://schemas.openxmlformats.org/drawingml/2006/wordprocessingDrawing" xmlns:w10="urn:schemas-microsoft-com:office:word" xmlns:w="http://schemas.openxmlformats.org/wordprocessingml/2006/main" xmlns:w14="http://schemas.microsoft.com/office/word/2010/wordml" xmlns:w15="http://schemas.microsoft.com/office/word/2012/wordml" xmlns:wpg="http://schemas.microsoft.com/office/word/2010/wordprocessingGroup" xmlns:wpi="http://schemas.microsoft.com/office/word/2010/wordprocessingInk" xmlns:wne="http://schemas.microsoft.com/office/word/2006/wordml" xmlns:wps="http://schemas.microsoft.com/office/word/2010/wordprocessingShape" xmlns:cx="http://schemas.microsoft.com/office/drawing/2014/chartex" xmlns:cx1="http://schemas.microsoft.com/office/drawing/2015/9/8/chartex" xmlns:cx2="http://schemas.microsoft.com/office/drawing/2015/10/21/chartex" xmlns:cx3="http://schemas.microsoft.com/office/drawing/2016/5/9/chartex" xmlns:cx4="http://schemas.microsoft.com/office/drawing/2016/5/10/chartex" xmlns:cx5="http://schemas.microsoft.com/office/drawing/2016/5/11/chartex" xmlns:cx6="http://schemas.microsoft.com/office/drawing/2016/5/12/chartex" xmlns:cx7="http://schemas.microsoft.com/office/drawing/2016/5/13/chartex" xmlns:cx8="http://schemas.microsoft.com/office/drawing/2016/5/14/chartex" xmlns:w16cid="http://schemas.microsoft.com/office/word/2016/wordml/cid" xmlns:w16se="http://schemas.microsoft.com/office/word/2015/wordml/symex">
   <w:p/>
 </w:hdr>
@@ -45418,7 +45568,7 @@
     <w:qFormat/>
     <w:pPr>
       <w:keepNext/>
-      <w:spacing w:after="140" w:before="380"/>
+      <w:spacing w:after="140" w:before="300"/>
       <w:outlineLvl w:val="2"/>
     </w:pPr>
     <w:rPr>
